--- a/Курс 3/Математические основы ИИ/Лабораторные/02. Симплексный метод решения задач линейного программирования/Вариант 6.docx
+++ b/Курс 3/Математические основы ИИ/Лабораторные/02. Симплексный метод решения задач линейного программирования/Вариант 6.docx
@@ -1,6 +1,6 @@
 
 <file path=word/document.xml><?xml version="1.0" encoding="utf-8"?>
-<w:document xmlns:wpc="http://schemas.microsoft.com/office/word/2010/wordprocessingCanvas" xmlns:cx="http://schemas.microsoft.com/office/drawing/2014/chartex" xmlns:cx1="http://schemas.microsoft.com/office/drawing/2015/9/8/chartex" xmlns:cx2="http://schemas.microsoft.com/office/drawing/2015/10/21/chartex" xmlns:cx3="http://schemas.microsoft.com/office/drawing/2016/5/9/chartex" xmlns:cx4="http://schemas.microsoft.com/office/drawing/2016/5/10/chartex" xmlns:cx5="http://schemas.microsoft.com/office/drawing/2016/5/11/chartex" xmlns:cx6="http://schemas.microsoft.com/office/drawing/2016/5/12/chartex" xmlns:cx7="http://schemas.microsoft.com/office/drawing/2016/5/13/chartex" xmlns:cx8="http://schemas.microsoft.com/office/drawing/2016/5/14/chartex" xmlns:mc="http://schemas.openxmlformats.org/markup-compatibility/2006" xmlns:aink="http://schemas.microsoft.com/office/drawing/2016/ink" xmlns:am3d="http://schemas.microsoft.com/office/drawing/2017/model3d" xmlns:o="urn:schemas-microsoft-com:office:office" xmlns:oel="http://schemas.microsoft.com/office/2019/extlst" xmlns:r="http://schemas.openxmlformats.org/officeDocument/2006/relationships" xmlns:m="http://schemas.openxmlformats.org/officeDocument/2006/math" xmlns:v="urn:schemas-microsoft-com:vml" xmlns:wp14="http://schemas.microsoft.com/office/word/2010/wordprocessingDrawing" xmlns:wp="http://schemas.openxmlformats.org/drawingml/2006/wordprocessingDrawing" xmlns:w10="urn:schemas-microsoft-com:office:word" xmlns:w="http://schemas.openxmlformats.org/wordprocessingml/2006/main" xmlns:w14="http://schemas.microsoft.com/office/word/2010/wordml" xmlns:w15="http://schemas.microsoft.com/office/word/2012/wordml" xmlns:w16cex="http://schemas.microsoft.com/office/word/2018/wordml/cex" xmlns:w16cid="http://schemas.microsoft.com/office/word/2016/wordml/cid" xmlns:w16="http://schemas.microsoft.com/office/word/2018/wordml" xmlns:w16du="http://schemas.microsoft.com/office/word/2023/wordml/word16du" xmlns:w16sdtdh="http://schemas.microsoft.com/office/word/2020/wordml/sdtdatahash" xmlns:w16sdtfl="http://schemas.microsoft.com/office/word/2024/wordml/sdtformatlock" xmlns:w16se="http://schemas.microsoft.com/office/word/2015/wordml/symex" xmlns:wpg="http://schemas.microsoft.com/office/word/2010/wordprocessingGroup" xmlns:wpi="http://schemas.microsoft.com/office/word/2010/wordprocessingInk" xmlns:wne="http://schemas.microsoft.com/office/word/2006/wordml" xmlns:wps="http://schemas.microsoft.com/office/word/2010/wordprocessingShape" mc:Ignorable="w14 w15 w16se w16cid w16 w16cex w16sdtdh w16sdtfl w16du wp14">
+<w:document xmlns:wpc="http://schemas.microsoft.com/office/word/2010/wordprocessingCanvas" xmlns:cx="http://schemas.microsoft.com/office/drawing/2014/chartex" xmlns:mc="http://schemas.openxmlformats.org/markup-compatibility/2006" xmlns:o="urn:schemas-microsoft-com:office:office" xmlns:r="http://schemas.openxmlformats.org/officeDocument/2006/relationships" xmlns:m="http://schemas.openxmlformats.org/officeDocument/2006/math" xmlns:v="urn:schemas-microsoft-com:vml" xmlns:wp14="http://schemas.microsoft.com/office/word/2010/wordprocessingDrawing" xmlns:wp="http://schemas.openxmlformats.org/drawingml/2006/wordprocessingDrawing" xmlns:w10="urn:schemas-microsoft-com:office:word" xmlns:w="http://schemas.openxmlformats.org/wordprocessingml/2006/main" xmlns:w14="http://schemas.microsoft.com/office/word/2010/wordml" xmlns:w15="http://schemas.microsoft.com/office/word/2012/wordml" xmlns:w16se="http://schemas.microsoft.com/office/word/2015/wordml/symex" xmlns:wpg="http://schemas.microsoft.com/office/word/2010/wordprocessingGroup" xmlns:wpi="http://schemas.microsoft.com/office/word/2010/wordprocessingInk" xmlns:wne="http://schemas.microsoft.com/office/word/2006/wordml" xmlns:wps="http://schemas.microsoft.com/office/word/2010/wordprocessingShape" mc:Ignorable="w14 w15 w16se wp14">
   <w:body>
     <w:p>
       <w:pPr>
@@ -304,14 +304,7 @@
               <w:rFonts w:ascii="Cambria Math" w:eastAsiaTheme="minorEastAsia" w:hAnsi="Cambria Math"/>
               <w:lang w:val="en-US"/>
             </w:rPr>
-            <m:t>≤</m:t>
-          </m:r>
-          <m:r>
-            <w:rPr>
-              <w:rFonts w:ascii="Cambria Math" w:eastAsiaTheme="minorEastAsia" w:hAnsi="Cambria Math"/>
-              <w:lang w:val="en-US"/>
-            </w:rPr>
-            <m:t>16</m:t>
+            <m:t>≤16</m:t>
           </m:r>
         </m:oMath>
       </m:oMathPara>
@@ -436,6 +429,30 @@
         </w:rPr>
         <w:t>Шаг 1.</w:t>
       </w:r>
+      <w:r>
+        <w:rPr>
+          <w:lang w:val="ru-RU"/>
+        </w:rPr>
+        <w:t xml:space="preserve"> </w:t>
+      </w:r>
+      <w:r>
+        <w:rPr>
+          <w:lang w:val="ru-RU"/>
+        </w:rPr>
+        <w:t xml:space="preserve">Переход к </w:t>
+      </w:r>
+      <w:r>
+        <w:rPr>
+          <w:lang w:val="en-US"/>
+        </w:rPr>
+        <w:t>M</w:t>
+      </w:r>
+      <w:r>
+        <w:rPr>
+          <w:lang w:val="ru-RU"/>
+        </w:rPr>
+        <w:t>-задаче</w:t>
+      </w:r>
     </w:p>
     <w:p>
       <w:pPr>
@@ -445,20 +462,805 @@
       </w:pPr>
       <w:r>
         <w:rPr>
-          <w:lang w:val="en-US"/>
-        </w:rPr>
-        <w:t>m</w:t>
-      </w:r>
-      <w:r>
-        <w:rPr>
           <w:lang w:val="ru-RU"/>
         </w:rPr>
-        <w:t xml:space="preserve"> = 2</w:t>
+        <w:t>В каждое из уравнений введена искусственная базисная переменная со знаком «+». Задача в расширенной форме выглядит следующим образом:</w:t>
       </w:r>
     </w:p>
     <w:p>
       <w:pPr>
         <w:rPr>
+          <w:rFonts w:asciiTheme="minorHAnsi" w:eastAsiaTheme="minorEastAsia" w:hAnsiTheme="minorHAnsi"/>
+          <w:lang w:val="en-US"/>
+        </w:rPr>
+      </w:pPr>
+      <m:oMathPara>
+        <m:oMath>
+          <m:r>
+            <w:rPr>
+              <w:rFonts w:ascii="Cambria Math" w:hAnsi="Cambria Math"/>
+              <w:lang w:val="ru-RU"/>
+            </w:rPr>
+            <m:t>f</m:t>
+          </m:r>
+          <m:d>
+            <m:dPr>
+              <m:ctrlPr>
+                <w:rPr>
+                  <w:rFonts w:ascii="Cambria Math" w:hAnsi="Cambria Math"/>
+                  <w:i/>
+                  <w:lang w:val="en-US"/>
+                </w:rPr>
+              </m:ctrlPr>
+            </m:dPr>
+            <m:e>
+              <m:r>
+                <w:rPr>
+                  <w:rFonts w:ascii="Cambria Math" w:hAnsi="Cambria Math"/>
+                  <w:lang w:val="en-US"/>
+                </w:rPr>
+                <m:t>x</m:t>
+              </m:r>
+            </m:e>
+          </m:d>
+          <m:r>
+            <w:rPr>
+              <w:rFonts w:ascii="Cambria Math" w:hAnsi="Cambria Math"/>
+              <w:lang w:val="en-US"/>
+            </w:rPr>
+            <m:t>=-3</m:t>
+          </m:r>
+          <m:sSub>
+            <m:sSubPr>
+              <m:ctrlPr>
+                <w:rPr>
+                  <w:rFonts w:ascii="Cambria Math" w:hAnsi="Cambria Math"/>
+                  <w:i/>
+                  <w:lang w:val="en-US"/>
+                </w:rPr>
+              </m:ctrlPr>
+            </m:sSubPr>
+            <m:e>
+              <m:r>
+                <w:rPr>
+                  <w:rFonts w:ascii="Cambria Math" w:hAnsi="Cambria Math"/>
+                  <w:lang w:val="en-US"/>
+                </w:rPr>
+                <m:t>x</m:t>
+              </m:r>
+            </m:e>
+            <m:sub>
+              <m:r>
+                <w:rPr>
+                  <w:rFonts w:ascii="Cambria Math" w:hAnsi="Cambria Math"/>
+                  <w:lang w:val="en-US"/>
+                </w:rPr>
+                <m:t>1</m:t>
+              </m:r>
+            </m:sub>
+          </m:sSub>
+          <m:r>
+            <w:rPr>
+              <w:rFonts w:ascii="Cambria Math" w:hAnsi="Cambria Math"/>
+              <w:lang w:val="en-US"/>
+            </w:rPr>
+            <m:t>+2</m:t>
+          </m:r>
+          <m:sSub>
+            <m:sSubPr>
+              <m:ctrlPr>
+                <w:rPr>
+                  <w:rFonts w:ascii="Cambria Math" w:hAnsi="Cambria Math"/>
+                  <w:i/>
+                  <w:lang w:val="en-US"/>
+                </w:rPr>
+              </m:ctrlPr>
+            </m:sSubPr>
+            <m:e>
+              <m:r>
+                <w:rPr>
+                  <w:rFonts w:ascii="Cambria Math" w:hAnsi="Cambria Math"/>
+                  <w:lang w:val="en-US"/>
+                </w:rPr>
+                <m:t>x</m:t>
+              </m:r>
+            </m:e>
+            <m:sub>
+              <m:r>
+                <w:rPr>
+                  <w:rFonts w:ascii="Cambria Math" w:hAnsi="Cambria Math"/>
+                  <w:lang w:val="en-US"/>
+                </w:rPr>
+                <m:t>2</m:t>
+              </m:r>
+            </m:sub>
+          </m:sSub>
+          <m:r>
+            <w:rPr>
+              <w:rFonts w:ascii="Cambria Math" w:hAnsi="Cambria Math"/>
+              <w:lang w:val="en-US"/>
+            </w:rPr>
+            <m:t>+0</m:t>
+          </m:r>
+          <m:sSub>
+            <m:sSubPr>
+              <m:ctrlPr>
+                <w:rPr>
+                  <w:rFonts w:ascii="Cambria Math" w:hAnsi="Cambria Math"/>
+                  <w:i/>
+                  <w:lang w:val="en-US"/>
+                </w:rPr>
+              </m:ctrlPr>
+            </m:sSubPr>
+            <m:e>
+              <m:r>
+                <w:rPr>
+                  <w:rFonts w:ascii="Cambria Math" w:hAnsi="Cambria Math"/>
+                  <w:lang w:val="en-US"/>
+                </w:rPr>
+                <m:t>x</m:t>
+              </m:r>
+            </m:e>
+            <m:sub>
+              <m:r>
+                <w:rPr>
+                  <w:rFonts w:ascii="Cambria Math" w:hAnsi="Cambria Math"/>
+                  <w:lang w:val="en-US"/>
+                </w:rPr>
+                <m:t>3</m:t>
+              </m:r>
+            </m:sub>
+          </m:sSub>
+          <m:r>
+            <w:rPr>
+              <w:rFonts w:ascii="Cambria Math" w:hAnsi="Cambria Math"/>
+              <w:lang w:val="en-US"/>
+            </w:rPr>
+            <m:t>+0</m:t>
+          </m:r>
+          <m:sSub>
+            <m:sSubPr>
+              <m:ctrlPr>
+                <w:rPr>
+                  <w:rFonts w:ascii="Cambria Math" w:hAnsi="Cambria Math"/>
+                  <w:i/>
+                  <w:lang w:val="en-US"/>
+                </w:rPr>
+              </m:ctrlPr>
+            </m:sSubPr>
+            <m:e>
+              <m:r>
+                <w:rPr>
+                  <w:rFonts w:ascii="Cambria Math" w:hAnsi="Cambria Math"/>
+                  <w:lang w:val="en-US"/>
+                </w:rPr>
+                <m:t>x</m:t>
+              </m:r>
+            </m:e>
+            <m:sub>
+              <m:r>
+                <w:rPr>
+                  <w:rFonts w:ascii="Cambria Math" w:hAnsi="Cambria Math"/>
+                  <w:lang w:val="en-US"/>
+                </w:rPr>
+                <m:t>4</m:t>
+              </m:r>
+            </m:sub>
+          </m:sSub>
+          <m:r>
+            <w:rPr>
+              <w:rFonts w:ascii="Cambria Math" w:hAnsi="Cambria Math"/>
+              <w:lang w:val="en-US"/>
+            </w:rPr>
+            <m:t>-M</m:t>
+          </m:r>
+          <m:sSub>
+            <m:sSubPr>
+              <m:ctrlPr>
+                <w:rPr>
+                  <w:rFonts w:ascii="Cambria Math" w:hAnsi="Cambria Math"/>
+                  <w:i/>
+                  <w:lang w:val="en-US"/>
+                </w:rPr>
+              </m:ctrlPr>
+            </m:sSubPr>
+            <m:e>
+              <m:r>
+                <w:rPr>
+                  <w:rFonts w:ascii="Cambria Math" w:hAnsi="Cambria Math"/>
+                  <w:lang w:val="en-US"/>
+                </w:rPr>
+                <m:t>x</m:t>
+              </m:r>
+            </m:e>
+            <m:sub>
+              <m:r>
+                <w:rPr>
+                  <w:rFonts w:ascii="Cambria Math" w:hAnsi="Cambria Math"/>
+                  <w:lang w:val="en-US"/>
+                </w:rPr>
+                <m:t>5</m:t>
+              </m:r>
+            </m:sub>
+          </m:sSub>
+          <m:r>
+            <w:rPr>
+              <w:rFonts w:ascii="Cambria Math" w:hAnsi="Cambria Math"/>
+              <w:lang w:val="en-US"/>
+            </w:rPr>
+            <m:t>→extr</m:t>
+          </m:r>
+        </m:oMath>
+      </m:oMathPara>
+    </w:p>
+    <w:p>
+      <w:pPr>
+        <w:rPr>
+          <w:rFonts w:asciiTheme="minorHAnsi" w:eastAsiaTheme="minorEastAsia" w:hAnsiTheme="minorHAnsi"/>
+          <w:lang w:val="en-US"/>
+        </w:rPr>
+      </w:pPr>
+      <m:oMathPara>
+        <m:oMath>
+          <m:r>
+            <w:rPr>
+              <w:rFonts w:ascii="Cambria Math" w:eastAsiaTheme="minorEastAsia" w:hAnsi="Cambria Math"/>
+              <w:lang w:val="en-US"/>
+            </w:rPr>
+            <m:t>-2</m:t>
+          </m:r>
+          <m:sSub>
+            <m:sSubPr>
+              <m:ctrlPr>
+                <w:rPr>
+                  <w:rFonts w:ascii="Cambria Math" w:eastAsiaTheme="minorEastAsia" w:hAnsi="Cambria Math"/>
+                  <w:i/>
+                  <w:lang w:val="en-US"/>
+                </w:rPr>
+              </m:ctrlPr>
+            </m:sSubPr>
+            <m:e>
+              <m:r>
+                <w:rPr>
+                  <w:rFonts w:ascii="Cambria Math" w:eastAsiaTheme="minorEastAsia" w:hAnsi="Cambria Math"/>
+                  <w:lang w:val="en-US"/>
+                </w:rPr>
+                <m:t>x</m:t>
+              </m:r>
+            </m:e>
+            <m:sub>
+              <m:r>
+                <w:rPr>
+                  <w:rFonts w:ascii="Cambria Math" w:eastAsiaTheme="minorEastAsia" w:hAnsi="Cambria Math"/>
+                  <w:lang w:val="en-US"/>
+                </w:rPr>
+                <m:t>1</m:t>
+              </m:r>
+            </m:sub>
+          </m:sSub>
+          <m:r>
+            <w:rPr>
+              <w:rFonts w:ascii="Cambria Math" w:eastAsiaTheme="minorEastAsia" w:hAnsi="Cambria Math"/>
+              <w:lang w:val="en-US"/>
+            </w:rPr>
+            <m:t>-</m:t>
+          </m:r>
+          <m:r>
+            <w:rPr>
+              <w:rFonts w:ascii="Cambria Math" w:eastAsiaTheme="minorEastAsia" w:hAnsi="Cambria Math"/>
+              <w:lang w:val="en-US"/>
+            </w:rPr>
+            <m:t>3</m:t>
+          </m:r>
+          <m:sSub>
+            <m:sSubPr>
+              <m:ctrlPr>
+                <w:rPr>
+                  <w:rFonts w:ascii="Cambria Math" w:eastAsiaTheme="minorEastAsia" w:hAnsi="Cambria Math"/>
+                  <w:i/>
+                  <w:lang w:val="en-US"/>
+                </w:rPr>
+              </m:ctrlPr>
+            </m:sSubPr>
+            <m:e>
+              <m:r>
+                <w:rPr>
+                  <w:rFonts w:ascii="Cambria Math" w:eastAsiaTheme="minorEastAsia" w:hAnsi="Cambria Math"/>
+                  <w:lang w:val="en-US"/>
+                </w:rPr>
+                <m:t>x</m:t>
+              </m:r>
+            </m:e>
+            <m:sub>
+              <m:r>
+                <w:rPr>
+                  <w:rFonts w:ascii="Cambria Math" w:eastAsiaTheme="minorEastAsia" w:hAnsi="Cambria Math"/>
+                  <w:lang w:val="en-US"/>
+                </w:rPr>
+                <m:t>2</m:t>
+              </m:r>
+            </m:sub>
+          </m:sSub>
+          <m:r>
+            <w:rPr>
+              <w:rFonts w:ascii="Cambria Math" w:eastAsiaTheme="minorEastAsia" w:hAnsi="Cambria Math"/>
+              <w:lang w:val="en-US"/>
+            </w:rPr>
+            <m:t>+</m:t>
+          </m:r>
+          <m:sSub>
+            <m:sSubPr>
+              <m:ctrlPr>
+                <w:rPr>
+                  <w:rFonts w:ascii="Cambria Math" w:eastAsiaTheme="minorEastAsia" w:hAnsi="Cambria Math"/>
+                  <w:i/>
+                  <w:lang w:val="en-US"/>
+                </w:rPr>
+              </m:ctrlPr>
+            </m:sSubPr>
+            <m:e>
+              <m:r>
+                <w:rPr>
+                  <w:rFonts w:ascii="Cambria Math" w:eastAsiaTheme="minorEastAsia" w:hAnsi="Cambria Math"/>
+                  <w:lang w:val="en-US"/>
+                </w:rPr>
+                <m:t>x</m:t>
+              </m:r>
+            </m:e>
+            <m:sub>
+              <m:r>
+                <w:rPr>
+                  <w:rFonts w:ascii="Cambria Math" w:eastAsiaTheme="minorEastAsia" w:hAnsi="Cambria Math"/>
+                  <w:lang w:val="en-US"/>
+                </w:rPr>
+                <m:t>3</m:t>
+              </m:r>
+            </m:sub>
+          </m:sSub>
+          <m:r>
+            <w:rPr>
+              <w:rFonts w:ascii="Cambria Math" w:eastAsiaTheme="minorEastAsia" w:hAnsi="Cambria Math"/>
+              <w:lang w:val="en-US"/>
+            </w:rPr>
+            <m:t>+M</m:t>
+          </m:r>
+          <m:sSub>
+            <m:sSubPr>
+              <m:ctrlPr>
+                <w:rPr>
+                  <w:rFonts w:ascii="Cambria Math" w:eastAsiaTheme="minorEastAsia" w:hAnsi="Cambria Math"/>
+                  <w:i/>
+                  <w:lang w:val="en-US"/>
+                </w:rPr>
+              </m:ctrlPr>
+            </m:sSubPr>
+            <m:e>
+              <m:r>
+                <w:rPr>
+                  <w:rFonts w:ascii="Cambria Math" w:eastAsiaTheme="minorEastAsia" w:hAnsi="Cambria Math"/>
+                  <w:lang w:val="en-US"/>
+                </w:rPr>
+                <m:t>x</m:t>
+              </m:r>
+            </m:e>
+            <m:sub>
+              <m:r>
+                <w:rPr>
+                  <w:rFonts w:ascii="Cambria Math" w:eastAsiaTheme="minorEastAsia" w:hAnsi="Cambria Math"/>
+                  <w:lang w:val="en-US"/>
+                </w:rPr>
+                <m:t>5</m:t>
+              </m:r>
+            </m:sub>
+          </m:sSub>
+          <m:r>
+            <w:rPr>
+              <w:rFonts w:ascii="Cambria Math" w:eastAsiaTheme="minorEastAsia" w:hAnsi="Cambria Math"/>
+              <w:lang w:val="en-US"/>
+            </w:rPr>
+            <m:t>=</m:t>
+          </m:r>
+          <m:r>
+            <w:rPr>
+              <w:rFonts w:ascii="Cambria Math" w:eastAsiaTheme="minorEastAsia" w:hAnsi="Cambria Math"/>
+              <w:lang w:val="en-US"/>
+            </w:rPr>
+            <m:t>6</m:t>
+          </m:r>
+        </m:oMath>
+      </m:oMathPara>
+    </w:p>
+    <w:p>
+      <w:pPr>
+        <w:rPr>
+          <w:rFonts w:asciiTheme="minorHAnsi" w:eastAsiaTheme="minorEastAsia" w:hAnsiTheme="minorHAnsi"/>
+          <w:lang w:val="ru-RU"/>
+        </w:rPr>
+      </w:pPr>
+      <m:oMathPara>
+        <m:oMath>
+          <m:sSub>
+            <m:sSubPr>
+              <m:ctrlPr>
+                <w:rPr>
+                  <w:rFonts w:ascii="Cambria Math" w:eastAsiaTheme="minorEastAsia" w:hAnsi="Cambria Math"/>
+                  <w:i/>
+                  <w:lang w:val="en-US"/>
+                </w:rPr>
+              </m:ctrlPr>
+            </m:sSubPr>
+            <m:e>
+              <m:r>
+                <w:rPr>
+                  <w:rFonts w:ascii="Cambria Math" w:eastAsiaTheme="minorEastAsia" w:hAnsi="Cambria Math"/>
+                  <w:lang w:val="en-US"/>
+                </w:rPr>
+                <m:t>x</m:t>
+              </m:r>
+            </m:e>
+            <m:sub>
+              <m:r>
+                <w:rPr>
+                  <w:rFonts w:ascii="Cambria Math" w:eastAsiaTheme="minorEastAsia" w:hAnsi="Cambria Math"/>
+                  <w:lang w:val="en-US"/>
+                </w:rPr>
+                <m:t>1</m:t>
+              </m:r>
+            </m:sub>
+          </m:sSub>
+          <m:r>
+            <w:rPr>
+              <w:rFonts w:ascii="Cambria Math" w:eastAsiaTheme="minorEastAsia" w:hAnsi="Cambria Math"/>
+              <w:lang w:val="en-US"/>
+            </w:rPr>
+            <m:t>+4</m:t>
+          </m:r>
+          <m:sSub>
+            <m:sSubPr>
+              <m:ctrlPr>
+                <w:rPr>
+                  <w:rFonts w:ascii="Cambria Math" w:eastAsiaTheme="minorEastAsia" w:hAnsi="Cambria Math"/>
+                  <w:i/>
+                  <w:lang w:val="en-US"/>
+                </w:rPr>
+              </m:ctrlPr>
+            </m:sSubPr>
+            <m:e>
+              <m:r>
+                <w:rPr>
+                  <w:rFonts w:ascii="Cambria Math" w:eastAsiaTheme="minorEastAsia" w:hAnsi="Cambria Math"/>
+                  <w:lang w:val="en-US"/>
+                </w:rPr>
+                <m:t>x</m:t>
+              </m:r>
+            </m:e>
+            <m:sub>
+              <m:r>
+                <w:rPr>
+                  <w:rFonts w:ascii="Cambria Math" w:eastAsiaTheme="minorEastAsia" w:hAnsi="Cambria Math"/>
+                  <w:lang w:val="en-US"/>
+                </w:rPr>
+                <m:t>2</m:t>
+              </m:r>
+            </m:sub>
+          </m:sSub>
+          <m:r>
+            <w:rPr>
+              <w:rFonts w:ascii="Cambria Math" w:eastAsiaTheme="minorEastAsia" w:hAnsi="Cambria Math"/>
+              <w:lang w:val="en-US"/>
+            </w:rPr>
+            <m:t>+</m:t>
+          </m:r>
+          <m:sSub>
+            <m:sSubPr>
+              <m:ctrlPr>
+                <w:rPr>
+                  <w:rFonts w:ascii="Cambria Math" w:eastAsiaTheme="minorEastAsia" w:hAnsi="Cambria Math"/>
+                  <w:i/>
+                  <w:lang w:val="en-US"/>
+                </w:rPr>
+              </m:ctrlPr>
+            </m:sSubPr>
+            <m:e>
+              <m:r>
+                <w:rPr>
+                  <w:rFonts w:ascii="Cambria Math" w:eastAsiaTheme="minorEastAsia" w:hAnsi="Cambria Math"/>
+                  <w:lang w:val="en-US"/>
+                </w:rPr>
+                <m:t>x</m:t>
+              </m:r>
+            </m:e>
+            <m:sub>
+              <m:r>
+                <w:rPr>
+                  <w:rFonts w:ascii="Cambria Math" w:eastAsiaTheme="minorEastAsia" w:hAnsi="Cambria Math"/>
+                  <w:lang w:val="en-US"/>
+                </w:rPr>
+                <m:t>4</m:t>
+              </m:r>
+            </m:sub>
+          </m:sSub>
+          <m:r>
+            <w:rPr>
+              <w:rFonts w:ascii="Cambria Math" w:eastAsiaTheme="minorEastAsia" w:hAnsi="Cambria Math"/>
+              <w:lang w:val="en-US"/>
+            </w:rPr>
+            <m:t>=</m:t>
+          </m:r>
+          <m:r>
+            <w:rPr>
+              <w:rFonts w:ascii="Cambria Math" w:eastAsiaTheme="minorEastAsia" w:hAnsi="Cambria Math"/>
+              <w:lang w:val="en-US"/>
+            </w:rPr>
+            <m:t>16</m:t>
+          </m:r>
+        </m:oMath>
+      </m:oMathPara>
+    </w:p>
+    <w:p>
+      <w:pPr>
+        <w:rPr>
+          <w:rFonts w:asciiTheme="minorHAnsi" w:eastAsiaTheme="minorEastAsia" w:hAnsiTheme="minorHAnsi"/>
+          <w:lang w:val="en-US"/>
+        </w:rPr>
+      </w:pPr>
+      <m:oMathPara>
+        <m:oMath>
+          <m:sSub>
+            <m:sSubPr>
+              <m:ctrlPr>
+                <w:rPr>
+                  <w:rFonts w:ascii="Cambria Math" w:eastAsiaTheme="minorEastAsia" w:hAnsi="Cambria Math"/>
+                  <w:i/>
+                  <w:lang w:val="ru-RU"/>
+                </w:rPr>
+              </m:ctrlPr>
+            </m:sSubPr>
+            <m:e>
+              <m:r>
+                <w:rPr>
+                  <w:rFonts w:ascii="Cambria Math" w:eastAsiaTheme="minorEastAsia" w:hAnsi="Cambria Math"/>
+                  <w:lang w:val="ru-RU"/>
+                </w:rPr>
+                <m:t>x</m:t>
+              </m:r>
+            </m:e>
+            <m:sub>
+              <m:r>
+                <w:rPr>
+                  <w:rFonts w:ascii="Cambria Math" w:eastAsiaTheme="minorEastAsia" w:hAnsi="Cambria Math"/>
+                  <w:lang w:val="ru-RU"/>
+                </w:rPr>
+                <m:t>1</m:t>
+              </m:r>
+            </m:sub>
+          </m:sSub>
+          <m:r>
+            <w:rPr>
+              <w:rFonts w:ascii="Cambria Math" w:eastAsiaTheme="minorEastAsia" w:hAnsi="Cambria Math"/>
+              <w:lang w:val="en-US"/>
+            </w:rPr>
+            <m:t>,</m:t>
+          </m:r>
+          <m:sSub>
+            <m:sSubPr>
+              <m:ctrlPr>
+                <w:rPr>
+                  <w:rFonts w:ascii="Cambria Math" w:eastAsiaTheme="minorEastAsia" w:hAnsi="Cambria Math"/>
+                  <w:i/>
+                  <w:lang w:val="en-US"/>
+                </w:rPr>
+              </m:ctrlPr>
+            </m:sSubPr>
+            <m:e>
+              <m:r>
+                <w:rPr>
+                  <w:rFonts w:ascii="Cambria Math" w:eastAsiaTheme="minorEastAsia" w:hAnsi="Cambria Math"/>
+                  <w:lang w:val="en-US"/>
+                </w:rPr>
+                <m:t>x</m:t>
+              </m:r>
+            </m:e>
+            <m:sub>
+              <m:r>
+                <w:rPr>
+                  <w:rFonts w:ascii="Cambria Math" w:eastAsiaTheme="minorEastAsia" w:hAnsi="Cambria Math"/>
+                  <w:lang w:val="en-US"/>
+                </w:rPr>
+                <m:t>2</m:t>
+              </m:r>
+            </m:sub>
+          </m:sSub>
+          <m:r>
+            <w:rPr>
+              <w:rFonts w:ascii="Cambria Math" w:eastAsiaTheme="minorEastAsia" w:hAnsi="Cambria Math"/>
+              <w:lang w:val="en-US"/>
+            </w:rPr>
+            <m:t>,</m:t>
+          </m:r>
+          <m:sSub>
+            <m:sSubPr>
+              <m:ctrlPr>
+                <w:rPr>
+                  <w:rFonts w:ascii="Cambria Math" w:eastAsiaTheme="minorEastAsia" w:hAnsi="Cambria Math"/>
+                  <w:i/>
+                  <w:lang w:val="en-US"/>
+                </w:rPr>
+              </m:ctrlPr>
+            </m:sSubPr>
+            <m:e>
+              <m:r>
+                <w:rPr>
+                  <w:rFonts w:ascii="Cambria Math" w:eastAsiaTheme="minorEastAsia" w:hAnsi="Cambria Math"/>
+                  <w:lang w:val="en-US"/>
+                </w:rPr>
+                <m:t>x</m:t>
+              </m:r>
+            </m:e>
+            <m:sub>
+              <m:r>
+                <w:rPr>
+                  <w:rFonts w:ascii="Cambria Math" w:eastAsiaTheme="minorEastAsia" w:hAnsi="Cambria Math"/>
+                  <w:lang w:val="en-US"/>
+                </w:rPr>
+                <m:t>3</m:t>
+              </m:r>
+            </m:sub>
+          </m:sSub>
+          <m:r>
+            <w:rPr>
+              <w:rFonts w:ascii="Cambria Math" w:eastAsiaTheme="minorEastAsia" w:hAnsi="Cambria Math"/>
+              <w:lang w:val="en-US"/>
+            </w:rPr>
+            <m:t>,</m:t>
+          </m:r>
+          <m:sSub>
+            <m:sSubPr>
+              <m:ctrlPr>
+                <w:rPr>
+                  <w:rFonts w:ascii="Cambria Math" w:eastAsiaTheme="minorEastAsia" w:hAnsi="Cambria Math"/>
+                  <w:i/>
+                  <w:lang w:val="en-US"/>
+                </w:rPr>
+              </m:ctrlPr>
+            </m:sSubPr>
+            <m:e>
+              <m:r>
+                <w:rPr>
+                  <w:rFonts w:ascii="Cambria Math" w:eastAsiaTheme="minorEastAsia" w:hAnsi="Cambria Math"/>
+                  <w:lang w:val="en-US"/>
+                </w:rPr>
+                <m:t>x</m:t>
+              </m:r>
+            </m:e>
+            <m:sub>
+              <m:r>
+                <w:rPr>
+                  <w:rFonts w:ascii="Cambria Math" w:eastAsiaTheme="minorEastAsia" w:hAnsi="Cambria Math"/>
+                  <w:lang w:val="en-US"/>
+                </w:rPr>
+                <m:t>4</m:t>
+              </m:r>
+            </m:sub>
+          </m:sSub>
+          <m:r>
+            <w:rPr>
+              <w:rFonts w:ascii="Cambria Math" w:eastAsiaTheme="minorEastAsia" w:hAnsi="Cambria Math"/>
+              <w:lang w:val="en-US"/>
+            </w:rPr>
+            <m:t>≥0</m:t>
+          </m:r>
+        </m:oMath>
+      </m:oMathPara>
+    </w:p>
+    <w:p>
+      <w:pPr>
+        <w:rPr>
+          <w:rFonts w:eastAsiaTheme="minorEastAsia"/>
+          <w:lang w:val="ru-RU"/>
+        </w:rPr>
+      </w:pPr>
+      <w:r>
+        <w:rPr>
+          <w:lang w:val="ru-RU"/>
+        </w:rPr>
+        <w:t xml:space="preserve">Базисные переменные – </w:t>
+      </w:r>
+      <m:oMath>
+        <m:sSub>
+          <m:sSubPr>
+            <m:ctrlPr>
+              <w:rPr>
+                <w:rFonts w:ascii="Cambria Math" w:hAnsi="Cambria Math"/>
+                <w:i/>
+                <w:lang w:val="en-US"/>
+              </w:rPr>
+            </m:ctrlPr>
+          </m:sSubPr>
+          <m:e>
+            <m:r>
+              <w:rPr>
+                <w:rFonts w:ascii="Cambria Math" w:hAnsi="Cambria Math"/>
+                <w:lang w:val="en-US"/>
+              </w:rPr>
+              <m:t>x</m:t>
+            </m:r>
+          </m:e>
+          <m:sub>
+            <m:r>
+              <w:rPr>
+                <w:rFonts w:ascii="Cambria Math" w:hAnsi="Cambria Math"/>
+                <w:lang w:val="ru-RU"/>
+              </w:rPr>
+              <m:t>3</m:t>
+            </m:r>
+          </m:sub>
+        </m:sSub>
+      </m:oMath>
+      <w:r>
+        <w:rPr>
+          <w:lang w:val="ru-RU"/>
+        </w:rPr>
+        <w:t xml:space="preserve">, </w:t>
+      </w:r>
+      <m:oMath>
+        <m:sSub>
+          <m:sSubPr>
+            <m:ctrlPr>
+              <w:rPr>
+                <w:rFonts w:ascii="Cambria Math" w:hAnsi="Cambria Math"/>
+                <w:i/>
+                <w:lang w:val="en-US"/>
+              </w:rPr>
+            </m:ctrlPr>
+          </m:sSubPr>
+          <m:e>
+            <m:r>
+              <w:rPr>
+                <w:rFonts w:ascii="Cambria Math" w:hAnsi="Cambria Math"/>
+                <w:lang w:val="en-US"/>
+              </w:rPr>
+              <m:t>x</m:t>
+            </m:r>
+          </m:e>
+          <m:sub>
+            <m:r>
+              <w:rPr>
+                <w:rFonts w:ascii="Cambria Math" w:hAnsi="Cambria Math"/>
+                <w:lang w:val="ru-RU"/>
+              </w:rPr>
+              <m:t>4</m:t>
+            </m:r>
+          </m:sub>
+        </m:sSub>
+      </m:oMath>
+      <w:r>
+        <w:rPr>
+          <w:rFonts w:eastAsiaTheme="minorEastAsia"/>
+          <w:lang w:val="ru-RU"/>
+        </w:rPr>
+        <w:t>.</w:t>
+      </w:r>
+    </w:p>
+    <w:p>
+      <w:pPr>
+        <w:rPr>
+          <w:rFonts w:eastAsiaTheme="minorEastAsia"/>
+          <w:lang w:val="ru-RU"/>
+        </w:rPr>
+      </w:pPr>
+      <w:r>
+        <w:rPr>
+          <w:rFonts w:eastAsiaTheme="minorEastAsia"/>
+          <w:lang w:val="ru-RU"/>
+        </w:rPr>
+        <w:t>Значения базисных переменных:</w:t>
+      </w:r>
+    </w:p>
+    <w:p>
+      <w:pPr>
+        <w:rPr>
+          <w:rFonts w:eastAsiaTheme="minorEastAsia"/>
           <w:lang w:val="ru-RU"/>
         </w:rPr>
       </w:pPr>
@@ -470,7 +1272,7 @@
               <m:endChr m:val=""/>
               <m:ctrlPr>
                 <w:rPr>
-                  <w:rFonts w:ascii="Cambria Math" w:hAnsi="Cambria Math"/>
+                  <w:rFonts w:ascii="Cambria Math" w:eastAsiaTheme="minorEastAsia" w:hAnsi="Cambria Math"/>
                   <w:i/>
                   <w:lang w:val="ru-RU"/>
                 </w:rPr>
@@ -481,7 +1283,7 @@
                 <m:eqArrPr>
                   <m:ctrlPr>
                     <w:rPr>
-                      <w:rFonts w:ascii="Cambria Math" w:hAnsi="Cambria Math"/>
+                      <w:rFonts w:ascii="Cambria Math" w:eastAsiaTheme="minorEastAsia" w:hAnsi="Cambria Math"/>
                       <w:i/>
                       <w:lang w:val="ru-RU"/>
                     </w:rPr>
@@ -490,68 +1292,16 @@
                 <m:e>
                   <m:r>
                     <w:rPr>
-                      <w:rFonts w:ascii="Cambria Math" w:hAnsi="Cambria Math"/>
+                      <w:rFonts w:ascii="Cambria Math" w:eastAsiaTheme="minorEastAsia" w:hAnsi="Cambria Math"/>
                       <w:lang w:val="ru-RU"/>
                     </w:rPr>
-                    <m:t>-2</m:t>
+                    <m:t>0</m:t>
                   </m:r>
                   <m:sSub>
                     <m:sSubPr>
                       <m:ctrlPr>
                         <w:rPr>
-                          <w:rFonts w:ascii="Cambria Math" w:hAnsi="Cambria Math"/>
-                          <w:i/>
-                          <w:lang w:val="en-US"/>
-                        </w:rPr>
-                      </m:ctrlPr>
-                    </m:sSubPr>
-                    <m:e>
-                      <m:r>
-                        <w:rPr>
-                          <w:rFonts w:ascii="Cambria Math" w:hAnsi="Cambria Math"/>
-                          <w:lang w:val="en-US"/>
-                        </w:rPr>
-                        <m:t>x</m:t>
-                      </m:r>
-                    </m:e>
-                    <m:sub>
-                      <m:r>
-                        <w:rPr>
-                          <w:rFonts w:ascii="Cambria Math" w:hAnsi="Cambria Math"/>
-                          <w:lang w:val="en-US"/>
-                        </w:rPr>
-                        <m:t>1</m:t>
-                      </m:r>
-                    </m:sub>
-                  </m:sSub>
-                  <m:r>
-                    <w:rPr>
-                      <w:rFonts w:ascii="Cambria Math" w:hAnsi="Cambria Math"/>
-                      <w:lang w:val="en-US"/>
-                    </w:rPr>
-                    <m:t>+3*0</m:t>
-                  </m:r>
-                  <m:r>
-                    <w:rPr>
-                      <w:rFonts w:ascii="Cambria Math" w:hAnsi="Cambria Math"/>
-                      <w:lang w:val="en-US"/>
-                    </w:rPr>
-                    <m:t>=</m:t>
-                  </m:r>
-                  <m:r>
-                    <w:rPr>
-                      <w:rFonts w:ascii="Cambria Math" w:hAnsi="Cambria Math"/>
-                      <w:lang w:val="en-US"/>
-                    </w:rPr>
-                    <m:t>6</m:t>
-                  </m:r>
-                </m:e>
-                <m:e>
-                  <m:sSub>
-                    <m:sSubPr>
-                      <m:ctrlPr>
-                        <w:rPr>
-                          <w:rFonts w:ascii="Cambria Math" w:hAnsi="Cambria Math"/>
+                          <w:rFonts w:ascii="Cambria Math" w:eastAsiaTheme="minorEastAsia" w:hAnsi="Cambria Math"/>
                           <w:i/>
                           <w:lang w:val="ru-RU"/>
                         </w:rPr>
@@ -560,7 +1310,7 @@
                     <m:e>
                       <m:r>
                         <w:rPr>
-                          <w:rFonts w:ascii="Cambria Math" w:hAnsi="Cambria Math"/>
+                          <w:rFonts w:ascii="Cambria Math" w:eastAsiaTheme="minorEastAsia" w:hAnsi="Cambria Math"/>
                           <w:lang w:val="ru-RU"/>
                         </w:rPr>
                         <m:t>x</m:t>
@@ -569,7 +1319,7 @@
                     <m:sub>
                       <m:r>
                         <w:rPr>
-                          <w:rFonts w:ascii="Cambria Math" w:hAnsi="Cambria Math"/>
+                          <w:rFonts w:ascii="Cambria Math" w:eastAsiaTheme="minorEastAsia" w:hAnsi="Cambria Math"/>
                           <w:lang w:val="ru-RU"/>
                         </w:rPr>
                         <m:t>1</m:t>
@@ -578,32 +1328,16 @@
                   </m:sSub>
                   <m:r>
                     <w:rPr>
-                      <w:rFonts w:ascii="Cambria Math" w:hAnsi="Cambria Math"/>
-                      <w:lang w:val="en-US"/>
+                      <w:rFonts w:ascii="Cambria Math" w:eastAsiaTheme="minorEastAsia" w:hAnsi="Cambria Math"/>
+                      <w:lang w:val="ru-RU"/>
                     </w:rPr>
-                    <m:t>+4*0</m:t>
+                    <m:t>+0</m:t>
                   </m:r>
-                  <m:r>
-                    <w:rPr>
-                      <w:rFonts w:ascii="Cambria Math" w:hAnsi="Cambria Math"/>
-                      <w:lang w:val="en-US"/>
-                    </w:rPr>
-                    <m:t>=</m:t>
-                  </m:r>
-                  <m:r>
-                    <w:rPr>
-                      <w:rFonts w:ascii="Cambria Math" w:hAnsi="Cambria Math"/>
-                      <w:lang w:val="en-US"/>
-                    </w:rPr>
-                    <m:t>16</m:t>
-                  </m:r>
-                </m:e>
-                <m:e>
                   <m:sSub>
                     <m:sSubPr>
                       <m:ctrlPr>
                         <w:rPr>
-                          <w:rFonts w:ascii="Cambria Math" w:hAnsi="Cambria Math"/>
+                          <w:rFonts w:ascii="Cambria Math" w:eastAsiaTheme="minorEastAsia" w:hAnsi="Cambria Math"/>
                           <w:i/>
                           <w:lang w:val="ru-RU"/>
                         </w:rPr>
@@ -612,7 +1346,7 @@
                     <m:e>
                       <m:r>
                         <w:rPr>
-                          <w:rFonts w:ascii="Cambria Math" w:hAnsi="Cambria Math"/>
+                          <w:rFonts w:ascii="Cambria Math" w:eastAsiaTheme="minorEastAsia" w:hAnsi="Cambria Math"/>
                           <w:lang w:val="ru-RU"/>
                         </w:rPr>
                         <m:t>x</m:t>
@@ -621,7 +1355,134 @@
                     <m:sub>
                       <m:r>
                         <w:rPr>
-                          <w:rFonts w:ascii="Cambria Math" w:hAnsi="Cambria Math"/>
+                          <w:rFonts w:ascii="Cambria Math" w:eastAsiaTheme="minorEastAsia" w:hAnsi="Cambria Math"/>
+                          <w:lang w:val="ru-RU"/>
+                        </w:rPr>
+                        <m:t>2</m:t>
+                      </m:r>
+                    </m:sub>
+                  </m:sSub>
+                  <m:r>
+                    <m:rPr>
+                      <m:lit/>
+                    </m:rPr>
+                    <w:rPr>
+                      <w:rFonts w:ascii="Cambria Math" w:eastAsiaTheme="minorEastAsia" w:hAnsi="Cambria Math"/>
+                      <w:lang w:val="ru-RU"/>
+                    </w:rPr>
+                    <m:t>+</m:t>
+                  </m:r>
+                  <m:sSub>
+                    <m:sSubPr>
+                      <m:ctrlPr>
+                        <w:rPr>
+                          <w:rFonts w:ascii="Cambria Math" w:eastAsiaTheme="minorEastAsia" w:hAnsi="Cambria Math"/>
+                          <w:i/>
+                          <w:lang w:val="ru-RU"/>
+                        </w:rPr>
+                      </m:ctrlPr>
+                    </m:sSubPr>
+                    <m:e>
+                      <m:r>
+                        <w:rPr>
+                          <w:rFonts w:ascii="Cambria Math" w:eastAsiaTheme="minorEastAsia" w:hAnsi="Cambria Math"/>
+                          <w:lang w:val="ru-RU"/>
+                        </w:rPr>
+                        <m:t>0</m:t>
+                      </m:r>
+                      <m:r>
+                        <w:rPr>
+                          <w:rFonts w:ascii="Cambria Math" w:eastAsiaTheme="minorEastAsia" w:hAnsi="Cambria Math"/>
+                          <w:lang w:val="ru-RU"/>
+                        </w:rPr>
+                        <m:t>x</m:t>
+                      </m:r>
+                    </m:e>
+                    <m:sub>
+                      <m:r>
+                        <w:rPr>
+                          <w:rFonts w:ascii="Cambria Math" w:eastAsiaTheme="minorEastAsia" w:hAnsi="Cambria Math"/>
+                          <w:lang w:val="ru-RU"/>
+                        </w:rPr>
+                        <m:t>3</m:t>
+                      </m:r>
+                    </m:sub>
+                  </m:sSub>
+                  <m:r>
+                    <w:rPr>
+                      <w:rFonts w:ascii="Cambria Math" w:eastAsiaTheme="minorEastAsia" w:hAnsi="Cambria Math"/>
+                      <w:lang w:val="ru-RU"/>
+                    </w:rPr>
+                    <m:t>+M</m:t>
+                  </m:r>
+                  <m:sSub>
+                    <m:sSubPr>
+                      <m:ctrlPr>
+                        <w:rPr>
+                          <w:rFonts w:ascii="Cambria Math" w:eastAsiaTheme="minorEastAsia" w:hAnsi="Cambria Math"/>
+                          <w:i/>
+                          <w:lang w:val="ru-RU"/>
+                        </w:rPr>
+                      </m:ctrlPr>
+                    </m:sSubPr>
+                    <m:e>
+                      <m:r>
+                        <w:rPr>
+                          <w:rFonts w:ascii="Cambria Math" w:eastAsiaTheme="minorEastAsia" w:hAnsi="Cambria Math"/>
+                          <w:lang w:val="ru-RU"/>
+                        </w:rPr>
+                        <m:t>x</m:t>
+                      </m:r>
+                    </m:e>
+                    <m:sub>
+                      <m:r>
+                        <w:rPr>
+                          <w:rFonts w:ascii="Cambria Math" w:eastAsiaTheme="minorEastAsia" w:hAnsi="Cambria Math"/>
+                          <w:lang w:val="ru-RU"/>
+                        </w:rPr>
+                        <m:t>5</m:t>
+                      </m:r>
+                    </m:sub>
+                  </m:sSub>
+                  <m:r>
+                    <w:rPr>
+                      <w:rFonts w:ascii="Cambria Math" w:eastAsiaTheme="minorEastAsia" w:hAnsi="Cambria Math"/>
+                      <w:lang w:val="ru-RU"/>
+                    </w:rPr>
+                    <m:t>=6</m:t>
+                  </m:r>
+                </m:e>
+                <m:e>
+                  <m:r>
+                    <w:rPr>
+                      <w:rFonts w:ascii="Cambria Math" w:eastAsiaTheme="minorEastAsia" w:hAnsi="Cambria Math"/>
+                      <w:lang w:val="ru-RU"/>
+                    </w:rPr>
+                    <m:t>0</m:t>
+                  </m:r>
+                  <m:sSub>
+                    <m:sSubPr>
+                      <m:ctrlPr>
+                        <w:rPr>
+                          <w:rFonts w:ascii="Cambria Math" w:eastAsiaTheme="minorEastAsia" w:hAnsi="Cambria Math"/>
+                          <w:i/>
+                          <w:lang w:val="ru-RU"/>
+                        </w:rPr>
+                      </m:ctrlPr>
+                    </m:sSubPr>
+                    <m:e>
+                      <m:r>
+                        <w:rPr>
+                          <w:rFonts w:ascii="Cambria Math" w:eastAsiaTheme="minorEastAsia" w:hAnsi="Cambria Math"/>
+                          <w:lang w:val="ru-RU"/>
+                        </w:rPr>
+                        <m:t>x</m:t>
+                      </m:r>
+                    </m:e>
+                    <m:sub>
+                      <m:r>
+                        <w:rPr>
+                          <w:rFonts w:ascii="Cambria Math" w:eastAsiaTheme="minorEastAsia" w:hAnsi="Cambria Math"/>
                           <w:lang w:val="ru-RU"/>
                         </w:rPr>
                         <m:t>1</m:t>
@@ -630,26 +1491,26 @@
                   </m:sSub>
                   <m:r>
                     <w:rPr>
-                      <w:rFonts w:ascii="Cambria Math" w:hAnsi="Cambria Math"/>
-                      <w:lang w:val="en-US"/>
+                      <w:rFonts w:ascii="Cambria Math" w:eastAsiaTheme="minorEastAsia" w:hAnsi="Cambria Math"/>
+                      <w:lang w:val="ru-RU"/>
                     </w:rPr>
-                    <m:t>,</m:t>
+                    <m:t>+0</m:t>
                   </m:r>
                   <m:sSub>
                     <m:sSubPr>
                       <m:ctrlPr>
                         <w:rPr>
-                          <w:rFonts w:ascii="Cambria Math" w:hAnsi="Cambria Math"/>
+                          <w:rFonts w:ascii="Cambria Math" w:eastAsiaTheme="minorEastAsia" w:hAnsi="Cambria Math"/>
                           <w:i/>
-                          <w:lang w:val="en-US"/>
+                          <w:lang w:val="ru-RU"/>
                         </w:rPr>
                       </m:ctrlPr>
                     </m:sSubPr>
                     <m:e>
                       <m:r>
                         <w:rPr>
-                          <w:rFonts w:ascii="Cambria Math" w:hAnsi="Cambria Math"/>
-                          <w:lang w:val="en-US"/>
+                          <w:rFonts w:ascii="Cambria Math" w:eastAsiaTheme="minorEastAsia" w:hAnsi="Cambria Math"/>
+                          <w:lang w:val="ru-RU"/>
                         </w:rPr>
                         <m:t>x</m:t>
                       </m:r>
@@ -657,8 +1518,8 @@
                     <m:sub>
                       <m:r>
                         <w:rPr>
-                          <w:rFonts w:ascii="Cambria Math" w:hAnsi="Cambria Math"/>
-                          <w:lang w:val="en-US"/>
+                          <w:rFonts w:ascii="Cambria Math" w:eastAsiaTheme="minorEastAsia" w:hAnsi="Cambria Math"/>
+                          <w:lang w:val="ru-RU"/>
                         </w:rPr>
                         <m:t>2</m:t>
                       </m:r>
@@ -666,10 +1527,46 @@
                   </m:sSub>
                   <m:r>
                     <w:rPr>
-                      <w:rFonts w:ascii="Cambria Math" w:hAnsi="Cambria Math"/>
-                      <w:lang w:val="en-US"/>
+                      <w:rFonts w:ascii="Cambria Math" w:eastAsiaTheme="minorEastAsia" w:hAnsi="Cambria Math"/>
+                      <w:lang w:val="ru-RU"/>
                     </w:rPr>
-                    <m:t>≥0</m:t>
+                    <m:t>+</m:t>
+                  </m:r>
+                  <m:sSub>
+                    <m:sSubPr>
+                      <m:ctrlPr>
+                        <w:rPr>
+                          <w:rFonts w:ascii="Cambria Math" w:eastAsiaTheme="minorEastAsia" w:hAnsi="Cambria Math"/>
+                          <w:i/>
+                          <w:lang w:val="ru-RU"/>
+                        </w:rPr>
+                      </m:ctrlPr>
+                    </m:sSubPr>
+                    <m:e>
+                      <m:r>
+                        <w:rPr>
+                          <w:rFonts w:ascii="Cambria Math" w:eastAsiaTheme="minorEastAsia" w:hAnsi="Cambria Math"/>
+                          <w:lang w:val="ru-RU"/>
+                        </w:rPr>
+                        <m:t>x</m:t>
+                      </m:r>
+                    </m:e>
+                    <m:sub>
+                      <m:r>
+                        <w:rPr>
+                          <w:rFonts w:ascii="Cambria Math" w:eastAsiaTheme="minorEastAsia" w:hAnsi="Cambria Math"/>
+                          <w:lang w:val="ru-RU"/>
+                        </w:rPr>
+                        <m:t>4</m:t>
+                      </m:r>
+                    </m:sub>
+                  </m:sSub>
+                  <m:r>
+                    <w:rPr>
+                      <w:rFonts w:ascii="Cambria Math" w:eastAsiaTheme="minorEastAsia" w:hAnsi="Cambria Math"/>
+                      <w:lang w:val="ru-RU"/>
+                    </w:rPr>
+                    <m:t>=16</m:t>
                   </m:r>
                 </m:e>
               </m:eqArr>
@@ -681,79 +1578,98 @@
     <w:p>
       <w:pPr>
         <w:rPr>
-          <w:lang w:val="en-US"/>
+          <w:rFonts w:eastAsiaTheme="minorEastAsia"/>
+          <w:lang w:val="ru-RU"/>
         </w:rPr>
       </w:pPr>
-      <w:r>
-        <w:rPr>
-          <w:lang w:val="en-US"/>
-        </w:rPr>
-        <w:t xml:space="preserve">x1  </w:t>
-      </w:r>
-      <w:r>
-        <w:rPr>
-          <w:lang w:val="en-US"/>
-        </w:rPr>
-        <w:t>= 16</w:t>
-      </w:r>
+      <m:oMathPara>
+        <m:oMath>
+          <m:sSub>
+            <m:sSubPr>
+              <m:ctrlPr>
+                <w:rPr>
+                  <w:rFonts w:ascii="Cambria Math" w:eastAsiaTheme="minorEastAsia" w:hAnsi="Cambria Math"/>
+                  <w:i/>
+                  <w:lang w:val="ru-RU"/>
+                </w:rPr>
+              </m:ctrlPr>
+            </m:sSubPr>
+            <m:e>
+              <m:r>
+                <w:rPr>
+                  <w:rFonts w:ascii="Cambria Math" w:eastAsiaTheme="minorEastAsia" w:hAnsi="Cambria Math"/>
+                  <w:lang w:val="ru-RU"/>
+                </w:rPr>
+                <m:t>x</m:t>
+              </m:r>
+            </m:e>
+            <m:sub>
+              <m:r>
+                <w:rPr>
+                  <w:rFonts w:ascii="Cambria Math" w:eastAsiaTheme="minorEastAsia" w:hAnsi="Cambria Math"/>
+                  <w:lang w:val="ru-RU"/>
+                </w:rPr>
+                <m:t>5</m:t>
+              </m:r>
+            </m:sub>
+          </m:sSub>
+          <m:r>
+            <w:rPr>
+              <w:rFonts w:ascii="Cambria Math" w:eastAsiaTheme="minorEastAsia" w:hAnsi="Cambria Math"/>
+              <w:lang w:val="ru-RU"/>
+            </w:rPr>
+            <m:t>=6</m:t>
+          </m:r>
+        </m:oMath>
+      </m:oMathPara>
     </w:p>
     <w:p>
       <w:pPr>
         <w:rPr>
+          <w:rFonts w:eastAsiaTheme="minorEastAsia"/>
           <w:lang w:val="ru-RU"/>
         </w:rPr>
       </w:pPr>
-      <w:r>
-        <w:rPr>
-          <w:lang w:val="en-US"/>
-        </w:rPr>
-        <w:t>x</w:t>
-      </w:r>
-      <w:r>
-        <w:rPr>
-          <w:lang w:val="ru-RU"/>
-        </w:rPr>
-        <w:t xml:space="preserve">1 – </w:t>
-      </w:r>
-      <w:r>
-        <w:rPr>
-          <w:lang w:val="ru-RU"/>
-        </w:rPr>
-        <w:t>базисное</w:t>
-      </w:r>
-    </w:p>
-    <w:p>
-      <w:pPr>
-        <w:rPr>
-          <w:lang w:val="ru-RU"/>
-        </w:rPr>
-      </w:pPr>
-      <w:r>
-        <w:rPr>
-          <w:lang w:val="en-US"/>
-        </w:rPr>
-        <w:t>x</w:t>
-      </w:r>
-      <w:r>
-        <w:rPr>
-          <w:lang w:val="ru-RU"/>
-        </w:rPr>
-        <w:t xml:space="preserve">2 – </w:t>
-      </w:r>
-      <w:r>
-        <w:rPr>
-          <w:lang w:val="ru-RU"/>
-        </w:rPr>
-        <w:t>свободное</w:t>
-      </w:r>
-    </w:p>
-    <w:p>
-      <w:pPr>
-        <w:ind w:firstLine="0"/>
-        <w:rPr>
-          <w:lang w:val="ru-RU"/>
-        </w:rPr>
-      </w:pPr>
+      <m:oMathPara>
+        <m:oMath>
+          <m:sSub>
+            <m:sSubPr>
+              <m:ctrlPr>
+                <w:rPr>
+                  <w:rFonts w:ascii="Cambria Math" w:eastAsiaTheme="minorEastAsia" w:hAnsi="Cambria Math"/>
+                  <w:i/>
+                  <w:lang w:val="ru-RU"/>
+                </w:rPr>
+              </m:ctrlPr>
+            </m:sSubPr>
+            <m:e>
+              <m:r>
+                <w:rPr>
+                  <w:rFonts w:ascii="Cambria Math" w:eastAsiaTheme="minorEastAsia" w:hAnsi="Cambria Math"/>
+                  <w:lang w:val="ru-RU"/>
+                </w:rPr>
+                <m:t>x</m:t>
+              </m:r>
+            </m:e>
+            <m:sub>
+              <m:r>
+                <w:rPr>
+                  <w:rFonts w:ascii="Cambria Math" w:eastAsiaTheme="minorEastAsia" w:hAnsi="Cambria Math"/>
+                  <w:lang w:val="ru-RU"/>
+                </w:rPr>
+                <m:t>4</m:t>
+              </m:r>
+            </m:sub>
+          </m:sSub>
+          <m:r>
+            <w:rPr>
+              <w:rFonts w:ascii="Cambria Math" w:eastAsiaTheme="minorEastAsia" w:hAnsi="Cambria Math"/>
+              <w:lang w:val="ru-RU"/>
+            </w:rPr>
+            <m:t>=16</m:t>
+          </m:r>
+        </m:oMath>
+      </m:oMathPara>
     </w:p>
     <w:p>
       <w:pPr>
@@ -768,6 +1684,1196 @@
         </w:rPr>
         <w:t>Шаг 2.</w:t>
       </w:r>
+      <w:r>
+        <w:rPr>
+          <w:lang w:val="en-US"/>
+        </w:rPr>
+        <w:t xml:space="preserve"> </w:t>
+      </w:r>
+      <w:r>
+        <w:rPr>
+          <w:lang w:val="ru-RU"/>
+        </w:rPr>
+        <w:t>Начальная базисная таблица</w:t>
+      </w:r>
+    </w:p>
+    <w:tbl>
+      <w:tblPr>
+        <w:tblStyle w:val="ad"/>
+        <w:tblW w:w="0" w:type="auto"/>
+        <w:tblLook w:val="04A0" w:firstRow="1" w:lastRow="0" w:firstColumn="1" w:lastColumn="0" w:noHBand="0" w:noVBand="1"/>
+      </w:tblPr>
+      <w:tblGrid>
+        <w:gridCol w:w="1085"/>
+        <w:gridCol w:w="1086"/>
+        <w:gridCol w:w="1082"/>
+        <w:gridCol w:w="1087"/>
+        <w:gridCol w:w="1057"/>
+        <w:gridCol w:w="1035"/>
+        <w:gridCol w:w="1035"/>
+        <w:gridCol w:w="1101"/>
+        <w:gridCol w:w="1065"/>
+      </w:tblGrid>
+      <w:tr>
+        <w:tc>
+          <w:tcPr>
+            <w:tcW w:w="1085" w:type="dxa"/>
+            <w:tcBorders>
+              <w:top w:val="nil"/>
+              <w:left w:val="nil"/>
+              <w:bottom w:val="single" w:sz="4" w:space="0" w:color="auto"/>
+              <w:right w:val="nil"/>
+            </w:tcBorders>
+          </w:tcPr>
+          <w:p>
+            <w:pPr>
+              <w:pStyle w:val="ae"/>
+            </w:pPr>
+          </w:p>
+        </w:tc>
+        <w:tc>
+          <w:tcPr>
+            <w:tcW w:w="1086" w:type="dxa"/>
+            <w:tcBorders>
+              <w:top w:val="nil"/>
+              <w:left w:val="nil"/>
+              <w:bottom w:val="single" w:sz="4" w:space="0" w:color="auto"/>
+              <w:right w:val="nil"/>
+            </w:tcBorders>
+          </w:tcPr>
+          <w:p>
+            <w:pPr>
+              <w:pStyle w:val="ae"/>
+            </w:pPr>
+          </w:p>
+        </w:tc>
+        <w:tc>
+          <w:tcPr>
+            <w:tcW w:w="1082" w:type="dxa"/>
+            <w:tcBorders>
+              <w:top w:val="nil"/>
+              <w:left w:val="nil"/>
+              <w:bottom w:val="single" w:sz="4" w:space="0" w:color="auto"/>
+              <w:right w:val="single" w:sz="4" w:space="0" w:color="auto"/>
+            </w:tcBorders>
+          </w:tcPr>
+          <w:p>
+            <w:pPr>
+              <w:pStyle w:val="ae"/>
+            </w:pPr>
+          </w:p>
+        </w:tc>
+        <w:tc>
+          <w:tcPr>
+            <w:tcW w:w="1087" w:type="dxa"/>
+            <w:tcBorders>
+              <w:left w:val="single" w:sz="4" w:space="0" w:color="auto"/>
+            </w:tcBorders>
+          </w:tcPr>
+          <w:p>
+            <w:pPr>
+              <w:pStyle w:val="ae"/>
+              <w:rPr>
+                <w:lang w:val="en-US"/>
+              </w:rPr>
+            </w:pPr>
+            <m:oMathPara>
+              <m:oMath>
+                <m:r>
+                  <w:rPr>
+                    <w:rFonts w:ascii="Cambria Math" w:hAnsi="Cambria Math"/>
+                    <w:lang w:val="en-US"/>
+                  </w:rPr>
+                  <m:t>-3</m:t>
+                </m:r>
+              </m:oMath>
+            </m:oMathPara>
+          </w:p>
+        </w:tc>
+        <w:tc>
+          <w:tcPr>
+            <w:tcW w:w="1057" w:type="dxa"/>
+          </w:tcPr>
+          <w:p>
+            <w:pPr>
+              <w:pStyle w:val="ae"/>
+              <w:rPr>
+                <w:lang w:val="en-US"/>
+              </w:rPr>
+            </w:pPr>
+            <m:oMathPara>
+              <m:oMath>
+                <m:r>
+                  <w:rPr>
+                    <w:rFonts w:ascii="Cambria Math" w:hAnsi="Cambria Math"/>
+                    <w:lang w:val="en-US"/>
+                  </w:rPr>
+                  <m:t>2</m:t>
+                </m:r>
+              </m:oMath>
+            </m:oMathPara>
+          </w:p>
+        </w:tc>
+        <w:tc>
+          <w:tcPr>
+            <w:tcW w:w="1035" w:type="dxa"/>
+          </w:tcPr>
+          <w:p>
+            <w:pPr>
+              <w:pStyle w:val="ae"/>
+              <w:rPr>
+                <w:lang w:val="en-US"/>
+              </w:rPr>
+            </w:pPr>
+            <m:oMathPara>
+              <m:oMath>
+                <m:r>
+                  <w:rPr>
+                    <w:rFonts w:ascii="Cambria Math" w:hAnsi="Cambria Math"/>
+                    <w:lang w:val="en-US"/>
+                  </w:rPr>
+                  <m:t>0</m:t>
+                </m:r>
+              </m:oMath>
+            </m:oMathPara>
+          </w:p>
+        </w:tc>
+        <w:tc>
+          <w:tcPr>
+            <w:tcW w:w="1035" w:type="dxa"/>
+          </w:tcPr>
+          <w:p>
+            <w:pPr>
+              <w:pStyle w:val="ae"/>
+              <w:rPr>
+                <w:rFonts w:eastAsia="Calibri" w:cs="Times New Roman"/>
+                <w:lang w:val="en-US"/>
+              </w:rPr>
+            </w:pPr>
+            <m:oMathPara>
+              <m:oMath>
+                <m:r>
+                  <w:rPr>
+                    <w:rFonts w:ascii="Cambria Math" w:eastAsia="Calibri" w:hAnsi="Cambria Math" w:cs="Times New Roman"/>
+                    <w:lang w:val="en-US"/>
+                  </w:rPr>
+                  <m:t>0</m:t>
+                </m:r>
+              </m:oMath>
+            </m:oMathPara>
+          </w:p>
+        </w:tc>
+        <w:tc>
+          <w:tcPr>
+            <w:tcW w:w="1101" w:type="dxa"/>
+          </w:tcPr>
+          <w:p>
+            <w:pPr>
+              <w:pStyle w:val="ae"/>
+            </w:pPr>
+            <m:oMathPara>
+              <m:oMath>
+                <m:r>
+                  <w:rPr>
+                    <w:rFonts w:ascii="Cambria Math" w:hAnsi="Cambria Math"/>
+                  </w:rPr>
+                  <m:t>-M</m:t>
+                </m:r>
+              </m:oMath>
+            </m:oMathPara>
+          </w:p>
+        </w:tc>
+        <w:tc>
+          <w:tcPr>
+            <w:tcW w:w="1065" w:type="dxa"/>
+          </w:tcPr>
+          <w:p>
+            <w:pPr>
+              <w:pStyle w:val="ae"/>
+              <w:rPr>
+                <w:rFonts w:eastAsiaTheme="minorEastAsia"/>
+              </w:rPr>
+            </w:pPr>
+            <m:oMathPara>
+              <m:oMath>
+                <m:sSub>
+                  <m:sSubPr>
+                    <m:ctrlPr>
+                      <w:rPr>
+                        <w:rFonts w:ascii="Cambria Math" w:hAnsi="Cambria Math"/>
+                        <w:i/>
+                      </w:rPr>
+                    </m:ctrlPr>
+                  </m:sSubPr>
+                  <m:e>
+                    <m:r>
+                      <w:rPr>
+                        <w:rFonts w:ascii="Cambria Math" w:hAnsi="Cambria Math"/>
+                      </w:rPr>
+                      <m:t>c</m:t>
+                    </m:r>
+                  </m:e>
+                  <m:sub>
+                    <m:r>
+                      <w:rPr>
+                        <w:rFonts w:ascii="Cambria Math" w:hAnsi="Cambria Math"/>
+                      </w:rPr>
+                      <m:t>j</m:t>
+                    </m:r>
+                  </m:sub>
+                </m:sSub>
+              </m:oMath>
+            </m:oMathPara>
+          </w:p>
+        </w:tc>
+      </w:tr>
+      <w:tr>
+        <w:trPr>
+          <w:trHeight w:val="387"/>
+        </w:trPr>
+        <w:tc>
+          <w:tcPr>
+            <w:tcW w:w="1085" w:type="dxa"/>
+            <w:tcBorders>
+              <w:top w:val="single" w:sz="4" w:space="0" w:color="auto"/>
+            </w:tcBorders>
+          </w:tcPr>
+          <w:p>
+            <w:pPr>
+              <w:pStyle w:val="ae"/>
+              <w:rPr>
+                <w:lang w:val="en-US"/>
+              </w:rPr>
+            </w:pPr>
+            <m:oMathPara>
+              <m:oMath>
+                <m:sSub>
+                  <m:sSubPr>
+                    <m:ctrlPr>
+                      <w:rPr>
+                        <w:rFonts w:ascii="Cambria Math" w:hAnsi="Cambria Math"/>
+                        <w:i/>
+                        <w:lang w:val="en-US"/>
+                      </w:rPr>
+                    </m:ctrlPr>
+                  </m:sSubPr>
+                  <m:e>
+                    <m:r>
+                      <w:rPr>
+                        <w:rFonts w:ascii="Cambria Math" w:hAnsi="Cambria Math"/>
+                        <w:lang w:val="en-US"/>
+                      </w:rPr>
+                      <m:t>c</m:t>
+                    </m:r>
+                  </m:e>
+                  <m:sub>
+                    <m:r>
+                      <w:rPr>
+                        <w:rFonts w:ascii="Cambria Math" w:hAnsi="Cambria Math"/>
+                        <w:lang w:val="en-US"/>
+                      </w:rPr>
+                      <m:t>iB</m:t>
+                    </m:r>
+                  </m:sub>
+                </m:sSub>
+              </m:oMath>
+            </m:oMathPara>
+          </w:p>
+        </w:tc>
+        <w:tc>
+          <w:tcPr>
+            <w:tcW w:w="1086" w:type="dxa"/>
+            <w:tcBorders>
+              <w:top w:val="single" w:sz="4" w:space="0" w:color="auto"/>
+            </w:tcBorders>
+          </w:tcPr>
+          <w:p>
+            <w:pPr>
+              <w:pStyle w:val="ae"/>
+            </w:pPr>
+            <m:oMathPara>
+              <m:oMath>
+                <m:r>
+                  <w:rPr>
+                    <w:rFonts w:ascii="Cambria Math" w:hAnsi="Cambria Math"/>
+                  </w:rPr>
+                  <m:t>БП</m:t>
+                </m:r>
+              </m:oMath>
+            </m:oMathPara>
+          </w:p>
+        </w:tc>
+        <w:tc>
+          <w:tcPr>
+            <w:tcW w:w="1082" w:type="dxa"/>
+            <w:tcBorders>
+              <w:top w:val="single" w:sz="4" w:space="0" w:color="auto"/>
+            </w:tcBorders>
+          </w:tcPr>
+          <w:p>
+            <w:pPr>
+              <w:pStyle w:val="ae"/>
+            </w:pPr>
+            <m:oMathPara>
+              <m:oMath>
+                <m:r>
+                  <w:rPr>
+                    <w:rFonts w:ascii="Cambria Math" w:hAnsi="Cambria Math"/>
+                  </w:rPr>
+                  <m:t>БР</m:t>
+                </m:r>
+              </m:oMath>
+            </m:oMathPara>
+          </w:p>
+        </w:tc>
+        <w:tc>
+          <w:tcPr>
+            <w:tcW w:w="1087" w:type="dxa"/>
+          </w:tcPr>
+          <w:p>
+            <w:pPr>
+              <w:pStyle w:val="ae"/>
+              <w:rPr>
+                <w:rFonts w:eastAsiaTheme="minorEastAsia"/>
+                <w:lang w:val="en-US"/>
+              </w:rPr>
+            </w:pPr>
+            <m:oMathPara>
+              <m:oMath>
+                <m:sSub>
+                  <m:sSubPr>
+                    <m:ctrlPr>
+                      <w:rPr>
+                        <w:rFonts w:ascii="Cambria Math" w:hAnsi="Cambria Math"/>
+                        <w:i/>
+                        <w:lang w:val="en-US"/>
+                      </w:rPr>
+                    </m:ctrlPr>
+                  </m:sSubPr>
+                  <m:e>
+                    <m:r>
+                      <w:rPr>
+                        <w:rFonts w:ascii="Cambria Math" w:hAnsi="Cambria Math"/>
+                        <w:lang w:val="en-US"/>
+                      </w:rPr>
+                      <m:t>x</m:t>
+                    </m:r>
+                  </m:e>
+                  <m:sub>
+                    <m:r>
+                      <w:rPr>
+                        <w:rFonts w:ascii="Cambria Math" w:hAnsi="Cambria Math"/>
+                        <w:lang w:val="en-US"/>
+                      </w:rPr>
+                      <m:t>1</m:t>
+                    </m:r>
+                  </m:sub>
+                </m:sSub>
+              </m:oMath>
+            </m:oMathPara>
+          </w:p>
+        </w:tc>
+        <w:tc>
+          <w:tcPr>
+            <w:tcW w:w="1057" w:type="dxa"/>
+          </w:tcPr>
+          <w:p>
+            <w:pPr>
+              <w:pStyle w:val="ae"/>
+              <w:rPr>
+                <w:rFonts w:eastAsiaTheme="minorEastAsia"/>
+              </w:rPr>
+            </w:pPr>
+            <m:oMathPara>
+              <m:oMath>
+                <m:sSub>
+                  <m:sSubPr>
+                    <m:ctrlPr>
+                      <w:rPr>
+                        <w:rFonts w:ascii="Cambria Math" w:hAnsi="Cambria Math"/>
+                        <w:i/>
+                      </w:rPr>
+                    </m:ctrlPr>
+                  </m:sSubPr>
+                  <m:e>
+                    <m:r>
+                      <w:rPr>
+                        <w:rFonts w:ascii="Cambria Math" w:hAnsi="Cambria Math"/>
+                      </w:rPr>
+                      <m:t>x</m:t>
+                    </m:r>
+                  </m:e>
+                  <m:sub>
+                    <m:r>
+                      <w:rPr>
+                        <w:rFonts w:ascii="Cambria Math" w:hAnsi="Cambria Math"/>
+                      </w:rPr>
+                      <m:t>2</m:t>
+                    </m:r>
+                  </m:sub>
+                </m:sSub>
+              </m:oMath>
+            </m:oMathPara>
+          </w:p>
+        </w:tc>
+        <w:tc>
+          <w:tcPr>
+            <w:tcW w:w="1035" w:type="dxa"/>
+          </w:tcPr>
+          <w:p>
+            <w:pPr>
+              <w:pStyle w:val="ae"/>
+              <w:rPr>
+                <w:rFonts w:eastAsiaTheme="minorEastAsia"/>
+                <w:lang w:val="en-US"/>
+              </w:rPr>
+            </w:pPr>
+            <m:oMathPara>
+              <m:oMath>
+                <m:sSub>
+                  <m:sSubPr>
+                    <m:ctrlPr>
+                      <w:rPr>
+                        <w:rFonts w:ascii="Cambria Math" w:hAnsi="Cambria Math"/>
+                        <w:i/>
+                        <w:lang w:val="en-US"/>
+                      </w:rPr>
+                    </m:ctrlPr>
+                  </m:sSubPr>
+                  <m:e>
+                    <m:r>
+                      <w:rPr>
+                        <w:rFonts w:ascii="Cambria Math" w:hAnsi="Cambria Math"/>
+                        <w:lang w:val="en-US"/>
+                      </w:rPr>
+                      <m:t>x</m:t>
+                    </m:r>
+                  </m:e>
+                  <m:sub>
+                    <m:r>
+                      <w:rPr>
+                        <w:rFonts w:ascii="Cambria Math" w:hAnsi="Cambria Math"/>
+                        <w:lang w:val="en-US"/>
+                      </w:rPr>
+                      <m:t>3</m:t>
+                    </m:r>
+                  </m:sub>
+                </m:sSub>
+              </m:oMath>
+            </m:oMathPara>
+          </w:p>
+        </w:tc>
+        <w:tc>
+          <w:tcPr>
+            <w:tcW w:w="1035" w:type="dxa"/>
+          </w:tcPr>
+          <w:p>
+            <w:pPr>
+              <w:pStyle w:val="ae"/>
+              <w:rPr>
+                <w:rFonts w:eastAsiaTheme="minorEastAsia"/>
+              </w:rPr>
+            </w:pPr>
+            <m:oMathPara>
+              <m:oMath>
+                <m:sSub>
+                  <m:sSubPr>
+                    <m:ctrlPr>
+                      <w:rPr>
+                        <w:rFonts w:ascii="Cambria Math" w:hAnsi="Cambria Math"/>
+                        <w:i/>
+                      </w:rPr>
+                    </m:ctrlPr>
+                  </m:sSubPr>
+                  <m:e>
+                    <m:r>
+                      <w:rPr>
+                        <w:rFonts w:ascii="Cambria Math" w:hAnsi="Cambria Math"/>
+                      </w:rPr>
+                      <m:t>x</m:t>
+                    </m:r>
+                  </m:e>
+                  <m:sub>
+                    <m:r>
+                      <w:rPr>
+                        <w:rFonts w:ascii="Cambria Math" w:hAnsi="Cambria Math"/>
+                      </w:rPr>
+                      <m:t>4</m:t>
+                    </m:r>
+                  </m:sub>
+                </m:sSub>
+              </m:oMath>
+            </m:oMathPara>
+          </w:p>
+        </w:tc>
+        <w:tc>
+          <w:tcPr>
+            <w:tcW w:w="1101" w:type="dxa"/>
+          </w:tcPr>
+          <w:p>
+            <w:pPr>
+              <w:pStyle w:val="ae"/>
+              <w:rPr>
+                <w:lang w:val="en-US"/>
+              </w:rPr>
+            </w:pPr>
+            <m:oMathPara>
+              <m:oMath>
+                <m:sSub>
+                  <m:sSubPr>
+                    <m:ctrlPr>
+                      <w:rPr>
+                        <w:rFonts w:ascii="Cambria Math" w:hAnsi="Cambria Math"/>
+                        <w:i/>
+                        <w:lang w:val="en-US"/>
+                      </w:rPr>
+                    </m:ctrlPr>
+                  </m:sSubPr>
+                  <m:e>
+                    <m:r>
+                      <w:rPr>
+                        <w:rFonts w:ascii="Cambria Math" w:hAnsi="Cambria Math"/>
+                        <w:lang w:val="en-US"/>
+                      </w:rPr>
+                      <m:t>x</m:t>
+                    </m:r>
+                  </m:e>
+                  <m:sub>
+                    <m:r>
+                      <w:rPr>
+                        <w:rFonts w:ascii="Cambria Math" w:hAnsi="Cambria Math"/>
+                        <w:lang w:val="en-US"/>
+                      </w:rPr>
+                      <m:t>5</m:t>
+                    </m:r>
+                  </m:sub>
+                </m:sSub>
+              </m:oMath>
+            </m:oMathPara>
+          </w:p>
+        </w:tc>
+        <w:tc>
+          <w:tcPr>
+            <w:tcW w:w="1065" w:type="dxa"/>
+          </w:tcPr>
+          <w:p>
+            <w:pPr>
+              <w:pStyle w:val="ae"/>
+            </w:pPr>
+            <w:r>
+              <w:rPr>
+                <w:rFonts w:cs="Times New Roman"/>
+                <w:sz w:val="28"/>
+                <w:lang w:val="en-US"/>
+              </w:rPr>
+              <w:t>БР/</w:t>
+            </w:r>
+            <w:r>
+              <w:rPr>
+                <w:rFonts w:cs="Times New Roman"/>
+                <w:noProof/>
+                <w:sz w:val="28"/>
+                <w:lang w:eastAsia="ru-RU"/>
+              </w:rPr>
+              <w:drawing>
+                <wp:inline distT="0" distB="0" distL="0" distR="0" wp14:anchorId="288F214E" wp14:editId="15FD84A1">
+                  <wp:extent cx="228600" cy="170688"/>
+                  <wp:effectExtent l="0" t="0" r="0" b="0"/>
+                  <wp:docPr id="9" name="Picture 11189"/>
+                  <wp:cNvGraphicFramePr/>
+                  <a:graphic xmlns:a="http://schemas.openxmlformats.org/drawingml/2006/main">
+                    <a:graphicData uri="http://schemas.openxmlformats.org/drawingml/2006/picture">
+                      <pic:pic xmlns:pic="http://schemas.openxmlformats.org/drawingml/2006/picture">
+                        <pic:nvPicPr>
+                          <pic:cNvPr id="11189" name="Picture 11189"/>
+                          <pic:cNvPicPr/>
+                        </pic:nvPicPr>
+                        <pic:blipFill>
+                          <a:blip r:embed="rId4" cstate="print"/>
+                          <a:stretch>
+                            <a:fillRect/>
+                          </a:stretch>
+                        </pic:blipFill>
+                        <pic:spPr>
+                          <a:xfrm>
+                            <a:off x="0" y="0"/>
+                            <a:ext cx="228600" cy="170688"/>
+                          </a:xfrm>
+                          <a:prstGeom prst="rect">
+                            <a:avLst/>
+                          </a:prstGeom>
+                        </pic:spPr>
+                      </pic:pic>
+                    </a:graphicData>
+                  </a:graphic>
+                </wp:inline>
+              </w:drawing>
+            </w:r>
+          </w:p>
+        </w:tc>
+      </w:tr>
+      <w:tr>
+        <w:tc>
+          <w:tcPr>
+            <w:tcW w:w="1085" w:type="dxa"/>
+            <w:tcBorders>
+              <w:bottom w:val="single" w:sz="4" w:space="0" w:color="auto"/>
+            </w:tcBorders>
+          </w:tcPr>
+          <w:p>
+            <w:pPr>
+              <w:pStyle w:val="ae"/>
+              <w:rPr>
+                <w:i/>
+                <w:lang w:val="en-US"/>
+              </w:rPr>
+            </w:pPr>
+            <m:oMathPara>
+              <m:oMath>
+                <m:r>
+                  <w:rPr>
+                    <w:rFonts w:ascii="Cambria Math" w:hAnsi="Cambria Math"/>
+                  </w:rPr>
+                  <m:t>-</m:t>
+                </m:r>
+                <m:r>
+                  <w:rPr>
+                    <w:rFonts w:ascii="Cambria Math" w:hAnsi="Cambria Math"/>
+                    <w:lang w:val="en-US"/>
+                  </w:rPr>
+                  <m:t>M</m:t>
+                </m:r>
+              </m:oMath>
+            </m:oMathPara>
+          </w:p>
+        </w:tc>
+        <w:tc>
+          <w:tcPr>
+            <w:tcW w:w="1086" w:type="dxa"/>
+            <w:tcBorders>
+              <w:bottom w:val="single" w:sz="4" w:space="0" w:color="auto"/>
+            </w:tcBorders>
+          </w:tcPr>
+          <w:p>
+            <w:pPr>
+              <w:pStyle w:val="ae"/>
+            </w:pPr>
+            <m:oMathPara>
+              <m:oMath>
+                <m:sSub>
+                  <m:sSubPr>
+                    <m:ctrlPr>
+                      <w:rPr>
+                        <w:rFonts w:ascii="Cambria Math" w:hAnsi="Cambria Math"/>
+                        <w:i/>
+                      </w:rPr>
+                    </m:ctrlPr>
+                  </m:sSubPr>
+                  <m:e>
+                    <m:r>
+                      <w:rPr>
+                        <w:rFonts w:ascii="Cambria Math" w:hAnsi="Cambria Math"/>
+                      </w:rPr>
+                      <m:t>x</m:t>
+                    </m:r>
+                  </m:e>
+                  <m:sub>
+                    <m:r>
+                      <w:rPr>
+                        <w:rFonts w:ascii="Cambria Math" w:hAnsi="Cambria Math"/>
+                      </w:rPr>
+                      <m:t>5</m:t>
+                    </m:r>
+                  </m:sub>
+                </m:sSub>
+              </m:oMath>
+            </m:oMathPara>
+          </w:p>
+        </w:tc>
+        <w:tc>
+          <w:tcPr>
+            <w:tcW w:w="1082" w:type="dxa"/>
+            <w:tcBorders>
+              <w:bottom w:val="single" w:sz="4" w:space="0" w:color="auto"/>
+            </w:tcBorders>
+          </w:tcPr>
+          <w:p>
+            <w:pPr>
+              <w:pStyle w:val="ae"/>
+            </w:pPr>
+            <m:oMathPara>
+              <m:oMath>
+                <m:r>
+                  <w:rPr>
+                    <w:rFonts w:ascii="Cambria Math" w:hAnsi="Cambria Math"/>
+                  </w:rPr>
+                  <m:t>6</m:t>
+                </m:r>
+              </m:oMath>
+            </m:oMathPara>
+          </w:p>
+        </w:tc>
+        <w:tc>
+          <w:tcPr>
+            <w:tcW w:w="1087" w:type="dxa"/>
+          </w:tcPr>
+          <w:p>
+            <w:pPr>
+              <w:pStyle w:val="ae"/>
+            </w:pPr>
+            <m:oMathPara>
+              <m:oMath>
+                <m:r>
+                  <w:rPr>
+                    <w:rFonts w:ascii="Cambria Math" w:hAnsi="Cambria Math"/>
+                  </w:rPr>
+                  <m:t>2</m:t>
+                </m:r>
+              </m:oMath>
+            </m:oMathPara>
+          </w:p>
+        </w:tc>
+        <w:tc>
+          <w:tcPr>
+            <w:tcW w:w="1057" w:type="dxa"/>
+          </w:tcPr>
+          <w:p>
+            <w:pPr>
+              <w:pStyle w:val="ae"/>
+            </w:pPr>
+            <m:oMathPara>
+              <m:oMath>
+                <m:r>
+                  <w:rPr>
+                    <w:rFonts w:ascii="Cambria Math" w:hAnsi="Cambria Math"/>
+                  </w:rPr>
+                  <m:t>3</m:t>
+                </m:r>
+              </m:oMath>
+            </m:oMathPara>
+          </w:p>
+        </w:tc>
+        <w:tc>
+          <w:tcPr>
+            <w:tcW w:w="1035" w:type="dxa"/>
+          </w:tcPr>
+          <w:p>
+            <w:pPr>
+              <w:pStyle w:val="ae"/>
+              <w:jc w:val="center"/>
+            </w:pPr>
+            <w:r>
+              <w:rPr>
+                <w:rFonts w:eastAsiaTheme="minorEastAsia"/>
+                <w:lang w:val="en-US"/>
+              </w:rPr>
+              <w:t>-</w:t>
+            </w:r>
+            <m:oMath>
+              <m:r>
+                <w:rPr>
+                  <w:rFonts w:ascii="Cambria Math" w:hAnsi="Cambria Math"/>
+                </w:rPr>
+                <m:t>1</m:t>
+              </m:r>
+            </m:oMath>
+          </w:p>
+        </w:tc>
+        <w:tc>
+          <w:tcPr>
+            <w:tcW w:w="1035" w:type="dxa"/>
+          </w:tcPr>
+          <w:p>
+            <w:pPr>
+              <w:pStyle w:val="ae"/>
+              <w:rPr>
+                <w:i/>
+              </w:rPr>
+            </w:pPr>
+            <m:oMathPara>
+              <m:oMath>
+                <m:r>
+                  <w:rPr>
+                    <w:rFonts w:ascii="Cambria Math" w:hAnsi="Cambria Math"/>
+                  </w:rPr>
+                  <m:t>0</m:t>
+                </m:r>
+              </m:oMath>
+            </m:oMathPara>
+          </w:p>
+        </w:tc>
+        <w:tc>
+          <w:tcPr>
+            <w:tcW w:w="1101" w:type="dxa"/>
+          </w:tcPr>
+          <w:p>
+            <w:pPr>
+              <w:pStyle w:val="ae"/>
+            </w:pPr>
+            <m:oMathPara>
+              <m:oMath>
+                <m:r>
+                  <w:rPr>
+                    <w:rFonts w:ascii="Cambria Math" w:hAnsi="Cambria Math"/>
+                  </w:rPr>
+                  <m:t>1</m:t>
+                </m:r>
+              </m:oMath>
+            </m:oMathPara>
+            <w:bookmarkStart w:id="0" w:name="_GoBack"/>
+            <w:bookmarkEnd w:id="0"/>
+          </w:p>
+        </w:tc>
+        <w:tc>
+          <w:tcPr>
+            <w:tcW w:w="1065" w:type="dxa"/>
+          </w:tcPr>
+          <w:p>
+            <w:pPr>
+              <w:pStyle w:val="ae"/>
+            </w:pPr>
+          </w:p>
+        </w:tc>
+      </w:tr>
+      <w:tr>
+        <w:tc>
+          <w:tcPr>
+            <w:tcW w:w="1085" w:type="dxa"/>
+            <w:tcBorders>
+              <w:bottom w:val="single" w:sz="4" w:space="0" w:color="auto"/>
+            </w:tcBorders>
+          </w:tcPr>
+          <w:p>
+            <w:pPr>
+              <w:pStyle w:val="ae"/>
+            </w:pPr>
+            <m:oMathPara>
+              <m:oMath>
+                <m:r>
+                  <w:rPr>
+                    <w:rFonts w:ascii="Cambria Math" w:hAnsi="Cambria Math"/>
+                  </w:rPr>
+                  <m:t>0</m:t>
+                </m:r>
+              </m:oMath>
+            </m:oMathPara>
+          </w:p>
+        </w:tc>
+        <w:tc>
+          <w:tcPr>
+            <w:tcW w:w="1086" w:type="dxa"/>
+            <w:tcBorders>
+              <w:bottom w:val="single" w:sz="4" w:space="0" w:color="auto"/>
+            </w:tcBorders>
+          </w:tcPr>
+          <w:p>
+            <w:pPr>
+              <w:pStyle w:val="ae"/>
+            </w:pPr>
+            <m:oMathPara>
+              <m:oMath>
+                <m:sSub>
+                  <m:sSubPr>
+                    <m:ctrlPr>
+                      <w:rPr>
+                        <w:rFonts w:ascii="Cambria Math" w:hAnsi="Cambria Math"/>
+                        <w:i/>
+                      </w:rPr>
+                    </m:ctrlPr>
+                  </m:sSubPr>
+                  <m:e>
+                    <m:r>
+                      <w:rPr>
+                        <w:rFonts w:ascii="Cambria Math" w:hAnsi="Cambria Math"/>
+                      </w:rPr>
+                      <m:t>x</m:t>
+                    </m:r>
+                  </m:e>
+                  <m:sub>
+                    <m:r>
+                      <w:rPr>
+                        <w:rFonts w:ascii="Cambria Math" w:hAnsi="Cambria Math"/>
+                      </w:rPr>
+                      <m:t>4</m:t>
+                    </m:r>
+                  </m:sub>
+                </m:sSub>
+              </m:oMath>
+            </m:oMathPara>
+          </w:p>
+        </w:tc>
+        <w:tc>
+          <w:tcPr>
+            <w:tcW w:w="1082" w:type="dxa"/>
+            <w:tcBorders>
+              <w:bottom w:val="single" w:sz="4" w:space="0" w:color="auto"/>
+            </w:tcBorders>
+          </w:tcPr>
+          <w:p>
+            <w:pPr>
+              <w:pStyle w:val="ae"/>
+            </w:pPr>
+            <m:oMathPara>
+              <m:oMath>
+                <m:r>
+                  <w:rPr>
+                    <w:rFonts w:ascii="Cambria Math" w:hAnsi="Cambria Math"/>
+                  </w:rPr>
+                  <m:t>16</m:t>
+                </m:r>
+              </m:oMath>
+            </m:oMathPara>
+          </w:p>
+        </w:tc>
+        <w:tc>
+          <w:tcPr>
+            <w:tcW w:w="1087" w:type="dxa"/>
+            <w:tcBorders>
+              <w:bottom w:val="single" w:sz="4" w:space="0" w:color="auto"/>
+            </w:tcBorders>
+          </w:tcPr>
+          <w:p>
+            <w:pPr>
+              <w:pStyle w:val="ae"/>
+            </w:pPr>
+            <m:oMathPara>
+              <m:oMath>
+                <m:r>
+                  <w:rPr>
+                    <w:rFonts w:ascii="Cambria Math" w:hAnsi="Cambria Math"/>
+                  </w:rPr>
+                  <m:t>1</m:t>
+                </m:r>
+              </m:oMath>
+            </m:oMathPara>
+          </w:p>
+        </w:tc>
+        <w:tc>
+          <w:tcPr>
+            <w:tcW w:w="1057" w:type="dxa"/>
+          </w:tcPr>
+          <w:p>
+            <w:pPr>
+              <w:pStyle w:val="ae"/>
+            </w:pPr>
+            <m:oMathPara>
+              <m:oMath>
+                <m:r>
+                  <w:rPr>
+                    <w:rFonts w:ascii="Cambria Math" w:hAnsi="Cambria Math"/>
+                  </w:rPr>
+                  <m:t>4</m:t>
+                </m:r>
+              </m:oMath>
+            </m:oMathPara>
+          </w:p>
+        </w:tc>
+        <w:tc>
+          <w:tcPr>
+            <w:tcW w:w="1035" w:type="dxa"/>
+          </w:tcPr>
+          <w:p>
+            <w:pPr>
+              <w:pStyle w:val="ae"/>
+            </w:pPr>
+            <m:oMathPara>
+              <m:oMath>
+                <m:r>
+                  <w:rPr>
+                    <w:rFonts w:ascii="Cambria Math" w:hAnsi="Cambria Math"/>
+                  </w:rPr>
+                  <m:t>0</m:t>
+                </m:r>
+              </m:oMath>
+            </m:oMathPara>
+          </w:p>
+        </w:tc>
+        <w:tc>
+          <w:tcPr>
+            <w:tcW w:w="1035" w:type="dxa"/>
+          </w:tcPr>
+          <w:p>
+            <w:pPr>
+              <w:pStyle w:val="ae"/>
+            </w:pPr>
+            <m:oMathPara>
+              <m:oMath>
+                <m:r>
+                  <w:rPr>
+                    <w:rFonts w:ascii="Cambria Math" w:hAnsi="Cambria Math"/>
+                  </w:rPr>
+                  <m:t>1</m:t>
+                </m:r>
+              </m:oMath>
+            </m:oMathPara>
+          </w:p>
+        </w:tc>
+        <w:tc>
+          <w:tcPr>
+            <w:tcW w:w="1101" w:type="dxa"/>
+          </w:tcPr>
+          <w:p>
+            <w:pPr>
+              <w:pStyle w:val="ae"/>
+            </w:pPr>
+            <m:oMathPara>
+              <m:oMath>
+                <m:r>
+                  <w:rPr>
+                    <w:rFonts w:ascii="Cambria Math" w:hAnsi="Cambria Math"/>
+                  </w:rPr>
+                  <m:t>0</m:t>
+                </m:r>
+              </m:oMath>
+            </m:oMathPara>
+          </w:p>
+        </w:tc>
+        <w:tc>
+          <w:tcPr>
+            <w:tcW w:w="1065" w:type="dxa"/>
+          </w:tcPr>
+          <w:p>
+            <w:pPr>
+              <w:pStyle w:val="ae"/>
+            </w:pPr>
+          </w:p>
+        </w:tc>
+      </w:tr>
+      <w:tr>
+        <w:tc>
+          <w:tcPr>
+            <w:tcW w:w="1085" w:type="dxa"/>
+            <w:tcBorders>
+              <w:top w:val="single" w:sz="4" w:space="0" w:color="auto"/>
+              <w:left w:val="nil"/>
+              <w:bottom w:val="nil"/>
+              <w:right w:val="nil"/>
+            </w:tcBorders>
+          </w:tcPr>
+          <w:p>
+            <w:pPr>
+              <w:pStyle w:val="ae"/>
+              <w:rPr>
+                <w:rFonts w:eastAsia="Calibri" w:cs="Times New Roman"/>
+              </w:rPr>
+            </w:pPr>
+          </w:p>
+        </w:tc>
+        <w:tc>
+          <w:tcPr>
+            <w:tcW w:w="1086" w:type="dxa"/>
+            <w:tcBorders>
+              <w:top w:val="single" w:sz="4" w:space="0" w:color="auto"/>
+              <w:left w:val="nil"/>
+              <w:bottom w:val="nil"/>
+              <w:right w:val="nil"/>
+            </w:tcBorders>
+          </w:tcPr>
+          <w:p>
+            <w:pPr>
+              <w:pStyle w:val="ae"/>
+              <w:rPr>
+                <w:rFonts w:eastAsia="Calibri" w:cs="Times New Roman"/>
+              </w:rPr>
+            </w:pPr>
+          </w:p>
+        </w:tc>
+        <w:tc>
+          <w:tcPr>
+            <w:tcW w:w="1082" w:type="dxa"/>
+            <w:tcBorders>
+              <w:top w:val="single" w:sz="4" w:space="0" w:color="auto"/>
+              <w:left w:val="nil"/>
+              <w:bottom w:val="nil"/>
+              <w:right w:val="single" w:sz="4" w:space="0" w:color="auto"/>
+            </w:tcBorders>
+          </w:tcPr>
+          <w:p>
+            <w:pPr>
+              <w:pStyle w:val="ae"/>
+              <w:rPr>
+                <w:rFonts w:eastAsia="Calibri" w:cs="Times New Roman"/>
+              </w:rPr>
+            </w:pPr>
+          </w:p>
+        </w:tc>
+        <w:tc>
+          <w:tcPr>
+            <w:tcW w:w="1087" w:type="dxa"/>
+            <w:tcBorders>
+              <w:top w:val="single" w:sz="4" w:space="0" w:color="auto"/>
+              <w:left w:val="single" w:sz="4" w:space="0" w:color="auto"/>
+              <w:bottom w:val="single" w:sz="4" w:space="0" w:color="auto"/>
+              <w:right w:val="single" w:sz="4" w:space="0" w:color="auto"/>
+            </w:tcBorders>
+          </w:tcPr>
+          <w:p>
+            <w:pPr>
+              <w:pStyle w:val="ae"/>
+            </w:pPr>
+          </w:p>
+        </w:tc>
+        <w:tc>
+          <w:tcPr>
+            <w:tcW w:w="1057" w:type="dxa"/>
+            <w:tcBorders>
+              <w:left w:val="single" w:sz="4" w:space="0" w:color="auto"/>
+            </w:tcBorders>
+          </w:tcPr>
+          <w:p>
+            <w:pPr>
+              <w:pStyle w:val="ae"/>
+            </w:pPr>
+          </w:p>
+        </w:tc>
+        <w:tc>
+          <w:tcPr>
+            <w:tcW w:w="1035" w:type="dxa"/>
+          </w:tcPr>
+          <w:p>
+            <w:pPr>
+              <w:pStyle w:val="ae"/>
+            </w:pPr>
+          </w:p>
+        </w:tc>
+        <w:tc>
+          <w:tcPr>
+            <w:tcW w:w="1035" w:type="dxa"/>
+          </w:tcPr>
+          <w:p>
+            <w:pPr>
+              <w:pStyle w:val="ae"/>
+            </w:pPr>
+          </w:p>
+        </w:tc>
+        <w:tc>
+          <w:tcPr>
+            <w:tcW w:w="1101" w:type="dxa"/>
+          </w:tcPr>
+          <w:p>
+            <w:pPr>
+              <w:pStyle w:val="ae"/>
+            </w:pPr>
+          </w:p>
+        </w:tc>
+        <w:tc>
+          <w:tcPr>
+            <w:tcW w:w="1065" w:type="dxa"/>
+          </w:tcPr>
+          <w:p>
+            <w:pPr>
+              <w:pStyle w:val="ae"/>
+            </w:pPr>
+          </w:p>
+        </w:tc>
+      </w:tr>
+    </w:tbl>
+    <w:p>
+      <w:pPr>
+        <w:rPr>
+          <w:lang w:val="ru-RU"/>
+        </w:rPr>
+      </w:pPr>
     </w:p>
     <w:p>
       <w:pPr>
@@ -787,7 +2893,7 @@
 </file>
 
 <file path=word/styles.xml><?xml version="1.0" encoding="utf-8"?>
-<w:styles xmlns:mc="http://schemas.openxmlformats.org/markup-compatibility/2006" xmlns:r="http://schemas.openxmlformats.org/officeDocument/2006/relationships" xmlns:w="http://schemas.openxmlformats.org/wordprocessingml/2006/main" xmlns:w14="http://schemas.microsoft.com/office/word/2010/wordml" xmlns:w15="http://schemas.microsoft.com/office/word/2012/wordml" xmlns:w16cex="http://schemas.microsoft.com/office/word/2018/wordml/cex" xmlns:w16cid="http://schemas.microsoft.com/office/word/2016/wordml/cid" xmlns:w16="http://schemas.microsoft.com/office/word/2018/wordml" xmlns:w16du="http://schemas.microsoft.com/office/word/2023/wordml/word16du" xmlns:w16sdtdh="http://schemas.microsoft.com/office/word/2020/wordml/sdtdatahash" xmlns:w16sdtfl="http://schemas.microsoft.com/office/word/2024/wordml/sdtformatlock" xmlns:w16se="http://schemas.microsoft.com/office/word/2015/wordml/symex" mc:Ignorable="w14 w15 w16se w16cid w16 w16cex w16sdtdh w16sdtfl w16du">
+<w:styles xmlns:mc="http://schemas.openxmlformats.org/markup-compatibility/2006" xmlns:r="http://schemas.openxmlformats.org/officeDocument/2006/relationships" xmlns:w="http://schemas.openxmlformats.org/wordprocessingml/2006/main" xmlns:w14="http://schemas.microsoft.com/office/word/2010/wordml" xmlns:w15="http://schemas.microsoft.com/office/word/2012/wordml" xmlns:w16se="http://schemas.microsoft.com/office/word/2015/wordml/symex" mc:Ignorable="w14 w15 w16se">
   <w:docDefaults>
     <w:rPrDefault>
       <w:rPr>
@@ -795,7 +2901,7 @@
         <w:kern w:val="2"/>
         <w:sz w:val="24"/>
         <w:szCs w:val="24"/>
-        <w:lang w:val="ru-US" w:eastAsia="en-US" w:bidi="ar-SA"/>
+        <w:lang w:eastAsia="en-US" w:bidi="ar-SA"/>
         <w14:ligatures w14:val="standardContextual"/>
       </w:rPr>
     </w:rPrDefault>
@@ -805,7 +2911,7 @@
       </w:pPr>
     </w:pPrDefault>
   </w:docDefaults>
-  <w:latentStyles w:defLockedState="0" w:defUIPriority="99" w:defSemiHidden="0" w:defUnhideWhenUsed="0" w:defQFormat="0" w:count="376">
+  <w:latentStyles w:defLockedState="0" w:defUIPriority="99" w:defSemiHidden="0" w:defUnhideWhenUsed="0" w:defQFormat="0" w:count="371">
     <w:lsdException w:name="Normal" w:uiPriority="0" w:qFormat="1"/>
     <w:lsdException w:name="heading 1" w:uiPriority="9" w:qFormat="1"/>
     <w:lsdException w:name="heading 2" w:semiHidden="1" w:uiPriority="9" w:unhideWhenUsed="1" w:qFormat="1"/>
@@ -1177,16 +3283,11 @@
     <w:lsdException w:name="List Table 5 Dark Accent 6" w:uiPriority="50"/>
     <w:lsdException w:name="List Table 6 Colorful Accent 6" w:uiPriority="51"/>
     <w:lsdException w:name="List Table 7 Colorful Accent 6" w:uiPriority="52"/>
-    <w:lsdException w:name="Mention" w:semiHidden="1" w:unhideWhenUsed="1"/>
-    <w:lsdException w:name="Smart Hyperlink" w:semiHidden="1" w:unhideWhenUsed="1"/>
-    <w:lsdException w:name="Hashtag" w:semiHidden="1" w:unhideWhenUsed="1"/>
-    <w:lsdException w:name="Unresolved Mention" w:semiHidden="1" w:unhideWhenUsed="1"/>
-    <w:lsdException w:name="Smart Link" w:semiHidden="1" w:unhideWhenUsed="1"/>
   </w:latentStyles>
   <w:style w:type="paragraph" w:default="1" w:styleId="a">
     <w:name w:val="Normal"/>
     <w:qFormat/>
-    <w:rsid w:val="004156BB"/>
+    <w:rsid w:val="0080282B"/>
     <w:pPr>
       <w:spacing w:after="0" w:line="360" w:lineRule="auto"/>
       <w:ind w:firstLine="425"/>
@@ -1585,6 +3686,7 @@
       <w:numPr>
         <w:ilvl w:val="1"/>
       </w:numPr>
+      <w:ind w:firstLine="425"/>
     </w:pPr>
     <w:rPr>
       <w:rFonts w:eastAsiaTheme="majorEastAsia" w:cstheme="majorBidi"/>
@@ -1717,6 +3819,49 @@
     <w:rsid w:val="004156BB"/>
     <w:rPr>
       <w:color w:val="666666"/>
+    </w:rPr>
+  </w:style>
+  <w:style w:type="table" w:styleId="ad">
+    <w:name w:val="Table Grid"/>
+    <w:basedOn w:val="a1"/>
+    <w:uiPriority w:val="39"/>
+    <w:rsid w:val="009D2EEC"/>
+    <w:pPr>
+      <w:spacing w:after="0" w:line="240" w:lineRule="auto"/>
+    </w:pPr>
+    <w:tblPr>
+      <w:tblBorders>
+        <w:top w:val="single" w:sz="4" w:space="0" w:color="auto"/>
+        <w:left w:val="single" w:sz="4" w:space="0" w:color="auto"/>
+        <w:bottom w:val="single" w:sz="4" w:space="0" w:color="auto"/>
+        <w:right w:val="single" w:sz="4" w:space="0" w:color="auto"/>
+        <w:insideH w:val="single" w:sz="4" w:space="0" w:color="auto"/>
+        <w:insideV w:val="single" w:sz="4" w:space="0" w:color="auto"/>
+      </w:tblBorders>
+    </w:tblPr>
+  </w:style>
+  <w:style w:type="paragraph" w:customStyle="1" w:styleId="ae">
+    <w:name w:val="Таблица"/>
+    <w:basedOn w:val="a"/>
+    <w:link w:val="af"/>
+    <w:qFormat/>
+    <w:rsid w:val="009D2EEC"/>
+    <w:pPr>
+      <w:ind w:firstLine="0"/>
+    </w:pPr>
+    <w:rPr>
+      <w:sz w:val="24"/>
+      <w:lang w:val="ru-RU"/>
+    </w:rPr>
+  </w:style>
+  <w:style w:type="character" w:customStyle="1" w:styleId="af">
+    <w:name w:val="Таблица Знак"/>
+    <w:basedOn w:val="a0"/>
+    <w:link w:val="ae"/>
+    <w:rsid w:val="009D2EEC"/>
+    <w:rPr>
+      <w:rFonts w:ascii="Times New Roman" w:hAnsi="Times New Roman"/>
+      <w:lang w:val="ru-RU"/>
     </w:rPr>
   </w:style>
 </w:styles>

--- a/Курс 3/Математические основы ИИ/Лабораторные/02. Симплексный метод решения задач линейного программирования/Вариант 6.docx
+++ b/Курс 3/Математические основы ИИ/Лабораторные/02. Симплексный метод решения задач линейного программирования/Вариант 6.docx
@@ -1,6 +1,6 @@
 
 <file path=word/document.xml><?xml version="1.0" encoding="utf-8"?>
-<w:document xmlns:wpc="http://schemas.microsoft.com/office/word/2010/wordprocessingCanvas" xmlns:cx="http://schemas.microsoft.com/office/drawing/2014/chartex" xmlns:mc="http://schemas.openxmlformats.org/markup-compatibility/2006" xmlns:o="urn:schemas-microsoft-com:office:office" xmlns:r="http://schemas.openxmlformats.org/officeDocument/2006/relationships" xmlns:m="http://schemas.openxmlformats.org/officeDocument/2006/math" xmlns:v="urn:schemas-microsoft-com:vml" xmlns:wp14="http://schemas.microsoft.com/office/word/2010/wordprocessingDrawing" xmlns:wp="http://schemas.openxmlformats.org/drawingml/2006/wordprocessingDrawing" xmlns:w10="urn:schemas-microsoft-com:office:word" xmlns:w="http://schemas.openxmlformats.org/wordprocessingml/2006/main" xmlns:w14="http://schemas.microsoft.com/office/word/2010/wordml" xmlns:w15="http://schemas.microsoft.com/office/word/2012/wordml" xmlns:w16se="http://schemas.microsoft.com/office/word/2015/wordml/symex" xmlns:wpg="http://schemas.microsoft.com/office/word/2010/wordprocessingGroup" xmlns:wpi="http://schemas.microsoft.com/office/word/2010/wordprocessingInk" xmlns:wne="http://schemas.microsoft.com/office/word/2006/wordml" xmlns:wps="http://schemas.microsoft.com/office/word/2010/wordprocessingShape" mc:Ignorable="w14 w15 w16se wp14">
+<w:document xmlns:wpc="http://schemas.microsoft.com/office/word/2010/wordprocessingCanvas" xmlns:cx="http://schemas.microsoft.com/office/drawing/2014/chartex" xmlns:cx1="http://schemas.microsoft.com/office/drawing/2015/9/8/chartex" xmlns:cx2="http://schemas.microsoft.com/office/drawing/2015/10/21/chartex" xmlns:cx3="http://schemas.microsoft.com/office/drawing/2016/5/9/chartex" xmlns:cx4="http://schemas.microsoft.com/office/drawing/2016/5/10/chartex" xmlns:cx5="http://schemas.microsoft.com/office/drawing/2016/5/11/chartex" xmlns:cx6="http://schemas.microsoft.com/office/drawing/2016/5/12/chartex" xmlns:cx7="http://schemas.microsoft.com/office/drawing/2016/5/13/chartex" xmlns:cx8="http://schemas.microsoft.com/office/drawing/2016/5/14/chartex" xmlns:mc="http://schemas.openxmlformats.org/markup-compatibility/2006" xmlns:aink="http://schemas.microsoft.com/office/drawing/2016/ink" xmlns:am3d="http://schemas.microsoft.com/office/drawing/2017/model3d" xmlns:o="urn:schemas-microsoft-com:office:office" xmlns:oel="http://schemas.microsoft.com/office/2019/extlst" xmlns:r="http://schemas.openxmlformats.org/officeDocument/2006/relationships" xmlns:m="http://schemas.openxmlformats.org/officeDocument/2006/math" xmlns:v="urn:schemas-microsoft-com:vml" xmlns:wp14="http://schemas.microsoft.com/office/word/2010/wordprocessingDrawing" xmlns:wp="http://schemas.openxmlformats.org/drawingml/2006/wordprocessingDrawing" xmlns:w10="urn:schemas-microsoft-com:office:word" xmlns:w="http://schemas.openxmlformats.org/wordprocessingml/2006/main" xmlns:w14="http://schemas.microsoft.com/office/word/2010/wordml" xmlns:w15="http://schemas.microsoft.com/office/word/2012/wordml" xmlns:w16cex="http://schemas.microsoft.com/office/word/2018/wordml/cex" xmlns:w16cid="http://schemas.microsoft.com/office/word/2016/wordml/cid" xmlns:w16="http://schemas.microsoft.com/office/word/2018/wordml" xmlns:w16du="http://schemas.microsoft.com/office/word/2023/wordml/word16du" xmlns:w16sdtdh="http://schemas.microsoft.com/office/word/2020/wordml/sdtdatahash" xmlns:w16sdtfl="http://schemas.microsoft.com/office/word/2024/wordml/sdtformatlock" xmlns:w16se="http://schemas.microsoft.com/office/word/2015/wordml/symex" xmlns:wpg="http://schemas.microsoft.com/office/word/2010/wordprocessingGroup" xmlns:wpi="http://schemas.microsoft.com/office/word/2010/wordprocessingInk" xmlns:wne="http://schemas.microsoft.com/office/word/2006/wordml" xmlns:wps="http://schemas.microsoft.com/office/word/2010/wordprocessingShape" mc:Ignorable="w14 w15 w16se w16cid w16 w16cex w16sdtdh w16sdtfl w16du wp14">
   <w:body>
     <w:p>
       <w:pPr>
@@ -406,7 +406,7 @@
       <w:pPr>
         <w:ind w:firstLine="0"/>
         <w:rPr>
-          <w:lang w:val="ru-RU"/>
+          <w:lang w:val="en-US"/>
         </w:rPr>
       </w:pPr>
       <w:r>
@@ -420,6 +420,14 @@
       <w:pPr>
         <w:ind w:firstLine="0"/>
         <w:rPr>
+          <w:lang w:val="en-US"/>
+        </w:rPr>
+      </w:pPr>
+    </w:p>
+    <w:p>
+      <w:pPr>
+        <w:ind w:firstLine="0"/>
+        <w:rPr>
           <w:lang w:val="ru-RU"/>
         </w:rPr>
       </w:pPr>
@@ -439,23 +447,12 @@
         <w:rPr>
           <w:lang w:val="ru-RU"/>
         </w:rPr>
-        <w:t xml:space="preserve">Переход к </w:t>
-      </w:r>
-      <w:r>
-        <w:rPr>
-          <w:lang w:val="en-US"/>
-        </w:rPr>
-        <w:t>M</w:t>
-      </w:r>
-      <w:r>
-        <w:rPr>
-          <w:lang w:val="ru-RU"/>
-        </w:rPr>
-        <w:t>-задаче</w:t>
+        <w:t>Приведение к канонической форме</w:t>
       </w:r>
     </w:p>
     <w:p>
       <w:pPr>
+        <w:ind w:firstLine="0"/>
         <w:rPr>
           <w:lang w:val="ru-RU"/>
         </w:rPr>
@@ -464,7 +461,7 @@
         <w:rPr>
           <w:lang w:val="ru-RU"/>
         </w:rPr>
-        <w:t>В каждое из уравнений введена искусственная базисная переменная со знаком «+». Задача в расширенной форме выглядит следующим образом:</w:t>
+        <w:t>Функция:</w:t>
       </w:r>
     </w:p>
     <w:p>
@@ -572,114 +569,6 @@
                   <w:lang w:val="en-US"/>
                 </w:rPr>
                 <m:t>2</m:t>
-              </m:r>
-            </m:sub>
-          </m:sSub>
-          <m:r>
-            <w:rPr>
-              <w:rFonts w:ascii="Cambria Math" w:hAnsi="Cambria Math"/>
-              <w:lang w:val="en-US"/>
-            </w:rPr>
-            <m:t>+0</m:t>
-          </m:r>
-          <m:sSub>
-            <m:sSubPr>
-              <m:ctrlPr>
-                <w:rPr>
-                  <w:rFonts w:ascii="Cambria Math" w:hAnsi="Cambria Math"/>
-                  <w:i/>
-                  <w:lang w:val="en-US"/>
-                </w:rPr>
-              </m:ctrlPr>
-            </m:sSubPr>
-            <m:e>
-              <m:r>
-                <w:rPr>
-                  <w:rFonts w:ascii="Cambria Math" w:hAnsi="Cambria Math"/>
-                  <w:lang w:val="en-US"/>
-                </w:rPr>
-                <m:t>x</m:t>
-              </m:r>
-            </m:e>
-            <m:sub>
-              <m:r>
-                <w:rPr>
-                  <w:rFonts w:ascii="Cambria Math" w:hAnsi="Cambria Math"/>
-                  <w:lang w:val="en-US"/>
-                </w:rPr>
-                <m:t>3</m:t>
-              </m:r>
-            </m:sub>
-          </m:sSub>
-          <m:r>
-            <w:rPr>
-              <w:rFonts w:ascii="Cambria Math" w:hAnsi="Cambria Math"/>
-              <w:lang w:val="en-US"/>
-            </w:rPr>
-            <m:t>+0</m:t>
-          </m:r>
-          <m:sSub>
-            <m:sSubPr>
-              <m:ctrlPr>
-                <w:rPr>
-                  <w:rFonts w:ascii="Cambria Math" w:hAnsi="Cambria Math"/>
-                  <w:i/>
-                  <w:lang w:val="en-US"/>
-                </w:rPr>
-              </m:ctrlPr>
-            </m:sSubPr>
-            <m:e>
-              <m:r>
-                <w:rPr>
-                  <w:rFonts w:ascii="Cambria Math" w:hAnsi="Cambria Math"/>
-                  <w:lang w:val="en-US"/>
-                </w:rPr>
-                <m:t>x</m:t>
-              </m:r>
-            </m:e>
-            <m:sub>
-              <m:r>
-                <w:rPr>
-                  <w:rFonts w:ascii="Cambria Math" w:hAnsi="Cambria Math"/>
-                  <w:lang w:val="en-US"/>
-                </w:rPr>
-                <m:t>4</m:t>
-              </m:r>
-            </m:sub>
-          </m:sSub>
-          <m:r>
-            <w:rPr>
-              <w:rFonts w:ascii="Cambria Math" w:hAnsi="Cambria Math"/>
-              <w:lang w:val="en-US"/>
-            </w:rPr>
-            <m:t>-M</m:t>
-          </m:r>
-          <m:sSub>
-            <m:sSubPr>
-              <m:ctrlPr>
-                <w:rPr>
-                  <w:rFonts w:ascii="Cambria Math" w:hAnsi="Cambria Math"/>
-                  <w:i/>
-                  <w:lang w:val="en-US"/>
-                </w:rPr>
-              </m:ctrlPr>
-            </m:sSubPr>
-            <m:e>
-              <m:r>
-                <w:rPr>
-                  <w:rFonts w:ascii="Cambria Math" w:hAnsi="Cambria Math"/>
-                  <w:lang w:val="en-US"/>
-                </w:rPr>
-                <m:t>x</m:t>
-              </m:r>
-            </m:e>
-            <m:sub>
-              <m:r>
-                <w:rPr>
-                  <w:rFonts w:ascii="Cambria Math" w:hAnsi="Cambria Math"/>
-                  <w:lang w:val="en-US"/>
-                </w:rPr>
-                <m:t>5</m:t>
               </m:r>
             </m:sub>
           </m:sSub>
@@ -695,9 +584,205 @@
     </w:p>
     <w:p>
       <w:pPr>
+        <w:ind w:firstLine="0"/>
+        <w:rPr>
+          <w:lang w:val="ru-RU"/>
+        </w:rPr>
+      </w:pPr>
+      <w:r>
+        <w:rPr>
+          <w:lang w:val="ru-RU"/>
+        </w:rPr>
+        <w:t>Ограничение 1:</w:t>
+      </w:r>
+    </w:p>
+    <w:p>
+      <w:pPr>
+        <w:rPr>
+          <w:lang w:val="ru-RU"/>
+        </w:rPr>
+      </w:pPr>
+      <w:r>
+        <w:rPr>
+          <w:lang w:val="ru-RU"/>
+        </w:rPr>
+        <w:t>Для того чтобы в ограничении</w:t>
+      </w:r>
+      <w:r>
+        <w:rPr>
+          <w:lang w:val="ru-RU"/>
+        </w:rPr>
+        <w:t xml:space="preserve"> </w:t>
+      </w:r>
+      <m:oMath>
+        <m:r>
+          <w:rPr>
+            <w:rFonts w:ascii="Cambria Math" w:eastAsiaTheme="minorEastAsia" w:hAnsi="Cambria Math"/>
+            <w:lang w:val="ru-RU"/>
+          </w:rPr>
+          <m:t>-2</m:t>
+        </m:r>
+        <m:sSub>
+          <m:sSubPr>
+            <m:ctrlPr>
+              <w:rPr>
+                <w:rFonts w:ascii="Cambria Math" w:eastAsiaTheme="minorEastAsia" w:hAnsi="Cambria Math"/>
+                <w:i/>
+                <w:lang w:val="en-US"/>
+              </w:rPr>
+            </m:ctrlPr>
+          </m:sSubPr>
+          <m:e>
+            <m:r>
+              <w:rPr>
+                <w:rFonts w:ascii="Cambria Math" w:eastAsiaTheme="minorEastAsia" w:hAnsi="Cambria Math"/>
+                <w:lang w:val="en-US"/>
+              </w:rPr>
+              <m:t>x</m:t>
+            </m:r>
+          </m:e>
+          <m:sub>
+            <m:r>
+              <w:rPr>
+                <w:rFonts w:ascii="Cambria Math" w:eastAsiaTheme="minorEastAsia" w:hAnsi="Cambria Math"/>
+                <w:lang w:val="ru-RU"/>
+              </w:rPr>
+              <m:t>1</m:t>
+            </m:r>
+          </m:sub>
+        </m:sSub>
+        <m:r>
+          <w:rPr>
+            <w:rFonts w:ascii="Cambria Math" w:eastAsiaTheme="minorEastAsia" w:hAnsi="Cambria Math"/>
+            <w:lang w:val="ru-RU"/>
+          </w:rPr>
+          <m:t>+3</m:t>
+        </m:r>
+        <m:sSub>
+          <m:sSubPr>
+            <m:ctrlPr>
+              <w:rPr>
+                <w:rFonts w:ascii="Cambria Math" w:eastAsiaTheme="minorEastAsia" w:hAnsi="Cambria Math"/>
+                <w:i/>
+                <w:lang w:val="en-US"/>
+              </w:rPr>
+            </m:ctrlPr>
+          </m:sSubPr>
+          <m:e>
+            <m:r>
+              <w:rPr>
+                <w:rFonts w:ascii="Cambria Math" w:eastAsiaTheme="minorEastAsia" w:hAnsi="Cambria Math"/>
+                <w:lang w:val="en-US"/>
+              </w:rPr>
+              <m:t>x</m:t>
+            </m:r>
+          </m:e>
+          <m:sub>
+            <m:r>
+              <w:rPr>
+                <w:rFonts w:ascii="Cambria Math" w:eastAsiaTheme="minorEastAsia" w:hAnsi="Cambria Math"/>
+                <w:lang w:val="ru-RU"/>
+              </w:rPr>
+              <m:t>2</m:t>
+            </m:r>
+          </m:sub>
+        </m:sSub>
+        <m:r>
+          <w:rPr>
+            <w:rFonts w:ascii="Cambria Math" w:eastAsiaTheme="minorEastAsia" w:hAnsi="Cambria Math"/>
+            <w:lang w:val="ru-RU"/>
+          </w:rPr>
+          <m:t>≥6</m:t>
+        </m:r>
+      </m:oMath>
+      <w:r>
         <w:rPr>
           <w:rFonts w:asciiTheme="minorHAnsi" w:eastAsiaTheme="minorEastAsia" w:hAnsiTheme="minorHAnsi"/>
-          <w:lang w:val="en-US"/>
+          <w:lang w:val="ru-RU"/>
+        </w:rPr>
+        <w:t xml:space="preserve"> </w:t>
+      </w:r>
+      <w:r>
+        <w:rPr>
+          <w:rFonts w:eastAsiaTheme="minorEastAsia" w:cs="Times New Roman"/>
+          <w:lang w:val="ru-RU"/>
+        </w:rPr>
+        <w:t>п</w:t>
+      </w:r>
+      <w:r>
+        <w:rPr>
+          <w:rFonts w:eastAsiaTheme="minorEastAsia" w:cs="Times New Roman"/>
+          <w:lang w:val="ru-RU"/>
+        </w:rPr>
+        <w:t xml:space="preserve">оявился знак </w:t>
+      </w:r>
+      <m:oMath>
+        <m:r>
+          <w:rPr>
+            <w:rFonts w:ascii="Cambria Math" w:eastAsiaTheme="minorEastAsia" w:hAnsi="Cambria Math" w:cs="Times New Roman"/>
+            <w:lang w:val="ru-RU"/>
+          </w:rPr>
+          <m:t>=</m:t>
+        </m:r>
+      </m:oMath>
+      <w:r>
+        <w:rPr>
+          <w:rFonts w:eastAsiaTheme="minorEastAsia" w:cs="Times New Roman"/>
+          <w:lang w:val="ru-RU"/>
+        </w:rPr>
+        <w:t xml:space="preserve"> необходимо вычесть избыточную переменную </w:t>
+      </w:r>
+      <m:oMath>
+        <m:sSub>
+          <m:sSubPr>
+            <m:ctrlPr>
+              <w:rPr>
+                <w:rFonts w:ascii="Cambria Math" w:eastAsiaTheme="minorEastAsia" w:hAnsi="Cambria Math" w:cs="Times New Roman"/>
+                <w:i/>
+                <w:lang w:val="ru-RU"/>
+              </w:rPr>
+            </m:ctrlPr>
+          </m:sSubPr>
+          <m:e>
+            <m:r>
+              <w:rPr>
+                <w:rFonts w:ascii="Cambria Math" w:eastAsiaTheme="minorEastAsia" w:hAnsi="Cambria Math" w:cs="Times New Roman"/>
+                <w:lang w:val="en-US"/>
+              </w:rPr>
+              <m:t>x</m:t>
+            </m:r>
+            <m:ctrlPr>
+              <w:rPr>
+                <w:rFonts w:ascii="Cambria Math" w:eastAsiaTheme="minorEastAsia" w:hAnsi="Cambria Math" w:cs="Times New Roman"/>
+                <w:i/>
+                <w:lang w:val="en-US"/>
+              </w:rPr>
+            </m:ctrlPr>
+          </m:e>
+          <m:sub>
+            <m:r>
+              <w:rPr>
+                <w:rFonts w:ascii="Cambria Math" w:eastAsiaTheme="minorEastAsia" w:hAnsi="Cambria Math" w:cs="Times New Roman"/>
+                <w:lang w:val="ru-RU"/>
+              </w:rPr>
+              <m:t>3</m:t>
+            </m:r>
+          </m:sub>
+        </m:sSub>
+      </m:oMath>
+      <w:r>
+        <w:rPr>
+          <w:rFonts w:eastAsiaTheme="minorEastAsia" w:cs="Times New Roman"/>
+          <w:lang w:val="ru-RU"/>
+        </w:rPr>
+        <w:t>:</w:t>
+      </w:r>
+    </w:p>
+    <w:p>
+      <w:pPr>
+        <w:rPr>
+          <w:rFonts w:asciiTheme="minorHAnsi" w:eastAsiaTheme="minorEastAsia" w:hAnsiTheme="minorHAnsi"/>
+          <w:lang w:val="ru-RU"/>
         </w:rPr>
       </w:pPr>
       <m:oMathPara>
@@ -743,14 +828,7 @@
               <w:rFonts w:ascii="Cambria Math" w:eastAsiaTheme="minorEastAsia" w:hAnsi="Cambria Math"/>
               <w:lang w:val="en-US"/>
             </w:rPr>
-            <m:t>-</m:t>
-          </m:r>
-          <m:r>
-            <w:rPr>
-              <w:rFonts w:ascii="Cambria Math" w:eastAsiaTheme="minorEastAsia" w:hAnsi="Cambria Math"/>
-              <w:lang w:val="en-US"/>
-            </w:rPr>
-            <m:t>3</m:t>
+            <m:t>+3</m:t>
           </m:r>
           <m:sSub>
             <m:sSubPr>
@@ -786,7 +864,7 @@
               <w:rFonts w:ascii="Cambria Math" w:eastAsiaTheme="minorEastAsia" w:hAnsi="Cambria Math"/>
               <w:lang w:val="en-US"/>
             </w:rPr>
-            <m:t>+</m:t>
+            <m:t>-</m:t>
           </m:r>
           <m:sSub>
             <m:sSubPr>
@@ -814,42 +892,6 @@
                   <w:lang w:val="en-US"/>
                 </w:rPr>
                 <m:t>3</m:t>
-              </m:r>
-            </m:sub>
-          </m:sSub>
-          <m:r>
-            <w:rPr>
-              <w:rFonts w:ascii="Cambria Math" w:eastAsiaTheme="minorEastAsia" w:hAnsi="Cambria Math"/>
-              <w:lang w:val="en-US"/>
-            </w:rPr>
-            <m:t>+M</m:t>
-          </m:r>
-          <m:sSub>
-            <m:sSubPr>
-              <m:ctrlPr>
-                <w:rPr>
-                  <w:rFonts w:ascii="Cambria Math" w:eastAsiaTheme="minorEastAsia" w:hAnsi="Cambria Math"/>
-                  <w:i/>
-                  <w:lang w:val="en-US"/>
-                </w:rPr>
-              </m:ctrlPr>
-            </m:sSubPr>
-            <m:e>
-              <m:r>
-                <w:rPr>
-                  <w:rFonts w:ascii="Cambria Math" w:eastAsiaTheme="minorEastAsia" w:hAnsi="Cambria Math"/>
-                  <w:lang w:val="en-US"/>
-                </w:rPr>
-                <m:t>x</m:t>
-              </m:r>
-            </m:e>
-            <m:sub>
-              <m:r>
-                <w:rPr>
-                  <w:rFonts w:ascii="Cambria Math" w:eastAsiaTheme="minorEastAsia" w:hAnsi="Cambria Math"/>
-                  <w:lang w:val="en-US"/>
-                </w:rPr>
-                <m:t>5</m:t>
               </m:r>
             </m:sub>
           </m:sSub>
@@ -873,6 +915,658 @@
     <w:p>
       <w:pPr>
         <w:rPr>
+          <w:rFonts w:eastAsiaTheme="minorEastAsia" w:cs="Times New Roman"/>
+          <w:lang w:val="ru-RU"/>
+        </w:rPr>
+      </w:pPr>
+      <w:r>
+        <w:rPr>
+          <w:rFonts w:eastAsiaTheme="minorEastAsia" w:cs="Times New Roman"/>
+          <w:lang w:val="ru-RU"/>
+        </w:rPr>
+        <w:t xml:space="preserve">При нахождении базисной переменной получится что при </w:t>
+      </w:r>
+      <m:oMath>
+        <m:sSub>
+          <m:sSubPr>
+            <m:ctrlPr>
+              <w:rPr>
+                <w:rFonts w:ascii="Cambria Math" w:eastAsiaTheme="minorEastAsia" w:hAnsi="Cambria Math" w:cs="Times New Roman"/>
+                <w:i/>
+                <w:lang w:val="ru-RU"/>
+              </w:rPr>
+            </m:ctrlPr>
+          </m:sSubPr>
+          <m:e>
+            <m:r>
+              <w:rPr>
+                <w:rFonts w:ascii="Cambria Math" w:eastAsiaTheme="minorEastAsia" w:hAnsi="Cambria Math" w:cs="Times New Roman"/>
+                <w:lang w:val="en-US"/>
+              </w:rPr>
+              <m:t>x</m:t>
+            </m:r>
+            <m:ctrlPr>
+              <w:rPr>
+                <w:rFonts w:ascii="Cambria Math" w:eastAsiaTheme="minorEastAsia" w:hAnsi="Cambria Math" w:cs="Times New Roman"/>
+                <w:i/>
+                <w:lang w:val="en-US"/>
+              </w:rPr>
+            </m:ctrlPr>
+          </m:e>
+          <m:sub>
+            <m:r>
+              <w:rPr>
+                <w:rFonts w:ascii="Cambria Math" w:eastAsiaTheme="minorEastAsia" w:hAnsi="Cambria Math" w:cs="Times New Roman"/>
+                <w:lang w:val="ru-RU"/>
+              </w:rPr>
+              <m:t>1</m:t>
+            </m:r>
+          </m:sub>
+        </m:sSub>
+        <m:r>
+          <w:rPr>
+            <w:rFonts w:ascii="Cambria Math" w:eastAsiaTheme="minorEastAsia" w:hAnsi="Cambria Math" w:cs="Times New Roman"/>
+            <w:lang w:val="ru-RU"/>
+          </w:rPr>
+          <m:t xml:space="preserve"> = 0</m:t>
+        </m:r>
+      </m:oMath>
+      <w:r>
+        <w:rPr>
+          <w:rFonts w:eastAsiaTheme="minorEastAsia" w:cs="Times New Roman"/>
+          <w:lang w:val="ru-RU"/>
+        </w:rPr>
+        <w:t xml:space="preserve">, </w:t>
+      </w:r>
+      <m:oMath>
+        <m:sSub>
+          <m:sSubPr>
+            <m:ctrlPr>
+              <w:rPr>
+                <w:rFonts w:ascii="Cambria Math" w:eastAsiaTheme="minorEastAsia" w:hAnsi="Cambria Math" w:cs="Times New Roman"/>
+                <w:i/>
+                <w:lang w:val="ru-RU"/>
+              </w:rPr>
+            </m:ctrlPr>
+          </m:sSubPr>
+          <m:e>
+            <m:r>
+              <w:rPr>
+                <w:rFonts w:ascii="Cambria Math" w:eastAsiaTheme="minorEastAsia" w:hAnsi="Cambria Math" w:cs="Times New Roman"/>
+                <w:lang w:val="en-US"/>
+              </w:rPr>
+              <m:t>x</m:t>
+            </m:r>
+            <m:ctrlPr>
+              <w:rPr>
+                <w:rFonts w:ascii="Cambria Math" w:eastAsiaTheme="minorEastAsia" w:hAnsi="Cambria Math" w:cs="Times New Roman"/>
+                <w:i/>
+                <w:lang w:val="en-US"/>
+              </w:rPr>
+            </m:ctrlPr>
+          </m:e>
+          <m:sub>
+            <m:r>
+              <w:rPr>
+                <w:rFonts w:ascii="Cambria Math" w:eastAsiaTheme="minorEastAsia" w:hAnsi="Cambria Math" w:cs="Times New Roman"/>
+                <w:lang w:val="ru-RU"/>
+              </w:rPr>
+              <m:t>2</m:t>
+            </m:r>
+          </m:sub>
+        </m:sSub>
+        <m:r>
+          <w:rPr>
+            <w:rFonts w:ascii="Cambria Math" w:eastAsiaTheme="minorEastAsia" w:hAnsi="Cambria Math" w:cs="Times New Roman"/>
+            <w:lang w:val="ru-RU"/>
+          </w:rPr>
+          <m:t xml:space="preserve"> = 0</m:t>
+        </m:r>
+      </m:oMath>
+      <w:r>
+        <w:rPr>
+          <w:rFonts w:eastAsiaTheme="minorEastAsia" w:cs="Times New Roman"/>
+          <w:lang w:val="ru-RU"/>
+        </w:rPr>
+        <w:t xml:space="preserve"> получится</w:t>
+      </w:r>
+      <w:r>
+        <w:rPr>
+          <w:rFonts w:eastAsiaTheme="minorEastAsia" w:cs="Times New Roman"/>
+          <w:lang w:val="ru-RU"/>
+        </w:rPr>
+        <w:t xml:space="preserve"> </w:t>
+      </w:r>
+      <m:oMath>
+        <m:sSub>
+          <m:sSubPr>
+            <m:ctrlPr>
+              <w:rPr>
+                <w:rFonts w:ascii="Cambria Math" w:eastAsiaTheme="minorEastAsia" w:hAnsi="Cambria Math" w:cs="Times New Roman"/>
+                <w:i/>
+                <w:lang w:val="ru-RU"/>
+              </w:rPr>
+            </m:ctrlPr>
+          </m:sSubPr>
+          <m:e>
+            <m:r>
+              <w:rPr>
+                <w:rFonts w:ascii="Cambria Math" w:eastAsiaTheme="minorEastAsia" w:hAnsi="Cambria Math" w:cs="Times New Roman"/>
+                <w:lang w:val="en-US"/>
+              </w:rPr>
+              <m:t>x</m:t>
+            </m:r>
+            <m:ctrlPr>
+              <w:rPr>
+                <w:rFonts w:ascii="Cambria Math" w:eastAsiaTheme="minorEastAsia" w:hAnsi="Cambria Math" w:cs="Times New Roman"/>
+                <w:i/>
+                <w:lang w:val="en-US"/>
+              </w:rPr>
+            </m:ctrlPr>
+          </m:e>
+          <m:sub>
+            <m:r>
+              <w:rPr>
+                <w:rFonts w:ascii="Cambria Math" w:eastAsiaTheme="minorEastAsia" w:hAnsi="Cambria Math" w:cs="Times New Roman"/>
+                <w:lang w:val="ru-RU"/>
+              </w:rPr>
+              <m:t>3</m:t>
+            </m:r>
+          </m:sub>
+        </m:sSub>
+        <m:r>
+          <w:rPr>
+            <w:rFonts w:ascii="Cambria Math" w:eastAsiaTheme="minorEastAsia" w:hAnsi="Cambria Math" w:cs="Times New Roman"/>
+            <w:lang w:val="ru-RU"/>
+          </w:rPr>
+          <m:t xml:space="preserve"> = -6</m:t>
+        </m:r>
+      </m:oMath>
+      <w:r>
+        <w:rPr>
+          <w:rFonts w:eastAsiaTheme="minorEastAsia" w:cs="Times New Roman"/>
+          <w:lang w:val="ru-RU"/>
+        </w:rPr>
+        <w:t xml:space="preserve">, что противоречит последнему ограничению </w:t>
+      </w:r>
+      <m:oMath>
+        <m:sSub>
+          <m:sSubPr>
+            <m:ctrlPr>
+              <w:rPr>
+                <w:rFonts w:ascii="Cambria Math" w:eastAsiaTheme="minorEastAsia" w:hAnsi="Cambria Math" w:cs="Times New Roman"/>
+                <w:i/>
+                <w:lang w:val="ru-RU"/>
+              </w:rPr>
+            </m:ctrlPr>
+          </m:sSubPr>
+          <m:e>
+            <m:r>
+              <w:rPr>
+                <w:rFonts w:ascii="Cambria Math" w:eastAsiaTheme="minorEastAsia" w:hAnsi="Cambria Math" w:cs="Times New Roman"/>
+                <w:lang w:val="en-US"/>
+              </w:rPr>
+              <m:t>x</m:t>
+            </m:r>
+            <m:ctrlPr>
+              <w:rPr>
+                <w:rFonts w:ascii="Cambria Math" w:eastAsiaTheme="minorEastAsia" w:hAnsi="Cambria Math" w:cs="Times New Roman"/>
+                <w:i/>
+                <w:lang w:val="en-US"/>
+              </w:rPr>
+            </m:ctrlPr>
+          </m:e>
+          <m:sub>
+            <m:r>
+              <w:rPr>
+                <w:rFonts w:ascii="Cambria Math" w:eastAsiaTheme="minorEastAsia" w:hAnsi="Cambria Math" w:cs="Times New Roman"/>
+                <w:lang w:val="en-US"/>
+              </w:rPr>
+              <m:t>i</m:t>
+            </m:r>
+          </m:sub>
+        </m:sSub>
+        <m:r>
+          <w:rPr>
+            <w:rFonts w:ascii="Cambria Math" w:eastAsiaTheme="minorEastAsia" w:hAnsi="Cambria Math" w:cs="Times New Roman"/>
+            <w:lang w:val="ru-RU"/>
+          </w:rPr>
+          <m:t xml:space="preserve"> &gt; 0</m:t>
+        </m:r>
+      </m:oMath>
+      <w:r>
+        <w:rPr>
+          <w:rFonts w:eastAsiaTheme="minorEastAsia" w:cs="Times New Roman"/>
+          <w:lang w:val="ru-RU"/>
+        </w:rPr>
+        <w:t>.</w:t>
+      </w:r>
+    </w:p>
+    <w:p>
+      <w:pPr>
+        <w:rPr>
+          <w:rFonts w:eastAsiaTheme="minorEastAsia" w:cs="Times New Roman"/>
+          <w:lang w:val="ru-RU"/>
+        </w:rPr>
+      </w:pPr>
+      <w:r>
+        <w:rPr>
+          <w:rFonts w:eastAsiaTheme="minorEastAsia" w:cs="Times New Roman"/>
+          <w:lang w:val="ru-RU"/>
+        </w:rPr>
+        <w:t xml:space="preserve">Для решения этой проблемы введём ещё одну </w:t>
+      </w:r>
+      <w:proofErr w:type="spellStart"/>
+      <w:r>
+        <w:rPr>
+          <w:rFonts w:eastAsiaTheme="minorEastAsia" w:cs="Times New Roman"/>
+          <w:lang w:val="ru-RU"/>
+        </w:rPr>
+        <w:t>исскуственную</w:t>
+      </w:r>
+      <w:proofErr w:type="spellEnd"/>
+      <w:r>
+        <w:rPr>
+          <w:rFonts w:eastAsiaTheme="minorEastAsia" w:cs="Times New Roman"/>
+          <w:lang w:val="ru-RU"/>
+        </w:rPr>
+        <w:t xml:space="preserve"> переменную </w:t>
+      </w:r>
+      <m:oMath>
+        <m:sSub>
+          <m:sSubPr>
+            <m:ctrlPr>
+              <w:rPr>
+                <w:rFonts w:ascii="Cambria Math" w:eastAsiaTheme="minorEastAsia" w:hAnsi="Cambria Math" w:cs="Times New Roman"/>
+                <w:i/>
+                <w:lang w:val="ru-RU"/>
+              </w:rPr>
+            </m:ctrlPr>
+          </m:sSubPr>
+          <m:e>
+            <m:r>
+              <w:rPr>
+                <w:rFonts w:ascii="Cambria Math" w:eastAsiaTheme="minorEastAsia" w:hAnsi="Cambria Math" w:cs="Times New Roman"/>
+                <w:lang w:val="en-US"/>
+              </w:rPr>
+              <m:t>x</m:t>
+            </m:r>
+            <m:ctrlPr>
+              <w:rPr>
+                <w:rFonts w:ascii="Cambria Math" w:eastAsiaTheme="minorEastAsia" w:hAnsi="Cambria Math" w:cs="Times New Roman"/>
+                <w:i/>
+                <w:lang w:val="en-US"/>
+              </w:rPr>
+            </m:ctrlPr>
+          </m:e>
+          <m:sub>
+            <m:r>
+              <w:rPr>
+                <w:rFonts w:ascii="Cambria Math" w:eastAsiaTheme="minorEastAsia" w:hAnsi="Cambria Math" w:cs="Times New Roman"/>
+                <w:lang w:val="ru-RU"/>
+              </w:rPr>
+              <m:t>4</m:t>
+            </m:r>
+          </m:sub>
+        </m:sSub>
+      </m:oMath>
+      <w:r>
+        <w:rPr>
+          <w:rFonts w:eastAsiaTheme="minorEastAsia" w:cs="Times New Roman"/>
+          <w:lang w:val="ru-RU"/>
+        </w:rPr>
+        <w:t>.</w:t>
+      </w:r>
+    </w:p>
+    <w:p>
+      <w:pPr>
+        <w:rPr>
+          <w:rFonts w:asciiTheme="minorHAnsi" w:eastAsiaTheme="minorEastAsia" w:hAnsiTheme="minorHAnsi"/>
+          <w:lang w:val="ru-RU"/>
+        </w:rPr>
+      </w:pPr>
+      <m:oMathPara>
+        <m:oMath>
+          <m:r>
+            <w:rPr>
+              <w:rFonts w:ascii="Cambria Math" w:eastAsiaTheme="minorEastAsia" w:hAnsi="Cambria Math"/>
+              <w:lang w:val="en-US"/>
+            </w:rPr>
+            <m:t>-2</m:t>
+          </m:r>
+          <m:sSub>
+            <m:sSubPr>
+              <m:ctrlPr>
+                <w:rPr>
+                  <w:rFonts w:ascii="Cambria Math" w:eastAsiaTheme="minorEastAsia" w:hAnsi="Cambria Math"/>
+                  <w:i/>
+                  <w:lang w:val="en-US"/>
+                </w:rPr>
+              </m:ctrlPr>
+            </m:sSubPr>
+            <m:e>
+              <m:r>
+                <w:rPr>
+                  <w:rFonts w:ascii="Cambria Math" w:eastAsiaTheme="minorEastAsia" w:hAnsi="Cambria Math"/>
+                  <w:lang w:val="en-US"/>
+                </w:rPr>
+                <m:t>x</m:t>
+              </m:r>
+            </m:e>
+            <m:sub>
+              <m:r>
+                <w:rPr>
+                  <w:rFonts w:ascii="Cambria Math" w:eastAsiaTheme="minorEastAsia" w:hAnsi="Cambria Math"/>
+                  <w:lang w:val="en-US"/>
+                </w:rPr>
+                <m:t>1</m:t>
+              </m:r>
+            </m:sub>
+          </m:sSub>
+          <m:r>
+            <w:rPr>
+              <w:rFonts w:ascii="Cambria Math" w:eastAsiaTheme="minorEastAsia" w:hAnsi="Cambria Math"/>
+              <w:lang w:val="en-US"/>
+            </w:rPr>
+            <m:t>+3</m:t>
+          </m:r>
+          <m:sSub>
+            <m:sSubPr>
+              <m:ctrlPr>
+                <w:rPr>
+                  <w:rFonts w:ascii="Cambria Math" w:eastAsiaTheme="minorEastAsia" w:hAnsi="Cambria Math"/>
+                  <w:i/>
+                  <w:lang w:val="en-US"/>
+                </w:rPr>
+              </m:ctrlPr>
+            </m:sSubPr>
+            <m:e>
+              <m:r>
+                <w:rPr>
+                  <w:rFonts w:ascii="Cambria Math" w:eastAsiaTheme="minorEastAsia" w:hAnsi="Cambria Math"/>
+                  <w:lang w:val="en-US"/>
+                </w:rPr>
+                <m:t>x</m:t>
+              </m:r>
+            </m:e>
+            <m:sub>
+              <m:r>
+                <w:rPr>
+                  <w:rFonts w:ascii="Cambria Math" w:eastAsiaTheme="minorEastAsia" w:hAnsi="Cambria Math"/>
+                  <w:lang w:val="en-US"/>
+                </w:rPr>
+                <m:t>2</m:t>
+              </m:r>
+            </m:sub>
+          </m:sSub>
+          <m:r>
+            <w:rPr>
+              <w:rFonts w:ascii="Cambria Math" w:eastAsiaTheme="minorEastAsia" w:hAnsi="Cambria Math"/>
+              <w:lang w:val="en-US"/>
+            </w:rPr>
+            <m:t>-</m:t>
+          </m:r>
+          <m:sSub>
+            <m:sSubPr>
+              <m:ctrlPr>
+                <w:rPr>
+                  <w:rFonts w:ascii="Cambria Math" w:eastAsiaTheme="minorEastAsia" w:hAnsi="Cambria Math"/>
+                  <w:i/>
+                  <w:lang w:val="en-US"/>
+                </w:rPr>
+              </m:ctrlPr>
+            </m:sSubPr>
+            <m:e>
+              <m:r>
+                <w:rPr>
+                  <w:rFonts w:ascii="Cambria Math" w:eastAsiaTheme="minorEastAsia" w:hAnsi="Cambria Math"/>
+                  <w:lang w:val="en-US"/>
+                </w:rPr>
+                <m:t>x</m:t>
+              </m:r>
+            </m:e>
+            <m:sub>
+              <m:r>
+                <w:rPr>
+                  <w:rFonts w:ascii="Cambria Math" w:eastAsiaTheme="minorEastAsia" w:hAnsi="Cambria Math"/>
+                  <w:lang w:val="en-US"/>
+                </w:rPr>
+                <m:t>3</m:t>
+              </m:r>
+            </m:sub>
+          </m:sSub>
+          <m:r>
+            <w:rPr>
+              <w:rFonts w:ascii="Cambria Math" w:eastAsiaTheme="minorEastAsia" w:hAnsi="Cambria Math"/>
+              <w:lang w:val="en-US"/>
+            </w:rPr>
+            <m:t>+</m:t>
+          </m:r>
+          <m:sSub>
+            <m:sSubPr>
+              <m:ctrlPr>
+                <w:rPr>
+                  <w:rFonts w:ascii="Cambria Math" w:eastAsiaTheme="minorEastAsia" w:hAnsi="Cambria Math"/>
+                  <w:i/>
+                  <w:lang w:val="en-US"/>
+                </w:rPr>
+              </m:ctrlPr>
+            </m:sSubPr>
+            <m:e>
+              <m:r>
+                <w:rPr>
+                  <w:rFonts w:ascii="Cambria Math" w:eastAsiaTheme="minorEastAsia" w:hAnsi="Cambria Math"/>
+                  <w:lang w:val="en-US"/>
+                </w:rPr>
+                <m:t>x</m:t>
+              </m:r>
+            </m:e>
+            <m:sub>
+              <m:r>
+                <w:rPr>
+                  <w:rFonts w:ascii="Cambria Math" w:eastAsiaTheme="minorEastAsia" w:hAnsi="Cambria Math"/>
+                  <w:lang w:val="en-US"/>
+                </w:rPr>
+                <m:t>4</m:t>
+              </m:r>
+            </m:sub>
+          </m:sSub>
+          <m:r>
+            <w:rPr>
+              <w:rFonts w:ascii="Cambria Math" w:eastAsiaTheme="minorEastAsia" w:hAnsi="Cambria Math"/>
+              <w:lang w:val="en-US"/>
+            </w:rPr>
+            <m:t>=6</m:t>
+          </m:r>
+        </m:oMath>
+      </m:oMathPara>
+    </w:p>
+    <w:p>
+      <w:pPr>
+        <w:ind w:firstLine="0"/>
+        <w:rPr>
+          <w:rFonts w:eastAsiaTheme="minorEastAsia" w:cs="Times New Roman"/>
+          <w:lang w:val="ru-RU"/>
+        </w:rPr>
+      </w:pPr>
+      <w:r>
+        <w:rPr>
+          <w:rFonts w:eastAsiaTheme="minorEastAsia" w:cs="Times New Roman"/>
+          <w:lang w:val="ru-RU"/>
+        </w:rPr>
+        <w:t>Ограничение 2:</w:t>
+      </w:r>
+    </w:p>
+    <w:p>
+      <w:pPr>
+        <w:rPr>
+          <w:rFonts w:eastAsiaTheme="minorEastAsia"/>
+          <w:lang w:val="ru-RU"/>
+        </w:rPr>
+      </w:pPr>
+      <w:r>
+        <w:rPr>
+          <w:lang w:val="ru-RU"/>
+        </w:rPr>
+        <w:t xml:space="preserve">Для того чтобы в ограничении </w:t>
+      </w:r>
+      <m:oMath>
+        <m:sSub>
+          <m:sSubPr>
+            <m:ctrlPr>
+              <w:rPr>
+                <w:rFonts w:ascii="Cambria Math" w:eastAsiaTheme="minorEastAsia" w:hAnsi="Cambria Math"/>
+                <w:i/>
+                <w:lang w:val="en-US"/>
+              </w:rPr>
+            </m:ctrlPr>
+          </m:sSubPr>
+          <m:e>
+            <m:r>
+              <w:rPr>
+                <w:rFonts w:ascii="Cambria Math" w:eastAsiaTheme="minorEastAsia" w:hAnsi="Cambria Math"/>
+                <w:lang w:val="en-US"/>
+              </w:rPr>
+              <m:t>x</m:t>
+            </m:r>
+          </m:e>
+          <m:sub>
+            <m:r>
+              <w:rPr>
+                <w:rFonts w:ascii="Cambria Math" w:eastAsiaTheme="minorEastAsia" w:hAnsi="Cambria Math"/>
+                <w:lang w:val="ru-RU"/>
+              </w:rPr>
+              <m:t>1</m:t>
+            </m:r>
+          </m:sub>
+        </m:sSub>
+        <m:r>
+          <w:rPr>
+            <w:rFonts w:ascii="Cambria Math" w:eastAsiaTheme="minorEastAsia" w:hAnsi="Cambria Math"/>
+            <w:lang w:val="ru-RU"/>
+          </w:rPr>
+          <m:t>+4</m:t>
+        </m:r>
+        <m:sSub>
+          <m:sSubPr>
+            <m:ctrlPr>
+              <w:rPr>
+                <w:rFonts w:ascii="Cambria Math" w:eastAsiaTheme="minorEastAsia" w:hAnsi="Cambria Math"/>
+                <w:i/>
+                <w:lang w:val="en-US"/>
+              </w:rPr>
+            </m:ctrlPr>
+          </m:sSubPr>
+          <m:e>
+            <m:r>
+              <w:rPr>
+                <w:rFonts w:ascii="Cambria Math" w:eastAsiaTheme="minorEastAsia" w:hAnsi="Cambria Math"/>
+                <w:lang w:val="en-US"/>
+              </w:rPr>
+              <m:t>x</m:t>
+            </m:r>
+          </m:e>
+          <m:sub>
+            <m:r>
+              <w:rPr>
+                <w:rFonts w:ascii="Cambria Math" w:eastAsiaTheme="minorEastAsia" w:hAnsi="Cambria Math"/>
+                <w:lang w:val="ru-RU"/>
+              </w:rPr>
+              <m:t>2</m:t>
+            </m:r>
+          </m:sub>
+        </m:sSub>
+        <m:r>
+          <w:rPr>
+            <w:rFonts w:ascii="Cambria Math" w:eastAsiaTheme="minorEastAsia" w:hAnsi="Cambria Math"/>
+            <w:lang w:val="ru-RU"/>
+          </w:rPr>
+          <m:t>≤16</m:t>
+        </m:r>
+      </m:oMath>
+      <w:r>
+        <w:rPr>
+          <w:rFonts w:asciiTheme="minorHAnsi" w:eastAsiaTheme="minorEastAsia" w:hAnsiTheme="minorHAnsi"/>
+          <w:lang w:val="ru-RU"/>
+        </w:rPr>
+        <w:t xml:space="preserve"> </w:t>
+      </w:r>
+      <w:r>
+        <w:rPr>
+          <w:lang w:val="ru-RU"/>
+        </w:rPr>
+        <w:t xml:space="preserve">появился знак </w:t>
+      </w:r>
+      <m:oMath>
+        <m:r>
+          <w:rPr>
+            <w:rFonts w:ascii="Cambria Math" w:hAnsi="Cambria Math"/>
+            <w:lang w:val="ru-RU"/>
+          </w:rPr>
+          <m:t>=</m:t>
+        </m:r>
+      </m:oMath>
+      <w:r>
+        <w:rPr>
+          <w:lang w:val="ru-RU"/>
+        </w:rPr>
+        <w:t xml:space="preserve"> необходимо ввести базисную переменную</w:t>
+      </w:r>
+      <w:r>
+        <w:rPr>
+          <w:lang w:val="ru-RU"/>
+        </w:rPr>
+        <w:t xml:space="preserve"> </w:t>
+      </w:r>
+      <m:oMath>
+        <m:sSub>
+          <m:sSubPr>
+            <m:ctrlPr>
+              <w:rPr>
+                <w:rFonts w:ascii="Cambria Math" w:hAnsi="Cambria Math"/>
+                <w:i/>
+                <w:lang w:val="ru-RU"/>
+              </w:rPr>
+            </m:ctrlPr>
+          </m:sSubPr>
+          <m:e>
+            <m:r>
+              <w:rPr>
+                <w:rFonts w:ascii="Cambria Math" w:hAnsi="Cambria Math"/>
+                <w:lang w:val="en-US"/>
+              </w:rPr>
+              <m:t>x</m:t>
+            </m:r>
+            <m:ctrlPr>
+              <w:rPr>
+                <w:rFonts w:ascii="Cambria Math" w:hAnsi="Cambria Math"/>
+                <w:i/>
+                <w:lang w:val="en-US"/>
+              </w:rPr>
+            </m:ctrlPr>
+          </m:e>
+          <m:sub>
+            <m:r>
+              <w:rPr>
+                <w:rFonts w:ascii="Cambria Math" w:hAnsi="Cambria Math"/>
+                <w:lang w:val="ru-RU"/>
+              </w:rPr>
+              <m:t>5</m:t>
+            </m:r>
+          </m:sub>
+        </m:sSub>
+      </m:oMath>
+      <w:r>
+        <w:rPr>
+          <w:rFonts w:eastAsiaTheme="minorEastAsia"/>
+          <w:lang w:val="ru-RU"/>
+        </w:rPr>
+        <w:t>:</w:t>
+      </w:r>
+    </w:p>
+    <w:p>
+      <w:pPr>
+        <w:rPr>
           <w:rFonts w:asciiTheme="minorHAnsi" w:eastAsiaTheme="minorEastAsia" w:hAnsiTheme="minorHAnsi"/>
           <w:lang w:val="ru-RU"/>
         </w:rPr>
@@ -976,7 +1670,7 @@
                   <w:rFonts w:ascii="Cambria Math" w:eastAsiaTheme="minorEastAsia" w:hAnsi="Cambria Math"/>
                   <w:lang w:val="en-US"/>
                 </w:rPr>
-                <m:t>4</m:t>
+                <m:t>5</m:t>
               </m:r>
             </m:sub>
           </m:sSub>
@@ -999,9 +1693,22 @@
     </w:p>
     <w:p>
       <w:pPr>
-        <w:rPr>
-          <w:rFonts w:asciiTheme="minorHAnsi" w:eastAsiaTheme="minorEastAsia" w:hAnsiTheme="minorHAnsi"/>
-          <w:lang w:val="en-US"/>
+        <w:ind w:firstLine="0"/>
+        <w:rPr>
+          <w:lang w:val="ru-RU"/>
+        </w:rPr>
+      </w:pPr>
+      <w:r>
+        <w:rPr>
+          <w:lang w:val="ru-RU"/>
+        </w:rPr>
+        <w:t>Ограничение 3:</w:t>
+      </w:r>
+    </w:p>
+    <w:p>
+      <w:pPr>
+        <w:rPr>
+          <w:lang w:val="ru-RU"/>
         </w:rPr>
       </w:pPr>
       <m:oMathPara>
@@ -1010,26 +1717,33 @@
             <m:sSubPr>
               <m:ctrlPr>
                 <w:rPr>
-                  <w:rFonts w:ascii="Cambria Math" w:eastAsiaTheme="minorEastAsia" w:hAnsi="Cambria Math"/>
+                  <w:rFonts w:ascii="Cambria Math" w:hAnsi="Cambria Math"/>
                   <w:i/>
-                  <w:lang w:val="ru-RU"/>
+                  <w:lang w:val="en-US"/>
                 </w:rPr>
               </m:ctrlPr>
             </m:sSubPr>
             <m:e>
               <m:r>
                 <w:rPr>
-                  <w:rFonts w:ascii="Cambria Math" w:eastAsiaTheme="minorEastAsia" w:hAnsi="Cambria Math"/>
+                  <w:rFonts w:ascii="Cambria Math" w:hAnsi="Cambria Math"/>
                   <w:lang w:val="ru-RU"/>
                 </w:rPr>
                 <m:t>x</m:t>
               </m:r>
+              <m:ctrlPr>
+                <w:rPr>
+                  <w:rFonts w:ascii="Cambria Math" w:hAnsi="Cambria Math"/>
+                  <w:i/>
+                  <w:lang w:val="ru-RU"/>
+                </w:rPr>
+              </m:ctrlPr>
             </m:e>
             <m:sub>
               <m:r>
                 <w:rPr>
-                  <w:rFonts w:ascii="Cambria Math" w:eastAsiaTheme="minorEastAsia" w:hAnsi="Cambria Math"/>
-                  <w:lang w:val="ru-RU"/>
+                  <w:rFonts w:ascii="Cambria Math" w:hAnsi="Cambria Math"/>
+                  <w:lang w:val="en-US"/>
                 </w:rPr>
                 <m:t>1</m:t>
               </m:r>
@@ -1037,7 +1751,7 @@
           </m:sSub>
           <m:r>
             <w:rPr>
-              <w:rFonts w:ascii="Cambria Math" w:eastAsiaTheme="minorEastAsia" w:hAnsi="Cambria Math"/>
+              <w:rFonts w:ascii="Cambria Math" w:hAnsi="Cambria Math"/>
               <w:lang w:val="en-US"/>
             </w:rPr>
             <m:t>,</m:t>
@@ -1046,7 +1760,7 @@
             <m:sSubPr>
               <m:ctrlPr>
                 <w:rPr>
-                  <w:rFonts w:ascii="Cambria Math" w:eastAsiaTheme="minorEastAsia" w:hAnsi="Cambria Math"/>
+                  <w:rFonts w:ascii="Cambria Math" w:hAnsi="Cambria Math"/>
                   <w:i/>
                   <w:lang w:val="en-US"/>
                 </w:rPr>
@@ -1055,7 +1769,7 @@
             <m:e>
               <m:r>
                 <w:rPr>
-                  <w:rFonts w:ascii="Cambria Math" w:eastAsiaTheme="minorEastAsia" w:hAnsi="Cambria Math"/>
+                  <w:rFonts w:ascii="Cambria Math" w:hAnsi="Cambria Math"/>
                   <w:lang w:val="en-US"/>
                 </w:rPr>
                 <m:t>x</m:t>
@@ -1064,7 +1778,7 @@
             <m:sub>
               <m:r>
                 <w:rPr>
-                  <w:rFonts w:ascii="Cambria Math" w:eastAsiaTheme="minorEastAsia" w:hAnsi="Cambria Math"/>
+                  <w:rFonts w:ascii="Cambria Math" w:hAnsi="Cambria Math"/>
                   <w:lang w:val="en-US"/>
                 </w:rPr>
                 <m:t>2</m:t>
@@ -1073,7 +1787,7 @@
           </m:sSub>
           <m:r>
             <w:rPr>
-              <w:rFonts w:ascii="Cambria Math" w:eastAsiaTheme="minorEastAsia" w:hAnsi="Cambria Math"/>
+              <w:rFonts w:ascii="Cambria Math" w:hAnsi="Cambria Math"/>
               <w:lang w:val="en-US"/>
             </w:rPr>
             <m:t>,</m:t>
@@ -1082,7 +1796,7 @@
             <m:sSubPr>
               <m:ctrlPr>
                 <w:rPr>
-                  <w:rFonts w:ascii="Cambria Math" w:eastAsiaTheme="minorEastAsia" w:hAnsi="Cambria Math"/>
+                  <w:rFonts w:ascii="Cambria Math" w:hAnsi="Cambria Math"/>
                   <w:i/>
                   <w:lang w:val="en-US"/>
                 </w:rPr>
@@ -1091,7 +1805,7 @@
             <m:e>
               <m:r>
                 <w:rPr>
-                  <w:rFonts w:ascii="Cambria Math" w:eastAsiaTheme="minorEastAsia" w:hAnsi="Cambria Math"/>
+                  <w:rFonts w:ascii="Cambria Math" w:hAnsi="Cambria Math"/>
                   <w:lang w:val="en-US"/>
                 </w:rPr>
                 <m:t>x</m:t>
@@ -1100,7 +1814,7 @@
             <m:sub>
               <m:r>
                 <w:rPr>
-                  <w:rFonts w:ascii="Cambria Math" w:eastAsiaTheme="minorEastAsia" w:hAnsi="Cambria Math"/>
+                  <w:rFonts w:ascii="Cambria Math" w:hAnsi="Cambria Math"/>
                   <w:lang w:val="en-US"/>
                 </w:rPr>
                 <m:t>3</m:t>
@@ -1109,7 +1823,7 @@
           </m:sSub>
           <m:r>
             <w:rPr>
-              <w:rFonts w:ascii="Cambria Math" w:eastAsiaTheme="minorEastAsia" w:hAnsi="Cambria Math"/>
+              <w:rFonts w:ascii="Cambria Math" w:hAnsi="Cambria Math"/>
               <w:lang w:val="en-US"/>
             </w:rPr>
             <m:t>,</m:t>
@@ -1118,7 +1832,7 @@
             <m:sSubPr>
               <m:ctrlPr>
                 <w:rPr>
-                  <w:rFonts w:ascii="Cambria Math" w:eastAsiaTheme="minorEastAsia" w:hAnsi="Cambria Math"/>
+                  <w:rFonts w:ascii="Cambria Math" w:hAnsi="Cambria Math"/>
                   <w:i/>
                   <w:lang w:val="en-US"/>
                 </w:rPr>
@@ -1127,7 +1841,7 @@
             <m:e>
               <m:r>
                 <w:rPr>
-                  <w:rFonts w:ascii="Cambria Math" w:eastAsiaTheme="minorEastAsia" w:hAnsi="Cambria Math"/>
+                  <w:rFonts w:ascii="Cambria Math" w:hAnsi="Cambria Math"/>
                   <w:lang w:val="en-US"/>
                 </w:rPr>
                 <m:t>x</m:t>
@@ -1136,7 +1850,7 @@
             <m:sub>
               <m:r>
                 <w:rPr>
-                  <w:rFonts w:ascii="Cambria Math" w:eastAsiaTheme="minorEastAsia" w:hAnsi="Cambria Math"/>
+                  <w:rFonts w:ascii="Cambria Math" w:hAnsi="Cambria Math"/>
                   <w:lang w:val="en-US"/>
                 </w:rPr>
                 <m:t>4</m:t>
@@ -1145,7 +1859,43 @@
           </m:sSub>
           <m:r>
             <w:rPr>
-              <w:rFonts w:ascii="Cambria Math" w:eastAsiaTheme="minorEastAsia" w:hAnsi="Cambria Math"/>
+              <w:rFonts w:ascii="Cambria Math" w:hAnsi="Cambria Math"/>
+              <w:lang w:val="en-US"/>
+            </w:rPr>
+            <m:t>,</m:t>
+          </m:r>
+          <m:sSub>
+            <m:sSubPr>
+              <m:ctrlPr>
+                <w:rPr>
+                  <w:rFonts w:ascii="Cambria Math" w:hAnsi="Cambria Math"/>
+                  <w:i/>
+                  <w:lang w:val="en-US"/>
+                </w:rPr>
+              </m:ctrlPr>
+            </m:sSubPr>
+            <m:e>
+              <m:r>
+                <w:rPr>
+                  <w:rFonts w:ascii="Cambria Math" w:hAnsi="Cambria Math"/>
+                  <w:lang w:val="en-US"/>
+                </w:rPr>
+                <m:t>x</m:t>
+              </m:r>
+            </m:e>
+            <m:sub>
+              <m:r>
+                <w:rPr>
+                  <w:rFonts w:ascii="Cambria Math" w:hAnsi="Cambria Math"/>
+                  <w:lang w:val="en-US"/>
+                </w:rPr>
+                <m:t>5</m:t>
+              </m:r>
+            </m:sub>
+          </m:sSub>
+          <m:r>
+            <w:rPr>
+              <w:rFonts w:ascii="Cambria Math" w:hAnsi="Cambria Math"/>
               <w:lang w:val="en-US"/>
             </w:rPr>
             <m:t>≥0</m:t>
@@ -1155,8 +1905,16 @@
     </w:p>
     <w:p>
       <w:pPr>
-        <w:rPr>
-          <w:rFonts w:eastAsiaTheme="minorEastAsia"/>
+        <w:ind w:firstLine="0"/>
+        <w:rPr>
+          <w:lang w:val="en-US"/>
+        </w:rPr>
+      </w:pPr>
+    </w:p>
+    <w:p>
+      <w:pPr>
+        <w:ind w:firstLine="0"/>
+        <w:rPr>
           <w:lang w:val="ru-RU"/>
         </w:rPr>
       </w:pPr>
@@ -1164,14 +1922,54 @@
         <w:rPr>
           <w:lang w:val="ru-RU"/>
         </w:rPr>
-        <w:t xml:space="preserve">Базисные переменные – </w:t>
+        <w:t>Шаг 2. Переход к М-задаче</w:t>
+      </w:r>
+    </w:p>
+    <w:p>
+      <w:pPr>
+        <w:rPr>
+          <w:rFonts w:eastAsiaTheme="minorEastAsia"/>
+          <w:lang w:val="ru-RU"/>
+        </w:rPr>
+      </w:pPr>
+      <w:r>
+        <w:rPr>
+          <w:lang w:val="ru-RU"/>
+        </w:rPr>
+        <w:t>Вычитаем из функции коэффициент</w:t>
+      </w:r>
+      <w:r>
+        <w:rPr>
+          <w:lang w:val="ru-RU"/>
+        </w:rPr>
+        <w:t xml:space="preserve"> больной коэффициент</w:t>
+      </w:r>
+      <w:r>
+        <w:rPr>
+          <w:lang w:val="ru-RU"/>
+        </w:rPr>
+        <w:t xml:space="preserve"> </w:t>
       </w:r>
       <m:oMath>
+        <m:r>
+          <w:rPr>
+            <w:rFonts w:ascii="Cambria Math" w:hAnsi="Cambria Math"/>
+            <w:lang w:val="en-US"/>
+          </w:rPr>
+          <m:t>M</m:t>
+        </m:r>
+        <m:r>
+          <w:rPr>
+            <w:rFonts w:ascii="Cambria Math" w:eastAsiaTheme="minorEastAsia" w:hAnsi="Cambria Math"/>
+            <w:lang w:val="ru-RU"/>
+          </w:rPr>
+          <m:t>*</m:t>
+        </m:r>
         <m:sSub>
           <m:sSubPr>
             <m:ctrlPr>
               <w:rPr>
-                <w:rFonts w:ascii="Cambria Math" w:hAnsi="Cambria Math"/>
+                <w:rFonts w:ascii="Cambria Math" w:eastAsiaTheme="minorEastAsia" w:hAnsi="Cambria Math"/>
                 <w:i/>
                 <w:lang w:val="en-US"/>
               </w:rPr>
@@ -1180,7 +1978,7 @@
           <m:e>
             <m:r>
               <w:rPr>
-                <w:rFonts w:ascii="Cambria Math" w:hAnsi="Cambria Math"/>
+                <w:rFonts w:ascii="Cambria Math" w:eastAsiaTheme="minorEastAsia" w:hAnsi="Cambria Math"/>
                 <w:lang w:val="en-US"/>
               </w:rPr>
               <m:t>x</m:t>
@@ -1189,44 +1987,7 @@
           <m:sub>
             <m:r>
               <w:rPr>
-                <w:rFonts w:ascii="Cambria Math" w:hAnsi="Cambria Math"/>
-                <w:lang w:val="ru-RU"/>
-              </w:rPr>
-              <m:t>3</m:t>
-            </m:r>
-          </m:sub>
-        </m:sSub>
-      </m:oMath>
-      <w:r>
-        <w:rPr>
-          <w:lang w:val="ru-RU"/>
-        </w:rPr>
-        <w:t xml:space="preserve">, </w:t>
-      </w:r>
-      <m:oMath>
-        <m:sSub>
-          <m:sSubPr>
-            <m:ctrlPr>
-              <w:rPr>
-                <w:rFonts w:ascii="Cambria Math" w:hAnsi="Cambria Math"/>
-                <w:i/>
-                <w:lang w:val="en-US"/>
-              </w:rPr>
-            </m:ctrlPr>
-          </m:sSubPr>
-          <m:e>
-            <m:r>
-              <w:rPr>
-                <w:rFonts w:ascii="Cambria Math" w:hAnsi="Cambria Math"/>
-                <w:lang w:val="en-US"/>
-              </w:rPr>
-              <m:t>x</m:t>
-            </m:r>
-          </m:e>
-          <m:sub>
-            <m:r>
-              <w:rPr>
-                <w:rFonts w:ascii="Cambria Math" w:hAnsi="Cambria Math"/>
+                <w:rFonts w:ascii="Cambria Math" w:eastAsiaTheme="minorEastAsia" w:hAnsi="Cambria Math"/>
                 <w:lang w:val="ru-RU"/>
               </w:rPr>
               <m:t>4</m:t>
@@ -1239,366 +2000,67 @@
           <w:rFonts w:eastAsiaTheme="minorEastAsia"/>
           <w:lang w:val="ru-RU"/>
         </w:rPr>
-        <w:t>.</w:t>
+        <w:t>:</w:t>
       </w:r>
     </w:p>
     <w:p>
       <w:pPr>
         <w:rPr>
-          <w:rFonts w:eastAsiaTheme="minorEastAsia"/>
-          <w:lang w:val="ru-RU"/>
-        </w:rPr>
-      </w:pPr>
-      <w:r>
-        <w:rPr>
-          <w:rFonts w:eastAsiaTheme="minorEastAsia"/>
-          <w:lang w:val="ru-RU"/>
-        </w:rPr>
-        <w:t>Значения базисных переменных:</w:t>
-      </w:r>
-    </w:p>
-    <w:p>
-      <w:pPr>
-        <w:rPr>
-          <w:rFonts w:eastAsiaTheme="minorEastAsia"/>
-          <w:lang w:val="ru-RU"/>
+          <w:rFonts w:asciiTheme="minorHAnsi" w:eastAsiaTheme="minorEastAsia" w:hAnsiTheme="minorHAnsi"/>
+          <w:lang w:val="en-US"/>
         </w:rPr>
       </w:pPr>
       <m:oMathPara>
         <m:oMath>
+          <m:r>
+            <w:rPr>
+              <w:rFonts w:ascii="Cambria Math" w:hAnsi="Cambria Math"/>
+              <w:lang w:val="ru-RU"/>
+            </w:rPr>
+            <m:t>f</m:t>
+          </m:r>
           <m:d>
             <m:dPr>
-              <m:begChr m:val="{"/>
-              <m:endChr m:val=""/>
               <m:ctrlPr>
                 <w:rPr>
-                  <w:rFonts w:ascii="Cambria Math" w:eastAsiaTheme="minorEastAsia" w:hAnsi="Cambria Math"/>
+                  <w:rFonts w:ascii="Cambria Math" w:hAnsi="Cambria Math"/>
                   <w:i/>
-                  <w:lang w:val="ru-RU"/>
+                  <w:lang w:val="en-US"/>
                 </w:rPr>
               </m:ctrlPr>
             </m:dPr>
             <m:e>
-              <m:eqArr>
-                <m:eqArrPr>
-                  <m:ctrlPr>
-                    <w:rPr>
-                      <w:rFonts w:ascii="Cambria Math" w:eastAsiaTheme="minorEastAsia" w:hAnsi="Cambria Math"/>
-                      <w:i/>
-                      <w:lang w:val="ru-RU"/>
-                    </w:rPr>
-                  </m:ctrlPr>
-                </m:eqArrPr>
-                <m:e>
-                  <m:r>
-                    <w:rPr>
-                      <w:rFonts w:ascii="Cambria Math" w:eastAsiaTheme="minorEastAsia" w:hAnsi="Cambria Math"/>
-                      <w:lang w:val="ru-RU"/>
-                    </w:rPr>
-                    <m:t>0</m:t>
-                  </m:r>
-                  <m:sSub>
-                    <m:sSubPr>
-                      <m:ctrlPr>
-                        <w:rPr>
-                          <w:rFonts w:ascii="Cambria Math" w:eastAsiaTheme="minorEastAsia" w:hAnsi="Cambria Math"/>
-                          <w:i/>
-                          <w:lang w:val="ru-RU"/>
-                        </w:rPr>
-                      </m:ctrlPr>
-                    </m:sSubPr>
-                    <m:e>
-                      <m:r>
-                        <w:rPr>
-                          <w:rFonts w:ascii="Cambria Math" w:eastAsiaTheme="minorEastAsia" w:hAnsi="Cambria Math"/>
-                          <w:lang w:val="ru-RU"/>
-                        </w:rPr>
-                        <m:t>x</m:t>
-                      </m:r>
-                    </m:e>
-                    <m:sub>
-                      <m:r>
-                        <w:rPr>
-                          <w:rFonts w:ascii="Cambria Math" w:eastAsiaTheme="minorEastAsia" w:hAnsi="Cambria Math"/>
-                          <w:lang w:val="ru-RU"/>
-                        </w:rPr>
-                        <m:t>1</m:t>
-                      </m:r>
-                    </m:sub>
-                  </m:sSub>
-                  <m:r>
-                    <w:rPr>
-                      <w:rFonts w:ascii="Cambria Math" w:eastAsiaTheme="minorEastAsia" w:hAnsi="Cambria Math"/>
-                      <w:lang w:val="ru-RU"/>
-                    </w:rPr>
-                    <m:t>+0</m:t>
-                  </m:r>
-                  <m:sSub>
-                    <m:sSubPr>
-                      <m:ctrlPr>
-                        <w:rPr>
-                          <w:rFonts w:ascii="Cambria Math" w:eastAsiaTheme="minorEastAsia" w:hAnsi="Cambria Math"/>
-                          <w:i/>
-                          <w:lang w:val="ru-RU"/>
-                        </w:rPr>
-                      </m:ctrlPr>
-                    </m:sSubPr>
-                    <m:e>
-                      <m:r>
-                        <w:rPr>
-                          <w:rFonts w:ascii="Cambria Math" w:eastAsiaTheme="minorEastAsia" w:hAnsi="Cambria Math"/>
-                          <w:lang w:val="ru-RU"/>
-                        </w:rPr>
-                        <m:t>x</m:t>
-                      </m:r>
-                    </m:e>
-                    <m:sub>
-                      <m:r>
-                        <w:rPr>
-                          <w:rFonts w:ascii="Cambria Math" w:eastAsiaTheme="minorEastAsia" w:hAnsi="Cambria Math"/>
-                          <w:lang w:val="ru-RU"/>
-                        </w:rPr>
-                        <m:t>2</m:t>
-                      </m:r>
-                    </m:sub>
-                  </m:sSub>
-                  <m:r>
-                    <m:rPr>
-                      <m:lit/>
-                    </m:rPr>
-                    <w:rPr>
-                      <w:rFonts w:ascii="Cambria Math" w:eastAsiaTheme="minorEastAsia" w:hAnsi="Cambria Math"/>
-                      <w:lang w:val="ru-RU"/>
-                    </w:rPr>
-                    <m:t>+</m:t>
-                  </m:r>
-                  <m:sSub>
-                    <m:sSubPr>
-                      <m:ctrlPr>
-                        <w:rPr>
-                          <w:rFonts w:ascii="Cambria Math" w:eastAsiaTheme="minorEastAsia" w:hAnsi="Cambria Math"/>
-                          <w:i/>
-                          <w:lang w:val="ru-RU"/>
-                        </w:rPr>
-                      </m:ctrlPr>
-                    </m:sSubPr>
-                    <m:e>
-                      <m:r>
-                        <w:rPr>
-                          <w:rFonts w:ascii="Cambria Math" w:eastAsiaTheme="minorEastAsia" w:hAnsi="Cambria Math"/>
-                          <w:lang w:val="ru-RU"/>
-                        </w:rPr>
-                        <m:t>0</m:t>
-                      </m:r>
-                      <m:r>
-                        <w:rPr>
-                          <w:rFonts w:ascii="Cambria Math" w:eastAsiaTheme="minorEastAsia" w:hAnsi="Cambria Math"/>
-                          <w:lang w:val="ru-RU"/>
-                        </w:rPr>
-                        <m:t>x</m:t>
-                      </m:r>
-                    </m:e>
-                    <m:sub>
-                      <m:r>
-                        <w:rPr>
-                          <w:rFonts w:ascii="Cambria Math" w:eastAsiaTheme="minorEastAsia" w:hAnsi="Cambria Math"/>
-                          <w:lang w:val="ru-RU"/>
-                        </w:rPr>
-                        <m:t>3</m:t>
-                      </m:r>
-                    </m:sub>
-                  </m:sSub>
-                  <m:r>
-                    <w:rPr>
-                      <w:rFonts w:ascii="Cambria Math" w:eastAsiaTheme="minorEastAsia" w:hAnsi="Cambria Math"/>
-                      <w:lang w:val="ru-RU"/>
-                    </w:rPr>
-                    <m:t>+M</m:t>
-                  </m:r>
-                  <m:sSub>
-                    <m:sSubPr>
-                      <m:ctrlPr>
-                        <w:rPr>
-                          <w:rFonts w:ascii="Cambria Math" w:eastAsiaTheme="minorEastAsia" w:hAnsi="Cambria Math"/>
-                          <w:i/>
-                          <w:lang w:val="ru-RU"/>
-                        </w:rPr>
-                      </m:ctrlPr>
-                    </m:sSubPr>
-                    <m:e>
-                      <m:r>
-                        <w:rPr>
-                          <w:rFonts w:ascii="Cambria Math" w:eastAsiaTheme="minorEastAsia" w:hAnsi="Cambria Math"/>
-                          <w:lang w:val="ru-RU"/>
-                        </w:rPr>
-                        <m:t>x</m:t>
-                      </m:r>
-                    </m:e>
-                    <m:sub>
-                      <m:r>
-                        <w:rPr>
-                          <w:rFonts w:ascii="Cambria Math" w:eastAsiaTheme="minorEastAsia" w:hAnsi="Cambria Math"/>
-                          <w:lang w:val="ru-RU"/>
-                        </w:rPr>
-                        <m:t>5</m:t>
-                      </m:r>
-                    </m:sub>
-                  </m:sSub>
-                  <m:r>
-                    <w:rPr>
-                      <w:rFonts w:ascii="Cambria Math" w:eastAsiaTheme="minorEastAsia" w:hAnsi="Cambria Math"/>
-                      <w:lang w:val="ru-RU"/>
-                    </w:rPr>
-                    <m:t>=6</m:t>
-                  </m:r>
-                </m:e>
-                <m:e>
-                  <m:r>
-                    <w:rPr>
-                      <w:rFonts w:ascii="Cambria Math" w:eastAsiaTheme="minorEastAsia" w:hAnsi="Cambria Math"/>
-                      <w:lang w:val="ru-RU"/>
-                    </w:rPr>
-                    <m:t>0</m:t>
-                  </m:r>
-                  <m:sSub>
-                    <m:sSubPr>
-                      <m:ctrlPr>
-                        <w:rPr>
-                          <w:rFonts w:ascii="Cambria Math" w:eastAsiaTheme="minorEastAsia" w:hAnsi="Cambria Math"/>
-                          <w:i/>
-                          <w:lang w:val="ru-RU"/>
-                        </w:rPr>
-                      </m:ctrlPr>
-                    </m:sSubPr>
-                    <m:e>
-                      <m:r>
-                        <w:rPr>
-                          <w:rFonts w:ascii="Cambria Math" w:eastAsiaTheme="minorEastAsia" w:hAnsi="Cambria Math"/>
-                          <w:lang w:val="ru-RU"/>
-                        </w:rPr>
-                        <m:t>x</m:t>
-                      </m:r>
-                    </m:e>
-                    <m:sub>
-                      <m:r>
-                        <w:rPr>
-                          <w:rFonts w:ascii="Cambria Math" w:eastAsiaTheme="minorEastAsia" w:hAnsi="Cambria Math"/>
-                          <w:lang w:val="ru-RU"/>
-                        </w:rPr>
-                        <m:t>1</m:t>
-                      </m:r>
-                    </m:sub>
-                  </m:sSub>
-                  <m:r>
-                    <w:rPr>
-                      <w:rFonts w:ascii="Cambria Math" w:eastAsiaTheme="minorEastAsia" w:hAnsi="Cambria Math"/>
-                      <w:lang w:val="ru-RU"/>
-                    </w:rPr>
-                    <m:t>+0</m:t>
-                  </m:r>
-                  <m:sSub>
-                    <m:sSubPr>
-                      <m:ctrlPr>
-                        <w:rPr>
-                          <w:rFonts w:ascii="Cambria Math" w:eastAsiaTheme="minorEastAsia" w:hAnsi="Cambria Math"/>
-                          <w:i/>
-                          <w:lang w:val="ru-RU"/>
-                        </w:rPr>
-                      </m:ctrlPr>
-                    </m:sSubPr>
-                    <m:e>
-                      <m:r>
-                        <w:rPr>
-                          <w:rFonts w:ascii="Cambria Math" w:eastAsiaTheme="minorEastAsia" w:hAnsi="Cambria Math"/>
-                          <w:lang w:val="ru-RU"/>
-                        </w:rPr>
-                        <m:t>x</m:t>
-                      </m:r>
-                    </m:e>
-                    <m:sub>
-                      <m:r>
-                        <w:rPr>
-                          <w:rFonts w:ascii="Cambria Math" w:eastAsiaTheme="minorEastAsia" w:hAnsi="Cambria Math"/>
-                          <w:lang w:val="ru-RU"/>
-                        </w:rPr>
-                        <m:t>2</m:t>
-                      </m:r>
-                    </m:sub>
-                  </m:sSub>
-                  <m:r>
-                    <w:rPr>
-                      <w:rFonts w:ascii="Cambria Math" w:eastAsiaTheme="minorEastAsia" w:hAnsi="Cambria Math"/>
-                      <w:lang w:val="ru-RU"/>
-                    </w:rPr>
-                    <m:t>+</m:t>
-                  </m:r>
-                  <m:sSub>
-                    <m:sSubPr>
-                      <m:ctrlPr>
-                        <w:rPr>
-                          <w:rFonts w:ascii="Cambria Math" w:eastAsiaTheme="minorEastAsia" w:hAnsi="Cambria Math"/>
-                          <w:i/>
-                          <w:lang w:val="ru-RU"/>
-                        </w:rPr>
-                      </m:ctrlPr>
-                    </m:sSubPr>
-                    <m:e>
-                      <m:r>
-                        <w:rPr>
-                          <w:rFonts w:ascii="Cambria Math" w:eastAsiaTheme="minorEastAsia" w:hAnsi="Cambria Math"/>
-                          <w:lang w:val="ru-RU"/>
-                        </w:rPr>
-                        <m:t>x</m:t>
-                      </m:r>
-                    </m:e>
-                    <m:sub>
-                      <m:r>
-                        <w:rPr>
-                          <w:rFonts w:ascii="Cambria Math" w:eastAsiaTheme="minorEastAsia" w:hAnsi="Cambria Math"/>
-                          <w:lang w:val="ru-RU"/>
-                        </w:rPr>
-                        <m:t>4</m:t>
-                      </m:r>
-                    </m:sub>
-                  </m:sSub>
-                  <m:r>
-                    <w:rPr>
-                      <w:rFonts w:ascii="Cambria Math" w:eastAsiaTheme="minorEastAsia" w:hAnsi="Cambria Math"/>
-                      <w:lang w:val="ru-RU"/>
-                    </w:rPr>
-                    <m:t>=16</m:t>
-                  </m:r>
-                </m:e>
-              </m:eqArr>
+              <m:r>
+                <w:rPr>
+                  <w:rFonts w:ascii="Cambria Math" w:hAnsi="Cambria Math"/>
+                  <w:lang w:val="en-US"/>
+                </w:rPr>
+                <m:t>x</m:t>
+              </m:r>
             </m:e>
           </m:d>
-        </m:oMath>
-      </m:oMathPara>
-    </w:p>
-    <w:p>
-      <w:pPr>
-        <w:rPr>
-          <w:rFonts w:eastAsiaTheme="minorEastAsia"/>
-          <w:lang w:val="ru-RU"/>
-        </w:rPr>
-      </w:pPr>
-      <m:oMathPara>
-        <m:oMath>
+          <m:r>
+            <w:rPr>
+              <w:rFonts w:ascii="Cambria Math" w:hAnsi="Cambria Math"/>
+              <w:lang w:val="en-US"/>
+            </w:rPr>
+            <m:t>=-3</m:t>
+          </m:r>
           <m:sSub>
             <m:sSubPr>
               <m:ctrlPr>
                 <w:rPr>
-                  <w:rFonts w:ascii="Cambria Math" w:eastAsiaTheme="minorEastAsia" w:hAnsi="Cambria Math"/>
+                  <w:rFonts w:ascii="Cambria Math" w:hAnsi="Cambria Math"/>
                   <w:i/>
-                  <w:lang w:val="ru-RU"/>
+                  <w:lang w:val="en-US"/>
                 </w:rPr>
               </m:ctrlPr>
             </m:sSubPr>
             <m:e>
               <m:r>
                 <w:rPr>
-                  <w:rFonts w:ascii="Cambria Math" w:eastAsiaTheme="minorEastAsia" w:hAnsi="Cambria Math"/>
-                  <w:lang w:val="ru-RU"/>
+                  <w:rFonts w:ascii="Cambria Math" w:hAnsi="Cambria Math"/>
+                  <w:lang w:val="en-US"/>
                 </w:rPr>
                 <m:t>x</m:t>
               </m:r>
@@ -1606,19 +2068,91 @@
             <m:sub>
               <m:r>
                 <w:rPr>
-                  <w:rFonts w:ascii="Cambria Math" w:eastAsiaTheme="minorEastAsia" w:hAnsi="Cambria Math"/>
-                  <w:lang w:val="ru-RU"/>
-                </w:rPr>
-                <m:t>5</m:t>
+                  <w:rFonts w:ascii="Cambria Math" w:hAnsi="Cambria Math"/>
+                  <w:lang w:val="en-US"/>
+                </w:rPr>
+                <m:t>1</m:t>
               </m:r>
             </m:sub>
           </m:sSub>
           <m:r>
             <w:rPr>
-              <w:rFonts w:ascii="Cambria Math" w:eastAsiaTheme="minorEastAsia" w:hAnsi="Cambria Math"/>
-              <w:lang w:val="ru-RU"/>
+              <w:rFonts w:ascii="Cambria Math" w:hAnsi="Cambria Math"/>
+              <w:lang w:val="en-US"/>
             </w:rPr>
-            <m:t>=6</m:t>
+            <m:t>+2</m:t>
+          </m:r>
+          <m:sSub>
+            <m:sSubPr>
+              <m:ctrlPr>
+                <w:rPr>
+                  <w:rFonts w:ascii="Cambria Math" w:hAnsi="Cambria Math"/>
+                  <w:i/>
+                  <w:lang w:val="en-US"/>
+                </w:rPr>
+              </m:ctrlPr>
+            </m:sSubPr>
+            <m:e>
+              <m:r>
+                <w:rPr>
+                  <w:rFonts w:ascii="Cambria Math" w:hAnsi="Cambria Math"/>
+                  <w:lang w:val="en-US"/>
+                </w:rPr>
+                <m:t>x</m:t>
+              </m:r>
+            </m:e>
+            <m:sub>
+              <m:r>
+                <w:rPr>
+                  <w:rFonts w:ascii="Cambria Math" w:hAnsi="Cambria Math"/>
+                  <w:lang w:val="en-US"/>
+                </w:rPr>
+                <m:t>2</m:t>
+              </m:r>
+            </m:sub>
+          </m:sSub>
+          <m:r>
+            <w:rPr>
+              <w:rFonts w:ascii="Cambria Math" w:hAnsi="Cambria Math"/>
+              <w:lang w:val="en-US"/>
+            </w:rPr>
+            <m:t>-M</m:t>
+          </m:r>
+          <m:sSub>
+            <m:sSubPr>
+              <m:ctrlPr>
+                <w:rPr>
+                  <w:rFonts w:ascii="Cambria Math" w:hAnsi="Cambria Math"/>
+                  <w:i/>
+                  <w:lang w:val="en-US"/>
+                </w:rPr>
+              </m:ctrlPr>
+            </m:sSubPr>
+            <m:e>
+              <m:r>
+                <w:rPr>
+                  <w:rFonts w:ascii="Cambria Math" w:hAnsi="Cambria Math"/>
+                  <w:lang w:val="en-US"/>
+                </w:rPr>
+                <m:t>x</m:t>
+              </m:r>
+            </m:e>
+            <m:sub>
+              <m:r>
+                <w:rPr>
+                  <w:rFonts w:ascii="Cambria Math" w:hAnsi="Cambria Math"/>
+                  <w:lang w:val="en-US"/>
+                </w:rPr>
+                <m:t>4</m:t>
+              </m:r>
+            </m:sub>
+          </m:sSub>
+          <m:r>
+            <w:rPr>
+              <w:rFonts w:ascii="Cambria Math" w:hAnsi="Cambria Math"/>
+              <w:lang w:val="en-US"/>
+            </w:rPr>
+            <m:t>→extr</m:t>
           </m:r>
         </m:oMath>
       </m:oMathPara>
@@ -1626,63 +2160,130 @@
     <w:p>
       <w:pPr>
         <w:rPr>
-          <w:rFonts w:eastAsiaTheme="minorEastAsia"/>
-          <w:lang w:val="ru-RU"/>
+          <w:i/>
+          <w:lang w:val="en-US"/>
         </w:rPr>
       </w:pPr>
-      <m:oMathPara>
-        <m:oMath>
-          <m:sSub>
-            <m:sSubPr>
-              <m:ctrlPr>
-                <w:rPr>
-                  <w:rFonts w:ascii="Cambria Math" w:eastAsiaTheme="minorEastAsia" w:hAnsi="Cambria Math"/>
-                  <w:i/>
-                  <w:lang w:val="ru-RU"/>
-                </w:rPr>
-              </m:ctrlPr>
-            </m:sSubPr>
-            <m:e>
-              <m:r>
-                <w:rPr>
-                  <w:rFonts w:ascii="Cambria Math" w:eastAsiaTheme="minorEastAsia" w:hAnsi="Cambria Math"/>
-                  <w:lang w:val="ru-RU"/>
-                </w:rPr>
-                <m:t>x</m:t>
-              </m:r>
-            </m:e>
-            <m:sub>
-              <m:r>
-                <w:rPr>
-                  <w:rFonts w:ascii="Cambria Math" w:eastAsiaTheme="minorEastAsia" w:hAnsi="Cambria Math"/>
-                  <w:lang w:val="ru-RU"/>
-                </w:rPr>
-                <m:t>4</m:t>
-              </m:r>
-            </m:sub>
-          </m:sSub>
-          <m:r>
-            <w:rPr>
-              <w:rFonts w:ascii="Cambria Math" w:eastAsiaTheme="minorEastAsia" w:hAnsi="Cambria Math"/>
-              <w:lang w:val="ru-RU"/>
-            </w:rPr>
-            <m:t>=16</m:t>
-          </m:r>
-        </m:oMath>
-      </m:oMathPara>
+      <w:r>
+        <w:rPr>
+          <w:lang w:val="ru-RU"/>
+        </w:rPr>
+        <w:t xml:space="preserve">Начальный базис – </w:t>
+      </w:r>
+      <m:oMath>
+        <m:sSub>
+          <m:sSubPr>
+            <m:ctrlPr>
+              <w:rPr>
+                <w:rFonts w:ascii="Cambria Math" w:hAnsi="Cambria Math"/>
+                <w:i/>
+                <w:lang w:val="ru-RU"/>
+              </w:rPr>
+            </m:ctrlPr>
+          </m:sSubPr>
+          <m:e>
+            <m:r>
+              <w:rPr>
+                <w:rFonts w:ascii="Cambria Math" w:hAnsi="Cambria Math"/>
+                <w:lang w:val="en-US"/>
+              </w:rPr>
+              <m:t>x</m:t>
+            </m:r>
+            <m:ctrlPr>
+              <w:rPr>
+                <w:rFonts w:ascii="Cambria Math" w:hAnsi="Cambria Math"/>
+                <w:i/>
+                <w:lang w:val="en-US"/>
+              </w:rPr>
+            </m:ctrlPr>
+          </m:e>
+          <m:sub>
+            <m:r>
+              <w:rPr>
+                <w:rFonts w:ascii="Cambria Math" w:hAnsi="Cambria Math"/>
+                <w:lang w:val="ru-RU"/>
+              </w:rPr>
+              <m:t>4</m:t>
+            </m:r>
+          </m:sub>
+        </m:sSub>
+      </m:oMath>
+      <w:r>
+        <w:rPr>
+          <w:lang w:val="ru-RU"/>
+        </w:rPr>
+        <w:t xml:space="preserve"> </w:t>
+      </w:r>
+      <w:r>
+        <w:rPr>
+          <w:lang w:val="ru-RU"/>
+        </w:rPr>
+        <w:t xml:space="preserve">и </w:t>
+      </w:r>
+      <m:oMath>
+        <m:sSub>
+          <m:sSubPr>
+            <m:ctrlPr>
+              <w:rPr>
+                <w:rFonts w:ascii="Cambria Math" w:hAnsi="Cambria Math"/>
+                <w:i/>
+                <w:lang w:val="ru-RU"/>
+              </w:rPr>
+            </m:ctrlPr>
+          </m:sSubPr>
+          <m:e>
+            <m:r>
+              <w:rPr>
+                <w:rFonts w:ascii="Cambria Math" w:hAnsi="Cambria Math"/>
+                <w:lang w:val="en-US"/>
+              </w:rPr>
+              <m:t>x</m:t>
+            </m:r>
+            <m:ctrlPr>
+              <w:rPr>
+                <w:rFonts w:ascii="Cambria Math" w:hAnsi="Cambria Math"/>
+                <w:i/>
+                <w:lang w:val="en-US"/>
+              </w:rPr>
+            </m:ctrlPr>
+          </m:e>
+          <m:sub>
+            <m:r>
+              <w:rPr>
+                <w:rFonts w:ascii="Cambria Math" w:hAnsi="Cambria Math"/>
+                <w:lang w:val="ru-RU"/>
+              </w:rPr>
+              <m:t>5</m:t>
+            </m:r>
+          </m:sub>
+        </m:sSub>
+      </m:oMath>
     </w:p>
     <w:p>
       <w:pPr>
         <w:ind w:firstLine="0"/>
         <w:rPr>
-          <w:lang w:val="ru-RU"/>
+          <w:lang w:val="en-US"/>
         </w:rPr>
       </w:pPr>
       <w:r>
         <w:rPr>
           <w:lang w:val="ru-RU"/>
         </w:rPr>
-        <w:t>Шаг 2.</w:t>
+        <w:lastRenderedPageBreak/>
+        <w:t xml:space="preserve">Шаг </w:t>
+      </w:r>
+      <w:r>
+        <w:rPr>
+          <w:lang w:val="en-US"/>
+        </w:rPr>
+        <w:t>3</w:t>
+      </w:r>
+      <w:r>
+        <w:rPr>
+          <w:lang w:val="ru-RU"/>
+        </w:rPr>
+        <w:t>.</w:t>
       </w:r>
       <w:r>
         <w:rPr>
@@ -1696,6 +2297,26 @@
         </w:rPr>
         <w:t>Начальная базисная таблица</w:t>
       </w:r>
+    </w:p>
+    <w:p>
+      <w:pPr>
+        <w:rPr>
+          <w:lang w:val="en-US"/>
+        </w:rPr>
+      </w:pPr>
+      <w:r>
+        <w:rPr>
+          <w:lang w:val="ru-RU"/>
+        </w:rPr>
+        <w:t>Впишем коэффициенты в начальную таблицу:</w:t>
+      </w:r>
+    </w:p>
+    <w:p>
+      <w:pPr>
+        <w:rPr>
+          <w:lang w:val="en-US"/>
+        </w:rPr>
+      </w:pPr>
     </w:p>
     <w:tbl>
       <w:tblPr>
@@ -1854,10 +2475,9 @@
               <m:oMath>
                 <m:r>
                   <w:rPr>
-                    <w:rFonts w:ascii="Cambria Math" w:eastAsia="Calibri" w:hAnsi="Cambria Math" w:cs="Times New Roman"/>
-                    <w:lang w:val="en-US"/>
+                    <w:rFonts w:ascii="Cambria Math" w:hAnsi="Cambria Math"/>
                   </w:rPr>
-                  <m:t>0</m:t>
+                  <m:t>-M</m:t>
                 </m:r>
               </m:oMath>
             </m:oMathPara>
@@ -1877,7 +2497,7 @@
                   <w:rPr>
                     <w:rFonts w:ascii="Cambria Math" w:hAnsi="Cambria Math"/>
                   </w:rPr>
-                  <m:t>-M</m:t>
+                  <m:t>0</m:t>
                 </m:r>
               </m:oMath>
             </m:oMathPara>
@@ -2289,7 +2909,7 @@
                           <pic:cNvPicPr/>
                         </pic:nvPicPr>
                         <pic:blipFill>
-                          <a:blip r:embed="rId4" cstate="print"/>
+                          <a:blip r:embed="rId5" cstate="print"/>
                           <a:stretch>
                             <a:fillRect/>
                           </a:stretch>
@@ -2382,7 +3002,7 @@
                       <w:rPr>
                         <w:rFonts w:ascii="Cambria Math" w:hAnsi="Cambria Math"/>
                       </w:rPr>
-                      <m:t>5</m:t>
+                      <m:t>4</m:t>
                     </m:r>
                   </m:sub>
                 </m:sSub>
@@ -2420,9 +3040,19 @@
           <w:p>
             <w:pPr>
               <w:pStyle w:val="ae"/>
-            </w:pPr>
-            <m:oMathPara>
-              <m:oMath>
+              <w:rPr>
+                <w:i/>
+                <w:lang w:val="en-US"/>
+              </w:rPr>
+            </w:pPr>
+            <m:oMathPara>
+              <m:oMath>
+                <m:r>
+                  <w:rPr>
+                    <w:rFonts w:ascii="Cambria Math" w:hAnsi="Cambria Math"/>
+                  </w:rPr>
+                  <m:t>-</m:t>
+                </m:r>
                 <m:r>
                   <w:rPr>
                     <w:rFonts w:ascii="Cambria Math" w:hAnsi="Cambria Math"/>
@@ -2488,7 +3118,69 @@
               <w:pStyle w:val="ae"/>
               <w:rPr>
                 <w:i/>
-              </w:rPr>
+                <w:lang w:val="en-US"/>
+              </w:rPr>
+            </w:pPr>
+            <m:oMathPara>
+              <m:oMath>
+                <m:r>
+                  <w:rPr>
+                    <w:rFonts w:ascii="Cambria Math" w:hAnsi="Cambria Math"/>
+                    <w:lang w:val="en-US"/>
+                  </w:rPr>
+                  <m:t>1</m:t>
+                </m:r>
+              </m:oMath>
+            </m:oMathPara>
+          </w:p>
+        </w:tc>
+        <w:tc>
+          <w:tcPr>
+            <w:tcW w:w="1101" w:type="dxa"/>
+          </w:tcPr>
+          <w:p>
+            <w:pPr>
+              <w:pStyle w:val="ae"/>
+              <w:rPr>
+                <w:i/>
+                <w:lang w:val="en-US"/>
+              </w:rPr>
+            </w:pPr>
+            <m:oMathPara>
+              <m:oMath>
+                <m:r>
+                  <w:rPr>
+                    <w:rFonts w:ascii="Cambria Math" w:hAnsi="Cambria Math"/>
+                    <w:lang w:val="en-US"/>
+                  </w:rPr>
+                  <m:t>0</m:t>
+                </m:r>
+              </m:oMath>
+            </m:oMathPara>
+          </w:p>
+        </w:tc>
+        <w:tc>
+          <w:tcPr>
+            <w:tcW w:w="1065" w:type="dxa"/>
+          </w:tcPr>
+          <w:p>
+            <w:pPr>
+              <w:pStyle w:val="ae"/>
+            </w:pPr>
+          </w:p>
+        </w:tc>
+      </w:tr>
+      <w:tr>
+        <w:tc>
+          <w:tcPr>
+            <w:tcW w:w="1085" w:type="dxa"/>
+            <w:tcBorders>
+              <w:bottom w:val="single" w:sz="4" w:space="0" w:color="auto"/>
+            </w:tcBorders>
+          </w:tcPr>
+          <w:p>
+            <w:pPr>
+              <w:pStyle w:val="ae"/>
             </w:pPr>
             <m:oMathPara>
               <m:oMath>
@@ -2504,7 +3196,76 @@
         </w:tc>
         <w:tc>
           <w:tcPr>
-            <w:tcW w:w="1101" w:type="dxa"/>
+            <w:tcW w:w="1086" w:type="dxa"/>
+            <w:tcBorders>
+              <w:bottom w:val="single" w:sz="4" w:space="0" w:color="auto"/>
+            </w:tcBorders>
+          </w:tcPr>
+          <w:p>
+            <w:pPr>
+              <w:pStyle w:val="ae"/>
+            </w:pPr>
+            <m:oMathPara>
+              <m:oMath>
+                <m:sSub>
+                  <m:sSubPr>
+                    <m:ctrlPr>
+                      <w:rPr>
+                        <w:rFonts w:ascii="Cambria Math" w:hAnsi="Cambria Math"/>
+                        <w:i/>
+                      </w:rPr>
+                    </m:ctrlPr>
+                  </m:sSubPr>
+                  <m:e>
+                    <m:r>
+                      <w:rPr>
+                        <w:rFonts w:ascii="Cambria Math" w:hAnsi="Cambria Math"/>
+                      </w:rPr>
+                      <m:t>x</m:t>
+                    </m:r>
+                  </m:e>
+                  <m:sub>
+                    <m:r>
+                      <w:rPr>
+                        <w:rFonts w:ascii="Cambria Math" w:hAnsi="Cambria Math"/>
+                      </w:rPr>
+                      <m:t>5</m:t>
+                    </m:r>
+                  </m:sub>
+                </m:sSub>
+              </m:oMath>
+            </m:oMathPara>
+          </w:p>
+        </w:tc>
+        <w:tc>
+          <w:tcPr>
+            <w:tcW w:w="1082" w:type="dxa"/>
+            <w:tcBorders>
+              <w:bottom w:val="single" w:sz="4" w:space="0" w:color="auto"/>
+            </w:tcBorders>
+          </w:tcPr>
+          <w:p>
+            <w:pPr>
+              <w:pStyle w:val="ae"/>
+            </w:pPr>
+            <m:oMathPara>
+              <m:oMath>
+                <m:r>
+                  <w:rPr>
+                    <w:rFonts w:ascii="Cambria Math" w:hAnsi="Cambria Math"/>
+                  </w:rPr>
+                  <m:t>16</m:t>
+                </m:r>
+              </m:oMath>
+            </m:oMathPara>
+          </w:p>
+        </w:tc>
+        <w:tc>
+          <w:tcPr>
+            <w:tcW w:w="1087" w:type="dxa"/>
+            <w:tcBorders>
+              <w:bottom w:val="single" w:sz="4" w:space="0" w:color="auto"/>
+            </w:tcBorders>
           </w:tcPr>
           <w:p>
             <w:pPr>
@@ -2520,28 +3281,31 @@
                 </m:r>
               </m:oMath>
             </m:oMathPara>
-            <w:bookmarkStart w:id="0" w:name="_GoBack"/>
-            <w:bookmarkEnd w:id="0"/>
-          </w:p>
-        </w:tc>
-        <w:tc>
-          <w:tcPr>
-            <w:tcW w:w="1065" w:type="dxa"/>
-          </w:tcPr>
-          <w:p>
-            <w:pPr>
-              <w:pStyle w:val="ae"/>
-            </w:pPr>
-          </w:p>
-        </w:tc>
-      </w:tr>
-      <w:tr>
-        <w:tc>
-          <w:tcPr>
-            <w:tcW w:w="1085" w:type="dxa"/>
-            <w:tcBorders>
-              <w:bottom w:val="single" w:sz="4" w:space="0" w:color="auto"/>
-            </w:tcBorders>
+          </w:p>
+        </w:tc>
+        <w:tc>
+          <w:tcPr>
+            <w:tcW w:w="1057" w:type="dxa"/>
+          </w:tcPr>
+          <w:p>
+            <w:pPr>
+              <w:pStyle w:val="ae"/>
+            </w:pPr>
+            <m:oMathPara>
+              <m:oMath>
+                <m:r>
+                  <w:rPr>
+                    <w:rFonts w:ascii="Cambria Math" w:hAnsi="Cambria Math"/>
+                  </w:rPr>
+                  <m:t>4</m:t>
+                </m:r>
+              </m:oMath>
+            </m:oMathPara>
+          </w:p>
+        </w:tc>
+        <w:tc>
+          <w:tcPr>
+            <w:tcW w:w="1035" w:type="dxa"/>
           </w:tcPr>
           <w:p>
             <w:pPr>
@@ -2561,65 +3325,24 @@
         </w:tc>
         <w:tc>
           <w:tcPr>
-            <w:tcW w:w="1086" w:type="dxa"/>
-            <w:tcBorders>
-              <w:bottom w:val="single" w:sz="4" w:space="0" w:color="auto"/>
-            </w:tcBorders>
-          </w:tcPr>
-          <w:p>
-            <w:pPr>
-              <w:pStyle w:val="ae"/>
-            </w:pPr>
-            <m:oMathPara>
-              <m:oMath>
-                <m:sSub>
-                  <m:sSubPr>
-                    <m:ctrlPr>
-                      <w:rPr>
-                        <w:rFonts w:ascii="Cambria Math" w:hAnsi="Cambria Math"/>
-                        <w:i/>
-                      </w:rPr>
-                    </m:ctrlPr>
-                  </m:sSubPr>
-                  <m:e>
-                    <m:r>
-                      <w:rPr>
-                        <w:rFonts w:ascii="Cambria Math" w:hAnsi="Cambria Math"/>
-                      </w:rPr>
-                      <m:t>x</m:t>
-                    </m:r>
-                  </m:e>
-                  <m:sub>
-                    <m:r>
-                      <w:rPr>
-                        <w:rFonts w:ascii="Cambria Math" w:hAnsi="Cambria Math"/>
-                      </w:rPr>
-                      <m:t>4</m:t>
-                    </m:r>
-                  </m:sub>
-                </m:sSub>
-              </m:oMath>
-            </m:oMathPara>
-          </w:p>
-        </w:tc>
-        <w:tc>
-          <w:tcPr>
-            <w:tcW w:w="1082" w:type="dxa"/>
-            <w:tcBorders>
-              <w:bottom w:val="single" w:sz="4" w:space="0" w:color="auto"/>
-            </w:tcBorders>
-          </w:tcPr>
-          <w:p>
-            <w:pPr>
-              <w:pStyle w:val="ae"/>
+            <w:tcW w:w="1035" w:type="dxa"/>
+          </w:tcPr>
+          <w:p>
+            <w:pPr>
+              <w:pStyle w:val="ae"/>
+              <w:rPr>
+                <w:i/>
+                <w:lang w:val="en-US"/>
+              </w:rPr>
             </w:pPr>
             <m:oMathPara>
               <m:oMath>
                 <m:r>
                   <w:rPr>
                     <w:rFonts w:ascii="Cambria Math" w:hAnsi="Cambria Math"/>
+                    <w:lang w:val="en-US"/>
                   </w:rPr>
-                  <m:t>16</m:t>
+                  <m:t>0</m:t>
                 </m:r>
               </m:oMath>
             </m:oMathPara>
@@ -2627,102 +3350,24 @@
         </w:tc>
         <w:tc>
           <w:tcPr>
-            <w:tcW w:w="1087" w:type="dxa"/>
-            <w:tcBorders>
-              <w:bottom w:val="single" w:sz="4" w:space="0" w:color="auto"/>
-            </w:tcBorders>
-          </w:tcPr>
-          <w:p>
-            <w:pPr>
-              <w:pStyle w:val="ae"/>
+            <w:tcW w:w="1101" w:type="dxa"/>
+          </w:tcPr>
+          <w:p>
+            <w:pPr>
+              <w:pStyle w:val="ae"/>
+              <w:rPr>
+                <w:i/>
+                <w:lang w:val="en-US"/>
+              </w:rPr>
             </w:pPr>
             <m:oMathPara>
               <m:oMath>
                 <m:r>
                   <w:rPr>
                     <w:rFonts w:ascii="Cambria Math" w:hAnsi="Cambria Math"/>
+                    <w:lang w:val="en-US"/>
                   </w:rPr>
                   <m:t>1</m:t>
-                </m:r>
-              </m:oMath>
-            </m:oMathPara>
-          </w:p>
-        </w:tc>
-        <w:tc>
-          <w:tcPr>
-            <w:tcW w:w="1057" w:type="dxa"/>
-          </w:tcPr>
-          <w:p>
-            <w:pPr>
-              <w:pStyle w:val="ae"/>
-            </w:pPr>
-            <m:oMathPara>
-              <m:oMath>
-                <m:r>
-                  <w:rPr>
-                    <w:rFonts w:ascii="Cambria Math" w:hAnsi="Cambria Math"/>
-                  </w:rPr>
-                  <m:t>4</m:t>
-                </m:r>
-              </m:oMath>
-            </m:oMathPara>
-          </w:p>
-        </w:tc>
-        <w:tc>
-          <w:tcPr>
-            <w:tcW w:w="1035" w:type="dxa"/>
-          </w:tcPr>
-          <w:p>
-            <w:pPr>
-              <w:pStyle w:val="ae"/>
-            </w:pPr>
-            <m:oMathPara>
-              <m:oMath>
-                <m:r>
-                  <w:rPr>
-                    <w:rFonts w:ascii="Cambria Math" w:hAnsi="Cambria Math"/>
-                  </w:rPr>
-                  <m:t>0</m:t>
-                </m:r>
-              </m:oMath>
-            </m:oMathPara>
-          </w:p>
-        </w:tc>
-        <w:tc>
-          <w:tcPr>
-            <w:tcW w:w="1035" w:type="dxa"/>
-          </w:tcPr>
-          <w:p>
-            <w:pPr>
-              <w:pStyle w:val="ae"/>
-            </w:pPr>
-            <m:oMathPara>
-              <m:oMath>
-                <m:r>
-                  <w:rPr>
-                    <w:rFonts w:ascii="Cambria Math" w:hAnsi="Cambria Math"/>
-                  </w:rPr>
-                  <m:t>1</m:t>
-                </m:r>
-              </m:oMath>
-            </m:oMathPara>
-          </w:p>
-        </w:tc>
-        <w:tc>
-          <w:tcPr>
-            <w:tcW w:w="1101" w:type="dxa"/>
-          </w:tcPr>
-          <w:p>
-            <w:pPr>
-              <w:pStyle w:val="ae"/>
-            </w:pPr>
-            <m:oMathPara>
-              <m:oMath>
-                <m:r>
-                  <w:rPr>
-                    <w:rFonts w:ascii="Cambria Math" w:hAnsi="Cambria Math"/>
-                  </w:rPr>
-                  <m:t>0</m:t>
                 </m:r>
               </m:oMath>
             </m:oMathPara>
@@ -2810,7 +3455,43 @@
           <w:p>
             <w:pPr>
               <w:pStyle w:val="ae"/>
-            </w:pPr>
+              <w:rPr>
+                <w:lang w:val="en-US"/>
+              </w:rPr>
+            </w:pPr>
+            <m:oMathPara>
+              <m:oMath>
+                <m:sSub>
+                  <m:sSubPr>
+                    <m:ctrlPr>
+                      <w:rPr>
+                        <w:rFonts w:ascii="Cambria Math" w:hAnsi="Cambria Math"/>
+                        <w:i/>
+                        <w:lang w:val="en-US"/>
+                      </w:rPr>
+                    </m:ctrlPr>
+                  </m:sSubPr>
+                  <m:e>
+                    <m:r>
+                      <w:rPr>
+                        <w:rFonts w:ascii="Cambria Math" w:hAnsi="Cambria Math"/>
+                        <w:lang w:val="en-US"/>
+                      </w:rPr>
+                      <m:t>z</m:t>
+                    </m:r>
+                  </m:e>
+                  <m:sub>
+                    <m:r>
+                      <w:rPr>
+                        <w:rFonts w:ascii="Cambria Math" w:hAnsi="Cambria Math"/>
+                        <w:lang w:val="en-US"/>
+                      </w:rPr>
+                      <m:t>1</m:t>
+                    </m:r>
+                  </m:sub>
+                </m:sSub>
+              </m:oMath>
+            </m:oMathPara>
           </w:p>
         </w:tc>
         <w:tc>
@@ -2823,7 +3504,42 @@
           <w:p>
             <w:pPr>
               <w:pStyle w:val="ae"/>
-            </w:pPr>
+              <w:rPr>
+                <w:i/>
+                <w:lang w:val="en-US"/>
+              </w:rPr>
+            </w:pPr>
+            <m:oMathPara>
+              <m:oMath>
+                <m:sSub>
+                  <m:sSubPr>
+                    <m:ctrlPr>
+                      <w:rPr>
+                        <w:rFonts w:ascii="Cambria Math" w:hAnsi="Cambria Math"/>
+                        <w:i/>
+                      </w:rPr>
+                    </m:ctrlPr>
+                  </m:sSubPr>
+                  <m:e>
+                    <m:r>
+                      <w:rPr>
+                        <w:rFonts w:ascii="Cambria Math" w:hAnsi="Cambria Math"/>
+                      </w:rPr>
+                      <m:t>z</m:t>
+                    </m:r>
+                  </m:e>
+                  <m:sub>
+                    <m:r>
+                      <w:rPr>
+                        <w:rFonts w:ascii="Cambria Math" w:hAnsi="Cambria Math"/>
+                        <w:lang w:val="en-US"/>
+                      </w:rPr>
+                      <m:t>2</m:t>
+                    </m:r>
+                  </m:sub>
+                </m:sSub>
+              </m:oMath>
+            </m:oMathPara>
           </w:p>
         </w:tc>
         <w:tc>
@@ -2834,6 +3550,36 @@
             <w:pPr>
               <w:pStyle w:val="ae"/>
             </w:pPr>
+            <m:oMathPara>
+              <m:oMath>
+                <m:sSub>
+                  <m:sSubPr>
+                    <m:ctrlPr>
+                      <w:rPr>
+                        <w:rFonts w:ascii="Cambria Math" w:hAnsi="Cambria Math"/>
+                        <w:i/>
+                      </w:rPr>
+                    </m:ctrlPr>
+                  </m:sSubPr>
+                  <m:e>
+                    <m:r>
+                      <w:rPr>
+                        <w:rFonts w:ascii="Cambria Math" w:hAnsi="Cambria Math"/>
+                      </w:rPr>
+                      <m:t>z</m:t>
+                    </m:r>
+                  </m:e>
+                  <m:sub>
+                    <m:r>
+                      <w:rPr>
+                        <w:rFonts w:ascii="Cambria Math" w:hAnsi="Cambria Math"/>
+                      </w:rPr>
+                      <m:t>3</m:t>
+                    </m:r>
+                  </m:sub>
+                </m:sSub>
+              </m:oMath>
+            </m:oMathPara>
           </w:p>
         </w:tc>
         <w:tc>
@@ -2844,6 +3590,36 @@
             <w:pPr>
               <w:pStyle w:val="ae"/>
             </w:pPr>
+            <m:oMathPara>
+              <m:oMath>
+                <m:sSub>
+                  <m:sSubPr>
+                    <m:ctrlPr>
+                      <w:rPr>
+                        <w:rFonts w:ascii="Cambria Math" w:hAnsi="Cambria Math"/>
+                        <w:i/>
+                      </w:rPr>
+                    </m:ctrlPr>
+                  </m:sSubPr>
+                  <m:e>
+                    <m:r>
+                      <w:rPr>
+                        <w:rFonts w:ascii="Cambria Math" w:hAnsi="Cambria Math"/>
+                      </w:rPr>
+                      <m:t>z</m:t>
+                    </m:r>
+                  </m:e>
+                  <m:sub>
+                    <m:r>
+                      <w:rPr>
+                        <w:rFonts w:ascii="Cambria Math" w:hAnsi="Cambria Math"/>
+                      </w:rPr>
+                      <m:t>4</m:t>
+                    </m:r>
+                  </m:sub>
+                </m:sSub>
+              </m:oMath>
+            </m:oMathPara>
           </w:p>
         </w:tc>
         <w:tc>
@@ -2854,6 +3630,36 @@
             <w:pPr>
               <w:pStyle w:val="ae"/>
             </w:pPr>
+            <m:oMathPara>
+              <m:oMath>
+                <m:sSub>
+                  <m:sSubPr>
+                    <m:ctrlPr>
+                      <w:rPr>
+                        <w:rFonts w:ascii="Cambria Math" w:hAnsi="Cambria Math"/>
+                        <w:i/>
+                      </w:rPr>
+                    </m:ctrlPr>
+                  </m:sSubPr>
+                  <m:e>
+                    <m:r>
+                      <w:rPr>
+                        <w:rFonts w:ascii="Cambria Math" w:hAnsi="Cambria Math"/>
+                      </w:rPr>
+                      <m:t>z</m:t>
+                    </m:r>
+                  </m:e>
+                  <m:sub>
+                    <m:r>
+                      <w:rPr>
+                        <w:rFonts w:ascii="Cambria Math" w:hAnsi="Cambria Math"/>
+                      </w:rPr>
+                      <m:t>5</m:t>
+                    </m:r>
+                  </m:sub>
+                </m:sSub>
+              </m:oMath>
+            </m:oMathPara>
           </w:p>
         </w:tc>
         <w:tc>
@@ -2864,12 +3670,388 @@
             <w:pPr>
               <w:pStyle w:val="ae"/>
             </w:pPr>
+            <m:oMathPara>
+              <m:oMath>
+                <m:sSub>
+                  <m:sSubPr>
+                    <m:ctrlPr>
+                      <w:rPr>
+                        <w:rFonts w:ascii="Cambria Math" w:hAnsi="Cambria Math"/>
+                        <w:i/>
+                      </w:rPr>
+                    </m:ctrlPr>
+                  </m:sSubPr>
+                  <m:e>
+                    <m:r>
+                      <w:rPr>
+                        <w:rFonts w:ascii="Cambria Math" w:hAnsi="Cambria Math"/>
+                      </w:rPr>
+                      <m:t>z</m:t>
+                    </m:r>
+                  </m:e>
+                  <m:sub>
+                    <m:r>
+                      <w:rPr>
+                        <w:rFonts w:ascii="Cambria Math" w:hAnsi="Cambria Math"/>
+                      </w:rPr>
+                      <m:t>j</m:t>
+                    </m:r>
+                  </m:sub>
+                </m:sSub>
+              </m:oMath>
+            </m:oMathPara>
+          </w:p>
+        </w:tc>
+      </w:tr>
+      <w:tr>
+        <w:tc>
+          <w:tcPr>
+            <w:tcW w:w="1085" w:type="dxa"/>
+            <w:tcBorders>
+              <w:top w:val="nil"/>
+              <w:left w:val="nil"/>
+              <w:bottom w:val="nil"/>
+              <w:right w:val="nil"/>
+            </w:tcBorders>
+          </w:tcPr>
+          <w:p>
+            <w:pPr>
+              <w:pStyle w:val="ae"/>
+              <w:rPr>
+                <w:rFonts w:eastAsia="Calibri" w:cs="Times New Roman"/>
+              </w:rPr>
+            </w:pPr>
+          </w:p>
+        </w:tc>
+        <w:tc>
+          <w:tcPr>
+            <w:tcW w:w="1086" w:type="dxa"/>
+            <w:tcBorders>
+              <w:top w:val="nil"/>
+              <w:left w:val="nil"/>
+              <w:bottom w:val="nil"/>
+              <w:right w:val="nil"/>
+            </w:tcBorders>
+          </w:tcPr>
+          <w:p>
+            <w:pPr>
+              <w:pStyle w:val="ae"/>
+              <w:rPr>
+                <w:rFonts w:eastAsia="Calibri" w:cs="Times New Roman"/>
+              </w:rPr>
+            </w:pPr>
+          </w:p>
+        </w:tc>
+        <w:tc>
+          <w:tcPr>
+            <w:tcW w:w="1082" w:type="dxa"/>
+            <w:tcBorders>
+              <w:top w:val="nil"/>
+              <w:left w:val="nil"/>
+              <w:bottom w:val="nil"/>
+              <w:right w:val="single" w:sz="4" w:space="0" w:color="auto"/>
+            </w:tcBorders>
+          </w:tcPr>
+          <w:p>
+            <w:pPr>
+              <w:pStyle w:val="ae"/>
+              <w:rPr>
+                <w:rFonts w:eastAsia="Calibri" w:cs="Times New Roman"/>
+              </w:rPr>
+            </w:pPr>
+          </w:p>
+        </w:tc>
+        <w:tc>
+          <w:tcPr>
+            <w:tcW w:w="1087" w:type="dxa"/>
+            <w:tcBorders>
+              <w:top w:val="single" w:sz="4" w:space="0" w:color="auto"/>
+              <w:left w:val="single" w:sz="4" w:space="0" w:color="auto"/>
+              <w:bottom w:val="single" w:sz="4" w:space="0" w:color="auto"/>
+              <w:right w:val="single" w:sz="4" w:space="0" w:color="auto"/>
+            </w:tcBorders>
+          </w:tcPr>
+          <w:p>
+            <w:pPr>
+              <w:pStyle w:val="ae"/>
+              <w:rPr>
+                <w:lang w:val="en-US"/>
+              </w:rPr>
+            </w:pPr>
+            <m:oMathPara>
+              <m:oMath>
+                <m:sSub>
+                  <m:sSubPr>
+                    <m:ctrlPr>
+                      <w:rPr>
+                        <w:rFonts w:ascii="Cambria Math" w:hAnsi="Cambria Math"/>
+                        <w:i/>
+                        <w:lang w:val="en-US"/>
+                      </w:rPr>
+                    </m:ctrlPr>
+                  </m:sSubPr>
+                  <m:e>
+                    <m:r>
+                      <w:rPr>
+                        <w:rFonts w:ascii="Cambria Math" w:hAnsi="Cambria Math"/>
+                        <w:lang w:val="en-US"/>
+                      </w:rPr>
+                      <m:t>∆</m:t>
+                    </m:r>
+                  </m:e>
+                  <m:sub>
+                    <m:r>
+                      <w:rPr>
+                        <w:rFonts w:ascii="Cambria Math" w:hAnsi="Cambria Math"/>
+                        <w:lang w:val="en-US"/>
+                      </w:rPr>
+                      <m:t>1</m:t>
+                    </m:r>
+                  </m:sub>
+                </m:sSub>
+              </m:oMath>
+            </m:oMathPara>
+          </w:p>
+        </w:tc>
+        <w:tc>
+          <w:tcPr>
+            <w:tcW w:w="1057" w:type="dxa"/>
+            <w:tcBorders>
+              <w:left w:val="single" w:sz="4" w:space="0" w:color="auto"/>
+            </w:tcBorders>
+          </w:tcPr>
+          <w:p>
+            <w:pPr>
+              <w:pStyle w:val="ae"/>
+              <w:rPr>
+                <w:lang w:val="en-US"/>
+              </w:rPr>
+            </w:pPr>
+            <m:oMathPara>
+              <m:oMath>
+                <m:sSub>
+                  <m:sSubPr>
+                    <m:ctrlPr>
+                      <w:rPr>
+                        <w:rFonts w:ascii="Cambria Math" w:hAnsi="Cambria Math"/>
+                        <w:i/>
+                        <w:lang w:val="en-US"/>
+                      </w:rPr>
+                    </m:ctrlPr>
+                  </m:sSubPr>
+                  <m:e>
+                    <m:r>
+                      <w:rPr>
+                        <w:rFonts w:ascii="Cambria Math" w:hAnsi="Cambria Math"/>
+                        <w:lang w:val="en-US"/>
+                      </w:rPr>
+                      <m:t>∆</m:t>
+                    </m:r>
+                  </m:e>
+                  <m:sub>
+                    <m:r>
+                      <w:rPr>
+                        <w:rFonts w:ascii="Cambria Math" w:hAnsi="Cambria Math"/>
+                        <w:lang w:val="en-US"/>
+                      </w:rPr>
+                      <m:t>2</m:t>
+                    </m:r>
+                  </m:sub>
+                </m:sSub>
+              </m:oMath>
+            </m:oMathPara>
+          </w:p>
+        </w:tc>
+        <w:tc>
+          <w:tcPr>
+            <w:tcW w:w="1035" w:type="dxa"/>
+          </w:tcPr>
+          <w:p>
+            <w:pPr>
+              <w:pStyle w:val="ae"/>
+              <w:rPr>
+                <w:lang w:val="en-US"/>
+              </w:rPr>
+            </w:pPr>
+            <m:oMathPara>
+              <m:oMath>
+                <m:sSub>
+                  <m:sSubPr>
+                    <m:ctrlPr>
+                      <w:rPr>
+                        <w:rFonts w:ascii="Cambria Math" w:hAnsi="Cambria Math"/>
+                        <w:i/>
+                        <w:lang w:val="en-US"/>
+                      </w:rPr>
+                    </m:ctrlPr>
+                  </m:sSubPr>
+                  <m:e>
+                    <m:r>
+                      <w:rPr>
+                        <w:rFonts w:ascii="Cambria Math" w:hAnsi="Cambria Math"/>
+                        <w:lang w:val="en-US"/>
+                      </w:rPr>
+                      <m:t>∆</m:t>
+                    </m:r>
+                  </m:e>
+                  <m:sub>
+                    <m:r>
+                      <w:rPr>
+                        <w:rFonts w:ascii="Cambria Math" w:hAnsi="Cambria Math"/>
+                        <w:lang w:val="en-US"/>
+                      </w:rPr>
+                      <m:t>3</m:t>
+                    </m:r>
+                  </m:sub>
+                </m:sSub>
+              </m:oMath>
+            </m:oMathPara>
+          </w:p>
+        </w:tc>
+        <w:tc>
+          <w:tcPr>
+            <w:tcW w:w="1035" w:type="dxa"/>
+          </w:tcPr>
+          <w:p>
+            <w:pPr>
+              <w:pStyle w:val="ae"/>
+              <w:rPr>
+                <w:lang w:val="en-US"/>
+              </w:rPr>
+            </w:pPr>
+            <m:oMathPara>
+              <m:oMath>
+                <m:sSub>
+                  <m:sSubPr>
+                    <m:ctrlPr>
+                      <w:rPr>
+                        <w:rFonts w:ascii="Cambria Math" w:hAnsi="Cambria Math"/>
+                        <w:i/>
+                        <w:lang w:val="en-US"/>
+                      </w:rPr>
+                    </m:ctrlPr>
+                  </m:sSubPr>
+                  <m:e>
+                    <m:r>
+                      <w:rPr>
+                        <w:rFonts w:ascii="Cambria Math" w:hAnsi="Cambria Math"/>
+                        <w:lang w:val="en-US"/>
+                      </w:rPr>
+                      <m:t>∆</m:t>
+                    </m:r>
+                  </m:e>
+                  <m:sub>
+                    <m:r>
+                      <w:rPr>
+                        <w:rFonts w:ascii="Cambria Math" w:hAnsi="Cambria Math"/>
+                        <w:lang w:val="en-US"/>
+                      </w:rPr>
+                      <m:t>4</m:t>
+                    </m:r>
+                  </m:sub>
+                </m:sSub>
+              </m:oMath>
+            </m:oMathPara>
+          </w:p>
+        </w:tc>
+        <w:tc>
+          <w:tcPr>
+            <w:tcW w:w="1101" w:type="dxa"/>
+          </w:tcPr>
+          <w:p>
+            <w:pPr>
+              <w:pStyle w:val="ae"/>
+              <w:rPr>
+                <w:lang w:val="en-US"/>
+              </w:rPr>
+            </w:pPr>
+            <m:oMathPara>
+              <m:oMath>
+                <m:sSub>
+                  <m:sSubPr>
+                    <m:ctrlPr>
+                      <w:rPr>
+                        <w:rFonts w:ascii="Cambria Math" w:hAnsi="Cambria Math"/>
+                        <w:i/>
+                        <w:lang w:val="en-US"/>
+                      </w:rPr>
+                    </m:ctrlPr>
+                  </m:sSubPr>
+                  <m:e>
+                    <m:r>
+                      <w:rPr>
+                        <w:rFonts w:ascii="Cambria Math" w:hAnsi="Cambria Math"/>
+                        <w:lang w:val="en-US"/>
+                      </w:rPr>
+                      <m:t>∆</m:t>
+                    </m:r>
+                  </m:e>
+                  <m:sub>
+                    <m:r>
+                      <w:rPr>
+                        <w:rFonts w:ascii="Cambria Math" w:hAnsi="Cambria Math"/>
+                        <w:lang w:val="en-US"/>
+                      </w:rPr>
+                      <m:t>5</m:t>
+                    </m:r>
+                  </m:sub>
+                </m:sSub>
+              </m:oMath>
+            </m:oMathPara>
+          </w:p>
+        </w:tc>
+        <w:tc>
+          <w:tcPr>
+            <w:tcW w:w="1065" w:type="dxa"/>
+          </w:tcPr>
+          <w:p>
+            <w:pPr>
+              <w:pStyle w:val="ae"/>
+              <w:rPr>
+                <w:i/>
+                <w:lang w:val="en-US"/>
+              </w:rPr>
+            </w:pPr>
+            <m:oMathPara>
+              <m:oMath>
+                <m:sSub>
+                  <m:sSubPr>
+                    <m:ctrlPr>
+                      <w:rPr>
+                        <w:rFonts w:ascii="Cambria Math" w:hAnsi="Cambria Math"/>
+                        <w:i/>
+                        <w:lang w:val="en-US"/>
+                      </w:rPr>
+                    </m:ctrlPr>
+                  </m:sSubPr>
+                  <m:e>
+                    <m:r>
+                      <w:rPr>
+                        <w:rFonts w:ascii="Cambria Math" w:hAnsi="Cambria Math"/>
+                        <w:lang w:val="en-US"/>
+                      </w:rPr>
+                      <m:t>∆</m:t>
+                    </m:r>
+                  </m:e>
+                  <m:sub>
+                    <m:r>
+                      <w:rPr>
+                        <w:rFonts w:ascii="Cambria Math" w:hAnsi="Cambria Math"/>
+                        <w:lang w:val="en-US"/>
+                      </w:rPr>
+                      <m:t>j</m:t>
+                    </m:r>
+                  </m:sub>
+                </m:sSub>
+              </m:oMath>
+            </m:oMathPara>
           </w:p>
         </w:tc>
       </w:tr>
     </w:tbl>
     <w:p>
       <w:pPr>
+        <w:ind w:firstLine="0"/>
         <w:rPr>
           <w:lang w:val="ru-RU"/>
         </w:rPr>
@@ -2877,10 +4059,5991 @@
     </w:p>
     <w:p>
       <w:pPr>
+        <w:ind w:firstLine="0"/>
         <w:rPr>
           <w:lang w:val="ru-RU"/>
         </w:rPr>
       </w:pPr>
+      <w:r>
+        <w:rPr>
+          <w:lang w:val="ru-RU"/>
+        </w:rPr>
+        <w:t>Шаг 4. Заполним столбцы относительных оценок</w:t>
+      </w:r>
+    </w:p>
+    <w:p>
+      <w:pPr>
+        <w:jc w:val="center"/>
+        <w:rPr>
+          <w:rFonts w:eastAsiaTheme="minorEastAsia"/>
+          <w:lang w:val="ru-RU"/>
+        </w:rPr>
+      </w:pPr>
+      <m:oMath>
+        <m:sSub>
+          <m:sSubPr>
+            <m:ctrlPr>
+              <w:rPr>
+                <w:rFonts w:ascii="Cambria Math" w:hAnsi="Cambria Math"/>
+                <w:i/>
+                <w:lang w:val="en-US"/>
+              </w:rPr>
+            </m:ctrlPr>
+          </m:sSubPr>
+          <m:e>
+            <m:r>
+              <w:rPr>
+                <w:rFonts w:ascii="Cambria Math" w:hAnsi="Cambria Math"/>
+                <w:lang w:val="ru-RU"/>
+              </w:rPr>
+              <m:t>∆</m:t>
+            </m:r>
+          </m:e>
+          <m:sub>
+            <m:r>
+              <w:rPr>
+                <w:rFonts w:ascii="Cambria Math" w:hAnsi="Cambria Math"/>
+                <w:lang w:val="en-US"/>
+              </w:rPr>
+              <m:t>j</m:t>
+            </m:r>
+          </m:sub>
+        </m:sSub>
+        <m:r>
+          <w:rPr>
+            <w:rFonts w:ascii="Cambria Math" w:hAnsi="Cambria Math"/>
+            <w:lang w:val="ru-RU"/>
+          </w:rPr>
+          <m:t>=</m:t>
+        </m:r>
+        <m:sSub>
+          <m:sSubPr>
+            <m:ctrlPr>
+              <w:rPr>
+                <w:rFonts w:ascii="Cambria Math" w:hAnsi="Cambria Math"/>
+                <w:i/>
+                <w:lang w:val="en-US"/>
+              </w:rPr>
+            </m:ctrlPr>
+          </m:sSubPr>
+          <m:e>
+            <m:r>
+              <w:rPr>
+                <w:rFonts w:ascii="Cambria Math" w:hAnsi="Cambria Math"/>
+                <w:lang w:val="en-US"/>
+              </w:rPr>
+              <m:t>c</m:t>
+            </m:r>
+          </m:e>
+          <m:sub>
+            <m:r>
+              <w:rPr>
+                <w:rFonts w:ascii="Cambria Math" w:hAnsi="Cambria Math"/>
+                <w:lang w:val="en-US"/>
+              </w:rPr>
+              <m:t>j</m:t>
+            </m:r>
+          </m:sub>
+        </m:sSub>
+        <m:r>
+          <w:rPr>
+            <w:rFonts w:ascii="Cambria Math" w:hAnsi="Cambria Math"/>
+            <w:lang w:val="ru-RU"/>
+          </w:rPr>
+          <m:t>-</m:t>
+        </m:r>
+        <m:nary>
+          <m:naryPr>
+            <m:chr m:val="∑"/>
+            <m:limLoc m:val="undOvr"/>
+            <m:ctrlPr>
+              <w:rPr>
+                <w:rFonts w:ascii="Cambria Math" w:hAnsi="Cambria Math"/>
+                <w:i/>
+                <w:lang w:val="en-US"/>
+              </w:rPr>
+            </m:ctrlPr>
+          </m:naryPr>
+          <m:sub>
+            <m:r>
+              <w:rPr>
+                <w:rFonts w:ascii="Cambria Math" w:hAnsi="Cambria Math"/>
+                <w:lang w:val="en-US"/>
+              </w:rPr>
+              <m:t>i</m:t>
+            </m:r>
+            <m:r>
+              <w:rPr>
+                <w:rFonts w:ascii="Cambria Math" w:hAnsi="Cambria Math"/>
+                <w:lang w:val="ru-RU"/>
+              </w:rPr>
+              <m:t>=1</m:t>
+            </m:r>
+          </m:sub>
+          <m:sup>
+            <m:r>
+              <w:rPr>
+                <w:rFonts w:ascii="Cambria Math" w:hAnsi="Cambria Math"/>
+                <w:lang w:val="en-US"/>
+              </w:rPr>
+              <m:t>m</m:t>
+            </m:r>
+          </m:sup>
+          <m:e>
+            <m:sSub>
+              <m:sSubPr>
+                <m:ctrlPr>
+                  <w:rPr>
+                    <w:rFonts w:ascii="Cambria Math" w:hAnsi="Cambria Math"/>
+                    <w:i/>
+                    <w:lang w:val="en-US"/>
+                  </w:rPr>
+                </m:ctrlPr>
+              </m:sSubPr>
+              <m:e>
+                <m:r>
+                  <w:rPr>
+                    <w:rFonts w:ascii="Cambria Math" w:hAnsi="Cambria Math"/>
+                    <w:lang w:val="en-US"/>
+                  </w:rPr>
+                  <m:t>c</m:t>
+                </m:r>
+              </m:e>
+              <m:sub>
+                <m:r>
+                  <w:rPr>
+                    <w:rFonts w:ascii="Cambria Math" w:hAnsi="Cambria Math"/>
+                    <w:lang w:val="en-US"/>
+                  </w:rPr>
+                  <m:t>jB</m:t>
+                </m:r>
+              </m:sub>
+            </m:sSub>
+            <m:sSub>
+              <m:sSubPr>
+                <m:ctrlPr>
+                  <w:rPr>
+                    <w:rFonts w:ascii="Cambria Math" w:hAnsi="Cambria Math"/>
+                    <w:i/>
+                    <w:lang w:val="en-US"/>
+                  </w:rPr>
+                </m:ctrlPr>
+              </m:sSubPr>
+              <m:e>
+                <m:acc>
+                  <m:accPr>
+                    <m:chr m:val="̅"/>
+                    <m:ctrlPr>
+                      <w:rPr>
+                        <w:rFonts w:ascii="Cambria Math" w:hAnsi="Cambria Math"/>
+                        <w:i/>
+                        <w:lang w:val="en-US"/>
+                      </w:rPr>
+                    </m:ctrlPr>
+                  </m:accPr>
+                  <m:e>
+                    <m:r>
+                      <w:rPr>
+                        <w:rFonts w:ascii="Cambria Math" w:hAnsi="Cambria Math"/>
+                        <w:lang w:val="en-US"/>
+                      </w:rPr>
+                      <m:t>a</m:t>
+                    </m:r>
+                  </m:e>
+                </m:acc>
+              </m:e>
+              <m:sub>
+                <m:r>
+                  <w:rPr>
+                    <w:rFonts w:ascii="Cambria Math" w:hAnsi="Cambria Math"/>
+                    <w:lang w:val="en-US"/>
+                  </w:rPr>
+                  <m:t>ij</m:t>
+                </m:r>
+              </m:sub>
+            </m:sSub>
+            <m:r>
+              <w:rPr>
+                <w:rFonts w:ascii="Cambria Math" w:hAnsi="Cambria Math"/>
+                <w:lang w:val="ru-RU"/>
+              </w:rPr>
+              <m:t>=</m:t>
+            </m:r>
+            <m:sSub>
+              <m:sSubPr>
+                <m:ctrlPr>
+                  <w:rPr>
+                    <w:rFonts w:ascii="Cambria Math" w:hAnsi="Cambria Math"/>
+                    <w:i/>
+                    <w:lang w:val="en-US"/>
+                  </w:rPr>
+                </m:ctrlPr>
+              </m:sSubPr>
+              <m:e>
+                <m:r>
+                  <w:rPr>
+                    <w:rFonts w:ascii="Cambria Math" w:hAnsi="Cambria Math"/>
+                    <w:lang w:val="ru-RU"/>
+                  </w:rPr>
+                  <m:t>c</m:t>
+                </m:r>
+                <m:ctrlPr>
+                  <w:rPr>
+                    <w:rFonts w:ascii="Cambria Math" w:hAnsi="Cambria Math"/>
+                    <w:i/>
+                    <w:lang w:val="ru-RU"/>
+                  </w:rPr>
+                </m:ctrlPr>
+              </m:e>
+              <m:sub>
+                <m:r>
+                  <w:rPr>
+                    <w:rFonts w:ascii="Cambria Math" w:hAnsi="Cambria Math"/>
+                    <w:lang w:val="en-US"/>
+                  </w:rPr>
+                  <m:t>j</m:t>
+                </m:r>
+              </m:sub>
+            </m:sSub>
+            <m:r>
+              <w:rPr>
+                <w:rFonts w:ascii="Cambria Math" w:hAnsi="Cambria Math"/>
+                <w:lang w:val="ru-RU"/>
+              </w:rPr>
+              <m:t>-</m:t>
+            </m:r>
+            <m:sSub>
+              <m:sSubPr>
+                <m:ctrlPr>
+                  <w:rPr>
+                    <w:rFonts w:ascii="Cambria Math" w:hAnsi="Cambria Math"/>
+                    <w:i/>
+                    <w:lang w:val="ru-RU"/>
+                  </w:rPr>
+                </m:ctrlPr>
+              </m:sSubPr>
+              <m:e>
+                <m:r>
+                  <w:rPr>
+                    <w:rFonts w:ascii="Cambria Math" w:hAnsi="Cambria Math"/>
+                    <w:lang w:val="en-US"/>
+                  </w:rPr>
+                  <m:t>z</m:t>
+                </m:r>
+              </m:e>
+              <m:sub>
+                <m:r>
+                  <w:rPr>
+                    <w:rFonts w:ascii="Cambria Math" w:hAnsi="Cambria Math"/>
+                    <w:lang w:val="en-US"/>
+                  </w:rPr>
+                  <m:t>j</m:t>
+                </m:r>
+              </m:sub>
+            </m:sSub>
+          </m:e>
+        </m:nary>
+      </m:oMath>
+      <w:r>
+        <w:rPr>
+          <w:rFonts w:eastAsiaTheme="minorEastAsia"/>
+          <w:lang w:val="ru-RU"/>
+        </w:rPr>
+        <w:t>,</w:t>
+      </w:r>
+    </w:p>
+    <w:p>
+      <w:pPr>
+        <w:ind w:firstLine="0"/>
+        <w:jc w:val="center"/>
+        <w:rPr>
+          <w:rFonts w:eastAsiaTheme="minorEastAsia"/>
+          <w:lang w:val="ru-RU"/>
+        </w:rPr>
+      </w:pPr>
+      <m:oMath>
+        <m:sSub>
+          <m:sSubPr>
+            <m:ctrlPr>
+              <w:rPr>
+                <w:rFonts w:ascii="Cambria Math" w:eastAsiaTheme="minorEastAsia" w:hAnsi="Cambria Math"/>
+                <w:i/>
+                <w:lang w:val="ru-RU"/>
+              </w:rPr>
+            </m:ctrlPr>
+          </m:sSubPr>
+          <m:e>
+            <m:r>
+              <w:rPr>
+                <w:rFonts w:ascii="Cambria Math" w:eastAsiaTheme="minorEastAsia" w:hAnsi="Cambria Math"/>
+                <w:lang w:val="en-US"/>
+              </w:rPr>
+              <m:t>z</m:t>
+            </m:r>
+            <m:ctrlPr>
+              <w:rPr>
+                <w:rFonts w:ascii="Cambria Math" w:eastAsiaTheme="minorEastAsia" w:hAnsi="Cambria Math"/>
+                <w:i/>
+                <w:lang w:val="en-US"/>
+              </w:rPr>
+            </m:ctrlPr>
+          </m:e>
+          <m:sub>
+            <m:r>
+              <w:rPr>
+                <w:rFonts w:ascii="Cambria Math" w:eastAsiaTheme="minorEastAsia" w:hAnsi="Cambria Math"/>
+                <w:lang w:val="en-US"/>
+              </w:rPr>
+              <m:t>j</m:t>
+            </m:r>
+          </m:sub>
+        </m:sSub>
+        <m:r>
+          <w:rPr>
+            <w:rFonts w:ascii="Cambria Math" w:eastAsiaTheme="minorEastAsia" w:hAnsi="Cambria Math"/>
+            <w:lang w:val="ru-RU"/>
+          </w:rPr>
+          <m:t>=</m:t>
+        </m:r>
+        <m:nary>
+          <m:naryPr>
+            <m:chr m:val="∑"/>
+            <m:limLoc m:val="undOvr"/>
+            <m:ctrlPr>
+              <w:rPr>
+                <w:rFonts w:ascii="Cambria Math" w:eastAsiaTheme="minorEastAsia" w:hAnsi="Cambria Math"/>
+                <w:i/>
+                <w:lang w:val="en-US"/>
+              </w:rPr>
+            </m:ctrlPr>
+          </m:naryPr>
+          <m:sub>
+            <m:r>
+              <w:rPr>
+                <w:rFonts w:ascii="Cambria Math" w:eastAsiaTheme="minorEastAsia" w:hAnsi="Cambria Math"/>
+                <w:lang w:val="en-US"/>
+              </w:rPr>
+              <m:t>i</m:t>
+            </m:r>
+            <m:r>
+              <w:rPr>
+                <w:rFonts w:ascii="Cambria Math" w:eastAsiaTheme="minorEastAsia" w:hAnsi="Cambria Math"/>
+                <w:lang w:val="ru-RU"/>
+              </w:rPr>
+              <m:t>=1</m:t>
+            </m:r>
+          </m:sub>
+          <m:sup>
+            <m:r>
+              <w:rPr>
+                <w:rFonts w:ascii="Cambria Math" w:eastAsiaTheme="minorEastAsia" w:hAnsi="Cambria Math"/>
+                <w:lang w:val="en-US"/>
+              </w:rPr>
+              <m:t>m</m:t>
+            </m:r>
+          </m:sup>
+          <m:e>
+            <m:sSub>
+              <m:sSubPr>
+                <m:ctrlPr>
+                  <w:rPr>
+                    <w:rFonts w:ascii="Cambria Math" w:eastAsiaTheme="minorEastAsia" w:hAnsi="Cambria Math"/>
+                    <w:i/>
+                    <w:lang w:val="en-US"/>
+                  </w:rPr>
+                </m:ctrlPr>
+              </m:sSubPr>
+              <m:e>
+                <m:r>
+                  <w:rPr>
+                    <w:rFonts w:ascii="Cambria Math" w:eastAsiaTheme="minorEastAsia" w:hAnsi="Cambria Math"/>
+                    <w:lang w:val="en-US"/>
+                  </w:rPr>
+                  <m:t>c</m:t>
+                </m:r>
+              </m:e>
+              <m:sub>
+                <m:r>
+                  <w:rPr>
+                    <w:rFonts w:ascii="Cambria Math" w:eastAsiaTheme="minorEastAsia" w:hAnsi="Cambria Math"/>
+                    <w:lang w:val="en-US"/>
+                  </w:rPr>
+                  <m:t>jB</m:t>
+                </m:r>
+              </m:sub>
+            </m:sSub>
+            <m:sSub>
+              <m:sSubPr>
+                <m:ctrlPr>
+                  <w:rPr>
+                    <w:rFonts w:ascii="Cambria Math" w:eastAsiaTheme="minorEastAsia" w:hAnsi="Cambria Math"/>
+                    <w:i/>
+                    <w:lang w:val="en-US"/>
+                  </w:rPr>
+                </m:ctrlPr>
+              </m:sSubPr>
+              <m:e>
+                <m:bar>
+                  <m:barPr>
+                    <m:pos m:val="top"/>
+                    <m:ctrlPr>
+                      <w:rPr>
+                        <w:rFonts w:ascii="Cambria Math" w:eastAsiaTheme="minorEastAsia" w:hAnsi="Cambria Math"/>
+                        <w:i/>
+                        <w:lang w:val="en-US"/>
+                      </w:rPr>
+                    </m:ctrlPr>
+                  </m:barPr>
+                  <m:e>
+                    <m:r>
+                      <w:rPr>
+                        <w:rFonts w:ascii="Cambria Math" w:eastAsiaTheme="minorEastAsia" w:hAnsi="Cambria Math"/>
+                        <w:lang w:val="en-US"/>
+                      </w:rPr>
+                      <m:t>a</m:t>
+                    </m:r>
+                  </m:e>
+                </m:bar>
+              </m:e>
+              <m:sub>
+                <m:r>
+                  <w:rPr>
+                    <w:rFonts w:ascii="Cambria Math" w:eastAsiaTheme="minorEastAsia" w:hAnsi="Cambria Math"/>
+                    <w:lang w:val="en-US"/>
+                  </w:rPr>
+                  <m:t>ij</m:t>
+                </m:r>
+              </m:sub>
+            </m:sSub>
+          </m:e>
+        </m:nary>
+      </m:oMath>
+      <w:r>
+        <w:rPr>
+          <w:rFonts w:eastAsiaTheme="minorEastAsia"/>
+          <w:lang w:val="ru-RU"/>
+        </w:rPr>
+        <w:t>,</w:t>
+      </w:r>
+    </w:p>
+    <w:p>
+      <w:pPr>
+        <w:jc w:val="center"/>
+        <w:rPr>
+          <w:rFonts w:eastAsiaTheme="minorEastAsia"/>
+          <w:iCs/>
+          <w:lang w:val="en-US"/>
+        </w:rPr>
+      </w:pPr>
+      <m:oMathPara>
+        <m:oMath>
+          <m:r>
+            <w:rPr>
+              <w:rFonts w:ascii="Cambria Math" w:hAnsi="Cambria Math"/>
+              <w:lang w:val="ru-RU"/>
+            </w:rPr>
+            <m:t>j</m:t>
+          </m:r>
+          <m:r>
+            <m:rPr>
+              <m:sty m:val="p"/>
+            </m:rPr>
+            <w:rPr>
+              <w:rFonts w:ascii="Cambria Math" w:hAnsi="Cambria Math"/>
+              <w:lang w:val="ru-RU"/>
+            </w:rPr>
+            <m:t>=1,…,</m:t>
+          </m:r>
+          <m:r>
+            <w:rPr>
+              <w:rFonts w:ascii="Cambria Math" w:hAnsi="Cambria Math"/>
+              <w:lang w:val="ru-RU"/>
+            </w:rPr>
+            <m:t>m</m:t>
+          </m:r>
+          <m:r>
+            <m:rPr>
+              <m:sty m:val="p"/>
+            </m:rPr>
+            <w:rPr>
+              <w:rFonts w:ascii="Cambria Math" w:hAnsi="Cambria Math"/>
+              <w:lang w:val="ru-RU"/>
+            </w:rPr>
+            <m:t>+</m:t>
+          </m:r>
+          <m:r>
+            <w:rPr>
+              <w:rFonts w:ascii="Cambria Math" w:hAnsi="Cambria Math"/>
+              <w:lang w:val="ru-RU"/>
+            </w:rPr>
+            <m:t>n</m:t>
+          </m:r>
+        </m:oMath>
+      </m:oMathPara>
+    </w:p>
+    <w:p>
+      <w:pPr>
+        <w:rPr>
+          <w:rFonts w:eastAsiaTheme="minorEastAsia"/>
+          <w:iCs/>
+          <w:lang w:val="ru-RU"/>
+        </w:rPr>
+      </w:pPr>
+      <w:r>
+        <w:rPr>
+          <w:rFonts w:eastAsiaTheme="minorEastAsia"/>
+          <w:iCs/>
+          <w:lang w:val="ru-RU"/>
+        </w:rPr>
+        <w:t xml:space="preserve">Нахождение коэффициентов </w:t>
+      </w:r>
+      <m:oMath>
+        <m:sSub>
+          <m:sSubPr>
+            <m:ctrlPr>
+              <w:rPr>
+                <w:rFonts w:ascii="Cambria Math" w:eastAsiaTheme="minorEastAsia" w:hAnsi="Cambria Math"/>
+                <w:i/>
+                <w:iCs/>
+                <w:lang w:val="en-US"/>
+              </w:rPr>
+            </m:ctrlPr>
+          </m:sSubPr>
+          <m:e>
+            <m:r>
+              <w:rPr>
+                <w:rFonts w:ascii="Cambria Math" w:eastAsiaTheme="minorEastAsia" w:hAnsi="Cambria Math"/>
+                <w:lang w:val="en-US"/>
+              </w:rPr>
+              <m:t>z</m:t>
+            </m:r>
+          </m:e>
+          <m:sub>
+            <m:r>
+              <w:rPr>
+                <w:rFonts w:ascii="Cambria Math" w:eastAsiaTheme="minorEastAsia" w:hAnsi="Cambria Math"/>
+                <w:lang w:val="ru-RU"/>
+              </w:rPr>
+              <m:t>1</m:t>
+            </m:r>
+          </m:sub>
+        </m:sSub>
+      </m:oMath>
+      <w:r>
+        <w:rPr>
+          <w:rFonts w:eastAsiaTheme="minorEastAsia"/>
+          <w:iCs/>
+          <w:lang w:val="ru-RU"/>
+        </w:rPr>
+        <w:t xml:space="preserve">, </w:t>
+      </w:r>
+      <m:oMath>
+        <m:sSub>
+          <m:sSubPr>
+            <m:ctrlPr>
+              <w:rPr>
+                <w:rFonts w:ascii="Cambria Math" w:eastAsiaTheme="minorEastAsia" w:hAnsi="Cambria Math"/>
+                <w:i/>
+                <w:iCs/>
+                <w:lang w:val="en-US"/>
+              </w:rPr>
+            </m:ctrlPr>
+          </m:sSubPr>
+          <m:e>
+            <m:r>
+              <w:rPr>
+                <w:rFonts w:ascii="Cambria Math" w:eastAsiaTheme="minorEastAsia" w:hAnsi="Cambria Math"/>
+                <w:lang w:val="en-US"/>
+              </w:rPr>
+              <m:t>z</m:t>
+            </m:r>
+          </m:e>
+          <m:sub>
+            <m:r>
+              <w:rPr>
+                <w:rFonts w:ascii="Cambria Math" w:eastAsiaTheme="minorEastAsia" w:hAnsi="Cambria Math"/>
+                <w:lang w:val="ru-RU"/>
+              </w:rPr>
+              <m:t>2</m:t>
+            </m:r>
+          </m:sub>
+        </m:sSub>
+      </m:oMath>
+      <w:r>
+        <w:rPr>
+          <w:rFonts w:eastAsiaTheme="minorEastAsia"/>
+          <w:iCs/>
+          <w:lang w:val="ru-RU"/>
+        </w:rPr>
+        <w:t xml:space="preserve">, </w:t>
+      </w:r>
+      <m:oMath>
+        <m:sSub>
+          <m:sSubPr>
+            <m:ctrlPr>
+              <w:rPr>
+                <w:rFonts w:ascii="Cambria Math" w:eastAsiaTheme="minorEastAsia" w:hAnsi="Cambria Math"/>
+                <w:i/>
+                <w:iCs/>
+                <w:lang w:val="ru-RU"/>
+              </w:rPr>
+            </m:ctrlPr>
+          </m:sSubPr>
+          <m:e>
+            <m:r>
+              <w:rPr>
+                <w:rFonts w:ascii="Cambria Math" w:eastAsiaTheme="minorEastAsia" w:hAnsi="Cambria Math"/>
+                <w:lang w:val="en-US"/>
+              </w:rPr>
+              <m:t>z</m:t>
+            </m:r>
+            <m:ctrlPr>
+              <w:rPr>
+                <w:rFonts w:ascii="Cambria Math" w:eastAsiaTheme="minorEastAsia" w:hAnsi="Cambria Math"/>
+                <w:i/>
+                <w:iCs/>
+                <w:lang w:val="en-US"/>
+              </w:rPr>
+            </m:ctrlPr>
+          </m:e>
+          <m:sub>
+            <m:r>
+              <w:rPr>
+                <w:rFonts w:ascii="Cambria Math" w:eastAsiaTheme="minorEastAsia" w:hAnsi="Cambria Math"/>
+                <w:lang w:val="ru-RU"/>
+              </w:rPr>
+              <m:t>3</m:t>
+            </m:r>
+          </m:sub>
+        </m:sSub>
+      </m:oMath>
+      <w:r>
+        <w:rPr>
+          <w:rFonts w:eastAsiaTheme="minorEastAsia"/>
+          <w:iCs/>
+          <w:lang w:val="ru-RU"/>
+        </w:rPr>
+        <w:t xml:space="preserve">, </w:t>
+      </w:r>
+      <m:oMath>
+        <m:sSub>
+          <m:sSubPr>
+            <m:ctrlPr>
+              <w:rPr>
+                <w:rFonts w:ascii="Cambria Math" w:eastAsiaTheme="minorEastAsia" w:hAnsi="Cambria Math"/>
+                <w:i/>
+                <w:iCs/>
+                <w:lang w:val="en-US"/>
+              </w:rPr>
+            </m:ctrlPr>
+          </m:sSubPr>
+          <m:e>
+            <m:r>
+              <w:rPr>
+                <w:rFonts w:ascii="Cambria Math" w:eastAsiaTheme="minorEastAsia" w:hAnsi="Cambria Math"/>
+                <w:lang w:val="en-US"/>
+              </w:rPr>
+              <m:t>z</m:t>
+            </m:r>
+          </m:e>
+          <m:sub>
+            <m:r>
+              <w:rPr>
+                <w:rFonts w:ascii="Cambria Math" w:eastAsiaTheme="minorEastAsia" w:hAnsi="Cambria Math"/>
+                <w:lang w:val="ru-RU"/>
+              </w:rPr>
+              <m:t>4</m:t>
+            </m:r>
+          </m:sub>
+        </m:sSub>
+      </m:oMath>
+      <w:r>
+        <w:rPr>
+          <w:rFonts w:eastAsiaTheme="minorEastAsia"/>
+          <w:iCs/>
+          <w:lang w:val="ru-RU"/>
+        </w:rPr>
+        <w:t xml:space="preserve">, </w:t>
+      </w:r>
+      <m:oMath>
+        <m:sSub>
+          <m:sSubPr>
+            <m:ctrlPr>
+              <w:rPr>
+                <w:rFonts w:ascii="Cambria Math" w:eastAsiaTheme="minorEastAsia" w:hAnsi="Cambria Math"/>
+                <w:i/>
+                <w:iCs/>
+                <w:lang w:val="ru-RU"/>
+              </w:rPr>
+            </m:ctrlPr>
+          </m:sSubPr>
+          <m:e>
+            <m:r>
+              <w:rPr>
+                <w:rFonts w:ascii="Cambria Math" w:eastAsiaTheme="minorEastAsia" w:hAnsi="Cambria Math"/>
+                <w:lang w:val="en-US"/>
+              </w:rPr>
+              <m:t>z</m:t>
+            </m:r>
+            <m:ctrlPr>
+              <w:rPr>
+                <w:rFonts w:ascii="Cambria Math" w:eastAsiaTheme="minorEastAsia" w:hAnsi="Cambria Math"/>
+                <w:i/>
+                <w:iCs/>
+                <w:lang w:val="en-US"/>
+              </w:rPr>
+            </m:ctrlPr>
+          </m:e>
+          <m:sub>
+            <m:r>
+              <w:rPr>
+                <w:rFonts w:ascii="Cambria Math" w:eastAsiaTheme="minorEastAsia" w:hAnsi="Cambria Math"/>
+                <w:lang w:val="ru-RU"/>
+              </w:rPr>
+              <m:t>5</m:t>
+            </m:r>
+          </m:sub>
+        </m:sSub>
+      </m:oMath>
+      <w:r>
+        <w:rPr>
+          <w:rFonts w:eastAsiaTheme="minorEastAsia"/>
+          <w:iCs/>
+          <w:lang w:val="ru-RU"/>
+        </w:rPr>
+        <w:t>:</w:t>
+      </w:r>
+    </w:p>
+    <w:p>
+      <w:pPr>
+        <w:rPr>
+          <w:rFonts w:eastAsiaTheme="minorEastAsia"/>
+          <w:iCs/>
+          <w:lang w:val="en-US"/>
+        </w:rPr>
+      </w:pPr>
+      <m:oMathPara>
+        <m:oMath>
+          <m:sSub>
+            <m:sSubPr>
+              <m:ctrlPr>
+                <w:rPr>
+                  <w:rFonts w:ascii="Cambria Math" w:eastAsiaTheme="minorEastAsia" w:hAnsi="Cambria Math"/>
+                  <w:i/>
+                  <w:iCs/>
+                  <w:lang w:val="en-US"/>
+                </w:rPr>
+              </m:ctrlPr>
+            </m:sSubPr>
+            <m:e>
+              <m:r>
+                <w:rPr>
+                  <w:rFonts w:ascii="Cambria Math" w:eastAsiaTheme="minorEastAsia" w:hAnsi="Cambria Math"/>
+                  <w:lang w:val="ru-RU"/>
+                </w:rPr>
+                <m:t>z</m:t>
+              </m:r>
+              <m:ctrlPr>
+                <w:rPr>
+                  <w:rFonts w:ascii="Cambria Math" w:eastAsiaTheme="minorEastAsia" w:hAnsi="Cambria Math"/>
+                  <w:i/>
+                  <w:iCs/>
+                  <w:lang w:val="ru-RU"/>
+                </w:rPr>
+              </m:ctrlPr>
+            </m:e>
+            <m:sub>
+              <m:r>
+                <w:rPr>
+                  <w:rFonts w:ascii="Cambria Math" w:eastAsiaTheme="minorEastAsia" w:hAnsi="Cambria Math"/>
+                  <w:lang w:val="en-US"/>
+                </w:rPr>
+                <m:t>1</m:t>
+              </m:r>
+            </m:sub>
+          </m:sSub>
+          <m:r>
+            <w:rPr>
+              <w:rFonts w:ascii="Cambria Math" w:eastAsiaTheme="minorEastAsia" w:hAnsi="Cambria Math"/>
+              <w:lang w:val="en-US"/>
+            </w:rPr>
+            <m:t>=-M*-2+0*1=2M</m:t>
+          </m:r>
+        </m:oMath>
+      </m:oMathPara>
+    </w:p>
+    <w:p>
+      <w:pPr>
+        <w:rPr>
+          <w:rFonts w:eastAsiaTheme="minorEastAsia"/>
+          <w:iCs/>
+          <w:lang w:val="en-US"/>
+        </w:rPr>
+      </w:pPr>
+      <m:oMathPara>
+        <m:oMath>
+          <m:sSub>
+            <m:sSubPr>
+              <m:ctrlPr>
+                <w:rPr>
+                  <w:rFonts w:ascii="Cambria Math" w:eastAsiaTheme="minorEastAsia" w:hAnsi="Cambria Math"/>
+                  <w:i/>
+                  <w:iCs/>
+                  <w:lang w:val="en-US"/>
+                </w:rPr>
+              </m:ctrlPr>
+            </m:sSubPr>
+            <m:e>
+              <m:r>
+                <w:rPr>
+                  <w:rFonts w:ascii="Cambria Math" w:eastAsiaTheme="minorEastAsia" w:hAnsi="Cambria Math"/>
+                  <w:lang w:val="en-US"/>
+                </w:rPr>
+                <m:t>z</m:t>
+              </m:r>
+            </m:e>
+            <m:sub>
+              <m:r>
+                <w:rPr>
+                  <w:rFonts w:ascii="Cambria Math" w:eastAsiaTheme="minorEastAsia" w:hAnsi="Cambria Math"/>
+                  <w:lang w:val="en-US"/>
+                </w:rPr>
+                <m:t>2</m:t>
+              </m:r>
+            </m:sub>
+          </m:sSub>
+          <m:r>
+            <w:rPr>
+              <w:rFonts w:ascii="Cambria Math" w:eastAsiaTheme="minorEastAsia" w:hAnsi="Cambria Math"/>
+              <w:lang w:val="en-US"/>
+            </w:rPr>
+            <m:t>=-M*3+0*4=-3M</m:t>
+          </m:r>
+        </m:oMath>
+      </m:oMathPara>
+    </w:p>
+    <w:p>
+      <w:pPr>
+        <w:rPr>
+          <w:rFonts w:eastAsiaTheme="minorEastAsia"/>
+          <w:iCs/>
+          <w:lang w:val="en-US"/>
+        </w:rPr>
+      </w:pPr>
+      <m:oMathPara>
+        <m:oMath>
+          <m:sSub>
+            <m:sSubPr>
+              <m:ctrlPr>
+                <w:rPr>
+                  <w:rFonts w:ascii="Cambria Math" w:eastAsiaTheme="minorEastAsia" w:hAnsi="Cambria Math"/>
+                  <w:i/>
+                  <w:iCs/>
+                  <w:lang w:val="en-US"/>
+                </w:rPr>
+              </m:ctrlPr>
+            </m:sSubPr>
+            <m:e>
+              <m:r>
+                <w:rPr>
+                  <w:rFonts w:ascii="Cambria Math" w:eastAsiaTheme="minorEastAsia" w:hAnsi="Cambria Math"/>
+                  <w:lang w:val="en-US"/>
+                </w:rPr>
+                <m:t>z</m:t>
+              </m:r>
+            </m:e>
+            <m:sub>
+              <m:r>
+                <w:rPr>
+                  <w:rFonts w:ascii="Cambria Math" w:eastAsiaTheme="minorEastAsia" w:hAnsi="Cambria Math"/>
+                  <w:lang w:val="en-US"/>
+                </w:rPr>
+                <m:t>3</m:t>
+              </m:r>
+            </m:sub>
+          </m:sSub>
+          <m:r>
+            <w:rPr>
+              <w:rFonts w:ascii="Cambria Math" w:eastAsiaTheme="minorEastAsia" w:hAnsi="Cambria Math"/>
+              <w:lang w:val="en-US"/>
+            </w:rPr>
+            <m:t>=-M*-1+0*0=M</m:t>
+          </m:r>
+        </m:oMath>
+      </m:oMathPara>
+    </w:p>
+    <w:p>
+      <w:pPr>
+        <w:rPr>
+          <w:rFonts w:eastAsiaTheme="minorEastAsia"/>
+          <w:iCs/>
+          <w:lang w:val="en-US"/>
+        </w:rPr>
+      </w:pPr>
+      <m:oMathPara>
+        <m:oMath>
+          <m:sSub>
+            <m:sSubPr>
+              <m:ctrlPr>
+                <w:rPr>
+                  <w:rFonts w:ascii="Cambria Math" w:eastAsiaTheme="minorEastAsia" w:hAnsi="Cambria Math"/>
+                  <w:i/>
+                  <w:iCs/>
+                  <w:lang w:val="en-US"/>
+                </w:rPr>
+              </m:ctrlPr>
+            </m:sSubPr>
+            <m:e>
+              <m:r>
+                <w:rPr>
+                  <w:rFonts w:ascii="Cambria Math" w:eastAsiaTheme="minorEastAsia" w:hAnsi="Cambria Math"/>
+                  <w:lang w:val="en-US"/>
+                </w:rPr>
+                <m:t>z</m:t>
+              </m:r>
+            </m:e>
+            <m:sub>
+              <m:r>
+                <w:rPr>
+                  <w:rFonts w:ascii="Cambria Math" w:eastAsiaTheme="minorEastAsia" w:hAnsi="Cambria Math"/>
+                  <w:lang w:val="en-US"/>
+                </w:rPr>
+                <m:t>4</m:t>
+              </m:r>
+            </m:sub>
+          </m:sSub>
+          <m:r>
+            <w:rPr>
+              <w:rFonts w:ascii="Cambria Math" w:eastAsiaTheme="minorEastAsia" w:hAnsi="Cambria Math"/>
+              <w:lang w:val="en-US"/>
+            </w:rPr>
+            <m:t>=</m:t>
+          </m:r>
+          <m:r>
+            <w:rPr>
+              <w:rFonts w:ascii="Cambria Math" w:eastAsiaTheme="minorEastAsia" w:hAnsi="Cambria Math"/>
+              <w:lang w:val="en-US"/>
+            </w:rPr>
+            <m:t>-M*1+0*0=-M</m:t>
+          </m:r>
+        </m:oMath>
+      </m:oMathPara>
+    </w:p>
+    <w:p>
+      <w:pPr>
+        <w:rPr>
+          <w:rFonts w:eastAsiaTheme="minorEastAsia"/>
+          <w:iCs/>
+          <w:lang w:val="en-US"/>
+        </w:rPr>
+      </w:pPr>
+      <m:oMathPara>
+        <m:oMath>
+          <m:sSub>
+            <m:sSubPr>
+              <m:ctrlPr>
+                <w:rPr>
+                  <w:rFonts w:ascii="Cambria Math" w:eastAsiaTheme="minorEastAsia" w:hAnsi="Cambria Math"/>
+                  <w:i/>
+                  <w:iCs/>
+                  <w:lang w:val="en-US"/>
+                </w:rPr>
+              </m:ctrlPr>
+            </m:sSubPr>
+            <m:e>
+              <m:r>
+                <w:rPr>
+                  <w:rFonts w:ascii="Cambria Math" w:eastAsiaTheme="minorEastAsia" w:hAnsi="Cambria Math"/>
+                  <w:lang w:val="en-US"/>
+                </w:rPr>
+                <m:t>z</m:t>
+              </m:r>
+            </m:e>
+            <m:sub>
+              <m:r>
+                <w:rPr>
+                  <w:rFonts w:ascii="Cambria Math" w:eastAsiaTheme="minorEastAsia" w:hAnsi="Cambria Math"/>
+                  <w:lang w:val="en-US"/>
+                </w:rPr>
+                <m:t>5</m:t>
+              </m:r>
+            </m:sub>
+          </m:sSub>
+          <m:r>
+            <w:rPr>
+              <w:rFonts w:ascii="Cambria Math" w:eastAsiaTheme="minorEastAsia" w:hAnsi="Cambria Math"/>
+              <w:lang w:val="en-US"/>
+            </w:rPr>
+            <m:t>=</m:t>
+          </m:r>
+          <m:r>
+            <w:rPr>
+              <w:rFonts w:ascii="Cambria Math" w:eastAsiaTheme="minorEastAsia" w:hAnsi="Cambria Math"/>
+              <w:lang w:val="en-US"/>
+            </w:rPr>
+            <m:t>-M*0+0*1=0</m:t>
+          </m:r>
+        </m:oMath>
+      </m:oMathPara>
+    </w:p>
+    <w:p>
+      <w:pPr>
+        <w:rPr>
+          <w:rFonts w:eastAsiaTheme="minorEastAsia"/>
+          <w:iCs/>
+          <w:lang w:val="en-US"/>
+        </w:rPr>
+      </w:pPr>
+      <w:r>
+        <w:rPr>
+          <w:rFonts w:eastAsiaTheme="minorEastAsia"/>
+          <w:iCs/>
+          <w:lang w:val="ru-RU"/>
+        </w:rPr>
+        <w:t>Нахождение коэффициентов</w:t>
+      </w:r>
+      <w:r>
+        <w:rPr>
+          <w:rFonts w:eastAsiaTheme="minorEastAsia"/>
+          <w:iCs/>
+          <w:lang w:val="ru-RU"/>
+        </w:rPr>
+        <w:t xml:space="preserve"> </w:t>
+      </w:r>
+      <m:oMath>
+        <m:sSub>
+          <m:sSubPr>
+            <m:ctrlPr>
+              <w:rPr>
+                <w:rFonts w:ascii="Cambria Math" w:hAnsi="Cambria Math"/>
+                <w:i/>
+                <w:lang w:val="en-US"/>
+              </w:rPr>
+            </m:ctrlPr>
+          </m:sSubPr>
+          <m:e>
+            <m:r>
+              <w:rPr>
+                <w:rFonts w:ascii="Cambria Math" w:hAnsi="Cambria Math"/>
+                <w:lang w:val="en-US"/>
+              </w:rPr>
+              <m:t>∆</m:t>
+            </m:r>
+          </m:e>
+          <m:sub>
+            <m:r>
+              <w:rPr>
+                <w:rFonts w:ascii="Cambria Math" w:hAnsi="Cambria Math"/>
+                <w:lang w:val="en-US"/>
+              </w:rPr>
+              <m:t>1</m:t>
+            </m:r>
+          </m:sub>
+        </m:sSub>
+      </m:oMath>
+      <w:r>
+        <w:rPr>
+          <w:rFonts w:eastAsiaTheme="minorEastAsia"/>
+          <w:lang w:val="en-US"/>
+        </w:rPr>
+        <w:t>,</w:t>
+      </w:r>
+      <w:r>
+        <w:rPr>
+          <w:rFonts w:ascii="Cambria Math" w:hAnsi="Cambria Math"/>
+          <w:i/>
+          <w:lang w:val="en-US"/>
+        </w:rPr>
+        <w:t xml:space="preserve"> </w:t>
+      </w:r>
+      <m:oMath>
+        <m:sSub>
+          <m:sSubPr>
+            <m:ctrlPr>
+              <w:rPr>
+                <w:rFonts w:ascii="Cambria Math" w:hAnsi="Cambria Math"/>
+                <w:i/>
+                <w:lang w:val="en-US"/>
+              </w:rPr>
+            </m:ctrlPr>
+          </m:sSubPr>
+          <m:e>
+            <m:r>
+              <w:rPr>
+                <w:rFonts w:ascii="Cambria Math" w:hAnsi="Cambria Math"/>
+                <w:lang w:val="en-US"/>
+              </w:rPr>
+              <m:t>∆</m:t>
+            </m:r>
+          </m:e>
+          <m:sub>
+            <m:r>
+              <w:rPr>
+                <w:rFonts w:ascii="Cambria Math" w:hAnsi="Cambria Math"/>
+                <w:lang w:val="en-US"/>
+              </w:rPr>
+              <m:t>2</m:t>
+            </m:r>
+          </m:sub>
+        </m:sSub>
+        <m:r>
+          <w:rPr>
+            <w:rFonts w:ascii="Cambria Math" w:hAnsi="Cambria Math"/>
+            <w:lang w:val="en-US"/>
+          </w:rPr>
+          <m:t>,</m:t>
+        </m:r>
+        <m:r>
+          <w:rPr>
+            <w:rFonts w:ascii="Cambria Math" w:hAnsi="Cambria Math"/>
+            <w:lang w:val="en-US"/>
+          </w:rPr>
+          <m:t xml:space="preserve"> </m:t>
+        </m:r>
+        <m:sSub>
+          <m:sSubPr>
+            <m:ctrlPr>
+              <w:rPr>
+                <w:rFonts w:ascii="Cambria Math" w:hAnsi="Cambria Math"/>
+                <w:i/>
+                <w:lang w:val="en-US"/>
+              </w:rPr>
+            </m:ctrlPr>
+          </m:sSubPr>
+          <m:e>
+            <m:r>
+              <w:rPr>
+                <w:rFonts w:ascii="Cambria Math" w:hAnsi="Cambria Math"/>
+                <w:lang w:val="en-US"/>
+              </w:rPr>
+              <m:t>∆</m:t>
+            </m:r>
+          </m:e>
+          <m:sub>
+            <m:r>
+              <w:rPr>
+                <w:rFonts w:ascii="Cambria Math" w:hAnsi="Cambria Math"/>
+                <w:lang w:val="en-US"/>
+              </w:rPr>
+              <m:t>3</m:t>
+            </m:r>
+          </m:sub>
+        </m:sSub>
+      </m:oMath>
+      <w:r>
+        <w:rPr>
+          <w:rFonts w:ascii="Cambria Math" w:eastAsiaTheme="minorEastAsia" w:hAnsi="Cambria Math"/>
+          <w:i/>
+          <w:lang w:val="en-US"/>
+        </w:rPr>
+        <w:t>,</w:t>
+      </w:r>
+      <w:r>
+        <w:rPr>
+          <w:rFonts w:ascii="Cambria Math" w:hAnsi="Cambria Math"/>
+          <w:i/>
+          <w:lang w:val="en-US"/>
+        </w:rPr>
+        <w:t xml:space="preserve"> </w:t>
+      </w:r>
+      <m:oMath>
+        <m:sSub>
+          <m:sSubPr>
+            <m:ctrlPr>
+              <w:rPr>
+                <w:rFonts w:ascii="Cambria Math" w:hAnsi="Cambria Math"/>
+                <w:i/>
+                <w:lang w:val="en-US"/>
+              </w:rPr>
+            </m:ctrlPr>
+          </m:sSubPr>
+          <m:e>
+            <m:r>
+              <w:rPr>
+                <w:rFonts w:ascii="Cambria Math" w:hAnsi="Cambria Math"/>
+                <w:lang w:val="en-US"/>
+              </w:rPr>
+              <m:t>∆</m:t>
+            </m:r>
+          </m:e>
+          <m:sub>
+            <m:r>
+              <w:rPr>
+                <w:rFonts w:ascii="Cambria Math" w:hAnsi="Cambria Math"/>
+                <w:lang w:val="en-US"/>
+              </w:rPr>
+              <m:t>4</m:t>
+            </m:r>
+          </m:sub>
+        </m:sSub>
+      </m:oMath>
+      <w:r>
+        <w:rPr>
+          <w:rFonts w:ascii="Cambria Math" w:eastAsiaTheme="minorEastAsia" w:hAnsi="Cambria Math"/>
+          <w:i/>
+          <w:lang w:val="en-US"/>
+        </w:rPr>
+        <w:t>,</w:t>
+      </w:r>
+      <w:r>
+        <w:rPr>
+          <w:rFonts w:ascii="Cambria Math" w:hAnsi="Cambria Math"/>
+          <w:i/>
+          <w:lang w:val="en-US"/>
+        </w:rPr>
+        <w:t xml:space="preserve"> </w:t>
+      </w:r>
+      <m:oMath>
+        <m:sSub>
+          <m:sSubPr>
+            <m:ctrlPr>
+              <w:rPr>
+                <w:rFonts w:ascii="Cambria Math" w:hAnsi="Cambria Math"/>
+                <w:i/>
+                <w:lang w:val="en-US"/>
+              </w:rPr>
+            </m:ctrlPr>
+          </m:sSubPr>
+          <m:e>
+            <m:r>
+              <w:rPr>
+                <w:rFonts w:ascii="Cambria Math" w:hAnsi="Cambria Math"/>
+                <w:lang w:val="en-US"/>
+              </w:rPr>
+              <m:t>∆</m:t>
+            </m:r>
+          </m:e>
+          <m:sub>
+            <m:r>
+              <w:rPr>
+                <w:rFonts w:ascii="Cambria Math" w:hAnsi="Cambria Math"/>
+                <w:lang w:val="en-US"/>
+              </w:rPr>
+              <m:t>5</m:t>
+            </m:r>
+          </m:sub>
+        </m:sSub>
+      </m:oMath>
+      <w:r>
+        <w:rPr>
+          <w:rFonts w:ascii="Cambria Math" w:eastAsiaTheme="minorEastAsia" w:hAnsi="Cambria Math"/>
+          <w:iCs/>
+          <w:lang w:val="en-US"/>
+        </w:rPr>
+        <w:t>:</w:t>
+      </w:r>
+    </w:p>
+    <w:p>
+      <w:pPr>
+        <w:rPr>
+          <w:rFonts w:eastAsiaTheme="minorEastAsia"/>
+          <w:iCs/>
+          <w:lang w:val="en-US"/>
+        </w:rPr>
+      </w:pPr>
+      <m:oMathPara>
+        <m:oMath>
+          <m:sSub>
+            <m:sSubPr>
+              <m:ctrlPr>
+                <w:rPr>
+                  <w:rFonts w:ascii="Cambria Math" w:eastAsiaTheme="minorEastAsia" w:hAnsi="Cambria Math"/>
+                  <w:i/>
+                  <w:iCs/>
+                  <w:lang w:val="en-US"/>
+                </w:rPr>
+              </m:ctrlPr>
+            </m:sSubPr>
+            <m:e>
+              <m:r>
+                <w:rPr>
+                  <w:rFonts w:ascii="Cambria Math" w:eastAsiaTheme="minorEastAsia" w:hAnsi="Cambria Math"/>
+                  <w:lang w:val="en-US"/>
+                </w:rPr>
+                <m:t>∆</m:t>
+              </m:r>
+            </m:e>
+            <m:sub>
+              <m:r>
+                <w:rPr>
+                  <w:rFonts w:ascii="Cambria Math" w:eastAsiaTheme="minorEastAsia" w:hAnsi="Cambria Math"/>
+                  <w:lang w:val="en-US"/>
+                </w:rPr>
+                <m:t>1</m:t>
+              </m:r>
+            </m:sub>
+          </m:sSub>
+          <m:r>
+            <w:rPr>
+              <w:rFonts w:ascii="Cambria Math" w:eastAsiaTheme="minorEastAsia" w:hAnsi="Cambria Math"/>
+              <w:lang w:val="en-US"/>
+            </w:rPr>
+            <m:t>=</m:t>
+          </m:r>
+          <m:r>
+            <w:rPr>
+              <w:rFonts w:ascii="Cambria Math" w:eastAsiaTheme="minorEastAsia" w:hAnsi="Cambria Math"/>
+              <w:lang w:val="en-US"/>
+            </w:rPr>
+            <m:t>2M-</m:t>
+          </m:r>
+          <m:d>
+            <m:dPr>
+              <m:ctrlPr>
+                <w:rPr>
+                  <w:rFonts w:ascii="Cambria Math" w:eastAsiaTheme="minorEastAsia" w:hAnsi="Cambria Math"/>
+                  <w:i/>
+                  <w:iCs/>
+                  <w:lang w:val="en-US"/>
+                </w:rPr>
+              </m:ctrlPr>
+            </m:dPr>
+            <m:e>
+              <m:r>
+                <w:rPr>
+                  <w:rFonts w:ascii="Cambria Math" w:eastAsiaTheme="minorEastAsia" w:hAnsi="Cambria Math"/>
+                  <w:lang w:val="en-US"/>
+                </w:rPr>
+                <m:t>-3</m:t>
+              </m:r>
+            </m:e>
+          </m:d>
+          <m:r>
+            <w:rPr>
+              <w:rFonts w:ascii="Cambria Math" w:eastAsiaTheme="minorEastAsia" w:hAnsi="Cambria Math"/>
+              <w:lang w:val="en-US"/>
+            </w:rPr>
+            <m:t>=2M+3</m:t>
+          </m:r>
+        </m:oMath>
+      </m:oMathPara>
+    </w:p>
+    <w:p>
+      <w:pPr>
+        <w:rPr>
+          <w:rFonts w:eastAsiaTheme="minorEastAsia"/>
+          <w:iCs/>
+          <w:lang w:val="en-US"/>
+        </w:rPr>
+      </w:pPr>
+      <m:oMathPara>
+        <m:oMath>
+          <m:sSub>
+            <m:sSubPr>
+              <m:ctrlPr>
+                <w:rPr>
+                  <w:rFonts w:ascii="Cambria Math" w:eastAsiaTheme="minorEastAsia" w:hAnsi="Cambria Math"/>
+                  <w:i/>
+                  <w:iCs/>
+                  <w:lang w:val="en-US"/>
+                </w:rPr>
+              </m:ctrlPr>
+            </m:sSubPr>
+            <m:e>
+              <m:r>
+                <w:rPr>
+                  <w:rFonts w:ascii="Cambria Math" w:eastAsiaTheme="minorEastAsia" w:hAnsi="Cambria Math"/>
+                  <w:lang w:val="en-US"/>
+                </w:rPr>
+                <m:t>∆</m:t>
+              </m:r>
+            </m:e>
+            <m:sub>
+              <m:r>
+                <w:rPr>
+                  <w:rFonts w:ascii="Cambria Math" w:eastAsiaTheme="minorEastAsia" w:hAnsi="Cambria Math"/>
+                  <w:lang w:val="en-US"/>
+                </w:rPr>
+                <m:t>2</m:t>
+              </m:r>
+            </m:sub>
+          </m:sSub>
+          <m:r>
+            <w:rPr>
+              <w:rFonts w:ascii="Cambria Math" w:eastAsiaTheme="minorEastAsia" w:hAnsi="Cambria Math"/>
+              <w:lang w:val="en-US"/>
+            </w:rPr>
+            <m:t>=</m:t>
+          </m:r>
+          <m:r>
+            <w:rPr>
+              <w:rFonts w:ascii="Cambria Math" w:eastAsiaTheme="minorEastAsia" w:hAnsi="Cambria Math"/>
+              <w:lang w:val="en-US"/>
+            </w:rPr>
+            <m:t>-3M-2</m:t>
+          </m:r>
+        </m:oMath>
+      </m:oMathPara>
+    </w:p>
+    <w:p>
+      <w:pPr>
+        <w:rPr>
+          <w:rFonts w:eastAsiaTheme="minorEastAsia"/>
+          <w:iCs/>
+          <w:lang w:val="en-US"/>
+        </w:rPr>
+      </w:pPr>
+      <m:oMathPara>
+        <m:oMath>
+          <m:sSub>
+            <m:sSubPr>
+              <m:ctrlPr>
+                <w:rPr>
+                  <w:rFonts w:ascii="Cambria Math" w:eastAsiaTheme="minorEastAsia" w:hAnsi="Cambria Math"/>
+                  <w:i/>
+                  <w:iCs/>
+                  <w:lang w:val="en-US"/>
+                </w:rPr>
+              </m:ctrlPr>
+            </m:sSubPr>
+            <m:e>
+              <m:r>
+                <w:rPr>
+                  <w:rFonts w:ascii="Cambria Math" w:eastAsiaTheme="minorEastAsia" w:hAnsi="Cambria Math"/>
+                  <w:lang w:val="en-US"/>
+                </w:rPr>
+                <m:t>∆</m:t>
+              </m:r>
+            </m:e>
+            <m:sub>
+              <m:r>
+                <w:rPr>
+                  <w:rFonts w:ascii="Cambria Math" w:eastAsiaTheme="minorEastAsia" w:hAnsi="Cambria Math"/>
+                  <w:lang w:val="en-US"/>
+                </w:rPr>
+                <m:t>3</m:t>
+              </m:r>
+            </m:sub>
+          </m:sSub>
+          <m:r>
+            <w:rPr>
+              <w:rFonts w:ascii="Cambria Math" w:eastAsiaTheme="minorEastAsia" w:hAnsi="Cambria Math"/>
+              <w:lang w:val="en-US"/>
+            </w:rPr>
+            <m:t>=</m:t>
+          </m:r>
+          <m:r>
+            <w:rPr>
+              <w:rFonts w:ascii="Cambria Math" w:eastAsiaTheme="minorEastAsia" w:hAnsi="Cambria Math"/>
+              <w:lang w:val="en-US"/>
+            </w:rPr>
+            <m:t>M-0=M</m:t>
+          </m:r>
+        </m:oMath>
+      </m:oMathPara>
+    </w:p>
+    <w:p>
+      <w:pPr>
+        <w:rPr>
+          <w:rFonts w:eastAsiaTheme="minorEastAsia"/>
+          <w:iCs/>
+          <w:lang w:val="en-US"/>
+        </w:rPr>
+      </w:pPr>
+      <m:oMathPara>
+        <m:oMath>
+          <m:sSub>
+            <m:sSubPr>
+              <m:ctrlPr>
+                <w:rPr>
+                  <w:rFonts w:ascii="Cambria Math" w:eastAsiaTheme="minorEastAsia" w:hAnsi="Cambria Math"/>
+                  <w:i/>
+                  <w:iCs/>
+                  <w:lang w:val="en-US"/>
+                </w:rPr>
+              </m:ctrlPr>
+            </m:sSubPr>
+            <m:e>
+              <m:r>
+                <w:rPr>
+                  <w:rFonts w:ascii="Cambria Math" w:eastAsiaTheme="minorEastAsia" w:hAnsi="Cambria Math"/>
+                  <w:lang w:val="en-US"/>
+                </w:rPr>
+                <m:t>∆</m:t>
+              </m:r>
+            </m:e>
+            <m:sub>
+              <m:r>
+                <w:rPr>
+                  <w:rFonts w:ascii="Cambria Math" w:eastAsiaTheme="minorEastAsia" w:hAnsi="Cambria Math"/>
+                  <w:lang w:val="en-US"/>
+                </w:rPr>
+                <m:t>4</m:t>
+              </m:r>
+            </m:sub>
+          </m:sSub>
+          <m:r>
+            <w:rPr>
+              <w:rFonts w:ascii="Cambria Math" w:eastAsiaTheme="minorEastAsia" w:hAnsi="Cambria Math"/>
+              <w:lang w:val="en-US"/>
+            </w:rPr>
+            <m:t>=</m:t>
+          </m:r>
+          <m:r>
+            <w:rPr>
+              <w:rFonts w:ascii="Cambria Math" w:eastAsiaTheme="minorEastAsia" w:hAnsi="Cambria Math"/>
+              <w:lang w:val="en-US"/>
+            </w:rPr>
+            <m:t>-M-M=0</m:t>
+          </m:r>
+        </m:oMath>
+      </m:oMathPara>
+    </w:p>
+    <w:p>
+      <w:pPr>
+        <w:rPr>
+          <w:rFonts w:eastAsiaTheme="minorEastAsia"/>
+          <w:iCs/>
+          <w:lang w:val="ru-RU"/>
+        </w:rPr>
+      </w:pPr>
+      <m:oMathPara>
+        <m:oMath>
+          <m:sSub>
+            <m:sSubPr>
+              <m:ctrlPr>
+                <w:rPr>
+                  <w:rFonts w:ascii="Cambria Math" w:eastAsiaTheme="minorEastAsia" w:hAnsi="Cambria Math"/>
+                  <w:i/>
+                  <w:iCs/>
+                  <w:lang w:val="en-US"/>
+                </w:rPr>
+              </m:ctrlPr>
+            </m:sSubPr>
+            <m:e>
+              <m:r>
+                <w:rPr>
+                  <w:rFonts w:ascii="Cambria Math" w:eastAsiaTheme="minorEastAsia" w:hAnsi="Cambria Math"/>
+                  <w:lang w:val="en-US"/>
+                </w:rPr>
+                <m:t>∆</m:t>
+              </m:r>
+            </m:e>
+            <m:sub>
+              <m:r>
+                <w:rPr>
+                  <w:rFonts w:ascii="Cambria Math" w:eastAsiaTheme="minorEastAsia" w:hAnsi="Cambria Math"/>
+                  <w:lang w:val="en-US"/>
+                </w:rPr>
+                <m:t>5</m:t>
+              </m:r>
+            </m:sub>
+          </m:sSub>
+          <m:r>
+            <w:rPr>
+              <w:rFonts w:ascii="Cambria Math" w:eastAsiaTheme="minorEastAsia" w:hAnsi="Cambria Math"/>
+              <w:lang w:val="en-US"/>
+            </w:rPr>
+            <m:t>=</m:t>
+          </m:r>
+          <m:r>
+            <w:rPr>
+              <w:rFonts w:ascii="Cambria Math" w:eastAsiaTheme="minorEastAsia" w:hAnsi="Cambria Math"/>
+              <w:lang w:val="en-US"/>
+            </w:rPr>
+            <m:t>0-0=0</m:t>
+          </m:r>
+        </m:oMath>
+      </m:oMathPara>
+    </w:p>
+    <w:p>
+      <w:pPr>
+        <w:spacing w:after="160" w:line="278" w:lineRule="auto"/>
+        <w:ind w:firstLine="0"/>
+        <w:jc w:val="left"/>
+        <w:rPr>
+          <w:rFonts w:eastAsiaTheme="minorEastAsia"/>
+          <w:iCs/>
+          <w:lang w:val="ru-RU"/>
+        </w:rPr>
+      </w:pPr>
+      <w:r>
+        <w:rPr>
+          <w:rFonts w:eastAsiaTheme="minorEastAsia"/>
+          <w:iCs/>
+          <w:lang w:val="ru-RU"/>
+        </w:rPr>
+        <w:br w:type="page"/>
+      </w:r>
+    </w:p>
+    <w:p>
+      <w:pPr>
+        <w:rPr>
+          <w:rFonts w:eastAsiaTheme="minorEastAsia"/>
+          <w:iCs/>
+          <w:lang w:val="en-US"/>
+        </w:rPr>
+      </w:pPr>
+      <w:r>
+        <w:rPr>
+          <w:rFonts w:eastAsiaTheme="minorEastAsia"/>
+          <w:iCs/>
+          <w:lang w:val="ru-RU"/>
+        </w:rPr>
+        <w:lastRenderedPageBreak/>
+        <w:t>Внесение</w:t>
+      </w:r>
+      <w:r>
+        <w:rPr>
+          <w:rFonts w:eastAsiaTheme="minorEastAsia"/>
+          <w:iCs/>
+          <w:lang w:val="ru-RU"/>
+        </w:rPr>
+        <w:t xml:space="preserve"> оцен</w:t>
+      </w:r>
+      <w:r>
+        <w:rPr>
+          <w:rFonts w:eastAsiaTheme="minorEastAsia"/>
+          <w:iCs/>
+          <w:lang w:val="ru-RU"/>
+        </w:rPr>
+        <w:t>о</w:t>
+      </w:r>
+      <w:r>
+        <w:rPr>
+          <w:rFonts w:eastAsiaTheme="minorEastAsia"/>
+          <w:iCs/>
+          <w:lang w:val="ru-RU"/>
+        </w:rPr>
+        <w:t>к в таблицу:</w:t>
+      </w:r>
+    </w:p>
+    <w:p>
+      <w:pPr>
+        <w:rPr>
+          <w:rFonts w:eastAsiaTheme="minorEastAsia"/>
+          <w:iCs/>
+          <w:lang w:val="en-US"/>
+        </w:rPr>
+      </w:pPr>
+    </w:p>
+    <w:tbl>
+      <w:tblPr>
+        <w:tblStyle w:val="ad"/>
+        <w:tblW w:w="0" w:type="auto"/>
+        <w:tblLook w:val="04A0" w:firstRow="1" w:lastRow="0" w:firstColumn="1" w:lastColumn="0" w:noHBand="0" w:noVBand="1"/>
+      </w:tblPr>
+      <w:tblGrid>
+        <w:gridCol w:w="1085"/>
+        <w:gridCol w:w="1086"/>
+        <w:gridCol w:w="1082"/>
+        <w:gridCol w:w="1087"/>
+        <w:gridCol w:w="1189"/>
+        <w:gridCol w:w="708"/>
+        <w:gridCol w:w="851"/>
+        <w:gridCol w:w="992"/>
+        <w:gridCol w:w="1276"/>
+      </w:tblGrid>
+      <w:tr>
+        <w:tc>
+          <w:tcPr>
+            <w:tcW w:w="1085" w:type="dxa"/>
+            <w:tcBorders>
+              <w:top w:val="nil"/>
+              <w:left w:val="nil"/>
+              <w:bottom w:val="single" w:sz="4" w:space="0" w:color="auto"/>
+              <w:right w:val="nil"/>
+            </w:tcBorders>
+            <w:vAlign w:val="center"/>
+          </w:tcPr>
+          <w:p>
+            <w:pPr>
+              <w:pStyle w:val="ae"/>
+              <w:jc w:val="center"/>
+            </w:pPr>
+          </w:p>
+        </w:tc>
+        <w:tc>
+          <w:tcPr>
+            <w:tcW w:w="1086" w:type="dxa"/>
+            <w:tcBorders>
+              <w:top w:val="nil"/>
+              <w:left w:val="nil"/>
+              <w:bottom w:val="single" w:sz="4" w:space="0" w:color="auto"/>
+              <w:right w:val="nil"/>
+            </w:tcBorders>
+            <w:vAlign w:val="center"/>
+          </w:tcPr>
+          <w:p>
+            <w:pPr>
+              <w:pStyle w:val="ae"/>
+              <w:jc w:val="center"/>
+            </w:pPr>
+          </w:p>
+        </w:tc>
+        <w:tc>
+          <w:tcPr>
+            <w:tcW w:w="1082" w:type="dxa"/>
+            <w:tcBorders>
+              <w:top w:val="nil"/>
+              <w:left w:val="nil"/>
+              <w:bottom w:val="single" w:sz="4" w:space="0" w:color="auto"/>
+              <w:right w:val="single" w:sz="4" w:space="0" w:color="auto"/>
+            </w:tcBorders>
+            <w:vAlign w:val="center"/>
+          </w:tcPr>
+          <w:p>
+            <w:pPr>
+              <w:pStyle w:val="ae"/>
+              <w:jc w:val="center"/>
+            </w:pPr>
+          </w:p>
+        </w:tc>
+        <w:tc>
+          <w:tcPr>
+            <w:tcW w:w="1087" w:type="dxa"/>
+            <w:tcBorders>
+              <w:left w:val="single" w:sz="4" w:space="0" w:color="auto"/>
+            </w:tcBorders>
+            <w:vAlign w:val="center"/>
+          </w:tcPr>
+          <w:p>
+            <w:pPr>
+              <w:pStyle w:val="ae"/>
+              <w:jc w:val="center"/>
+              <w:rPr>
+                <w:lang w:val="en-US"/>
+              </w:rPr>
+            </w:pPr>
+            <m:oMathPara>
+              <m:oMath>
+                <m:r>
+                  <w:rPr>
+                    <w:rFonts w:ascii="Cambria Math" w:hAnsi="Cambria Math"/>
+                    <w:lang w:val="en-US"/>
+                  </w:rPr>
+                  <m:t>-3</m:t>
+                </m:r>
+              </m:oMath>
+            </m:oMathPara>
+          </w:p>
+        </w:tc>
+        <w:tc>
+          <w:tcPr>
+            <w:tcW w:w="1189" w:type="dxa"/>
+            <w:vAlign w:val="center"/>
+          </w:tcPr>
+          <w:p>
+            <w:pPr>
+              <w:pStyle w:val="ae"/>
+              <w:jc w:val="center"/>
+              <w:rPr>
+                <w:lang w:val="en-US"/>
+              </w:rPr>
+            </w:pPr>
+            <m:oMathPara>
+              <m:oMath>
+                <m:r>
+                  <w:rPr>
+                    <w:rFonts w:ascii="Cambria Math" w:hAnsi="Cambria Math"/>
+                    <w:lang w:val="en-US"/>
+                  </w:rPr>
+                  <m:t>2</m:t>
+                </m:r>
+              </m:oMath>
+            </m:oMathPara>
+          </w:p>
+        </w:tc>
+        <w:tc>
+          <w:tcPr>
+            <w:tcW w:w="708" w:type="dxa"/>
+            <w:vAlign w:val="center"/>
+          </w:tcPr>
+          <w:p>
+            <w:pPr>
+              <w:pStyle w:val="ae"/>
+              <w:jc w:val="center"/>
+              <w:rPr>
+                <w:lang w:val="en-US"/>
+              </w:rPr>
+            </w:pPr>
+            <m:oMathPara>
+              <m:oMath>
+                <m:r>
+                  <w:rPr>
+                    <w:rFonts w:ascii="Cambria Math" w:hAnsi="Cambria Math"/>
+                    <w:lang w:val="en-US"/>
+                  </w:rPr>
+                  <m:t>0</m:t>
+                </m:r>
+              </m:oMath>
+            </m:oMathPara>
+          </w:p>
+        </w:tc>
+        <w:tc>
+          <w:tcPr>
+            <w:tcW w:w="851" w:type="dxa"/>
+            <w:vAlign w:val="center"/>
+          </w:tcPr>
+          <w:p>
+            <w:pPr>
+              <w:pStyle w:val="ae"/>
+              <w:jc w:val="center"/>
+              <w:rPr>
+                <w:rFonts w:eastAsia="Calibri" w:cs="Times New Roman"/>
+                <w:lang w:val="en-US"/>
+              </w:rPr>
+            </w:pPr>
+            <m:oMathPara>
+              <m:oMath>
+                <m:r>
+                  <w:rPr>
+                    <w:rFonts w:ascii="Cambria Math" w:hAnsi="Cambria Math"/>
+                  </w:rPr>
+                  <m:t>-M</m:t>
+                </m:r>
+              </m:oMath>
+            </m:oMathPara>
+          </w:p>
+        </w:tc>
+        <w:tc>
+          <w:tcPr>
+            <w:tcW w:w="992" w:type="dxa"/>
+            <w:vAlign w:val="center"/>
+          </w:tcPr>
+          <w:p>
+            <w:pPr>
+              <w:pStyle w:val="ae"/>
+              <w:jc w:val="center"/>
+            </w:pPr>
+            <m:oMathPara>
+              <m:oMath>
+                <m:r>
+                  <w:rPr>
+                    <w:rFonts w:ascii="Cambria Math" w:hAnsi="Cambria Math"/>
+                  </w:rPr>
+                  <m:t>0</m:t>
+                </m:r>
+              </m:oMath>
+            </m:oMathPara>
+          </w:p>
+        </w:tc>
+        <w:tc>
+          <w:tcPr>
+            <w:tcW w:w="1276" w:type="dxa"/>
+            <w:vAlign w:val="center"/>
+          </w:tcPr>
+          <w:p>
+            <w:pPr>
+              <w:pStyle w:val="ae"/>
+              <w:jc w:val="center"/>
+              <w:rPr>
+                <w:rFonts w:eastAsiaTheme="minorEastAsia"/>
+              </w:rPr>
+            </w:pPr>
+            <m:oMathPara>
+              <m:oMath>
+                <m:sSub>
+                  <m:sSubPr>
+                    <m:ctrlPr>
+                      <w:rPr>
+                        <w:rFonts w:ascii="Cambria Math" w:hAnsi="Cambria Math"/>
+                        <w:i/>
+                      </w:rPr>
+                    </m:ctrlPr>
+                  </m:sSubPr>
+                  <m:e>
+                    <m:r>
+                      <w:rPr>
+                        <w:rFonts w:ascii="Cambria Math" w:hAnsi="Cambria Math"/>
+                      </w:rPr>
+                      <m:t>c</m:t>
+                    </m:r>
+                  </m:e>
+                  <m:sub>
+                    <m:r>
+                      <w:rPr>
+                        <w:rFonts w:ascii="Cambria Math" w:hAnsi="Cambria Math"/>
+                      </w:rPr>
+                      <m:t>j</m:t>
+                    </m:r>
+                  </m:sub>
+                </m:sSub>
+              </m:oMath>
+            </m:oMathPara>
+          </w:p>
+        </w:tc>
+      </w:tr>
+      <w:tr>
+        <w:trPr>
+          <w:trHeight w:val="387"/>
+        </w:trPr>
+        <w:tc>
+          <w:tcPr>
+            <w:tcW w:w="1085" w:type="dxa"/>
+            <w:tcBorders>
+              <w:top w:val="single" w:sz="4" w:space="0" w:color="auto"/>
+            </w:tcBorders>
+            <w:vAlign w:val="center"/>
+          </w:tcPr>
+          <w:p>
+            <w:pPr>
+              <w:pStyle w:val="ae"/>
+              <w:jc w:val="center"/>
+              <w:rPr>
+                <w:lang w:val="en-US"/>
+              </w:rPr>
+            </w:pPr>
+            <m:oMathPara>
+              <m:oMath>
+                <m:sSub>
+                  <m:sSubPr>
+                    <m:ctrlPr>
+                      <w:rPr>
+                        <w:rFonts w:ascii="Cambria Math" w:hAnsi="Cambria Math"/>
+                        <w:i/>
+                        <w:lang w:val="en-US"/>
+                      </w:rPr>
+                    </m:ctrlPr>
+                  </m:sSubPr>
+                  <m:e>
+                    <m:r>
+                      <w:rPr>
+                        <w:rFonts w:ascii="Cambria Math" w:hAnsi="Cambria Math"/>
+                        <w:lang w:val="en-US"/>
+                      </w:rPr>
+                      <m:t>c</m:t>
+                    </m:r>
+                  </m:e>
+                  <m:sub>
+                    <m:r>
+                      <w:rPr>
+                        <w:rFonts w:ascii="Cambria Math" w:hAnsi="Cambria Math"/>
+                        <w:lang w:val="en-US"/>
+                      </w:rPr>
+                      <m:t>iB</m:t>
+                    </m:r>
+                  </m:sub>
+                </m:sSub>
+              </m:oMath>
+            </m:oMathPara>
+          </w:p>
+        </w:tc>
+        <w:tc>
+          <w:tcPr>
+            <w:tcW w:w="1086" w:type="dxa"/>
+            <w:tcBorders>
+              <w:top w:val="single" w:sz="4" w:space="0" w:color="auto"/>
+            </w:tcBorders>
+            <w:vAlign w:val="center"/>
+          </w:tcPr>
+          <w:p>
+            <w:pPr>
+              <w:pStyle w:val="ae"/>
+              <w:jc w:val="center"/>
+            </w:pPr>
+            <m:oMathPara>
+              <m:oMath>
+                <m:r>
+                  <w:rPr>
+                    <w:rFonts w:ascii="Cambria Math" w:hAnsi="Cambria Math"/>
+                  </w:rPr>
+                  <m:t>БП</m:t>
+                </m:r>
+              </m:oMath>
+            </m:oMathPara>
+          </w:p>
+        </w:tc>
+        <w:tc>
+          <w:tcPr>
+            <w:tcW w:w="1082" w:type="dxa"/>
+            <w:tcBorders>
+              <w:top w:val="single" w:sz="4" w:space="0" w:color="auto"/>
+            </w:tcBorders>
+            <w:vAlign w:val="center"/>
+          </w:tcPr>
+          <w:p>
+            <w:pPr>
+              <w:pStyle w:val="ae"/>
+              <w:jc w:val="center"/>
+            </w:pPr>
+            <m:oMathPara>
+              <m:oMath>
+                <m:r>
+                  <w:rPr>
+                    <w:rFonts w:ascii="Cambria Math" w:hAnsi="Cambria Math"/>
+                  </w:rPr>
+                  <m:t>БР</m:t>
+                </m:r>
+              </m:oMath>
+            </m:oMathPara>
+          </w:p>
+        </w:tc>
+        <w:tc>
+          <w:tcPr>
+            <w:tcW w:w="1087" w:type="dxa"/>
+            <w:vAlign w:val="center"/>
+          </w:tcPr>
+          <w:p>
+            <w:pPr>
+              <w:pStyle w:val="ae"/>
+              <w:jc w:val="center"/>
+              <w:rPr>
+                <w:rFonts w:eastAsiaTheme="minorEastAsia"/>
+                <w:lang w:val="en-US"/>
+              </w:rPr>
+            </w:pPr>
+            <m:oMathPara>
+              <m:oMath>
+                <m:sSub>
+                  <m:sSubPr>
+                    <m:ctrlPr>
+                      <w:rPr>
+                        <w:rFonts w:ascii="Cambria Math" w:hAnsi="Cambria Math"/>
+                        <w:i/>
+                        <w:lang w:val="en-US"/>
+                      </w:rPr>
+                    </m:ctrlPr>
+                  </m:sSubPr>
+                  <m:e>
+                    <m:r>
+                      <w:rPr>
+                        <w:rFonts w:ascii="Cambria Math" w:hAnsi="Cambria Math"/>
+                        <w:lang w:val="en-US"/>
+                      </w:rPr>
+                      <m:t>x</m:t>
+                    </m:r>
+                  </m:e>
+                  <m:sub>
+                    <m:r>
+                      <w:rPr>
+                        <w:rFonts w:ascii="Cambria Math" w:hAnsi="Cambria Math"/>
+                        <w:lang w:val="en-US"/>
+                      </w:rPr>
+                      <m:t>1</m:t>
+                    </m:r>
+                  </m:sub>
+                </m:sSub>
+              </m:oMath>
+            </m:oMathPara>
+          </w:p>
+        </w:tc>
+        <w:tc>
+          <w:tcPr>
+            <w:tcW w:w="1189" w:type="dxa"/>
+            <w:vAlign w:val="center"/>
+          </w:tcPr>
+          <w:p>
+            <w:pPr>
+              <w:pStyle w:val="ae"/>
+              <w:jc w:val="center"/>
+              <w:rPr>
+                <w:rFonts w:eastAsiaTheme="minorEastAsia"/>
+              </w:rPr>
+            </w:pPr>
+            <m:oMathPara>
+              <m:oMath>
+                <m:sSub>
+                  <m:sSubPr>
+                    <m:ctrlPr>
+                      <w:rPr>
+                        <w:rFonts w:ascii="Cambria Math" w:hAnsi="Cambria Math"/>
+                        <w:i/>
+                      </w:rPr>
+                    </m:ctrlPr>
+                  </m:sSubPr>
+                  <m:e>
+                    <m:r>
+                      <w:rPr>
+                        <w:rFonts w:ascii="Cambria Math" w:hAnsi="Cambria Math"/>
+                      </w:rPr>
+                      <m:t>x</m:t>
+                    </m:r>
+                  </m:e>
+                  <m:sub>
+                    <m:r>
+                      <w:rPr>
+                        <w:rFonts w:ascii="Cambria Math" w:hAnsi="Cambria Math"/>
+                      </w:rPr>
+                      <m:t>2</m:t>
+                    </m:r>
+                  </m:sub>
+                </m:sSub>
+              </m:oMath>
+            </m:oMathPara>
+          </w:p>
+        </w:tc>
+        <w:tc>
+          <w:tcPr>
+            <w:tcW w:w="708" w:type="dxa"/>
+            <w:vAlign w:val="center"/>
+          </w:tcPr>
+          <w:p>
+            <w:pPr>
+              <w:pStyle w:val="ae"/>
+              <w:jc w:val="center"/>
+              <w:rPr>
+                <w:rFonts w:eastAsiaTheme="minorEastAsia"/>
+                <w:lang w:val="en-US"/>
+              </w:rPr>
+            </w:pPr>
+            <m:oMathPara>
+              <m:oMath>
+                <m:sSub>
+                  <m:sSubPr>
+                    <m:ctrlPr>
+                      <w:rPr>
+                        <w:rFonts w:ascii="Cambria Math" w:hAnsi="Cambria Math"/>
+                        <w:i/>
+                        <w:lang w:val="en-US"/>
+                      </w:rPr>
+                    </m:ctrlPr>
+                  </m:sSubPr>
+                  <m:e>
+                    <m:r>
+                      <w:rPr>
+                        <w:rFonts w:ascii="Cambria Math" w:hAnsi="Cambria Math"/>
+                        <w:lang w:val="en-US"/>
+                      </w:rPr>
+                      <m:t>x</m:t>
+                    </m:r>
+                  </m:e>
+                  <m:sub>
+                    <m:r>
+                      <w:rPr>
+                        <w:rFonts w:ascii="Cambria Math" w:hAnsi="Cambria Math"/>
+                        <w:lang w:val="en-US"/>
+                      </w:rPr>
+                      <m:t>3</m:t>
+                    </m:r>
+                  </m:sub>
+                </m:sSub>
+              </m:oMath>
+            </m:oMathPara>
+          </w:p>
+        </w:tc>
+        <w:tc>
+          <w:tcPr>
+            <w:tcW w:w="851" w:type="dxa"/>
+            <w:vAlign w:val="center"/>
+          </w:tcPr>
+          <w:p>
+            <w:pPr>
+              <w:pStyle w:val="ae"/>
+              <w:jc w:val="center"/>
+              <w:rPr>
+                <w:rFonts w:eastAsiaTheme="minorEastAsia"/>
+              </w:rPr>
+            </w:pPr>
+            <m:oMathPara>
+              <m:oMath>
+                <m:sSub>
+                  <m:sSubPr>
+                    <m:ctrlPr>
+                      <w:rPr>
+                        <w:rFonts w:ascii="Cambria Math" w:hAnsi="Cambria Math"/>
+                        <w:i/>
+                      </w:rPr>
+                    </m:ctrlPr>
+                  </m:sSubPr>
+                  <m:e>
+                    <m:r>
+                      <w:rPr>
+                        <w:rFonts w:ascii="Cambria Math" w:hAnsi="Cambria Math"/>
+                      </w:rPr>
+                      <m:t>x</m:t>
+                    </m:r>
+                  </m:e>
+                  <m:sub>
+                    <m:r>
+                      <w:rPr>
+                        <w:rFonts w:ascii="Cambria Math" w:hAnsi="Cambria Math"/>
+                      </w:rPr>
+                      <m:t>4</m:t>
+                    </m:r>
+                  </m:sub>
+                </m:sSub>
+              </m:oMath>
+            </m:oMathPara>
+          </w:p>
+        </w:tc>
+        <w:tc>
+          <w:tcPr>
+            <w:tcW w:w="992" w:type="dxa"/>
+            <w:vAlign w:val="center"/>
+          </w:tcPr>
+          <w:p>
+            <w:pPr>
+              <w:pStyle w:val="ae"/>
+              <w:jc w:val="center"/>
+              <w:rPr>
+                <w:lang w:val="en-US"/>
+              </w:rPr>
+            </w:pPr>
+            <m:oMathPara>
+              <m:oMath>
+                <m:sSub>
+                  <m:sSubPr>
+                    <m:ctrlPr>
+                      <w:rPr>
+                        <w:rFonts w:ascii="Cambria Math" w:hAnsi="Cambria Math"/>
+                        <w:i/>
+                        <w:lang w:val="en-US"/>
+                      </w:rPr>
+                    </m:ctrlPr>
+                  </m:sSubPr>
+                  <m:e>
+                    <m:r>
+                      <w:rPr>
+                        <w:rFonts w:ascii="Cambria Math" w:hAnsi="Cambria Math"/>
+                        <w:lang w:val="en-US"/>
+                      </w:rPr>
+                      <m:t>x</m:t>
+                    </m:r>
+                  </m:e>
+                  <m:sub>
+                    <m:r>
+                      <w:rPr>
+                        <w:rFonts w:ascii="Cambria Math" w:hAnsi="Cambria Math"/>
+                        <w:lang w:val="en-US"/>
+                      </w:rPr>
+                      <m:t>5</m:t>
+                    </m:r>
+                  </m:sub>
+                </m:sSub>
+              </m:oMath>
+            </m:oMathPara>
+          </w:p>
+        </w:tc>
+        <w:tc>
+          <w:tcPr>
+            <w:tcW w:w="1276" w:type="dxa"/>
+            <w:vAlign w:val="center"/>
+          </w:tcPr>
+          <w:p>
+            <w:pPr>
+              <w:pStyle w:val="ae"/>
+              <w:jc w:val="center"/>
+            </w:pPr>
+            <m:oMathPara>
+              <m:oMath>
+                <m:r>
+                  <w:rPr>
+                    <w:rFonts w:ascii="Cambria Math" w:hAnsi="Cambria Math" w:cs="Times New Roman"/>
+                    <w:sz w:val="28"/>
+                    <w:lang w:val="en-US"/>
+                  </w:rPr>
+                  <m:t>БР/</m:t>
+                </m:r>
+                <m:r>
+                  <w:rPr>
+                    <w:rFonts w:ascii="Cambria Math" w:hAnsi="Cambria Math" w:cs="Times New Roman"/>
+                    <w:i/>
+                    <w:noProof/>
+                    <w:sz w:val="28"/>
+                    <w:lang w:eastAsia="ru-RU"/>
+                  </w:rPr>
+                  <w:drawing>
+                    <wp:inline distT="0" distB="0" distL="0" distR="0" wp14:anchorId="20A3EBC9" wp14:editId="4B993132">
+                      <wp:extent cx="228600" cy="170688"/>
+                      <wp:effectExtent l="0" t="0" r="0" b="0"/>
+                      <wp:docPr id="1364424895" name="Picture 11189"/>
+                      <wp:cNvGraphicFramePr/>
+                      <a:graphic xmlns:a="http://schemas.openxmlformats.org/drawingml/2006/main">
+                        <a:graphicData uri="http://schemas.openxmlformats.org/drawingml/2006/picture">
+                          <pic:pic xmlns:pic="http://schemas.openxmlformats.org/drawingml/2006/picture">
+                            <pic:nvPicPr>
+                              <pic:cNvPr id="11189" name="Picture 11189"/>
+                              <pic:cNvPicPr/>
+                            </pic:nvPicPr>
+                            <pic:blipFill>
+                              <a:blip r:embed="rId5" cstate="print"/>
+                              <a:stretch>
+                                <a:fillRect/>
+                              </a:stretch>
+                            </pic:blipFill>
+                            <pic:spPr>
+                              <a:xfrm>
+                                <a:off x="0" y="0"/>
+                                <a:ext cx="228600" cy="170688"/>
+                              </a:xfrm>
+                              <a:prstGeom prst="rect">
+                                <a:avLst/>
+                              </a:prstGeom>
+                            </pic:spPr>
+                          </pic:pic>
+                        </a:graphicData>
+                      </a:graphic>
+                    </wp:inline>
+                  </w:drawing>
+                </m:r>
+              </m:oMath>
+            </m:oMathPara>
+          </w:p>
+        </w:tc>
+      </w:tr>
+      <w:tr>
+        <w:trPr>
+          <w:trHeight w:val="193"/>
+        </w:trPr>
+        <w:tc>
+          <w:tcPr>
+            <w:tcW w:w="1085" w:type="dxa"/>
+            <w:tcBorders>
+              <w:bottom w:val="single" w:sz="4" w:space="0" w:color="auto"/>
+            </w:tcBorders>
+            <w:vAlign w:val="center"/>
+          </w:tcPr>
+          <w:p>
+            <w:pPr>
+              <w:pStyle w:val="ae"/>
+              <w:jc w:val="center"/>
+              <w:rPr>
+                <w:i/>
+                <w:lang w:val="en-US"/>
+              </w:rPr>
+            </w:pPr>
+            <m:oMathPara>
+              <m:oMath>
+                <m:r>
+                  <w:rPr>
+                    <w:rFonts w:ascii="Cambria Math" w:hAnsi="Cambria Math"/>
+                  </w:rPr>
+                  <m:t>-</m:t>
+                </m:r>
+                <m:r>
+                  <w:rPr>
+                    <w:rFonts w:ascii="Cambria Math" w:hAnsi="Cambria Math"/>
+                    <w:lang w:val="en-US"/>
+                  </w:rPr>
+                  <m:t>M</m:t>
+                </m:r>
+              </m:oMath>
+            </m:oMathPara>
+          </w:p>
+        </w:tc>
+        <w:tc>
+          <w:tcPr>
+            <w:tcW w:w="1086" w:type="dxa"/>
+            <w:tcBorders>
+              <w:bottom w:val="single" w:sz="4" w:space="0" w:color="auto"/>
+            </w:tcBorders>
+            <w:vAlign w:val="center"/>
+          </w:tcPr>
+          <w:p>
+            <w:pPr>
+              <w:pStyle w:val="ae"/>
+              <w:jc w:val="center"/>
+            </w:pPr>
+            <m:oMathPara>
+              <m:oMath>
+                <m:sSub>
+                  <m:sSubPr>
+                    <m:ctrlPr>
+                      <w:rPr>
+                        <w:rFonts w:ascii="Cambria Math" w:hAnsi="Cambria Math"/>
+                        <w:i/>
+                      </w:rPr>
+                    </m:ctrlPr>
+                  </m:sSubPr>
+                  <m:e>
+                    <m:r>
+                      <w:rPr>
+                        <w:rFonts w:ascii="Cambria Math" w:hAnsi="Cambria Math"/>
+                      </w:rPr>
+                      <m:t>x</m:t>
+                    </m:r>
+                  </m:e>
+                  <m:sub>
+                    <m:r>
+                      <w:rPr>
+                        <w:rFonts w:ascii="Cambria Math" w:hAnsi="Cambria Math"/>
+                      </w:rPr>
+                      <m:t>4</m:t>
+                    </m:r>
+                  </m:sub>
+                </m:sSub>
+              </m:oMath>
+            </m:oMathPara>
+          </w:p>
+        </w:tc>
+        <w:tc>
+          <w:tcPr>
+            <w:tcW w:w="1082" w:type="dxa"/>
+            <w:tcBorders>
+              <w:bottom w:val="single" w:sz="4" w:space="0" w:color="auto"/>
+            </w:tcBorders>
+            <w:vAlign w:val="center"/>
+          </w:tcPr>
+          <w:p>
+            <w:pPr>
+              <w:pStyle w:val="ae"/>
+              <w:jc w:val="center"/>
+            </w:pPr>
+            <m:oMathPara>
+              <m:oMath>
+                <m:r>
+                  <w:rPr>
+                    <w:rFonts w:ascii="Cambria Math" w:hAnsi="Cambria Math"/>
+                  </w:rPr>
+                  <m:t>6</m:t>
+                </m:r>
+              </m:oMath>
+            </m:oMathPara>
+          </w:p>
+        </w:tc>
+        <w:tc>
+          <w:tcPr>
+            <w:tcW w:w="1087" w:type="dxa"/>
+            <w:vAlign w:val="center"/>
+          </w:tcPr>
+          <w:p>
+            <w:pPr>
+              <w:pStyle w:val="ae"/>
+              <w:jc w:val="center"/>
+              <w:rPr>
+                <w:i/>
+                <w:lang w:val="en-US"/>
+              </w:rPr>
+            </w:pPr>
+            <m:oMathPara>
+              <m:oMath>
+                <m:r>
+                  <w:rPr>
+                    <w:rFonts w:ascii="Cambria Math" w:hAnsi="Cambria Math"/>
+                  </w:rPr>
+                  <m:t>-2</m:t>
+                </m:r>
+              </m:oMath>
+            </m:oMathPara>
+          </w:p>
+        </w:tc>
+        <w:tc>
+          <w:tcPr>
+            <w:tcW w:w="1189" w:type="dxa"/>
+            <w:vAlign w:val="center"/>
+          </w:tcPr>
+          <w:p>
+            <w:pPr>
+              <w:pStyle w:val="ae"/>
+              <w:jc w:val="center"/>
+            </w:pPr>
+            <m:oMathPara>
+              <m:oMath>
+                <m:r>
+                  <w:rPr>
+                    <w:rFonts w:ascii="Cambria Math" w:hAnsi="Cambria Math"/>
+                  </w:rPr>
+                  <m:t>3</m:t>
+                </m:r>
+              </m:oMath>
+            </m:oMathPara>
+          </w:p>
+        </w:tc>
+        <w:tc>
+          <w:tcPr>
+            <w:tcW w:w="708" w:type="dxa"/>
+            <w:vAlign w:val="center"/>
+          </w:tcPr>
+          <w:p>
+            <w:pPr>
+              <w:pStyle w:val="ae"/>
+              <w:jc w:val="center"/>
+            </w:pPr>
+            <w:r>
+              <w:rPr>
+                <w:rFonts w:eastAsiaTheme="minorEastAsia"/>
+                <w:lang w:val="en-US"/>
+              </w:rPr>
+              <w:t>-</w:t>
+            </w:r>
+            <m:oMath>
+              <m:r>
+                <w:rPr>
+                  <w:rFonts w:ascii="Cambria Math" w:hAnsi="Cambria Math"/>
+                </w:rPr>
+                <m:t>1</m:t>
+              </m:r>
+            </m:oMath>
+          </w:p>
+        </w:tc>
+        <w:tc>
+          <w:tcPr>
+            <w:tcW w:w="851" w:type="dxa"/>
+            <w:vAlign w:val="center"/>
+          </w:tcPr>
+          <w:p>
+            <w:pPr>
+              <w:pStyle w:val="ae"/>
+              <w:jc w:val="center"/>
+              <w:rPr>
+                <w:i/>
+                <w:lang w:val="en-US"/>
+              </w:rPr>
+            </w:pPr>
+            <m:oMathPara>
+              <m:oMath>
+                <m:r>
+                  <w:rPr>
+                    <w:rFonts w:ascii="Cambria Math" w:hAnsi="Cambria Math"/>
+                    <w:lang w:val="en-US"/>
+                  </w:rPr>
+                  <m:t>1</m:t>
+                </m:r>
+              </m:oMath>
+            </m:oMathPara>
+          </w:p>
+        </w:tc>
+        <w:tc>
+          <w:tcPr>
+            <w:tcW w:w="992" w:type="dxa"/>
+            <w:vAlign w:val="center"/>
+          </w:tcPr>
+          <w:p>
+            <w:pPr>
+              <w:pStyle w:val="ae"/>
+              <w:jc w:val="center"/>
+              <w:rPr>
+                <w:i/>
+                <w:lang w:val="en-US"/>
+              </w:rPr>
+            </w:pPr>
+            <m:oMathPara>
+              <m:oMath>
+                <m:r>
+                  <w:rPr>
+                    <w:rFonts w:ascii="Cambria Math" w:hAnsi="Cambria Math"/>
+                    <w:lang w:val="en-US"/>
+                  </w:rPr>
+                  <m:t>0</m:t>
+                </m:r>
+              </m:oMath>
+            </m:oMathPara>
+          </w:p>
+        </w:tc>
+        <w:tc>
+          <w:tcPr>
+            <w:tcW w:w="1276" w:type="dxa"/>
+            <w:vAlign w:val="center"/>
+          </w:tcPr>
+          <w:p>
+            <w:pPr>
+              <w:pStyle w:val="ae"/>
+              <w:jc w:val="center"/>
+              <w:rPr>
+                <w:lang w:val="en-US"/>
+              </w:rPr>
+            </w:pPr>
+            <m:oMathPara>
+              <m:oMath>
+                <m:r>
+                  <w:rPr>
+                    <w:rFonts w:ascii="Cambria Math" w:hAnsi="Cambria Math"/>
+                    <w:lang w:val="en-US"/>
+                  </w:rPr>
+                  <m:t>6/3=2</m:t>
+                </m:r>
+              </m:oMath>
+            </m:oMathPara>
+          </w:p>
+        </w:tc>
+      </w:tr>
+      <w:tr>
+        <w:tc>
+          <w:tcPr>
+            <w:tcW w:w="1085" w:type="dxa"/>
+            <w:tcBorders>
+              <w:bottom w:val="single" w:sz="4" w:space="0" w:color="auto"/>
+            </w:tcBorders>
+            <w:vAlign w:val="center"/>
+          </w:tcPr>
+          <w:p>
+            <w:pPr>
+              <w:pStyle w:val="ae"/>
+              <w:jc w:val="center"/>
+            </w:pPr>
+            <m:oMathPara>
+              <m:oMath>
+                <m:r>
+                  <w:rPr>
+                    <w:rFonts w:ascii="Cambria Math" w:hAnsi="Cambria Math"/>
+                  </w:rPr>
+                  <m:t>0</m:t>
+                </m:r>
+              </m:oMath>
+            </m:oMathPara>
+          </w:p>
+        </w:tc>
+        <w:tc>
+          <w:tcPr>
+            <w:tcW w:w="1086" w:type="dxa"/>
+            <w:tcBorders>
+              <w:bottom w:val="single" w:sz="4" w:space="0" w:color="auto"/>
+            </w:tcBorders>
+            <w:vAlign w:val="center"/>
+          </w:tcPr>
+          <w:p>
+            <w:pPr>
+              <w:pStyle w:val="ae"/>
+              <w:jc w:val="center"/>
+            </w:pPr>
+            <m:oMathPara>
+              <m:oMath>
+                <m:sSub>
+                  <m:sSubPr>
+                    <m:ctrlPr>
+                      <w:rPr>
+                        <w:rFonts w:ascii="Cambria Math" w:hAnsi="Cambria Math"/>
+                        <w:i/>
+                      </w:rPr>
+                    </m:ctrlPr>
+                  </m:sSubPr>
+                  <m:e>
+                    <m:r>
+                      <w:rPr>
+                        <w:rFonts w:ascii="Cambria Math" w:hAnsi="Cambria Math"/>
+                      </w:rPr>
+                      <m:t>x</m:t>
+                    </m:r>
+                  </m:e>
+                  <m:sub>
+                    <m:r>
+                      <w:rPr>
+                        <w:rFonts w:ascii="Cambria Math" w:hAnsi="Cambria Math"/>
+                      </w:rPr>
+                      <m:t>5</m:t>
+                    </m:r>
+                  </m:sub>
+                </m:sSub>
+              </m:oMath>
+            </m:oMathPara>
+          </w:p>
+        </w:tc>
+        <w:tc>
+          <w:tcPr>
+            <w:tcW w:w="1082" w:type="dxa"/>
+            <w:tcBorders>
+              <w:bottom w:val="single" w:sz="4" w:space="0" w:color="auto"/>
+            </w:tcBorders>
+            <w:vAlign w:val="center"/>
+          </w:tcPr>
+          <w:p>
+            <w:pPr>
+              <w:pStyle w:val="ae"/>
+              <w:jc w:val="center"/>
+            </w:pPr>
+            <m:oMathPara>
+              <m:oMath>
+                <m:r>
+                  <w:rPr>
+                    <w:rFonts w:ascii="Cambria Math" w:hAnsi="Cambria Math"/>
+                  </w:rPr>
+                  <m:t>16</m:t>
+                </m:r>
+              </m:oMath>
+            </m:oMathPara>
+          </w:p>
+        </w:tc>
+        <w:tc>
+          <w:tcPr>
+            <w:tcW w:w="1087" w:type="dxa"/>
+            <w:tcBorders>
+              <w:bottom w:val="single" w:sz="4" w:space="0" w:color="auto"/>
+            </w:tcBorders>
+            <w:vAlign w:val="center"/>
+          </w:tcPr>
+          <w:p>
+            <w:pPr>
+              <w:pStyle w:val="ae"/>
+              <w:jc w:val="center"/>
+            </w:pPr>
+            <m:oMathPara>
+              <m:oMath>
+                <m:r>
+                  <w:rPr>
+                    <w:rFonts w:ascii="Cambria Math" w:hAnsi="Cambria Math"/>
+                  </w:rPr>
+                  <m:t>1</m:t>
+                </m:r>
+              </m:oMath>
+            </m:oMathPara>
+          </w:p>
+        </w:tc>
+        <w:tc>
+          <w:tcPr>
+            <w:tcW w:w="1189" w:type="dxa"/>
+            <w:vAlign w:val="center"/>
+          </w:tcPr>
+          <w:p>
+            <w:pPr>
+              <w:pStyle w:val="ae"/>
+              <w:jc w:val="center"/>
+            </w:pPr>
+            <m:oMathPara>
+              <m:oMath>
+                <m:r>
+                  <w:rPr>
+                    <w:rFonts w:ascii="Cambria Math" w:hAnsi="Cambria Math"/>
+                  </w:rPr>
+                  <m:t>4</m:t>
+                </m:r>
+              </m:oMath>
+            </m:oMathPara>
+          </w:p>
+        </w:tc>
+        <w:tc>
+          <w:tcPr>
+            <w:tcW w:w="708" w:type="dxa"/>
+            <w:vAlign w:val="center"/>
+          </w:tcPr>
+          <w:p>
+            <w:pPr>
+              <w:pStyle w:val="ae"/>
+              <w:jc w:val="center"/>
+            </w:pPr>
+            <m:oMathPara>
+              <m:oMath>
+                <m:r>
+                  <w:rPr>
+                    <w:rFonts w:ascii="Cambria Math" w:hAnsi="Cambria Math"/>
+                  </w:rPr>
+                  <m:t>0</m:t>
+                </m:r>
+              </m:oMath>
+            </m:oMathPara>
+          </w:p>
+        </w:tc>
+        <w:tc>
+          <w:tcPr>
+            <w:tcW w:w="851" w:type="dxa"/>
+            <w:vAlign w:val="center"/>
+          </w:tcPr>
+          <w:p>
+            <w:pPr>
+              <w:pStyle w:val="ae"/>
+              <w:jc w:val="center"/>
+              <w:rPr>
+                <w:i/>
+                <w:lang w:val="en-US"/>
+              </w:rPr>
+            </w:pPr>
+            <m:oMathPara>
+              <m:oMath>
+                <m:r>
+                  <w:rPr>
+                    <w:rFonts w:ascii="Cambria Math" w:hAnsi="Cambria Math"/>
+                    <w:lang w:val="en-US"/>
+                  </w:rPr>
+                  <m:t>0</m:t>
+                </m:r>
+              </m:oMath>
+            </m:oMathPara>
+          </w:p>
+        </w:tc>
+        <w:tc>
+          <w:tcPr>
+            <w:tcW w:w="992" w:type="dxa"/>
+            <w:vAlign w:val="center"/>
+          </w:tcPr>
+          <w:p>
+            <w:pPr>
+              <w:pStyle w:val="ae"/>
+              <w:jc w:val="center"/>
+              <w:rPr>
+                <w:i/>
+                <w:lang w:val="en-US"/>
+              </w:rPr>
+            </w:pPr>
+            <m:oMathPara>
+              <m:oMath>
+                <m:r>
+                  <w:rPr>
+                    <w:rFonts w:ascii="Cambria Math" w:hAnsi="Cambria Math"/>
+                    <w:lang w:val="en-US"/>
+                  </w:rPr>
+                  <m:t>1</m:t>
+                </m:r>
+              </m:oMath>
+            </m:oMathPara>
+          </w:p>
+        </w:tc>
+        <w:tc>
+          <w:tcPr>
+            <w:tcW w:w="1276" w:type="dxa"/>
+            <w:vAlign w:val="center"/>
+          </w:tcPr>
+          <w:p>
+            <w:pPr>
+              <w:pStyle w:val="ae"/>
+              <w:jc w:val="center"/>
+              <w:rPr>
+                <w:i/>
+                <w:lang w:val="en-US"/>
+              </w:rPr>
+            </w:pPr>
+            <m:oMathPara>
+              <m:oMath>
+                <m:r>
+                  <w:rPr>
+                    <w:rFonts w:ascii="Cambria Math" w:hAnsi="Cambria Math"/>
+                  </w:rPr>
+                  <m:t>16/</m:t>
+                </m:r>
+                <m:r>
+                  <w:rPr>
+                    <w:rFonts w:ascii="Cambria Math" w:hAnsi="Cambria Math"/>
+                    <w:lang w:val="en-US"/>
+                  </w:rPr>
+                  <m:t>4=4</m:t>
+                </m:r>
+              </m:oMath>
+            </m:oMathPara>
+          </w:p>
+        </w:tc>
+      </w:tr>
+      <w:tr>
+        <w:tc>
+          <w:tcPr>
+            <w:tcW w:w="1085" w:type="dxa"/>
+            <w:tcBorders>
+              <w:top w:val="single" w:sz="4" w:space="0" w:color="auto"/>
+              <w:left w:val="nil"/>
+              <w:bottom w:val="nil"/>
+              <w:right w:val="nil"/>
+            </w:tcBorders>
+            <w:vAlign w:val="center"/>
+          </w:tcPr>
+          <w:p>
+            <w:pPr>
+              <w:pStyle w:val="ae"/>
+              <w:jc w:val="center"/>
+              <w:rPr>
+                <w:rFonts w:eastAsia="Calibri" w:cs="Times New Roman"/>
+              </w:rPr>
+            </w:pPr>
+          </w:p>
+        </w:tc>
+        <w:tc>
+          <w:tcPr>
+            <w:tcW w:w="1086" w:type="dxa"/>
+            <w:tcBorders>
+              <w:top w:val="single" w:sz="4" w:space="0" w:color="auto"/>
+              <w:left w:val="nil"/>
+              <w:bottom w:val="nil"/>
+              <w:right w:val="nil"/>
+            </w:tcBorders>
+            <w:vAlign w:val="center"/>
+          </w:tcPr>
+          <w:p>
+            <w:pPr>
+              <w:pStyle w:val="ae"/>
+              <w:jc w:val="center"/>
+              <w:rPr>
+                <w:rFonts w:eastAsia="Calibri" w:cs="Times New Roman"/>
+              </w:rPr>
+            </w:pPr>
+          </w:p>
+        </w:tc>
+        <w:tc>
+          <w:tcPr>
+            <w:tcW w:w="1082" w:type="dxa"/>
+            <w:tcBorders>
+              <w:top w:val="single" w:sz="4" w:space="0" w:color="auto"/>
+              <w:left w:val="nil"/>
+              <w:bottom w:val="nil"/>
+              <w:right w:val="single" w:sz="4" w:space="0" w:color="auto"/>
+            </w:tcBorders>
+            <w:vAlign w:val="center"/>
+          </w:tcPr>
+          <w:p>
+            <w:pPr>
+              <w:pStyle w:val="ae"/>
+              <w:jc w:val="center"/>
+              <w:rPr>
+                <w:rFonts w:eastAsia="Calibri" w:cs="Times New Roman"/>
+              </w:rPr>
+            </w:pPr>
+          </w:p>
+        </w:tc>
+        <w:tc>
+          <w:tcPr>
+            <w:tcW w:w="1087" w:type="dxa"/>
+            <w:tcBorders>
+              <w:top w:val="single" w:sz="4" w:space="0" w:color="auto"/>
+              <w:left w:val="single" w:sz="4" w:space="0" w:color="auto"/>
+              <w:bottom w:val="single" w:sz="4" w:space="0" w:color="auto"/>
+              <w:right w:val="single" w:sz="4" w:space="0" w:color="auto"/>
+            </w:tcBorders>
+            <w:vAlign w:val="center"/>
+          </w:tcPr>
+          <w:p>
+            <w:pPr>
+              <w:pStyle w:val="ae"/>
+              <w:jc w:val="center"/>
+              <w:rPr>
+                <w:lang w:val="en-US"/>
+              </w:rPr>
+            </w:pPr>
+            <m:oMathPara>
+              <m:oMath>
+                <m:r>
+                  <w:rPr>
+                    <w:rFonts w:ascii="Cambria Math" w:hAnsi="Cambria Math"/>
+                    <w:lang w:val="en-US"/>
+                  </w:rPr>
+                  <m:t>2M</m:t>
+                </m:r>
+              </m:oMath>
+            </m:oMathPara>
+          </w:p>
+        </w:tc>
+        <w:tc>
+          <w:tcPr>
+            <w:tcW w:w="1189" w:type="dxa"/>
+            <w:tcBorders>
+              <w:left w:val="single" w:sz="4" w:space="0" w:color="auto"/>
+            </w:tcBorders>
+            <w:vAlign w:val="center"/>
+          </w:tcPr>
+          <w:p>
+            <w:pPr>
+              <w:pStyle w:val="ae"/>
+              <w:jc w:val="center"/>
+              <w:rPr>
+                <w:i/>
+                <w:lang w:val="en-US"/>
+              </w:rPr>
+            </w:pPr>
+            <m:oMathPara>
+              <m:oMath>
+                <m:r>
+                  <w:rPr>
+                    <w:rFonts w:ascii="Cambria Math" w:hAnsi="Cambria Math"/>
+                  </w:rPr>
+                  <m:t>-</m:t>
+                </m:r>
+                <m:r>
+                  <w:rPr>
+                    <w:rFonts w:ascii="Cambria Math" w:hAnsi="Cambria Math"/>
+                    <w:lang w:val="en-US"/>
+                  </w:rPr>
+                  <m:t>3M</m:t>
+                </m:r>
+              </m:oMath>
+            </m:oMathPara>
+          </w:p>
+        </w:tc>
+        <w:tc>
+          <w:tcPr>
+            <w:tcW w:w="708" w:type="dxa"/>
+            <w:vAlign w:val="center"/>
+          </w:tcPr>
+          <w:p>
+            <w:pPr>
+              <w:pStyle w:val="ae"/>
+              <w:jc w:val="center"/>
+              <w:rPr>
+                <w:i/>
+                <w:lang w:val="en-US"/>
+              </w:rPr>
+            </w:pPr>
+            <m:oMathPara>
+              <m:oMath>
+                <m:r>
+                  <w:rPr>
+                    <w:rFonts w:ascii="Cambria Math" w:hAnsi="Cambria Math"/>
+                  </w:rPr>
+                  <m:t>M</m:t>
+                </m:r>
+              </m:oMath>
+            </m:oMathPara>
+          </w:p>
+        </w:tc>
+        <w:tc>
+          <w:tcPr>
+            <w:tcW w:w="851" w:type="dxa"/>
+            <w:vAlign w:val="center"/>
+          </w:tcPr>
+          <w:p>
+            <w:pPr>
+              <w:pStyle w:val="ae"/>
+              <w:jc w:val="center"/>
+              <w:rPr>
+                <w:i/>
+                <w:lang w:val="en-US"/>
+              </w:rPr>
+            </w:pPr>
+            <m:oMathPara>
+              <m:oMath>
+                <m:r>
+                  <w:rPr>
+                    <w:rFonts w:ascii="Cambria Math" w:hAnsi="Cambria Math"/>
+                  </w:rPr>
+                  <m:t>-</m:t>
+                </m:r>
+                <m:r>
+                  <w:rPr>
+                    <w:rFonts w:ascii="Cambria Math" w:hAnsi="Cambria Math"/>
+                    <w:lang w:val="en-US"/>
+                  </w:rPr>
+                  <m:t>M</m:t>
+                </m:r>
+              </m:oMath>
+            </m:oMathPara>
+          </w:p>
+        </w:tc>
+        <w:tc>
+          <w:tcPr>
+            <w:tcW w:w="992" w:type="dxa"/>
+            <w:vAlign w:val="center"/>
+          </w:tcPr>
+          <w:p>
+            <w:pPr>
+              <w:pStyle w:val="ae"/>
+              <w:jc w:val="center"/>
+              <w:rPr>
+                <w:i/>
+                <w:lang w:val="en-US"/>
+              </w:rPr>
+            </w:pPr>
+            <m:oMathPara>
+              <m:oMath>
+                <m:r>
+                  <w:rPr>
+                    <w:rFonts w:ascii="Cambria Math" w:hAnsi="Cambria Math"/>
+                  </w:rPr>
+                  <m:t>0</m:t>
+                </m:r>
+              </m:oMath>
+            </m:oMathPara>
+          </w:p>
+        </w:tc>
+        <w:tc>
+          <w:tcPr>
+            <w:tcW w:w="1276" w:type="dxa"/>
+            <w:vAlign w:val="center"/>
+          </w:tcPr>
+          <w:p>
+            <w:pPr>
+              <w:pStyle w:val="ae"/>
+              <w:jc w:val="center"/>
+            </w:pPr>
+            <m:oMathPara>
+              <m:oMath>
+                <m:sSub>
+                  <m:sSubPr>
+                    <m:ctrlPr>
+                      <w:rPr>
+                        <w:rFonts w:ascii="Cambria Math" w:hAnsi="Cambria Math"/>
+                        <w:i/>
+                      </w:rPr>
+                    </m:ctrlPr>
+                  </m:sSubPr>
+                  <m:e>
+                    <m:r>
+                      <w:rPr>
+                        <w:rFonts w:ascii="Cambria Math" w:hAnsi="Cambria Math"/>
+                      </w:rPr>
+                      <m:t>z</m:t>
+                    </m:r>
+                  </m:e>
+                  <m:sub>
+                    <m:r>
+                      <w:rPr>
+                        <w:rFonts w:ascii="Cambria Math" w:hAnsi="Cambria Math"/>
+                      </w:rPr>
+                      <m:t>j</m:t>
+                    </m:r>
+                  </m:sub>
+                </m:sSub>
+              </m:oMath>
+            </m:oMathPara>
+          </w:p>
+        </w:tc>
+      </w:tr>
+      <w:tr>
+        <w:tc>
+          <w:tcPr>
+            <w:tcW w:w="1085" w:type="dxa"/>
+            <w:tcBorders>
+              <w:top w:val="nil"/>
+              <w:left w:val="nil"/>
+              <w:bottom w:val="nil"/>
+              <w:right w:val="nil"/>
+            </w:tcBorders>
+            <w:vAlign w:val="center"/>
+          </w:tcPr>
+          <w:p>
+            <w:pPr>
+              <w:pStyle w:val="ae"/>
+              <w:jc w:val="center"/>
+              <w:rPr>
+                <w:rFonts w:eastAsia="Calibri" w:cs="Times New Roman"/>
+              </w:rPr>
+            </w:pPr>
+          </w:p>
+        </w:tc>
+        <w:tc>
+          <w:tcPr>
+            <w:tcW w:w="1086" w:type="dxa"/>
+            <w:tcBorders>
+              <w:top w:val="nil"/>
+              <w:left w:val="nil"/>
+              <w:bottom w:val="nil"/>
+              <w:right w:val="nil"/>
+            </w:tcBorders>
+            <w:vAlign w:val="center"/>
+          </w:tcPr>
+          <w:p>
+            <w:pPr>
+              <w:pStyle w:val="ae"/>
+              <w:jc w:val="center"/>
+              <w:rPr>
+                <w:rFonts w:eastAsia="Calibri" w:cs="Times New Roman"/>
+              </w:rPr>
+            </w:pPr>
+          </w:p>
+        </w:tc>
+        <w:tc>
+          <w:tcPr>
+            <w:tcW w:w="1082" w:type="dxa"/>
+            <w:tcBorders>
+              <w:top w:val="nil"/>
+              <w:left w:val="nil"/>
+              <w:bottom w:val="nil"/>
+              <w:right w:val="single" w:sz="4" w:space="0" w:color="auto"/>
+            </w:tcBorders>
+            <w:vAlign w:val="center"/>
+          </w:tcPr>
+          <w:p>
+            <w:pPr>
+              <w:pStyle w:val="ae"/>
+              <w:jc w:val="center"/>
+              <w:rPr>
+                <w:rFonts w:eastAsia="Calibri" w:cs="Times New Roman"/>
+              </w:rPr>
+            </w:pPr>
+          </w:p>
+        </w:tc>
+        <w:tc>
+          <w:tcPr>
+            <w:tcW w:w="1087" w:type="dxa"/>
+            <w:tcBorders>
+              <w:top w:val="single" w:sz="4" w:space="0" w:color="auto"/>
+              <w:left w:val="single" w:sz="4" w:space="0" w:color="auto"/>
+              <w:bottom w:val="single" w:sz="4" w:space="0" w:color="auto"/>
+              <w:right w:val="single" w:sz="4" w:space="0" w:color="auto"/>
+            </w:tcBorders>
+            <w:vAlign w:val="center"/>
+          </w:tcPr>
+          <w:p>
+            <w:pPr>
+              <w:pStyle w:val="ae"/>
+              <w:jc w:val="center"/>
+              <w:rPr>
+                <w:lang w:val="en-US"/>
+              </w:rPr>
+            </w:pPr>
+            <m:oMathPara>
+              <m:oMath>
+                <m:r>
+                  <w:rPr>
+                    <w:rFonts w:ascii="Cambria Math" w:eastAsiaTheme="minorEastAsia" w:hAnsi="Cambria Math"/>
+                    <w:lang w:val="en-US"/>
+                  </w:rPr>
+                  <m:t>2M+3</m:t>
+                </m:r>
+              </m:oMath>
+            </m:oMathPara>
+          </w:p>
+        </w:tc>
+        <w:tc>
+          <w:tcPr>
+            <w:tcW w:w="1189" w:type="dxa"/>
+            <w:tcBorders>
+              <w:left w:val="single" w:sz="4" w:space="0" w:color="auto"/>
+            </w:tcBorders>
+            <w:vAlign w:val="center"/>
+          </w:tcPr>
+          <w:p>
+            <w:pPr>
+              <w:pStyle w:val="ae"/>
+              <w:jc w:val="center"/>
+              <w:rPr>
+                <w:lang w:val="en-US"/>
+              </w:rPr>
+            </w:pPr>
+            <m:oMathPara>
+              <m:oMath>
+                <m:r>
+                  <w:rPr>
+                    <w:rFonts w:ascii="Cambria Math" w:eastAsiaTheme="minorEastAsia" w:hAnsi="Cambria Math"/>
+                    <w:lang w:val="en-US"/>
+                  </w:rPr>
+                  <m:t>-3M-2</m:t>
+                </m:r>
+              </m:oMath>
+            </m:oMathPara>
+          </w:p>
+        </w:tc>
+        <w:tc>
+          <w:tcPr>
+            <w:tcW w:w="708" w:type="dxa"/>
+            <w:vAlign w:val="center"/>
+          </w:tcPr>
+          <w:p>
+            <w:pPr>
+              <w:pStyle w:val="ae"/>
+              <w:jc w:val="center"/>
+              <w:rPr>
+                <w:lang w:val="en-US"/>
+              </w:rPr>
+            </w:pPr>
+            <m:oMathPara>
+              <m:oMath>
+                <m:r>
+                  <w:rPr>
+                    <w:rFonts w:ascii="Cambria Math" w:eastAsiaTheme="minorEastAsia" w:hAnsi="Cambria Math"/>
+                    <w:lang w:val="en-US"/>
+                  </w:rPr>
+                  <m:t>M</m:t>
+                </m:r>
+              </m:oMath>
+            </m:oMathPara>
+          </w:p>
+        </w:tc>
+        <w:tc>
+          <w:tcPr>
+            <w:tcW w:w="851" w:type="dxa"/>
+            <w:vAlign w:val="center"/>
+          </w:tcPr>
+          <w:p>
+            <w:pPr>
+              <w:pStyle w:val="ae"/>
+              <w:jc w:val="center"/>
+              <w:rPr>
+                <w:lang w:val="en-US"/>
+              </w:rPr>
+            </w:pPr>
+            <m:oMathPara>
+              <m:oMath>
+                <m:r>
+                  <w:rPr>
+                    <w:rFonts w:ascii="Cambria Math" w:eastAsiaTheme="minorEastAsia" w:hAnsi="Cambria Math"/>
+                    <w:lang w:val="en-US"/>
+                  </w:rPr>
+                  <m:t>0</m:t>
+                </m:r>
+              </m:oMath>
+            </m:oMathPara>
+          </w:p>
+        </w:tc>
+        <w:tc>
+          <w:tcPr>
+            <w:tcW w:w="992" w:type="dxa"/>
+            <w:vAlign w:val="center"/>
+          </w:tcPr>
+          <w:p>
+            <w:pPr>
+              <w:pStyle w:val="ae"/>
+              <w:jc w:val="center"/>
+              <w:rPr>
+                <w:lang w:val="en-US"/>
+              </w:rPr>
+            </w:pPr>
+            <m:oMathPara>
+              <m:oMath>
+                <m:r>
+                  <w:rPr>
+                    <w:rFonts w:ascii="Cambria Math" w:hAnsi="Cambria Math"/>
+                    <w:lang w:val="en-US"/>
+                  </w:rPr>
+                  <m:t>0</m:t>
+                </m:r>
+              </m:oMath>
+            </m:oMathPara>
+          </w:p>
+        </w:tc>
+        <w:tc>
+          <w:tcPr>
+            <w:tcW w:w="1276" w:type="dxa"/>
+            <w:vAlign w:val="center"/>
+          </w:tcPr>
+          <w:p>
+            <w:pPr>
+              <w:pStyle w:val="ae"/>
+              <w:jc w:val="center"/>
+              <w:rPr>
+                <w:i/>
+                <w:lang w:val="en-US"/>
+              </w:rPr>
+            </w:pPr>
+            <m:oMathPara>
+              <m:oMath>
+                <m:sSub>
+                  <m:sSubPr>
+                    <m:ctrlPr>
+                      <w:rPr>
+                        <w:rFonts w:ascii="Cambria Math" w:hAnsi="Cambria Math"/>
+                        <w:i/>
+                        <w:lang w:val="en-US"/>
+                      </w:rPr>
+                    </m:ctrlPr>
+                  </m:sSubPr>
+                  <m:e>
+                    <m:r>
+                      <w:rPr>
+                        <w:rFonts w:ascii="Cambria Math" w:hAnsi="Cambria Math"/>
+                        <w:lang w:val="en-US"/>
+                      </w:rPr>
+                      <m:t>∆</m:t>
+                    </m:r>
+                  </m:e>
+                  <m:sub>
+                    <m:r>
+                      <w:rPr>
+                        <w:rFonts w:ascii="Cambria Math" w:hAnsi="Cambria Math"/>
+                        <w:lang w:val="en-US"/>
+                      </w:rPr>
+                      <m:t>j</m:t>
+                    </m:r>
+                  </m:sub>
+                </m:sSub>
+              </m:oMath>
+            </m:oMathPara>
+          </w:p>
+        </w:tc>
+      </w:tr>
+    </w:tbl>
+    <w:p>
+      <w:pPr>
+        <w:ind w:firstLine="0"/>
+        <w:rPr>
+          <w:rFonts w:eastAsiaTheme="minorEastAsia"/>
+          <w:lang w:val="en-US"/>
+        </w:rPr>
+      </w:pPr>
+    </w:p>
+    <w:p>
+      <w:pPr>
+        <w:ind w:firstLine="0"/>
+        <w:rPr>
+          <w:rFonts w:eastAsiaTheme="minorEastAsia"/>
+          <w:lang w:val="ru-RU"/>
+        </w:rPr>
+      </w:pPr>
+      <w:r>
+        <w:rPr>
+          <w:rFonts w:eastAsiaTheme="minorEastAsia"/>
+          <w:lang w:val="ru-RU"/>
+        </w:rPr>
+        <w:t>Шаг 5. Анализ относительных оценок</w:t>
+      </w:r>
+    </w:p>
+    <w:p>
+      <w:pPr>
+        <w:rPr>
+          <w:rFonts w:eastAsiaTheme="minorEastAsia"/>
+          <w:lang w:val="ru-RU"/>
+        </w:rPr>
+      </w:pPr>
+      <w:r>
+        <w:rPr>
+          <w:lang w:val="ru-RU"/>
+        </w:rPr>
+        <w:t>Текущ</w:t>
+      </w:r>
+      <w:r>
+        <w:rPr>
+          <w:lang w:val="ru-RU"/>
+        </w:rPr>
+        <w:t>ая таблица</w:t>
+      </w:r>
+      <w:r>
+        <w:rPr>
+          <w:lang w:val="ru-RU"/>
+        </w:rPr>
+        <w:t xml:space="preserve"> </w:t>
+      </w:r>
+      <w:r>
+        <w:rPr>
+          <w:lang w:val="ru-RU"/>
+        </w:rPr>
+        <w:t>содержит положительные оценки</w:t>
+      </w:r>
+      <w:r>
+        <w:rPr>
+          <w:lang w:val="ru-RU"/>
+        </w:rPr>
+        <w:t xml:space="preserve">, а значит </w:t>
+      </w:r>
+      <w:r>
+        <w:rPr>
+          <w:lang w:val="ru-RU"/>
+        </w:rPr>
+        <w:t xml:space="preserve">необходимо найти более оптимальные. </w:t>
+      </w:r>
+      <w:r>
+        <w:rPr>
+          <w:lang w:val="ru-RU"/>
+        </w:rPr>
+        <w:t>Минимальная</w:t>
+      </w:r>
+      <w:r>
+        <w:rPr>
+          <w:lang w:val="ru-RU"/>
+        </w:rPr>
+        <w:t xml:space="preserve"> среди оценок - </w:t>
+      </w:r>
+      <m:oMath>
+        <m:sSub>
+          <m:sSubPr>
+            <m:ctrlPr>
+              <w:rPr>
+                <w:rFonts w:ascii="Cambria Math" w:hAnsi="Cambria Math"/>
+                <w:i/>
+                <w:lang w:val="ru-RU"/>
+              </w:rPr>
+            </m:ctrlPr>
+          </m:sSubPr>
+          <m:e>
+            <m:r>
+              <w:rPr>
+                <w:rFonts w:ascii="Cambria Math" w:hAnsi="Cambria Math"/>
+                <w:lang w:val="ru-RU"/>
+              </w:rPr>
+              <m:t>∆</m:t>
+            </m:r>
+          </m:e>
+          <m:sub>
+            <m:r>
+              <w:rPr>
+                <w:rFonts w:ascii="Cambria Math" w:hAnsi="Cambria Math"/>
+                <w:lang w:val="ru-RU"/>
+              </w:rPr>
+              <m:t>2</m:t>
+            </m:r>
+          </m:sub>
+        </m:sSub>
+        <m:r>
+          <w:rPr>
+            <w:rFonts w:ascii="Cambria Math" w:hAnsi="Cambria Math"/>
+            <w:lang w:val="ru-RU"/>
+          </w:rPr>
+          <m:t>=</m:t>
+        </m:r>
+        <m:r>
+          <w:rPr>
+            <w:rFonts w:ascii="Cambria Math" w:hAnsi="Cambria Math"/>
+            <w:lang w:val="ru-RU"/>
+          </w:rPr>
+          <m:t>-3</m:t>
+        </m:r>
+        <m:r>
+          <w:rPr>
+            <w:rFonts w:ascii="Cambria Math" w:hAnsi="Cambria Math"/>
+            <w:lang w:val="en-US"/>
+          </w:rPr>
+          <m:t>M</m:t>
+        </m:r>
+        <m:r>
+          <w:rPr>
+            <w:rFonts w:ascii="Cambria Math" w:hAnsi="Cambria Math"/>
+            <w:lang w:val="ru-RU"/>
+          </w:rPr>
+          <m:t>+</m:t>
+        </m:r>
+        <m:r>
+          <w:rPr>
+            <w:rFonts w:ascii="Cambria Math" w:hAnsi="Cambria Math"/>
+            <w:lang w:val="ru-RU"/>
+          </w:rPr>
+          <m:t>2</m:t>
+        </m:r>
+      </m:oMath>
+      <w:r>
+        <w:rPr>
+          <w:rFonts w:eastAsiaTheme="minorEastAsia"/>
+          <w:lang w:val="ru-RU"/>
+        </w:rPr>
+        <w:t xml:space="preserve">. </w:t>
+      </w:r>
+      <w:r>
+        <w:rPr>
+          <w:rFonts w:eastAsiaTheme="minorEastAsia"/>
+          <w:lang w:val="ru-RU"/>
+        </w:rPr>
+        <w:t xml:space="preserve">Оценка положительная, а значит </w:t>
+      </w:r>
+      <w:r>
+        <w:rPr>
+          <w:rFonts w:eastAsiaTheme="minorEastAsia"/>
+          <w:lang w:val="ru-RU"/>
+        </w:rPr>
+        <w:t>вносится</w:t>
+      </w:r>
+      <w:r>
+        <w:rPr>
+          <w:rFonts w:eastAsiaTheme="minorEastAsia"/>
+          <w:lang w:val="ru-RU"/>
+        </w:rPr>
+        <w:t xml:space="preserve"> в базисные.</w:t>
+      </w:r>
+      <w:r>
+        <w:rPr>
+          <w:rFonts w:eastAsiaTheme="minorEastAsia"/>
+          <w:lang w:val="ru-RU"/>
+        </w:rPr>
+        <w:t xml:space="preserve"> </w:t>
+      </w:r>
+    </w:p>
+    <w:p>
+      <w:pPr>
+        <w:rPr>
+          <w:rFonts w:eastAsiaTheme="minorEastAsia"/>
+          <w:lang w:val="ru-RU"/>
+        </w:rPr>
+      </w:pPr>
+      <w:r>
+        <w:rPr>
+          <w:rFonts w:eastAsiaTheme="minorEastAsia"/>
+          <w:lang w:val="ru-RU"/>
+        </w:rPr>
+        <w:t xml:space="preserve">Ведущим столбцом будет тот, чей коэффициент </w:t>
+      </w:r>
+      <m:oMath>
+        <m:r>
+          <w:rPr>
+            <w:rFonts w:ascii="Cambria Math" w:eastAsiaTheme="minorEastAsia" w:hAnsi="Cambria Math"/>
+            <w:lang w:val="ru-RU"/>
+          </w:rPr>
+          <m:t>θ</m:t>
+        </m:r>
+      </m:oMath>
+      <w:r>
+        <w:rPr>
+          <w:rFonts w:eastAsiaTheme="minorEastAsia"/>
+          <w:lang w:val="ru-RU"/>
+        </w:rPr>
+        <w:t xml:space="preserve"> будет меньше:</w:t>
+      </w:r>
+    </w:p>
+    <w:p>
+      <w:pPr>
+        <w:pStyle w:val="a7"/>
+        <w:numPr>
+          <w:ilvl w:val="0"/>
+          <w:numId w:val="1"/>
+        </w:numPr>
+        <w:rPr>
+          <w:rFonts w:eastAsiaTheme="minorEastAsia"/>
+          <w:lang w:val="ru-RU"/>
+        </w:rPr>
+      </w:pPr>
+      <w:r>
+        <w:rPr>
+          <w:rFonts w:eastAsiaTheme="minorEastAsia"/>
+          <w:lang w:val="ru-RU"/>
+        </w:rPr>
+        <w:t xml:space="preserve">Столбец </w:t>
+      </w:r>
+      <m:oMath>
+        <m:sSub>
+          <m:sSubPr>
+            <m:ctrlPr>
+              <w:rPr>
+                <w:rFonts w:ascii="Cambria Math" w:eastAsiaTheme="minorEastAsia" w:hAnsi="Cambria Math"/>
+                <w:i/>
+                <w:lang w:val="en-US"/>
+              </w:rPr>
+            </m:ctrlPr>
+          </m:sSubPr>
+          <m:e>
+            <m:r>
+              <w:rPr>
+                <w:rFonts w:ascii="Cambria Math" w:eastAsiaTheme="minorEastAsia" w:hAnsi="Cambria Math"/>
+                <w:lang w:val="ru-RU"/>
+              </w:rPr>
+              <m:t>x</m:t>
+            </m:r>
+            <m:ctrlPr>
+              <w:rPr>
+                <w:rFonts w:ascii="Cambria Math" w:eastAsiaTheme="minorEastAsia" w:hAnsi="Cambria Math"/>
+                <w:i/>
+                <w:lang w:val="ru-RU"/>
+              </w:rPr>
+            </m:ctrlPr>
+          </m:e>
+          <m:sub>
+            <m:r>
+              <w:rPr>
+                <w:rFonts w:ascii="Cambria Math" w:eastAsiaTheme="minorEastAsia" w:hAnsi="Cambria Math"/>
+                <w:lang w:val="en-US"/>
+              </w:rPr>
+              <m:t>4</m:t>
+            </m:r>
+          </m:sub>
+        </m:sSub>
+      </m:oMath>
+      <w:r>
+        <w:rPr>
+          <w:rFonts w:eastAsiaTheme="minorEastAsia"/>
+          <w:lang w:val="en-US"/>
+        </w:rPr>
+        <w:t xml:space="preserve">: </w:t>
+      </w:r>
+      <m:oMath>
+        <m:sSub>
+          <m:sSubPr>
+            <m:ctrlPr>
+              <w:rPr>
+                <w:rFonts w:ascii="Cambria Math" w:hAnsi="Cambria Math"/>
+                <w:i/>
+                <w:lang w:val="ru-RU"/>
+              </w:rPr>
+            </m:ctrlPr>
+          </m:sSubPr>
+          <m:e>
+            <m:r>
+              <w:rPr>
+                <w:rFonts w:ascii="Cambria Math" w:hAnsi="Cambria Math"/>
+                <w:lang w:val="ru-RU"/>
+              </w:rPr>
+              <m:t>θ</m:t>
+            </m:r>
+          </m:e>
+          <m:sub>
+            <m:r>
+              <w:rPr>
+                <w:rFonts w:ascii="Cambria Math" w:hAnsi="Cambria Math"/>
+                <w:lang w:val="ru-RU"/>
+              </w:rPr>
+              <m:t>4</m:t>
+            </m:r>
+          </m:sub>
+        </m:sSub>
+        <m:r>
+          <w:rPr>
+            <w:rFonts w:ascii="Cambria Math" w:hAnsi="Cambria Math"/>
+            <w:lang w:val="ru-RU"/>
+          </w:rPr>
+          <m:t>=</m:t>
+        </m:r>
+        <m:f>
+          <m:fPr>
+            <m:ctrlPr>
+              <w:rPr>
+                <w:rFonts w:ascii="Cambria Math" w:hAnsi="Cambria Math"/>
+                <w:i/>
+                <w:lang w:val="en-US"/>
+              </w:rPr>
+            </m:ctrlPr>
+          </m:fPr>
+          <m:num>
+            <m:r>
+              <w:rPr>
+                <w:rFonts w:ascii="Cambria Math" w:hAnsi="Cambria Math"/>
+                <w:lang w:val="ru-RU"/>
+              </w:rPr>
+              <m:t>6</m:t>
+            </m:r>
+            <m:ctrlPr>
+              <w:rPr>
+                <w:rFonts w:ascii="Cambria Math" w:hAnsi="Cambria Math"/>
+                <w:i/>
+                <w:lang w:val="ru-RU"/>
+              </w:rPr>
+            </m:ctrlPr>
+          </m:num>
+          <m:den>
+            <m:r>
+              <w:rPr>
+                <w:rFonts w:ascii="Cambria Math" w:hAnsi="Cambria Math"/>
+                <w:lang w:val="en-US"/>
+              </w:rPr>
+              <m:t>3</m:t>
+            </m:r>
+          </m:den>
+        </m:f>
+        <m:r>
+          <w:rPr>
+            <w:rFonts w:ascii="Cambria Math" w:hAnsi="Cambria Math"/>
+            <w:lang w:val="en-US"/>
+          </w:rPr>
+          <m:t>=2</m:t>
+        </m:r>
+      </m:oMath>
+      <w:r>
+        <w:rPr>
+          <w:rFonts w:eastAsiaTheme="minorEastAsia"/>
+          <w:lang w:val="en-US"/>
+        </w:rPr>
+        <w:t xml:space="preserve"> (</w:t>
+      </w:r>
+      <w:r>
+        <w:rPr>
+          <w:rFonts w:eastAsiaTheme="minorEastAsia"/>
+          <w:lang w:val="ru-RU"/>
+        </w:rPr>
+        <w:t>минимальный)</w:t>
+      </w:r>
+    </w:p>
+    <w:p>
+      <w:pPr>
+        <w:pStyle w:val="a7"/>
+        <w:numPr>
+          <w:ilvl w:val="0"/>
+          <w:numId w:val="1"/>
+        </w:numPr>
+        <w:rPr>
+          <w:rFonts w:eastAsiaTheme="minorEastAsia"/>
+          <w:lang w:val="ru-RU"/>
+        </w:rPr>
+      </w:pPr>
+      <w:r>
+        <w:rPr>
+          <w:rFonts w:eastAsiaTheme="minorEastAsia"/>
+          <w:lang w:val="ru-RU"/>
+        </w:rPr>
+        <w:t xml:space="preserve">Столбец </w:t>
+      </w:r>
+      <m:oMath>
+        <m:sSub>
+          <m:sSubPr>
+            <m:ctrlPr>
+              <w:rPr>
+                <w:rFonts w:ascii="Cambria Math" w:eastAsiaTheme="minorEastAsia" w:hAnsi="Cambria Math"/>
+                <w:i/>
+                <w:lang w:val="en-US"/>
+              </w:rPr>
+            </m:ctrlPr>
+          </m:sSubPr>
+          <m:e>
+            <m:r>
+              <w:rPr>
+                <w:rFonts w:ascii="Cambria Math" w:eastAsiaTheme="minorEastAsia" w:hAnsi="Cambria Math"/>
+                <w:lang w:val="ru-RU"/>
+              </w:rPr>
+              <m:t>x</m:t>
+            </m:r>
+            <m:ctrlPr>
+              <w:rPr>
+                <w:rFonts w:ascii="Cambria Math" w:eastAsiaTheme="minorEastAsia" w:hAnsi="Cambria Math"/>
+                <w:i/>
+                <w:lang w:val="ru-RU"/>
+              </w:rPr>
+            </m:ctrlPr>
+          </m:e>
+          <m:sub>
+            <m:r>
+              <w:rPr>
+                <w:rFonts w:ascii="Cambria Math" w:eastAsiaTheme="minorEastAsia" w:hAnsi="Cambria Math"/>
+                <w:lang w:val="en-US"/>
+              </w:rPr>
+              <m:t>5</m:t>
+            </m:r>
+          </m:sub>
+        </m:sSub>
+      </m:oMath>
+      <w:r>
+        <w:rPr>
+          <w:rFonts w:eastAsiaTheme="minorEastAsia"/>
+          <w:lang w:val="en-US"/>
+        </w:rPr>
+        <w:t xml:space="preserve">: </w:t>
+      </w:r>
+      <m:oMath>
+        <m:sSub>
+          <m:sSubPr>
+            <m:ctrlPr>
+              <w:rPr>
+                <w:rFonts w:ascii="Cambria Math" w:hAnsi="Cambria Math"/>
+                <w:i/>
+                <w:lang w:val="ru-RU"/>
+              </w:rPr>
+            </m:ctrlPr>
+          </m:sSubPr>
+          <m:e>
+            <m:r>
+              <w:rPr>
+                <w:rFonts w:ascii="Cambria Math" w:hAnsi="Cambria Math"/>
+                <w:lang w:val="ru-RU"/>
+              </w:rPr>
+              <m:t>θ</m:t>
+            </m:r>
+          </m:e>
+          <m:sub>
+            <m:r>
+              <w:rPr>
+                <w:rFonts w:ascii="Cambria Math" w:hAnsi="Cambria Math"/>
+                <w:lang w:val="ru-RU"/>
+              </w:rPr>
+              <m:t>5</m:t>
+            </m:r>
+          </m:sub>
+        </m:sSub>
+        <m:r>
+          <w:rPr>
+            <w:rFonts w:ascii="Cambria Math" w:hAnsi="Cambria Math"/>
+            <w:lang w:val="ru-RU"/>
+          </w:rPr>
+          <m:t>=</m:t>
+        </m:r>
+        <m:f>
+          <m:fPr>
+            <m:ctrlPr>
+              <w:rPr>
+                <w:rFonts w:ascii="Cambria Math" w:hAnsi="Cambria Math"/>
+                <w:i/>
+                <w:lang w:val="en-US"/>
+              </w:rPr>
+            </m:ctrlPr>
+          </m:fPr>
+          <m:num>
+            <m:r>
+              <w:rPr>
+                <w:rFonts w:ascii="Cambria Math" w:hAnsi="Cambria Math"/>
+                <w:lang w:val="ru-RU"/>
+              </w:rPr>
+              <m:t>1</m:t>
+            </m:r>
+            <m:r>
+              <w:rPr>
+                <w:rFonts w:ascii="Cambria Math" w:hAnsi="Cambria Math"/>
+                <w:lang w:val="en-US"/>
+              </w:rPr>
+              <m:t>6</m:t>
+            </m:r>
+            <m:ctrlPr>
+              <w:rPr>
+                <w:rFonts w:ascii="Cambria Math" w:hAnsi="Cambria Math"/>
+                <w:i/>
+                <w:lang w:val="ru-RU"/>
+              </w:rPr>
+            </m:ctrlPr>
+          </m:num>
+          <m:den>
+            <m:r>
+              <w:rPr>
+                <w:rFonts w:ascii="Cambria Math" w:hAnsi="Cambria Math"/>
+                <w:lang w:val="en-US"/>
+              </w:rPr>
+              <m:t>4</m:t>
+            </m:r>
+          </m:den>
+        </m:f>
+        <m:r>
+          <w:rPr>
+            <w:rFonts w:ascii="Cambria Math" w:hAnsi="Cambria Math"/>
+            <w:lang w:val="en-US"/>
+          </w:rPr>
+          <m:t>=</m:t>
+        </m:r>
+        <m:r>
+          <w:rPr>
+            <w:rFonts w:ascii="Cambria Math" w:hAnsi="Cambria Math"/>
+            <w:lang w:val="en-US"/>
+          </w:rPr>
+          <m:t>4</m:t>
+        </m:r>
+      </m:oMath>
+      <w:r>
+        <w:rPr>
+          <w:rFonts w:eastAsiaTheme="minorEastAsia"/>
+          <w:lang w:val="en-US"/>
+        </w:rPr>
+        <w:t xml:space="preserve"> </w:t>
+      </w:r>
+    </w:p>
+    <w:p>
+      <w:pPr>
+        <w:rPr>
+          <w:rFonts w:eastAsiaTheme="minorEastAsia"/>
+          <w:lang w:val="ru-RU"/>
+        </w:rPr>
+      </w:pPr>
+      <w:r>
+        <w:rPr>
+          <w:rFonts w:eastAsiaTheme="minorEastAsia"/>
+          <w:lang w:val="ru-RU"/>
+        </w:rPr>
+        <w:t xml:space="preserve">По итогу ведущим столбцом оказался </w:t>
+      </w:r>
+      <m:oMath>
+        <m:sSub>
+          <m:sSubPr>
+            <m:ctrlPr>
+              <w:rPr>
+                <w:rFonts w:ascii="Cambria Math" w:eastAsiaTheme="minorEastAsia" w:hAnsi="Cambria Math"/>
+                <w:i/>
+                <w:lang w:val="ru-RU"/>
+              </w:rPr>
+            </m:ctrlPr>
+          </m:sSubPr>
+          <m:e>
+            <m:r>
+              <w:rPr>
+                <w:rFonts w:ascii="Cambria Math" w:eastAsiaTheme="minorEastAsia" w:hAnsi="Cambria Math"/>
+                <w:lang w:val="ru-RU"/>
+              </w:rPr>
+              <m:t>x</m:t>
+            </m:r>
+          </m:e>
+          <m:sub>
+            <m:r>
+              <w:rPr>
+                <w:rFonts w:ascii="Cambria Math" w:eastAsiaTheme="minorEastAsia" w:hAnsi="Cambria Math"/>
+                <w:lang w:val="ru-RU"/>
+              </w:rPr>
+              <m:t>4</m:t>
+            </m:r>
+          </m:sub>
+        </m:sSub>
+      </m:oMath>
+      <w:r>
+        <w:rPr>
+          <w:rFonts w:eastAsiaTheme="minorEastAsia"/>
+          <w:lang w:val="ru-RU"/>
+        </w:rPr>
+        <w:t>, который выйдет из базиса.</w:t>
+      </w:r>
+    </w:p>
+    <w:p>
+      <w:pPr>
+        <w:rPr>
+          <w:rFonts w:eastAsiaTheme="minorEastAsia"/>
+          <w:lang w:val="ru-RU"/>
+        </w:rPr>
+      </w:pPr>
+      <w:r>
+        <w:rPr>
+          <w:rFonts w:eastAsiaTheme="minorEastAsia"/>
+          <w:lang w:val="ru-RU"/>
+        </w:rPr>
+        <w:t xml:space="preserve">Теперь необходимо перерассчитать таблицу. </w:t>
+      </w:r>
+      <w:r>
+        <w:rPr>
+          <w:rFonts w:eastAsiaTheme="minorEastAsia"/>
+          <w:lang w:val="ru-RU"/>
+        </w:rPr>
+        <w:t xml:space="preserve">Столбец </w:t>
+      </w:r>
+      <m:oMath>
+        <m:sSub>
+          <m:sSubPr>
+            <m:ctrlPr>
+              <w:rPr>
+                <w:rFonts w:ascii="Cambria Math" w:eastAsiaTheme="minorEastAsia" w:hAnsi="Cambria Math"/>
+                <w:i/>
+                <w:lang w:val="en-US"/>
+              </w:rPr>
+            </m:ctrlPr>
+          </m:sSubPr>
+          <m:e>
+            <m:r>
+              <w:rPr>
+                <w:rFonts w:ascii="Cambria Math" w:eastAsiaTheme="minorEastAsia" w:hAnsi="Cambria Math"/>
+                <w:lang w:val="ru-RU"/>
+              </w:rPr>
+              <m:t>x</m:t>
+            </m:r>
+            <m:ctrlPr>
+              <w:rPr>
+                <w:rFonts w:ascii="Cambria Math" w:eastAsiaTheme="minorEastAsia" w:hAnsi="Cambria Math"/>
+                <w:i/>
+                <w:lang w:val="ru-RU"/>
+              </w:rPr>
+            </m:ctrlPr>
+          </m:e>
+          <m:sub>
+            <m:r>
+              <w:rPr>
+                <w:rFonts w:ascii="Cambria Math" w:eastAsiaTheme="minorEastAsia" w:hAnsi="Cambria Math"/>
+                <w:lang w:val="ru-RU"/>
+              </w:rPr>
+              <m:t>4</m:t>
+            </m:r>
+          </m:sub>
+        </m:sSub>
+      </m:oMath>
+      <w:r>
+        <w:rPr>
+          <w:rFonts w:eastAsiaTheme="minorEastAsia"/>
+          <w:lang w:val="ru-RU"/>
+        </w:rPr>
+        <w:t xml:space="preserve"> – тот, что содержал коэффициент </w:t>
+      </w:r>
+      <m:oMath>
+        <m:r>
+          <w:rPr>
+            <w:rFonts w:ascii="Cambria Math" w:eastAsiaTheme="minorEastAsia" w:hAnsi="Cambria Math"/>
+            <w:lang w:val="en-US"/>
+          </w:rPr>
+          <m:t>M</m:t>
+        </m:r>
+      </m:oMath>
+      <w:r>
+        <w:rPr>
+          <w:rFonts w:eastAsiaTheme="minorEastAsia"/>
+          <w:lang w:val="ru-RU"/>
+        </w:rPr>
+        <w:t xml:space="preserve">. </w:t>
+      </w:r>
+      <w:r>
+        <w:rPr>
+          <w:rFonts w:eastAsiaTheme="minorEastAsia"/>
+          <w:lang w:val="ru-RU"/>
+        </w:rPr>
+        <w:t>Этот столбец можно убрать.</w:t>
+      </w:r>
+    </w:p>
+    <w:p>
+      <w:pPr>
+        <w:pStyle w:val="a7"/>
+        <w:ind w:left="1145" w:firstLine="0"/>
+        <w:rPr>
+          <w:rFonts w:eastAsiaTheme="minorEastAsia"/>
+          <w:iCs/>
+          <w:lang w:val="en-US"/>
+        </w:rPr>
+      </w:pPr>
+      <m:oMathPara>
+        <m:oMath>
+          <m:d>
+            <m:dPr>
+              <m:begChr m:val="{"/>
+              <m:endChr m:val=""/>
+              <m:ctrlPr>
+                <w:rPr>
+                  <w:rFonts w:ascii="Cambria Math" w:eastAsiaTheme="minorEastAsia" w:hAnsi="Cambria Math"/>
+                  <w:i/>
+                  <w:iCs/>
+                  <w:lang w:val="ru-RU"/>
+                </w:rPr>
+              </m:ctrlPr>
+            </m:dPr>
+            <m:e>
+              <m:eqArr>
+                <m:eqArrPr>
+                  <m:ctrlPr>
+                    <w:rPr>
+                      <w:rFonts w:ascii="Cambria Math" w:eastAsiaTheme="minorEastAsia" w:hAnsi="Cambria Math"/>
+                      <w:i/>
+                      <w:iCs/>
+                      <w:lang w:val="ru-RU"/>
+                    </w:rPr>
+                  </m:ctrlPr>
+                </m:eqArrPr>
+                <m:e>
+                  <m:r>
+                    <w:rPr>
+                      <w:rFonts w:ascii="Cambria Math" w:eastAsiaTheme="minorEastAsia" w:hAnsi="Cambria Math"/>
+                      <w:lang w:val="ru-RU"/>
+                    </w:rPr>
+                    <m:t>-</m:t>
+                  </m:r>
+                  <m:r>
+                    <w:rPr>
+                      <w:rFonts w:ascii="Cambria Math" w:eastAsiaTheme="minorEastAsia" w:hAnsi="Cambria Math"/>
+                      <w:lang w:val="en-US"/>
+                    </w:rPr>
+                    <m:t>2</m:t>
+                  </m:r>
+                  <m:r>
+                    <w:rPr>
+                      <w:rFonts w:ascii="Cambria Math" w:eastAsiaTheme="minorEastAsia" w:hAnsi="Cambria Math"/>
+                      <w:lang w:val="en-US"/>
+                    </w:rPr>
+                    <m:t>*0</m:t>
+                  </m:r>
+                  <m:r>
+                    <w:rPr>
+                      <w:rFonts w:ascii="Cambria Math" w:eastAsiaTheme="minorEastAsia" w:hAnsi="Cambria Math"/>
+                      <w:lang w:val="en-US"/>
+                    </w:rPr>
+                    <m:t>+3</m:t>
+                  </m:r>
+                  <m:sSub>
+                    <m:sSubPr>
+                      <m:ctrlPr>
+                        <w:rPr>
+                          <w:rFonts w:ascii="Cambria Math" w:eastAsiaTheme="minorEastAsia" w:hAnsi="Cambria Math"/>
+                          <w:i/>
+                          <w:iCs/>
+                          <w:lang w:val="en-US"/>
+                        </w:rPr>
+                      </m:ctrlPr>
+                    </m:sSubPr>
+                    <m:e>
+                      <m:r>
+                        <w:rPr>
+                          <w:rFonts w:ascii="Cambria Math" w:eastAsiaTheme="minorEastAsia" w:hAnsi="Cambria Math"/>
+                          <w:lang w:val="en-US"/>
+                        </w:rPr>
+                        <m:t>x</m:t>
+                      </m:r>
+                    </m:e>
+                    <m:sub>
+                      <m:r>
+                        <w:rPr>
+                          <w:rFonts w:ascii="Cambria Math" w:eastAsiaTheme="minorEastAsia" w:hAnsi="Cambria Math"/>
+                          <w:lang w:val="en-US"/>
+                        </w:rPr>
+                        <m:t>2</m:t>
+                      </m:r>
+                    </m:sub>
+                  </m:sSub>
+                  <m:r>
+                    <w:rPr>
+                      <w:rFonts w:ascii="Cambria Math" w:eastAsiaTheme="minorEastAsia" w:hAnsi="Cambria Math"/>
+                      <w:lang w:val="en-US"/>
+                    </w:rPr>
+                    <m:t>-</m:t>
+                  </m:r>
+                  <m:r>
+                    <w:rPr>
+                      <w:rFonts w:ascii="Cambria Math" w:eastAsiaTheme="minorEastAsia" w:hAnsi="Cambria Math"/>
+                      <w:lang w:val="en-US"/>
+                    </w:rPr>
+                    <m:t>0</m:t>
+                  </m:r>
+                  <m:r>
+                    <w:rPr>
+                      <w:rFonts w:ascii="Cambria Math" w:eastAsiaTheme="minorEastAsia" w:hAnsi="Cambria Math"/>
+                      <w:lang w:val="en-US"/>
+                    </w:rPr>
+                    <m:t>=6</m:t>
+                  </m:r>
+                </m:e>
+                <m:e>
+                  <m:r>
+                    <w:rPr>
+                      <w:rFonts w:ascii="Cambria Math" w:eastAsiaTheme="minorEastAsia" w:hAnsi="Cambria Math"/>
+                      <w:lang w:val="en-US"/>
+                    </w:rPr>
+                    <m:t>0</m:t>
+                  </m:r>
+                  <m:r>
+                    <w:rPr>
+                      <w:rFonts w:ascii="Cambria Math" w:eastAsiaTheme="minorEastAsia" w:hAnsi="Cambria Math"/>
+                      <w:lang w:val="en-US"/>
+                    </w:rPr>
+                    <m:t>+4</m:t>
+                  </m:r>
+                  <m:r>
+                    <w:rPr>
+                      <w:rFonts w:ascii="Cambria Math" w:eastAsiaTheme="minorEastAsia" w:hAnsi="Cambria Math"/>
+                      <w:lang w:val="en-US"/>
+                    </w:rPr>
+                    <m:t>*0</m:t>
+                  </m:r>
+                  <m:r>
+                    <w:rPr>
+                      <w:rFonts w:ascii="Cambria Math" w:eastAsiaTheme="minorEastAsia" w:hAnsi="Cambria Math"/>
+                      <w:lang w:val="en-US"/>
+                    </w:rPr>
+                    <m:t>+</m:t>
+                  </m:r>
+                  <m:sSub>
+                    <m:sSubPr>
+                      <m:ctrlPr>
+                        <w:rPr>
+                          <w:rFonts w:ascii="Cambria Math" w:eastAsiaTheme="minorEastAsia" w:hAnsi="Cambria Math"/>
+                          <w:i/>
+                          <w:iCs/>
+                          <w:lang w:val="en-US"/>
+                        </w:rPr>
+                      </m:ctrlPr>
+                    </m:sSubPr>
+                    <m:e>
+                      <m:r>
+                        <w:rPr>
+                          <w:rFonts w:ascii="Cambria Math" w:eastAsiaTheme="minorEastAsia" w:hAnsi="Cambria Math"/>
+                          <w:lang w:val="en-US"/>
+                        </w:rPr>
+                        <m:t>x</m:t>
+                      </m:r>
+                    </m:e>
+                    <m:sub>
+                      <m:r>
+                        <w:rPr>
+                          <w:rFonts w:ascii="Cambria Math" w:eastAsiaTheme="minorEastAsia" w:hAnsi="Cambria Math"/>
+                          <w:lang w:val="en-US"/>
+                        </w:rPr>
+                        <m:t>5</m:t>
+                      </m:r>
+                    </m:sub>
+                  </m:sSub>
+                  <m:r>
+                    <w:rPr>
+                      <w:rFonts w:ascii="Cambria Math" w:eastAsiaTheme="minorEastAsia" w:hAnsi="Cambria Math"/>
+                      <w:lang w:val="en-US"/>
+                    </w:rPr>
+                    <m:t>=16</m:t>
+                  </m:r>
+                </m:e>
+                <m:e>
+                  <m:sSub>
+                    <m:sSubPr>
+                      <m:ctrlPr>
+                        <w:rPr>
+                          <w:rFonts w:ascii="Cambria Math" w:eastAsiaTheme="minorEastAsia" w:hAnsi="Cambria Math"/>
+                          <w:i/>
+                          <w:iCs/>
+                          <w:lang w:val="en-US"/>
+                        </w:rPr>
+                      </m:ctrlPr>
+                    </m:sSubPr>
+                    <m:e>
+                      <m:r>
+                        <w:rPr>
+                          <w:rFonts w:ascii="Cambria Math" w:eastAsiaTheme="minorEastAsia" w:hAnsi="Cambria Math"/>
+                          <w:lang w:val="ru-RU"/>
+                        </w:rPr>
+                        <m:t>x</m:t>
+                      </m:r>
+                      <m:ctrlPr>
+                        <w:rPr>
+                          <w:rFonts w:ascii="Cambria Math" w:eastAsiaTheme="minorEastAsia" w:hAnsi="Cambria Math"/>
+                          <w:i/>
+                          <w:iCs/>
+                          <w:lang w:val="ru-RU"/>
+                        </w:rPr>
+                      </m:ctrlPr>
+                    </m:e>
+                    <m:sub>
+                      <m:r>
+                        <w:rPr>
+                          <w:rFonts w:ascii="Cambria Math" w:eastAsiaTheme="minorEastAsia" w:hAnsi="Cambria Math"/>
+                          <w:lang w:val="en-US"/>
+                        </w:rPr>
+                        <m:t>1</m:t>
+                      </m:r>
+                    </m:sub>
+                  </m:sSub>
+                  <m:r>
+                    <w:rPr>
+                      <w:rFonts w:ascii="Cambria Math" w:eastAsiaTheme="minorEastAsia" w:hAnsi="Cambria Math"/>
+                      <w:lang w:val="en-US"/>
+                    </w:rPr>
+                    <m:t>,</m:t>
+                  </m:r>
+                  <m:sSub>
+                    <m:sSubPr>
+                      <m:ctrlPr>
+                        <w:rPr>
+                          <w:rFonts w:ascii="Cambria Math" w:eastAsiaTheme="minorEastAsia" w:hAnsi="Cambria Math"/>
+                          <w:i/>
+                          <w:iCs/>
+                          <w:lang w:val="en-US"/>
+                        </w:rPr>
+                      </m:ctrlPr>
+                    </m:sSubPr>
+                    <m:e>
+                      <m:r>
+                        <w:rPr>
+                          <w:rFonts w:ascii="Cambria Math" w:eastAsiaTheme="minorEastAsia" w:hAnsi="Cambria Math"/>
+                          <w:lang w:val="en-US"/>
+                        </w:rPr>
+                        <m:t>x</m:t>
+                      </m:r>
+                    </m:e>
+                    <m:sub>
+                      <m:r>
+                        <w:rPr>
+                          <w:rFonts w:ascii="Cambria Math" w:eastAsiaTheme="minorEastAsia" w:hAnsi="Cambria Math"/>
+                          <w:lang w:val="en-US"/>
+                        </w:rPr>
+                        <m:t>2</m:t>
+                      </m:r>
+                    </m:sub>
+                  </m:sSub>
+                  <m:r>
+                    <w:rPr>
+                      <w:rFonts w:ascii="Cambria Math" w:eastAsiaTheme="minorEastAsia" w:hAnsi="Cambria Math"/>
+                      <w:lang w:val="en-US"/>
+                    </w:rPr>
+                    <m:t>,</m:t>
+                  </m:r>
+                  <m:sSub>
+                    <m:sSubPr>
+                      <m:ctrlPr>
+                        <w:rPr>
+                          <w:rFonts w:ascii="Cambria Math" w:eastAsiaTheme="minorEastAsia" w:hAnsi="Cambria Math"/>
+                          <w:i/>
+                          <w:iCs/>
+                          <w:lang w:val="en-US"/>
+                        </w:rPr>
+                      </m:ctrlPr>
+                    </m:sSubPr>
+                    <m:e>
+                      <m:r>
+                        <w:rPr>
+                          <w:rFonts w:ascii="Cambria Math" w:eastAsiaTheme="minorEastAsia" w:hAnsi="Cambria Math"/>
+                          <w:lang w:val="en-US"/>
+                        </w:rPr>
+                        <m:t>x</m:t>
+                      </m:r>
+                    </m:e>
+                    <m:sub>
+                      <m:r>
+                        <w:rPr>
+                          <w:rFonts w:ascii="Cambria Math" w:eastAsiaTheme="minorEastAsia" w:hAnsi="Cambria Math"/>
+                          <w:lang w:val="en-US"/>
+                        </w:rPr>
+                        <m:t>3</m:t>
+                      </m:r>
+                    </m:sub>
+                  </m:sSub>
+                  <m:r>
+                    <w:rPr>
+                      <w:rFonts w:ascii="Cambria Math" w:eastAsiaTheme="minorEastAsia" w:hAnsi="Cambria Math"/>
+                      <w:lang w:val="en-US"/>
+                    </w:rPr>
+                    <m:t>,</m:t>
+                  </m:r>
+                  <m:sSub>
+                    <m:sSubPr>
+                      <m:ctrlPr>
+                        <w:rPr>
+                          <w:rFonts w:ascii="Cambria Math" w:eastAsiaTheme="minorEastAsia" w:hAnsi="Cambria Math"/>
+                          <w:i/>
+                          <w:iCs/>
+                          <w:lang w:val="en-US"/>
+                        </w:rPr>
+                      </m:ctrlPr>
+                    </m:sSubPr>
+                    <m:e>
+                      <m:r>
+                        <w:rPr>
+                          <w:rFonts w:ascii="Cambria Math" w:eastAsiaTheme="minorEastAsia" w:hAnsi="Cambria Math"/>
+                          <w:lang w:val="en-US"/>
+                        </w:rPr>
+                        <m:t>x</m:t>
+                      </m:r>
+                    </m:e>
+                    <m:sub>
+                      <m:r>
+                        <w:rPr>
+                          <w:rFonts w:ascii="Cambria Math" w:eastAsiaTheme="minorEastAsia" w:hAnsi="Cambria Math"/>
+                          <w:lang w:val="en-US"/>
+                        </w:rPr>
+                        <m:t>4</m:t>
+                      </m:r>
+                    </m:sub>
+                  </m:sSub>
+                  <m:r>
+                    <w:rPr>
+                      <w:rFonts w:ascii="Cambria Math" w:eastAsiaTheme="minorEastAsia" w:hAnsi="Cambria Math"/>
+                      <w:lang w:val="en-US"/>
+                    </w:rPr>
+                    <m:t>,</m:t>
+                  </m:r>
+                  <m:sSub>
+                    <m:sSubPr>
+                      <m:ctrlPr>
+                        <w:rPr>
+                          <w:rFonts w:ascii="Cambria Math" w:eastAsiaTheme="minorEastAsia" w:hAnsi="Cambria Math"/>
+                          <w:i/>
+                          <w:iCs/>
+                          <w:lang w:val="en-US"/>
+                        </w:rPr>
+                      </m:ctrlPr>
+                    </m:sSubPr>
+                    <m:e>
+                      <m:r>
+                        <w:rPr>
+                          <w:rFonts w:ascii="Cambria Math" w:eastAsiaTheme="minorEastAsia" w:hAnsi="Cambria Math"/>
+                          <w:lang w:val="en-US"/>
+                        </w:rPr>
+                        <m:t>x</m:t>
+                      </m:r>
+                    </m:e>
+                    <m:sub>
+                      <m:r>
+                        <w:rPr>
+                          <w:rFonts w:ascii="Cambria Math" w:eastAsiaTheme="minorEastAsia" w:hAnsi="Cambria Math"/>
+                          <w:lang w:val="en-US"/>
+                        </w:rPr>
+                        <m:t>5</m:t>
+                      </m:r>
+                    </m:sub>
+                  </m:sSub>
+                  <m:r>
+                    <w:rPr>
+                      <w:rFonts w:ascii="Cambria Math" w:eastAsiaTheme="minorEastAsia" w:hAnsi="Cambria Math"/>
+                      <w:lang w:val="en-US"/>
+                    </w:rPr>
+                    <m:t>≥0</m:t>
+                  </m:r>
+                </m:e>
+              </m:eqArr>
+            </m:e>
+          </m:d>
+        </m:oMath>
+      </m:oMathPara>
+    </w:p>
+    <w:p>
+      <w:pPr>
+        <w:pStyle w:val="a7"/>
+        <w:ind w:left="1145" w:firstLine="0"/>
+        <w:rPr>
+          <w:rFonts w:eastAsiaTheme="minorEastAsia"/>
+          <w:lang w:val="en-US"/>
+        </w:rPr>
+      </w:pPr>
+    </w:p>
+    <w:tbl>
+      <w:tblPr>
+        <w:tblStyle w:val="ad"/>
+        <w:tblW w:w="0" w:type="auto"/>
+        <w:tblLook w:val="04A0" w:firstRow="1" w:lastRow="0" w:firstColumn="1" w:lastColumn="0" w:noHBand="0" w:noVBand="1"/>
+      </w:tblPr>
+      <w:tblGrid>
+        <w:gridCol w:w="1041"/>
+        <w:gridCol w:w="1043"/>
+        <w:gridCol w:w="1037"/>
+        <w:gridCol w:w="1044"/>
+        <w:gridCol w:w="1132"/>
+        <w:gridCol w:w="1088"/>
+        <w:gridCol w:w="1064"/>
+        <w:gridCol w:w="1082"/>
+        <w:gridCol w:w="1102"/>
+      </w:tblGrid>
+      <w:tr>
+        <w:tc>
+          <w:tcPr>
+            <w:tcW w:w="1041" w:type="dxa"/>
+            <w:tcBorders>
+              <w:top w:val="nil"/>
+              <w:left w:val="nil"/>
+              <w:bottom w:val="single" w:sz="4" w:space="0" w:color="auto"/>
+              <w:right w:val="nil"/>
+            </w:tcBorders>
+            <w:vAlign w:val="center"/>
+          </w:tcPr>
+          <w:p>
+            <w:pPr>
+              <w:pStyle w:val="ae"/>
+              <w:jc w:val="center"/>
+            </w:pPr>
+          </w:p>
+        </w:tc>
+        <w:tc>
+          <w:tcPr>
+            <w:tcW w:w="1043" w:type="dxa"/>
+            <w:tcBorders>
+              <w:top w:val="nil"/>
+              <w:left w:val="nil"/>
+              <w:bottom w:val="single" w:sz="4" w:space="0" w:color="auto"/>
+              <w:right w:val="nil"/>
+            </w:tcBorders>
+            <w:vAlign w:val="center"/>
+          </w:tcPr>
+          <w:p>
+            <w:pPr>
+              <w:pStyle w:val="ae"/>
+              <w:jc w:val="center"/>
+            </w:pPr>
+          </w:p>
+        </w:tc>
+        <w:tc>
+          <w:tcPr>
+            <w:tcW w:w="1037" w:type="dxa"/>
+            <w:tcBorders>
+              <w:top w:val="nil"/>
+              <w:left w:val="nil"/>
+              <w:bottom w:val="single" w:sz="4" w:space="0" w:color="auto"/>
+              <w:right w:val="single" w:sz="4" w:space="0" w:color="auto"/>
+            </w:tcBorders>
+            <w:vAlign w:val="center"/>
+          </w:tcPr>
+          <w:p>
+            <w:pPr>
+              <w:pStyle w:val="ae"/>
+              <w:jc w:val="center"/>
+            </w:pPr>
+          </w:p>
+        </w:tc>
+        <w:tc>
+          <w:tcPr>
+            <w:tcW w:w="1044" w:type="dxa"/>
+            <w:tcBorders>
+              <w:left w:val="single" w:sz="4" w:space="0" w:color="auto"/>
+            </w:tcBorders>
+            <w:vAlign w:val="center"/>
+          </w:tcPr>
+          <w:p>
+            <w:pPr>
+              <w:pStyle w:val="ae"/>
+              <w:jc w:val="center"/>
+              <w:rPr>
+                <w:lang w:val="en-US"/>
+              </w:rPr>
+            </w:pPr>
+            <m:oMathPara>
+              <m:oMath>
+                <m:r>
+                  <w:rPr>
+                    <w:rFonts w:ascii="Cambria Math" w:hAnsi="Cambria Math"/>
+                    <w:lang w:val="en-US"/>
+                  </w:rPr>
+                  <m:t>-3</m:t>
+                </m:r>
+              </m:oMath>
+            </m:oMathPara>
+          </w:p>
+        </w:tc>
+        <w:tc>
+          <w:tcPr>
+            <w:tcW w:w="1132" w:type="dxa"/>
+            <w:vAlign w:val="center"/>
+          </w:tcPr>
+          <w:p>
+            <w:pPr>
+              <w:pStyle w:val="ae"/>
+              <w:jc w:val="center"/>
+              <w:rPr>
+                <w:lang w:val="en-US"/>
+              </w:rPr>
+            </w:pPr>
+            <m:oMathPara>
+              <m:oMath>
+                <m:r>
+                  <w:rPr>
+                    <w:rFonts w:ascii="Cambria Math" w:hAnsi="Cambria Math"/>
+                    <w:lang w:val="en-US"/>
+                  </w:rPr>
+                  <m:t>2</m:t>
+                </m:r>
+              </m:oMath>
+            </m:oMathPara>
+          </w:p>
+        </w:tc>
+        <w:tc>
+          <w:tcPr>
+            <w:tcW w:w="1088" w:type="dxa"/>
+            <w:vAlign w:val="center"/>
+          </w:tcPr>
+          <w:p>
+            <w:pPr>
+              <w:pStyle w:val="ae"/>
+              <w:jc w:val="center"/>
+              <w:rPr>
+                <w:lang w:val="en-US"/>
+              </w:rPr>
+            </w:pPr>
+            <m:oMathPara>
+              <m:oMath>
+                <m:r>
+                  <w:rPr>
+                    <w:rFonts w:ascii="Cambria Math" w:hAnsi="Cambria Math"/>
+                    <w:lang w:val="en-US"/>
+                  </w:rPr>
+                  <m:t>0</m:t>
+                </m:r>
+              </m:oMath>
+            </m:oMathPara>
+          </w:p>
+        </w:tc>
+        <w:tc>
+          <w:tcPr>
+            <w:tcW w:w="1064" w:type="dxa"/>
+          </w:tcPr>
+          <w:p>
+            <w:pPr>
+              <w:pStyle w:val="ae"/>
+              <w:jc w:val="center"/>
+              <w:rPr>
+                <w:rFonts w:eastAsia="Calibri" w:cs="Times New Roman"/>
+              </w:rPr>
+            </w:pPr>
+          </w:p>
+        </w:tc>
+        <w:tc>
+          <w:tcPr>
+            <w:tcW w:w="1082" w:type="dxa"/>
+            <w:vAlign w:val="center"/>
+          </w:tcPr>
+          <w:p>
+            <w:pPr>
+              <w:pStyle w:val="ae"/>
+              <w:jc w:val="center"/>
+            </w:pPr>
+            <m:oMathPara>
+              <m:oMath>
+                <m:r>
+                  <w:rPr>
+                    <w:rFonts w:ascii="Cambria Math" w:hAnsi="Cambria Math"/>
+                  </w:rPr>
+                  <m:t>0</m:t>
+                </m:r>
+              </m:oMath>
+            </m:oMathPara>
+          </w:p>
+        </w:tc>
+        <w:tc>
+          <w:tcPr>
+            <w:tcW w:w="1102" w:type="dxa"/>
+            <w:vAlign w:val="center"/>
+          </w:tcPr>
+          <w:p>
+            <w:pPr>
+              <w:pStyle w:val="ae"/>
+              <w:jc w:val="center"/>
+              <w:rPr>
+                <w:rFonts w:eastAsiaTheme="minorEastAsia"/>
+              </w:rPr>
+            </w:pPr>
+            <m:oMathPara>
+              <m:oMath>
+                <m:sSub>
+                  <m:sSubPr>
+                    <m:ctrlPr>
+                      <w:rPr>
+                        <w:rFonts w:ascii="Cambria Math" w:hAnsi="Cambria Math"/>
+                        <w:i/>
+                      </w:rPr>
+                    </m:ctrlPr>
+                  </m:sSubPr>
+                  <m:e>
+                    <m:r>
+                      <w:rPr>
+                        <w:rFonts w:ascii="Cambria Math" w:hAnsi="Cambria Math"/>
+                      </w:rPr>
+                      <m:t>c</m:t>
+                    </m:r>
+                  </m:e>
+                  <m:sub>
+                    <m:r>
+                      <w:rPr>
+                        <w:rFonts w:ascii="Cambria Math" w:hAnsi="Cambria Math"/>
+                      </w:rPr>
+                      <m:t>j</m:t>
+                    </m:r>
+                  </m:sub>
+                </m:sSub>
+              </m:oMath>
+            </m:oMathPara>
+          </w:p>
+        </w:tc>
+      </w:tr>
+      <w:tr>
+        <w:trPr>
+          <w:trHeight w:val="387"/>
+        </w:trPr>
+        <w:tc>
+          <w:tcPr>
+            <w:tcW w:w="1041" w:type="dxa"/>
+            <w:tcBorders>
+              <w:top w:val="single" w:sz="4" w:space="0" w:color="auto"/>
+            </w:tcBorders>
+            <w:vAlign w:val="center"/>
+          </w:tcPr>
+          <w:p>
+            <w:pPr>
+              <w:pStyle w:val="ae"/>
+              <w:jc w:val="center"/>
+              <w:rPr>
+                <w:lang w:val="en-US"/>
+              </w:rPr>
+            </w:pPr>
+            <m:oMathPara>
+              <m:oMath>
+                <m:sSub>
+                  <m:sSubPr>
+                    <m:ctrlPr>
+                      <w:rPr>
+                        <w:rFonts w:ascii="Cambria Math" w:hAnsi="Cambria Math"/>
+                        <w:i/>
+                        <w:lang w:val="en-US"/>
+                      </w:rPr>
+                    </m:ctrlPr>
+                  </m:sSubPr>
+                  <m:e>
+                    <m:r>
+                      <w:rPr>
+                        <w:rFonts w:ascii="Cambria Math" w:hAnsi="Cambria Math"/>
+                        <w:lang w:val="en-US"/>
+                      </w:rPr>
+                      <m:t>c</m:t>
+                    </m:r>
+                  </m:e>
+                  <m:sub>
+                    <m:r>
+                      <w:rPr>
+                        <w:rFonts w:ascii="Cambria Math" w:hAnsi="Cambria Math"/>
+                        <w:lang w:val="en-US"/>
+                      </w:rPr>
+                      <m:t>iB</m:t>
+                    </m:r>
+                  </m:sub>
+                </m:sSub>
+              </m:oMath>
+            </m:oMathPara>
+          </w:p>
+        </w:tc>
+        <w:tc>
+          <w:tcPr>
+            <w:tcW w:w="1043" w:type="dxa"/>
+            <w:tcBorders>
+              <w:top w:val="single" w:sz="4" w:space="0" w:color="auto"/>
+            </w:tcBorders>
+            <w:vAlign w:val="center"/>
+          </w:tcPr>
+          <w:p>
+            <w:pPr>
+              <w:pStyle w:val="ae"/>
+              <w:jc w:val="center"/>
+            </w:pPr>
+            <m:oMathPara>
+              <m:oMath>
+                <m:r>
+                  <w:rPr>
+                    <w:rFonts w:ascii="Cambria Math" w:hAnsi="Cambria Math"/>
+                  </w:rPr>
+                  <m:t>БП</m:t>
+                </m:r>
+              </m:oMath>
+            </m:oMathPara>
+          </w:p>
+        </w:tc>
+        <w:tc>
+          <w:tcPr>
+            <w:tcW w:w="1037" w:type="dxa"/>
+            <w:tcBorders>
+              <w:top w:val="single" w:sz="4" w:space="0" w:color="auto"/>
+            </w:tcBorders>
+            <w:vAlign w:val="center"/>
+          </w:tcPr>
+          <w:p>
+            <w:pPr>
+              <w:pStyle w:val="ae"/>
+              <w:jc w:val="center"/>
+            </w:pPr>
+            <m:oMathPara>
+              <m:oMath>
+                <m:r>
+                  <w:rPr>
+                    <w:rFonts w:ascii="Cambria Math" w:hAnsi="Cambria Math"/>
+                  </w:rPr>
+                  <m:t>БР</m:t>
+                </m:r>
+              </m:oMath>
+            </m:oMathPara>
+          </w:p>
+        </w:tc>
+        <w:tc>
+          <w:tcPr>
+            <w:tcW w:w="1044" w:type="dxa"/>
+            <w:vAlign w:val="center"/>
+          </w:tcPr>
+          <w:p>
+            <w:pPr>
+              <w:pStyle w:val="ae"/>
+              <w:jc w:val="center"/>
+              <w:rPr>
+                <w:rFonts w:eastAsiaTheme="minorEastAsia"/>
+                <w:lang w:val="en-US"/>
+              </w:rPr>
+            </w:pPr>
+            <m:oMathPara>
+              <m:oMath>
+                <m:sSub>
+                  <m:sSubPr>
+                    <m:ctrlPr>
+                      <w:rPr>
+                        <w:rFonts w:ascii="Cambria Math" w:hAnsi="Cambria Math"/>
+                        <w:i/>
+                        <w:lang w:val="en-US"/>
+                      </w:rPr>
+                    </m:ctrlPr>
+                  </m:sSubPr>
+                  <m:e>
+                    <m:r>
+                      <w:rPr>
+                        <w:rFonts w:ascii="Cambria Math" w:hAnsi="Cambria Math"/>
+                        <w:lang w:val="en-US"/>
+                      </w:rPr>
+                      <m:t>x</m:t>
+                    </m:r>
+                  </m:e>
+                  <m:sub>
+                    <m:r>
+                      <w:rPr>
+                        <w:rFonts w:ascii="Cambria Math" w:hAnsi="Cambria Math"/>
+                        <w:lang w:val="en-US"/>
+                      </w:rPr>
+                      <m:t>1</m:t>
+                    </m:r>
+                  </m:sub>
+                </m:sSub>
+              </m:oMath>
+            </m:oMathPara>
+          </w:p>
+        </w:tc>
+        <w:tc>
+          <w:tcPr>
+            <w:tcW w:w="1132" w:type="dxa"/>
+            <w:vAlign w:val="center"/>
+          </w:tcPr>
+          <w:p>
+            <w:pPr>
+              <w:pStyle w:val="ae"/>
+              <w:jc w:val="center"/>
+              <w:rPr>
+                <w:rFonts w:eastAsiaTheme="minorEastAsia"/>
+              </w:rPr>
+            </w:pPr>
+            <m:oMathPara>
+              <m:oMath>
+                <m:sSub>
+                  <m:sSubPr>
+                    <m:ctrlPr>
+                      <w:rPr>
+                        <w:rFonts w:ascii="Cambria Math" w:hAnsi="Cambria Math"/>
+                        <w:i/>
+                      </w:rPr>
+                    </m:ctrlPr>
+                  </m:sSubPr>
+                  <m:e>
+                    <m:r>
+                      <w:rPr>
+                        <w:rFonts w:ascii="Cambria Math" w:hAnsi="Cambria Math"/>
+                      </w:rPr>
+                      <m:t>x</m:t>
+                    </m:r>
+                  </m:e>
+                  <m:sub>
+                    <m:r>
+                      <w:rPr>
+                        <w:rFonts w:ascii="Cambria Math" w:hAnsi="Cambria Math"/>
+                      </w:rPr>
+                      <m:t>2</m:t>
+                    </m:r>
+                  </m:sub>
+                </m:sSub>
+              </m:oMath>
+            </m:oMathPara>
+          </w:p>
+        </w:tc>
+        <w:tc>
+          <w:tcPr>
+            <w:tcW w:w="1088" w:type="dxa"/>
+            <w:vAlign w:val="center"/>
+          </w:tcPr>
+          <w:p>
+            <w:pPr>
+              <w:pStyle w:val="ae"/>
+              <w:jc w:val="center"/>
+              <w:rPr>
+                <w:rFonts w:eastAsiaTheme="minorEastAsia"/>
+                <w:lang w:val="en-US"/>
+              </w:rPr>
+            </w:pPr>
+            <m:oMathPara>
+              <m:oMath>
+                <m:sSub>
+                  <m:sSubPr>
+                    <m:ctrlPr>
+                      <w:rPr>
+                        <w:rFonts w:ascii="Cambria Math" w:hAnsi="Cambria Math"/>
+                        <w:i/>
+                        <w:lang w:val="en-US"/>
+                      </w:rPr>
+                    </m:ctrlPr>
+                  </m:sSubPr>
+                  <m:e>
+                    <m:r>
+                      <w:rPr>
+                        <w:rFonts w:ascii="Cambria Math" w:hAnsi="Cambria Math"/>
+                        <w:lang w:val="en-US"/>
+                      </w:rPr>
+                      <m:t>x</m:t>
+                    </m:r>
+                  </m:e>
+                  <m:sub>
+                    <m:r>
+                      <w:rPr>
+                        <w:rFonts w:ascii="Cambria Math" w:hAnsi="Cambria Math"/>
+                        <w:lang w:val="en-US"/>
+                      </w:rPr>
+                      <m:t>3</m:t>
+                    </m:r>
+                  </m:sub>
+                </m:sSub>
+              </m:oMath>
+            </m:oMathPara>
+          </w:p>
+        </w:tc>
+        <w:tc>
+          <w:tcPr>
+            <w:tcW w:w="1064" w:type="dxa"/>
+          </w:tcPr>
+          <w:p>
+            <w:pPr>
+              <w:pStyle w:val="ae"/>
+              <w:jc w:val="center"/>
+              <w:rPr>
+                <w:rFonts w:ascii="Calibri" w:eastAsia="Times New Roman" w:hAnsi="Calibri" w:cs="Times New Roman"/>
+                <w:lang w:val="en-US"/>
+              </w:rPr>
+            </w:pPr>
+          </w:p>
+        </w:tc>
+        <w:tc>
+          <w:tcPr>
+            <w:tcW w:w="1082" w:type="dxa"/>
+            <w:vAlign w:val="center"/>
+          </w:tcPr>
+          <w:p>
+            <w:pPr>
+              <w:pStyle w:val="ae"/>
+              <w:jc w:val="center"/>
+              <w:rPr>
+                <w:lang w:val="en-US"/>
+              </w:rPr>
+            </w:pPr>
+            <m:oMathPara>
+              <m:oMath>
+                <m:sSub>
+                  <m:sSubPr>
+                    <m:ctrlPr>
+                      <w:rPr>
+                        <w:rFonts w:ascii="Cambria Math" w:hAnsi="Cambria Math"/>
+                        <w:i/>
+                        <w:lang w:val="en-US"/>
+                      </w:rPr>
+                    </m:ctrlPr>
+                  </m:sSubPr>
+                  <m:e>
+                    <m:r>
+                      <w:rPr>
+                        <w:rFonts w:ascii="Cambria Math" w:hAnsi="Cambria Math"/>
+                        <w:lang w:val="en-US"/>
+                      </w:rPr>
+                      <m:t>x</m:t>
+                    </m:r>
+                  </m:e>
+                  <m:sub>
+                    <m:r>
+                      <w:rPr>
+                        <w:rFonts w:ascii="Cambria Math" w:hAnsi="Cambria Math"/>
+                        <w:lang w:val="en-US"/>
+                      </w:rPr>
+                      <m:t>5</m:t>
+                    </m:r>
+                  </m:sub>
+                </m:sSub>
+              </m:oMath>
+            </m:oMathPara>
+          </w:p>
+        </w:tc>
+        <w:tc>
+          <w:tcPr>
+            <w:tcW w:w="1102" w:type="dxa"/>
+            <w:vAlign w:val="center"/>
+          </w:tcPr>
+          <w:p>
+            <w:pPr>
+              <w:pStyle w:val="ae"/>
+              <w:jc w:val="center"/>
+            </w:pPr>
+            <m:oMathPara>
+              <m:oMath>
+                <m:r>
+                  <w:rPr>
+                    <w:rFonts w:ascii="Cambria Math" w:hAnsi="Cambria Math" w:cs="Times New Roman"/>
+                    <w:sz w:val="28"/>
+                    <w:lang w:val="en-US"/>
+                  </w:rPr>
+                  <m:t>БР/</m:t>
+                </m:r>
+                <m:r>
+                  <w:rPr>
+                    <w:rFonts w:ascii="Cambria Math" w:hAnsi="Cambria Math" w:cs="Times New Roman"/>
+                    <w:i/>
+                    <w:noProof/>
+                    <w:sz w:val="28"/>
+                    <w:lang w:eastAsia="ru-RU"/>
+                  </w:rPr>
+                  <w:drawing>
+                    <wp:inline distT="0" distB="0" distL="0" distR="0" wp14:anchorId="72F43D5A" wp14:editId="1EE28A7A">
+                      <wp:extent cx="228600" cy="170688"/>
+                      <wp:effectExtent l="0" t="0" r="0" b="0"/>
+                      <wp:docPr id="1443807413" name="Picture 11189"/>
+                      <wp:cNvGraphicFramePr/>
+                      <a:graphic xmlns:a="http://schemas.openxmlformats.org/drawingml/2006/main">
+                        <a:graphicData uri="http://schemas.openxmlformats.org/drawingml/2006/picture">
+                          <pic:pic xmlns:pic="http://schemas.openxmlformats.org/drawingml/2006/picture">
+                            <pic:nvPicPr>
+                              <pic:cNvPr id="11189" name="Picture 11189"/>
+                              <pic:cNvPicPr/>
+                            </pic:nvPicPr>
+                            <pic:blipFill>
+                              <a:blip r:embed="rId5" cstate="print"/>
+                              <a:stretch>
+                                <a:fillRect/>
+                              </a:stretch>
+                            </pic:blipFill>
+                            <pic:spPr>
+                              <a:xfrm>
+                                <a:off x="0" y="0"/>
+                                <a:ext cx="228600" cy="170688"/>
+                              </a:xfrm>
+                              <a:prstGeom prst="rect">
+                                <a:avLst/>
+                              </a:prstGeom>
+                            </pic:spPr>
+                          </pic:pic>
+                        </a:graphicData>
+                      </a:graphic>
+                    </wp:inline>
+                  </w:drawing>
+                </m:r>
+              </m:oMath>
+            </m:oMathPara>
+          </w:p>
+        </w:tc>
+      </w:tr>
+      <w:tr>
+        <w:trPr>
+          <w:trHeight w:val="193"/>
+        </w:trPr>
+        <w:tc>
+          <w:tcPr>
+            <w:tcW w:w="1041" w:type="dxa"/>
+            <w:tcBorders>
+              <w:bottom w:val="single" w:sz="4" w:space="0" w:color="auto"/>
+            </w:tcBorders>
+            <w:vAlign w:val="center"/>
+          </w:tcPr>
+          <w:p>
+            <w:pPr>
+              <w:pStyle w:val="ae"/>
+              <w:jc w:val="center"/>
+              <w:rPr>
+                <w:i/>
+              </w:rPr>
+            </w:pPr>
+            <m:oMathPara>
+              <m:oMath>
+                <m:r>
+                  <w:rPr>
+                    <w:rFonts w:ascii="Cambria Math" w:hAnsi="Cambria Math"/>
+                  </w:rPr>
+                  <m:t>2</m:t>
+                </m:r>
+              </m:oMath>
+            </m:oMathPara>
+          </w:p>
+        </w:tc>
+        <w:tc>
+          <w:tcPr>
+            <w:tcW w:w="1043" w:type="dxa"/>
+            <w:tcBorders>
+              <w:bottom w:val="single" w:sz="4" w:space="0" w:color="auto"/>
+            </w:tcBorders>
+            <w:vAlign w:val="center"/>
+          </w:tcPr>
+          <w:p>
+            <w:pPr>
+              <w:pStyle w:val="ae"/>
+              <w:jc w:val="center"/>
+            </w:pPr>
+            <m:oMathPara>
+              <m:oMath>
+                <m:sSub>
+                  <m:sSubPr>
+                    <m:ctrlPr>
+                      <w:rPr>
+                        <w:rFonts w:ascii="Cambria Math" w:hAnsi="Cambria Math"/>
+                        <w:i/>
+                      </w:rPr>
+                    </m:ctrlPr>
+                  </m:sSubPr>
+                  <m:e>
+                    <m:r>
+                      <w:rPr>
+                        <w:rFonts w:ascii="Cambria Math" w:hAnsi="Cambria Math"/>
+                      </w:rPr>
+                      <m:t>x</m:t>
+                    </m:r>
+                  </m:e>
+                  <m:sub>
+                    <m:r>
+                      <w:rPr>
+                        <w:rFonts w:ascii="Cambria Math" w:hAnsi="Cambria Math"/>
+                      </w:rPr>
+                      <m:t>2</m:t>
+                    </m:r>
+                  </m:sub>
+                </m:sSub>
+              </m:oMath>
+            </m:oMathPara>
+          </w:p>
+        </w:tc>
+        <w:tc>
+          <w:tcPr>
+            <w:tcW w:w="1037" w:type="dxa"/>
+            <w:tcBorders>
+              <w:bottom w:val="single" w:sz="4" w:space="0" w:color="auto"/>
+            </w:tcBorders>
+            <w:vAlign w:val="center"/>
+          </w:tcPr>
+          <w:p>
+            <w:pPr>
+              <w:pStyle w:val="ae"/>
+              <w:jc w:val="center"/>
+            </w:pPr>
+            <m:oMathPara>
+              <m:oMath>
+                <m:r>
+                  <w:rPr>
+                    <w:rFonts w:ascii="Cambria Math" w:hAnsi="Cambria Math"/>
+                  </w:rPr>
+                  <m:t>2</m:t>
+                </m:r>
+              </m:oMath>
+            </m:oMathPara>
+          </w:p>
+        </w:tc>
+        <w:tc>
+          <w:tcPr>
+            <w:tcW w:w="1044" w:type="dxa"/>
+            <w:vAlign w:val="center"/>
+          </w:tcPr>
+          <w:p>
+            <w:pPr>
+              <w:pStyle w:val="ae"/>
+              <w:jc w:val="center"/>
+              <w:rPr>
+                <w:i/>
+                <w:lang w:val="en-US"/>
+              </w:rPr>
+            </w:pPr>
+            <m:oMathPara>
+              <m:oMath>
+                <m:r>
+                  <w:rPr>
+                    <w:rFonts w:ascii="Cambria Math" w:hAnsi="Cambria Math"/>
+                  </w:rPr>
+                  <m:t>-2</m:t>
+                </m:r>
+              </m:oMath>
+            </m:oMathPara>
+          </w:p>
+        </w:tc>
+        <w:tc>
+          <w:tcPr>
+            <w:tcW w:w="1132" w:type="dxa"/>
+            <w:vAlign w:val="center"/>
+          </w:tcPr>
+          <w:p>
+            <w:pPr>
+              <w:pStyle w:val="ae"/>
+              <w:jc w:val="center"/>
+            </w:pPr>
+            <m:oMathPara>
+              <m:oMath>
+                <m:r>
+                  <w:rPr>
+                    <w:rFonts w:ascii="Cambria Math" w:hAnsi="Cambria Math"/>
+                  </w:rPr>
+                  <m:t>3</m:t>
+                </m:r>
+              </m:oMath>
+            </m:oMathPara>
+          </w:p>
+        </w:tc>
+        <w:tc>
+          <w:tcPr>
+            <w:tcW w:w="1088" w:type="dxa"/>
+            <w:vAlign w:val="center"/>
+          </w:tcPr>
+          <w:p>
+            <w:pPr>
+              <w:pStyle w:val="ae"/>
+              <w:jc w:val="center"/>
+            </w:pPr>
+            <w:r>
+              <w:rPr>
+                <w:rFonts w:eastAsiaTheme="minorEastAsia"/>
+                <w:lang w:val="en-US"/>
+              </w:rPr>
+              <w:t>-</w:t>
+            </w:r>
+            <m:oMath>
+              <m:r>
+                <w:rPr>
+                  <w:rFonts w:ascii="Cambria Math" w:hAnsi="Cambria Math"/>
+                </w:rPr>
+                <m:t>1</m:t>
+              </m:r>
+            </m:oMath>
+          </w:p>
+        </w:tc>
+        <w:tc>
+          <w:tcPr>
+            <w:tcW w:w="1064" w:type="dxa"/>
+          </w:tcPr>
+          <w:p>
+            <w:pPr>
+              <w:pStyle w:val="ae"/>
+              <w:jc w:val="center"/>
+              <w:rPr>
+                <w:rFonts w:ascii="Calibri" w:eastAsia="Times New Roman" w:hAnsi="Calibri" w:cs="Times New Roman"/>
+                <w:lang w:val="en-US"/>
+              </w:rPr>
+            </w:pPr>
+          </w:p>
+        </w:tc>
+        <w:tc>
+          <w:tcPr>
+            <w:tcW w:w="1082" w:type="dxa"/>
+            <w:vAlign w:val="center"/>
+          </w:tcPr>
+          <w:p>
+            <w:pPr>
+              <w:pStyle w:val="ae"/>
+              <w:jc w:val="center"/>
+              <w:rPr>
+                <w:i/>
+                <w:lang w:val="en-US"/>
+              </w:rPr>
+            </w:pPr>
+            <m:oMathPara>
+              <m:oMath>
+                <m:r>
+                  <w:rPr>
+                    <w:rFonts w:ascii="Cambria Math" w:hAnsi="Cambria Math"/>
+                    <w:lang w:val="en-US"/>
+                  </w:rPr>
+                  <m:t>0</m:t>
+                </m:r>
+              </m:oMath>
+            </m:oMathPara>
+          </w:p>
+        </w:tc>
+        <w:tc>
+          <w:tcPr>
+            <w:tcW w:w="1102" w:type="dxa"/>
+            <w:vAlign w:val="center"/>
+          </w:tcPr>
+          <w:p>
+            <w:pPr>
+              <w:pStyle w:val="ae"/>
+              <w:jc w:val="center"/>
+              <w:rPr>
+                <w:lang w:val="en-US"/>
+              </w:rPr>
+            </w:pPr>
+          </w:p>
+        </w:tc>
+      </w:tr>
+      <w:tr>
+        <w:tc>
+          <w:tcPr>
+            <w:tcW w:w="1041" w:type="dxa"/>
+            <w:tcBorders>
+              <w:bottom w:val="single" w:sz="4" w:space="0" w:color="auto"/>
+            </w:tcBorders>
+            <w:vAlign w:val="center"/>
+          </w:tcPr>
+          <w:p>
+            <w:pPr>
+              <w:pStyle w:val="ae"/>
+              <w:jc w:val="center"/>
+            </w:pPr>
+            <m:oMathPara>
+              <m:oMath>
+                <m:r>
+                  <w:rPr>
+                    <w:rFonts w:ascii="Cambria Math" w:hAnsi="Cambria Math"/>
+                  </w:rPr>
+                  <m:t>0</m:t>
+                </m:r>
+              </m:oMath>
+            </m:oMathPara>
+          </w:p>
+        </w:tc>
+        <w:tc>
+          <w:tcPr>
+            <w:tcW w:w="1043" w:type="dxa"/>
+            <w:tcBorders>
+              <w:bottom w:val="single" w:sz="4" w:space="0" w:color="auto"/>
+            </w:tcBorders>
+            <w:vAlign w:val="center"/>
+          </w:tcPr>
+          <w:p>
+            <w:pPr>
+              <w:pStyle w:val="ae"/>
+              <w:jc w:val="center"/>
+            </w:pPr>
+            <m:oMathPara>
+              <m:oMath>
+                <m:sSub>
+                  <m:sSubPr>
+                    <m:ctrlPr>
+                      <w:rPr>
+                        <w:rFonts w:ascii="Cambria Math" w:hAnsi="Cambria Math"/>
+                        <w:i/>
+                      </w:rPr>
+                    </m:ctrlPr>
+                  </m:sSubPr>
+                  <m:e>
+                    <m:r>
+                      <w:rPr>
+                        <w:rFonts w:ascii="Cambria Math" w:hAnsi="Cambria Math"/>
+                      </w:rPr>
+                      <m:t>x</m:t>
+                    </m:r>
+                  </m:e>
+                  <m:sub>
+                    <m:r>
+                      <w:rPr>
+                        <w:rFonts w:ascii="Cambria Math" w:hAnsi="Cambria Math"/>
+                      </w:rPr>
+                      <m:t>5</m:t>
+                    </m:r>
+                  </m:sub>
+                </m:sSub>
+              </m:oMath>
+            </m:oMathPara>
+          </w:p>
+        </w:tc>
+        <w:tc>
+          <w:tcPr>
+            <w:tcW w:w="1037" w:type="dxa"/>
+            <w:tcBorders>
+              <w:bottom w:val="single" w:sz="4" w:space="0" w:color="auto"/>
+            </w:tcBorders>
+            <w:vAlign w:val="center"/>
+          </w:tcPr>
+          <w:p>
+            <w:pPr>
+              <w:pStyle w:val="ae"/>
+              <w:jc w:val="center"/>
+            </w:pPr>
+            <m:oMathPara>
+              <m:oMath>
+                <m:r>
+                  <w:rPr>
+                    <w:rFonts w:ascii="Cambria Math" w:hAnsi="Cambria Math"/>
+                  </w:rPr>
+                  <m:t>16</m:t>
+                </m:r>
+              </m:oMath>
+            </m:oMathPara>
+          </w:p>
+        </w:tc>
+        <w:tc>
+          <w:tcPr>
+            <w:tcW w:w="1044" w:type="dxa"/>
+            <w:tcBorders>
+              <w:bottom w:val="single" w:sz="4" w:space="0" w:color="auto"/>
+            </w:tcBorders>
+            <w:vAlign w:val="center"/>
+          </w:tcPr>
+          <w:p>
+            <w:pPr>
+              <w:pStyle w:val="ae"/>
+              <w:jc w:val="center"/>
+            </w:pPr>
+            <m:oMathPara>
+              <m:oMath>
+                <m:r>
+                  <w:rPr>
+                    <w:rFonts w:ascii="Cambria Math" w:hAnsi="Cambria Math"/>
+                  </w:rPr>
+                  <m:t>1</m:t>
+                </m:r>
+              </m:oMath>
+            </m:oMathPara>
+          </w:p>
+        </w:tc>
+        <w:tc>
+          <w:tcPr>
+            <w:tcW w:w="1132" w:type="dxa"/>
+            <w:vAlign w:val="center"/>
+          </w:tcPr>
+          <w:p>
+            <w:pPr>
+              <w:pStyle w:val="ae"/>
+              <w:jc w:val="center"/>
+            </w:pPr>
+            <m:oMathPara>
+              <m:oMath>
+                <m:r>
+                  <w:rPr>
+                    <w:rFonts w:ascii="Cambria Math" w:hAnsi="Cambria Math"/>
+                  </w:rPr>
+                  <m:t>4</m:t>
+                </m:r>
+              </m:oMath>
+            </m:oMathPara>
+          </w:p>
+        </w:tc>
+        <w:tc>
+          <w:tcPr>
+            <w:tcW w:w="1088" w:type="dxa"/>
+            <w:vAlign w:val="center"/>
+          </w:tcPr>
+          <w:p>
+            <w:pPr>
+              <w:pStyle w:val="ae"/>
+              <w:jc w:val="center"/>
+            </w:pPr>
+            <m:oMathPara>
+              <m:oMath>
+                <m:r>
+                  <w:rPr>
+                    <w:rFonts w:ascii="Cambria Math" w:hAnsi="Cambria Math"/>
+                  </w:rPr>
+                  <m:t>0</m:t>
+                </m:r>
+              </m:oMath>
+            </m:oMathPara>
+          </w:p>
+        </w:tc>
+        <w:tc>
+          <w:tcPr>
+            <w:tcW w:w="1064" w:type="dxa"/>
+          </w:tcPr>
+          <w:p>
+            <w:pPr>
+              <w:pStyle w:val="ae"/>
+              <w:jc w:val="center"/>
+              <w:rPr>
+                <w:rFonts w:eastAsia="Calibri" w:cs="Times New Roman"/>
+                <w:lang w:val="en-US"/>
+              </w:rPr>
+            </w:pPr>
+          </w:p>
+        </w:tc>
+        <w:tc>
+          <w:tcPr>
+            <w:tcW w:w="1082" w:type="dxa"/>
+            <w:vAlign w:val="center"/>
+          </w:tcPr>
+          <w:p>
+            <w:pPr>
+              <w:pStyle w:val="ae"/>
+              <w:jc w:val="center"/>
+              <w:rPr>
+                <w:i/>
+                <w:lang w:val="en-US"/>
+              </w:rPr>
+            </w:pPr>
+            <m:oMathPara>
+              <m:oMath>
+                <m:r>
+                  <w:rPr>
+                    <w:rFonts w:ascii="Cambria Math" w:hAnsi="Cambria Math"/>
+                    <w:lang w:val="en-US"/>
+                  </w:rPr>
+                  <m:t>1</m:t>
+                </m:r>
+              </m:oMath>
+            </m:oMathPara>
+          </w:p>
+        </w:tc>
+        <w:tc>
+          <w:tcPr>
+            <w:tcW w:w="1102" w:type="dxa"/>
+            <w:vAlign w:val="center"/>
+          </w:tcPr>
+          <w:p>
+            <w:pPr>
+              <w:pStyle w:val="ae"/>
+              <w:jc w:val="center"/>
+              <w:rPr>
+                <w:iCs/>
+                <w:lang w:val="en-US"/>
+              </w:rPr>
+            </w:pPr>
+          </w:p>
+        </w:tc>
+      </w:tr>
+      <w:tr>
+        <w:tc>
+          <w:tcPr>
+            <w:tcW w:w="1041" w:type="dxa"/>
+            <w:tcBorders>
+              <w:top w:val="single" w:sz="4" w:space="0" w:color="auto"/>
+              <w:left w:val="nil"/>
+              <w:bottom w:val="nil"/>
+              <w:right w:val="nil"/>
+            </w:tcBorders>
+            <w:vAlign w:val="center"/>
+          </w:tcPr>
+          <w:p>
+            <w:pPr>
+              <w:pStyle w:val="ae"/>
+              <w:jc w:val="center"/>
+              <w:rPr>
+                <w:rFonts w:eastAsia="Calibri" w:cs="Times New Roman"/>
+              </w:rPr>
+            </w:pPr>
+          </w:p>
+        </w:tc>
+        <w:tc>
+          <w:tcPr>
+            <w:tcW w:w="1043" w:type="dxa"/>
+            <w:tcBorders>
+              <w:top w:val="single" w:sz="4" w:space="0" w:color="auto"/>
+              <w:left w:val="nil"/>
+              <w:bottom w:val="nil"/>
+              <w:right w:val="nil"/>
+            </w:tcBorders>
+            <w:vAlign w:val="center"/>
+          </w:tcPr>
+          <w:p>
+            <w:pPr>
+              <w:pStyle w:val="ae"/>
+              <w:jc w:val="center"/>
+              <w:rPr>
+                <w:rFonts w:eastAsia="Calibri" w:cs="Times New Roman"/>
+              </w:rPr>
+            </w:pPr>
+          </w:p>
+        </w:tc>
+        <w:tc>
+          <w:tcPr>
+            <w:tcW w:w="1037" w:type="dxa"/>
+            <w:tcBorders>
+              <w:top w:val="single" w:sz="4" w:space="0" w:color="auto"/>
+              <w:left w:val="nil"/>
+              <w:bottom w:val="nil"/>
+              <w:right w:val="single" w:sz="4" w:space="0" w:color="auto"/>
+            </w:tcBorders>
+            <w:vAlign w:val="center"/>
+          </w:tcPr>
+          <w:p>
+            <w:pPr>
+              <w:pStyle w:val="ae"/>
+              <w:jc w:val="center"/>
+              <w:rPr>
+                <w:rFonts w:eastAsia="Calibri" w:cs="Times New Roman"/>
+              </w:rPr>
+            </w:pPr>
+          </w:p>
+        </w:tc>
+        <w:tc>
+          <w:tcPr>
+            <w:tcW w:w="1044" w:type="dxa"/>
+            <w:tcBorders>
+              <w:top w:val="single" w:sz="4" w:space="0" w:color="auto"/>
+              <w:left w:val="single" w:sz="4" w:space="0" w:color="auto"/>
+              <w:bottom w:val="single" w:sz="4" w:space="0" w:color="auto"/>
+              <w:right w:val="single" w:sz="4" w:space="0" w:color="auto"/>
+            </w:tcBorders>
+            <w:vAlign w:val="center"/>
+          </w:tcPr>
+          <w:p>
+            <w:pPr>
+              <w:pStyle w:val="ae"/>
+              <w:jc w:val="center"/>
+              <w:rPr>
+                <w:i/>
+              </w:rPr>
+            </w:pPr>
+            <m:oMathPara>
+              <m:oMath>
+                <m:r>
+                  <w:rPr>
+                    <w:rFonts w:ascii="Cambria Math" w:hAnsi="Cambria Math"/>
+                    <w:lang w:val="en-US"/>
+                  </w:rPr>
+                  <m:t>-4</m:t>
+                </m:r>
+              </m:oMath>
+            </m:oMathPara>
+          </w:p>
+        </w:tc>
+        <w:tc>
+          <w:tcPr>
+            <w:tcW w:w="1132" w:type="dxa"/>
+            <w:tcBorders>
+              <w:left w:val="single" w:sz="4" w:space="0" w:color="auto"/>
+            </w:tcBorders>
+            <w:vAlign w:val="center"/>
+          </w:tcPr>
+          <w:p>
+            <w:pPr>
+              <w:pStyle w:val="ae"/>
+              <w:jc w:val="center"/>
+              <w:rPr>
+                <w:i/>
+                <w:lang w:val="en-US"/>
+              </w:rPr>
+            </w:pPr>
+            <m:oMathPara>
+              <m:oMath>
+                <m:r>
+                  <w:rPr>
+                    <w:rFonts w:ascii="Cambria Math" w:hAnsi="Cambria Math"/>
+                    <w:lang w:val="en-US"/>
+                  </w:rPr>
+                  <m:t>6</m:t>
+                </m:r>
+              </m:oMath>
+            </m:oMathPara>
+          </w:p>
+        </w:tc>
+        <w:tc>
+          <w:tcPr>
+            <w:tcW w:w="1088" w:type="dxa"/>
+            <w:vAlign w:val="center"/>
+          </w:tcPr>
+          <w:p>
+            <w:pPr>
+              <w:pStyle w:val="ae"/>
+              <w:jc w:val="center"/>
+              <w:rPr>
+                <w:i/>
+              </w:rPr>
+            </w:pPr>
+            <m:oMathPara>
+              <m:oMath>
+                <m:r>
+                  <w:rPr>
+                    <w:rFonts w:ascii="Cambria Math" w:hAnsi="Cambria Math"/>
+                    <w:lang w:val="en-US"/>
+                  </w:rPr>
+                  <m:t>-2</m:t>
+                </m:r>
+              </m:oMath>
+            </m:oMathPara>
+          </w:p>
+        </w:tc>
+        <w:tc>
+          <w:tcPr>
+            <w:tcW w:w="1064" w:type="dxa"/>
+          </w:tcPr>
+          <w:p>
+            <w:pPr>
+              <w:pStyle w:val="ae"/>
+              <w:jc w:val="center"/>
+              <w:rPr>
+                <w:rFonts w:eastAsia="Calibri" w:cs="Times New Roman"/>
+              </w:rPr>
+            </w:pPr>
+          </w:p>
+        </w:tc>
+        <w:tc>
+          <w:tcPr>
+            <w:tcW w:w="1082" w:type="dxa"/>
+            <w:vAlign w:val="center"/>
+          </w:tcPr>
+          <w:p>
+            <w:pPr>
+              <w:pStyle w:val="ae"/>
+              <w:jc w:val="center"/>
+              <w:rPr>
+                <w:i/>
+                <w:lang w:val="en-US"/>
+              </w:rPr>
+            </w:pPr>
+            <m:oMathPara>
+              <m:oMath>
+                <m:r>
+                  <w:rPr>
+                    <w:rFonts w:ascii="Cambria Math" w:hAnsi="Cambria Math"/>
+                  </w:rPr>
+                  <m:t>0</m:t>
+                </m:r>
+              </m:oMath>
+            </m:oMathPara>
+          </w:p>
+        </w:tc>
+        <w:tc>
+          <w:tcPr>
+            <w:tcW w:w="1102" w:type="dxa"/>
+            <w:vAlign w:val="center"/>
+          </w:tcPr>
+          <w:p>
+            <w:pPr>
+              <w:pStyle w:val="ae"/>
+              <w:jc w:val="center"/>
+            </w:pPr>
+            <m:oMathPara>
+              <m:oMath>
+                <m:sSub>
+                  <m:sSubPr>
+                    <m:ctrlPr>
+                      <w:rPr>
+                        <w:rFonts w:ascii="Cambria Math" w:hAnsi="Cambria Math"/>
+                        <w:i/>
+                      </w:rPr>
+                    </m:ctrlPr>
+                  </m:sSubPr>
+                  <m:e>
+                    <m:r>
+                      <w:rPr>
+                        <w:rFonts w:ascii="Cambria Math" w:hAnsi="Cambria Math"/>
+                      </w:rPr>
+                      <m:t>z</m:t>
+                    </m:r>
+                  </m:e>
+                  <m:sub>
+                    <m:r>
+                      <w:rPr>
+                        <w:rFonts w:ascii="Cambria Math" w:hAnsi="Cambria Math"/>
+                      </w:rPr>
+                      <m:t>j</m:t>
+                    </m:r>
+                  </m:sub>
+                </m:sSub>
+              </m:oMath>
+            </m:oMathPara>
+          </w:p>
+        </w:tc>
+      </w:tr>
+      <w:tr>
+        <w:tc>
+          <w:tcPr>
+            <w:tcW w:w="1041" w:type="dxa"/>
+            <w:tcBorders>
+              <w:top w:val="nil"/>
+              <w:left w:val="nil"/>
+              <w:bottom w:val="nil"/>
+              <w:right w:val="nil"/>
+            </w:tcBorders>
+            <w:vAlign w:val="center"/>
+          </w:tcPr>
+          <w:p>
+            <w:pPr>
+              <w:pStyle w:val="ae"/>
+              <w:jc w:val="center"/>
+              <w:rPr>
+                <w:rFonts w:eastAsia="Calibri" w:cs="Times New Roman"/>
+              </w:rPr>
+            </w:pPr>
+          </w:p>
+        </w:tc>
+        <w:tc>
+          <w:tcPr>
+            <w:tcW w:w="1043" w:type="dxa"/>
+            <w:tcBorders>
+              <w:top w:val="nil"/>
+              <w:left w:val="nil"/>
+              <w:bottom w:val="nil"/>
+              <w:right w:val="nil"/>
+            </w:tcBorders>
+            <w:vAlign w:val="center"/>
+          </w:tcPr>
+          <w:p>
+            <w:pPr>
+              <w:pStyle w:val="ae"/>
+              <w:jc w:val="center"/>
+              <w:rPr>
+                <w:rFonts w:eastAsia="Calibri" w:cs="Times New Roman"/>
+              </w:rPr>
+            </w:pPr>
+          </w:p>
+        </w:tc>
+        <w:tc>
+          <w:tcPr>
+            <w:tcW w:w="1037" w:type="dxa"/>
+            <w:tcBorders>
+              <w:top w:val="nil"/>
+              <w:left w:val="nil"/>
+              <w:bottom w:val="nil"/>
+              <w:right w:val="single" w:sz="4" w:space="0" w:color="auto"/>
+            </w:tcBorders>
+            <w:vAlign w:val="center"/>
+          </w:tcPr>
+          <w:p>
+            <w:pPr>
+              <w:pStyle w:val="ae"/>
+              <w:jc w:val="center"/>
+              <w:rPr>
+                <w:rFonts w:eastAsia="Calibri" w:cs="Times New Roman"/>
+              </w:rPr>
+            </w:pPr>
+          </w:p>
+        </w:tc>
+        <w:tc>
+          <w:tcPr>
+            <w:tcW w:w="1044" w:type="dxa"/>
+            <w:tcBorders>
+              <w:top w:val="single" w:sz="4" w:space="0" w:color="auto"/>
+              <w:left w:val="single" w:sz="4" w:space="0" w:color="auto"/>
+              <w:bottom w:val="single" w:sz="4" w:space="0" w:color="auto"/>
+              <w:right w:val="single" w:sz="4" w:space="0" w:color="auto"/>
+            </w:tcBorders>
+            <w:vAlign w:val="center"/>
+          </w:tcPr>
+          <w:p>
+            <w:pPr>
+              <w:pStyle w:val="ae"/>
+              <w:jc w:val="center"/>
+              <w:rPr>
+                <w:i/>
+              </w:rPr>
+            </w:pPr>
+            <m:oMathPara>
+              <m:oMath>
+                <m:r>
+                  <w:rPr>
+                    <w:rFonts w:ascii="Cambria Math" w:hAnsi="Cambria Math"/>
+                    <w:lang w:val="en-US"/>
+                  </w:rPr>
+                  <m:t>-7</m:t>
+                </m:r>
+              </m:oMath>
+            </m:oMathPara>
+          </w:p>
+        </w:tc>
+        <w:tc>
+          <w:tcPr>
+            <w:tcW w:w="1132" w:type="dxa"/>
+            <w:tcBorders>
+              <w:left w:val="single" w:sz="4" w:space="0" w:color="auto"/>
+            </w:tcBorders>
+            <w:vAlign w:val="center"/>
+          </w:tcPr>
+          <w:p>
+            <w:pPr>
+              <w:pStyle w:val="ae"/>
+              <w:jc w:val="center"/>
+            </w:pPr>
+            <m:oMathPara>
+              <m:oMath>
+                <m:r>
+                  <w:rPr>
+                    <w:rFonts w:ascii="Cambria Math" w:hAnsi="Cambria Math"/>
+                  </w:rPr>
+                  <m:t>4</m:t>
+                </m:r>
+              </m:oMath>
+            </m:oMathPara>
+          </w:p>
+        </w:tc>
+        <w:tc>
+          <w:tcPr>
+            <w:tcW w:w="1088" w:type="dxa"/>
+            <w:vAlign w:val="center"/>
+          </w:tcPr>
+          <w:p>
+            <w:pPr>
+              <w:pStyle w:val="ae"/>
+              <w:jc w:val="center"/>
+              <w:rPr>
+                <w:i/>
+              </w:rPr>
+            </w:pPr>
+            <m:oMathPara>
+              <m:oMath>
+                <m:r>
+                  <w:rPr>
+                    <w:rFonts w:ascii="Cambria Math" w:hAnsi="Cambria Math"/>
+                    <w:lang w:val="en-US"/>
+                  </w:rPr>
+                  <m:t>-2</m:t>
+                </m:r>
+              </m:oMath>
+            </m:oMathPara>
+          </w:p>
+        </w:tc>
+        <w:tc>
+          <w:tcPr>
+            <w:tcW w:w="1064" w:type="dxa"/>
+          </w:tcPr>
+          <w:p>
+            <w:pPr>
+              <w:pStyle w:val="ae"/>
+              <w:jc w:val="center"/>
+              <w:rPr>
+                <w:rFonts w:eastAsia="Calibri" w:cs="Times New Roman"/>
+                <w:lang w:val="en-US"/>
+              </w:rPr>
+            </w:pPr>
+          </w:p>
+        </w:tc>
+        <w:tc>
+          <w:tcPr>
+            <w:tcW w:w="1082" w:type="dxa"/>
+            <w:vAlign w:val="center"/>
+          </w:tcPr>
+          <w:p>
+            <w:pPr>
+              <w:pStyle w:val="ae"/>
+              <w:jc w:val="center"/>
+              <w:rPr>
+                <w:lang w:val="en-US"/>
+              </w:rPr>
+            </w:pPr>
+            <m:oMathPara>
+              <m:oMath>
+                <m:r>
+                  <w:rPr>
+                    <w:rFonts w:ascii="Cambria Math" w:hAnsi="Cambria Math"/>
+                    <w:lang w:val="en-US"/>
+                  </w:rPr>
+                  <m:t>0</m:t>
+                </m:r>
+              </m:oMath>
+            </m:oMathPara>
+          </w:p>
+        </w:tc>
+        <w:tc>
+          <w:tcPr>
+            <w:tcW w:w="1102" w:type="dxa"/>
+            <w:vAlign w:val="center"/>
+          </w:tcPr>
+          <w:p>
+            <w:pPr>
+              <w:pStyle w:val="ae"/>
+              <w:jc w:val="center"/>
+              <w:rPr>
+                <w:i/>
+                <w:lang w:val="en-US"/>
+              </w:rPr>
+            </w:pPr>
+            <m:oMathPara>
+              <m:oMath>
+                <m:sSub>
+                  <m:sSubPr>
+                    <m:ctrlPr>
+                      <w:rPr>
+                        <w:rFonts w:ascii="Cambria Math" w:hAnsi="Cambria Math"/>
+                        <w:i/>
+                        <w:lang w:val="en-US"/>
+                      </w:rPr>
+                    </m:ctrlPr>
+                  </m:sSubPr>
+                  <m:e>
+                    <m:r>
+                      <w:rPr>
+                        <w:rFonts w:ascii="Cambria Math" w:hAnsi="Cambria Math"/>
+                        <w:lang w:val="en-US"/>
+                      </w:rPr>
+                      <m:t>∆</m:t>
+                    </m:r>
+                  </m:e>
+                  <m:sub>
+                    <m:r>
+                      <w:rPr>
+                        <w:rFonts w:ascii="Cambria Math" w:hAnsi="Cambria Math"/>
+                        <w:lang w:val="en-US"/>
+                      </w:rPr>
+                      <m:t>j</m:t>
+                    </m:r>
+                  </m:sub>
+                </m:sSub>
+              </m:oMath>
+            </m:oMathPara>
+          </w:p>
+        </w:tc>
+      </w:tr>
+    </w:tbl>
+    <w:p>
+      <w:pPr>
+        <w:rPr>
+          <w:rFonts w:eastAsiaTheme="minorEastAsia"/>
+          <w:lang w:val="en-US"/>
+        </w:rPr>
+      </w:pPr>
+      <w:r>
+        <w:rPr>
+          <w:rFonts w:eastAsiaTheme="minorEastAsia"/>
+          <w:lang w:val="ru-RU"/>
+        </w:rPr>
+        <w:t xml:space="preserve">Среди </w:t>
+      </w:r>
     </w:p>
     <w:sectPr>
       <w:pgSz w:w="11906" w:h="16838"/>
@@ -2892,8 +10055,245 @@
 </w:document>
 </file>
 
+<file path=word/numbering.xml><?xml version="1.0" encoding="utf-8"?>
+<w:numbering xmlns:wpc="http://schemas.microsoft.com/office/word/2010/wordprocessingCanvas" xmlns:cx="http://schemas.microsoft.com/office/drawing/2014/chartex" xmlns:cx1="http://schemas.microsoft.com/office/drawing/2015/9/8/chartex" xmlns:cx2="http://schemas.microsoft.com/office/drawing/2015/10/21/chartex" xmlns:cx3="http://schemas.microsoft.com/office/drawing/2016/5/9/chartex" xmlns:cx4="http://schemas.microsoft.com/office/drawing/2016/5/10/chartex" xmlns:cx5="http://schemas.microsoft.com/office/drawing/2016/5/11/chartex" xmlns:cx6="http://schemas.microsoft.com/office/drawing/2016/5/12/chartex" xmlns:cx7="http://schemas.microsoft.com/office/drawing/2016/5/13/chartex" xmlns:cx8="http://schemas.microsoft.com/office/drawing/2016/5/14/chartex" xmlns:mc="http://schemas.openxmlformats.org/markup-compatibility/2006" xmlns:aink="http://schemas.microsoft.com/office/drawing/2016/ink" xmlns:am3d="http://schemas.microsoft.com/office/drawing/2017/model3d" xmlns:o="urn:schemas-microsoft-com:office:office" xmlns:oel="http://schemas.microsoft.com/office/2019/extlst" xmlns:r="http://schemas.openxmlformats.org/officeDocument/2006/relationships" xmlns:m="http://schemas.openxmlformats.org/officeDocument/2006/math" xmlns:v="urn:schemas-microsoft-com:vml" xmlns:wp14="http://schemas.microsoft.com/office/word/2010/wordprocessingDrawing" xmlns:wp="http://schemas.openxmlformats.org/drawingml/2006/wordprocessingDrawing" xmlns:w10="urn:schemas-microsoft-com:office:word" xmlns:w="http://schemas.openxmlformats.org/wordprocessingml/2006/main" xmlns:w14="http://schemas.microsoft.com/office/word/2010/wordml" xmlns:w15="http://schemas.microsoft.com/office/word/2012/wordml" xmlns:w16cex="http://schemas.microsoft.com/office/word/2018/wordml/cex" xmlns:w16cid="http://schemas.microsoft.com/office/word/2016/wordml/cid" xmlns:w16="http://schemas.microsoft.com/office/word/2018/wordml" xmlns:w16du="http://schemas.microsoft.com/office/word/2023/wordml/word16du" xmlns:w16sdtdh="http://schemas.microsoft.com/office/word/2020/wordml/sdtdatahash" xmlns:w16sdtfl="http://schemas.microsoft.com/office/word/2024/wordml/sdtformatlock" xmlns:w16se="http://schemas.microsoft.com/office/word/2015/wordml/symex" xmlns:wpg="http://schemas.microsoft.com/office/word/2010/wordprocessingGroup" xmlns:wpi="http://schemas.microsoft.com/office/word/2010/wordprocessingInk" xmlns:wne="http://schemas.microsoft.com/office/word/2006/wordml" xmlns:wps="http://schemas.microsoft.com/office/word/2010/wordprocessingShape" mc:Ignorable="w14 w15 w16se w16cid w16 w16cex w16sdtdh w16sdtfl w16du wp14">
+  <w:abstractNum w:abstractNumId="0" w15:restartNumberingAfterBreak="0">
+    <w:nsid w:val="01497F06"/>
+    <w:multiLevelType w:val="hybridMultilevel"/>
+    <w:tmpl w:val="AC223B92"/>
+    <w:lvl w:ilvl="0" w:tplc="04190001">
+      <w:start w:val="1"/>
+      <w:numFmt w:val="bullet"/>
+      <w:lvlText w:val=""/>
+      <w:lvlJc w:val="left"/>
+      <w:pPr>
+        <w:ind w:left="1145" w:hanging="360"/>
+      </w:pPr>
+      <w:rPr>
+        <w:rFonts w:ascii="Symbol" w:hAnsi="Symbol" w:hint="default"/>
+      </w:rPr>
+    </w:lvl>
+    <w:lvl w:ilvl="1" w:tplc="04190003" w:tentative="1">
+      <w:start w:val="1"/>
+      <w:numFmt w:val="bullet"/>
+      <w:lvlText w:val="o"/>
+      <w:lvlJc w:val="left"/>
+      <w:pPr>
+        <w:ind w:left="1865" w:hanging="360"/>
+      </w:pPr>
+      <w:rPr>
+        <w:rFonts w:ascii="Courier New" w:hAnsi="Courier New" w:cs="Courier New" w:hint="default"/>
+      </w:rPr>
+    </w:lvl>
+    <w:lvl w:ilvl="2" w:tplc="04190005" w:tentative="1">
+      <w:start w:val="1"/>
+      <w:numFmt w:val="bullet"/>
+      <w:lvlText w:val=""/>
+      <w:lvlJc w:val="left"/>
+      <w:pPr>
+        <w:ind w:left="2585" w:hanging="360"/>
+      </w:pPr>
+      <w:rPr>
+        <w:rFonts w:ascii="Wingdings" w:hAnsi="Wingdings" w:hint="default"/>
+      </w:rPr>
+    </w:lvl>
+    <w:lvl w:ilvl="3" w:tplc="04190001" w:tentative="1">
+      <w:start w:val="1"/>
+      <w:numFmt w:val="bullet"/>
+      <w:lvlText w:val=""/>
+      <w:lvlJc w:val="left"/>
+      <w:pPr>
+        <w:ind w:left="3305" w:hanging="360"/>
+      </w:pPr>
+      <w:rPr>
+        <w:rFonts w:ascii="Symbol" w:hAnsi="Symbol" w:hint="default"/>
+      </w:rPr>
+    </w:lvl>
+    <w:lvl w:ilvl="4" w:tplc="04190003" w:tentative="1">
+      <w:start w:val="1"/>
+      <w:numFmt w:val="bullet"/>
+      <w:lvlText w:val="o"/>
+      <w:lvlJc w:val="left"/>
+      <w:pPr>
+        <w:ind w:left="4025" w:hanging="360"/>
+      </w:pPr>
+      <w:rPr>
+        <w:rFonts w:ascii="Courier New" w:hAnsi="Courier New" w:cs="Courier New" w:hint="default"/>
+      </w:rPr>
+    </w:lvl>
+    <w:lvl w:ilvl="5" w:tplc="04190005" w:tentative="1">
+      <w:start w:val="1"/>
+      <w:numFmt w:val="bullet"/>
+      <w:lvlText w:val=""/>
+      <w:lvlJc w:val="left"/>
+      <w:pPr>
+        <w:ind w:left="4745" w:hanging="360"/>
+      </w:pPr>
+      <w:rPr>
+        <w:rFonts w:ascii="Wingdings" w:hAnsi="Wingdings" w:hint="default"/>
+      </w:rPr>
+    </w:lvl>
+    <w:lvl w:ilvl="6" w:tplc="04190001" w:tentative="1">
+      <w:start w:val="1"/>
+      <w:numFmt w:val="bullet"/>
+      <w:lvlText w:val=""/>
+      <w:lvlJc w:val="left"/>
+      <w:pPr>
+        <w:ind w:left="5465" w:hanging="360"/>
+      </w:pPr>
+      <w:rPr>
+        <w:rFonts w:ascii="Symbol" w:hAnsi="Symbol" w:hint="default"/>
+      </w:rPr>
+    </w:lvl>
+    <w:lvl w:ilvl="7" w:tplc="04190003" w:tentative="1">
+      <w:start w:val="1"/>
+      <w:numFmt w:val="bullet"/>
+      <w:lvlText w:val="o"/>
+      <w:lvlJc w:val="left"/>
+      <w:pPr>
+        <w:ind w:left="6185" w:hanging="360"/>
+      </w:pPr>
+      <w:rPr>
+        <w:rFonts w:ascii="Courier New" w:hAnsi="Courier New" w:cs="Courier New" w:hint="default"/>
+      </w:rPr>
+    </w:lvl>
+    <w:lvl w:ilvl="8" w:tplc="04190005" w:tentative="1">
+      <w:start w:val="1"/>
+      <w:numFmt w:val="bullet"/>
+      <w:lvlText w:val=""/>
+      <w:lvlJc w:val="left"/>
+      <w:pPr>
+        <w:ind w:left="6905" w:hanging="360"/>
+      </w:pPr>
+      <w:rPr>
+        <w:rFonts w:ascii="Wingdings" w:hAnsi="Wingdings" w:hint="default"/>
+      </w:rPr>
+    </w:lvl>
+  </w:abstractNum>
+  <w:abstractNum w:abstractNumId="1" w15:restartNumberingAfterBreak="0">
+    <w:nsid w:val="0C845F63"/>
+    <w:multiLevelType w:val="hybridMultilevel"/>
+    <w:tmpl w:val="55AE5236"/>
+    <w:lvl w:ilvl="0" w:tplc="04190001">
+      <w:start w:val="1"/>
+      <w:numFmt w:val="bullet"/>
+      <w:lvlText w:val=""/>
+      <w:lvlJc w:val="left"/>
+      <w:pPr>
+        <w:ind w:left="1145" w:hanging="360"/>
+      </w:pPr>
+      <w:rPr>
+        <w:rFonts w:ascii="Symbol" w:hAnsi="Symbol" w:hint="default"/>
+      </w:rPr>
+    </w:lvl>
+    <w:lvl w:ilvl="1" w:tplc="04190003" w:tentative="1">
+      <w:start w:val="1"/>
+      <w:numFmt w:val="bullet"/>
+      <w:lvlText w:val="o"/>
+      <w:lvlJc w:val="left"/>
+      <w:pPr>
+        <w:ind w:left="1865" w:hanging="360"/>
+      </w:pPr>
+      <w:rPr>
+        <w:rFonts w:ascii="Courier New" w:hAnsi="Courier New" w:cs="Courier New" w:hint="default"/>
+      </w:rPr>
+    </w:lvl>
+    <w:lvl w:ilvl="2" w:tplc="04190005" w:tentative="1">
+      <w:start w:val="1"/>
+      <w:numFmt w:val="bullet"/>
+      <w:lvlText w:val=""/>
+      <w:lvlJc w:val="left"/>
+      <w:pPr>
+        <w:ind w:left="2585" w:hanging="360"/>
+      </w:pPr>
+      <w:rPr>
+        <w:rFonts w:ascii="Wingdings" w:hAnsi="Wingdings" w:hint="default"/>
+      </w:rPr>
+    </w:lvl>
+    <w:lvl w:ilvl="3" w:tplc="04190001" w:tentative="1">
+      <w:start w:val="1"/>
+      <w:numFmt w:val="bullet"/>
+      <w:lvlText w:val=""/>
+      <w:lvlJc w:val="left"/>
+      <w:pPr>
+        <w:ind w:left="3305" w:hanging="360"/>
+      </w:pPr>
+      <w:rPr>
+        <w:rFonts w:ascii="Symbol" w:hAnsi="Symbol" w:hint="default"/>
+      </w:rPr>
+    </w:lvl>
+    <w:lvl w:ilvl="4" w:tplc="04190003" w:tentative="1">
+      <w:start w:val="1"/>
+      <w:numFmt w:val="bullet"/>
+      <w:lvlText w:val="o"/>
+      <w:lvlJc w:val="left"/>
+      <w:pPr>
+        <w:ind w:left="4025" w:hanging="360"/>
+      </w:pPr>
+      <w:rPr>
+        <w:rFonts w:ascii="Courier New" w:hAnsi="Courier New" w:cs="Courier New" w:hint="default"/>
+      </w:rPr>
+    </w:lvl>
+    <w:lvl w:ilvl="5" w:tplc="04190005" w:tentative="1">
+      <w:start w:val="1"/>
+      <w:numFmt w:val="bullet"/>
+      <w:lvlText w:val=""/>
+      <w:lvlJc w:val="left"/>
+      <w:pPr>
+        <w:ind w:left="4745" w:hanging="360"/>
+      </w:pPr>
+      <w:rPr>
+        <w:rFonts w:ascii="Wingdings" w:hAnsi="Wingdings" w:hint="default"/>
+      </w:rPr>
+    </w:lvl>
+    <w:lvl w:ilvl="6" w:tplc="04190001" w:tentative="1">
+      <w:start w:val="1"/>
+      <w:numFmt w:val="bullet"/>
+      <w:lvlText w:val=""/>
+      <w:lvlJc w:val="left"/>
+      <w:pPr>
+        <w:ind w:left="5465" w:hanging="360"/>
+      </w:pPr>
+      <w:rPr>
+        <w:rFonts w:ascii="Symbol" w:hAnsi="Symbol" w:hint="default"/>
+      </w:rPr>
+    </w:lvl>
+    <w:lvl w:ilvl="7" w:tplc="04190003" w:tentative="1">
+      <w:start w:val="1"/>
+      <w:numFmt w:val="bullet"/>
+      <w:lvlText w:val="o"/>
+      <w:lvlJc w:val="left"/>
+      <w:pPr>
+        <w:ind w:left="6185" w:hanging="360"/>
+      </w:pPr>
+      <w:rPr>
+        <w:rFonts w:ascii="Courier New" w:hAnsi="Courier New" w:cs="Courier New" w:hint="default"/>
+      </w:rPr>
+    </w:lvl>
+    <w:lvl w:ilvl="8" w:tplc="04190005" w:tentative="1">
+      <w:start w:val="1"/>
+      <w:numFmt w:val="bullet"/>
+      <w:lvlText w:val=""/>
+      <w:lvlJc w:val="left"/>
+      <w:pPr>
+        <w:ind w:left="6905" w:hanging="360"/>
+      </w:pPr>
+      <w:rPr>
+        <w:rFonts w:ascii="Wingdings" w:hAnsi="Wingdings" w:hint="default"/>
+      </w:rPr>
+    </w:lvl>
+  </w:abstractNum>
+  <w:num w:numId="1" w16cid:durableId="985354271">
+    <w:abstractNumId w:val="0"/>
+  </w:num>
+  <w:num w:numId="2" w16cid:durableId="1086075690">
+    <w:abstractNumId w:val="1"/>
+  </w:num>
+</w:numbering>
+</file>
+
 <file path=word/styles.xml><?xml version="1.0" encoding="utf-8"?>
-<w:styles xmlns:mc="http://schemas.openxmlformats.org/markup-compatibility/2006" xmlns:r="http://schemas.openxmlformats.org/officeDocument/2006/relationships" xmlns:w="http://schemas.openxmlformats.org/wordprocessingml/2006/main" xmlns:w14="http://schemas.microsoft.com/office/word/2010/wordml" xmlns:w15="http://schemas.microsoft.com/office/word/2012/wordml" xmlns:w16se="http://schemas.microsoft.com/office/word/2015/wordml/symex" mc:Ignorable="w14 w15 w16se">
+<w:styles xmlns:mc="http://schemas.openxmlformats.org/markup-compatibility/2006" xmlns:r="http://schemas.openxmlformats.org/officeDocument/2006/relationships" xmlns:w="http://schemas.openxmlformats.org/wordprocessingml/2006/main" xmlns:w14="http://schemas.microsoft.com/office/word/2010/wordml" xmlns:w15="http://schemas.microsoft.com/office/word/2012/wordml" xmlns:w16cex="http://schemas.microsoft.com/office/word/2018/wordml/cex" xmlns:w16cid="http://schemas.microsoft.com/office/word/2016/wordml/cid" xmlns:w16="http://schemas.microsoft.com/office/word/2018/wordml" xmlns:w16du="http://schemas.microsoft.com/office/word/2023/wordml/word16du" xmlns:w16sdtdh="http://schemas.microsoft.com/office/word/2020/wordml/sdtdatahash" xmlns:w16sdtfl="http://schemas.microsoft.com/office/word/2024/wordml/sdtformatlock" xmlns:w16se="http://schemas.microsoft.com/office/word/2015/wordml/symex" mc:Ignorable="w14 w15 w16se w16cid w16 w16cex w16sdtdh w16sdtfl w16du">
   <w:docDefaults>
     <w:rPrDefault>
       <w:rPr>
@@ -2901,7 +10301,7 @@
         <w:kern w:val="2"/>
         <w:sz w:val="24"/>
         <w:szCs w:val="24"/>
-        <w:lang w:eastAsia="en-US" w:bidi="ar-SA"/>
+        <w:lang w:val="ru-US" w:eastAsia="en-US" w:bidi="ar-SA"/>
         <w14:ligatures w14:val="standardContextual"/>
       </w:rPr>
     </w:rPrDefault>
@@ -2911,7 +10311,7 @@
       </w:pPr>
     </w:pPrDefault>
   </w:docDefaults>
-  <w:latentStyles w:defLockedState="0" w:defUIPriority="99" w:defSemiHidden="0" w:defUnhideWhenUsed="0" w:defQFormat="0" w:count="371">
+  <w:latentStyles w:defLockedState="0" w:defUIPriority="99" w:defSemiHidden="0" w:defUnhideWhenUsed="0" w:defQFormat="0" w:count="376">
     <w:lsdException w:name="Normal" w:uiPriority="0" w:qFormat="1"/>
     <w:lsdException w:name="heading 1" w:uiPriority="9" w:qFormat="1"/>
     <w:lsdException w:name="heading 2" w:semiHidden="1" w:uiPriority="9" w:unhideWhenUsed="1" w:qFormat="1"/>
@@ -3283,6 +10683,11 @@
     <w:lsdException w:name="List Table 5 Dark Accent 6" w:uiPriority="50"/>
     <w:lsdException w:name="List Table 6 Colorful Accent 6" w:uiPriority="51"/>
     <w:lsdException w:name="List Table 7 Colorful Accent 6" w:uiPriority="52"/>
+    <w:lsdException w:name="Mention" w:semiHidden="1" w:unhideWhenUsed="1"/>
+    <w:lsdException w:name="Smart Hyperlink" w:semiHidden="1" w:unhideWhenUsed="1"/>
+    <w:lsdException w:name="Hashtag" w:semiHidden="1" w:unhideWhenUsed="1"/>
+    <w:lsdException w:name="Unresolved Mention" w:semiHidden="1" w:unhideWhenUsed="1"/>
+    <w:lsdException w:name="Smart Link" w:semiHidden="1" w:unhideWhenUsed="1"/>
   </w:latentStyles>
   <w:style w:type="paragraph" w:default="1" w:styleId="a">
     <w:name w:val="Normal"/>
@@ -3497,7 +10902,6 @@
   <w:style w:type="character" w:default="1" w:styleId="a0">
     <w:name w:val="Default Paragraph Font"/>
     <w:uiPriority w:val="1"/>
-    <w:semiHidden/>
     <w:unhideWhenUsed/>
   </w:style>
   <w:style w:type="table" w:default="1" w:styleId="a1">

--- a/Курс 3/Математические основы ИИ/Лабораторные/02. Симплексный метод решения задач линейного программирования/Вариант 6.docx
+++ b/Курс 3/Математические основы ИИ/Лабораторные/02. Симплексный метод решения задач линейного программирования/Вариант 6.docx
@@ -406,7 +406,7 @@
       <w:pPr>
         <w:ind w:firstLine="0"/>
         <w:rPr>
-          <w:lang w:val="en-US"/>
+          <w:lang w:val="ru-RU"/>
         </w:rPr>
       </w:pPr>
       <w:r>
@@ -420,7 +420,7 @@
       <w:pPr>
         <w:ind w:firstLine="0"/>
         <w:rPr>
-          <w:lang w:val="en-US"/>
+          <w:lang w:val="ru-RU"/>
         </w:rPr>
       </w:pPr>
     </w:p>
@@ -900,14 +900,7 @@
               <w:rFonts w:ascii="Cambria Math" w:eastAsiaTheme="minorEastAsia" w:hAnsi="Cambria Math"/>
               <w:lang w:val="en-US"/>
             </w:rPr>
-            <m:t>=</m:t>
-          </m:r>
-          <m:r>
-            <w:rPr>
-              <w:rFonts w:ascii="Cambria Math" w:eastAsiaTheme="minorEastAsia" w:hAnsi="Cambria Math"/>
-              <w:lang w:val="en-US"/>
-            </w:rPr>
-            <m:t>6</m:t>
+            <m:t>=6</m:t>
           </m:r>
         </m:oMath>
       </m:oMathPara>
@@ -1156,15 +1149,13 @@
         </w:rPr>
         <w:t xml:space="preserve">Для решения этой проблемы введём ещё одну </w:t>
       </w:r>
-      <w:proofErr w:type="spellStart"/>
       <w:r>
         <w:rPr>
           <w:rFonts w:eastAsiaTheme="minorEastAsia" w:cs="Times New Roman"/>
           <w:lang w:val="ru-RU"/>
         </w:rPr>
-        <w:t>исскуственную</w:t>
+        <w:t>искусственную</w:t>
       </w:r>
-      <w:proofErr w:type="spellEnd"/>
       <w:r>
         <w:rPr>
           <w:rFonts w:eastAsiaTheme="minorEastAsia" w:cs="Times New Roman"/>
@@ -1679,14 +1670,7 @@
               <w:rFonts w:ascii="Cambria Math" w:eastAsiaTheme="minorEastAsia" w:hAnsi="Cambria Math"/>
               <w:lang w:val="en-US"/>
             </w:rPr>
-            <m:t>=</m:t>
-          </m:r>
-          <m:r>
-            <w:rPr>
-              <w:rFonts w:ascii="Cambria Math" w:eastAsiaTheme="minorEastAsia" w:hAnsi="Cambria Math"/>
-              <w:lang w:val="en-US"/>
-            </w:rPr>
-            <m:t>16</m:t>
+            <m:t>=16</m:t>
           </m:r>
         </m:oMath>
       </m:oMathPara>
@@ -2161,7 +2145,7 @@
       <w:pPr>
         <w:rPr>
           <w:i/>
-          <w:lang w:val="en-US"/>
+          <w:lang w:val="ru-RU"/>
         </w:rPr>
       </w:pPr>
       <w:r>
@@ -2263,7 +2247,7 @@
       <w:pPr>
         <w:ind w:firstLine="0"/>
         <w:rPr>
-          <w:lang w:val="en-US"/>
+          <w:lang w:val="ru-RU"/>
         </w:rPr>
       </w:pPr>
       <w:r>
@@ -2275,7 +2259,7 @@
       </w:r>
       <w:r>
         <w:rPr>
-          <w:lang w:val="en-US"/>
+          <w:lang w:val="ru-RU"/>
         </w:rPr>
         <w:t>3</w:t>
       </w:r>
@@ -2287,7 +2271,7 @@
       </w:r>
       <w:r>
         <w:rPr>
-          <w:lang w:val="en-US"/>
+          <w:lang w:val="ru-RU"/>
         </w:rPr>
         <w:t xml:space="preserve"> </w:t>
       </w:r>
@@ -2301,7 +2285,7 @@
     <w:p>
       <w:pPr>
         <w:rPr>
-          <w:lang w:val="en-US"/>
+          <w:lang w:val="ru-RU"/>
         </w:rPr>
       </w:pPr>
       <w:r>
@@ -2314,7 +2298,7 @@
     <w:p>
       <w:pPr>
         <w:rPr>
-          <w:lang w:val="en-US"/>
+          <w:lang w:val="ru-RU"/>
         </w:rPr>
       </w:pPr>
     </w:p>
@@ -2909,7 +2893,7 @@
                           <pic:cNvPicPr/>
                         </pic:nvPicPr>
                         <pic:blipFill>
-                          <a:blip r:embed="rId5" cstate="print"/>
+                          <a:blip r:embed="rId6" cstate="print"/>
                           <a:stretch>
                             <a:fillRect/>
                           </a:stretch>
@@ -3051,13 +3035,7 @@
                   <w:rPr>
                     <w:rFonts w:ascii="Cambria Math" w:hAnsi="Cambria Math"/>
                   </w:rPr>
-                  <m:t>-</m:t>
-                </m:r>
-                <m:r>
-                  <w:rPr>
-                    <w:rFonts w:ascii="Cambria Math" w:hAnsi="Cambria Math"/>
-                  </w:rPr>
-                  <m:t>2</m:t>
+                  <m:t>-2</m:t>
                 </m:r>
               </m:oMath>
             </m:oMathPara>
@@ -5017,14 +4995,7 @@
               <w:rFonts w:ascii="Cambria Math" w:eastAsiaTheme="minorEastAsia" w:hAnsi="Cambria Math"/>
               <w:lang w:val="en-US"/>
             </w:rPr>
-            <m:t>=</m:t>
-          </m:r>
-          <m:r>
-            <w:rPr>
-              <w:rFonts w:ascii="Cambria Math" w:eastAsiaTheme="minorEastAsia" w:hAnsi="Cambria Math"/>
-              <w:lang w:val="en-US"/>
-            </w:rPr>
-            <m:t>-M*1+0*0=-M</m:t>
+            <m:t>=-M*1+0*0=-M</m:t>
           </m:r>
         </m:oMath>
       </m:oMathPara>
@@ -5074,14 +5045,7 @@
               <w:rFonts w:ascii="Cambria Math" w:eastAsiaTheme="minorEastAsia" w:hAnsi="Cambria Math"/>
               <w:lang w:val="en-US"/>
             </w:rPr>
-            <m:t>=</m:t>
-          </m:r>
-          <m:r>
-            <w:rPr>
-              <w:rFonts w:ascii="Cambria Math" w:eastAsiaTheme="minorEastAsia" w:hAnsi="Cambria Math"/>
-              <w:lang w:val="en-US"/>
-            </w:rPr>
-            <m:t>-M*0+0*1=0</m:t>
+            <m:t>=-M*0+0*1=0</m:t>
           </m:r>
         </m:oMath>
       </m:oMathPara>
@@ -5191,14 +5155,7 @@
             <w:rFonts w:ascii="Cambria Math" w:hAnsi="Cambria Math"/>
             <w:lang w:val="en-US"/>
           </w:rPr>
-          <m:t>,</m:t>
-        </m:r>
-        <m:r>
-          <w:rPr>
-            <w:rFonts w:ascii="Cambria Math" w:hAnsi="Cambria Math"/>
-            <w:lang w:val="en-US"/>
-          </w:rPr>
-          <m:t xml:space="preserve"> </m:t>
+          <m:t xml:space="preserve">, </m:t>
         </m:r>
         <m:sSub>
           <m:sSubPr>
@@ -5378,14 +5335,7 @@
               <w:rFonts w:ascii="Cambria Math" w:eastAsiaTheme="minorEastAsia" w:hAnsi="Cambria Math"/>
               <w:lang w:val="en-US"/>
             </w:rPr>
-            <m:t>=</m:t>
-          </m:r>
-          <m:r>
-            <w:rPr>
-              <w:rFonts w:ascii="Cambria Math" w:eastAsiaTheme="minorEastAsia" w:hAnsi="Cambria Math"/>
-              <w:lang w:val="en-US"/>
-            </w:rPr>
-            <m:t>2M-</m:t>
+            <m:t>=2M-</m:t>
           </m:r>
           <m:d>
             <m:dPr>
@@ -5463,14 +5413,7 @@
               <w:rFonts w:ascii="Cambria Math" w:eastAsiaTheme="minorEastAsia" w:hAnsi="Cambria Math"/>
               <w:lang w:val="en-US"/>
             </w:rPr>
-            <m:t>=</m:t>
-          </m:r>
-          <m:r>
-            <w:rPr>
-              <w:rFonts w:ascii="Cambria Math" w:eastAsiaTheme="minorEastAsia" w:hAnsi="Cambria Math"/>
-              <w:lang w:val="en-US"/>
-            </w:rPr>
-            <m:t>-3M-2</m:t>
+            <m:t>=-3M-2</m:t>
           </m:r>
         </m:oMath>
       </m:oMathPara>
@@ -5520,14 +5463,7 @@
               <w:rFonts w:ascii="Cambria Math" w:eastAsiaTheme="minorEastAsia" w:hAnsi="Cambria Math"/>
               <w:lang w:val="en-US"/>
             </w:rPr>
-            <m:t>=</m:t>
-          </m:r>
-          <m:r>
-            <w:rPr>
-              <w:rFonts w:ascii="Cambria Math" w:eastAsiaTheme="minorEastAsia" w:hAnsi="Cambria Math"/>
-              <w:lang w:val="en-US"/>
-            </w:rPr>
-            <m:t>M-0=M</m:t>
+            <m:t>=M-0=M</m:t>
           </m:r>
         </m:oMath>
       </m:oMathPara>
@@ -5577,14 +5513,7 @@
               <w:rFonts w:ascii="Cambria Math" w:eastAsiaTheme="minorEastAsia" w:hAnsi="Cambria Math"/>
               <w:lang w:val="en-US"/>
             </w:rPr>
-            <m:t>=</m:t>
-          </m:r>
-          <m:r>
-            <w:rPr>
-              <w:rFonts w:ascii="Cambria Math" w:eastAsiaTheme="minorEastAsia" w:hAnsi="Cambria Math"/>
-              <w:lang w:val="en-US"/>
-            </w:rPr>
-            <m:t>-M-M=0</m:t>
+            <m:t>=-M-M=0</m:t>
           </m:r>
         </m:oMath>
       </m:oMathPara>
@@ -5634,14 +5563,7 @@
               <w:rFonts w:ascii="Cambria Math" w:eastAsiaTheme="minorEastAsia" w:hAnsi="Cambria Math"/>
               <w:lang w:val="en-US"/>
             </w:rPr>
-            <m:t>=</m:t>
-          </m:r>
-          <m:r>
-            <w:rPr>
-              <w:rFonts w:ascii="Cambria Math" w:eastAsiaTheme="minorEastAsia" w:hAnsi="Cambria Math"/>
-              <w:lang w:val="en-US"/>
-            </w:rPr>
-            <m:t>0-0=0</m:t>
+            <m:t>=0-0=0</m:t>
           </m:r>
         </m:oMath>
       </m:oMathPara>
@@ -5671,7 +5593,7 @@
         <w:rPr>
           <w:rFonts w:eastAsiaTheme="minorEastAsia"/>
           <w:iCs/>
-          <w:lang w:val="en-US"/>
+          <w:lang w:val="ru-RU"/>
         </w:rPr>
       </w:pPr>
       <w:r>
@@ -5707,15 +5629,6 @@
         </w:rPr>
         <w:t>к в таблицу:</w:t>
       </w:r>
-    </w:p>
-    <w:p>
-      <w:pPr>
-        <w:rPr>
-          <w:rFonts w:eastAsiaTheme="minorEastAsia"/>
-          <w:iCs/>
-          <w:lang w:val="en-US"/>
-        </w:rPr>
-      </w:pPr>
     </w:p>
     <w:tbl>
       <w:tblPr>
@@ -6347,7 +6260,7 @@
                               <pic:cNvPicPr/>
                             </pic:nvPicPr>
                             <pic:blipFill>
-                              <a:blip r:embed="rId5" cstate="print"/>
+                              <a:blip r:embed="rId6" cstate="print"/>
                               <a:stretch>
                                 <a:fillRect/>
                               </a:stretch>
@@ -7520,14 +7433,7 @@
             <w:rFonts w:ascii="Cambria Math" w:hAnsi="Cambria Math"/>
             <w:lang w:val="ru-RU"/>
           </w:rPr>
-          <m:t>=</m:t>
-        </m:r>
-        <m:r>
-          <w:rPr>
-            <w:rFonts w:ascii="Cambria Math" w:hAnsi="Cambria Math"/>
-            <w:lang w:val="ru-RU"/>
-          </w:rPr>
-          <m:t>-3</m:t>
+          <m:t>=-3</m:t>
         </m:r>
         <m:r>
           <w:rPr>
@@ -7541,7 +7447,7 @@
             <w:rFonts w:ascii="Cambria Math" w:hAnsi="Cambria Math"/>
             <w:lang w:val="ru-RU"/>
           </w:rPr>
-          <m:t>+</m:t>
+          <m:t>-</m:t>
         </m:r>
         <m:r>
           <w:rPr>
@@ -7927,14 +7833,7 @@
             <w:rFonts w:ascii="Cambria Math" w:hAnsi="Cambria Math"/>
             <w:lang w:val="en-US"/>
           </w:rPr>
-          <m:t>=</m:t>
-        </m:r>
-        <m:r>
-          <w:rPr>
-            <w:rFonts w:ascii="Cambria Math" w:hAnsi="Cambria Math"/>
-            <w:lang w:val="en-US"/>
-          </w:rPr>
-          <m:t>4</m:t>
+          <m:t>=4</m:t>
         </m:r>
       </m:oMath>
       <w:r>
@@ -8002,7 +7901,7 @@
       <w:pPr>
         <w:rPr>
           <w:rFonts w:eastAsiaTheme="minorEastAsia"/>
-          <w:lang w:val="ru-RU"/>
+          <w:lang w:val="en-US"/>
         </w:rPr>
       </w:pPr>
       <w:r>
@@ -8010,82 +7909,7 @@
           <w:rFonts w:eastAsiaTheme="minorEastAsia"/>
           <w:lang w:val="ru-RU"/>
         </w:rPr>
-        <w:t xml:space="preserve">Теперь необходимо перерассчитать таблицу. </w:t>
-      </w:r>
-      <w:r>
-        <w:rPr>
-          <w:rFonts w:eastAsiaTheme="minorEastAsia"/>
-          <w:lang w:val="ru-RU"/>
-        </w:rPr>
-        <w:t xml:space="preserve">Столбец </w:t>
-      </w:r>
-      <m:oMath>
-        <m:sSub>
-          <m:sSubPr>
-            <m:ctrlPr>
-              <w:rPr>
-                <w:rFonts w:ascii="Cambria Math" w:eastAsiaTheme="minorEastAsia" w:hAnsi="Cambria Math"/>
-                <w:i/>
-                <w:lang w:val="en-US"/>
-              </w:rPr>
-            </m:ctrlPr>
-          </m:sSubPr>
-          <m:e>
-            <m:r>
-              <w:rPr>
-                <w:rFonts w:ascii="Cambria Math" w:eastAsiaTheme="minorEastAsia" w:hAnsi="Cambria Math"/>
-                <w:lang w:val="ru-RU"/>
-              </w:rPr>
-              <m:t>x</m:t>
-            </m:r>
-            <m:ctrlPr>
-              <w:rPr>
-                <w:rFonts w:ascii="Cambria Math" w:eastAsiaTheme="minorEastAsia" w:hAnsi="Cambria Math"/>
-                <w:i/>
-                <w:lang w:val="ru-RU"/>
-              </w:rPr>
-            </m:ctrlPr>
-          </m:e>
-          <m:sub>
-            <m:r>
-              <w:rPr>
-                <w:rFonts w:ascii="Cambria Math" w:eastAsiaTheme="minorEastAsia" w:hAnsi="Cambria Math"/>
-                <w:lang w:val="ru-RU"/>
-              </w:rPr>
-              <m:t>4</m:t>
-            </m:r>
-          </m:sub>
-        </m:sSub>
-      </m:oMath>
-      <w:r>
-        <w:rPr>
-          <w:rFonts w:eastAsiaTheme="minorEastAsia"/>
-          <w:lang w:val="ru-RU"/>
-        </w:rPr>
-        <w:t xml:space="preserve"> – тот, что содержал коэффициент </w:t>
-      </w:r>
-      <m:oMath>
-        <m:r>
-          <w:rPr>
-            <w:rFonts w:ascii="Cambria Math" w:eastAsiaTheme="minorEastAsia" w:hAnsi="Cambria Math"/>
-            <w:lang w:val="en-US"/>
-          </w:rPr>
-          <m:t>M</m:t>
-        </m:r>
-      </m:oMath>
-      <w:r>
-        <w:rPr>
-          <w:rFonts w:eastAsiaTheme="minorEastAsia"/>
-          <w:lang w:val="ru-RU"/>
-        </w:rPr>
-        <w:t xml:space="preserve">. </w:t>
-      </w:r>
-      <w:r>
-        <w:rPr>
-          <w:rFonts w:eastAsiaTheme="minorEastAsia"/>
-          <w:lang w:val="ru-RU"/>
-        </w:rPr>
-        <w:t>Этот столбец можно убрать.</w:t>
+        <w:t>Теперь необходимо перерассчитать таблицу.</w:t>
       </w:r>
     </w:p>
     <w:p>
@@ -8138,21 +7962,7 @@
                       <w:rFonts w:ascii="Cambria Math" w:eastAsiaTheme="minorEastAsia" w:hAnsi="Cambria Math"/>
                       <w:lang w:val="en-US"/>
                     </w:rPr>
-                    <m:t>2</m:t>
-                  </m:r>
-                  <m:r>
-                    <w:rPr>
-                      <w:rFonts w:ascii="Cambria Math" w:eastAsiaTheme="minorEastAsia" w:hAnsi="Cambria Math"/>
-                      <w:lang w:val="en-US"/>
-                    </w:rPr>
-                    <m:t>*0</m:t>
-                  </m:r>
-                  <m:r>
-                    <w:rPr>
-                      <w:rFonts w:ascii="Cambria Math" w:eastAsiaTheme="minorEastAsia" w:hAnsi="Cambria Math"/>
-                      <w:lang w:val="en-US"/>
-                    </w:rPr>
-                    <m:t>+3</m:t>
+                    <m:t>2*0+3</m:t>
                   </m:r>
                   <m:sSub>
                     <m:sSubPr>
@@ -8189,21 +7999,7 @@
                       <w:rFonts w:ascii="Cambria Math" w:eastAsiaTheme="minorEastAsia" w:hAnsi="Cambria Math"/>
                       <w:lang w:val="en-US"/>
                     </w:rPr>
-                    <m:t>-</m:t>
-                  </m:r>
-                  <m:r>
-                    <w:rPr>
-                      <w:rFonts w:ascii="Cambria Math" w:eastAsiaTheme="minorEastAsia" w:hAnsi="Cambria Math"/>
-                      <w:lang w:val="en-US"/>
-                    </w:rPr>
-                    <m:t>0</m:t>
-                  </m:r>
-                  <m:r>
-                    <w:rPr>
-                      <w:rFonts w:ascii="Cambria Math" w:eastAsiaTheme="minorEastAsia" w:hAnsi="Cambria Math"/>
-                      <w:lang w:val="en-US"/>
-                    </w:rPr>
-                    <m:t>=6</m:t>
+                    <m:t>-0=6</m:t>
                   </m:r>
                 </m:e>
                 <m:e>
@@ -8212,28 +8008,7 @@
                       <w:rFonts w:ascii="Cambria Math" w:eastAsiaTheme="minorEastAsia" w:hAnsi="Cambria Math"/>
                       <w:lang w:val="en-US"/>
                     </w:rPr>
-                    <m:t>0</m:t>
-                  </m:r>
-                  <m:r>
-                    <w:rPr>
-                      <w:rFonts w:ascii="Cambria Math" w:eastAsiaTheme="minorEastAsia" w:hAnsi="Cambria Math"/>
-                      <w:lang w:val="en-US"/>
-                    </w:rPr>
-                    <m:t>+4</m:t>
-                  </m:r>
-                  <m:r>
-                    <w:rPr>
-                      <w:rFonts w:ascii="Cambria Math" w:eastAsiaTheme="minorEastAsia" w:hAnsi="Cambria Math"/>
-                      <w:lang w:val="en-US"/>
-                    </w:rPr>
-                    <m:t>*0</m:t>
-                  </m:r>
-                  <m:r>
-                    <w:rPr>
-                      <w:rFonts w:ascii="Cambria Math" w:eastAsiaTheme="minorEastAsia" w:hAnsi="Cambria Math"/>
-                      <w:lang w:val="en-US"/>
-                    </w:rPr>
-                    <m:t>+</m:t>
+                    <m:t>0+4*0+</m:t>
                   </m:r>
                   <m:sSub>
                     <m:sSubPr>
@@ -8476,11 +8251,94 @@
     </w:p>
     <w:p>
       <w:pPr>
+        <w:rPr>
+          <w:rFonts w:eastAsiaTheme="minorEastAsia"/>
+          <w:lang w:val="en-US"/>
+        </w:rPr>
+      </w:pPr>
+      <w:r>
+        <w:rPr>
+          <w:rFonts w:eastAsiaTheme="minorEastAsia"/>
+          <w:lang w:val="ru-RU"/>
+        </w:rPr>
+        <w:t xml:space="preserve">Разрешающим элементом оказался </w:t>
+      </w:r>
+      <m:oMath>
+        <m:sSub>
+          <m:sSubPr>
+            <m:ctrlPr>
+              <w:rPr>
+                <w:rFonts w:ascii="Cambria Math" w:eastAsiaTheme="minorEastAsia" w:hAnsi="Cambria Math"/>
+                <w:i/>
+                <w:lang w:val="en-US"/>
+              </w:rPr>
+            </m:ctrlPr>
+          </m:sSubPr>
+          <m:e>
+            <m:r>
+              <w:rPr>
+                <w:rFonts w:ascii="Cambria Math" w:eastAsiaTheme="minorEastAsia" w:hAnsi="Cambria Math"/>
+                <w:lang w:val="ru-RU"/>
+              </w:rPr>
+              <m:t>x</m:t>
+            </m:r>
+            <m:ctrlPr>
+              <w:rPr>
+                <w:rFonts w:ascii="Cambria Math" w:eastAsiaTheme="minorEastAsia" w:hAnsi="Cambria Math"/>
+                <w:i/>
+                <w:lang w:val="ru-RU"/>
+              </w:rPr>
+            </m:ctrlPr>
+          </m:e>
+          <m:sub>
+            <m:r>
+              <w:rPr>
+                <w:rFonts w:ascii="Cambria Math" w:eastAsiaTheme="minorEastAsia" w:hAnsi="Cambria Math"/>
+                <w:lang w:val="ru-RU"/>
+              </w:rPr>
+              <m:t>2</m:t>
+            </m:r>
+            <m:r>
+              <w:rPr>
+                <w:rFonts w:ascii="Cambria Math" w:eastAsiaTheme="minorEastAsia" w:hAnsi="Cambria Math"/>
+                <w:lang w:val="en-US"/>
+              </w:rPr>
+              <m:t>r</m:t>
+            </m:r>
+          </m:sub>
+        </m:sSub>
+        <m:r>
+          <w:rPr>
+            <w:rFonts w:ascii="Cambria Math" w:eastAsiaTheme="minorEastAsia" w:hAnsi="Cambria Math"/>
+            <w:lang w:val="ru-RU"/>
+          </w:rPr>
+          <m:t>=3</m:t>
+        </m:r>
+      </m:oMath>
+    </w:p>
+    <w:p>
+      <w:pPr>
+        <w:rPr>
+          <w:rFonts w:eastAsiaTheme="minorEastAsia"/>
+          <w:i/>
+          <w:lang w:val="ru-RU"/>
+        </w:rPr>
+      </w:pPr>
+      <w:r>
+        <w:rPr>
+          <w:rFonts w:eastAsiaTheme="minorEastAsia"/>
+          <w:lang w:val="ru-RU"/>
+        </w:rPr>
+        <w:t>Делим элементы разрешающей строки на разрешающий элемент:</w:t>
+      </w:r>
+    </w:p>
+    <w:p>
+      <w:pPr>
         <w:pStyle w:val="a7"/>
         <w:ind w:left="1145" w:firstLine="0"/>
         <w:rPr>
           <w:rFonts w:eastAsiaTheme="minorEastAsia"/>
-          <w:lang w:val="en-US"/>
+          <w:lang w:val="ru-RU"/>
         </w:rPr>
       </w:pPr>
     </w:p>
@@ -8647,8 +8505,20 @@
               <w:jc w:val="center"/>
               <w:rPr>
                 <w:rFonts w:eastAsia="Calibri" w:cs="Times New Roman"/>
-              </w:rPr>
-            </w:pPr>
+                <w:lang w:val="en-US"/>
+              </w:rPr>
+            </w:pPr>
+            <m:oMathPara>
+              <m:oMath>
+                <m:r>
+                  <w:rPr>
+                    <w:rFonts w:ascii="Cambria Math" w:eastAsia="Calibri" w:hAnsi="Cambria Math" w:cs="Times New Roman"/>
+                    <w:lang w:val="en-US"/>
+                  </w:rPr>
+                  <m:t>-M</m:t>
+                </m:r>
+              </m:oMath>
+            </m:oMathPara>
           </w:p>
         </w:tc>
         <w:tc>
@@ -8980,6 +8850,39 @@
                 <w:lang w:val="en-US"/>
               </w:rPr>
             </w:pPr>
+            <m:oMathPara>
+              <m:oMath>
+                <m:sSub>
+                  <m:sSubPr>
+                    <m:ctrlPr>
+                      <w:rPr>
+                        <w:rFonts w:ascii="Cambria Math" w:eastAsia="Times New Roman" w:hAnsi="Cambria Math" w:cs="Times New Roman"/>
+                        <w:i/>
+                        <w:lang w:val="en-US"/>
+                      </w:rPr>
+                    </m:ctrlPr>
+                  </m:sSubPr>
+                  <m:e>
+                    <m:r>
+                      <w:rPr>
+                        <w:rFonts w:ascii="Cambria Math" w:eastAsia="Times New Roman" w:hAnsi="Cambria Math" w:cs="Times New Roman"/>
+                        <w:lang w:val="en-US"/>
+                      </w:rPr>
+                      <m:t>x</m:t>
+                    </m:r>
+                  </m:e>
+                  <m:sub>
+                    <m:r>
+                      <w:rPr>
+                        <w:rFonts w:ascii="Cambria Math" w:eastAsia="Times New Roman" w:hAnsi="Cambria Math" w:cs="Times New Roman"/>
+                        <w:lang w:val="en-US"/>
+                      </w:rPr>
+                      <m:t>4</m:t>
+                    </m:r>
+                  </m:sub>
+                </m:sSub>
+              </m:oMath>
+            </m:oMathPara>
           </w:p>
         </w:tc>
         <w:tc>
@@ -9072,7 +8975,7 @@
                               <pic:cNvPicPr/>
                             </pic:nvPicPr>
                             <pic:blipFill>
-                              <a:blip r:embed="rId5" cstate="print"/>
+                              <a:blip r:embed="rId6" cstate="print"/>
                               <a:stretch>
                                 <a:fillRect/>
                               </a:stretch>
@@ -9221,6 +9124,19 @@
                   </w:rPr>
                   <m:t>-2</m:t>
                 </m:r>
+                <m:r>
+                  <w:rPr>
+                    <w:rFonts w:ascii="Cambria Math" w:hAnsi="Cambria Math"/>
+                  </w:rPr>
+                  <m:t>/</m:t>
+                </m:r>
+                <m:r>
+                  <w:rPr>
+                    <w:rFonts w:ascii="Cambria Math" w:hAnsi="Cambria Math"/>
+                    <w:lang w:val="en-US"/>
+                  </w:rPr>
+                  <m:t>3</m:t>
+                </m:r>
               </m:oMath>
             </m:oMathPara>
           </w:p>
@@ -9234,6 +9150,10 @@
             <w:pPr>
               <w:pStyle w:val="ae"/>
               <w:jc w:val="center"/>
+              <w:rPr>
+                <w:i/>
+                <w:lang w:val="en-US"/>
+              </w:rPr>
             </w:pPr>
             <m:oMathPara>
               <m:oMath>
@@ -9243,6 +9163,13 @@
                   </w:rPr>
                   <m:t>3</m:t>
                 </m:r>
+                <m:r>
+                  <w:rPr>
+                    <w:rFonts w:ascii="Cambria Math" w:hAnsi="Cambria Math"/>
+                    <w:lang w:val="en-US"/>
+                  </w:rPr>
+                  <m:t>/3</m:t>
+                </m:r>
               </m:oMath>
             </m:oMathPara>
           </w:p>
@@ -9256,6 +9183,10 @@
             <w:pPr>
               <w:pStyle w:val="ae"/>
               <w:jc w:val="center"/>
+              <w:rPr>
+                <w:i/>
+                <w:lang w:val="en-US"/>
+              </w:rPr>
             </w:pPr>
             <w:r>
               <w:rPr>
@@ -9271,6 +9202,19 @@
                 </w:rPr>
                 <m:t>1</m:t>
               </m:r>
+              <m:r>
+                <w:rPr>
+                  <w:rFonts w:ascii="Cambria Math" w:hAnsi="Cambria Math"/>
+                </w:rPr>
+                <m:t>/</m:t>
+              </m:r>
+              <m:r>
+                <w:rPr>
+                  <w:rFonts w:ascii="Cambria Math" w:hAnsi="Cambria Math"/>
+                  <w:lang w:val="en-US"/>
+                </w:rPr>
+                <m:t>3</m:t>
+              </m:r>
             </m:oMath>
           </w:p>
         </w:tc>
@@ -9287,6 +9231,24 @@
                 <w:lang w:val="en-US"/>
               </w:rPr>
             </w:pPr>
+            <m:oMathPara>
+              <m:oMath>
+                <m:r>
+                  <w:rPr>
+                    <w:rFonts w:ascii="Cambria Math" w:eastAsia="Times New Roman" w:hAnsi="Cambria Math" w:cs="Times New Roman"/>
+                    <w:lang w:val="en-US"/>
+                  </w:rPr>
+                  <m:t>1</m:t>
+                </m:r>
+                <m:r>
+                  <w:rPr>
+                    <w:rFonts w:ascii="Cambria Math" w:eastAsia="Times New Roman" w:hAnsi="Cambria Math" w:cs="Times New Roman"/>
+                    <w:lang w:val="en-US"/>
+                  </w:rPr>
+                  <m:t>/3</m:t>
+                </m:r>
+              </m:oMath>
+            </m:oMathPara>
           </w:p>
         </w:tc>
         <w:tc>
@@ -9311,6 +9273,13 @@
                     <w:lang w:val="en-US"/>
                   </w:rPr>
                   <m:t>0</m:t>
+                </m:r>
+                <m:r>
+                  <w:rPr>
+                    <w:rFonts w:ascii="Cambria Math" w:hAnsi="Cambria Math"/>
+                    <w:lang w:val="en-US"/>
+                  </w:rPr>
+                  <m:t>/3</m:t>
                 </m:r>
               </m:oMath>
             </m:oMathPara>
@@ -9510,6 +9479,17 @@
                 <w:lang w:val="en-US"/>
               </w:rPr>
             </w:pPr>
+            <m:oMathPara>
+              <m:oMath>
+                <m:r>
+                  <w:rPr>
+                    <w:rFonts w:ascii="Cambria Math" w:eastAsia="Calibri" w:hAnsi="Cambria Math" w:cs="Times New Roman"/>
+                    <w:lang w:val="en-US"/>
+                  </w:rPr>
+                  <m:t>0</m:t>
+                </m:r>
+              </m:oMath>
+            </m:oMathPara>
           </w:p>
         </w:tc>
         <w:tc>
@@ -9718,8 +9698,20 @@
               <w:jc w:val="center"/>
               <w:rPr>
                 <w:rFonts w:eastAsia="Calibri" w:cs="Times New Roman"/>
-              </w:rPr>
-            </w:pPr>
+                <w:lang w:val="en-US"/>
+              </w:rPr>
+            </w:pPr>
+            <m:oMathPara>
+              <m:oMath>
+                <m:r>
+                  <w:rPr>
+                    <w:rFonts w:ascii="Cambria Math" w:eastAsia="Calibri" w:hAnsi="Cambria Math" w:cs="Times New Roman"/>
+                    <w:lang w:val="en-US"/>
+                  </w:rPr>
+                  <m:t>-M</m:t>
+                </m:r>
+              </m:oMath>
+            </m:oMathPara>
           </w:p>
         </w:tc>
         <w:tc>
@@ -9951,6 +9943,17 @@
                 <w:lang w:val="en-US"/>
               </w:rPr>
             </w:pPr>
+            <m:oMathPara>
+              <m:oMath>
+                <m:r>
+                  <w:rPr>
+                    <w:rFonts w:ascii="Cambria Math" w:eastAsia="Calibri" w:hAnsi="Cambria Math" w:cs="Times New Roman"/>
+                    <w:lang w:val="en-US"/>
+                  </w:rPr>
+                  <m:t>0</m:t>
+                </m:r>
+              </m:oMath>
+            </m:oMathPara>
           </w:p>
         </w:tc>
         <w:tc>
@@ -10034,7 +10037,7 @@
       <w:pPr>
         <w:rPr>
           <w:rFonts w:eastAsiaTheme="minorEastAsia"/>
-          <w:lang w:val="en-US"/>
+          <w:lang w:val="ru-RU"/>
         </w:rPr>
       </w:pPr>
       <w:r>
@@ -10042,8 +10045,7670 @@
           <w:rFonts w:eastAsiaTheme="minorEastAsia"/>
           <w:lang w:val="ru-RU"/>
         </w:rPr>
-        <w:t xml:space="preserve">Среди </w:t>
+        <w:t>Остальные элементы таблицы находятся по формуле:</w:t>
       </w:r>
+    </w:p>
+    <w:p>
+      <w:pPr>
+        <w:rPr>
+          <w:rFonts w:eastAsiaTheme="minorEastAsia"/>
+          <w:lang w:val="en-US"/>
+        </w:rPr>
+      </w:pPr>
+      <m:oMathPara>
+        <m:oMath>
+          <m:sSub>
+            <m:sSubPr>
+              <m:ctrlPr>
+                <w:rPr>
+                  <w:rFonts w:ascii="Cambria Math" w:eastAsiaTheme="minorEastAsia" w:hAnsi="Cambria Math"/>
+                  <w:i/>
+                  <w:lang w:val="en-US"/>
+                </w:rPr>
+              </m:ctrlPr>
+            </m:sSubPr>
+            <m:e>
+              <m:r>
+                <w:rPr>
+                  <w:rFonts w:ascii="Cambria Math" w:eastAsiaTheme="minorEastAsia" w:hAnsi="Cambria Math"/>
+                  <w:lang w:val="ru-RU"/>
+                </w:rPr>
+                <m:t>a'</m:t>
+              </m:r>
+              <m:ctrlPr>
+                <w:rPr>
+                  <w:rFonts w:ascii="Cambria Math" w:eastAsiaTheme="minorEastAsia" w:hAnsi="Cambria Math"/>
+                  <w:i/>
+                  <w:lang w:val="ru-RU"/>
+                </w:rPr>
+              </m:ctrlPr>
+            </m:e>
+            <m:sub>
+              <m:r>
+                <w:rPr>
+                  <w:rFonts w:ascii="Cambria Math" w:eastAsiaTheme="minorEastAsia" w:hAnsi="Cambria Math"/>
+                  <w:lang w:val="en-US"/>
+                </w:rPr>
+                <m:t>ij</m:t>
+              </m:r>
+            </m:sub>
+          </m:sSub>
+          <m:r>
+            <w:rPr>
+              <w:rFonts w:ascii="Cambria Math" w:eastAsiaTheme="minorEastAsia" w:hAnsi="Cambria Math"/>
+              <w:lang w:val="en-US"/>
+            </w:rPr>
+            <m:t>=</m:t>
+          </m:r>
+          <m:sSub>
+            <m:sSubPr>
+              <m:ctrlPr>
+                <w:rPr>
+                  <w:rFonts w:ascii="Cambria Math" w:eastAsiaTheme="minorEastAsia" w:hAnsi="Cambria Math"/>
+                  <w:i/>
+                  <w:lang w:val="en-US"/>
+                </w:rPr>
+              </m:ctrlPr>
+            </m:sSubPr>
+            <m:e>
+              <m:r>
+                <w:rPr>
+                  <w:rFonts w:ascii="Cambria Math" w:eastAsiaTheme="minorEastAsia" w:hAnsi="Cambria Math"/>
+                  <w:lang w:val="en-US"/>
+                </w:rPr>
+                <m:t>a</m:t>
+              </m:r>
+            </m:e>
+            <m:sub>
+              <m:r>
+                <w:rPr>
+                  <w:rFonts w:ascii="Cambria Math" w:eastAsiaTheme="minorEastAsia" w:hAnsi="Cambria Math"/>
+                  <w:lang w:val="en-US"/>
+                </w:rPr>
+                <m:t>ij</m:t>
+              </m:r>
+            </m:sub>
+          </m:sSub>
+          <m:r>
+            <w:rPr>
+              <w:rFonts w:ascii="Cambria Math" w:eastAsiaTheme="minorEastAsia" w:hAnsi="Cambria Math"/>
+              <w:lang w:val="en-US"/>
+            </w:rPr>
+            <m:t>-</m:t>
+          </m:r>
+          <m:f>
+            <m:fPr>
+              <m:ctrlPr>
+                <w:rPr>
+                  <w:rFonts w:ascii="Cambria Math" w:eastAsiaTheme="minorEastAsia" w:hAnsi="Cambria Math"/>
+                  <w:i/>
+                  <w:lang w:val="en-US"/>
+                </w:rPr>
+              </m:ctrlPr>
+            </m:fPr>
+            <m:num>
+              <m:sSub>
+                <m:sSubPr>
+                  <m:ctrlPr>
+                    <w:rPr>
+                      <w:rFonts w:ascii="Cambria Math" w:eastAsiaTheme="minorEastAsia" w:hAnsi="Cambria Math"/>
+                      <w:i/>
+                      <w:lang w:val="en-US"/>
+                    </w:rPr>
+                  </m:ctrlPr>
+                </m:sSubPr>
+                <m:e>
+                  <m:sSub>
+                    <m:sSubPr>
+                      <m:ctrlPr>
+                        <w:rPr>
+                          <w:rFonts w:ascii="Cambria Math" w:eastAsiaTheme="minorEastAsia" w:hAnsi="Cambria Math"/>
+                          <w:i/>
+                          <w:lang w:val="en-US"/>
+                        </w:rPr>
+                      </m:ctrlPr>
+                    </m:sSubPr>
+                    <m:e>
+                      <m:r>
+                        <w:rPr>
+                          <w:rFonts w:ascii="Cambria Math" w:eastAsiaTheme="minorEastAsia" w:hAnsi="Cambria Math"/>
+                          <w:lang w:val="en-US"/>
+                        </w:rPr>
+                        <m:t>a</m:t>
+                      </m:r>
+                    </m:e>
+                    <m:sub>
+                      <m:r>
+                        <w:rPr>
+                          <w:rFonts w:ascii="Cambria Math" w:eastAsiaTheme="minorEastAsia" w:hAnsi="Cambria Math"/>
+                          <w:lang w:val="en-US"/>
+                        </w:rPr>
+                        <m:t>sj</m:t>
+                      </m:r>
+                    </m:sub>
+                  </m:sSub>
+                  <m:r>
+                    <w:rPr>
+                      <w:rFonts w:ascii="Cambria Math" w:eastAsiaTheme="minorEastAsia" w:hAnsi="Cambria Math"/>
+                      <w:lang w:val="en-US"/>
+                    </w:rPr>
+                    <m:t>*</m:t>
+                  </m:r>
+                  <m:r>
+                    <w:rPr>
+                      <w:rFonts w:ascii="Cambria Math" w:eastAsiaTheme="minorEastAsia" w:hAnsi="Cambria Math"/>
+                      <w:lang w:val="en-US"/>
+                    </w:rPr>
+                    <m:t>a</m:t>
+                  </m:r>
+                </m:e>
+                <m:sub>
+                  <m:r>
+                    <w:rPr>
+                      <w:rFonts w:ascii="Cambria Math" w:eastAsiaTheme="minorEastAsia" w:hAnsi="Cambria Math"/>
+                      <w:lang w:val="en-US"/>
+                    </w:rPr>
+                    <m:t>ir</m:t>
+                  </m:r>
+                </m:sub>
+              </m:sSub>
+            </m:num>
+            <m:den>
+              <m:sSub>
+                <m:sSubPr>
+                  <m:ctrlPr>
+                    <w:rPr>
+                      <w:rFonts w:ascii="Cambria Math" w:eastAsiaTheme="minorEastAsia" w:hAnsi="Cambria Math"/>
+                      <w:i/>
+                      <w:lang w:val="en-US"/>
+                    </w:rPr>
+                  </m:ctrlPr>
+                </m:sSubPr>
+                <m:e>
+                  <m:r>
+                    <w:rPr>
+                      <w:rFonts w:ascii="Cambria Math" w:eastAsiaTheme="minorEastAsia" w:hAnsi="Cambria Math"/>
+                      <w:lang w:val="en-US"/>
+                    </w:rPr>
+                    <m:t>a</m:t>
+                  </m:r>
+                </m:e>
+                <m:sub>
+                  <m:r>
+                    <w:rPr>
+                      <w:rFonts w:ascii="Cambria Math" w:eastAsiaTheme="minorEastAsia" w:hAnsi="Cambria Math"/>
+                      <w:lang w:val="en-US"/>
+                    </w:rPr>
+                    <m:t>sr</m:t>
+                  </m:r>
+                </m:sub>
+              </m:sSub>
+            </m:den>
+          </m:f>
+        </m:oMath>
+      </m:oMathPara>
+    </w:p>
+    <w:p>
+      <w:pPr>
+        <w:rPr>
+          <w:rFonts w:eastAsiaTheme="minorEastAsia"/>
+          <w:lang w:val="ru-RU"/>
+        </w:rPr>
+      </w:pPr>
+      <w:r>
+        <w:rPr>
+          <w:rFonts w:eastAsiaTheme="minorEastAsia"/>
+          <w:lang w:val="ru-RU"/>
+        </w:rPr>
+        <w:t xml:space="preserve">где, </w:t>
+      </w:r>
+      <m:oMath>
+        <m:sSub>
+          <m:sSubPr>
+            <m:ctrlPr>
+              <w:rPr>
+                <w:rFonts w:ascii="Cambria Math" w:eastAsiaTheme="minorEastAsia" w:hAnsi="Cambria Math"/>
+                <w:i/>
+                <w:lang w:val="ru-RU"/>
+              </w:rPr>
+            </m:ctrlPr>
+          </m:sSubPr>
+          <m:e>
+            <m:r>
+              <w:rPr>
+                <w:rFonts w:ascii="Cambria Math" w:eastAsiaTheme="minorEastAsia" w:hAnsi="Cambria Math"/>
+                <w:lang w:val="ru-RU"/>
+              </w:rPr>
+              <m:t>a</m:t>
+            </m:r>
+          </m:e>
+          <m:sub>
+            <m:r>
+              <w:rPr>
+                <w:rFonts w:ascii="Cambria Math" w:eastAsiaTheme="minorEastAsia" w:hAnsi="Cambria Math"/>
+                <w:lang w:val="en-US"/>
+              </w:rPr>
+              <m:t>ij</m:t>
+            </m:r>
+          </m:sub>
+        </m:sSub>
+        <m:r>
+          <w:rPr>
+            <w:rFonts w:ascii="Cambria Math" w:eastAsiaTheme="minorEastAsia" w:hAnsi="Cambria Math"/>
+            <w:lang w:val="ru-RU"/>
+          </w:rPr>
+          <m:t xml:space="preserve"> </m:t>
+        </m:r>
+      </m:oMath>
+      <w:r>
+        <w:rPr>
+          <w:rFonts w:eastAsiaTheme="minorEastAsia"/>
+          <w:lang w:val="ru-RU"/>
+        </w:rPr>
+        <w:t xml:space="preserve"> – </w:t>
+      </w:r>
+      <w:r>
+        <w:rPr>
+          <w:rFonts w:eastAsiaTheme="minorEastAsia"/>
+          <w:lang w:val="ru-RU"/>
+        </w:rPr>
+        <w:t xml:space="preserve">элемент существующей таблицы, </w:t>
+      </w:r>
+      <m:oMath>
+        <m:sSub>
+          <m:sSubPr>
+            <m:ctrlPr>
+              <w:rPr>
+                <w:rFonts w:ascii="Cambria Math" w:eastAsiaTheme="minorEastAsia" w:hAnsi="Cambria Math"/>
+                <w:i/>
+                <w:lang w:val="ru-RU"/>
+              </w:rPr>
+            </m:ctrlPr>
+          </m:sSubPr>
+          <m:e>
+            <m:r>
+              <w:rPr>
+                <w:rFonts w:ascii="Cambria Math" w:eastAsiaTheme="minorEastAsia" w:hAnsi="Cambria Math"/>
+                <w:lang w:val="ru-RU"/>
+              </w:rPr>
+              <m:t>a</m:t>
+            </m:r>
+          </m:e>
+          <m:sub>
+            <m:r>
+              <w:rPr>
+                <w:rFonts w:ascii="Cambria Math" w:eastAsiaTheme="minorEastAsia" w:hAnsi="Cambria Math"/>
+                <w:lang w:val="en-US"/>
+              </w:rPr>
+              <m:t>sj</m:t>
+            </m:r>
+          </m:sub>
+        </m:sSub>
+      </m:oMath>
+      <w:r>
+        <w:rPr>
+          <w:rFonts w:eastAsiaTheme="minorEastAsia"/>
+          <w:lang w:val="ru-RU"/>
+        </w:rPr>
+        <w:t xml:space="preserve"> </w:t>
+      </w:r>
+      <w:r>
+        <w:rPr>
+          <w:rFonts w:eastAsiaTheme="minorEastAsia"/>
+          <w:lang w:val="ru-RU"/>
+        </w:rPr>
+        <w:t>–</w:t>
+      </w:r>
+      <w:r>
+        <w:rPr>
+          <w:rFonts w:eastAsiaTheme="minorEastAsia"/>
+          <w:lang w:val="ru-RU"/>
+        </w:rPr>
+        <w:t xml:space="preserve"> </w:t>
+      </w:r>
+      <w:r>
+        <w:rPr>
+          <w:rFonts w:eastAsiaTheme="minorEastAsia"/>
+          <w:lang w:val="ru-RU"/>
+        </w:rPr>
+        <w:t xml:space="preserve">элемент существующей таблицы из той же строки и ведущего столбца, </w:t>
+      </w:r>
+      <m:oMath>
+        <m:sSub>
+          <m:sSubPr>
+            <m:ctrlPr>
+              <w:rPr>
+                <w:rFonts w:ascii="Cambria Math" w:eastAsiaTheme="minorEastAsia" w:hAnsi="Cambria Math"/>
+                <w:i/>
+                <w:lang w:val="ru-RU"/>
+              </w:rPr>
+            </m:ctrlPr>
+          </m:sSubPr>
+          <m:e>
+            <m:r>
+              <w:rPr>
+                <w:rFonts w:ascii="Cambria Math" w:eastAsiaTheme="minorEastAsia" w:hAnsi="Cambria Math"/>
+                <w:lang w:val="ru-RU"/>
+              </w:rPr>
+              <m:t>a</m:t>
+            </m:r>
+          </m:e>
+          <m:sub>
+            <m:r>
+              <w:rPr>
+                <w:rFonts w:ascii="Cambria Math" w:eastAsiaTheme="minorEastAsia" w:hAnsi="Cambria Math"/>
+                <w:lang w:val="ru-RU"/>
+              </w:rPr>
+              <m:t>i</m:t>
+            </m:r>
+            <m:r>
+              <w:rPr>
+                <w:rFonts w:ascii="Cambria Math" w:eastAsiaTheme="minorEastAsia" w:hAnsi="Cambria Math"/>
+                <w:lang w:val="en-US"/>
+              </w:rPr>
+              <m:t>r</m:t>
+            </m:r>
+          </m:sub>
+        </m:sSub>
+      </m:oMath>
+      <w:r>
+        <w:rPr>
+          <w:rFonts w:eastAsiaTheme="minorEastAsia"/>
+          <w:lang w:val="ru-RU"/>
+        </w:rPr>
+        <w:t xml:space="preserve"> – элемент из того же столбца и ведущей строки.</w:t>
+      </w:r>
+    </w:p>
+    <w:tbl>
+      <w:tblPr>
+        <w:tblStyle w:val="ad"/>
+        <w:tblW w:w="0" w:type="auto"/>
+        <w:tblLayout w:type="fixed"/>
+        <w:tblLook w:val="04A0" w:firstRow="1" w:lastRow="0" w:firstColumn="1" w:lastColumn="0" w:noHBand="0" w:noVBand="1"/>
+      </w:tblPr>
+      <w:tblGrid>
+        <w:gridCol w:w="567"/>
+        <w:gridCol w:w="567"/>
+        <w:gridCol w:w="567"/>
+        <w:gridCol w:w="1418"/>
+        <w:gridCol w:w="1134"/>
+        <w:gridCol w:w="1417"/>
+        <w:gridCol w:w="1276"/>
+        <w:gridCol w:w="1589"/>
+        <w:gridCol w:w="1098"/>
+      </w:tblGrid>
+      <w:tr>
+        <w:tc>
+          <w:tcPr>
+            <w:tcW w:w="567" w:type="dxa"/>
+            <w:tcBorders>
+              <w:top w:val="nil"/>
+              <w:left w:val="nil"/>
+              <w:bottom w:val="single" w:sz="4" w:space="0" w:color="auto"/>
+              <w:right w:val="nil"/>
+            </w:tcBorders>
+            <w:vAlign w:val="center"/>
+          </w:tcPr>
+          <w:p>
+            <w:pPr>
+              <w:pStyle w:val="ae"/>
+              <w:jc w:val="center"/>
+            </w:pPr>
+          </w:p>
+        </w:tc>
+        <w:tc>
+          <w:tcPr>
+            <w:tcW w:w="567" w:type="dxa"/>
+            <w:tcBorders>
+              <w:top w:val="nil"/>
+              <w:left w:val="nil"/>
+              <w:bottom w:val="single" w:sz="4" w:space="0" w:color="auto"/>
+              <w:right w:val="nil"/>
+            </w:tcBorders>
+            <w:vAlign w:val="center"/>
+          </w:tcPr>
+          <w:p>
+            <w:pPr>
+              <w:pStyle w:val="ae"/>
+              <w:jc w:val="center"/>
+            </w:pPr>
+          </w:p>
+        </w:tc>
+        <w:tc>
+          <w:tcPr>
+            <w:tcW w:w="567" w:type="dxa"/>
+            <w:tcBorders>
+              <w:top w:val="nil"/>
+              <w:left w:val="nil"/>
+              <w:bottom w:val="single" w:sz="4" w:space="0" w:color="auto"/>
+              <w:right w:val="single" w:sz="4" w:space="0" w:color="auto"/>
+            </w:tcBorders>
+            <w:vAlign w:val="center"/>
+          </w:tcPr>
+          <w:p>
+            <w:pPr>
+              <w:pStyle w:val="ae"/>
+              <w:jc w:val="center"/>
+            </w:pPr>
+          </w:p>
+        </w:tc>
+        <w:tc>
+          <w:tcPr>
+            <w:tcW w:w="1418" w:type="dxa"/>
+            <w:tcBorders>
+              <w:left w:val="single" w:sz="4" w:space="0" w:color="auto"/>
+            </w:tcBorders>
+            <w:vAlign w:val="center"/>
+          </w:tcPr>
+          <w:p>
+            <w:pPr>
+              <w:pStyle w:val="ae"/>
+              <w:jc w:val="center"/>
+              <w:rPr>
+                <w:lang w:val="en-US"/>
+              </w:rPr>
+            </w:pPr>
+            <m:oMathPara>
+              <m:oMath>
+                <m:r>
+                  <w:rPr>
+                    <w:rFonts w:ascii="Cambria Math" w:hAnsi="Cambria Math"/>
+                    <w:lang w:val="en-US"/>
+                  </w:rPr>
+                  <m:t>-3</m:t>
+                </m:r>
+              </m:oMath>
+            </m:oMathPara>
+          </w:p>
+        </w:tc>
+        <w:tc>
+          <w:tcPr>
+            <w:tcW w:w="1134" w:type="dxa"/>
+            <w:vAlign w:val="center"/>
+          </w:tcPr>
+          <w:p>
+            <w:pPr>
+              <w:pStyle w:val="ae"/>
+              <w:jc w:val="center"/>
+              <w:rPr>
+                <w:lang w:val="en-US"/>
+              </w:rPr>
+            </w:pPr>
+            <m:oMathPara>
+              <m:oMath>
+                <m:r>
+                  <w:rPr>
+                    <w:rFonts w:ascii="Cambria Math" w:hAnsi="Cambria Math"/>
+                    <w:lang w:val="en-US"/>
+                  </w:rPr>
+                  <m:t>2</m:t>
+                </m:r>
+              </m:oMath>
+            </m:oMathPara>
+          </w:p>
+        </w:tc>
+        <w:tc>
+          <w:tcPr>
+            <w:tcW w:w="1417" w:type="dxa"/>
+            <w:vAlign w:val="center"/>
+          </w:tcPr>
+          <w:p>
+            <w:pPr>
+              <w:pStyle w:val="ae"/>
+              <w:jc w:val="center"/>
+              <w:rPr>
+                <w:lang w:val="en-US"/>
+              </w:rPr>
+            </w:pPr>
+            <m:oMathPara>
+              <m:oMath>
+                <m:r>
+                  <w:rPr>
+                    <w:rFonts w:ascii="Cambria Math" w:hAnsi="Cambria Math"/>
+                    <w:lang w:val="en-US"/>
+                  </w:rPr>
+                  <m:t>0</m:t>
+                </m:r>
+              </m:oMath>
+            </m:oMathPara>
+          </w:p>
+        </w:tc>
+        <w:tc>
+          <w:tcPr>
+            <w:tcW w:w="1276" w:type="dxa"/>
+          </w:tcPr>
+          <w:p>
+            <w:pPr>
+              <w:pStyle w:val="ae"/>
+              <w:jc w:val="center"/>
+              <w:rPr>
+                <w:rFonts w:eastAsia="Calibri" w:cs="Times New Roman"/>
+                <w:lang w:val="en-US"/>
+              </w:rPr>
+            </w:pPr>
+            <m:oMathPara>
+              <m:oMath>
+                <m:r>
+                  <w:rPr>
+                    <w:rFonts w:ascii="Cambria Math" w:eastAsia="Calibri" w:hAnsi="Cambria Math" w:cs="Times New Roman"/>
+                    <w:lang w:val="en-US"/>
+                  </w:rPr>
+                  <m:t>-M</m:t>
+                </m:r>
+              </m:oMath>
+            </m:oMathPara>
+          </w:p>
+        </w:tc>
+        <w:tc>
+          <w:tcPr>
+            <w:tcW w:w="1589" w:type="dxa"/>
+            <w:vAlign w:val="center"/>
+          </w:tcPr>
+          <w:p>
+            <w:pPr>
+              <w:pStyle w:val="ae"/>
+              <w:jc w:val="center"/>
+            </w:pPr>
+            <m:oMathPara>
+              <m:oMath>
+                <m:r>
+                  <w:rPr>
+                    <w:rFonts w:ascii="Cambria Math" w:hAnsi="Cambria Math"/>
+                  </w:rPr>
+                  <m:t>0</m:t>
+                </m:r>
+              </m:oMath>
+            </m:oMathPara>
+          </w:p>
+        </w:tc>
+        <w:tc>
+          <w:tcPr>
+            <w:tcW w:w="1098" w:type="dxa"/>
+            <w:vAlign w:val="center"/>
+          </w:tcPr>
+          <w:p>
+            <w:pPr>
+              <w:pStyle w:val="ae"/>
+              <w:jc w:val="center"/>
+              <w:rPr>
+                <w:rFonts w:eastAsiaTheme="minorEastAsia"/>
+              </w:rPr>
+            </w:pPr>
+            <m:oMathPara>
+              <m:oMath>
+                <m:sSub>
+                  <m:sSubPr>
+                    <m:ctrlPr>
+                      <w:rPr>
+                        <w:rFonts w:ascii="Cambria Math" w:hAnsi="Cambria Math"/>
+                        <w:i/>
+                      </w:rPr>
+                    </m:ctrlPr>
+                  </m:sSubPr>
+                  <m:e>
+                    <m:r>
+                      <w:rPr>
+                        <w:rFonts w:ascii="Cambria Math" w:hAnsi="Cambria Math"/>
+                      </w:rPr>
+                      <m:t>c</m:t>
+                    </m:r>
+                  </m:e>
+                  <m:sub>
+                    <m:r>
+                      <w:rPr>
+                        <w:rFonts w:ascii="Cambria Math" w:hAnsi="Cambria Math"/>
+                      </w:rPr>
+                      <m:t>j</m:t>
+                    </m:r>
+                  </m:sub>
+                </m:sSub>
+              </m:oMath>
+            </m:oMathPara>
+          </w:p>
+        </w:tc>
+      </w:tr>
+      <w:tr>
+        <w:trPr>
+          <w:trHeight w:val="387"/>
+        </w:trPr>
+        <w:tc>
+          <w:tcPr>
+            <w:tcW w:w="567" w:type="dxa"/>
+            <w:tcBorders>
+              <w:top w:val="single" w:sz="4" w:space="0" w:color="auto"/>
+            </w:tcBorders>
+            <w:vAlign w:val="center"/>
+          </w:tcPr>
+          <w:p>
+            <w:pPr>
+              <w:pStyle w:val="ae"/>
+              <w:jc w:val="center"/>
+              <w:rPr>
+                <w:lang w:val="en-US"/>
+              </w:rPr>
+            </w:pPr>
+            <m:oMathPara>
+              <m:oMath>
+                <m:sSub>
+                  <m:sSubPr>
+                    <m:ctrlPr>
+                      <w:rPr>
+                        <w:rFonts w:ascii="Cambria Math" w:hAnsi="Cambria Math"/>
+                        <w:i/>
+                        <w:lang w:val="en-US"/>
+                      </w:rPr>
+                    </m:ctrlPr>
+                  </m:sSubPr>
+                  <m:e>
+                    <m:r>
+                      <w:rPr>
+                        <w:rFonts w:ascii="Cambria Math" w:hAnsi="Cambria Math"/>
+                        <w:lang w:val="en-US"/>
+                      </w:rPr>
+                      <m:t>c</m:t>
+                    </m:r>
+                  </m:e>
+                  <m:sub>
+                    <m:r>
+                      <w:rPr>
+                        <w:rFonts w:ascii="Cambria Math" w:hAnsi="Cambria Math"/>
+                        <w:lang w:val="en-US"/>
+                      </w:rPr>
+                      <m:t>iB</m:t>
+                    </m:r>
+                  </m:sub>
+                </m:sSub>
+              </m:oMath>
+            </m:oMathPara>
+          </w:p>
+        </w:tc>
+        <w:tc>
+          <w:tcPr>
+            <w:tcW w:w="567" w:type="dxa"/>
+            <w:tcBorders>
+              <w:top w:val="single" w:sz="4" w:space="0" w:color="auto"/>
+            </w:tcBorders>
+            <w:vAlign w:val="center"/>
+          </w:tcPr>
+          <w:p>
+            <w:pPr>
+              <w:pStyle w:val="ae"/>
+              <w:jc w:val="center"/>
+            </w:pPr>
+            <m:oMathPara>
+              <m:oMath>
+                <m:r>
+                  <w:rPr>
+                    <w:rFonts w:ascii="Cambria Math" w:hAnsi="Cambria Math"/>
+                  </w:rPr>
+                  <m:t>БП</m:t>
+                </m:r>
+              </m:oMath>
+            </m:oMathPara>
+          </w:p>
+        </w:tc>
+        <w:tc>
+          <w:tcPr>
+            <w:tcW w:w="567" w:type="dxa"/>
+            <w:tcBorders>
+              <w:top w:val="single" w:sz="4" w:space="0" w:color="auto"/>
+            </w:tcBorders>
+            <w:vAlign w:val="center"/>
+          </w:tcPr>
+          <w:p>
+            <w:pPr>
+              <w:pStyle w:val="ae"/>
+              <w:jc w:val="center"/>
+            </w:pPr>
+            <m:oMathPara>
+              <m:oMath>
+                <m:r>
+                  <w:rPr>
+                    <w:rFonts w:ascii="Cambria Math" w:hAnsi="Cambria Math"/>
+                  </w:rPr>
+                  <m:t>БР</m:t>
+                </m:r>
+              </m:oMath>
+            </m:oMathPara>
+          </w:p>
+        </w:tc>
+        <w:tc>
+          <w:tcPr>
+            <w:tcW w:w="1418" w:type="dxa"/>
+            <w:vAlign w:val="center"/>
+          </w:tcPr>
+          <w:p>
+            <w:pPr>
+              <w:pStyle w:val="ae"/>
+              <w:jc w:val="center"/>
+              <w:rPr>
+                <w:rFonts w:eastAsiaTheme="minorEastAsia"/>
+                <w:lang w:val="en-US"/>
+              </w:rPr>
+            </w:pPr>
+            <m:oMathPara>
+              <m:oMath>
+                <m:sSub>
+                  <m:sSubPr>
+                    <m:ctrlPr>
+                      <w:rPr>
+                        <w:rFonts w:ascii="Cambria Math" w:hAnsi="Cambria Math"/>
+                        <w:i/>
+                        <w:lang w:val="en-US"/>
+                      </w:rPr>
+                    </m:ctrlPr>
+                  </m:sSubPr>
+                  <m:e>
+                    <m:r>
+                      <w:rPr>
+                        <w:rFonts w:ascii="Cambria Math" w:hAnsi="Cambria Math"/>
+                        <w:lang w:val="en-US"/>
+                      </w:rPr>
+                      <m:t>x</m:t>
+                    </m:r>
+                  </m:e>
+                  <m:sub>
+                    <m:r>
+                      <w:rPr>
+                        <w:rFonts w:ascii="Cambria Math" w:hAnsi="Cambria Math"/>
+                        <w:lang w:val="en-US"/>
+                      </w:rPr>
+                      <m:t>1</m:t>
+                    </m:r>
+                  </m:sub>
+                </m:sSub>
+              </m:oMath>
+            </m:oMathPara>
+          </w:p>
+        </w:tc>
+        <w:tc>
+          <w:tcPr>
+            <w:tcW w:w="1134" w:type="dxa"/>
+            <w:vAlign w:val="center"/>
+          </w:tcPr>
+          <w:p>
+            <w:pPr>
+              <w:pStyle w:val="ae"/>
+              <w:jc w:val="center"/>
+              <w:rPr>
+                <w:rFonts w:eastAsiaTheme="minorEastAsia"/>
+              </w:rPr>
+            </w:pPr>
+            <m:oMathPara>
+              <m:oMath>
+                <m:sSub>
+                  <m:sSubPr>
+                    <m:ctrlPr>
+                      <w:rPr>
+                        <w:rFonts w:ascii="Cambria Math" w:hAnsi="Cambria Math"/>
+                        <w:i/>
+                      </w:rPr>
+                    </m:ctrlPr>
+                  </m:sSubPr>
+                  <m:e>
+                    <m:r>
+                      <w:rPr>
+                        <w:rFonts w:ascii="Cambria Math" w:hAnsi="Cambria Math"/>
+                      </w:rPr>
+                      <m:t>x</m:t>
+                    </m:r>
+                  </m:e>
+                  <m:sub>
+                    <m:r>
+                      <w:rPr>
+                        <w:rFonts w:ascii="Cambria Math" w:hAnsi="Cambria Math"/>
+                      </w:rPr>
+                      <m:t>2</m:t>
+                    </m:r>
+                  </m:sub>
+                </m:sSub>
+              </m:oMath>
+            </m:oMathPara>
+          </w:p>
+        </w:tc>
+        <w:tc>
+          <w:tcPr>
+            <w:tcW w:w="1417" w:type="dxa"/>
+            <w:vAlign w:val="center"/>
+          </w:tcPr>
+          <w:p>
+            <w:pPr>
+              <w:pStyle w:val="ae"/>
+              <w:jc w:val="center"/>
+              <w:rPr>
+                <w:rFonts w:eastAsiaTheme="minorEastAsia"/>
+                <w:lang w:val="en-US"/>
+              </w:rPr>
+            </w:pPr>
+            <m:oMathPara>
+              <m:oMath>
+                <m:sSub>
+                  <m:sSubPr>
+                    <m:ctrlPr>
+                      <w:rPr>
+                        <w:rFonts w:ascii="Cambria Math" w:hAnsi="Cambria Math"/>
+                        <w:i/>
+                        <w:lang w:val="en-US"/>
+                      </w:rPr>
+                    </m:ctrlPr>
+                  </m:sSubPr>
+                  <m:e>
+                    <m:r>
+                      <w:rPr>
+                        <w:rFonts w:ascii="Cambria Math" w:hAnsi="Cambria Math"/>
+                        <w:lang w:val="en-US"/>
+                      </w:rPr>
+                      <m:t>x</m:t>
+                    </m:r>
+                  </m:e>
+                  <m:sub>
+                    <m:r>
+                      <w:rPr>
+                        <w:rFonts w:ascii="Cambria Math" w:hAnsi="Cambria Math"/>
+                        <w:lang w:val="en-US"/>
+                      </w:rPr>
+                      <m:t>3</m:t>
+                    </m:r>
+                  </m:sub>
+                </m:sSub>
+              </m:oMath>
+            </m:oMathPara>
+          </w:p>
+        </w:tc>
+        <w:tc>
+          <w:tcPr>
+            <w:tcW w:w="1276" w:type="dxa"/>
+          </w:tcPr>
+          <w:p>
+            <w:pPr>
+              <w:pStyle w:val="ae"/>
+              <w:jc w:val="center"/>
+              <w:rPr>
+                <w:rFonts w:ascii="Calibri" w:eastAsia="Times New Roman" w:hAnsi="Calibri" w:cs="Times New Roman"/>
+                <w:lang w:val="en-US"/>
+              </w:rPr>
+            </w:pPr>
+            <m:oMathPara>
+              <m:oMath>
+                <m:sSub>
+                  <m:sSubPr>
+                    <m:ctrlPr>
+                      <w:rPr>
+                        <w:rFonts w:ascii="Cambria Math" w:eastAsia="Times New Roman" w:hAnsi="Cambria Math" w:cs="Times New Roman"/>
+                        <w:i/>
+                        <w:lang w:val="en-US"/>
+                      </w:rPr>
+                    </m:ctrlPr>
+                  </m:sSubPr>
+                  <m:e>
+                    <m:r>
+                      <w:rPr>
+                        <w:rFonts w:ascii="Cambria Math" w:eastAsia="Times New Roman" w:hAnsi="Cambria Math" w:cs="Times New Roman"/>
+                        <w:lang w:val="en-US"/>
+                      </w:rPr>
+                      <m:t>x</m:t>
+                    </m:r>
+                  </m:e>
+                  <m:sub>
+                    <m:r>
+                      <w:rPr>
+                        <w:rFonts w:ascii="Cambria Math" w:eastAsia="Times New Roman" w:hAnsi="Cambria Math" w:cs="Times New Roman"/>
+                        <w:lang w:val="en-US"/>
+                      </w:rPr>
+                      <m:t>4</m:t>
+                    </m:r>
+                  </m:sub>
+                </m:sSub>
+              </m:oMath>
+            </m:oMathPara>
+          </w:p>
+        </w:tc>
+        <w:tc>
+          <w:tcPr>
+            <w:tcW w:w="1589" w:type="dxa"/>
+            <w:vAlign w:val="center"/>
+          </w:tcPr>
+          <w:p>
+            <w:pPr>
+              <w:pStyle w:val="ae"/>
+              <w:jc w:val="center"/>
+              <w:rPr>
+                <w:lang w:val="en-US"/>
+              </w:rPr>
+            </w:pPr>
+            <m:oMathPara>
+              <m:oMath>
+                <m:sSub>
+                  <m:sSubPr>
+                    <m:ctrlPr>
+                      <w:rPr>
+                        <w:rFonts w:ascii="Cambria Math" w:hAnsi="Cambria Math"/>
+                        <w:i/>
+                        <w:lang w:val="en-US"/>
+                      </w:rPr>
+                    </m:ctrlPr>
+                  </m:sSubPr>
+                  <m:e>
+                    <m:r>
+                      <w:rPr>
+                        <w:rFonts w:ascii="Cambria Math" w:hAnsi="Cambria Math"/>
+                        <w:lang w:val="en-US"/>
+                      </w:rPr>
+                      <m:t>x</m:t>
+                    </m:r>
+                  </m:e>
+                  <m:sub>
+                    <m:r>
+                      <w:rPr>
+                        <w:rFonts w:ascii="Cambria Math" w:hAnsi="Cambria Math"/>
+                        <w:lang w:val="en-US"/>
+                      </w:rPr>
+                      <m:t>5</m:t>
+                    </m:r>
+                  </m:sub>
+                </m:sSub>
+              </m:oMath>
+            </m:oMathPara>
+          </w:p>
+        </w:tc>
+        <w:tc>
+          <w:tcPr>
+            <w:tcW w:w="1098" w:type="dxa"/>
+            <w:vAlign w:val="center"/>
+          </w:tcPr>
+          <w:p>
+            <w:pPr>
+              <w:pStyle w:val="ae"/>
+              <w:jc w:val="center"/>
+            </w:pPr>
+            <m:oMathPara>
+              <m:oMath>
+                <m:r>
+                  <w:rPr>
+                    <w:rFonts w:ascii="Cambria Math" w:hAnsi="Cambria Math" w:cs="Times New Roman"/>
+                    <w:sz w:val="28"/>
+                    <w:lang w:val="en-US"/>
+                  </w:rPr>
+                  <m:t>БР/</m:t>
+                </m:r>
+                <m:r>
+                  <w:rPr>
+                    <w:rFonts w:ascii="Cambria Math" w:hAnsi="Cambria Math" w:cs="Times New Roman"/>
+                    <w:i/>
+                    <w:noProof/>
+                    <w:sz w:val="28"/>
+                    <w:lang w:eastAsia="ru-RU"/>
+                  </w:rPr>
+                  <w:drawing>
+                    <wp:inline distT="0" distB="0" distL="0" distR="0" wp14:anchorId="446BD75D" wp14:editId="7831EAC4">
+                      <wp:extent cx="228600" cy="170688"/>
+                      <wp:effectExtent l="0" t="0" r="0" b="0"/>
+                      <wp:docPr id="121065685" name="Picture 11189"/>
+                      <wp:cNvGraphicFramePr/>
+                      <a:graphic xmlns:a="http://schemas.openxmlformats.org/drawingml/2006/main">
+                        <a:graphicData uri="http://schemas.openxmlformats.org/drawingml/2006/picture">
+                          <pic:pic xmlns:pic="http://schemas.openxmlformats.org/drawingml/2006/picture">
+                            <pic:nvPicPr>
+                              <pic:cNvPr id="11189" name="Picture 11189"/>
+                              <pic:cNvPicPr/>
+                            </pic:nvPicPr>
+                            <pic:blipFill>
+                              <a:blip r:embed="rId6" cstate="print"/>
+                              <a:stretch>
+                                <a:fillRect/>
+                              </a:stretch>
+                            </pic:blipFill>
+                            <pic:spPr>
+                              <a:xfrm>
+                                <a:off x="0" y="0"/>
+                                <a:ext cx="228600" cy="170688"/>
+                              </a:xfrm>
+                              <a:prstGeom prst="rect">
+                                <a:avLst/>
+                              </a:prstGeom>
+                            </pic:spPr>
+                          </pic:pic>
+                        </a:graphicData>
+                      </a:graphic>
+                    </wp:inline>
+                  </w:drawing>
+                </m:r>
+              </m:oMath>
+            </m:oMathPara>
+          </w:p>
+        </w:tc>
+      </w:tr>
+      <w:tr>
+        <w:trPr>
+          <w:trHeight w:val="595"/>
+        </w:trPr>
+        <w:tc>
+          <w:tcPr>
+            <w:tcW w:w="567" w:type="dxa"/>
+            <w:tcBorders>
+              <w:bottom w:val="single" w:sz="4" w:space="0" w:color="auto"/>
+            </w:tcBorders>
+            <w:vAlign w:val="center"/>
+          </w:tcPr>
+          <w:p>
+            <w:pPr>
+              <w:pStyle w:val="ae"/>
+              <w:jc w:val="center"/>
+              <w:rPr>
+                <w:i/>
+              </w:rPr>
+            </w:pPr>
+            <m:oMathPara>
+              <m:oMath>
+                <m:r>
+                  <w:rPr>
+                    <w:rFonts w:ascii="Cambria Math" w:hAnsi="Cambria Math"/>
+                  </w:rPr>
+                  <m:t>2</m:t>
+                </m:r>
+              </m:oMath>
+            </m:oMathPara>
+          </w:p>
+        </w:tc>
+        <w:tc>
+          <w:tcPr>
+            <w:tcW w:w="567" w:type="dxa"/>
+            <w:tcBorders>
+              <w:bottom w:val="single" w:sz="4" w:space="0" w:color="auto"/>
+            </w:tcBorders>
+            <w:vAlign w:val="center"/>
+          </w:tcPr>
+          <w:p>
+            <w:pPr>
+              <w:pStyle w:val="ae"/>
+              <w:jc w:val="center"/>
+            </w:pPr>
+            <m:oMathPara>
+              <m:oMath>
+                <m:sSub>
+                  <m:sSubPr>
+                    <m:ctrlPr>
+                      <w:rPr>
+                        <w:rFonts w:ascii="Cambria Math" w:hAnsi="Cambria Math"/>
+                        <w:i/>
+                      </w:rPr>
+                    </m:ctrlPr>
+                  </m:sSubPr>
+                  <m:e>
+                    <m:r>
+                      <w:rPr>
+                        <w:rFonts w:ascii="Cambria Math" w:hAnsi="Cambria Math"/>
+                      </w:rPr>
+                      <m:t>x</m:t>
+                    </m:r>
+                  </m:e>
+                  <m:sub>
+                    <m:r>
+                      <w:rPr>
+                        <w:rFonts w:ascii="Cambria Math" w:hAnsi="Cambria Math"/>
+                      </w:rPr>
+                      <m:t>2</m:t>
+                    </m:r>
+                  </m:sub>
+                </m:sSub>
+              </m:oMath>
+            </m:oMathPara>
+          </w:p>
+        </w:tc>
+        <w:tc>
+          <w:tcPr>
+            <w:tcW w:w="567" w:type="dxa"/>
+            <w:tcBorders>
+              <w:bottom w:val="single" w:sz="4" w:space="0" w:color="auto"/>
+            </w:tcBorders>
+            <w:vAlign w:val="center"/>
+          </w:tcPr>
+          <w:p>
+            <w:pPr>
+              <w:pStyle w:val="ae"/>
+              <w:jc w:val="center"/>
+            </w:pPr>
+            <m:oMathPara>
+              <m:oMath>
+                <m:r>
+                  <w:rPr>
+                    <w:rFonts w:ascii="Cambria Math" w:hAnsi="Cambria Math"/>
+                  </w:rPr>
+                  <m:t>2</m:t>
+                </m:r>
+              </m:oMath>
+            </m:oMathPara>
+          </w:p>
+        </w:tc>
+        <w:tc>
+          <w:tcPr>
+            <w:tcW w:w="1418" w:type="dxa"/>
+            <w:vAlign w:val="center"/>
+          </w:tcPr>
+          <w:p>
+            <w:pPr>
+              <w:pStyle w:val="ae"/>
+              <w:jc w:val="center"/>
+              <w:rPr>
+                <w:i/>
+                <w:lang w:val="en-US"/>
+              </w:rPr>
+            </w:pPr>
+            <m:oMathPara>
+              <m:oMath>
+                <m:r>
+                  <w:rPr>
+                    <w:rFonts w:ascii="Cambria Math" w:hAnsi="Cambria Math"/>
+                  </w:rPr>
+                  <m:t>-2/</m:t>
+                </m:r>
+                <m:r>
+                  <w:rPr>
+                    <w:rFonts w:ascii="Cambria Math" w:hAnsi="Cambria Math"/>
+                    <w:lang w:val="en-US"/>
+                  </w:rPr>
+                  <m:t>3</m:t>
+                </m:r>
+              </m:oMath>
+            </m:oMathPara>
+          </w:p>
+        </w:tc>
+        <w:tc>
+          <w:tcPr>
+            <w:tcW w:w="1134" w:type="dxa"/>
+            <w:vAlign w:val="center"/>
+          </w:tcPr>
+          <w:p>
+            <w:pPr>
+              <w:pStyle w:val="ae"/>
+              <w:jc w:val="center"/>
+              <w:rPr>
+                <w:lang w:val="en-US"/>
+              </w:rPr>
+            </w:pPr>
+            <m:oMathPara>
+              <m:oMath>
+                <m:r>
+                  <w:rPr>
+                    <w:rFonts w:ascii="Cambria Math" w:hAnsi="Cambria Math"/>
+                    <w:lang w:val="en-US"/>
+                  </w:rPr>
+                  <m:t>1</m:t>
+                </m:r>
+              </m:oMath>
+            </m:oMathPara>
+          </w:p>
+        </w:tc>
+        <w:tc>
+          <w:tcPr>
+            <w:tcW w:w="1417" w:type="dxa"/>
+            <w:vAlign w:val="center"/>
+          </w:tcPr>
+          <w:p>
+            <w:pPr>
+              <w:pStyle w:val="ae"/>
+              <w:jc w:val="center"/>
+              <w:rPr>
+                <w:i/>
+                <w:lang w:val="en-US"/>
+              </w:rPr>
+            </w:pPr>
+            <w:r>
+              <w:rPr>
+                <w:rFonts w:eastAsiaTheme="minorEastAsia"/>
+                <w:lang w:val="en-US"/>
+              </w:rPr>
+              <w:t>-</w:t>
+            </w:r>
+            <m:oMath>
+              <m:r>
+                <w:rPr>
+                  <w:rFonts w:ascii="Cambria Math" w:hAnsi="Cambria Math"/>
+                </w:rPr>
+                <m:t>1/</m:t>
+              </m:r>
+              <m:r>
+                <w:rPr>
+                  <w:rFonts w:ascii="Cambria Math" w:hAnsi="Cambria Math"/>
+                  <w:lang w:val="en-US"/>
+                </w:rPr>
+                <m:t>3</m:t>
+              </m:r>
+            </m:oMath>
+          </w:p>
+        </w:tc>
+        <w:tc>
+          <w:tcPr>
+            <w:tcW w:w="1276" w:type="dxa"/>
+          </w:tcPr>
+          <w:p>
+            <w:pPr>
+              <w:pStyle w:val="ae"/>
+              <w:jc w:val="center"/>
+              <w:rPr>
+                <w:rFonts w:ascii="Calibri" w:eastAsia="Times New Roman" w:hAnsi="Calibri" w:cs="Times New Roman"/>
+                <w:lang w:val="en-US"/>
+              </w:rPr>
+            </w:pPr>
+            <m:oMathPara>
+              <m:oMath>
+                <m:r>
+                  <w:rPr>
+                    <w:rFonts w:ascii="Cambria Math" w:eastAsia="Times New Roman" w:hAnsi="Cambria Math" w:cs="Times New Roman"/>
+                    <w:lang w:val="en-US"/>
+                  </w:rPr>
+                  <m:t>1</m:t>
+                </m:r>
+                <m:r>
+                  <w:rPr>
+                    <w:rFonts w:ascii="Cambria Math" w:eastAsia="Times New Roman" w:hAnsi="Cambria Math" w:cs="Times New Roman"/>
+                    <w:lang w:val="en-US"/>
+                  </w:rPr>
+                  <m:t>/3</m:t>
+                </m:r>
+              </m:oMath>
+            </m:oMathPara>
+          </w:p>
+        </w:tc>
+        <w:tc>
+          <w:tcPr>
+            <w:tcW w:w="1589" w:type="dxa"/>
+            <w:vAlign w:val="center"/>
+          </w:tcPr>
+          <w:p>
+            <w:pPr>
+              <w:pStyle w:val="ae"/>
+              <w:jc w:val="center"/>
+              <w:rPr>
+                <w:i/>
+                <w:lang w:val="en-US"/>
+              </w:rPr>
+            </w:pPr>
+            <m:oMathPara>
+              <m:oMath>
+                <m:r>
+                  <w:rPr>
+                    <w:rFonts w:ascii="Cambria Math" w:hAnsi="Cambria Math"/>
+                    <w:lang w:val="en-US"/>
+                  </w:rPr>
+                  <m:t>0</m:t>
+                </m:r>
+              </m:oMath>
+            </m:oMathPara>
+          </w:p>
+        </w:tc>
+        <w:tc>
+          <w:tcPr>
+            <w:tcW w:w="1098" w:type="dxa"/>
+            <w:vAlign w:val="center"/>
+          </w:tcPr>
+          <w:p>
+            <w:pPr>
+              <w:pStyle w:val="ae"/>
+              <w:jc w:val="center"/>
+              <w:rPr>
+                <w:lang w:val="en-US"/>
+              </w:rPr>
+            </w:pPr>
+          </w:p>
+        </w:tc>
+      </w:tr>
+      <w:tr>
+        <w:tc>
+          <w:tcPr>
+            <w:tcW w:w="567" w:type="dxa"/>
+            <w:tcBorders>
+              <w:bottom w:val="single" w:sz="4" w:space="0" w:color="auto"/>
+            </w:tcBorders>
+            <w:vAlign w:val="center"/>
+          </w:tcPr>
+          <w:p>
+            <w:pPr>
+              <w:pStyle w:val="ae"/>
+              <w:jc w:val="center"/>
+            </w:pPr>
+            <m:oMathPara>
+              <m:oMath>
+                <m:r>
+                  <w:rPr>
+                    <w:rFonts w:ascii="Cambria Math" w:hAnsi="Cambria Math"/>
+                  </w:rPr>
+                  <m:t>0</m:t>
+                </m:r>
+              </m:oMath>
+            </m:oMathPara>
+          </w:p>
+        </w:tc>
+        <w:tc>
+          <w:tcPr>
+            <w:tcW w:w="567" w:type="dxa"/>
+            <w:tcBorders>
+              <w:bottom w:val="single" w:sz="4" w:space="0" w:color="auto"/>
+            </w:tcBorders>
+            <w:vAlign w:val="center"/>
+          </w:tcPr>
+          <w:p>
+            <w:pPr>
+              <w:pStyle w:val="ae"/>
+              <w:jc w:val="center"/>
+            </w:pPr>
+            <m:oMathPara>
+              <m:oMath>
+                <m:sSub>
+                  <m:sSubPr>
+                    <m:ctrlPr>
+                      <w:rPr>
+                        <w:rFonts w:ascii="Cambria Math" w:hAnsi="Cambria Math"/>
+                        <w:i/>
+                      </w:rPr>
+                    </m:ctrlPr>
+                  </m:sSubPr>
+                  <m:e>
+                    <m:r>
+                      <w:rPr>
+                        <w:rFonts w:ascii="Cambria Math" w:hAnsi="Cambria Math"/>
+                      </w:rPr>
+                      <m:t>x</m:t>
+                    </m:r>
+                  </m:e>
+                  <m:sub>
+                    <m:r>
+                      <w:rPr>
+                        <w:rFonts w:ascii="Cambria Math" w:hAnsi="Cambria Math"/>
+                      </w:rPr>
+                      <m:t>5</m:t>
+                    </m:r>
+                  </m:sub>
+                </m:sSub>
+              </m:oMath>
+            </m:oMathPara>
+          </w:p>
+        </w:tc>
+        <w:tc>
+          <w:tcPr>
+            <w:tcW w:w="567" w:type="dxa"/>
+            <w:tcBorders>
+              <w:bottom w:val="single" w:sz="4" w:space="0" w:color="auto"/>
+            </w:tcBorders>
+            <w:vAlign w:val="center"/>
+          </w:tcPr>
+          <w:p>
+            <w:pPr>
+              <w:pStyle w:val="ae"/>
+              <w:jc w:val="center"/>
+            </w:pPr>
+            <m:oMathPara>
+              <m:oMath>
+                <m:r>
+                  <w:rPr>
+                    <w:rFonts w:ascii="Cambria Math" w:hAnsi="Cambria Math"/>
+                  </w:rPr>
+                  <m:t>16</m:t>
+                </m:r>
+              </m:oMath>
+            </m:oMathPara>
+          </w:p>
+        </w:tc>
+        <w:tc>
+          <w:tcPr>
+            <w:tcW w:w="1418" w:type="dxa"/>
+            <w:tcBorders>
+              <w:bottom w:val="single" w:sz="4" w:space="0" w:color="auto"/>
+            </w:tcBorders>
+            <w:vAlign w:val="center"/>
+          </w:tcPr>
+          <w:p>
+            <w:pPr>
+              <w:pStyle w:val="ae"/>
+              <w:jc w:val="center"/>
+              <w:rPr>
+                <w:i/>
+                <w:lang w:val="en-US"/>
+              </w:rPr>
+            </w:pPr>
+            <m:oMathPara>
+              <m:oMath>
+                <m:r>
+                  <w:rPr>
+                    <w:rFonts w:ascii="Cambria Math" w:hAnsi="Cambria Math"/>
+                    <w:lang w:val="en-US"/>
+                  </w:rPr>
+                  <m:t>1-</m:t>
+                </m:r>
+                <m:f>
+                  <m:fPr>
+                    <m:ctrlPr>
+                      <w:rPr>
+                        <w:rFonts w:ascii="Cambria Math" w:hAnsi="Cambria Math"/>
+                        <w:i/>
+                        <w:lang w:val="en-US"/>
+                      </w:rPr>
+                    </m:ctrlPr>
+                  </m:fPr>
+                  <m:num>
+                    <m:r>
+                      <w:rPr>
+                        <w:rFonts w:ascii="Cambria Math" w:hAnsi="Cambria Math"/>
+                        <w:lang w:val="en-US"/>
+                      </w:rPr>
+                      <m:t>4*-2</m:t>
+                    </m:r>
+                  </m:num>
+                  <m:den>
+                    <m:r>
+                      <w:rPr>
+                        <w:rFonts w:ascii="Cambria Math" w:hAnsi="Cambria Math"/>
+                        <w:lang w:val="en-US"/>
+                      </w:rPr>
+                      <m:t>3</m:t>
+                    </m:r>
+                  </m:den>
+                </m:f>
+              </m:oMath>
+            </m:oMathPara>
+          </w:p>
+        </w:tc>
+        <w:tc>
+          <w:tcPr>
+            <w:tcW w:w="1134" w:type="dxa"/>
+            <w:vAlign w:val="center"/>
+          </w:tcPr>
+          <w:p>
+            <w:pPr>
+              <w:pStyle w:val="ae"/>
+              <w:jc w:val="center"/>
+              <w:rPr>
+                <w:lang w:val="en-US"/>
+              </w:rPr>
+            </w:pPr>
+            <m:oMathPara>
+              <m:oMath>
+                <m:r>
+                  <w:rPr>
+                    <w:rFonts w:ascii="Cambria Math" w:hAnsi="Cambria Math"/>
+                    <w:lang w:val="en-US"/>
+                  </w:rPr>
+                  <m:t>4-</m:t>
+                </m:r>
+                <m:f>
+                  <m:fPr>
+                    <m:ctrlPr>
+                      <w:rPr>
+                        <w:rFonts w:ascii="Cambria Math" w:hAnsi="Cambria Math"/>
+                        <w:i/>
+                        <w:lang w:val="en-US"/>
+                      </w:rPr>
+                    </m:ctrlPr>
+                  </m:fPr>
+                  <m:num>
+                    <m:r>
+                      <w:rPr>
+                        <w:rFonts w:ascii="Cambria Math" w:hAnsi="Cambria Math"/>
+                        <w:lang w:val="en-US"/>
+                      </w:rPr>
+                      <m:t>4*3</m:t>
+                    </m:r>
+                  </m:num>
+                  <m:den>
+                    <m:r>
+                      <w:rPr>
+                        <w:rFonts w:ascii="Cambria Math" w:hAnsi="Cambria Math"/>
+                        <w:lang w:val="en-US"/>
+                      </w:rPr>
+                      <m:t>3</m:t>
+                    </m:r>
+                  </m:den>
+                </m:f>
+              </m:oMath>
+            </m:oMathPara>
+          </w:p>
+        </w:tc>
+        <w:tc>
+          <w:tcPr>
+            <w:tcW w:w="1417" w:type="dxa"/>
+            <w:vAlign w:val="center"/>
+          </w:tcPr>
+          <w:p>
+            <w:pPr>
+              <w:pStyle w:val="ae"/>
+              <w:jc w:val="center"/>
+              <w:rPr>
+                <w:i/>
+                <w:lang w:val="en-US"/>
+              </w:rPr>
+            </w:pPr>
+            <m:oMathPara>
+              <m:oMath>
+                <m:r>
+                  <w:rPr>
+                    <w:rFonts w:ascii="Cambria Math" w:hAnsi="Cambria Math"/>
+                  </w:rPr>
+                  <m:t>0</m:t>
+                </m:r>
+                <m:r>
+                  <w:rPr>
+                    <w:rFonts w:ascii="Cambria Math" w:hAnsi="Cambria Math"/>
+                  </w:rPr>
+                  <m:t>-</m:t>
+                </m:r>
+                <m:f>
+                  <m:fPr>
+                    <m:ctrlPr>
+                      <w:rPr>
+                        <w:rFonts w:ascii="Cambria Math" w:hAnsi="Cambria Math"/>
+                        <w:i/>
+                        <w:lang w:val="en-US"/>
+                      </w:rPr>
+                    </m:ctrlPr>
+                  </m:fPr>
+                  <m:num>
+                    <m:r>
+                      <w:rPr>
+                        <w:rFonts w:ascii="Cambria Math" w:hAnsi="Cambria Math"/>
+                        <w:lang w:val="en-US"/>
+                      </w:rPr>
+                      <m:t>4*-1</m:t>
+                    </m:r>
+                    <m:ctrlPr>
+                      <w:rPr>
+                        <w:rFonts w:ascii="Cambria Math" w:hAnsi="Cambria Math"/>
+                        <w:i/>
+                      </w:rPr>
+                    </m:ctrlPr>
+                  </m:num>
+                  <m:den>
+                    <m:r>
+                      <w:rPr>
+                        <w:rFonts w:ascii="Cambria Math" w:hAnsi="Cambria Math"/>
+                        <w:lang w:val="en-US"/>
+                      </w:rPr>
+                      <m:t>3</m:t>
+                    </m:r>
+                  </m:den>
+                </m:f>
+              </m:oMath>
+            </m:oMathPara>
+          </w:p>
+        </w:tc>
+        <w:tc>
+          <w:tcPr>
+            <w:tcW w:w="1276" w:type="dxa"/>
+          </w:tcPr>
+          <w:p>
+            <w:pPr>
+              <w:pStyle w:val="ae"/>
+              <w:jc w:val="center"/>
+              <w:rPr>
+                <w:rFonts w:eastAsia="Calibri" w:cs="Times New Roman"/>
+                <w:lang w:val="en-US"/>
+              </w:rPr>
+            </w:pPr>
+            <m:oMathPara>
+              <m:oMath>
+                <m:r>
+                  <w:rPr>
+                    <w:rFonts w:ascii="Cambria Math" w:eastAsia="Calibri" w:hAnsi="Cambria Math" w:cs="Times New Roman"/>
+                    <w:lang w:val="en-US"/>
+                  </w:rPr>
+                  <m:t>0</m:t>
+                </m:r>
+                <m:r>
+                  <w:rPr>
+                    <w:rFonts w:ascii="Cambria Math" w:eastAsia="Calibri" w:hAnsi="Cambria Math" w:cs="Times New Roman"/>
+                    <w:lang w:val="en-US"/>
+                  </w:rPr>
+                  <m:t>-</m:t>
+                </m:r>
+                <m:f>
+                  <m:fPr>
+                    <m:ctrlPr>
+                      <w:rPr>
+                        <w:rFonts w:ascii="Cambria Math" w:eastAsia="Calibri" w:hAnsi="Cambria Math" w:cs="Times New Roman"/>
+                        <w:i/>
+                        <w:lang w:val="en-US"/>
+                      </w:rPr>
+                    </m:ctrlPr>
+                  </m:fPr>
+                  <m:num>
+                    <m:r>
+                      <w:rPr>
+                        <w:rFonts w:ascii="Cambria Math" w:eastAsia="Calibri" w:hAnsi="Cambria Math" w:cs="Times New Roman"/>
+                        <w:lang w:val="en-US"/>
+                      </w:rPr>
+                      <m:t>4*1</m:t>
+                    </m:r>
+                  </m:num>
+                  <m:den>
+                    <m:r>
+                      <w:rPr>
+                        <w:rFonts w:ascii="Cambria Math" w:eastAsia="Calibri" w:hAnsi="Cambria Math" w:cs="Times New Roman"/>
+                        <w:lang w:val="en-US"/>
+                      </w:rPr>
+                      <m:t>3</m:t>
+                    </m:r>
+                  </m:den>
+                </m:f>
+              </m:oMath>
+            </m:oMathPara>
+          </w:p>
+        </w:tc>
+        <w:tc>
+          <w:tcPr>
+            <w:tcW w:w="1589" w:type="dxa"/>
+            <w:vAlign w:val="center"/>
+          </w:tcPr>
+          <w:p>
+            <w:pPr>
+              <w:pStyle w:val="ae"/>
+              <w:jc w:val="center"/>
+              <w:rPr>
+                <w:i/>
+                <w:lang w:val="en-US"/>
+              </w:rPr>
+            </w:pPr>
+            <m:oMathPara>
+              <m:oMath>
+                <m:r>
+                  <w:rPr>
+                    <w:rFonts w:ascii="Cambria Math" w:hAnsi="Cambria Math"/>
+                  </w:rPr>
+                  <m:t>1</m:t>
+                </m:r>
+                <m:r>
+                  <w:rPr>
+                    <w:rFonts w:ascii="Cambria Math" w:eastAsiaTheme="minorEastAsia" w:hAnsi="Cambria Math"/>
+                  </w:rPr>
+                  <m:t>-</m:t>
+                </m:r>
+                <m:f>
+                  <m:fPr>
+                    <m:ctrlPr>
+                      <w:rPr>
+                        <w:rFonts w:ascii="Cambria Math" w:eastAsiaTheme="minorEastAsia" w:hAnsi="Cambria Math"/>
+                        <w:i/>
+                        <w:lang w:val="en-US"/>
+                      </w:rPr>
+                    </m:ctrlPr>
+                  </m:fPr>
+                  <m:num>
+                    <m:r>
+                      <w:rPr>
+                        <w:rFonts w:ascii="Cambria Math" w:eastAsiaTheme="minorEastAsia" w:hAnsi="Cambria Math"/>
+                        <w:lang w:val="en-US"/>
+                      </w:rPr>
+                      <m:t>4*0</m:t>
+                    </m:r>
+                    <m:ctrlPr>
+                      <w:rPr>
+                        <w:rFonts w:ascii="Cambria Math" w:eastAsiaTheme="minorEastAsia" w:hAnsi="Cambria Math"/>
+                        <w:i/>
+                      </w:rPr>
+                    </m:ctrlPr>
+                  </m:num>
+                  <m:den>
+                    <m:r>
+                      <w:rPr>
+                        <w:rFonts w:ascii="Cambria Math" w:eastAsiaTheme="minorEastAsia" w:hAnsi="Cambria Math"/>
+                        <w:lang w:val="en-US"/>
+                      </w:rPr>
+                      <m:t>3</m:t>
+                    </m:r>
+                  </m:den>
+                </m:f>
+              </m:oMath>
+            </m:oMathPara>
+          </w:p>
+        </w:tc>
+        <w:tc>
+          <w:tcPr>
+            <w:tcW w:w="1098" w:type="dxa"/>
+            <w:vAlign w:val="center"/>
+          </w:tcPr>
+          <w:p>
+            <w:pPr>
+              <w:pStyle w:val="ae"/>
+              <w:jc w:val="center"/>
+              <w:rPr>
+                <w:iCs/>
+                <w:lang w:val="en-US"/>
+              </w:rPr>
+            </w:pPr>
+          </w:p>
+        </w:tc>
+      </w:tr>
+      <w:tr>
+        <w:tc>
+          <w:tcPr>
+            <w:tcW w:w="567" w:type="dxa"/>
+            <w:tcBorders>
+              <w:top w:val="single" w:sz="4" w:space="0" w:color="auto"/>
+              <w:left w:val="nil"/>
+              <w:bottom w:val="nil"/>
+              <w:right w:val="nil"/>
+            </w:tcBorders>
+            <w:vAlign w:val="center"/>
+          </w:tcPr>
+          <w:p>
+            <w:pPr>
+              <w:pStyle w:val="ae"/>
+              <w:jc w:val="center"/>
+              <w:rPr>
+                <w:rFonts w:eastAsia="Calibri" w:cs="Times New Roman"/>
+              </w:rPr>
+            </w:pPr>
+          </w:p>
+        </w:tc>
+        <w:tc>
+          <w:tcPr>
+            <w:tcW w:w="567" w:type="dxa"/>
+            <w:tcBorders>
+              <w:top w:val="single" w:sz="4" w:space="0" w:color="auto"/>
+              <w:left w:val="nil"/>
+              <w:bottom w:val="nil"/>
+              <w:right w:val="nil"/>
+            </w:tcBorders>
+            <w:vAlign w:val="center"/>
+          </w:tcPr>
+          <w:p>
+            <w:pPr>
+              <w:pStyle w:val="ae"/>
+              <w:jc w:val="center"/>
+              <w:rPr>
+                <w:rFonts w:eastAsia="Calibri" w:cs="Times New Roman"/>
+              </w:rPr>
+            </w:pPr>
+          </w:p>
+        </w:tc>
+        <w:tc>
+          <w:tcPr>
+            <w:tcW w:w="567" w:type="dxa"/>
+            <w:tcBorders>
+              <w:top w:val="single" w:sz="4" w:space="0" w:color="auto"/>
+              <w:left w:val="nil"/>
+              <w:bottom w:val="nil"/>
+              <w:right w:val="single" w:sz="4" w:space="0" w:color="auto"/>
+            </w:tcBorders>
+            <w:vAlign w:val="center"/>
+          </w:tcPr>
+          <w:p>
+            <w:pPr>
+              <w:pStyle w:val="ae"/>
+              <w:jc w:val="center"/>
+              <w:rPr>
+                <w:rFonts w:eastAsia="Calibri" w:cs="Times New Roman"/>
+              </w:rPr>
+            </w:pPr>
+          </w:p>
+        </w:tc>
+        <w:tc>
+          <w:tcPr>
+            <w:tcW w:w="1418" w:type="dxa"/>
+            <w:tcBorders>
+              <w:top w:val="single" w:sz="4" w:space="0" w:color="auto"/>
+              <w:left w:val="single" w:sz="4" w:space="0" w:color="auto"/>
+              <w:bottom w:val="single" w:sz="4" w:space="0" w:color="auto"/>
+              <w:right w:val="single" w:sz="4" w:space="0" w:color="auto"/>
+            </w:tcBorders>
+            <w:vAlign w:val="center"/>
+          </w:tcPr>
+          <w:p>
+            <w:pPr>
+              <w:pStyle w:val="ae"/>
+              <w:jc w:val="center"/>
+              <w:rPr>
+                <w:iCs/>
+              </w:rPr>
+            </w:pPr>
+          </w:p>
+        </w:tc>
+        <w:tc>
+          <w:tcPr>
+            <w:tcW w:w="1134" w:type="dxa"/>
+            <w:tcBorders>
+              <w:left w:val="single" w:sz="4" w:space="0" w:color="auto"/>
+            </w:tcBorders>
+            <w:vAlign w:val="center"/>
+          </w:tcPr>
+          <w:p>
+            <w:pPr>
+              <w:pStyle w:val="ae"/>
+              <w:jc w:val="center"/>
+              <w:rPr>
+                <w:iCs/>
+              </w:rPr>
+            </w:pPr>
+          </w:p>
+        </w:tc>
+        <w:tc>
+          <w:tcPr>
+            <w:tcW w:w="1417" w:type="dxa"/>
+            <w:vAlign w:val="center"/>
+          </w:tcPr>
+          <w:p>
+            <w:pPr>
+              <w:pStyle w:val="ae"/>
+              <w:jc w:val="center"/>
+              <w:rPr>
+                <w:iCs/>
+              </w:rPr>
+            </w:pPr>
+          </w:p>
+        </w:tc>
+        <w:tc>
+          <w:tcPr>
+            <w:tcW w:w="1276" w:type="dxa"/>
+          </w:tcPr>
+          <w:p>
+            <w:pPr>
+              <w:pStyle w:val="ae"/>
+              <w:jc w:val="center"/>
+              <w:rPr>
+                <w:rFonts w:eastAsia="Calibri" w:cs="Times New Roman"/>
+                <w:iCs/>
+              </w:rPr>
+            </w:pPr>
+          </w:p>
+        </w:tc>
+        <w:tc>
+          <w:tcPr>
+            <w:tcW w:w="1589" w:type="dxa"/>
+            <w:vAlign w:val="center"/>
+          </w:tcPr>
+          <w:p>
+            <w:pPr>
+              <w:pStyle w:val="ae"/>
+              <w:jc w:val="center"/>
+              <w:rPr>
+                <w:iCs/>
+                <w:lang w:val="en-US"/>
+              </w:rPr>
+            </w:pPr>
+          </w:p>
+        </w:tc>
+        <w:tc>
+          <w:tcPr>
+            <w:tcW w:w="1098" w:type="dxa"/>
+            <w:vAlign w:val="center"/>
+          </w:tcPr>
+          <w:p>
+            <w:pPr>
+              <w:pStyle w:val="ae"/>
+              <w:jc w:val="center"/>
+            </w:pPr>
+            <m:oMathPara>
+              <m:oMath>
+                <m:sSub>
+                  <m:sSubPr>
+                    <m:ctrlPr>
+                      <w:rPr>
+                        <w:rFonts w:ascii="Cambria Math" w:hAnsi="Cambria Math"/>
+                        <w:i/>
+                      </w:rPr>
+                    </m:ctrlPr>
+                  </m:sSubPr>
+                  <m:e>
+                    <m:r>
+                      <w:rPr>
+                        <w:rFonts w:ascii="Cambria Math" w:hAnsi="Cambria Math"/>
+                      </w:rPr>
+                      <m:t>z</m:t>
+                    </m:r>
+                  </m:e>
+                  <m:sub>
+                    <m:r>
+                      <w:rPr>
+                        <w:rFonts w:ascii="Cambria Math" w:hAnsi="Cambria Math"/>
+                      </w:rPr>
+                      <m:t>j</m:t>
+                    </m:r>
+                  </m:sub>
+                </m:sSub>
+              </m:oMath>
+            </m:oMathPara>
+          </w:p>
+        </w:tc>
+      </w:tr>
+      <w:tr>
+        <w:tc>
+          <w:tcPr>
+            <w:tcW w:w="567" w:type="dxa"/>
+            <w:tcBorders>
+              <w:top w:val="nil"/>
+              <w:left w:val="nil"/>
+              <w:bottom w:val="nil"/>
+              <w:right w:val="nil"/>
+            </w:tcBorders>
+            <w:vAlign w:val="center"/>
+          </w:tcPr>
+          <w:p>
+            <w:pPr>
+              <w:pStyle w:val="ae"/>
+              <w:jc w:val="center"/>
+              <w:rPr>
+                <w:rFonts w:eastAsia="Calibri" w:cs="Times New Roman"/>
+              </w:rPr>
+            </w:pPr>
+          </w:p>
+        </w:tc>
+        <w:tc>
+          <w:tcPr>
+            <w:tcW w:w="567" w:type="dxa"/>
+            <w:tcBorders>
+              <w:top w:val="nil"/>
+              <w:left w:val="nil"/>
+              <w:bottom w:val="nil"/>
+              <w:right w:val="nil"/>
+            </w:tcBorders>
+            <w:vAlign w:val="center"/>
+          </w:tcPr>
+          <w:p>
+            <w:pPr>
+              <w:pStyle w:val="ae"/>
+              <w:jc w:val="center"/>
+              <w:rPr>
+                <w:rFonts w:eastAsia="Calibri" w:cs="Times New Roman"/>
+              </w:rPr>
+            </w:pPr>
+          </w:p>
+        </w:tc>
+        <w:tc>
+          <w:tcPr>
+            <w:tcW w:w="567" w:type="dxa"/>
+            <w:tcBorders>
+              <w:top w:val="nil"/>
+              <w:left w:val="nil"/>
+              <w:bottom w:val="nil"/>
+              <w:right w:val="single" w:sz="4" w:space="0" w:color="auto"/>
+            </w:tcBorders>
+            <w:vAlign w:val="center"/>
+          </w:tcPr>
+          <w:p>
+            <w:pPr>
+              <w:pStyle w:val="ae"/>
+              <w:jc w:val="center"/>
+              <w:rPr>
+                <w:rFonts w:eastAsia="Calibri" w:cs="Times New Roman"/>
+              </w:rPr>
+            </w:pPr>
+          </w:p>
+        </w:tc>
+        <w:tc>
+          <w:tcPr>
+            <w:tcW w:w="1418" w:type="dxa"/>
+            <w:tcBorders>
+              <w:top w:val="single" w:sz="4" w:space="0" w:color="auto"/>
+              <w:left w:val="single" w:sz="4" w:space="0" w:color="auto"/>
+              <w:bottom w:val="single" w:sz="4" w:space="0" w:color="auto"/>
+              <w:right w:val="single" w:sz="4" w:space="0" w:color="auto"/>
+            </w:tcBorders>
+            <w:vAlign w:val="center"/>
+          </w:tcPr>
+          <w:p>
+            <w:pPr>
+              <w:pStyle w:val="ae"/>
+              <w:jc w:val="center"/>
+              <w:rPr>
+                <w:iCs/>
+              </w:rPr>
+            </w:pPr>
+          </w:p>
+        </w:tc>
+        <w:tc>
+          <w:tcPr>
+            <w:tcW w:w="1134" w:type="dxa"/>
+            <w:tcBorders>
+              <w:left w:val="single" w:sz="4" w:space="0" w:color="auto"/>
+            </w:tcBorders>
+            <w:vAlign w:val="center"/>
+          </w:tcPr>
+          <w:p>
+            <w:pPr>
+              <w:pStyle w:val="ae"/>
+              <w:jc w:val="center"/>
+              <w:rPr>
+                <w:iCs/>
+              </w:rPr>
+            </w:pPr>
+          </w:p>
+        </w:tc>
+        <w:tc>
+          <w:tcPr>
+            <w:tcW w:w="1417" w:type="dxa"/>
+            <w:vAlign w:val="center"/>
+          </w:tcPr>
+          <w:p>
+            <w:pPr>
+              <w:pStyle w:val="ae"/>
+              <w:jc w:val="center"/>
+              <w:rPr>
+                <w:iCs/>
+              </w:rPr>
+            </w:pPr>
+          </w:p>
+        </w:tc>
+        <w:tc>
+          <w:tcPr>
+            <w:tcW w:w="1276" w:type="dxa"/>
+          </w:tcPr>
+          <w:p>
+            <w:pPr>
+              <w:pStyle w:val="ae"/>
+              <w:jc w:val="center"/>
+              <w:rPr>
+                <w:rFonts w:eastAsia="Calibri" w:cs="Times New Roman"/>
+                <w:iCs/>
+              </w:rPr>
+            </w:pPr>
+          </w:p>
+        </w:tc>
+        <w:tc>
+          <w:tcPr>
+            <w:tcW w:w="1589" w:type="dxa"/>
+            <w:vAlign w:val="center"/>
+          </w:tcPr>
+          <w:p>
+            <w:pPr>
+              <w:pStyle w:val="ae"/>
+              <w:jc w:val="center"/>
+              <w:rPr>
+                <w:iCs/>
+              </w:rPr>
+            </w:pPr>
+          </w:p>
+        </w:tc>
+        <w:tc>
+          <w:tcPr>
+            <w:tcW w:w="1098" w:type="dxa"/>
+            <w:vAlign w:val="center"/>
+          </w:tcPr>
+          <w:p>
+            <w:pPr>
+              <w:pStyle w:val="ae"/>
+              <w:jc w:val="center"/>
+              <w:rPr>
+                <w:i/>
+                <w:lang w:val="en-US"/>
+              </w:rPr>
+            </w:pPr>
+            <m:oMathPara>
+              <m:oMath>
+                <m:sSub>
+                  <m:sSubPr>
+                    <m:ctrlPr>
+                      <w:rPr>
+                        <w:rFonts w:ascii="Cambria Math" w:hAnsi="Cambria Math"/>
+                        <w:i/>
+                        <w:lang w:val="en-US"/>
+                      </w:rPr>
+                    </m:ctrlPr>
+                  </m:sSubPr>
+                  <m:e>
+                    <m:r>
+                      <w:rPr>
+                        <w:rFonts w:ascii="Cambria Math" w:hAnsi="Cambria Math"/>
+                        <w:lang w:val="en-US"/>
+                      </w:rPr>
+                      <m:t>∆</m:t>
+                    </m:r>
+                  </m:e>
+                  <m:sub>
+                    <m:r>
+                      <w:rPr>
+                        <w:rFonts w:ascii="Cambria Math" w:hAnsi="Cambria Math"/>
+                        <w:lang w:val="en-US"/>
+                      </w:rPr>
+                      <m:t>j</m:t>
+                    </m:r>
+                  </m:sub>
+                </m:sSub>
+              </m:oMath>
+            </m:oMathPara>
+          </w:p>
+        </w:tc>
+      </w:tr>
+    </w:tbl>
+    <w:p>
+      <w:pPr>
+        <w:rPr>
+          <w:rFonts w:eastAsiaTheme="minorEastAsia"/>
+          <w:iCs/>
+          <w:lang w:val="en-US"/>
+        </w:rPr>
+      </w:pPr>
+    </w:p>
+    <w:p>
+      <w:pPr>
+        <w:rPr>
+          <w:rFonts w:eastAsiaTheme="minorEastAsia"/>
+          <w:iCs/>
+          <w:lang w:val="ru-RU"/>
+        </w:rPr>
+      </w:pPr>
+      <w:r>
+        <w:rPr>
+          <w:rFonts w:eastAsiaTheme="minorEastAsia"/>
+          <w:iCs/>
+          <w:lang w:val="ru-RU"/>
+        </w:rPr>
+        <w:t>Перерасчёт оценок:</w:t>
+      </w:r>
+    </w:p>
+    <w:p>
+      <w:pPr>
+        <w:rPr>
+          <w:rFonts w:eastAsiaTheme="minorEastAsia"/>
+          <w:iCs/>
+          <w:lang w:val="en-US"/>
+        </w:rPr>
+      </w:pPr>
+      <m:oMathPara>
+        <m:oMath>
+          <m:sSub>
+            <m:sSubPr>
+              <m:ctrlPr>
+                <w:rPr>
+                  <w:rFonts w:ascii="Cambria Math" w:eastAsiaTheme="minorEastAsia" w:hAnsi="Cambria Math"/>
+                  <w:i/>
+                  <w:iCs/>
+                  <w:lang w:val="en-US"/>
+                </w:rPr>
+              </m:ctrlPr>
+            </m:sSubPr>
+            <m:e>
+              <m:r>
+                <w:rPr>
+                  <w:rFonts w:ascii="Cambria Math" w:eastAsiaTheme="minorEastAsia" w:hAnsi="Cambria Math"/>
+                  <w:lang w:val="ru-RU"/>
+                </w:rPr>
+                <m:t>z</m:t>
+              </m:r>
+              <m:ctrlPr>
+                <w:rPr>
+                  <w:rFonts w:ascii="Cambria Math" w:eastAsiaTheme="minorEastAsia" w:hAnsi="Cambria Math"/>
+                  <w:i/>
+                  <w:iCs/>
+                  <w:lang w:val="ru-RU"/>
+                </w:rPr>
+              </m:ctrlPr>
+            </m:e>
+            <m:sub>
+              <m:r>
+                <w:rPr>
+                  <w:rFonts w:ascii="Cambria Math" w:eastAsiaTheme="minorEastAsia" w:hAnsi="Cambria Math"/>
+                  <w:lang w:val="en-US"/>
+                </w:rPr>
+                <m:t>1</m:t>
+              </m:r>
+            </m:sub>
+          </m:sSub>
+          <m:r>
+            <w:rPr>
+              <w:rFonts w:ascii="Cambria Math" w:eastAsiaTheme="minorEastAsia" w:hAnsi="Cambria Math"/>
+              <w:lang w:val="en-US"/>
+            </w:rPr>
+            <m:t>=</m:t>
+          </m:r>
+          <m:r>
+            <w:rPr>
+              <w:rFonts w:ascii="Cambria Math" w:eastAsiaTheme="minorEastAsia" w:hAnsi="Cambria Math"/>
+              <w:lang w:val="en-US"/>
+            </w:rPr>
+            <m:t>2</m:t>
+          </m:r>
+          <m:r>
+            <w:rPr>
+              <w:rFonts w:ascii="Cambria Math" w:eastAsiaTheme="minorEastAsia" w:hAnsi="Cambria Math"/>
+              <w:lang w:val="en-US"/>
+            </w:rPr>
+            <m:t>*-</m:t>
+          </m:r>
+          <m:f>
+            <m:fPr>
+              <m:ctrlPr>
+                <w:rPr>
+                  <w:rFonts w:ascii="Cambria Math" w:eastAsiaTheme="minorEastAsia" w:hAnsi="Cambria Math"/>
+                  <w:i/>
+                  <w:lang w:val="en-US"/>
+                </w:rPr>
+              </m:ctrlPr>
+            </m:fPr>
+            <m:num>
+              <m:r>
+                <w:rPr>
+                  <w:rFonts w:ascii="Cambria Math" w:eastAsiaTheme="minorEastAsia" w:hAnsi="Cambria Math"/>
+                  <w:lang w:val="en-US"/>
+                </w:rPr>
+                <m:t>2</m:t>
+              </m:r>
+            </m:num>
+            <m:den>
+              <m:r>
+                <w:rPr>
+                  <w:rFonts w:ascii="Cambria Math" w:eastAsiaTheme="minorEastAsia" w:hAnsi="Cambria Math"/>
+                  <w:lang w:val="en-US"/>
+                </w:rPr>
+                <m:t>3</m:t>
+              </m:r>
+            </m:den>
+          </m:f>
+          <m:r>
+            <w:rPr>
+              <w:rFonts w:ascii="Cambria Math" w:eastAsiaTheme="minorEastAsia" w:hAnsi="Cambria Math"/>
+              <w:lang w:val="en-US"/>
+            </w:rPr>
+            <m:t>+0*1</m:t>
+          </m:r>
+          <m:r>
+            <w:rPr>
+              <w:rFonts w:ascii="Cambria Math" w:eastAsiaTheme="minorEastAsia" w:hAnsi="Cambria Math"/>
+              <w:lang w:val="en-US"/>
+            </w:rPr>
+            <m:t>-</m:t>
+          </m:r>
+          <m:f>
+            <m:fPr>
+              <m:ctrlPr>
+                <w:rPr>
+                  <w:rFonts w:ascii="Cambria Math" w:eastAsiaTheme="minorEastAsia" w:hAnsi="Cambria Math"/>
+                  <w:i/>
+                  <w:lang w:val="en-US"/>
+                </w:rPr>
+              </m:ctrlPr>
+            </m:fPr>
+            <m:num>
+              <m:r>
+                <w:rPr>
+                  <w:rFonts w:ascii="Cambria Math" w:eastAsiaTheme="minorEastAsia" w:hAnsi="Cambria Math"/>
+                  <w:lang w:val="en-US"/>
+                </w:rPr>
+                <m:t>4*-2</m:t>
+              </m:r>
+            </m:num>
+            <m:den>
+              <m:r>
+                <w:rPr>
+                  <w:rFonts w:ascii="Cambria Math" w:eastAsiaTheme="minorEastAsia" w:hAnsi="Cambria Math"/>
+                  <w:lang w:val="en-US"/>
+                </w:rPr>
+                <m:t>3</m:t>
+              </m:r>
+            </m:den>
+          </m:f>
+          <m:r>
+            <w:rPr>
+              <w:rFonts w:ascii="Cambria Math" w:eastAsiaTheme="minorEastAsia" w:hAnsi="Cambria Math"/>
+              <w:lang w:val="en-US"/>
+            </w:rPr>
+            <m:t>=</m:t>
+          </m:r>
+          <m:r>
+            <w:rPr>
+              <w:rFonts w:ascii="Cambria Math" w:eastAsiaTheme="minorEastAsia" w:hAnsi="Cambria Math"/>
+              <w:lang w:val="en-US"/>
+            </w:rPr>
+            <m:t>-1/3</m:t>
+          </m:r>
+        </m:oMath>
+      </m:oMathPara>
+    </w:p>
+    <w:p>
+      <w:pPr>
+        <w:rPr>
+          <w:rFonts w:eastAsiaTheme="minorEastAsia"/>
+          <w:iCs/>
+          <w:lang w:val="en-US"/>
+        </w:rPr>
+      </w:pPr>
+      <m:oMathPara>
+        <m:oMath>
+          <m:sSub>
+            <m:sSubPr>
+              <m:ctrlPr>
+                <w:rPr>
+                  <w:rFonts w:ascii="Cambria Math" w:eastAsiaTheme="minorEastAsia" w:hAnsi="Cambria Math"/>
+                  <w:i/>
+                  <w:iCs/>
+                  <w:lang w:val="en-US"/>
+                </w:rPr>
+              </m:ctrlPr>
+            </m:sSubPr>
+            <m:e>
+              <m:r>
+                <w:rPr>
+                  <w:rFonts w:ascii="Cambria Math" w:eastAsiaTheme="minorEastAsia" w:hAnsi="Cambria Math"/>
+                  <w:lang w:val="en-US"/>
+                </w:rPr>
+                <m:t>z</m:t>
+              </m:r>
+            </m:e>
+            <m:sub>
+              <m:r>
+                <w:rPr>
+                  <w:rFonts w:ascii="Cambria Math" w:eastAsiaTheme="minorEastAsia" w:hAnsi="Cambria Math"/>
+                  <w:lang w:val="en-US"/>
+                </w:rPr>
+                <m:t>2</m:t>
+              </m:r>
+            </m:sub>
+          </m:sSub>
+          <m:r>
+            <w:rPr>
+              <w:rFonts w:ascii="Cambria Math" w:eastAsiaTheme="minorEastAsia" w:hAnsi="Cambria Math"/>
+              <w:lang w:val="en-US"/>
+            </w:rPr>
+            <m:t>=</m:t>
+          </m:r>
+          <m:r>
+            <w:rPr>
+              <w:rFonts w:ascii="Cambria Math" w:eastAsiaTheme="minorEastAsia" w:hAnsi="Cambria Math"/>
+              <w:lang w:val="en-US"/>
+            </w:rPr>
+            <m:t>2</m:t>
+          </m:r>
+          <m:r>
+            <w:rPr>
+              <w:rFonts w:ascii="Cambria Math" w:eastAsiaTheme="minorEastAsia" w:hAnsi="Cambria Math"/>
+              <w:lang w:val="en-US"/>
+            </w:rPr>
+            <m:t>*</m:t>
+          </m:r>
+          <m:r>
+            <w:rPr>
+              <w:rFonts w:ascii="Cambria Math" w:eastAsiaTheme="minorEastAsia" w:hAnsi="Cambria Math"/>
+              <w:lang w:val="en-US"/>
+            </w:rPr>
+            <m:t>1</m:t>
+          </m:r>
+          <m:r>
+            <w:rPr>
+              <w:rFonts w:ascii="Cambria Math" w:eastAsiaTheme="minorEastAsia" w:hAnsi="Cambria Math"/>
+              <w:lang w:val="en-US"/>
+            </w:rPr>
+            <m:t>+0*</m:t>
+          </m:r>
+          <m:r>
+            <w:rPr>
+              <w:rFonts w:ascii="Cambria Math" w:eastAsiaTheme="minorEastAsia" w:hAnsi="Cambria Math"/>
+              <w:lang w:val="en-US"/>
+            </w:rPr>
+            <m:t>0</m:t>
+          </m:r>
+          <m:r>
+            <w:rPr>
+              <w:rFonts w:ascii="Cambria Math" w:eastAsiaTheme="minorEastAsia" w:hAnsi="Cambria Math"/>
+              <w:lang w:val="en-US"/>
+            </w:rPr>
+            <m:t>=</m:t>
+          </m:r>
+          <m:r>
+            <w:rPr>
+              <w:rFonts w:ascii="Cambria Math" w:eastAsiaTheme="minorEastAsia" w:hAnsi="Cambria Math"/>
+              <w:lang w:val="en-US"/>
+            </w:rPr>
+            <m:t>2</m:t>
+          </m:r>
+        </m:oMath>
+      </m:oMathPara>
+    </w:p>
+    <w:p>
+      <w:pPr>
+        <w:rPr>
+          <w:rFonts w:eastAsiaTheme="minorEastAsia"/>
+          <w:iCs/>
+          <w:lang w:val="en-US"/>
+        </w:rPr>
+      </w:pPr>
+      <m:oMathPara>
+        <m:oMath>
+          <m:sSub>
+            <m:sSubPr>
+              <m:ctrlPr>
+                <w:rPr>
+                  <w:rFonts w:ascii="Cambria Math" w:eastAsiaTheme="minorEastAsia" w:hAnsi="Cambria Math"/>
+                  <w:i/>
+                  <w:iCs/>
+                  <w:lang w:val="en-US"/>
+                </w:rPr>
+              </m:ctrlPr>
+            </m:sSubPr>
+            <m:e>
+              <m:r>
+                <w:rPr>
+                  <w:rFonts w:ascii="Cambria Math" w:eastAsiaTheme="minorEastAsia" w:hAnsi="Cambria Math"/>
+                  <w:lang w:val="en-US"/>
+                </w:rPr>
+                <m:t>z</m:t>
+              </m:r>
+            </m:e>
+            <m:sub>
+              <m:r>
+                <w:rPr>
+                  <w:rFonts w:ascii="Cambria Math" w:eastAsiaTheme="minorEastAsia" w:hAnsi="Cambria Math"/>
+                  <w:lang w:val="en-US"/>
+                </w:rPr>
+                <m:t>3</m:t>
+              </m:r>
+            </m:sub>
+          </m:sSub>
+          <m:r>
+            <w:rPr>
+              <w:rFonts w:ascii="Cambria Math" w:eastAsiaTheme="minorEastAsia" w:hAnsi="Cambria Math"/>
+              <w:lang w:val="en-US"/>
+            </w:rPr>
+            <m:t>=</m:t>
+          </m:r>
+          <m:r>
+            <w:rPr>
+              <w:rFonts w:ascii="Cambria Math" w:eastAsiaTheme="minorEastAsia" w:hAnsi="Cambria Math"/>
+              <w:lang w:val="en-US"/>
+            </w:rPr>
+            <m:t>2</m:t>
+          </m:r>
+          <m:r>
+            <w:rPr>
+              <w:rFonts w:ascii="Cambria Math" w:eastAsiaTheme="minorEastAsia" w:hAnsi="Cambria Math"/>
+              <w:lang w:val="en-US"/>
+            </w:rPr>
+            <m:t>*-</m:t>
+          </m:r>
+          <m:f>
+            <m:fPr>
+              <m:ctrlPr>
+                <w:rPr>
+                  <w:rFonts w:ascii="Cambria Math" w:eastAsiaTheme="minorEastAsia" w:hAnsi="Cambria Math"/>
+                  <w:i/>
+                  <w:lang w:val="en-US"/>
+                </w:rPr>
+              </m:ctrlPr>
+            </m:fPr>
+            <m:num>
+              <m:r>
+                <w:rPr>
+                  <w:rFonts w:ascii="Cambria Math" w:eastAsiaTheme="minorEastAsia" w:hAnsi="Cambria Math"/>
+                  <w:lang w:val="en-US"/>
+                </w:rPr>
+                <m:t>1</m:t>
+              </m:r>
+            </m:num>
+            <m:den>
+              <m:r>
+                <w:rPr>
+                  <w:rFonts w:ascii="Cambria Math" w:eastAsiaTheme="minorEastAsia" w:hAnsi="Cambria Math"/>
+                  <w:lang w:val="en-US"/>
+                </w:rPr>
+                <m:t>3</m:t>
+              </m:r>
+            </m:den>
+          </m:f>
+          <m:r>
+            <w:rPr>
+              <w:rFonts w:ascii="Cambria Math" w:eastAsiaTheme="minorEastAsia" w:hAnsi="Cambria Math"/>
+              <w:lang w:val="en-US"/>
+            </w:rPr>
+            <m:t>+0*</m:t>
+          </m:r>
+          <m:f>
+            <m:fPr>
+              <m:ctrlPr>
+                <w:rPr>
+                  <w:rFonts w:ascii="Cambria Math" w:eastAsiaTheme="minorEastAsia" w:hAnsi="Cambria Math"/>
+                  <w:i/>
+                  <w:lang w:val="en-US"/>
+                </w:rPr>
+              </m:ctrlPr>
+            </m:fPr>
+            <m:num>
+              <m:r>
+                <w:rPr>
+                  <w:rFonts w:ascii="Cambria Math" w:eastAsiaTheme="minorEastAsia" w:hAnsi="Cambria Math"/>
+                  <w:lang w:val="en-US"/>
+                </w:rPr>
+                <m:t>4</m:t>
+              </m:r>
+            </m:num>
+            <m:den>
+              <m:r>
+                <w:rPr>
+                  <w:rFonts w:ascii="Cambria Math" w:eastAsiaTheme="minorEastAsia" w:hAnsi="Cambria Math"/>
+                  <w:lang w:val="en-US"/>
+                </w:rPr>
+                <m:t>3</m:t>
+              </m:r>
+            </m:den>
+          </m:f>
+          <m:r>
+            <w:rPr>
+              <w:rFonts w:ascii="Cambria Math" w:eastAsiaTheme="minorEastAsia" w:hAnsi="Cambria Math"/>
+              <w:lang w:val="en-US"/>
+            </w:rPr>
+            <m:t>=</m:t>
+          </m:r>
+          <m:r>
+            <w:rPr>
+              <w:rFonts w:ascii="Cambria Math" w:eastAsiaTheme="minorEastAsia" w:hAnsi="Cambria Math"/>
+              <w:lang w:val="en-US"/>
+            </w:rPr>
+            <m:t>-</m:t>
+          </m:r>
+          <m:f>
+            <m:fPr>
+              <m:ctrlPr>
+                <w:rPr>
+                  <w:rFonts w:ascii="Cambria Math" w:eastAsiaTheme="minorEastAsia" w:hAnsi="Cambria Math"/>
+                  <w:i/>
+                  <w:lang w:val="en-US"/>
+                </w:rPr>
+              </m:ctrlPr>
+            </m:fPr>
+            <m:num>
+              <m:r>
+                <w:rPr>
+                  <w:rFonts w:ascii="Cambria Math" w:eastAsiaTheme="minorEastAsia" w:hAnsi="Cambria Math"/>
+                  <w:lang w:val="en-US"/>
+                </w:rPr>
+                <m:t>2</m:t>
+              </m:r>
+            </m:num>
+            <m:den>
+              <m:r>
+                <w:rPr>
+                  <w:rFonts w:ascii="Cambria Math" w:eastAsiaTheme="minorEastAsia" w:hAnsi="Cambria Math"/>
+                  <w:lang w:val="en-US"/>
+                </w:rPr>
+                <m:t>3</m:t>
+              </m:r>
+            </m:den>
+          </m:f>
+        </m:oMath>
+      </m:oMathPara>
+    </w:p>
+    <w:p>
+      <w:pPr>
+        <w:rPr>
+          <w:rFonts w:eastAsiaTheme="minorEastAsia"/>
+          <w:iCs/>
+          <w:lang w:val="en-US"/>
+        </w:rPr>
+      </w:pPr>
+      <m:oMathPara>
+        <m:oMath>
+          <m:sSub>
+            <m:sSubPr>
+              <m:ctrlPr>
+                <w:rPr>
+                  <w:rFonts w:ascii="Cambria Math" w:eastAsiaTheme="minorEastAsia" w:hAnsi="Cambria Math"/>
+                  <w:i/>
+                  <w:iCs/>
+                  <w:lang w:val="en-US"/>
+                </w:rPr>
+              </m:ctrlPr>
+            </m:sSubPr>
+            <m:e>
+              <m:r>
+                <w:rPr>
+                  <w:rFonts w:ascii="Cambria Math" w:eastAsiaTheme="minorEastAsia" w:hAnsi="Cambria Math"/>
+                  <w:lang w:val="en-US"/>
+                </w:rPr>
+                <m:t>z</m:t>
+              </m:r>
+            </m:e>
+            <m:sub>
+              <m:r>
+                <w:rPr>
+                  <w:rFonts w:ascii="Cambria Math" w:eastAsiaTheme="minorEastAsia" w:hAnsi="Cambria Math"/>
+                  <w:lang w:val="en-US"/>
+                </w:rPr>
+                <m:t>4</m:t>
+              </m:r>
+            </m:sub>
+          </m:sSub>
+          <m:r>
+            <w:rPr>
+              <w:rFonts w:ascii="Cambria Math" w:eastAsiaTheme="minorEastAsia" w:hAnsi="Cambria Math"/>
+              <w:lang w:val="en-US"/>
+            </w:rPr>
+            <m:t>=</m:t>
+          </m:r>
+          <m:r>
+            <w:rPr>
+              <w:rFonts w:ascii="Cambria Math" w:eastAsiaTheme="minorEastAsia" w:hAnsi="Cambria Math"/>
+              <w:lang w:val="en-US"/>
+            </w:rPr>
+            <m:t>2</m:t>
+          </m:r>
+          <m:r>
+            <w:rPr>
+              <w:rFonts w:ascii="Cambria Math" w:eastAsiaTheme="minorEastAsia" w:hAnsi="Cambria Math"/>
+              <w:lang w:val="en-US"/>
+            </w:rPr>
+            <m:t>*</m:t>
+          </m:r>
+          <m:f>
+            <m:fPr>
+              <m:ctrlPr>
+                <w:rPr>
+                  <w:rFonts w:ascii="Cambria Math" w:eastAsiaTheme="minorEastAsia" w:hAnsi="Cambria Math"/>
+                  <w:i/>
+                  <w:lang w:val="en-US"/>
+                </w:rPr>
+              </m:ctrlPr>
+            </m:fPr>
+            <m:num>
+              <m:r>
+                <w:rPr>
+                  <w:rFonts w:ascii="Cambria Math" w:eastAsiaTheme="minorEastAsia" w:hAnsi="Cambria Math"/>
+                  <w:lang w:val="en-US"/>
+                </w:rPr>
+                <m:t>1</m:t>
+              </m:r>
+            </m:num>
+            <m:den>
+              <m:r>
+                <w:rPr>
+                  <w:rFonts w:ascii="Cambria Math" w:eastAsiaTheme="minorEastAsia" w:hAnsi="Cambria Math"/>
+                  <w:lang w:val="en-US"/>
+                </w:rPr>
+                <m:t>3</m:t>
+              </m:r>
+            </m:den>
+          </m:f>
+          <m:r>
+            <w:rPr>
+              <w:rFonts w:ascii="Cambria Math" w:eastAsiaTheme="minorEastAsia" w:hAnsi="Cambria Math"/>
+              <w:lang w:val="en-US"/>
+            </w:rPr>
+            <m:t>+0*</m:t>
+          </m:r>
+          <m:r>
+            <w:rPr>
+              <w:rFonts w:ascii="Cambria Math" w:eastAsiaTheme="minorEastAsia" w:hAnsi="Cambria Math"/>
+              <w:lang w:val="en-US"/>
+            </w:rPr>
+            <m:t>-</m:t>
+          </m:r>
+          <m:f>
+            <m:fPr>
+              <m:ctrlPr>
+                <w:rPr>
+                  <w:rFonts w:ascii="Cambria Math" w:eastAsiaTheme="minorEastAsia" w:hAnsi="Cambria Math"/>
+                  <w:i/>
+                  <w:lang w:val="en-US"/>
+                </w:rPr>
+              </m:ctrlPr>
+            </m:fPr>
+            <m:num>
+              <m:r>
+                <w:rPr>
+                  <w:rFonts w:ascii="Cambria Math" w:eastAsiaTheme="minorEastAsia" w:hAnsi="Cambria Math"/>
+                  <w:lang w:val="en-US"/>
+                </w:rPr>
+                <m:t>4</m:t>
+              </m:r>
+            </m:num>
+            <m:den>
+              <m:r>
+                <w:rPr>
+                  <w:rFonts w:ascii="Cambria Math" w:eastAsiaTheme="minorEastAsia" w:hAnsi="Cambria Math"/>
+                  <w:lang w:val="en-US"/>
+                </w:rPr>
+                <m:t>3</m:t>
+              </m:r>
+            </m:den>
+          </m:f>
+          <m:r>
+            <w:rPr>
+              <w:rFonts w:ascii="Cambria Math" w:eastAsiaTheme="minorEastAsia" w:hAnsi="Cambria Math"/>
+              <w:lang w:val="en-US"/>
+            </w:rPr>
+            <m:t>=</m:t>
+          </m:r>
+          <m:f>
+            <m:fPr>
+              <m:ctrlPr>
+                <w:rPr>
+                  <w:rFonts w:ascii="Cambria Math" w:eastAsiaTheme="minorEastAsia" w:hAnsi="Cambria Math"/>
+                  <w:i/>
+                  <w:lang w:val="en-US"/>
+                </w:rPr>
+              </m:ctrlPr>
+            </m:fPr>
+            <m:num>
+              <m:r>
+                <w:rPr>
+                  <w:rFonts w:ascii="Cambria Math" w:eastAsiaTheme="minorEastAsia" w:hAnsi="Cambria Math"/>
+                  <w:lang w:val="en-US"/>
+                </w:rPr>
+                <m:t>2</m:t>
+              </m:r>
+            </m:num>
+            <m:den>
+              <m:r>
+                <w:rPr>
+                  <w:rFonts w:ascii="Cambria Math" w:eastAsiaTheme="minorEastAsia" w:hAnsi="Cambria Math"/>
+                  <w:lang w:val="en-US"/>
+                </w:rPr>
+                <m:t>3</m:t>
+              </m:r>
+            </m:den>
+          </m:f>
+        </m:oMath>
+      </m:oMathPara>
+    </w:p>
+    <w:p>
+      <w:pPr>
+        <w:rPr>
+          <w:rFonts w:eastAsiaTheme="minorEastAsia"/>
+          <w:iCs/>
+          <w:lang w:val="en-US"/>
+        </w:rPr>
+      </w:pPr>
+      <m:oMathPara>
+        <m:oMath>
+          <m:sSub>
+            <m:sSubPr>
+              <m:ctrlPr>
+                <w:rPr>
+                  <w:rFonts w:ascii="Cambria Math" w:eastAsiaTheme="minorEastAsia" w:hAnsi="Cambria Math"/>
+                  <w:i/>
+                  <w:iCs/>
+                  <w:lang w:val="en-US"/>
+                </w:rPr>
+              </m:ctrlPr>
+            </m:sSubPr>
+            <m:e>
+              <m:r>
+                <w:rPr>
+                  <w:rFonts w:ascii="Cambria Math" w:eastAsiaTheme="minorEastAsia" w:hAnsi="Cambria Math"/>
+                  <w:lang w:val="en-US"/>
+                </w:rPr>
+                <m:t>z</m:t>
+              </m:r>
+            </m:e>
+            <m:sub>
+              <m:r>
+                <w:rPr>
+                  <w:rFonts w:ascii="Cambria Math" w:eastAsiaTheme="minorEastAsia" w:hAnsi="Cambria Math"/>
+                  <w:lang w:val="en-US"/>
+                </w:rPr>
+                <m:t>5</m:t>
+              </m:r>
+            </m:sub>
+          </m:sSub>
+          <m:r>
+            <w:rPr>
+              <w:rFonts w:ascii="Cambria Math" w:eastAsiaTheme="minorEastAsia" w:hAnsi="Cambria Math"/>
+              <w:lang w:val="en-US"/>
+            </w:rPr>
+            <m:t>=</m:t>
+          </m:r>
+          <m:r>
+            <w:rPr>
+              <w:rFonts w:ascii="Cambria Math" w:eastAsiaTheme="minorEastAsia" w:hAnsi="Cambria Math"/>
+              <w:lang w:val="en-US"/>
+            </w:rPr>
+            <m:t>2</m:t>
+          </m:r>
+          <m:r>
+            <w:rPr>
+              <w:rFonts w:ascii="Cambria Math" w:eastAsiaTheme="minorEastAsia" w:hAnsi="Cambria Math"/>
+              <w:lang w:val="en-US"/>
+            </w:rPr>
+            <m:t>*0+0*1=0</m:t>
+          </m:r>
+        </m:oMath>
+      </m:oMathPara>
+    </w:p>
+    <w:p>
+      <w:pPr>
+        <w:ind w:firstLine="0"/>
+        <w:rPr>
+          <w:rFonts w:eastAsiaTheme="minorEastAsia"/>
+          <w:iCs/>
+          <w:lang w:val="en-US"/>
+        </w:rPr>
+      </w:pPr>
+    </w:p>
+    <w:p>
+      <w:pPr>
+        <w:rPr>
+          <w:rFonts w:eastAsiaTheme="minorEastAsia"/>
+          <w:iCs/>
+          <w:lang w:val="en-US"/>
+        </w:rPr>
+      </w:pPr>
+      <m:oMathPara>
+        <m:oMath>
+          <m:sSub>
+            <m:sSubPr>
+              <m:ctrlPr>
+                <w:rPr>
+                  <w:rFonts w:ascii="Cambria Math" w:eastAsiaTheme="minorEastAsia" w:hAnsi="Cambria Math"/>
+                  <w:i/>
+                  <w:iCs/>
+                  <w:lang w:val="en-US"/>
+                </w:rPr>
+              </m:ctrlPr>
+            </m:sSubPr>
+            <m:e>
+              <m:r>
+                <w:rPr>
+                  <w:rFonts w:ascii="Cambria Math" w:eastAsiaTheme="minorEastAsia" w:hAnsi="Cambria Math"/>
+                  <w:lang w:val="en-US"/>
+                </w:rPr>
+                <m:t>∆</m:t>
+              </m:r>
+            </m:e>
+            <m:sub>
+              <m:r>
+                <w:rPr>
+                  <w:rFonts w:ascii="Cambria Math" w:eastAsiaTheme="minorEastAsia" w:hAnsi="Cambria Math"/>
+                  <w:lang w:val="en-US"/>
+                </w:rPr>
+                <m:t>1</m:t>
+              </m:r>
+            </m:sub>
+          </m:sSub>
+          <m:r>
+            <w:rPr>
+              <w:rFonts w:ascii="Cambria Math" w:eastAsiaTheme="minorEastAsia" w:hAnsi="Cambria Math"/>
+              <w:lang w:val="en-US"/>
+            </w:rPr>
+            <m:t>=</m:t>
+          </m:r>
+          <m:r>
+            <w:rPr>
+              <w:rFonts w:ascii="Cambria Math" w:eastAsiaTheme="minorEastAsia" w:hAnsi="Cambria Math"/>
+              <w:lang w:val="en-US"/>
+            </w:rPr>
+            <m:t>-</m:t>
+          </m:r>
+          <m:f>
+            <m:fPr>
+              <m:ctrlPr>
+                <w:rPr>
+                  <w:rFonts w:ascii="Cambria Math" w:eastAsiaTheme="minorEastAsia" w:hAnsi="Cambria Math"/>
+                  <w:i/>
+                  <w:lang w:val="en-US"/>
+                </w:rPr>
+              </m:ctrlPr>
+            </m:fPr>
+            <m:num>
+              <m:r>
+                <w:rPr>
+                  <w:rFonts w:ascii="Cambria Math" w:eastAsiaTheme="minorEastAsia" w:hAnsi="Cambria Math"/>
+                  <w:lang w:val="en-US"/>
+                </w:rPr>
+                <m:t>1</m:t>
+              </m:r>
+            </m:num>
+            <m:den>
+              <m:r>
+                <w:rPr>
+                  <w:rFonts w:ascii="Cambria Math" w:eastAsiaTheme="minorEastAsia" w:hAnsi="Cambria Math"/>
+                  <w:lang w:val="en-US"/>
+                </w:rPr>
+                <m:t>3</m:t>
+              </m:r>
+            </m:den>
+          </m:f>
+          <m:r>
+            <w:rPr>
+              <w:rFonts w:ascii="Cambria Math" w:eastAsiaTheme="minorEastAsia" w:hAnsi="Cambria Math"/>
+              <w:lang w:val="en-US"/>
+            </w:rPr>
+            <m:t xml:space="preserve"> </m:t>
+          </m:r>
+          <m:r>
+            <w:rPr>
+              <w:rFonts w:ascii="Cambria Math" w:eastAsiaTheme="minorEastAsia" w:hAnsi="Cambria Math"/>
+              <w:lang w:val="en-US"/>
+            </w:rPr>
+            <m:t>-</m:t>
+          </m:r>
+          <m:d>
+            <m:dPr>
+              <m:ctrlPr>
+                <w:rPr>
+                  <w:rFonts w:ascii="Cambria Math" w:eastAsiaTheme="minorEastAsia" w:hAnsi="Cambria Math"/>
+                  <w:i/>
+                  <w:iCs/>
+                  <w:lang w:val="en-US"/>
+                </w:rPr>
+              </m:ctrlPr>
+            </m:dPr>
+            <m:e>
+              <m:r>
+                <w:rPr>
+                  <w:rFonts w:ascii="Cambria Math" w:eastAsiaTheme="minorEastAsia" w:hAnsi="Cambria Math"/>
+                  <w:lang w:val="en-US"/>
+                </w:rPr>
+                <m:t>-3</m:t>
+              </m:r>
+            </m:e>
+          </m:d>
+          <m:r>
+            <w:rPr>
+              <w:rFonts w:ascii="Cambria Math" w:eastAsiaTheme="minorEastAsia" w:hAnsi="Cambria Math"/>
+              <w:lang w:val="en-US"/>
+            </w:rPr>
+            <m:t>=</m:t>
+          </m:r>
+          <m:r>
+            <w:rPr>
+              <w:rFonts w:ascii="Cambria Math" w:eastAsiaTheme="minorEastAsia" w:hAnsi="Cambria Math"/>
+              <w:lang w:val="en-US"/>
+            </w:rPr>
+            <m:t>-</m:t>
+          </m:r>
+          <m:f>
+            <m:fPr>
+              <m:ctrlPr>
+                <w:rPr>
+                  <w:rFonts w:ascii="Cambria Math" w:eastAsiaTheme="minorEastAsia" w:hAnsi="Cambria Math"/>
+                  <w:i/>
+                  <w:lang w:val="en-US"/>
+                </w:rPr>
+              </m:ctrlPr>
+            </m:fPr>
+            <m:num>
+              <m:r>
+                <w:rPr>
+                  <w:rFonts w:ascii="Cambria Math" w:eastAsiaTheme="minorEastAsia" w:hAnsi="Cambria Math"/>
+                  <w:lang w:val="en-US"/>
+                </w:rPr>
+                <m:t>1</m:t>
+              </m:r>
+            </m:num>
+            <m:den>
+              <m:r>
+                <w:rPr>
+                  <w:rFonts w:ascii="Cambria Math" w:eastAsiaTheme="minorEastAsia" w:hAnsi="Cambria Math"/>
+                  <w:lang w:val="en-US"/>
+                </w:rPr>
+                <m:t>3</m:t>
+              </m:r>
+            </m:den>
+          </m:f>
+          <m:r>
+            <w:rPr>
+              <w:rFonts w:ascii="Cambria Math" w:eastAsiaTheme="minorEastAsia" w:hAnsi="Cambria Math"/>
+              <w:lang w:val="en-US"/>
+            </w:rPr>
+            <m:t>+3</m:t>
+          </m:r>
+        </m:oMath>
+      </m:oMathPara>
+    </w:p>
+    <w:p>
+      <w:pPr>
+        <w:rPr>
+          <w:rFonts w:eastAsiaTheme="minorEastAsia"/>
+          <w:iCs/>
+          <w:lang w:val="en-US"/>
+        </w:rPr>
+      </w:pPr>
+      <m:oMathPara>
+        <m:oMath>
+          <m:sSub>
+            <m:sSubPr>
+              <m:ctrlPr>
+                <w:rPr>
+                  <w:rFonts w:ascii="Cambria Math" w:eastAsiaTheme="minorEastAsia" w:hAnsi="Cambria Math"/>
+                  <w:i/>
+                  <w:iCs/>
+                  <w:lang w:val="en-US"/>
+                </w:rPr>
+              </m:ctrlPr>
+            </m:sSubPr>
+            <m:e>
+              <m:r>
+                <w:rPr>
+                  <w:rFonts w:ascii="Cambria Math" w:eastAsiaTheme="minorEastAsia" w:hAnsi="Cambria Math"/>
+                  <w:lang w:val="en-US"/>
+                </w:rPr>
+                <m:t>∆</m:t>
+              </m:r>
+            </m:e>
+            <m:sub>
+              <m:r>
+                <w:rPr>
+                  <w:rFonts w:ascii="Cambria Math" w:eastAsiaTheme="minorEastAsia" w:hAnsi="Cambria Math"/>
+                  <w:lang w:val="en-US"/>
+                </w:rPr>
+                <m:t>2</m:t>
+              </m:r>
+            </m:sub>
+          </m:sSub>
+          <m:r>
+            <w:rPr>
+              <w:rFonts w:ascii="Cambria Math" w:eastAsiaTheme="minorEastAsia" w:hAnsi="Cambria Math"/>
+              <w:lang w:val="en-US"/>
+            </w:rPr>
+            <m:t>=</m:t>
+          </m:r>
+          <m:r>
+            <w:rPr>
+              <w:rFonts w:ascii="Cambria Math" w:eastAsiaTheme="minorEastAsia" w:hAnsi="Cambria Math"/>
+              <w:lang w:val="en-US"/>
+            </w:rPr>
+            <m:t>2</m:t>
+          </m:r>
+          <m:r>
+            <w:rPr>
+              <w:rFonts w:ascii="Cambria Math" w:eastAsiaTheme="minorEastAsia" w:hAnsi="Cambria Math"/>
+              <w:lang w:val="en-US"/>
+            </w:rPr>
+            <m:t>-2</m:t>
+          </m:r>
+          <m:r>
+            <w:rPr>
+              <w:rFonts w:ascii="Cambria Math" w:eastAsiaTheme="minorEastAsia" w:hAnsi="Cambria Math"/>
+              <w:lang w:val="en-US"/>
+            </w:rPr>
+            <m:t>=0</m:t>
+          </m:r>
+        </m:oMath>
+      </m:oMathPara>
+    </w:p>
+    <w:p>
+      <w:pPr>
+        <w:rPr>
+          <w:rFonts w:eastAsiaTheme="minorEastAsia"/>
+          <w:iCs/>
+          <w:lang w:val="en-US"/>
+        </w:rPr>
+      </w:pPr>
+      <m:oMathPara>
+        <m:oMath>
+          <m:sSub>
+            <m:sSubPr>
+              <m:ctrlPr>
+                <w:rPr>
+                  <w:rFonts w:ascii="Cambria Math" w:eastAsiaTheme="minorEastAsia" w:hAnsi="Cambria Math"/>
+                  <w:i/>
+                  <w:iCs/>
+                  <w:lang w:val="en-US"/>
+                </w:rPr>
+              </m:ctrlPr>
+            </m:sSubPr>
+            <m:e>
+              <m:r>
+                <w:rPr>
+                  <w:rFonts w:ascii="Cambria Math" w:eastAsiaTheme="minorEastAsia" w:hAnsi="Cambria Math"/>
+                  <w:lang w:val="en-US"/>
+                </w:rPr>
+                <m:t>∆</m:t>
+              </m:r>
+            </m:e>
+            <m:sub>
+              <m:r>
+                <w:rPr>
+                  <w:rFonts w:ascii="Cambria Math" w:eastAsiaTheme="minorEastAsia" w:hAnsi="Cambria Math"/>
+                  <w:lang w:val="en-US"/>
+                </w:rPr>
+                <m:t>3</m:t>
+              </m:r>
+            </m:sub>
+          </m:sSub>
+          <m:r>
+            <w:rPr>
+              <w:rFonts w:ascii="Cambria Math" w:eastAsiaTheme="minorEastAsia" w:hAnsi="Cambria Math"/>
+              <w:lang w:val="en-US"/>
+            </w:rPr>
+            <m:t>=</m:t>
+          </m:r>
+          <m:r>
+            <w:rPr>
+              <w:rFonts w:ascii="Cambria Math" w:eastAsiaTheme="minorEastAsia" w:hAnsi="Cambria Math"/>
+              <w:lang w:val="en-US"/>
+            </w:rPr>
+            <m:t>-</m:t>
+          </m:r>
+          <m:f>
+            <m:fPr>
+              <m:ctrlPr>
+                <w:rPr>
+                  <w:rFonts w:ascii="Cambria Math" w:eastAsiaTheme="minorEastAsia" w:hAnsi="Cambria Math"/>
+                  <w:i/>
+                  <w:lang w:val="en-US"/>
+                </w:rPr>
+              </m:ctrlPr>
+            </m:fPr>
+            <m:num>
+              <m:r>
+                <w:rPr>
+                  <w:rFonts w:ascii="Cambria Math" w:eastAsiaTheme="minorEastAsia" w:hAnsi="Cambria Math"/>
+                  <w:lang w:val="en-US"/>
+                </w:rPr>
+                <m:t>2</m:t>
+              </m:r>
+            </m:num>
+            <m:den>
+              <m:r>
+                <w:rPr>
+                  <w:rFonts w:ascii="Cambria Math" w:eastAsiaTheme="minorEastAsia" w:hAnsi="Cambria Math"/>
+                  <w:lang w:val="en-US"/>
+                </w:rPr>
+                <m:t>3</m:t>
+              </m:r>
+            </m:den>
+          </m:f>
+          <m:r>
+            <w:rPr>
+              <w:rFonts w:ascii="Cambria Math" w:eastAsiaTheme="minorEastAsia" w:hAnsi="Cambria Math"/>
+              <w:lang w:val="en-US"/>
+            </w:rPr>
+            <m:t>-0=</m:t>
+          </m:r>
+          <m:r>
+            <w:rPr>
+              <w:rFonts w:ascii="Cambria Math" w:eastAsiaTheme="minorEastAsia" w:hAnsi="Cambria Math"/>
+              <w:lang w:val="en-US"/>
+            </w:rPr>
+            <m:t>-2/3</m:t>
+          </m:r>
+        </m:oMath>
+      </m:oMathPara>
+    </w:p>
+    <w:p>
+      <w:pPr>
+        <w:rPr>
+          <w:rFonts w:eastAsiaTheme="minorEastAsia"/>
+          <w:iCs/>
+          <w:lang w:val="en-US"/>
+        </w:rPr>
+      </w:pPr>
+      <m:oMathPara>
+        <m:oMath>
+          <m:sSub>
+            <m:sSubPr>
+              <m:ctrlPr>
+                <w:rPr>
+                  <w:rFonts w:ascii="Cambria Math" w:eastAsiaTheme="minorEastAsia" w:hAnsi="Cambria Math"/>
+                  <w:i/>
+                  <w:iCs/>
+                  <w:lang w:val="en-US"/>
+                </w:rPr>
+              </m:ctrlPr>
+            </m:sSubPr>
+            <m:e>
+              <m:r>
+                <w:rPr>
+                  <w:rFonts w:ascii="Cambria Math" w:eastAsiaTheme="minorEastAsia" w:hAnsi="Cambria Math"/>
+                  <w:lang w:val="en-US"/>
+                </w:rPr>
+                <m:t>∆</m:t>
+              </m:r>
+            </m:e>
+            <m:sub>
+              <m:r>
+                <w:rPr>
+                  <w:rFonts w:ascii="Cambria Math" w:eastAsiaTheme="minorEastAsia" w:hAnsi="Cambria Math"/>
+                  <w:lang w:val="en-US"/>
+                </w:rPr>
+                <m:t>4</m:t>
+              </m:r>
+            </m:sub>
+          </m:sSub>
+          <m:r>
+            <w:rPr>
+              <w:rFonts w:ascii="Cambria Math" w:eastAsiaTheme="minorEastAsia" w:hAnsi="Cambria Math"/>
+              <w:lang w:val="en-US"/>
+            </w:rPr>
+            <m:t>=</m:t>
+          </m:r>
+          <m:f>
+            <m:fPr>
+              <m:ctrlPr>
+                <w:rPr>
+                  <w:rFonts w:ascii="Cambria Math" w:eastAsiaTheme="minorEastAsia" w:hAnsi="Cambria Math"/>
+                  <w:i/>
+                  <w:lang w:val="en-US"/>
+                </w:rPr>
+              </m:ctrlPr>
+            </m:fPr>
+            <m:num>
+              <m:r>
+                <w:rPr>
+                  <w:rFonts w:ascii="Cambria Math" w:eastAsiaTheme="minorEastAsia" w:hAnsi="Cambria Math"/>
+                  <w:lang w:val="en-US"/>
+                </w:rPr>
+                <m:t>2</m:t>
+              </m:r>
+            </m:num>
+            <m:den>
+              <m:r>
+                <w:rPr>
+                  <w:rFonts w:ascii="Cambria Math" w:eastAsiaTheme="minorEastAsia" w:hAnsi="Cambria Math"/>
+                  <w:lang w:val="en-US"/>
+                </w:rPr>
+                <m:t>3</m:t>
+              </m:r>
+            </m:den>
+          </m:f>
+          <m:r>
+            <w:rPr>
+              <w:rFonts w:ascii="Cambria Math" w:eastAsiaTheme="minorEastAsia" w:hAnsi="Cambria Math"/>
+              <w:lang w:val="en-US"/>
+            </w:rPr>
+            <m:t>-</m:t>
+          </m:r>
+          <m:d>
+            <m:dPr>
+              <m:ctrlPr>
+                <w:rPr>
+                  <w:rFonts w:ascii="Cambria Math" w:eastAsiaTheme="minorEastAsia" w:hAnsi="Cambria Math"/>
+                  <w:i/>
+                  <w:lang w:val="en-US"/>
+                </w:rPr>
+              </m:ctrlPr>
+            </m:dPr>
+            <m:e>
+              <m:r>
+                <w:rPr>
+                  <w:rFonts w:ascii="Cambria Math" w:eastAsiaTheme="minorEastAsia" w:hAnsi="Cambria Math"/>
+                  <w:lang w:val="en-US"/>
+                </w:rPr>
+                <m:t>-</m:t>
+              </m:r>
+              <m:r>
+                <w:rPr>
+                  <w:rFonts w:ascii="Cambria Math" w:eastAsiaTheme="minorEastAsia" w:hAnsi="Cambria Math"/>
+                  <w:lang w:val="en-US"/>
+                </w:rPr>
+                <m:t>M</m:t>
+              </m:r>
+            </m:e>
+          </m:d>
+          <m:r>
+            <w:rPr>
+              <w:rFonts w:ascii="Cambria Math" w:eastAsiaTheme="minorEastAsia" w:hAnsi="Cambria Math"/>
+              <w:lang w:val="en-US"/>
+            </w:rPr>
+            <m:t>=</m:t>
+          </m:r>
+          <m:f>
+            <m:fPr>
+              <m:ctrlPr>
+                <w:rPr>
+                  <w:rFonts w:ascii="Cambria Math" w:eastAsiaTheme="minorEastAsia" w:hAnsi="Cambria Math"/>
+                  <w:i/>
+                  <w:lang w:val="en-US"/>
+                </w:rPr>
+              </m:ctrlPr>
+            </m:fPr>
+            <m:num>
+              <m:r>
+                <w:rPr>
+                  <w:rFonts w:ascii="Cambria Math" w:eastAsiaTheme="minorEastAsia" w:hAnsi="Cambria Math"/>
+                  <w:lang w:val="en-US"/>
+                </w:rPr>
+                <m:t>2</m:t>
+              </m:r>
+            </m:num>
+            <m:den>
+              <m:r>
+                <w:rPr>
+                  <w:rFonts w:ascii="Cambria Math" w:eastAsiaTheme="minorEastAsia" w:hAnsi="Cambria Math"/>
+                  <w:lang w:val="en-US"/>
+                </w:rPr>
+                <m:t>3</m:t>
+              </m:r>
+            </m:den>
+          </m:f>
+          <m:r>
+            <w:rPr>
+              <w:rFonts w:ascii="Cambria Math" w:eastAsiaTheme="minorEastAsia" w:hAnsi="Cambria Math"/>
+              <w:lang w:val="en-US"/>
+            </w:rPr>
+            <m:t>+M</m:t>
+          </m:r>
+        </m:oMath>
+      </m:oMathPara>
+    </w:p>
+    <w:p>
+      <w:pPr>
+        <w:rPr>
+          <w:rFonts w:eastAsiaTheme="minorEastAsia"/>
+          <w:lang w:val="ru-RU"/>
+        </w:rPr>
+      </w:pPr>
+      <m:oMathPara>
+        <m:oMath>
+          <m:sSub>
+            <m:sSubPr>
+              <m:ctrlPr>
+                <w:rPr>
+                  <w:rFonts w:ascii="Cambria Math" w:eastAsiaTheme="minorEastAsia" w:hAnsi="Cambria Math"/>
+                  <w:i/>
+                  <w:iCs/>
+                  <w:lang w:val="en-US"/>
+                </w:rPr>
+              </m:ctrlPr>
+            </m:sSubPr>
+            <m:e>
+              <m:r>
+                <w:rPr>
+                  <w:rFonts w:ascii="Cambria Math" w:eastAsiaTheme="minorEastAsia" w:hAnsi="Cambria Math"/>
+                  <w:lang w:val="en-US"/>
+                </w:rPr>
+                <m:t>∆</m:t>
+              </m:r>
+            </m:e>
+            <m:sub>
+              <m:r>
+                <w:rPr>
+                  <w:rFonts w:ascii="Cambria Math" w:eastAsiaTheme="minorEastAsia" w:hAnsi="Cambria Math"/>
+                  <w:lang w:val="en-US"/>
+                </w:rPr>
+                <m:t>5</m:t>
+              </m:r>
+            </m:sub>
+          </m:sSub>
+          <m:r>
+            <w:rPr>
+              <w:rFonts w:ascii="Cambria Math" w:eastAsiaTheme="minorEastAsia" w:hAnsi="Cambria Math"/>
+              <w:lang w:val="en-US"/>
+            </w:rPr>
+            <m:t>=0-0=0</m:t>
+          </m:r>
+        </m:oMath>
+      </m:oMathPara>
+    </w:p>
+    <w:p>
+      <w:pPr>
+        <w:rPr>
+          <w:rFonts w:eastAsiaTheme="minorEastAsia"/>
+          <w:lang w:val="en-US"/>
+        </w:rPr>
+      </w:pPr>
+    </w:p>
+    <w:p>
+      <w:pPr>
+        <w:ind w:firstLine="0"/>
+        <w:rPr>
+          <w:rFonts w:eastAsiaTheme="minorEastAsia"/>
+          <w:iCs/>
+          <w:lang w:val="en-US"/>
+        </w:rPr>
+      </w:pPr>
+    </w:p>
+    <w:tbl>
+      <w:tblPr>
+        <w:tblStyle w:val="ad"/>
+        <w:tblW w:w="0" w:type="auto"/>
+        <w:tblLook w:val="04A0" w:firstRow="1" w:lastRow="0" w:firstColumn="1" w:lastColumn="0" w:noHBand="0" w:noVBand="1"/>
+      </w:tblPr>
+      <w:tblGrid>
+        <w:gridCol w:w="1041"/>
+        <w:gridCol w:w="1043"/>
+        <w:gridCol w:w="1037"/>
+        <w:gridCol w:w="1274"/>
+        <w:gridCol w:w="902"/>
+        <w:gridCol w:w="1082"/>
+        <w:gridCol w:w="1276"/>
+        <w:gridCol w:w="876"/>
+        <w:gridCol w:w="1102"/>
+      </w:tblGrid>
+      <w:tr>
+        <w:tc>
+          <w:tcPr>
+            <w:tcW w:w="1041" w:type="dxa"/>
+            <w:tcBorders>
+              <w:top w:val="nil"/>
+              <w:left w:val="nil"/>
+              <w:bottom w:val="single" w:sz="4" w:space="0" w:color="auto"/>
+              <w:right w:val="nil"/>
+            </w:tcBorders>
+            <w:vAlign w:val="center"/>
+          </w:tcPr>
+          <w:p>
+            <w:pPr>
+              <w:pStyle w:val="ae"/>
+              <w:jc w:val="center"/>
+            </w:pPr>
+          </w:p>
+        </w:tc>
+        <w:tc>
+          <w:tcPr>
+            <w:tcW w:w="1043" w:type="dxa"/>
+            <w:tcBorders>
+              <w:top w:val="nil"/>
+              <w:left w:val="nil"/>
+              <w:bottom w:val="single" w:sz="4" w:space="0" w:color="auto"/>
+              <w:right w:val="nil"/>
+            </w:tcBorders>
+            <w:vAlign w:val="center"/>
+          </w:tcPr>
+          <w:p>
+            <w:pPr>
+              <w:pStyle w:val="ae"/>
+              <w:jc w:val="center"/>
+            </w:pPr>
+          </w:p>
+        </w:tc>
+        <w:tc>
+          <w:tcPr>
+            <w:tcW w:w="1037" w:type="dxa"/>
+            <w:tcBorders>
+              <w:top w:val="nil"/>
+              <w:left w:val="nil"/>
+              <w:bottom w:val="single" w:sz="4" w:space="0" w:color="auto"/>
+              <w:right w:val="single" w:sz="4" w:space="0" w:color="auto"/>
+            </w:tcBorders>
+            <w:vAlign w:val="center"/>
+          </w:tcPr>
+          <w:p>
+            <w:pPr>
+              <w:pStyle w:val="ae"/>
+              <w:jc w:val="center"/>
+            </w:pPr>
+          </w:p>
+        </w:tc>
+        <w:tc>
+          <w:tcPr>
+            <w:tcW w:w="1274" w:type="dxa"/>
+            <w:tcBorders>
+              <w:left w:val="single" w:sz="4" w:space="0" w:color="auto"/>
+            </w:tcBorders>
+            <w:vAlign w:val="center"/>
+          </w:tcPr>
+          <w:p>
+            <w:pPr>
+              <w:pStyle w:val="ae"/>
+              <w:jc w:val="center"/>
+              <w:rPr>
+                <w:lang w:val="en-US"/>
+              </w:rPr>
+            </w:pPr>
+            <m:oMathPara>
+              <m:oMath>
+                <m:r>
+                  <w:rPr>
+                    <w:rFonts w:ascii="Cambria Math" w:hAnsi="Cambria Math"/>
+                    <w:lang w:val="en-US"/>
+                  </w:rPr>
+                  <m:t>-3</m:t>
+                </m:r>
+              </m:oMath>
+            </m:oMathPara>
+          </w:p>
+        </w:tc>
+        <w:tc>
+          <w:tcPr>
+            <w:tcW w:w="902" w:type="dxa"/>
+            <w:vAlign w:val="center"/>
+          </w:tcPr>
+          <w:p>
+            <w:pPr>
+              <w:pStyle w:val="ae"/>
+              <w:jc w:val="center"/>
+              <w:rPr>
+                <w:lang w:val="en-US"/>
+              </w:rPr>
+            </w:pPr>
+            <m:oMathPara>
+              <m:oMath>
+                <m:r>
+                  <w:rPr>
+                    <w:rFonts w:ascii="Cambria Math" w:hAnsi="Cambria Math"/>
+                    <w:lang w:val="en-US"/>
+                  </w:rPr>
+                  <m:t>2</m:t>
+                </m:r>
+              </m:oMath>
+            </m:oMathPara>
+          </w:p>
+        </w:tc>
+        <w:tc>
+          <w:tcPr>
+            <w:tcW w:w="1082" w:type="dxa"/>
+            <w:vAlign w:val="center"/>
+          </w:tcPr>
+          <w:p>
+            <w:pPr>
+              <w:pStyle w:val="ae"/>
+              <w:jc w:val="center"/>
+              <w:rPr>
+                <w:lang w:val="en-US"/>
+              </w:rPr>
+            </w:pPr>
+            <m:oMathPara>
+              <m:oMath>
+                <m:r>
+                  <w:rPr>
+                    <w:rFonts w:ascii="Cambria Math" w:hAnsi="Cambria Math"/>
+                    <w:lang w:val="en-US"/>
+                  </w:rPr>
+                  <m:t>0</m:t>
+                </m:r>
+              </m:oMath>
+            </m:oMathPara>
+          </w:p>
+        </w:tc>
+        <w:tc>
+          <w:tcPr>
+            <w:tcW w:w="1276" w:type="dxa"/>
+          </w:tcPr>
+          <w:p>
+            <w:pPr>
+              <w:pStyle w:val="ae"/>
+              <w:jc w:val="center"/>
+              <w:rPr>
+                <w:rFonts w:eastAsia="Calibri" w:cs="Times New Roman"/>
+                <w:lang w:val="en-US"/>
+              </w:rPr>
+            </w:pPr>
+            <m:oMathPara>
+              <m:oMath>
+                <m:r>
+                  <w:rPr>
+                    <w:rFonts w:ascii="Cambria Math" w:eastAsia="Calibri" w:hAnsi="Cambria Math" w:cs="Times New Roman"/>
+                    <w:lang w:val="en-US"/>
+                  </w:rPr>
+                  <m:t>-M</m:t>
+                </m:r>
+              </m:oMath>
+            </m:oMathPara>
+          </w:p>
+        </w:tc>
+        <w:tc>
+          <w:tcPr>
+            <w:tcW w:w="876" w:type="dxa"/>
+            <w:vAlign w:val="center"/>
+          </w:tcPr>
+          <w:p>
+            <w:pPr>
+              <w:pStyle w:val="ae"/>
+              <w:jc w:val="center"/>
+            </w:pPr>
+            <m:oMathPara>
+              <m:oMath>
+                <m:r>
+                  <w:rPr>
+                    <w:rFonts w:ascii="Cambria Math" w:hAnsi="Cambria Math"/>
+                  </w:rPr>
+                  <m:t>0</m:t>
+                </m:r>
+              </m:oMath>
+            </m:oMathPara>
+          </w:p>
+        </w:tc>
+        <w:tc>
+          <w:tcPr>
+            <w:tcW w:w="1102" w:type="dxa"/>
+            <w:vAlign w:val="center"/>
+          </w:tcPr>
+          <w:p>
+            <w:pPr>
+              <w:pStyle w:val="ae"/>
+              <w:jc w:val="center"/>
+              <w:rPr>
+                <w:rFonts w:eastAsiaTheme="minorEastAsia"/>
+              </w:rPr>
+            </w:pPr>
+            <m:oMathPara>
+              <m:oMath>
+                <m:sSub>
+                  <m:sSubPr>
+                    <m:ctrlPr>
+                      <w:rPr>
+                        <w:rFonts w:ascii="Cambria Math" w:hAnsi="Cambria Math"/>
+                        <w:i/>
+                      </w:rPr>
+                    </m:ctrlPr>
+                  </m:sSubPr>
+                  <m:e>
+                    <m:r>
+                      <w:rPr>
+                        <w:rFonts w:ascii="Cambria Math" w:hAnsi="Cambria Math"/>
+                      </w:rPr>
+                      <m:t>c</m:t>
+                    </m:r>
+                  </m:e>
+                  <m:sub>
+                    <m:r>
+                      <w:rPr>
+                        <w:rFonts w:ascii="Cambria Math" w:hAnsi="Cambria Math"/>
+                      </w:rPr>
+                      <m:t>j</m:t>
+                    </m:r>
+                  </m:sub>
+                </m:sSub>
+              </m:oMath>
+            </m:oMathPara>
+          </w:p>
+        </w:tc>
+      </w:tr>
+      <w:tr>
+        <w:trPr>
+          <w:trHeight w:val="387"/>
+        </w:trPr>
+        <w:tc>
+          <w:tcPr>
+            <w:tcW w:w="1041" w:type="dxa"/>
+            <w:tcBorders>
+              <w:top w:val="single" w:sz="4" w:space="0" w:color="auto"/>
+            </w:tcBorders>
+            <w:vAlign w:val="center"/>
+          </w:tcPr>
+          <w:p>
+            <w:pPr>
+              <w:pStyle w:val="ae"/>
+              <w:jc w:val="center"/>
+              <w:rPr>
+                <w:lang w:val="en-US"/>
+              </w:rPr>
+            </w:pPr>
+            <m:oMathPara>
+              <m:oMath>
+                <m:sSub>
+                  <m:sSubPr>
+                    <m:ctrlPr>
+                      <w:rPr>
+                        <w:rFonts w:ascii="Cambria Math" w:hAnsi="Cambria Math"/>
+                        <w:i/>
+                        <w:lang w:val="en-US"/>
+                      </w:rPr>
+                    </m:ctrlPr>
+                  </m:sSubPr>
+                  <m:e>
+                    <m:r>
+                      <w:rPr>
+                        <w:rFonts w:ascii="Cambria Math" w:hAnsi="Cambria Math"/>
+                        <w:lang w:val="en-US"/>
+                      </w:rPr>
+                      <m:t>c</m:t>
+                    </m:r>
+                  </m:e>
+                  <m:sub>
+                    <m:r>
+                      <w:rPr>
+                        <w:rFonts w:ascii="Cambria Math" w:hAnsi="Cambria Math"/>
+                        <w:lang w:val="en-US"/>
+                      </w:rPr>
+                      <m:t>iB</m:t>
+                    </m:r>
+                  </m:sub>
+                </m:sSub>
+              </m:oMath>
+            </m:oMathPara>
+          </w:p>
+        </w:tc>
+        <w:tc>
+          <w:tcPr>
+            <w:tcW w:w="1043" w:type="dxa"/>
+            <w:tcBorders>
+              <w:top w:val="single" w:sz="4" w:space="0" w:color="auto"/>
+            </w:tcBorders>
+            <w:vAlign w:val="center"/>
+          </w:tcPr>
+          <w:p>
+            <w:pPr>
+              <w:pStyle w:val="ae"/>
+              <w:jc w:val="center"/>
+            </w:pPr>
+            <m:oMathPara>
+              <m:oMath>
+                <m:r>
+                  <w:rPr>
+                    <w:rFonts w:ascii="Cambria Math" w:hAnsi="Cambria Math"/>
+                  </w:rPr>
+                  <m:t>БП</m:t>
+                </m:r>
+              </m:oMath>
+            </m:oMathPara>
+          </w:p>
+        </w:tc>
+        <w:tc>
+          <w:tcPr>
+            <w:tcW w:w="1037" w:type="dxa"/>
+            <w:tcBorders>
+              <w:top w:val="single" w:sz="4" w:space="0" w:color="auto"/>
+            </w:tcBorders>
+            <w:vAlign w:val="center"/>
+          </w:tcPr>
+          <w:p>
+            <w:pPr>
+              <w:pStyle w:val="ae"/>
+              <w:jc w:val="center"/>
+            </w:pPr>
+            <m:oMathPara>
+              <m:oMath>
+                <m:r>
+                  <w:rPr>
+                    <w:rFonts w:ascii="Cambria Math" w:hAnsi="Cambria Math"/>
+                  </w:rPr>
+                  <m:t>БР</m:t>
+                </m:r>
+              </m:oMath>
+            </m:oMathPara>
+          </w:p>
+        </w:tc>
+        <w:tc>
+          <w:tcPr>
+            <w:tcW w:w="1274" w:type="dxa"/>
+            <w:vAlign w:val="center"/>
+          </w:tcPr>
+          <w:p>
+            <w:pPr>
+              <w:pStyle w:val="ae"/>
+              <w:jc w:val="center"/>
+              <w:rPr>
+                <w:rFonts w:eastAsiaTheme="minorEastAsia"/>
+                <w:lang w:val="en-US"/>
+              </w:rPr>
+            </w:pPr>
+            <m:oMathPara>
+              <m:oMath>
+                <m:sSub>
+                  <m:sSubPr>
+                    <m:ctrlPr>
+                      <w:rPr>
+                        <w:rFonts w:ascii="Cambria Math" w:hAnsi="Cambria Math"/>
+                        <w:i/>
+                        <w:lang w:val="en-US"/>
+                      </w:rPr>
+                    </m:ctrlPr>
+                  </m:sSubPr>
+                  <m:e>
+                    <m:r>
+                      <w:rPr>
+                        <w:rFonts w:ascii="Cambria Math" w:hAnsi="Cambria Math"/>
+                        <w:lang w:val="en-US"/>
+                      </w:rPr>
+                      <m:t>x</m:t>
+                    </m:r>
+                  </m:e>
+                  <m:sub>
+                    <m:r>
+                      <w:rPr>
+                        <w:rFonts w:ascii="Cambria Math" w:hAnsi="Cambria Math"/>
+                        <w:lang w:val="en-US"/>
+                      </w:rPr>
+                      <m:t>1</m:t>
+                    </m:r>
+                  </m:sub>
+                </m:sSub>
+              </m:oMath>
+            </m:oMathPara>
+          </w:p>
+        </w:tc>
+        <w:tc>
+          <w:tcPr>
+            <w:tcW w:w="902" w:type="dxa"/>
+            <w:vAlign w:val="center"/>
+          </w:tcPr>
+          <w:p>
+            <w:pPr>
+              <w:pStyle w:val="ae"/>
+              <w:jc w:val="center"/>
+              <w:rPr>
+                <w:rFonts w:eastAsiaTheme="minorEastAsia"/>
+              </w:rPr>
+            </w:pPr>
+            <m:oMathPara>
+              <m:oMath>
+                <m:sSub>
+                  <m:sSubPr>
+                    <m:ctrlPr>
+                      <w:rPr>
+                        <w:rFonts w:ascii="Cambria Math" w:hAnsi="Cambria Math"/>
+                        <w:i/>
+                      </w:rPr>
+                    </m:ctrlPr>
+                  </m:sSubPr>
+                  <m:e>
+                    <m:r>
+                      <w:rPr>
+                        <w:rFonts w:ascii="Cambria Math" w:hAnsi="Cambria Math"/>
+                      </w:rPr>
+                      <m:t>x</m:t>
+                    </m:r>
+                  </m:e>
+                  <m:sub>
+                    <m:r>
+                      <w:rPr>
+                        <w:rFonts w:ascii="Cambria Math" w:hAnsi="Cambria Math"/>
+                      </w:rPr>
+                      <m:t>2</m:t>
+                    </m:r>
+                  </m:sub>
+                </m:sSub>
+              </m:oMath>
+            </m:oMathPara>
+          </w:p>
+        </w:tc>
+        <w:tc>
+          <w:tcPr>
+            <w:tcW w:w="1082" w:type="dxa"/>
+            <w:vAlign w:val="center"/>
+          </w:tcPr>
+          <w:p>
+            <w:pPr>
+              <w:pStyle w:val="ae"/>
+              <w:jc w:val="center"/>
+              <w:rPr>
+                <w:rFonts w:eastAsiaTheme="minorEastAsia"/>
+                <w:lang w:val="en-US"/>
+              </w:rPr>
+            </w:pPr>
+            <m:oMathPara>
+              <m:oMath>
+                <m:sSub>
+                  <m:sSubPr>
+                    <m:ctrlPr>
+                      <w:rPr>
+                        <w:rFonts w:ascii="Cambria Math" w:hAnsi="Cambria Math"/>
+                        <w:i/>
+                        <w:lang w:val="en-US"/>
+                      </w:rPr>
+                    </m:ctrlPr>
+                  </m:sSubPr>
+                  <m:e>
+                    <m:r>
+                      <w:rPr>
+                        <w:rFonts w:ascii="Cambria Math" w:hAnsi="Cambria Math"/>
+                        <w:lang w:val="en-US"/>
+                      </w:rPr>
+                      <m:t>x</m:t>
+                    </m:r>
+                  </m:e>
+                  <m:sub>
+                    <m:r>
+                      <w:rPr>
+                        <w:rFonts w:ascii="Cambria Math" w:hAnsi="Cambria Math"/>
+                        <w:lang w:val="en-US"/>
+                      </w:rPr>
+                      <m:t>3</m:t>
+                    </m:r>
+                  </m:sub>
+                </m:sSub>
+              </m:oMath>
+            </m:oMathPara>
+          </w:p>
+        </w:tc>
+        <w:tc>
+          <w:tcPr>
+            <w:tcW w:w="1276" w:type="dxa"/>
+          </w:tcPr>
+          <w:p>
+            <w:pPr>
+              <w:pStyle w:val="ae"/>
+              <w:jc w:val="center"/>
+              <w:rPr>
+                <w:rFonts w:ascii="Calibri" w:eastAsia="Times New Roman" w:hAnsi="Calibri" w:cs="Times New Roman"/>
+                <w:lang w:val="en-US"/>
+              </w:rPr>
+            </w:pPr>
+            <m:oMathPara>
+              <m:oMath>
+                <m:sSub>
+                  <m:sSubPr>
+                    <m:ctrlPr>
+                      <w:rPr>
+                        <w:rFonts w:ascii="Cambria Math" w:eastAsia="Times New Roman" w:hAnsi="Cambria Math" w:cs="Times New Roman"/>
+                        <w:i/>
+                        <w:lang w:val="en-US"/>
+                      </w:rPr>
+                    </m:ctrlPr>
+                  </m:sSubPr>
+                  <m:e>
+                    <m:r>
+                      <w:rPr>
+                        <w:rFonts w:ascii="Cambria Math" w:eastAsia="Times New Roman" w:hAnsi="Cambria Math" w:cs="Times New Roman"/>
+                        <w:lang w:val="en-US"/>
+                      </w:rPr>
+                      <m:t>x</m:t>
+                    </m:r>
+                  </m:e>
+                  <m:sub>
+                    <m:r>
+                      <w:rPr>
+                        <w:rFonts w:ascii="Cambria Math" w:eastAsia="Times New Roman" w:hAnsi="Cambria Math" w:cs="Times New Roman"/>
+                        <w:lang w:val="en-US"/>
+                      </w:rPr>
+                      <m:t>4</m:t>
+                    </m:r>
+                  </m:sub>
+                </m:sSub>
+              </m:oMath>
+            </m:oMathPara>
+          </w:p>
+        </w:tc>
+        <w:tc>
+          <w:tcPr>
+            <w:tcW w:w="876" w:type="dxa"/>
+            <w:vAlign w:val="center"/>
+          </w:tcPr>
+          <w:p>
+            <w:pPr>
+              <w:pStyle w:val="ae"/>
+              <w:jc w:val="center"/>
+              <w:rPr>
+                <w:lang w:val="en-US"/>
+              </w:rPr>
+            </w:pPr>
+            <m:oMathPara>
+              <m:oMath>
+                <m:sSub>
+                  <m:sSubPr>
+                    <m:ctrlPr>
+                      <w:rPr>
+                        <w:rFonts w:ascii="Cambria Math" w:hAnsi="Cambria Math"/>
+                        <w:i/>
+                        <w:lang w:val="en-US"/>
+                      </w:rPr>
+                    </m:ctrlPr>
+                  </m:sSubPr>
+                  <m:e>
+                    <m:r>
+                      <w:rPr>
+                        <w:rFonts w:ascii="Cambria Math" w:hAnsi="Cambria Math"/>
+                        <w:lang w:val="en-US"/>
+                      </w:rPr>
+                      <m:t>x</m:t>
+                    </m:r>
+                  </m:e>
+                  <m:sub>
+                    <m:r>
+                      <w:rPr>
+                        <w:rFonts w:ascii="Cambria Math" w:hAnsi="Cambria Math"/>
+                        <w:lang w:val="en-US"/>
+                      </w:rPr>
+                      <m:t>5</m:t>
+                    </m:r>
+                  </m:sub>
+                </m:sSub>
+              </m:oMath>
+            </m:oMathPara>
+          </w:p>
+        </w:tc>
+        <w:tc>
+          <w:tcPr>
+            <w:tcW w:w="1102" w:type="dxa"/>
+            <w:vAlign w:val="center"/>
+          </w:tcPr>
+          <w:p>
+            <w:pPr>
+              <w:pStyle w:val="ae"/>
+              <w:jc w:val="center"/>
+            </w:pPr>
+            <m:oMathPara>
+              <m:oMath>
+                <m:r>
+                  <w:rPr>
+                    <w:rFonts w:ascii="Cambria Math" w:hAnsi="Cambria Math" w:cs="Times New Roman"/>
+                    <w:sz w:val="28"/>
+                    <w:lang w:val="en-US"/>
+                  </w:rPr>
+                  <m:t>БР/</m:t>
+                </m:r>
+                <m:r>
+                  <w:rPr>
+                    <w:rFonts w:ascii="Cambria Math" w:hAnsi="Cambria Math" w:cs="Times New Roman"/>
+                    <w:i/>
+                    <w:noProof/>
+                    <w:sz w:val="28"/>
+                    <w:lang w:eastAsia="ru-RU"/>
+                  </w:rPr>
+                  <w:drawing>
+                    <wp:inline distT="0" distB="0" distL="0" distR="0" wp14:anchorId="045367CD" wp14:editId="0EC1D48E">
+                      <wp:extent cx="228600" cy="170688"/>
+                      <wp:effectExtent l="0" t="0" r="0" b="0"/>
+                      <wp:docPr id="178684578" name="Picture 11189"/>
+                      <wp:cNvGraphicFramePr/>
+                      <a:graphic xmlns:a="http://schemas.openxmlformats.org/drawingml/2006/main">
+                        <a:graphicData uri="http://schemas.openxmlformats.org/drawingml/2006/picture">
+                          <pic:pic xmlns:pic="http://schemas.openxmlformats.org/drawingml/2006/picture">
+                            <pic:nvPicPr>
+                              <pic:cNvPr id="11189" name="Picture 11189"/>
+                              <pic:cNvPicPr/>
+                            </pic:nvPicPr>
+                            <pic:blipFill>
+                              <a:blip r:embed="rId6" cstate="print"/>
+                              <a:stretch>
+                                <a:fillRect/>
+                              </a:stretch>
+                            </pic:blipFill>
+                            <pic:spPr>
+                              <a:xfrm>
+                                <a:off x="0" y="0"/>
+                                <a:ext cx="228600" cy="170688"/>
+                              </a:xfrm>
+                              <a:prstGeom prst="rect">
+                                <a:avLst/>
+                              </a:prstGeom>
+                            </pic:spPr>
+                          </pic:pic>
+                        </a:graphicData>
+                      </a:graphic>
+                    </wp:inline>
+                  </w:drawing>
+                </m:r>
+              </m:oMath>
+            </m:oMathPara>
+          </w:p>
+        </w:tc>
+      </w:tr>
+      <w:tr>
+        <w:trPr>
+          <w:trHeight w:val="193"/>
+        </w:trPr>
+        <w:tc>
+          <w:tcPr>
+            <w:tcW w:w="1041" w:type="dxa"/>
+            <w:tcBorders>
+              <w:bottom w:val="single" w:sz="4" w:space="0" w:color="auto"/>
+            </w:tcBorders>
+            <w:vAlign w:val="center"/>
+          </w:tcPr>
+          <w:p>
+            <w:pPr>
+              <w:pStyle w:val="ae"/>
+              <w:jc w:val="center"/>
+              <w:rPr>
+                <w:i/>
+              </w:rPr>
+            </w:pPr>
+            <m:oMathPara>
+              <m:oMath>
+                <m:r>
+                  <w:rPr>
+                    <w:rFonts w:ascii="Cambria Math" w:hAnsi="Cambria Math"/>
+                  </w:rPr>
+                  <m:t>2</m:t>
+                </m:r>
+              </m:oMath>
+            </m:oMathPara>
+          </w:p>
+        </w:tc>
+        <w:tc>
+          <w:tcPr>
+            <w:tcW w:w="1043" w:type="dxa"/>
+            <w:tcBorders>
+              <w:bottom w:val="single" w:sz="4" w:space="0" w:color="auto"/>
+            </w:tcBorders>
+            <w:vAlign w:val="center"/>
+          </w:tcPr>
+          <w:p>
+            <w:pPr>
+              <w:pStyle w:val="ae"/>
+              <w:jc w:val="center"/>
+            </w:pPr>
+            <m:oMathPara>
+              <m:oMath>
+                <m:sSub>
+                  <m:sSubPr>
+                    <m:ctrlPr>
+                      <w:rPr>
+                        <w:rFonts w:ascii="Cambria Math" w:hAnsi="Cambria Math"/>
+                        <w:i/>
+                      </w:rPr>
+                    </m:ctrlPr>
+                  </m:sSubPr>
+                  <m:e>
+                    <m:r>
+                      <w:rPr>
+                        <w:rFonts w:ascii="Cambria Math" w:hAnsi="Cambria Math"/>
+                      </w:rPr>
+                      <m:t>x</m:t>
+                    </m:r>
+                  </m:e>
+                  <m:sub>
+                    <m:r>
+                      <w:rPr>
+                        <w:rFonts w:ascii="Cambria Math" w:hAnsi="Cambria Math"/>
+                      </w:rPr>
+                      <m:t>2</m:t>
+                    </m:r>
+                  </m:sub>
+                </m:sSub>
+              </m:oMath>
+            </m:oMathPara>
+          </w:p>
+        </w:tc>
+        <w:tc>
+          <w:tcPr>
+            <w:tcW w:w="1037" w:type="dxa"/>
+            <w:tcBorders>
+              <w:bottom w:val="single" w:sz="4" w:space="0" w:color="auto"/>
+            </w:tcBorders>
+            <w:vAlign w:val="center"/>
+          </w:tcPr>
+          <w:p>
+            <w:pPr>
+              <w:pStyle w:val="ae"/>
+              <w:jc w:val="center"/>
+            </w:pPr>
+            <m:oMathPara>
+              <m:oMath>
+                <m:r>
+                  <w:rPr>
+                    <w:rFonts w:ascii="Cambria Math" w:hAnsi="Cambria Math"/>
+                  </w:rPr>
+                  <m:t>2</m:t>
+                </m:r>
+              </m:oMath>
+            </m:oMathPara>
+          </w:p>
+        </w:tc>
+        <w:tc>
+          <w:tcPr>
+            <w:tcW w:w="1274" w:type="dxa"/>
+            <w:vAlign w:val="center"/>
+          </w:tcPr>
+          <w:p>
+            <w:pPr>
+              <w:pStyle w:val="ae"/>
+              <w:jc w:val="center"/>
+              <w:rPr>
+                <w:i/>
+                <w:lang w:val="en-US"/>
+              </w:rPr>
+            </w:pPr>
+            <m:oMathPara>
+              <m:oMath>
+                <m:r>
+                  <w:rPr>
+                    <w:rFonts w:ascii="Cambria Math" w:hAnsi="Cambria Math"/>
+                  </w:rPr>
+                  <m:t>-2/</m:t>
+                </m:r>
+                <m:r>
+                  <w:rPr>
+                    <w:rFonts w:ascii="Cambria Math" w:hAnsi="Cambria Math"/>
+                    <w:lang w:val="en-US"/>
+                  </w:rPr>
+                  <m:t>3</m:t>
+                </m:r>
+              </m:oMath>
+            </m:oMathPara>
+          </w:p>
+        </w:tc>
+        <w:tc>
+          <w:tcPr>
+            <w:tcW w:w="902" w:type="dxa"/>
+            <w:vAlign w:val="center"/>
+          </w:tcPr>
+          <w:p>
+            <w:pPr>
+              <w:pStyle w:val="ae"/>
+              <w:jc w:val="center"/>
+              <w:rPr>
+                <w:i/>
+                <w:lang w:val="en-US"/>
+              </w:rPr>
+            </w:pPr>
+            <m:oMathPara>
+              <m:oMath>
+                <m:r>
+                  <w:rPr>
+                    <w:rFonts w:ascii="Cambria Math" w:hAnsi="Cambria Math"/>
+                    <w:lang w:val="en-US"/>
+                  </w:rPr>
+                  <m:t>1</m:t>
+                </m:r>
+              </m:oMath>
+            </m:oMathPara>
+          </w:p>
+        </w:tc>
+        <w:tc>
+          <w:tcPr>
+            <w:tcW w:w="1082" w:type="dxa"/>
+            <w:vAlign w:val="center"/>
+          </w:tcPr>
+          <w:p>
+            <w:pPr>
+              <w:pStyle w:val="ae"/>
+              <w:jc w:val="center"/>
+              <w:rPr>
+                <w:i/>
+                <w:lang w:val="en-US"/>
+              </w:rPr>
+            </w:pPr>
+            <w:r>
+              <w:rPr>
+                <w:rFonts w:eastAsiaTheme="minorEastAsia"/>
+                <w:lang w:val="en-US"/>
+              </w:rPr>
+              <w:t>-</w:t>
+            </w:r>
+            <m:oMath>
+              <m:r>
+                <w:rPr>
+                  <w:rFonts w:ascii="Cambria Math" w:hAnsi="Cambria Math"/>
+                </w:rPr>
+                <m:t>1/</m:t>
+              </m:r>
+              <m:r>
+                <w:rPr>
+                  <w:rFonts w:ascii="Cambria Math" w:hAnsi="Cambria Math"/>
+                  <w:lang w:val="en-US"/>
+                </w:rPr>
+                <m:t>3</m:t>
+              </m:r>
+            </m:oMath>
+          </w:p>
+        </w:tc>
+        <w:tc>
+          <w:tcPr>
+            <w:tcW w:w="1276" w:type="dxa"/>
+          </w:tcPr>
+          <w:p>
+            <w:pPr>
+              <w:pStyle w:val="ae"/>
+              <w:jc w:val="center"/>
+              <w:rPr>
+                <w:rFonts w:ascii="Calibri" w:eastAsia="Times New Roman" w:hAnsi="Calibri" w:cs="Times New Roman"/>
+                <w:lang w:val="en-US"/>
+              </w:rPr>
+            </w:pPr>
+            <m:oMathPara>
+              <m:oMath>
+                <m:r>
+                  <w:rPr>
+                    <w:rFonts w:ascii="Cambria Math" w:eastAsia="Times New Roman" w:hAnsi="Cambria Math" w:cs="Times New Roman"/>
+                    <w:lang w:val="en-US"/>
+                  </w:rPr>
+                  <m:t>1</m:t>
+                </m:r>
+                <m:r>
+                  <w:rPr>
+                    <w:rFonts w:ascii="Cambria Math" w:eastAsia="Times New Roman" w:hAnsi="Cambria Math" w:cs="Times New Roman"/>
+                    <w:lang w:val="en-US"/>
+                  </w:rPr>
+                  <m:t>/3</m:t>
+                </m:r>
+              </m:oMath>
+            </m:oMathPara>
+          </w:p>
+        </w:tc>
+        <w:tc>
+          <w:tcPr>
+            <w:tcW w:w="876" w:type="dxa"/>
+            <w:vAlign w:val="center"/>
+          </w:tcPr>
+          <w:p>
+            <w:pPr>
+              <w:pStyle w:val="ae"/>
+              <w:jc w:val="center"/>
+              <w:rPr>
+                <w:i/>
+                <w:lang w:val="en-US"/>
+              </w:rPr>
+            </w:pPr>
+            <m:oMathPara>
+              <m:oMath>
+                <m:r>
+                  <w:rPr>
+                    <w:rFonts w:ascii="Cambria Math" w:hAnsi="Cambria Math"/>
+                    <w:lang w:val="en-US"/>
+                  </w:rPr>
+                  <m:t>0</m:t>
+                </m:r>
+              </m:oMath>
+            </m:oMathPara>
+          </w:p>
+        </w:tc>
+        <w:tc>
+          <w:tcPr>
+            <w:tcW w:w="1102" w:type="dxa"/>
+            <w:vAlign w:val="center"/>
+          </w:tcPr>
+          <w:p>
+            <w:pPr>
+              <w:pStyle w:val="ae"/>
+              <w:jc w:val="center"/>
+              <w:rPr>
+                <w:lang w:val="en-US"/>
+              </w:rPr>
+            </w:pPr>
+            <m:oMathPara>
+              <m:oMath>
+                <m:r>
+                  <w:rPr>
+                    <w:rFonts w:ascii="Cambria Math" w:hAnsi="Cambria Math"/>
+                    <w:lang w:val="en-US"/>
+                  </w:rPr>
+                  <m:t>1/6</m:t>
+                </m:r>
+              </m:oMath>
+            </m:oMathPara>
+          </w:p>
+        </w:tc>
+      </w:tr>
+      <w:tr>
+        <w:tc>
+          <w:tcPr>
+            <w:tcW w:w="1041" w:type="dxa"/>
+            <w:tcBorders>
+              <w:bottom w:val="single" w:sz="4" w:space="0" w:color="auto"/>
+            </w:tcBorders>
+            <w:vAlign w:val="center"/>
+          </w:tcPr>
+          <w:p>
+            <w:pPr>
+              <w:pStyle w:val="ae"/>
+              <w:jc w:val="center"/>
+            </w:pPr>
+            <m:oMathPara>
+              <m:oMath>
+                <m:r>
+                  <w:rPr>
+                    <w:rFonts w:ascii="Cambria Math" w:hAnsi="Cambria Math"/>
+                  </w:rPr>
+                  <m:t>0</m:t>
+                </m:r>
+              </m:oMath>
+            </m:oMathPara>
+          </w:p>
+        </w:tc>
+        <w:tc>
+          <w:tcPr>
+            <w:tcW w:w="1043" w:type="dxa"/>
+            <w:tcBorders>
+              <w:bottom w:val="single" w:sz="4" w:space="0" w:color="auto"/>
+            </w:tcBorders>
+            <w:vAlign w:val="center"/>
+          </w:tcPr>
+          <w:p>
+            <w:pPr>
+              <w:pStyle w:val="ae"/>
+              <w:jc w:val="center"/>
+            </w:pPr>
+            <m:oMathPara>
+              <m:oMath>
+                <m:sSub>
+                  <m:sSubPr>
+                    <m:ctrlPr>
+                      <w:rPr>
+                        <w:rFonts w:ascii="Cambria Math" w:hAnsi="Cambria Math"/>
+                        <w:i/>
+                      </w:rPr>
+                    </m:ctrlPr>
+                  </m:sSubPr>
+                  <m:e>
+                    <m:r>
+                      <w:rPr>
+                        <w:rFonts w:ascii="Cambria Math" w:hAnsi="Cambria Math"/>
+                      </w:rPr>
+                      <m:t>x</m:t>
+                    </m:r>
+                  </m:e>
+                  <m:sub>
+                    <m:r>
+                      <w:rPr>
+                        <w:rFonts w:ascii="Cambria Math" w:hAnsi="Cambria Math"/>
+                      </w:rPr>
+                      <m:t>5</m:t>
+                    </m:r>
+                  </m:sub>
+                </m:sSub>
+              </m:oMath>
+            </m:oMathPara>
+          </w:p>
+        </w:tc>
+        <w:tc>
+          <w:tcPr>
+            <w:tcW w:w="1037" w:type="dxa"/>
+            <w:tcBorders>
+              <w:bottom w:val="single" w:sz="4" w:space="0" w:color="auto"/>
+            </w:tcBorders>
+            <w:vAlign w:val="center"/>
+          </w:tcPr>
+          <w:p>
+            <w:pPr>
+              <w:pStyle w:val="ae"/>
+              <w:jc w:val="center"/>
+            </w:pPr>
+            <m:oMathPara>
+              <m:oMath>
+                <m:r>
+                  <w:rPr>
+                    <w:rFonts w:ascii="Cambria Math" w:hAnsi="Cambria Math"/>
+                  </w:rPr>
+                  <m:t>16</m:t>
+                </m:r>
+              </m:oMath>
+            </m:oMathPara>
+          </w:p>
+        </w:tc>
+        <w:tc>
+          <w:tcPr>
+            <w:tcW w:w="1274" w:type="dxa"/>
+            <w:tcBorders>
+              <w:bottom w:val="single" w:sz="4" w:space="0" w:color="auto"/>
+            </w:tcBorders>
+            <w:vAlign w:val="center"/>
+          </w:tcPr>
+          <w:p>
+            <w:pPr>
+              <w:pStyle w:val="ae"/>
+              <w:jc w:val="center"/>
+              <w:rPr>
+                <w:i/>
+                <w:lang w:val="en-US"/>
+              </w:rPr>
+            </w:pPr>
+            <m:oMathPara>
+              <m:oMath>
+                <m:r>
+                  <w:rPr>
+                    <w:rFonts w:ascii="Cambria Math" w:hAnsi="Cambria Math"/>
+                  </w:rPr>
+                  <m:t>11/</m:t>
+                </m:r>
+                <m:r>
+                  <w:rPr>
+                    <w:rFonts w:ascii="Cambria Math" w:hAnsi="Cambria Math"/>
+                    <w:lang w:val="en-US"/>
+                  </w:rPr>
+                  <m:t>3</m:t>
+                </m:r>
+              </m:oMath>
+            </m:oMathPara>
+          </w:p>
+        </w:tc>
+        <w:tc>
+          <w:tcPr>
+            <w:tcW w:w="902" w:type="dxa"/>
+            <w:vAlign w:val="center"/>
+          </w:tcPr>
+          <w:p>
+            <w:pPr>
+              <w:pStyle w:val="ae"/>
+              <w:jc w:val="center"/>
+            </w:pPr>
+            <m:oMathPara>
+              <m:oMath>
+                <m:r>
+                  <w:rPr>
+                    <w:rFonts w:ascii="Cambria Math" w:hAnsi="Cambria Math"/>
+                  </w:rPr>
+                  <m:t>0</m:t>
+                </m:r>
+              </m:oMath>
+            </m:oMathPara>
+          </w:p>
+        </w:tc>
+        <w:tc>
+          <w:tcPr>
+            <w:tcW w:w="1082" w:type="dxa"/>
+            <w:vAlign w:val="center"/>
+          </w:tcPr>
+          <w:p>
+            <w:pPr>
+              <w:pStyle w:val="ae"/>
+              <w:jc w:val="center"/>
+              <w:rPr>
+                <w:lang w:val="en-US"/>
+              </w:rPr>
+            </w:pPr>
+            <m:oMathPara>
+              <m:oMath>
+                <m:r>
+                  <w:rPr>
+                    <w:rFonts w:ascii="Cambria Math" w:hAnsi="Cambria Math"/>
+                    <w:lang w:val="en-US"/>
+                  </w:rPr>
+                  <m:t>4/3</m:t>
+                </m:r>
+              </m:oMath>
+            </m:oMathPara>
+          </w:p>
+        </w:tc>
+        <w:tc>
+          <w:tcPr>
+            <w:tcW w:w="1276" w:type="dxa"/>
+          </w:tcPr>
+          <w:p>
+            <w:pPr>
+              <w:pStyle w:val="ae"/>
+              <w:jc w:val="center"/>
+              <w:rPr>
+                <w:rFonts w:eastAsia="Calibri" w:cs="Times New Roman"/>
+                <w:lang w:val="en-US"/>
+              </w:rPr>
+            </w:pPr>
+            <m:oMathPara>
+              <m:oMath>
+                <m:r>
+                  <w:rPr>
+                    <w:rFonts w:ascii="Cambria Math" w:eastAsia="Calibri" w:hAnsi="Cambria Math" w:cs="Times New Roman"/>
+                    <w:lang w:val="en-US"/>
+                  </w:rPr>
+                  <m:t>-4/3</m:t>
+                </m:r>
+              </m:oMath>
+            </m:oMathPara>
+          </w:p>
+        </w:tc>
+        <w:tc>
+          <w:tcPr>
+            <w:tcW w:w="876" w:type="dxa"/>
+            <w:vAlign w:val="center"/>
+          </w:tcPr>
+          <w:p>
+            <w:pPr>
+              <w:pStyle w:val="ae"/>
+              <w:jc w:val="center"/>
+              <w:rPr>
+                <w:i/>
+                <w:lang w:val="en-US"/>
+              </w:rPr>
+            </w:pPr>
+            <m:oMathPara>
+              <m:oMath>
+                <m:r>
+                  <w:rPr>
+                    <w:rFonts w:ascii="Cambria Math" w:hAnsi="Cambria Math"/>
+                    <w:lang w:val="en-US"/>
+                  </w:rPr>
+                  <m:t>1</m:t>
+                </m:r>
+              </m:oMath>
+            </m:oMathPara>
+          </w:p>
+        </w:tc>
+        <w:tc>
+          <w:tcPr>
+            <w:tcW w:w="1102" w:type="dxa"/>
+            <w:vAlign w:val="center"/>
+          </w:tcPr>
+          <w:p>
+            <w:pPr>
+              <w:pStyle w:val="ae"/>
+              <w:jc w:val="center"/>
+              <w:rPr>
+                <w:iCs/>
+                <w:lang w:val="en-US"/>
+              </w:rPr>
+            </w:pPr>
+            <m:oMathPara>
+              <m:oMath>
+                <m:r>
+                  <w:rPr>
+                    <w:rFonts w:ascii="Cambria Math" w:hAnsi="Cambria Math"/>
+                    <w:lang w:val="en-US"/>
+                  </w:rPr>
+                  <m:t>12</m:t>
+                </m:r>
+              </m:oMath>
+            </m:oMathPara>
+          </w:p>
+        </w:tc>
+      </w:tr>
+      <w:tr>
+        <w:tc>
+          <w:tcPr>
+            <w:tcW w:w="1041" w:type="dxa"/>
+            <w:tcBorders>
+              <w:top w:val="single" w:sz="4" w:space="0" w:color="auto"/>
+              <w:left w:val="nil"/>
+              <w:bottom w:val="nil"/>
+              <w:right w:val="nil"/>
+            </w:tcBorders>
+            <w:vAlign w:val="center"/>
+          </w:tcPr>
+          <w:p>
+            <w:pPr>
+              <w:pStyle w:val="ae"/>
+              <w:jc w:val="center"/>
+              <w:rPr>
+                <w:rFonts w:eastAsia="Calibri" w:cs="Times New Roman"/>
+              </w:rPr>
+            </w:pPr>
+          </w:p>
+        </w:tc>
+        <w:tc>
+          <w:tcPr>
+            <w:tcW w:w="1043" w:type="dxa"/>
+            <w:tcBorders>
+              <w:top w:val="single" w:sz="4" w:space="0" w:color="auto"/>
+              <w:left w:val="nil"/>
+              <w:bottom w:val="nil"/>
+              <w:right w:val="nil"/>
+            </w:tcBorders>
+            <w:vAlign w:val="center"/>
+          </w:tcPr>
+          <w:p>
+            <w:pPr>
+              <w:pStyle w:val="ae"/>
+              <w:jc w:val="center"/>
+              <w:rPr>
+                <w:rFonts w:eastAsia="Calibri" w:cs="Times New Roman"/>
+              </w:rPr>
+            </w:pPr>
+          </w:p>
+        </w:tc>
+        <w:tc>
+          <w:tcPr>
+            <w:tcW w:w="1037" w:type="dxa"/>
+            <w:tcBorders>
+              <w:top w:val="single" w:sz="4" w:space="0" w:color="auto"/>
+              <w:left w:val="nil"/>
+              <w:bottom w:val="nil"/>
+              <w:right w:val="single" w:sz="4" w:space="0" w:color="auto"/>
+            </w:tcBorders>
+            <w:vAlign w:val="center"/>
+          </w:tcPr>
+          <w:p>
+            <w:pPr>
+              <w:pStyle w:val="ae"/>
+              <w:jc w:val="center"/>
+              <w:rPr>
+                <w:rFonts w:eastAsia="Calibri" w:cs="Times New Roman"/>
+              </w:rPr>
+            </w:pPr>
+          </w:p>
+        </w:tc>
+        <w:tc>
+          <w:tcPr>
+            <w:tcW w:w="1274" w:type="dxa"/>
+            <w:tcBorders>
+              <w:top w:val="single" w:sz="4" w:space="0" w:color="auto"/>
+              <w:left w:val="single" w:sz="4" w:space="0" w:color="auto"/>
+              <w:bottom w:val="single" w:sz="4" w:space="0" w:color="auto"/>
+              <w:right w:val="single" w:sz="4" w:space="0" w:color="auto"/>
+            </w:tcBorders>
+            <w:vAlign w:val="center"/>
+          </w:tcPr>
+          <w:p>
+            <w:pPr>
+              <w:pStyle w:val="ae"/>
+              <w:jc w:val="center"/>
+              <w:rPr>
+                <w:i/>
+                <w:lang w:val="en-US"/>
+              </w:rPr>
+            </w:pPr>
+            <m:oMathPara>
+              <m:oMath>
+                <m:r>
+                  <w:rPr>
+                    <w:rFonts w:ascii="Cambria Math" w:hAnsi="Cambria Math"/>
+                    <w:lang w:val="en-US"/>
+                  </w:rPr>
+                  <m:t>-1/3</m:t>
+                </m:r>
+              </m:oMath>
+            </m:oMathPara>
+          </w:p>
+        </w:tc>
+        <w:tc>
+          <w:tcPr>
+            <w:tcW w:w="902" w:type="dxa"/>
+            <w:tcBorders>
+              <w:left w:val="single" w:sz="4" w:space="0" w:color="auto"/>
+            </w:tcBorders>
+            <w:vAlign w:val="center"/>
+          </w:tcPr>
+          <w:p>
+            <w:pPr>
+              <w:pStyle w:val="ae"/>
+              <w:jc w:val="center"/>
+              <w:rPr>
+                <w:i/>
+                <w:lang w:val="en-US"/>
+              </w:rPr>
+            </w:pPr>
+            <m:oMathPara>
+              <m:oMath>
+                <m:r>
+                  <w:rPr>
+                    <w:rFonts w:ascii="Cambria Math" w:hAnsi="Cambria Math"/>
+                    <w:lang w:val="en-US"/>
+                  </w:rPr>
+                  <m:t>2</m:t>
+                </m:r>
+              </m:oMath>
+            </m:oMathPara>
+          </w:p>
+        </w:tc>
+        <w:tc>
+          <w:tcPr>
+            <w:tcW w:w="1082" w:type="dxa"/>
+            <w:vAlign w:val="center"/>
+          </w:tcPr>
+          <w:p>
+            <w:pPr>
+              <w:pStyle w:val="ae"/>
+              <w:jc w:val="center"/>
+              <w:rPr>
+                <w:i/>
+                <w:lang w:val="en-US"/>
+              </w:rPr>
+            </w:pPr>
+            <m:oMathPara>
+              <m:oMath>
+                <m:r>
+                  <w:rPr>
+                    <w:rFonts w:ascii="Cambria Math" w:hAnsi="Cambria Math"/>
+                    <w:lang w:val="en-US"/>
+                  </w:rPr>
+                  <m:t>-2/3</m:t>
+                </m:r>
+              </m:oMath>
+            </m:oMathPara>
+          </w:p>
+        </w:tc>
+        <w:tc>
+          <w:tcPr>
+            <w:tcW w:w="1276" w:type="dxa"/>
+          </w:tcPr>
+          <w:p>
+            <w:pPr>
+              <w:pStyle w:val="ae"/>
+              <w:jc w:val="center"/>
+              <w:rPr>
+                <w:rFonts w:eastAsia="Calibri" w:cs="Times New Roman"/>
+                <w:i/>
+                <w:lang w:val="en-US"/>
+              </w:rPr>
+            </w:pPr>
+            <m:oMathPara>
+              <m:oMath>
+                <m:r>
+                  <w:rPr>
+                    <w:rFonts w:ascii="Cambria Math" w:eastAsia="Calibri" w:hAnsi="Cambria Math" w:cs="Times New Roman"/>
+                    <w:lang w:val="en-US"/>
+                  </w:rPr>
+                  <m:t>2/3</m:t>
+                </m:r>
+              </m:oMath>
+            </m:oMathPara>
+          </w:p>
+        </w:tc>
+        <w:tc>
+          <w:tcPr>
+            <w:tcW w:w="876" w:type="dxa"/>
+            <w:vAlign w:val="center"/>
+          </w:tcPr>
+          <w:p>
+            <w:pPr>
+              <w:pStyle w:val="ae"/>
+              <w:jc w:val="center"/>
+              <w:rPr>
+                <w:i/>
+                <w:lang w:val="en-US"/>
+              </w:rPr>
+            </w:pPr>
+            <m:oMathPara>
+              <m:oMath>
+                <m:r>
+                  <w:rPr>
+                    <w:rFonts w:ascii="Cambria Math" w:hAnsi="Cambria Math"/>
+                  </w:rPr>
+                  <m:t>0</m:t>
+                </m:r>
+              </m:oMath>
+            </m:oMathPara>
+          </w:p>
+        </w:tc>
+        <w:tc>
+          <w:tcPr>
+            <w:tcW w:w="1102" w:type="dxa"/>
+            <w:vAlign w:val="center"/>
+          </w:tcPr>
+          <w:p>
+            <w:pPr>
+              <w:pStyle w:val="ae"/>
+              <w:jc w:val="center"/>
+            </w:pPr>
+            <m:oMathPara>
+              <m:oMath>
+                <m:sSub>
+                  <m:sSubPr>
+                    <m:ctrlPr>
+                      <w:rPr>
+                        <w:rFonts w:ascii="Cambria Math" w:hAnsi="Cambria Math"/>
+                        <w:i/>
+                      </w:rPr>
+                    </m:ctrlPr>
+                  </m:sSubPr>
+                  <m:e>
+                    <m:r>
+                      <w:rPr>
+                        <w:rFonts w:ascii="Cambria Math" w:hAnsi="Cambria Math"/>
+                      </w:rPr>
+                      <m:t>z</m:t>
+                    </m:r>
+                  </m:e>
+                  <m:sub>
+                    <m:r>
+                      <w:rPr>
+                        <w:rFonts w:ascii="Cambria Math" w:hAnsi="Cambria Math"/>
+                      </w:rPr>
+                      <m:t>j</m:t>
+                    </m:r>
+                  </m:sub>
+                </m:sSub>
+              </m:oMath>
+            </m:oMathPara>
+          </w:p>
+        </w:tc>
+      </w:tr>
+      <w:tr>
+        <w:tc>
+          <w:tcPr>
+            <w:tcW w:w="1041" w:type="dxa"/>
+            <w:tcBorders>
+              <w:top w:val="nil"/>
+              <w:left w:val="nil"/>
+              <w:bottom w:val="nil"/>
+              <w:right w:val="nil"/>
+            </w:tcBorders>
+            <w:vAlign w:val="center"/>
+          </w:tcPr>
+          <w:p>
+            <w:pPr>
+              <w:pStyle w:val="ae"/>
+              <w:jc w:val="center"/>
+              <w:rPr>
+                <w:rFonts w:eastAsia="Calibri" w:cs="Times New Roman"/>
+              </w:rPr>
+            </w:pPr>
+          </w:p>
+        </w:tc>
+        <w:tc>
+          <w:tcPr>
+            <w:tcW w:w="1043" w:type="dxa"/>
+            <w:tcBorders>
+              <w:top w:val="nil"/>
+              <w:left w:val="nil"/>
+              <w:bottom w:val="nil"/>
+              <w:right w:val="nil"/>
+            </w:tcBorders>
+            <w:vAlign w:val="center"/>
+          </w:tcPr>
+          <w:p>
+            <w:pPr>
+              <w:pStyle w:val="ae"/>
+              <w:jc w:val="center"/>
+              <w:rPr>
+                <w:rFonts w:eastAsia="Calibri" w:cs="Times New Roman"/>
+              </w:rPr>
+            </w:pPr>
+          </w:p>
+        </w:tc>
+        <w:tc>
+          <w:tcPr>
+            <w:tcW w:w="1037" w:type="dxa"/>
+            <w:tcBorders>
+              <w:top w:val="nil"/>
+              <w:left w:val="nil"/>
+              <w:bottom w:val="nil"/>
+              <w:right w:val="single" w:sz="4" w:space="0" w:color="auto"/>
+            </w:tcBorders>
+            <w:vAlign w:val="center"/>
+          </w:tcPr>
+          <w:p>
+            <w:pPr>
+              <w:pStyle w:val="ae"/>
+              <w:jc w:val="center"/>
+              <w:rPr>
+                <w:rFonts w:eastAsia="Calibri" w:cs="Times New Roman"/>
+              </w:rPr>
+            </w:pPr>
+          </w:p>
+        </w:tc>
+        <w:tc>
+          <w:tcPr>
+            <w:tcW w:w="1274" w:type="dxa"/>
+            <w:tcBorders>
+              <w:top w:val="single" w:sz="4" w:space="0" w:color="auto"/>
+              <w:left w:val="single" w:sz="4" w:space="0" w:color="auto"/>
+              <w:bottom w:val="single" w:sz="4" w:space="0" w:color="auto"/>
+              <w:right w:val="single" w:sz="4" w:space="0" w:color="auto"/>
+            </w:tcBorders>
+            <w:vAlign w:val="center"/>
+          </w:tcPr>
+          <w:p>
+            <w:pPr>
+              <w:pStyle w:val="ae"/>
+              <w:jc w:val="center"/>
+              <w:rPr>
+                <w:i/>
+                <w:lang w:val="en-US"/>
+              </w:rPr>
+            </w:pPr>
+            <m:oMathPara>
+              <m:oMath>
+                <m:r>
+                  <w:rPr>
+                    <w:rFonts w:ascii="Cambria Math" w:hAnsi="Cambria Math"/>
+                    <w:lang w:val="en-US"/>
+                  </w:rPr>
+                  <m:t>-1/3+3</m:t>
+                </m:r>
+              </m:oMath>
+            </m:oMathPara>
+          </w:p>
+        </w:tc>
+        <w:tc>
+          <w:tcPr>
+            <w:tcW w:w="902" w:type="dxa"/>
+            <w:tcBorders>
+              <w:left w:val="single" w:sz="4" w:space="0" w:color="auto"/>
+            </w:tcBorders>
+            <w:vAlign w:val="center"/>
+          </w:tcPr>
+          <w:p>
+            <w:pPr>
+              <w:pStyle w:val="ae"/>
+              <w:jc w:val="center"/>
+            </w:pPr>
+            <m:oMathPara>
+              <m:oMath>
+                <m:r>
+                  <w:rPr>
+                    <w:rFonts w:ascii="Cambria Math" w:hAnsi="Cambria Math"/>
+                  </w:rPr>
+                  <m:t>0</m:t>
+                </m:r>
+              </m:oMath>
+            </m:oMathPara>
+          </w:p>
+        </w:tc>
+        <w:tc>
+          <w:tcPr>
+            <w:tcW w:w="1082" w:type="dxa"/>
+            <w:vAlign w:val="center"/>
+          </w:tcPr>
+          <w:p>
+            <w:pPr>
+              <w:pStyle w:val="ae"/>
+              <w:jc w:val="center"/>
+              <w:rPr>
+                <w:i/>
+                <w:lang w:val="en-US"/>
+              </w:rPr>
+            </w:pPr>
+            <m:oMathPara>
+              <m:oMath>
+                <m:r>
+                  <w:rPr>
+                    <w:rFonts w:ascii="Cambria Math" w:hAnsi="Cambria Math"/>
+                    <w:lang w:val="en-US"/>
+                  </w:rPr>
+                  <m:t>-2/3</m:t>
+                </m:r>
+              </m:oMath>
+            </m:oMathPara>
+          </w:p>
+        </w:tc>
+        <w:tc>
+          <w:tcPr>
+            <w:tcW w:w="1276" w:type="dxa"/>
+          </w:tcPr>
+          <w:p>
+            <w:pPr>
+              <w:pStyle w:val="ae"/>
+              <w:jc w:val="center"/>
+              <w:rPr>
+                <w:rFonts w:eastAsia="Calibri" w:cs="Times New Roman"/>
+                <w:lang w:val="en-US"/>
+              </w:rPr>
+            </w:pPr>
+            <m:oMathPara>
+              <m:oMath>
+                <m:r>
+                  <w:rPr>
+                    <w:rFonts w:ascii="Cambria Math" w:eastAsia="Calibri" w:hAnsi="Cambria Math" w:cs="Times New Roman"/>
+                    <w:lang w:val="en-US"/>
+                  </w:rPr>
+                  <m:t>2/3+M</m:t>
+                </m:r>
+              </m:oMath>
+            </m:oMathPara>
+          </w:p>
+        </w:tc>
+        <w:tc>
+          <w:tcPr>
+            <w:tcW w:w="876" w:type="dxa"/>
+            <w:vAlign w:val="center"/>
+          </w:tcPr>
+          <w:p>
+            <w:pPr>
+              <w:pStyle w:val="ae"/>
+              <w:jc w:val="center"/>
+              <w:rPr>
+                <w:lang w:val="en-US"/>
+              </w:rPr>
+            </w:pPr>
+            <m:oMathPara>
+              <m:oMath>
+                <m:r>
+                  <w:rPr>
+                    <w:rFonts w:ascii="Cambria Math" w:hAnsi="Cambria Math"/>
+                    <w:lang w:val="en-US"/>
+                  </w:rPr>
+                  <m:t>0</m:t>
+                </m:r>
+              </m:oMath>
+            </m:oMathPara>
+          </w:p>
+        </w:tc>
+        <w:tc>
+          <w:tcPr>
+            <w:tcW w:w="1102" w:type="dxa"/>
+            <w:vAlign w:val="center"/>
+          </w:tcPr>
+          <w:p>
+            <w:pPr>
+              <w:pStyle w:val="ae"/>
+              <w:jc w:val="center"/>
+              <w:rPr>
+                <w:i/>
+                <w:lang w:val="en-US"/>
+              </w:rPr>
+            </w:pPr>
+            <m:oMathPara>
+              <m:oMath>
+                <m:sSub>
+                  <m:sSubPr>
+                    <m:ctrlPr>
+                      <w:rPr>
+                        <w:rFonts w:ascii="Cambria Math" w:hAnsi="Cambria Math"/>
+                        <w:i/>
+                        <w:lang w:val="en-US"/>
+                      </w:rPr>
+                    </m:ctrlPr>
+                  </m:sSubPr>
+                  <m:e>
+                    <m:r>
+                      <w:rPr>
+                        <w:rFonts w:ascii="Cambria Math" w:hAnsi="Cambria Math"/>
+                        <w:lang w:val="en-US"/>
+                      </w:rPr>
+                      <m:t>∆</m:t>
+                    </m:r>
+                  </m:e>
+                  <m:sub>
+                    <m:r>
+                      <w:rPr>
+                        <w:rFonts w:ascii="Cambria Math" w:hAnsi="Cambria Math"/>
+                        <w:lang w:val="en-US"/>
+                      </w:rPr>
+                      <m:t>j</m:t>
+                    </m:r>
+                  </m:sub>
+                </m:sSub>
+              </m:oMath>
+            </m:oMathPara>
+          </w:p>
+        </w:tc>
+      </w:tr>
+    </w:tbl>
+    <w:p>
+      <w:pPr>
+        <w:rPr>
+          <w:rFonts w:eastAsiaTheme="minorEastAsia"/>
+          <w:iCs/>
+          <w:lang w:val="ru-RU"/>
+        </w:rPr>
+      </w:pPr>
+    </w:p>
+    <w:p>
+      <w:pPr>
+        <w:rPr>
+          <w:rFonts w:eastAsiaTheme="minorEastAsia"/>
+          <w:iCs/>
+          <w:lang w:val="en-US"/>
+        </w:rPr>
+      </w:pPr>
+      <w:r>
+        <w:rPr>
+          <w:rFonts w:eastAsiaTheme="minorEastAsia"/>
+          <w:iCs/>
+          <w:lang w:val="ru-RU"/>
+        </w:rPr>
+        <w:t xml:space="preserve">Минимальная оценка находится в столбце </w:t>
+      </w:r>
+      <m:oMath>
+        <m:sSub>
+          <m:sSubPr>
+            <m:ctrlPr>
+              <w:rPr>
+                <w:rFonts w:ascii="Cambria Math" w:eastAsiaTheme="minorEastAsia" w:hAnsi="Cambria Math"/>
+                <w:i/>
+                <w:iCs/>
+                <w:lang w:val="ru-RU"/>
+              </w:rPr>
+            </m:ctrlPr>
+          </m:sSubPr>
+          <m:e>
+            <m:r>
+              <w:rPr>
+                <w:rFonts w:ascii="Cambria Math" w:eastAsiaTheme="minorEastAsia" w:hAnsi="Cambria Math"/>
+                <w:lang w:val="ru-RU"/>
+              </w:rPr>
+              <m:t>x</m:t>
+            </m:r>
+          </m:e>
+          <m:sub>
+            <m:r>
+              <w:rPr>
+                <w:rFonts w:ascii="Cambria Math" w:eastAsiaTheme="minorEastAsia" w:hAnsi="Cambria Math"/>
+                <w:lang w:val="ru-RU"/>
+              </w:rPr>
+              <m:t>3</m:t>
+            </m:r>
+          </m:sub>
+        </m:sSub>
+      </m:oMath>
+      <w:r>
+        <w:rPr>
+          <w:rFonts w:eastAsiaTheme="minorEastAsia"/>
+          <w:iCs/>
+          <w:lang w:val="ru-RU"/>
+        </w:rPr>
+        <w:t>.</w:t>
+      </w:r>
+    </w:p>
+    <w:p>
+      <w:pPr>
+        <w:pStyle w:val="a7"/>
+        <w:numPr>
+          <w:ilvl w:val="0"/>
+          <w:numId w:val="1"/>
+        </w:numPr>
+        <w:rPr>
+          <w:rFonts w:eastAsiaTheme="minorEastAsia"/>
+          <w:lang w:val="ru-RU"/>
+        </w:rPr>
+      </w:pPr>
+      <w:r>
+        <w:rPr>
+          <w:rFonts w:eastAsiaTheme="minorEastAsia"/>
+          <w:lang w:val="ru-RU"/>
+        </w:rPr>
+        <w:t xml:space="preserve">Столбец </w:t>
+      </w:r>
+      <m:oMath>
+        <m:sSub>
+          <m:sSubPr>
+            <m:ctrlPr>
+              <w:rPr>
+                <w:rFonts w:ascii="Cambria Math" w:eastAsiaTheme="minorEastAsia" w:hAnsi="Cambria Math"/>
+                <w:i/>
+                <w:lang w:val="en-US"/>
+              </w:rPr>
+            </m:ctrlPr>
+          </m:sSubPr>
+          <m:e>
+            <m:r>
+              <w:rPr>
+                <w:rFonts w:ascii="Cambria Math" w:eastAsiaTheme="minorEastAsia" w:hAnsi="Cambria Math"/>
+                <w:lang w:val="ru-RU"/>
+              </w:rPr>
+              <m:t>x</m:t>
+            </m:r>
+            <m:ctrlPr>
+              <w:rPr>
+                <w:rFonts w:ascii="Cambria Math" w:eastAsiaTheme="minorEastAsia" w:hAnsi="Cambria Math"/>
+                <w:i/>
+                <w:lang w:val="ru-RU"/>
+              </w:rPr>
+            </m:ctrlPr>
+          </m:e>
+          <m:sub>
+            <m:r>
+              <w:rPr>
+                <w:rFonts w:ascii="Cambria Math" w:eastAsiaTheme="minorEastAsia" w:hAnsi="Cambria Math"/>
+                <w:lang w:val="ru-RU"/>
+              </w:rPr>
+              <m:t>2</m:t>
+            </m:r>
+          </m:sub>
+        </m:sSub>
+      </m:oMath>
+      <w:r>
+        <w:rPr>
+          <w:rFonts w:eastAsiaTheme="minorEastAsia"/>
+          <w:lang w:val="ru-RU"/>
+        </w:rPr>
+        <w:t xml:space="preserve">: </w:t>
+      </w:r>
+      <m:oMath>
+        <m:sSub>
+          <m:sSubPr>
+            <m:ctrlPr>
+              <w:rPr>
+                <w:rFonts w:ascii="Cambria Math" w:hAnsi="Cambria Math"/>
+                <w:i/>
+                <w:lang w:val="ru-RU"/>
+              </w:rPr>
+            </m:ctrlPr>
+          </m:sSubPr>
+          <m:e>
+            <m:r>
+              <w:rPr>
+                <w:rFonts w:ascii="Cambria Math" w:hAnsi="Cambria Math"/>
+                <w:lang w:val="ru-RU"/>
+              </w:rPr>
+              <m:t>θ</m:t>
+            </m:r>
+          </m:e>
+          <m:sub>
+            <m:r>
+              <w:rPr>
+                <w:rFonts w:ascii="Cambria Math" w:hAnsi="Cambria Math"/>
+                <w:lang w:val="ru-RU"/>
+              </w:rPr>
+              <m:t>4</m:t>
+            </m:r>
+          </m:sub>
+        </m:sSub>
+        <m:r>
+          <w:rPr>
+            <w:rFonts w:ascii="Cambria Math" w:hAnsi="Cambria Math"/>
+            <w:lang w:val="ru-RU"/>
+          </w:rPr>
+          <m:t>=</m:t>
+        </m:r>
+        <m:r>
+          <w:rPr>
+            <w:rFonts w:ascii="Cambria Math" w:hAnsi="Cambria Math"/>
+            <w:lang w:val="ru-RU"/>
+          </w:rPr>
+          <m:t>2</m:t>
+        </m:r>
+        <m:r>
+          <w:rPr>
+            <w:rFonts w:ascii="Cambria Math" w:hAnsi="Cambria Math"/>
+            <w:lang w:val="ru-RU"/>
+          </w:rPr>
+          <m:t>/</m:t>
+        </m:r>
+        <m:f>
+          <m:fPr>
+            <m:ctrlPr>
+              <w:rPr>
+                <w:rFonts w:ascii="Cambria Math" w:hAnsi="Cambria Math"/>
+                <w:i/>
+                <w:lang w:val="en-US"/>
+              </w:rPr>
+            </m:ctrlPr>
+          </m:fPr>
+          <m:num>
+            <m:r>
+              <w:rPr>
+                <w:rFonts w:ascii="Cambria Math" w:hAnsi="Cambria Math"/>
+                <w:lang w:val="ru-RU"/>
+              </w:rPr>
+              <m:t>-</m:t>
+            </m:r>
+            <m:r>
+              <w:rPr>
+                <w:rFonts w:ascii="Cambria Math" w:hAnsi="Cambria Math"/>
+                <w:lang w:val="ru-RU"/>
+              </w:rPr>
+              <m:t>1</m:t>
+            </m:r>
+          </m:num>
+          <m:den>
+            <m:r>
+              <w:rPr>
+                <w:rFonts w:ascii="Cambria Math" w:hAnsi="Cambria Math"/>
+                <w:lang w:val="ru-RU"/>
+              </w:rPr>
+              <m:t>3</m:t>
+            </m:r>
+          </m:den>
+        </m:f>
+        <m:r>
+          <w:rPr>
+            <w:rFonts w:ascii="Cambria Math" w:hAnsi="Cambria Math"/>
+            <w:lang w:val="ru-RU"/>
+          </w:rPr>
+          <m:t>=</m:t>
+        </m:r>
+        <m:r>
+          <w:rPr>
+            <w:rFonts w:ascii="Cambria Math" w:hAnsi="Cambria Math"/>
+            <w:lang w:val="ru-RU"/>
+          </w:rPr>
+          <m:t>-</m:t>
+        </m:r>
+        <m:r>
+          <w:rPr>
+            <w:rFonts w:ascii="Cambria Math" w:hAnsi="Cambria Math"/>
+            <w:lang w:val="ru-RU"/>
+          </w:rPr>
+          <m:t>1/6</m:t>
+        </m:r>
+      </m:oMath>
+      <w:r>
+        <w:rPr>
+          <w:rFonts w:eastAsiaTheme="minorEastAsia"/>
+          <w:lang w:val="ru-RU"/>
+        </w:rPr>
+        <w:t xml:space="preserve"> </w:t>
+      </w:r>
+      <w:r>
+        <w:rPr>
+          <w:rFonts w:eastAsiaTheme="minorEastAsia"/>
+          <w:lang w:val="ru-RU"/>
+        </w:rPr>
+        <w:t>(</w:t>
+      </w:r>
+      <w:r>
+        <w:rPr>
+          <w:rFonts w:eastAsiaTheme="minorEastAsia"/>
+          <w:lang w:val="ru-RU"/>
+        </w:rPr>
+        <w:t>не учитыва</w:t>
+      </w:r>
+      <w:r>
+        <w:rPr>
+          <w:rFonts w:eastAsiaTheme="minorEastAsia"/>
+          <w:lang w:val="ru-RU"/>
+        </w:rPr>
+        <w:t>е</w:t>
+      </w:r>
+      <w:r>
+        <w:rPr>
+          <w:rFonts w:eastAsiaTheme="minorEastAsia"/>
+          <w:lang w:val="ru-RU"/>
+        </w:rPr>
+        <w:t>м)</w:t>
+      </w:r>
+    </w:p>
+    <w:p>
+      <w:pPr>
+        <w:pStyle w:val="a7"/>
+        <w:numPr>
+          <w:ilvl w:val="0"/>
+          <w:numId w:val="1"/>
+        </w:numPr>
+        <w:rPr>
+          <w:rFonts w:eastAsiaTheme="minorEastAsia"/>
+          <w:lang w:val="ru-RU"/>
+        </w:rPr>
+      </w:pPr>
+      <w:r>
+        <w:rPr>
+          <w:rFonts w:eastAsiaTheme="minorEastAsia"/>
+          <w:lang w:val="ru-RU"/>
+        </w:rPr>
+        <w:t xml:space="preserve">Столбец </w:t>
+      </w:r>
+      <m:oMath>
+        <m:sSub>
+          <m:sSubPr>
+            <m:ctrlPr>
+              <w:rPr>
+                <w:rFonts w:ascii="Cambria Math" w:eastAsiaTheme="minorEastAsia" w:hAnsi="Cambria Math"/>
+                <w:i/>
+                <w:lang w:val="en-US"/>
+              </w:rPr>
+            </m:ctrlPr>
+          </m:sSubPr>
+          <m:e>
+            <m:r>
+              <w:rPr>
+                <w:rFonts w:ascii="Cambria Math" w:eastAsiaTheme="minorEastAsia" w:hAnsi="Cambria Math"/>
+                <w:lang w:val="ru-RU"/>
+              </w:rPr>
+              <m:t>x</m:t>
+            </m:r>
+            <m:ctrlPr>
+              <w:rPr>
+                <w:rFonts w:ascii="Cambria Math" w:eastAsiaTheme="minorEastAsia" w:hAnsi="Cambria Math"/>
+                <w:i/>
+                <w:lang w:val="ru-RU"/>
+              </w:rPr>
+            </m:ctrlPr>
+          </m:e>
+          <m:sub>
+            <m:r>
+              <w:rPr>
+                <w:rFonts w:ascii="Cambria Math" w:eastAsiaTheme="minorEastAsia" w:hAnsi="Cambria Math"/>
+                <w:lang w:val="en-US"/>
+              </w:rPr>
+              <m:t>5</m:t>
+            </m:r>
+          </m:sub>
+        </m:sSub>
+      </m:oMath>
+      <w:r>
+        <w:rPr>
+          <w:rFonts w:eastAsiaTheme="minorEastAsia"/>
+          <w:lang w:val="en-US"/>
+        </w:rPr>
+        <w:t xml:space="preserve">: </w:t>
+      </w:r>
+      <m:oMath>
+        <m:sSub>
+          <m:sSubPr>
+            <m:ctrlPr>
+              <w:rPr>
+                <w:rFonts w:ascii="Cambria Math" w:hAnsi="Cambria Math"/>
+                <w:i/>
+                <w:lang w:val="ru-RU"/>
+              </w:rPr>
+            </m:ctrlPr>
+          </m:sSubPr>
+          <m:e>
+            <m:r>
+              <w:rPr>
+                <w:rFonts w:ascii="Cambria Math" w:hAnsi="Cambria Math"/>
+                <w:lang w:val="ru-RU"/>
+              </w:rPr>
+              <m:t>θ</m:t>
+            </m:r>
+          </m:e>
+          <m:sub>
+            <m:r>
+              <w:rPr>
+                <w:rFonts w:ascii="Cambria Math" w:hAnsi="Cambria Math"/>
+                <w:lang w:val="ru-RU"/>
+              </w:rPr>
+              <m:t>5</m:t>
+            </m:r>
+          </m:sub>
+        </m:sSub>
+        <m:r>
+          <w:rPr>
+            <w:rFonts w:ascii="Cambria Math" w:hAnsi="Cambria Math"/>
+            <w:lang w:val="ru-RU"/>
+          </w:rPr>
+          <m:t>=</m:t>
+        </m:r>
+        <m:r>
+          <w:rPr>
+            <w:rFonts w:ascii="Cambria Math" w:hAnsi="Cambria Math"/>
+            <w:lang w:val="ru-RU"/>
+          </w:rPr>
+          <m:t>1</m:t>
+        </m:r>
+        <m:r>
+          <w:rPr>
+            <w:rFonts w:ascii="Cambria Math" w:hAnsi="Cambria Math"/>
+            <w:lang w:val="en-US"/>
+          </w:rPr>
+          <m:t>6/</m:t>
+        </m:r>
+        <m:f>
+          <m:fPr>
+            <m:ctrlPr>
+              <w:rPr>
+                <w:rFonts w:ascii="Cambria Math" w:hAnsi="Cambria Math"/>
+                <w:i/>
+                <w:lang w:val="en-US"/>
+              </w:rPr>
+            </m:ctrlPr>
+          </m:fPr>
+          <m:num>
+            <m:r>
+              <w:rPr>
+                <w:rFonts w:ascii="Cambria Math" w:hAnsi="Cambria Math"/>
+                <w:lang w:val="en-US"/>
+              </w:rPr>
+              <m:t>4</m:t>
+            </m:r>
+          </m:num>
+          <m:den>
+            <m:r>
+              <w:rPr>
+                <w:rFonts w:ascii="Cambria Math" w:hAnsi="Cambria Math"/>
+                <w:lang w:val="en-US"/>
+              </w:rPr>
+              <m:t>3</m:t>
+            </m:r>
+          </m:den>
+        </m:f>
+        <m:r>
+          <w:rPr>
+            <w:rFonts w:ascii="Cambria Math" w:hAnsi="Cambria Math"/>
+            <w:lang w:val="en-US"/>
+          </w:rPr>
+          <m:t>=</m:t>
+        </m:r>
+        <m:r>
+          <w:rPr>
+            <w:rFonts w:ascii="Cambria Math" w:hAnsi="Cambria Math"/>
+            <w:lang w:val="en-US"/>
+          </w:rPr>
+          <m:t>1</m:t>
+        </m:r>
+        <m:r>
+          <w:rPr>
+            <w:rFonts w:ascii="Cambria Math" w:hAnsi="Cambria Math"/>
+            <w:lang w:val="ru-RU"/>
+          </w:rPr>
+          <m:t>2</m:t>
+        </m:r>
+        <m:r>
+          <w:rPr>
+            <w:rFonts w:ascii="Cambria Math" w:hAnsi="Cambria Math"/>
+            <w:lang w:val="en-US"/>
+          </w:rPr>
+          <m:t xml:space="preserve"> </m:t>
+        </m:r>
+      </m:oMath>
+      <w:r>
+        <w:rPr>
+          <w:rFonts w:eastAsiaTheme="minorEastAsia"/>
+          <w:lang w:val="en-US"/>
+        </w:rPr>
+        <w:t>(</w:t>
+      </w:r>
+      <w:r>
+        <w:rPr>
+          <w:rFonts w:eastAsiaTheme="minorEastAsia"/>
+          <w:lang w:val="ru-RU"/>
+        </w:rPr>
+        <w:t>минимальный)</w:t>
+      </w:r>
+    </w:p>
+    <w:p>
+      <w:pPr>
+        <w:rPr>
+          <w:rFonts w:eastAsiaTheme="minorEastAsia"/>
+          <w:lang w:val="en-US"/>
+        </w:rPr>
+      </w:pPr>
+      <w:r>
+        <w:rPr>
+          <w:rFonts w:eastAsiaTheme="minorEastAsia"/>
+          <w:lang w:val="ru-RU"/>
+        </w:rPr>
+        <w:t xml:space="preserve">Ведущим элементом становится </w:t>
+      </w:r>
+      <m:oMath>
+        <m:r>
+          <w:rPr>
+            <w:rFonts w:ascii="Cambria Math" w:eastAsiaTheme="minorEastAsia" w:hAnsi="Cambria Math"/>
+            <w:lang w:val="ru-RU"/>
+          </w:rPr>
+          <m:t>4</m:t>
+        </m:r>
+        <m:r>
+          <w:rPr>
+            <w:rFonts w:ascii="Cambria Math" w:eastAsiaTheme="minorEastAsia" w:hAnsi="Cambria Math"/>
+            <w:lang w:val="ru-RU"/>
+          </w:rPr>
+          <m:t>/3</m:t>
+        </m:r>
+      </m:oMath>
+      <w:r>
+        <w:rPr>
+          <w:rFonts w:eastAsiaTheme="minorEastAsia"/>
+          <w:lang w:val="ru-RU"/>
+        </w:rPr>
+        <w:t>, а сто</w:t>
+      </w:r>
+      <w:proofErr w:type="spellStart"/>
+      <w:r>
+        <w:rPr>
+          <w:rFonts w:eastAsiaTheme="minorEastAsia"/>
+          <w:lang w:val="ru-RU"/>
+        </w:rPr>
+        <w:t>лбец</w:t>
+      </w:r>
+      <w:proofErr w:type="spellEnd"/>
+      <w:r>
+        <w:rPr>
+          <w:rFonts w:eastAsiaTheme="minorEastAsia"/>
+          <w:lang w:val="ru-RU"/>
+        </w:rPr>
+        <w:t xml:space="preserve"> </w:t>
+      </w:r>
+      <m:oMath>
+        <m:sSub>
+          <m:sSubPr>
+            <m:ctrlPr>
+              <w:rPr>
+                <w:rFonts w:ascii="Cambria Math" w:eastAsiaTheme="minorEastAsia" w:hAnsi="Cambria Math"/>
+                <w:i/>
+                <w:lang w:val="ru-RU"/>
+              </w:rPr>
+            </m:ctrlPr>
+          </m:sSubPr>
+          <m:e>
+            <m:r>
+              <w:rPr>
+                <w:rFonts w:ascii="Cambria Math" w:eastAsiaTheme="minorEastAsia" w:hAnsi="Cambria Math"/>
+                <w:lang w:val="en-US"/>
+              </w:rPr>
+              <m:t>x</m:t>
+            </m:r>
+            <m:ctrlPr>
+              <w:rPr>
+                <w:rFonts w:ascii="Cambria Math" w:eastAsiaTheme="minorEastAsia" w:hAnsi="Cambria Math"/>
+                <w:i/>
+                <w:lang w:val="en-US"/>
+              </w:rPr>
+            </m:ctrlPr>
+          </m:e>
+          <m:sub>
+            <m:r>
+              <w:rPr>
+                <w:rFonts w:ascii="Cambria Math" w:eastAsiaTheme="minorEastAsia" w:hAnsi="Cambria Math"/>
+                <w:lang w:val="ru-RU"/>
+              </w:rPr>
+              <m:t>5</m:t>
+            </m:r>
+          </m:sub>
+        </m:sSub>
+      </m:oMath>
+      <w:r>
+        <w:rPr>
+          <w:rFonts w:eastAsiaTheme="minorEastAsia"/>
+          <w:lang w:val="ru-RU"/>
+        </w:rPr>
+        <w:t xml:space="preserve"> </w:t>
+      </w:r>
+      <w:r>
+        <w:rPr>
+          <w:rFonts w:eastAsiaTheme="minorEastAsia"/>
+          <w:lang w:val="ru-RU"/>
+        </w:rPr>
+        <w:t>выйдет из базиса.</w:t>
+      </w:r>
+    </w:p>
+    <w:p>
+      <w:pPr>
+        <w:rPr>
+          <w:rFonts w:eastAsiaTheme="minorEastAsia"/>
+          <w:lang w:val="en-US"/>
+        </w:rPr>
+      </w:pPr>
+      <w:r>
+        <w:rPr>
+          <w:rFonts w:eastAsiaTheme="minorEastAsia"/>
+          <w:lang w:val="ru-RU"/>
+        </w:rPr>
+        <w:t>Перерасчёт таблицы:</w:t>
+      </w:r>
+    </w:p>
+    <w:p>
+      <w:pPr>
+        <w:pStyle w:val="a7"/>
+        <w:ind w:left="1145" w:firstLine="0"/>
+        <w:rPr>
+          <w:rFonts w:eastAsiaTheme="minorEastAsia"/>
+          <w:iCs/>
+          <w:lang w:val="en-US"/>
+        </w:rPr>
+      </w:pPr>
+      <m:oMathPara>
+        <m:oMath>
+          <m:d>
+            <m:dPr>
+              <m:begChr m:val="{"/>
+              <m:endChr m:val=""/>
+              <m:ctrlPr>
+                <w:rPr>
+                  <w:rFonts w:ascii="Cambria Math" w:eastAsiaTheme="minorEastAsia" w:hAnsi="Cambria Math"/>
+                  <w:i/>
+                  <w:iCs/>
+                  <w:lang w:val="ru-RU"/>
+                </w:rPr>
+              </m:ctrlPr>
+            </m:dPr>
+            <m:e>
+              <m:eqArr>
+                <m:eqArrPr>
+                  <m:ctrlPr>
+                    <w:rPr>
+                      <w:rFonts w:ascii="Cambria Math" w:eastAsiaTheme="minorEastAsia" w:hAnsi="Cambria Math"/>
+                      <w:i/>
+                      <w:iCs/>
+                      <w:lang w:val="ru-RU"/>
+                    </w:rPr>
+                  </m:ctrlPr>
+                </m:eqArrPr>
+                <m:e>
+                  <m:r>
+                    <w:rPr>
+                      <w:rFonts w:ascii="Cambria Math" w:eastAsiaTheme="minorEastAsia" w:hAnsi="Cambria Math"/>
+                      <w:lang w:val="en-US"/>
+                    </w:rPr>
+                    <m:t>0+3</m:t>
+                  </m:r>
+                  <m:sSub>
+                    <m:sSubPr>
+                      <m:ctrlPr>
+                        <w:rPr>
+                          <w:rFonts w:ascii="Cambria Math" w:eastAsiaTheme="minorEastAsia" w:hAnsi="Cambria Math"/>
+                          <w:i/>
+                          <w:iCs/>
+                          <w:lang w:val="en-US"/>
+                        </w:rPr>
+                      </m:ctrlPr>
+                    </m:sSubPr>
+                    <m:e>
+                      <m:r>
+                        <w:rPr>
+                          <w:rFonts w:ascii="Cambria Math" w:eastAsiaTheme="minorEastAsia" w:hAnsi="Cambria Math"/>
+                          <w:lang w:val="en-US"/>
+                        </w:rPr>
+                        <m:t>x</m:t>
+                      </m:r>
+                    </m:e>
+                    <m:sub>
+                      <m:r>
+                        <w:rPr>
+                          <w:rFonts w:ascii="Cambria Math" w:eastAsiaTheme="minorEastAsia" w:hAnsi="Cambria Math"/>
+                          <w:lang w:val="en-US"/>
+                        </w:rPr>
+                        <m:t>2</m:t>
+                      </m:r>
+                    </m:sub>
+                  </m:sSub>
+                  <m:r>
+                    <w:rPr>
+                      <w:rFonts w:ascii="Cambria Math" w:eastAsiaTheme="minorEastAsia" w:hAnsi="Cambria Math"/>
+                      <w:lang w:val="en-US"/>
+                    </w:rPr>
+                    <m:t>-</m:t>
+                  </m:r>
+                  <m:sSub>
+                    <m:sSubPr>
+                      <m:ctrlPr>
+                        <w:rPr>
+                          <w:rFonts w:ascii="Cambria Math" w:eastAsiaTheme="minorEastAsia" w:hAnsi="Cambria Math"/>
+                          <w:i/>
+                          <w:iCs/>
+                          <w:lang w:val="en-US"/>
+                        </w:rPr>
+                      </m:ctrlPr>
+                    </m:sSubPr>
+                    <m:e>
+                      <m:r>
+                        <w:rPr>
+                          <w:rFonts w:ascii="Cambria Math" w:eastAsiaTheme="minorEastAsia" w:hAnsi="Cambria Math"/>
+                          <w:lang w:val="en-US"/>
+                        </w:rPr>
+                        <m:t>x</m:t>
+                      </m:r>
+                    </m:e>
+                    <m:sub>
+                      <m:r>
+                        <w:rPr>
+                          <w:rFonts w:ascii="Cambria Math" w:eastAsiaTheme="minorEastAsia" w:hAnsi="Cambria Math"/>
+                          <w:lang w:val="en-US"/>
+                        </w:rPr>
+                        <m:t>3</m:t>
+                      </m:r>
+                    </m:sub>
+                  </m:sSub>
+                  <m:r>
+                    <w:rPr>
+                      <w:rFonts w:ascii="Cambria Math" w:eastAsiaTheme="minorEastAsia" w:hAnsi="Cambria Math"/>
+                      <w:lang w:val="en-US"/>
+                    </w:rPr>
+                    <m:t>+0=6</m:t>
+                  </m:r>
+                </m:e>
+                <m:e>
+                  <m:r>
+                    <w:rPr>
+                      <w:rFonts w:ascii="Cambria Math" w:eastAsiaTheme="minorEastAsia" w:hAnsi="Cambria Math"/>
+                      <w:lang w:val="en-US"/>
+                    </w:rPr>
+                    <m:t>0</m:t>
+                  </m:r>
+                  <m:r>
+                    <w:rPr>
+                      <w:rFonts w:ascii="Cambria Math" w:eastAsiaTheme="minorEastAsia" w:hAnsi="Cambria Math"/>
+                      <w:lang w:val="en-US"/>
+                    </w:rPr>
+                    <m:t>+4</m:t>
+                  </m:r>
+                  <m:sSub>
+                    <m:sSubPr>
+                      <m:ctrlPr>
+                        <w:rPr>
+                          <w:rFonts w:ascii="Cambria Math" w:eastAsiaTheme="minorEastAsia" w:hAnsi="Cambria Math"/>
+                          <w:i/>
+                          <w:lang w:val="en-US"/>
+                        </w:rPr>
+                      </m:ctrlPr>
+                    </m:sSubPr>
+                    <m:e>
+                      <m:r>
+                        <w:rPr>
+                          <w:rFonts w:ascii="Cambria Math" w:eastAsiaTheme="minorEastAsia" w:hAnsi="Cambria Math"/>
+                          <w:lang w:val="en-US"/>
+                        </w:rPr>
+                        <m:t>x</m:t>
+                      </m:r>
+                    </m:e>
+                    <m:sub>
+                      <m:r>
+                        <w:rPr>
+                          <w:rFonts w:ascii="Cambria Math" w:eastAsiaTheme="minorEastAsia" w:hAnsi="Cambria Math"/>
+                          <w:lang w:val="en-US"/>
+                        </w:rPr>
+                        <m:t>2</m:t>
+                      </m:r>
+                    </m:sub>
+                  </m:sSub>
+                  <m:r>
+                    <w:rPr>
+                      <w:rFonts w:ascii="Cambria Math" w:eastAsiaTheme="minorEastAsia" w:hAnsi="Cambria Math"/>
+                      <w:lang w:val="en-US"/>
+                    </w:rPr>
+                    <m:t>+</m:t>
+                  </m:r>
+                  <m:r>
+                    <w:rPr>
+                      <w:rFonts w:ascii="Cambria Math" w:eastAsiaTheme="minorEastAsia" w:hAnsi="Cambria Math"/>
+                      <w:lang w:val="en-US"/>
+                    </w:rPr>
+                    <m:t>0</m:t>
+                  </m:r>
+                  <m:r>
+                    <w:rPr>
+                      <w:rFonts w:ascii="Cambria Math" w:eastAsiaTheme="minorEastAsia" w:hAnsi="Cambria Math"/>
+                      <w:lang w:val="en-US"/>
+                    </w:rPr>
+                    <m:t>=16</m:t>
+                  </m:r>
+                </m:e>
+                <m:e>
+                  <m:sSub>
+                    <m:sSubPr>
+                      <m:ctrlPr>
+                        <w:rPr>
+                          <w:rFonts w:ascii="Cambria Math" w:eastAsiaTheme="minorEastAsia" w:hAnsi="Cambria Math"/>
+                          <w:i/>
+                          <w:iCs/>
+                          <w:lang w:val="en-US"/>
+                        </w:rPr>
+                      </m:ctrlPr>
+                    </m:sSubPr>
+                    <m:e>
+                      <m:r>
+                        <w:rPr>
+                          <w:rFonts w:ascii="Cambria Math" w:eastAsiaTheme="minorEastAsia" w:hAnsi="Cambria Math"/>
+                          <w:lang w:val="ru-RU"/>
+                        </w:rPr>
+                        <m:t>x</m:t>
+                      </m:r>
+                      <m:ctrlPr>
+                        <w:rPr>
+                          <w:rFonts w:ascii="Cambria Math" w:eastAsiaTheme="minorEastAsia" w:hAnsi="Cambria Math"/>
+                          <w:i/>
+                          <w:iCs/>
+                          <w:lang w:val="ru-RU"/>
+                        </w:rPr>
+                      </m:ctrlPr>
+                    </m:e>
+                    <m:sub>
+                      <m:r>
+                        <w:rPr>
+                          <w:rFonts w:ascii="Cambria Math" w:eastAsiaTheme="minorEastAsia" w:hAnsi="Cambria Math"/>
+                          <w:lang w:val="en-US"/>
+                        </w:rPr>
+                        <m:t>1</m:t>
+                      </m:r>
+                    </m:sub>
+                  </m:sSub>
+                  <m:r>
+                    <w:rPr>
+                      <w:rFonts w:ascii="Cambria Math" w:eastAsiaTheme="minorEastAsia" w:hAnsi="Cambria Math"/>
+                      <w:lang w:val="en-US"/>
+                    </w:rPr>
+                    <m:t>,</m:t>
+                  </m:r>
+                  <m:sSub>
+                    <m:sSubPr>
+                      <m:ctrlPr>
+                        <w:rPr>
+                          <w:rFonts w:ascii="Cambria Math" w:eastAsiaTheme="minorEastAsia" w:hAnsi="Cambria Math"/>
+                          <w:i/>
+                          <w:iCs/>
+                          <w:lang w:val="en-US"/>
+                        </w:rPr>
+                      </m:ctrlPr>
+                    </m:sSubPr>
+                    <m:e>
+                      <m:r>
+                        <w:rPr>
+                          <w:rFonts w:ascii="Cambria Math" w:eastAsiaTheme="minorEastAsia" w:hAnsi="Cambria Math"/>
+                          <w:lang w:val="en-US"/>
+                        </w:rPr>
+                        <m:t>x</m:t>
+                      </m:r>
+                    </m:e>
+                    <m:sub>
+                      <m:r>
+                        <w:rPr>
+                          <w:rFonts w:ascii="Cambria Math" w:eastAsiaTheme="minorEastAsia" w:hAnsi="Cambria Math"/>
+                          <w:lang w:val="en-US"/>
+                        </w:rPr>
+                        <m:t>2</m:t>
+                      </m:r>
+                    </m:sub>
+                  </m:sSub>
+                  <m:r>
+                    <w:rPr>
+                      <w:rFonts w:ascii="Cambria Math" w:eastAsiaTheme="minorEastAsia" w:hAnsi="Cambria Math"/>
+                      <w:lang w:val="en-US"/>
+                    </w:rPr>
+                    <m:t>,</m:t>
+                  </m:r>
+                  <m:sSub>
+                    <m:sSubPr>
+                      <m:ctrlPr>
+                        <w:rPr>
+                          <w:rFonts w:ascii="Cambria Math" w:eastAsiaTheme="minorEastAsia" w:hAnsi="Cambria Math"/>
+                          <w:i/>
+                          <w:iCs/>
+                          <w:lang w:val="en-US"/>
+                        </w:rPr>
+                      </m:ctrlPr>
+                    </m:sSubPr>
+                    <m:e>
+                      <m:r>
+                        <w:rPr>
+                          <w:rFonts w:ascii="Cambria Math" w:eastAsiaTheme="minorEastAsia" w:hAnsi="Cambria Math"/>
+                          <w:lang w:val="en-US"/>
+                        </w:rPr>
+                        <m:t>x</m:t>
+                      </m:r>
+                    </m:e>
+                    <m:sub>
+                      <m:r>
+                        <w:rPr>
+                          <w:rFonts w:ascii="Cambria Math" w:eastAsiaTheme="minorEastAsia" w:hAnsi="Cambria Math"/>
+                          <w:lang w:val="en-US"/>
+                        </w:rPr>
+                        <m:t>3</m:t>
+                      </m:r>
+                    </m:sub>
+                  </m:sSub>
+                  <m:r>
+                    <w:rPr>
+                      <w:rFonts w:ascii="Cambria Math" w:eastAsiaTheme="minorEastAsia" w:hAnsi="Cambria Math"/>
+                      <w:lang w:val="en-US"/>
+                    </w:rPr>
+                    <m:t>,</m:t>
+                  </m:r>
+                  <m:sSub>
+                    <m:sSubPr>
+                      <m:ctrlPr>
+                        <w:rPr>
+                          <w:rFonts w:ascii="Cambria Math" w:eastAsiaTheme="minorEastAsia" w:hAnsi="Cambria Math"/>
+                          <w:i/>
+                          <w:iCs/>
+                          <w:lang w:val="en-US"/>
+                        </w:rPr>
+                      </m:ctrlPr>
+                    </m:sSubPr>
+                    <m:e>
+                      <m:r>
+                        <w:rPr>
+                          <w:rFonts w:ascii="Cambria Math" w:eastAsiaTheme="minorEastAsia" w:hAnsi="Cambria Math"/>
+                          <w:lang w:val="en-US"/>
+                        </w:rPr>
+                        <m:t>x</m:t>
+                      </m:r>
+                    </m:e>
+                    <m:sub>
+                      <m:r>
+                        <w:rPr>
+                          <w:rFonts w:ascii="Cambria Math" w:eastAsiaTheme="minorEastAsia" w:hAnsi="Cambria Math"/>
+                          <w:lang w:val="en-US"/>
+                        </w:rPr>
+                        <m:t>4</m:t>
+                      </m:r>
+                    </m:sub>
+                  </m:sSub>
+                  <m:r>
+                    <w:rPr>
+                      <w:rFonts w:ascii="Cambria Math" w:eastAsiaTheme="minorEastAsia" w:hAnsi="Cambria Math"/>
+                      <w:lang w:val="en-US"/>
+                    </w:rPr>
+                    <m:t>,</m:t>
+                  </m:r>
+                  <m:sSub>
+                    <m:sSubPr>
+                      <m:ctrlPr>
+                        <w:rPr>
+                          <w:rFonts w:ascii="Cambria Math" w:eastAsiaTheme="minorEastAsia" w:hAnsi="Cambria Math"/>
+                          <w:i/>
+                          <w:iCs/>
+                          <w:lang w:val="en-US"/>
+                        </w:rPr>
+                      </m:ctrlPr>
+                    </m:sSubPr>
+                    <m:e>
+                      <m:r>
+                        <w:rPr>
+                          <w:rFonts w:ascii="Cambria Math" w:eastAsiaTheme="minorEastAsia" w:hAnsi="Cambria Math"/>
+                          <w:lang w:val="en-US"/>
+                        </w:rPr>
+                        <m:t>x</m:t>
+                      </m:r>
+                    </m:e>
+                    <m:sub>
+                      <m:r>
+                        <w:rPr>
+                          <w:rFonts w:ascii="Cambria Math" w:eastAsiaTheme="minorEastAsia" w:hAnsi="Cambria Math"/>
+                          <w:lang w:val="en-US"/>
+                        </w:rPr>
+                        <m:t>5</m:t>
+                      </m:r>
+                    </m:sub>
+                  </m:sSub>
+                  <m:r>
+                    <w:rPr>
+                      <w:rFonts w:ascii="Cambria Math" w:eastAsiaTheme="minorEastAsia" w:hAnsi="Cambria Math"/>
+                      <w:lang w:val="en-US"/>
+                    </w:rPr>
+                    <m:t>≥0</m:t>
+                  </m:r>
+                </m:e>
+              </m:eqArr>
+            </m:e>
+          </m:d>
+        </m:oMath>
+      </m:oMathPara>
+    </w:p>
+    <w:p>
+      <w:pPr>
+        <w:rPr>
+          <w:rFonts w:eastAsiaTheme="minorEastAsia"/>
+          <w:lang w:val="ru-RU"/>
+        </w:rPr>
+      </w:pPr>
+    </w:p>
+    <w:tbl>
+      <w:tblPr>
+        <w:tblStyle w:val="ad"/>
+        <w:tblW w:w="0" w:type="auto"/>
+        <w:tblLook w:val="04A0" w:firstRow="1" w:lastRow="0" w:firstColumn="1" w:lastColumn="0" w:noHBand="0" w:noVBand="1"/>
+      </w:tblPr>
+      <w:tblGrid>
+        <w:gridCol w:w="1041"/>
+        <w:gridCol w:w="1043"/>
+        <w:gridCol w:w="1037"/>
+        <w:gridCol w:w="1274"/>
+        <w:gridCol w:w="902"/>
+        <w:gridCol w:w="1082"/>
+        <w:gridCol w:w="1276"/>
+        <w:gridCol w:w="876"/>
+        <w:gridCol w:w="1102"/>
+      </w:tblGrid>
+      <w:tr>
+        <w:tc>
+          <w:tcPr>
+            <w:tcW w:w="1041" w:type="dxa"/>
+            <w:tcBorders>
+              <w:top w:val="nil"/>
+              <w:left w:val="nil"/>
+              <w:bottom w:val="single" w:sz="4" w:space="0" w:color="auto"/>
+              <w:right w:val="nil"/>
+            </w:tcBorders>
+            <w:vAlign w:val="center"/>
+          </w:tcPr>
+          <w:p>
+            <w:pPr>
+              <w:pStyle w:val="ae"/>
+              <w:jc w:val="center"/>
+            </w:pPr>
+          </w:p>
+        </w:tc>
+        <w:tc>
+          <w:tcPr>
+            <w:tcW w:w="1043" w:type="dxa"/>
+            <w:tcBorders>
+              <w:top w:val="nil"/>
+              <w:left w:val="nil"/>
+              <w:bottom w:val="single" w:sz="4" w:space="0" w:color="auto"/>
+              <w:right w:val="nil"/>
+            </w:tcBorders>
+            <w:vAlign w:val="center"/>
+          </w:tcPr>
+          <w:p>
+            <w:pPr>
+              <w:pStyle w:val="ae"/>
+              <w:jc w:val="center"/>
+            </w:pPr>
+          </w:p>
+        </w:tc>
+        <w:tc>
+          <w:tcPr>
+            <w:tcW w:w="1037" w:type="dxa"/>
+            <w:tcBorders>
+              <w:top w:val="nil"/>
+              <w:left w:val="nil"/>
+              <w:bottom w:val="single" w:sz="4" w:space="0" w:color="auto"/>
+              <w:right w:val="single" w:sz="4" w:space="0" w:color="auto"/>
+            </w:tcBorders>
+            <w:vAlign w:val="center"/>
+          </w:tcPr>
+          <w:p>
+            <w:pPr>
+              <w:pStyle w:val="ae"/>
+              <w:jc w:val="center"/>
+            </w:pPr>
+          </w:p>
+        </w:tc>
+        <w:tc>
+          <w:tcPr>
+            <w:tcW w:w="1274" w:type="dxa"/>
+            <w:tcBorders>
+              <w:left w:val="single" w:sz="4" w:space="0" w:color="auto"/>
+            </w:tcBorders>
+            <w:vAlign w:val="center"/>
+          </w:tcPr>
+          <w:p>
+            <w:pPr>
+              <w:pStyle w:val="ae"/>
+              <w:jc w:val="center"/>
+              <w:rPr>
+                <w:lang w:val="en-US"/>
+              </w:rPr>
+            </w:pPr>
+            <m:oMathPara>
+              <m:oMath>
+                <m:r>
+                  <w:rPr>
+                    <w:rFonts w:ascii="Cambria Math" w:hAnsi="Cambria Math"/>
+                    <w:lang w:val="en-US"/>
+                  </w:rPr>
+                  <m:t>-3</m:t>
+                </m:r>
+              </m:oMath>
+            </m:oMathPara>
+          </w:p>
+        </w:tc>
+        <w:tc>
+          <w:tcPr>
+            <w:tcW w:w="902" w:type="dxa"/>
+            <w:vAlign w:val="center"/>
+          </w:tcPr>
+          <w:p>
+            <w:pPr>
+              <w:pStyle w:val="ae"/>
+              <w:jc w:val="center"/>
+              <w:rPr>
+                <w:lang w:val="en-US"/>
+              </w:rPr>
+            </w:pPr>
+            <m:oMathPara>
+              <m:oMath>
+                <m:r>
+                  <w:rPr>
+                    <w:rFonts w:ascii="Cambria Math" w:hAnsi="Cambria Math"/>
+                    <w:lang w:val="en-US"/>
+                  </w:rPr>
+                  <m:t>2</m:t>
+                </m:r>
+              </m:oMath>
+            </m:oMathPara>
+          </w:p>
+        </w:tc>
+        <w:tc>
+          <w:tcPr>
+            <w:tcW w:w="1082" w:type="dxa"/>
+            <w:vAlign w:val="center"/>
+          </w:tcPr>
+          <w:p>
+            <w:pPr>
+              <w:pStyle w:val="ae"/>
+              <w:jc w:val="center"/>
+              <w:rPr>
+                <w:lang w:val="en-US"/>
+              </w:rPr>
+            </w:pPr>
+            <m:oMathPara>
+              <m:oMath>
+                <m:r>
+                  <w:rPr>
+                    <w:rFonts w:ascii="Cambria Math" w:hAnsi="Cambria Math"/>
+                    <w:lang w:val="en-US"/>
+                  </w:rPr>
+                  <m:t>0</m:t>
+                </m:r>
+              </m:oMath>
+            </m:oMathPara>
+          </w:p>
+        </w:tc>
+        <w:tc>
+          <w:tcPr>
+            <w:tcW w:w="1276" w:type="dxa"/>
+          </w:tcPr>
+          <w:p>
+            <w:pPr>
+              <w:pStyle w:val="ae"/>
+              <w:jc w:val="center"/>
+              <w:rPr>
+                <w:rFonts w:eastAsia="Calibri" w:cs="Times New Roman"/>
+                <w:lang w:val="en-US"/>
+              </w:rPr>
+            </w:pPr>
+            <m:oMathPara>
+              <m:oMath>
+                <m:r>
+                  <w:rPr>
+                    <w:rFonts w:ascii="Cambria Math" w:eastAsia="Calibri" w:hAnsi="Cambria Math" w:cs="Times New Roman"/>
+                    <w:lang w:val="en-US"/>
+                  </w:rPr>
+                  <m:t>-M</m:t>
+                </m:r>
+              </m:oMath>
+            </m:oMathPara>
+          </w:p>
+        </w:tc>
+        <w:tc>
+          <w:tcPr>
+            <w:tcW w:w="876" w:type="dxa"/>
+            <w:vAlign w:val="center"/>
+          </w:tcPr>
+          <w:p>
+            <w:pPr>
+              <w:pStyle w:val="ae"/>
+              <w:jc w:val="center"/>
+            </w:pPr>
+            <m:oMathPara>
+              <m:oMath>
+                <m:r>
+                  <w:rPr>
+                    <w:rFonts w:ascii="Cambria Math" w:hAnsi="Cambria Math"/>
+                  </w:rPr>
+                  <m:t>0</m:t>
+                </m:r>
+              </m:oMath>
+            </m:oMathPara>
+          </w:p>
+        </w:tc>
+        <w:tc>
+          <w:tcPr>
+            <w:tcW w:w="1102" w:type="dxa"/>
+            <w:vAlign w:val="center"/>
+          </w:tcPr>
+          <w:p>
+            <w:pPr>
+              <w:pStyle w:val="ae"/>
+              <w:jc w:val="center"/>
+              <w:rPr>
+                <w:rFonts w:eastAsiaTheme="minorEastAsia"/>
+              </w:rPr>
+            </w:pPr>
+            <m:oMathPara>
+              <m:oMath>
+                <m:sSub>
+                  <m:sSubPr>
+                    <m:ctrlPr>
+                      <w:rPr>
+                        <w:rFonts w:ascii="Cambria Math" w:hAnsi="Cambria Math"/>
+                        <w:i/>
+                      </w:rPr>
+                    </m:ctrlPr>
+                  </m:sSubPr>
+                  <m:e>
+                    <m:r>
+                      <w:rPr>
+                        <w:rFonts w:ascii="Cambria Math" w:hAnsi="Cambria Math"/>
+                      </w:rPr>
+                      <m:t>c</m:t>
+                    </m:r>
+                  </m:e>
+                  <m:sub>
+                    <m:r>
+                      <w:rPr>
+                        <w:rFonts w:ascii="Cambria Math" w:hAnsi="Cambria Math"/>
+                      </w:rPr>
+                      <m:t>j</m:t>
+                    </m:r>
+                  </m:sub>
+                </m:sSub>
+              </m:oMath>
+            </m:oMathPara>
+          </w:p>
+        </w:tc>
+      </w:tr>
+      <w:tr>
+        <w:trPr>
+          <w:trHeight w:val="387"/>
+        </w:trPr>
+        <w:tc>
+          <w:tcPr>
+            <w:tcW w:w="1041" w:type="dxa"/>
+            <w:tcBorders>
+              <w:top w:val="single" w:sz="4" w:space="0" w:color="auto"/>
+            </w:tcBorders>
+            <w:vAlign w:val="center"/>
+          </w:tcPr>
+          <w:p>
+            <w:pPr>
+              <w:pStyle w:val="ae"/>
+              <w:jc w:val="center"/>
+              <w:rPr>
+                <w:lang w:val="en-US"/>
+              </w:rPr>
+            </w:pPr>
+            <m:oMathPara>
+              <m:oMath>
+                <m:sSub>
+                  <m:sSubPr>
+                    <m:ctrlPr>
+                      <w:rPr>
+                        <w:rFonts w:ascii="Cambria Math" w:hAnsi="Cambria Math"/>
+                        <w:i/>
+                        <w:lang w:val="en-US"/>
+                      </w:rPr>
+                    </m:ctrlPr>
+                  </m:sSubPr>
+                  <m:e>
+                    <m:r>
+                      <w:rPr>
+                        <w:rFonts w:ascii="Cambria Math" w:hAnsi="Cambria Math"/>
+                        <w:lang w:val="en-US"/>
+                      </w:rPr>
+                      <m:t>c</m:t>
+                    </m:r>
+                  </m:e>
+                  <m:sub>
+                    <m:r>
+                      <w:rPr>
+                        <w:rFonts w:ascii="Cambria Math" w:hAnsi="Cambria Math"/>
+                        <w:lang w:val="en-US"/>
+                      </w:rPr>
+                      <m:t>iB</m:t>
+                    </m:r>
+                  </m:sub>
+                </m:sSub>
+              </m:oMath>
+            </m:oMathPara>
+          </w:p>
+        </w:tc>
+        <w:tc>
+          <w:tcPr>
+            <w:tcW w:w="1043" w:type="dxa"/>
+            <w:tcBorders>
+              <w:top w:val="single" w:sz="4" w:space="0" w:color="auto"/>
+            </w:tcBorders>
+            <w:vAlign w:val="center"/>
+          </w:tcPr>
+          <w:p>
+            <w:pPr>
+              <w:pStyle w:val="ae"/>
+              <w:jc w:val="center"/>
+            </w:pPr>
+            <m:oMathPara>
+              <m:oMath>
+                <m:r>
+                  <w:rPr>
+                    <w:rFonts w:ascii="Cambria Math" w:hAnsi="Cambria Math"/>
+                  </w:rPr>
+                  <m:t>БП</m:t>
+                </m:r>
+              </m:oMath>
+            </m:oMathPara>
+          </w:p>
+        </w:tc>
+        <w:tc>
+          <w:tcPr>
+            <w:tcW w:w="1037" w:type="dxa"/>
+            <w:tcBorders>
+              <w:top w:val="single" w:sz="4" w:space="0" w:color="auto"/>
+            </w:tcBorders>
+            <w:vAlign w:val="center"/>
+          </w:tcPr>
+          <w:p>
+            <w:pPr>
+              <w:pStyle w:val="ae"/>
+              <w:jc w:val="center"/>
+            </w:pPr>
+            <m:oMathPara>
+              <m:oMath>
+                <m:r>
+                  <w:rPr>
+                    <w:rFonts w:ascii="Cambria Math" w:hAnsi="Cambria Math"/>
+                  </w:rPr>
+                  <m:t>БР</m:t>
+                </m:r>
+              </m:oMath>
+            </m:oMathPara>
+          </w:p>
+        </w:tc>
+        <w:tc>
+          <w:tcPr>
+            <w:tcW w:w="1274" w:type="dxa"/>
+            <w:vAlign w:val="center"/>
+          </w:tcPr>
+          <w:p>
+            <w:pPr>
+              <w:pStyle w:val="ae"/>
+              <w:jc w:val="center"/>
+              <w:rPr>
+                <w:rFonts w:eastAsiaTheme="minorEastAsia"/>
+                <w:lang w:val="en-US"/>
+              </w:rPr>
+            </w:pPr>
+            <m:oMathPara>
+              <m:oMath>
+                <m:sSub>
+                  <m:sSubPr>
+                    <m:ctrlPr>
+                      <w:rPr>
+                        <w:rFonts w:ascii="Cambria Math" w:hAnsi="Cambria Math"/>
+                        <w:i/>
+                        <w:lang w:val="en-US"/>
+                      </w:rPr>
+                    </m:ctrlPr>
+                  </m:sSubPr>
+                  <m:e>
+                    <m:r>
+                      <w:rPr>
+                        <w:rFonts w:ascii="Cambria Math" w:hAnsi="Cambria Math"/>
+                        <w:lang w:val="en-US"/>
+                      </w:rPr>
+                      <m:t>x</m:t>
+                    </m:r>
+                  </m:e>
+                  <m:sub>
+                    <m:r>
+                      <w:rPr>
+                        <w:rFonts w:ascii="Cambria Math" w:hAnsi="Cambria Math"/>
+                        <w:lang w:val="en-US"/>
+                      </w:rPr>
+                      <m:t>1</m:t>
+                    </m:r>
+                  </m:sub>
+                </m:sSub>
+              </m:oMath>
+            </m:oMathPara>
+          </w:p>
+        </w:tc>
+        <w:tc>
+          <w:tcPr>
+            <w:tcW w:w="902" w:type="dxa"/>
+            <w:vAlign w:val="center"/>
+          </w:tcPr>
+          <w:p>
+            <w:pPr>
+              <w:pStyle w:val="ae"/>
+              <w:jc w:val="center"/>
+              <w:rPr>
+                <w:rFonts w:eastAsiaTheme="minorEastAsia"/>
+              </w:rPr>
+            </w:pPr>
+            <m:oMathPara>
+              <m:oMath>
+                <m:sSub>
+                  <m:sSubPr>
+                    <m:ctrlPr>
+                      <w:rPr>
+                        <w:rFonts w:ascii="Cambria Math" w:hAnsi="Cambria Math"/>
+                        <w:i/>
+                      </w:rPr>
+                    </m:ctrlPr>
+                  </m:sSubPr>
+                  <m:e>
+                    <m:r>
+                      <w:rPr>
+                        <w:rFonts w:ascii="Cambria Math" w:hAnsi="Cambria Math"/>
+                      </w:rPr>
+                      <m:t>x</m:t>
+                    </m:r>
+                  </m:e>
+                  <m:sub>
+                    <m:r>
+                      <w:rPr>
+                        <w:rFonts w:ascii="Cambria Math" w:hAnsi="Cambria Math"/>
+                      </w:rPr>
+                      <m:t>2</m:t>
+                    </m:r>
+                  </m:sub>
+                </m:sSub>
+              </m:oMath>
+            </m:oMathPara>
+          </w:p>
+        </w:tc>
+        <w:tc>
+          <w:tcPr>
+            <w:tcW w:w="1082" w:type="dxa"/>
+            <w:vAlign w:val="center"/>
+          </w:tcPr>
+          <w:p>
+            <w:pPr>
+              <w:pStyle w:val="ae"/>
+              <w:jc w:val="center"/>
+              <w:rPr>
+                <w:rFonts w:eastAsiaTheme="minorEastAsia"/>
+                <w:lang w:val="en-US"/>
+              </w:rPr>
+            </w:pPr>
+            <m:oMathPara>
+              <m:oMath>
+                <m:sSub>
+                  <m:sSubPr>
+                    <m:ctrlPr>
+                      <w:rPr>
+                        <w:rFonts w:ascii="Cambria Math" w:hAnsi="Cambria Math"/>
+                        <w:i/>
+                        <w:lang w:val="en-US"/>
+                      </w:rPr>
+                    </m:ctrlPr>
+                  </m:sSubPr>
+                  <m:e>
+                    <m:r>
+                      <w:rPr>
+                        <w:rFonts w:ascii="Cambria Math" w:hAnsi="Cambria Math"/>
+                        <w:lang w:val="en-US"/>
+                      </w:rPr>
+                      <m:t>x</m:t>
+                    </m:r>
+                  </m:e>
+                  <m:sub>
+                    <m:r>
+                      <w:rPr>
+                        <w:rFonts w:ascii="Cambria Math" w:hAnsi="Cambria Math"/>
+                        <w:lang w:val="en-US"/>
+                      </w:rPr>
+                      <m:t>3</m:t>
+                    </m:r>
+                  </m:sub>
+                </m:sSub>
+              </m:oMath>
+            </m:oMathPara>
+          </w:p>
+        </w:tc>
+        <w:tc>
+          <w:tcPr>
+            <w:tcW w:w="1276" w:type="dxa"/>
+          </w:tcPr>
+          <w:p>
+            <w:pPr>
+              <w:pStyle w:val="ae"/>
+              <w:jc w:val="center"/>
+              <w:rPr>
+                <w:rFonts w:ascii="Calibri" w:eastAsia="Times New Roman" w:hAnsi="Calibri" w:cs="Times New Roman"/>
+                <w:lang w:val="en-US"/>
+              </w:rPr>
+            </w:pPr>
+            <m:oMathPara>
+              <m:oMath>
+                <m:sSub>
+                  <m:sSubPr>
+                    <m:ctrlPr>
+                      <w:rPr>
+                        <w:rFonts w:ascii="Cambria Math" w:eastAsia="Times New Roman" w:hAnsi="Cambria Math" w:cs="Times New Roman"/>
+                        <w:i/>
+                        <w:lang w:val="en-US"/>
+                      </w:rPr>
+                    </m:ctrlPr>
+                  </m:sSubPr>
+                  <m:e>
+                    <m:r>
+                      <w:rPr>
+                        <w:rFonts w:ascii="Cambria Math" w:eastAsia="Times New Roman" w:hAnsi="Cambria Math" w:cs="Times New Roman"/>
+                        <w:lang w:val="en-US"/>
+                      </w:rPr>
+                      <m:t>x</m:t>
+                    </m:r>
+                  </m:e>
+                  <m:sub>
+                    <m:r>
+                      <w:rPr>
+                        <w:rFonts w:ascii="Cambria Math" w:eastAsia="Times New Roman" w:hAnsi="Cambria Math" w:cs="Times New Roman"/>
+                        <w:lang w:val="en-US"/>
+                      </w:rPr>
+                      <m:t>4</m:t>
+                    </m:r>
+                  </m:sub>
+                </m:sSub>
+              </m:oMath>
+            </m:oMathPara>
+          </w:p>
+        </w:tc>
+        <w:tc>
+          <w:tcPr>
+            <w:tcW w:w="876" w:type="dxa"/>
+            <w:vAlign w:val="center"/>
+          </w:tcPr>
+          <w:p>
+            <w:pPr>
+              <w:pStyle w:val="ae"/>
+              <w:jc w:val="center"/>
+              <w:rPr>
+                <w:lang w:val="en-US"/>
+              </w:rPr>
+            </w:pPr>
+            <m:oMathPara>
+              <m:oMath>
+                <m:sSub>
+                  <m:sSubPr>
+                    <m:ctrlPr>
+                      <w:rPr>
+                        <w:rFonts w:ascii="Cambria Math" w:hAnsi="Cambria Math"/>
+                        <w:i/>
+                        <w:lang w:val="en-US"/>
+                      </w:rPr>
+                    </m:ctrlPr>
+                  </m:sSubPr>
+                  <m:e>
+                    <m:r>
+                      <w:rPr>
+                        <w:rFonts w:ascii="Cambria Math" w:hAnsi="Cambria Math"/>
+                        <w:lang w:val="en-US"/>
+                      </w:rPr>
+                      <m:t>x</m:t>
+                    </m:r>
+                  </m:e>
+                  <m:sub>
+                    <m:r>
+                      <w:rPr>
+                        <w:rFonts w:ascii="Cambria Math" w:hAnsi="Cambria Math"/>
+                        <w:lang w:val="en-US"/>
+                      </w:rPr>
+                      <m:t>5</m:t>
+                    </m:r>
+                  </m:sub>
+                </m:sSub>
+              </m:oMath>
+            </m:oMathPara>
+          </w:p>
+        </w:tc>
+        <w:tc>
+          <w:tcPr>
+            <w:tcW w:w="1102" w:type="dxa"/>
+            <w:vAlign w:val="center"/>
+          </w:tcPr>
+          <w:p>
+            <w:pPr>
+              <w:pStyle w:val="ae"/>
+              <w:jc w:val="center"/>
+            </w:pPr>
+            <m:oMathPara>
+              <m:oMath>
+                <m:r>
+                  <w:rPr>
+                    <w:rFonts w:ascii="Cambria Math" w:hAnsi="Cambria Math" w:cs="Times New Roman"/>
+                    <w:sz w:val="28"/>
+                    <w:lang w:val="en-US"/>
+                  </w:rPr>
+                  <m:t>БР/</m:t>
+                </m:r>
+                <m:r>
+                  <w:rPr>
+                    <w:rFonts w:ascii="Cambria Math" w:hAnsi="Cambria Math" w:cs="Times New Roman"/>
+                    <w:i/>
+                    <w:noProof/>
+                    <w:sz w:val="28"/>
+                    <w:lang w:eastAsia="ru-RU"/>
+                  </w:rPr>
+                  <w:drawing>
+                    <wp:inline distT="0" distB="0" distL="0" distR="0" wp14:anchorId="2418ADBB" wp14:editId="61CDA284">
+                      <wp:extent cx="228600" cy="170688"/>
+                      <wp:effectExtent l="0" t="0" r="0" b="0"/>
+                      <wp:docPr id="683086839" name="Picture 11189" descr="Изображение выглядит как черный, темнота&#10;&#10;Содержимое, созданное искусственным интеллектом, может быть неверным."/>
+                      <wp:cNvGraphicFramePr/>
+                      <a:graphic xmlns:a="http://schemas.openxmlformats.org/drawingml/2006/main">
+                        <a:graphicData uri="http://schemas.openxmlformats.org/drawingml/2006/picture">
+                          <pic:pic xmlns:pic="http://schemas.openxmlformats.org/drawingml/2006/picture">
+                            <pic:nvPicPr>
+                              <pic:cNvPr id="683086839" name="Picture 11189" descr="Изображение выглядит как черный, темнота&#10;&#10;Содержимое, созданное искусственным интеллектом, может быть неверным."/>
+                              <pic:cNvPicPr/>
+                            </pic:nvPicPr>
+                            <pic:blipFill>
+                              <a:blip r:embed="rId6" cstate="print"/>
+                              <a:stretch>
+                                <a:fillRect/>
+                              </a:stretch>
+                            </pic:blipFill>
+                            <pic:spPr>
+                              <a:xfrm>
+                                <a:off x="0" y="0"/>
+                                <a:ext cx="228600" cy="170688"/>
+                              </a:xfrm>
+                              <a:prstGeom prst="rect">
+                                <a:avLst/>
+                              </a:prstGeom>
+                            </pic:spPr>
+                          </pic:pic>
+                        </a:graphicData>
+                      </a:graphic>
+                    </wp:inline>
+                  </w:drawing>
+                </m:r>
+              </m:oMath>
+            </m:oMathPara>
+          </w:p>
+        </w:tc>
+      </w:tr>
+      <w:tr>
+        <w:trPr>
+          <w:trHeight w:val="193"/>
+        </w:trPr>
+        <w:tc>
+          <w:tcPr>
+            <w:tcW w:w="1041" w:type="dxa"/>
+            <w:tcBorders>
+              <w:bottom w:val="single" w:sz="4" w:space="0" w:color="auto"/>
+            </w:tcBorders>
+            <w:vAlign w:val="center"/>
+          </w:tcPr>
+          <w:p>
+            <w:pPr>
+              <w:pStyle w:val="ae"/>
+              <w:jc w:val="center"/>
+              <w:rPr>
+                <w:i/>
+              </w:rPr>
+            </w:pPr>
+            <m:oMathPara>
+              <m:oMath>
+                <m:r>
+                  <w:rPr>
+                    <w:rFonts w:ascii="Cambria Math" w:hAnsi="Cambria Math"/>
+                  </w:rPr>
+                  <m:t>2</m:t>
+                </m:r>
+              </m:oMath>
+            </m:oMathPara>
+          </w:p>
+        </w:tc>
+        <w:tc>
+          <w:tcPr>
+            <w:tcW w:w="1043" w:type="dxa"/>
+            <w:tcBorders>
+              <w:bottom w:val="single" w:sz="4" w:space="0" w:color="auto"/>
+            </w:tcBorders>
+            <w:vAlign w:val="center"/>
+          </w:tcPr>
+          <w:p>
+            <w:pPr>
+              <w:pStyle w:val="ae"/>
+              <w:jc w:val="center"/>
+            </w:pPr>
+            <m:oMathPara>
+              <m:oMath>
+                <m:sSub>
+                  <m:sSubPr>
+                    <m:ctrlPr>
+                      <w:rPr>
+                        <w:rFonts w:ascii="Cambria Math" w:hAnsi="Cambria Math"/>
+                        <w:i/>
+                      </w:rPr>
+                    </m:ctrlPr>
+                  </m:sSubPr>
+                  <m:e>
+                    <m:r>
+                      <w:rPr>
+                        <w:rFonts w:ascii="Cambria Math" w:hAnsi="Cambria Math"/>
+                      </w:rPr>
+                      <m:t>x</m:t>
+                    </m:r>
+                  </m:e>
+                  <m:sub>
+                    <m:r>
+                      <w:rPr>
+                        <w:rFonts w:ascii="Cambria Math" w:hAnsi="Cambria Math"/>
+                      </w:rPr>
+                      <m:t>2</m:t>
+                    </m:r>
+                  </m:sub>
+                </m:sSub>
+              </m:oMath>
+            </m:oMathPara>
+          </w:p>
+        </w:tc>
+        <w:tc>
+          <w:tcPr>
+            <w:tcW w:w="1037" w:type="dxa"/>
+            <w:tcBorders>
+              <w:bottom w:val="single" w:sz="4" w:space="0" w:color="auto"/>
+            </w:tcBorders>
+            <w:vAlign w:val="center"/>
+          </w:tcPr>
+          <w:p>
+            <w:pPr>
+              <w:pStyle w:val="ae"/>
+              <w:jc w:val="center"/>
+              <w:rPr>
+                <w:i/>
+                <w:lang w:val="en-US"/>
+              </w:rPr>
+            </w:pPr>
+            <m:oMathPara>
+              <m:oMath>
+                <m:r>
+                  <w:rPr>
+                    <w:rFonts w:ascii="Cambria Math" w:hAnsi="Cambria Math"/>
+                    <w:lang w:val="en-US"/>
+                  </w:rPr>
+                  <m:t>16</m:t>
+                </m:r>
+              </m:oMath>
+            </m:oMathPara>
+          </w:p>
+        </w:tc>
+        <w:tc>
+          <w:tcPr>
+            <w:tcW w:w="1274" w:type="dxa"/>
+            <w:vAlign w:val="center"/>
+          </w:tcPr>
+          <w:p>
+            <w:pPr>
+              <w:pStyle w:val="ae"/>
+              <w:jc w:val="center"/>
+              <w:rPr>
+                <w:i/>
+                <w:lang w:val="en-US"/>
+              </w:rPr>
+            </w:pPr>
+            <m:oMathPara>
+              <m:oMath>
+                <m:r>
+                  <w:rPr>
+                    <w:rFonts w:ascii="Cambria Math" w:hAnsi="Cambria Math"/>
+                  </w:rPr>
+                  <m:t>-2/</m:t>
+                </m:r>
+                <m:r>
+                  <w:rPr>
+                    <w:rFonts w:ascii="Cambria Math" w:hAnsi="Cambria Math"/>
+                    <w:lang w:val="en-US"/>
+                  </w:rPr>
+                  <m:t>3</m:t>
+                </m:r>
+              </m:oMath>
+            </m:oMathPara>
+          </w:p>
+        </w:tc>
+        <w:tc>
+          <w:tcPr>
+            <w:tcW w:w="902" w:type="dxa"/>
+            <w:vAlign w:val="center"/>
+          </w:tcPr>
+          <w:p>
+            <w:pPr>
+              <w:pStyle w:val="ae"/>
+              <w:jc w:val="center"/>
+              <w:rPr>
+                <w:i/>
+                <w:lang w:val="en-US"/>
+              </w:rPr>
+            </w:pPr>
+            <m:oMathPara>
+              <m:oMath>
+                <m:r>
+                  <w:rPr>
+                    <w:rFonts w:ascii="Cambria Math" w:hAnsi="Cambria Math"/>
+                    <w:lang w:val="en-US"/>
+                  </w:rPr>
+                  <m:t>1</m:t>
+                </m:r>
+              </m:oMath>
+            </m:oMathPara>
+          </w:p>
+        </w:tc>
+        <w:tc>
+          <w:tcPr>
+            <w:tcW w:w="1082" w:type="dxa"/>
+            <w:vAlign w:val="center"/>
+          </w:tcPr>
+          <w:p>
+            <w:pPr>
+              <w:pStyle w:val="ae"/>
+              <w:jc w:val="center"/>
+              <w:rPr>
+                <w:i/>
+                <w:lang w:val="en-US"/>
+              </w:rPr>
+            </w:pPr>
+            <w:r>
+              <w:rPr>
+                <w:rFonts w:eastAsiaTheme="minorEastAsia"/>
+                <w:lang w:val="en-US"/>
+              </w:rPr>
+              <w:t>-</w:t>
+            </w:r>
+            <m:oMath>
+              <m:r>
+                <w:rPr>
+                  <w:rFonts w:ascii="Cambria Math" w:hAnsi="Cambria Math"/>
+                </w:rPr>
+                <m:t>1/</m:t>
+              </m:r>
+              <m:r>
+                <w:rPr>
+                  <w:rFonts w:ascii="Cambria Math" w:hAnsi="Cambria Math"/>
+                  <w:lang w:val="en-US"/>
+                </w:rPr>
+                <m:t>3</m:t>
+              </m:r>
+            </m:oMath>
+          </w:p>
+        </w:tc>
+        <w:tc>
+          <w:tcPr>
+            <w:tcW w:w="1276" w:type="dxa"/>
+          </w:tcPr>
+          <w:p>
+            <w:pPr>
+              <w:pStyle w:val="ae"/>
+              <w:jc w:val="center"/>
+              <w:rPr>
+                <w:rFonts w:ascii="Calibri" w:eastAsia="Times New Roman" w:hAnsi="Calibri" w:cs="Times New Roman"/>
+                <w:lang w:val="en-US"/>
+              </w:rPr>
+            </w:pPr>
+            <m:oMathPara>
+              <m:oMath>
+                <m:r>
+                  <w:rPr>
+                    <w:rFonts w:ascii="Cambria Math" w:eastAsia="Times New Roman" w:hAnsi="Cambria Math" w:cs="Times New Roman"/>
+                    <w:lang w:val="en-US"/>
+                  </w:rPr>
+                  <m:t>1</m:t>
+                </m:r>
+                <m:r>
+                  <w:rPr>
+                    <w:rFonts w:ascii="Cambria Math" w:eastAsia="Times New Roman" w:hAnsi="Cambria Math" w:cs="Times New Roman"/>
+                    <w:lang w:val="en-US"/>
+                  </w:rPr>
+                  <m:t>/3</m:t>
+                </m:r>
+              </m:oMath>
+            </m:oMathPara>
+          </w:p>
+        </w:tc>
+        <w:tc>
+          <w:tcPr>
+            <w:tcW w:w="876" w:type="dxa"/>
+            <w:vAlign w:val="center"/>
+          </w:tcPr>
+          <w:p>
+            <w:pPr>
+              <w:pStyle w:val="ae"/>
+              <w:jc w:val="center"/>
+              <w:rPr>
+                <w:i/>
+                <w:lang w:val="en-US"/>
+              </w:rPr>
+            </w:pPr>
+            <m:oMathPara>
+              <m:oMath>
+                <m:r>
+                  <w:rPr>
+                    <w:rFonts w:ascii="Cambria Math" w:hAnsi="Cambria Math"/>
+                    <w:lang w:val="en-US"/>
+                  </w:rPr>
+                  <m:t>0</m:t>
+                </m:r>
+              </m:oMath>
+            </m:oMathPara>
+          </w:p>
+        </w:tc>
+        <w:tc>
+          <w:tcPr>
+            <w:tcW w:w="1102" w:type="dxa"/>
+            <w:vAlign w:val="center"/>
+          </w:tcPr>
+          <w:p>
+            <w:pPr>
+              <w:pStyle w:val="ae"/>
+              <w:jc w:val="center"/>
+              <w:rPr>
+                <w:lang w:val="en-US"/>
+              </w:rPr>
+            </w:pPr>
+          </w:p>
+        </w:tc>
+      </w:tr>
+      <w:tr>
+        <w:tc>
+          <w:tcPr>
+            <w:tcW w:w="1041" w:type="dxa"/>
+            <w:tcBorders>
+              <w:bottom w:val="single" w:sz="4" w:space="0" w:color="auto"/>
+            </w:tcBorders>
+            <w:vAlign w:val="center"/>
+          </w:tcPr>
+          <w:p>
+            <w:pPr>
+              <w:pStyle w:val="ae"/>
+              <w:jc w:val="center"/>
+            </w:pPr>
+            <m:oMathPara>
+              <m:oMath>
+                <m:r>
+                  <w:rPr>
+                    <w:rFonts w:ascii="Cambria Math" w:hAnsi="Cambria Math"/>
+                  </w:rPr>
+                  <m:t>0</m:t>
+                </m:r>
+              </m:oMath>
+            </m:oMathPara>
+          </w:p>
+        </w:tc>
+        <w:tc>
+          <w:tcPr>
+            <w:tcW w:w="1043" w:type="dxa"/>
+            <w:tcBorders>
+              <w:bottom w:val="single" w:sz="4" w:space="0" w:color="auto"/>
+            </w:tcBorders>
+            <w:vAlign w:val="center"/>
+          </w:tcPr>
+          <w:p>
+            <w:pPr>
+              <w:pStyle w:val="ae"/>
+              <w:jc w:val="center"/>
+            </w:pPr>
+            <m:oMathPara>
+              <m:oMath>
+                <m:sSub>
+                  <m:sSubPr>
+                    <m:ctrlPr>
+                      <w:rPr>
+                        <w:rFonts w:ascii="Cambria Math" w:hAnsi="Cambria Math"/>
+                        <w:i/>
+                      </w:rPr>
+                    </m:ctrlPr>
+                  </m:sSubPr>
+                  <m:e>
+                    <m:r>
+                      <w:rPr>
+                        <w:rFonts w:ascii="Cambria Math" w:hAnsi="Cambria Math"/>
+                      </w:rPr>
+                      <m:t>x</m:t>
+                    </m:r>
+                  </m:e>
+                  <m:sub>
+                    <m:r>
+                      <w:rPr>
+                        <w:rFonts w:ascii="Cambria Math" w:hAnsi="Cambria Math"/>
+                      </w:rPr>
+                      <m:t>3</m:t>
+                    </m:r>
+                  </m:sub>
+                </m:sSub>
+              </m:oMath>
+            </m:oMathPara>
+          </w:p>
+        </w:tc>
+        <w:tc>
+          <w:tcPr>
+            <w:tcW w:w="1037" w:type="dxa"/>
+            <w:tcBorders>
+              <w:bottom w:val="single" w:sz="4" w:space="0" w:color="auto"/>
+            </w:tcBorders>
+            <w:vAlign w:val="center"/>
+          </w:tcPr>
+          <w:p>
+            <w:pPr>
+              <w:pStyle w:val="ae"/>
+              <w:jc w:val="center"/>
+              <w:rPr>
+                <w:i/>
+                <w:lang w:val="en-US"/>
+              </w:rPr>
+            </w:pPr>
+            <m:oMathPara>
+              <m:oMath>
+                <m:r>
+                  <w:rPr>
+                    <w:rFonts w:ascii="Cambria Math" w:hAnsi="Cambria Math"/>
+                    <w:lang w:val="en-US"/>
+                  </w:rPr>
+                  <m:t>48</m:t>
+                </m:r>
+              </m:oMath>
+            </m:oMathPara>
+          </w:p>
+        </w:tc>
+        <w:tc>
+          <w:tcPr>
+            <w:tcW w:w="1274" w:type="dxa"/>
+            <w:tcBorders>
+              <w:bottom w:val="single" w:sz="4" w:space="0" w:color="auto"/>
+            </w:tcBorders>
+            <w:vAlign w:val="center"/>
+          </w:tcPr>
+          <w:p>
+            <w:pPr>
+              <w:pStyle w:val="ae"/>
+              <w:jc w:val="center"/>
+              <w:rPr>
+                <w:i/>
+                <w:lang w:val="en-US"/>
+              </w:rPr>
+            </w:pPr>
+            <m:oMathPara>
+              <m:oMath>
+                <m:r>
+                  <w:rPr>
+                    <w:rFonts w:ascii="Cambria Math" w:hAnsi="Cambria Math"/>
+                  </w:rPr>
+                  <m:t>11/</m:t>
+                </m:r>
+                <m:r>
+                  <w:rPr>
+                    <w:rFonts w:ascii="Cambria Math" w:hAnsi="Cambria Math"/>
+                    <w:lang w:val="en-US"/>
+                  </w:rPr>
+                  <m:t>3</m:t>
+                </m:r>
+              </m:oMath>
+            </m:oMathPara>
+          </w:p>
+        </w:tc>
+        <w:tc>
+          <w:tcPr>
+            <w:tcW w:w="902" w:type="dxa"/>
+            <w:vAlign w:val="center"/>
+          </w:tcPr>
+          <w:p>
+            <w:pPr>
+              <w:pStyle w:val="ae"/>
+              <w:jc w:val="center"/>
+            </w:pPr>
+            <m:oMathPara>
+              <m:oMath>
+                <m:r>
+                  <w:rPr>
+                    <w:rFonts w:ascii="Cambria Math" w:hAnsi="Cambria Math"/>
+                  </w:rPr>
+                  <m:t>0</m:t>
+                </m:r>
+              </m:oMath>
+            </m:oMathPara>
+          </w:p>
+        </w:tc>
+        <w:tc>
+          <w:tcPr>
+            <w:tcW w:w="1082" w:type="dxa"/>
+            <w:vAlign w:val="center"/>
+          </w:tcPr>
+          <w:p>
+            <w:pPr>
+              <w:pStyle w:val="ae"/>
+              <w:jc w:val="center"/>
+              <w:rPr>
+                <w:lang w:val="en-US"/>
+              </w:rPr>
+            </w:pPr>
+            <m:oMathPara>
+              <m:oMath>
+                <m:r>
+                  <w:rPr>
+                    <w:rFonts w:ascii="Cambria Math" w:hAnsi="Cambria Math"/>
+                    <w:lang w:val="en-US"/>
+                  </w:rPr>
+                  <m:t>4/3</m:t>
+                </m:r>
+              </m:oMath>
+            </m:oMathPara>
+          </w:p>
+        </w:tc>
+        <w:tc>
+          <w:tcPr>
+            <w:tcW w:w="1276" w:type="dxa"/>
+          </w:tcPr>
+          <w:p>
+            <w:pPr>
+              <w:pStyle w:val="ae"/>
+              <w:jc w:val="center"/>
+              <w:rPr>
+                <w:rFonts w:eastAsia="Calibri" w:cs="Times New Roman"/>
+                <w:lang w:val="en-US"/>
+              </w:rPr>
+            </w:pPr>
+            <m:oMathPara>
+              <m:oMath>
+                <m:r>
+                  <w:rPr>
+                    <w:rFonts w:ascii="Cambria Math" w:eastAsia="Calibri" w:hAnsi="Cambria Math" w:cs="Times New Roman"/>
+                    <w:lang w:val="en-US"/>
+                  </w:rPr>
+                  <m:t>-4/3</m:t>
+                </m:r>
+              </m:oMath>
+            </m:oMathPara>
+          </w:p>
+        </w:tc>
+        <w:tc>
+          <w:tcPr>
+            <w:tcW w:w="876" w:type="dxa"/>
+            <w:vAlign w:val="center"/>
+          </w:tcPr>
+          <w:p>
+            <w:pPr>
+              <w:pStyle w:val="ae"/>
+              <w:jc w:val="center"/>
+              <w:rPr>
+                <w:i/>
+                <w:lang w:val="en-US"/>
+              </w:rPr>
+            </w:pPr>
+            <m:oMathPara>
+              <m:oMath>
+                <m:r>
+                  <w:rPr>
+                    <w:rFonts w:ascii="Cambria Math" w:hAnsi="Cambria Math"/>
+                    <w:lang w:val="en-US"/>
+                  </w:rPr>
+                  <m:t>1</m:t>
+                </m:r>
+              </m:oMath>
+            </m:oMathPara>
+          </w:p>
+        </w:tc>
+        <w:tc>
+          <w:tcPr>
+            <w:tcW w:w="1102" w:type="dxa"/>
+            <w:vAlign w:val="center"/>
+          </w:tcPr>
+          <w:p>
+            <w:pPr>
+              <w:pStyle w:val="ae"/>
+              <w:jc w:val="center"/>
+              <w:rPr>
+                <w:iCs/>
+                <w:lang w:val="en-US"/>
+              </w:rPr>
+            </w:pPr>
+          </w:p>
+        </w:tc>
+      </w:tr>
+      <w:tr>
+        <w:tc>
+          <w:tcPr>
+            <w:tcW w:w="1041" w:type="dxa"/>
+            <w:tcBorders>
+              <w:top w:val="single" w:sz="4" w:space="0" w:color="auto"/>
+              <w:left w:val="nil"/>
+              <w:bottom w:val="nil"/>
+              <w:right w:val="nil"/>
+            </w:tcBorders>
+            <w:vAlign w:val="center"/>
+          </w:tcPr>
+          <w:p>
+            <w:pPr>
+              <w:pStyle w:val="ae"/>
+              <w:jc w:val="center"/>
+              <w:rPr>
+                <w:rFonts w:eastAsia="Calibri" w:cs="Times New Roman"/>
+              </w:rPr>
+            </w:pPr>
+          </w:p>
+        </w:tc>
+        <w:tc>
+          <w:tcPr>
+            <w:tcW w:w="1043" w:type="dxa"/>
+            <w:tcBorders>
+              <w:top w:val="single" w:sz="4" w:space="0" w:color="auto"/>
+              <w:left w:val="nil"/>
+              <w:bottom w:val="nil"/>
+              <w:right w:val="nil"/>
+            </w:tcBorders>
+            <w:vAlign w:val="center"/>
+          </w:tcPr>
+          <w:p>
+            <w:pPr>
+              <w:pStyle w:val="ae"/>
+              <w:jc w:val="center"/>
+              <w:rPr>
+                <w:rFonts w:eastAsia="Calibri" w:cs="Times New Roman"/>
+              </w:rPr>
+            </w:pPr>
+          </w:p>
+        </w:tc>
+        <w:tc>
+          <w:tcPr>
+            <w:tcW w:w="1037" w:type="dxa"/>
+            <w:tcBorders>
+              <w:top w:val="single" w:sz="4" w:space="0" w:color="auto"/>
+              <w:left w:val="nil"/>
+              <w:bottom w:val="nil"/>
+              <w:right w:val="single" w:sz="4" w:space="0" w:color="auto"/>
+            </w:tcBorders>
+            <w:vAlign w:val="center"/>
+          </w:tcPr>
+          <w:p>
+            <w:pPr>
+              <w:pStyle w:val="ae"/>
+              <w:jc w:val="center"/>
+              <w:rPr>
+                <w:rFonts w:eastAsia="Calibri" w:cs="Times New Roman"/>
+              </w:rPr>
+            </w:pPr>
+          </w:p>
+        </w:tc>
+        <w:tc>
+          <w:tcPr>
+            <w:tcW w:w="1274" w:type="dxa"/>
+            <w:tcBorders>
+              <w:top w:val="single" w:sz="4" w:space="0" w:color="auto"/>
+              <w:left w:val="single" w:sz="4" w:space="0" w:color="auto"/>
+              <w:bottom w:val="single" w:sz="4" w:space="0" w:color="auto"/>
+              <w:right w:val="single" w:sz="4" w:space="0" w:color="auto"/>
+            </w:tcBorders>
+            <w:vAlign w:val="center"/>
+          </w:tcPr>
+          <w:p>
+            <w:pPr>
+              <w:pStyle w:val="ae"/>
+              <w:jc w:val="center"/>
+              <w:rPr>
+                <w:i/>
+              </w:rPr>
+            </w:pPr>
+          </w:p>
+        </w:tc>
+        <w:tc>
+          <w:tcPr>
+            <w:tcW w:w="902" w:type="dxa"/>
+            <w:tcBorders>
+              <w:left w:val="single" w:sz="4" w:space="0" w:color="auto"/>
+            </w:tcBorders>
+            <w:vAlign w:val="center"/>
+          </w:tcPr>
+          <w:p>
+            <w:pPr>
+              <w:pStyle w:val="ae"/>
+              <w:jc w:val="center"/>
+              <w:rPr>
+                <w:i/>
+              </w:rPr>
+            </w:pPr>
+          </w:p>
+        </w:tc>
+        <w:tc>
+          <w:tcPr>
+            <w:tcW w:w="1082" w:type="dxa"/>
+            <w:vAlign w:val="center"/>
+          </w:tcPr>
+          <w:p>
+            <w:pPr>
+              <w:pStyle w:val="ae"/>
+              <w:jc w:val="center"/>
+              <w:rPr>
+                <w:i/>
+              </w:rPr>
+            </w:pPr>
+          </w:p>
+        </w:tc>
+        <w:tc>
+          <w:tcPr>
+            <w:tcW w:w="1276" w:type="dxa"/>
+          </w:tcPr>
+          <w:p>
+            <w:pPr>
+              <w:pStyle w:val="ae"/>
+              <w:jc w:val="center"/>
+              <w:rPr>
+                <w:rFonts w:eastAsia="Calibri" w:cs="Times New Roman"/>
+                <w:i/>
+              </w:rPr>
+            </w:pPr>
+          </w:p>
+        </w:tc>
+        <w:tc>
+          <w:tcPr>
+            <w:tcW w:w="876" w:type="dxa"/>
+            <w:vAlign w:val="center"/>
+          </w:tcPr>
+          <w:p>
+            <w:pPr>
+              <w:pStyle w:val="ae"/>
+              <w:jc w:val="center"/>
+              <w:rPr>
+                <w:i/>
+                <w:lang w:val="en-US"/>
+              </w:rPr>
+            </w:pPr>
+          </w:p>
+        </w:tc>
+        <w:tc>
+          <w:tcPr>
+            <w:tcW w:w="1102" w:type="dxa"/>
+            <w:vAlign w:val="center"/>
+          </w:tcPr>
+          <w:p>
+            <w:pPr>
+              <w:pStyle w:val="ae"/>
+              <w:jc w:val="center"/>
+            </w:pPr>
+            <m:oMathPara>
+              <m:oMath>
+                <m:sSub>
+                  <m:sSubPr>
+                    <m:ctrlPr>
+                      <w:rPr>
+                        <w:rFonts w:ascii="Cambria Math" w:hAnsi="Cambria Math"/>
+                        <w:i/>
+                      </w:rPr>
+                    </m:ctrlPr>
+                  </m:sSubPr>
+                  <m:e>
+                    <m:r>
+                      <w:rPr>
+                        <w:rFonts w:ascii="Cambria Math" w:hAnsi="Cambria Math"/>
+                      </w:rPr>
+                      <m:t>z</m:t>
+                    </m:r>
+                  </m:e>
+                  <m:sub>
+                    <m:r>
+                      <w:rPr>
+                        <w:rFonts w:ascii="Cambria Math" w:hAnsi="Cambria Math"/>
+                      </w:rPr>
+                      <m:t>j</m:t>
+                    </m:r>
+                  </m:sub>
+                </m:sSub>
+              </m:oMath>
+            </m:oMathPara>
+          </w:p>
+        </w:tc>
+      </w:tr>
+      <w:tr>
+        <w:tc>
+          <w:tcPr>
+            <w:tcW w:w="1041" w:type="dxa"/>
+            <w:tcBorders>
+              <w:top w:val="nil"/>
+              <w:left w:val="nil"/>
+              <w:bottom w:val="nil"/>
+              <w:right w:val="nil"/>
+            </w:tcBorders>
+            <w:vAlign w:val="center"/>
+          </w:tcPr>
+          <w:p>
+            <w:pPr>
+              <w:pStyle w:val="ae"/>
+              <w:jc w:val="center"/>
+              <w:rPr>
+                <w:rFonts w:eastAsia="Calibri" w:cs="Times New Roman"/>
+              </w:rPr>
+            </w:pPr>
+          </w:p>
+        </w:tc>
+        <w:tc>
+          <w:tcPr>
+            <w:tcW w:w="1043" w:type="dxa"/>
+            <w:tcBorders>
+              <w:top w:val="nil"/>
+              <w:left w:val="nil"/>
+              <w:bottom w:val="nil"/>
+              <w:right w:val="nil"/>
+            </w:tcBorders>
+            <w:vAlign w:val="center"/>
+          </w:tcPr>
+          <w:p>
+            <w:pPr>
+              <w:pStyle w:val="ae"/>
+              <w:jc w:val="center"/>
+              <w:rPr>
+                <w:rFonts w:eastAsia="Calibri" w:cs="Times New Roman"/>
+              </w:rPr>
+            </w:pPr>
+          </w:p>
+        </w:tc>
+        <w:tc>
+          <w:tcPr>
+            <w:tcW w:w="1037" w:type="dxa"/>
+            <w:tcBorders>
+              <w:top w:val="nil"/>
+              <w:left w:val="nil"/>
+              <w:bottom w:val="nil"/>
+              <w:right w:val="single" w:sz="4" w:space="0" w:color="auto"/>
+            </w:tcBorders>
+            <w:vAlign w:val="center"/>
+          </w:tcPr>
+          <w:p>
+            <w:pPr>
+              <w:pStyle w:val="ae"/>
+              <w:jc w:val="center"/>
+              <w:rPr>
+                <w:rFonts w:eastAsia="Calibri" w:cs="Times New Roman"/>
+              </w:rPr>
+            </w:pPr>
+          </w:p>
+        </w:tc>
+        <w:tc>
+          <w:tcPr>
+            <w:tcW w:w="1274" w:type="dxa"/>
+            <w:tcBorders>
+              <w:top w:val="single" w:sz="4" w:space="0" w:color="auto"/>
+              <w:left w:val="single" w:sz="4" w:space="0" w:color="auto"/>
+              <w:bottom w:val="single" w:sz="4" w:space="0" w:color="auto"/>
+              <w:right w:val="single" w:sz="4" w:space="0" w:color="auto"/>
+            </w:tcBorders>
+            <w:vAlign w:val="center"/>
+          </w:tcPr>
+          <w:p>
+            <w:pPr>
+              <w:pStyle w:val="ae"/>
+              <w:jc w:val="center"/>
+              <w:rPr>
+                <w:i/>
+              </w:rPr>
+            </w:pPr>
+          </w:p>
+        </w:tc>
+        <w:tc>
+          <w:tcPr>
+            <w:tcW w:w="902" w:type="dxa"/>
+            <w:tcBorders>
+              <w:left w:val="single" w:sz="4" w:space="0" w:color="auto"/>
+            </w:tcBorders>
+            <w:vAlign w:val="center"/>
+          </w:tcPr>
+          <w:p>
+            <w:pPr>
+              <w:pStyle w:val="ae"/>
+              <w:jc w:val="center"/>
+            </w:pPr>
+          </w:p>
+        </w:tc>
+        <w:tc>
+          <w:tcPr>
+            <w:tcW w:w="1082" w:type="dxa"/>
+            <w:vAlign w:val="center"/>
+          </w:tcPr>
+          <w:p>
+            <w:pPr>
+              <w:pStyle w:val="ae"/>
+              <w:jc w:val="center"/>
+              <w:rPr>
+                <w:i/>
+              </w:rPr>
+            </w:pPr>
+          </w:p>
+        </w:tc>
+        <w:tc>
+          <w:tcPr>
+            <w:tcW w:w="1276" w:type="dxa"/>
+          </w:tcPr>
+          <w:p>
+            <w:pPr>
+              <w:pStyle w:val="ae"/>
+              <w:jc w:val="center"/>
+              <w:rPr>
+                <w:rFonts w:eastAsia="Calibri" w:cs="Times New Roman"/>
+                <w:i/>
+              </w:rPr>
+            </w:pPr>
+          </w:p>
+        </w:tc>
+        <w:tc>
+          <w:tcPr>
+            <w:tcW w:w="876" w:type="dxa"/>
+            <w:vAlign w:val="center"/>
+          </w:tcPr>
+          <w:p>
+            <w:pPr>
+              <w:pStyle w:val="ae"/>
+              <w:jc w:val="center"/>
+              <w:rPr>
+                <w:i/>
+              </w:rPr>
+            </w:pPr>
+          </w:p>
+        </w:tc>
+        <w:tc>
+          <w:tcPr>
+            <w:tcW w:w="1102" w:type="dxa"/>
+            <w:vAlign w:val="center"/>
+          </w:tcPr>
+          <w:p>
+            <w:pPr>
+              <w:pStyle w:val="ae"/>
+              <w:jc w:val="center"/>
+              <w:rPr>
+                <w:i/>
+                <w:lang w:val="en-US"/>
+              </w:rPr>
+            </w:pPr>
+            <m:oMathPara>
+              <m:oMath>
+                <m:sSub>
+                  <m:sSubPr>
+                    <m:ctrlPr>
+                      <w:rPr>
+                        <w:rFonts w:ascii="Cambria Math" w:hAnsi="Cambria Math"/>
+                        <w:i/>
+                        <w:lang w:val="en-US"/>
+                      </w:rPr>
+                    </m:ctrlPr>
+                  </m:sSubPr>
+                  <m:e>
+                    <m:r>
+                      <w:rPr>
+                        <w:rFonts w:ascii="Cambria Math" w:hAnsi="Cambria Math"/>
+                        <w:lang w:val="en-US"/>
+                      </w:rPr>
+                      <m:t>∆</m:t>
+                    </m:r>
+                  </m:e>
+                  <m:sub>
+                    <m:r>
+                      <w:rPr>
+                        <w:rFonts w:ascii="Cambria Math" w:hAnsi="Cambria Math"/>
+                        <w:lang w:val="en-US"/>
+                      </w:rPr>
+                      <m:t>j</m:t>
+                    </m:r>
+                  </m:sub>
+                </m:sSub>
+              </m:oMath>
+            </m:oMathPara>
+          </w:p>
+        </w:tc>
+      </w:tr>
+    </w:tbl>
+    <w:p>
+      <w:pPr>
+        <w:rPr>
+          <w:rFonts w:eastAsiaTheme="minorEastAsia"/>
+          <w:lang w:val="ru-RU"/>
+        </w:rPr>
+      </w:pPr>
     </w:p>
     <w:sectPr>
       <w:pgSz w:w="11906" w:h="16838"/>
@@ -10902,6 +18567,7 @@
   <w:style w:type="character" w:default="1" w:styleId="a0">
     <w:name w:val="Default Paragraph Font"/>
     <w:uiPriority w:val="1"/>
+    <w:semiHidden/>
     <w:unhideWhenUsed/>
   </w:style>
   <w:style w:type="table" w:default="1" w:styleId="a1">
@@ -11564,4 +19230,16 @@
     </a:ext>
   </a:extLst>
 </a:theme>
+</file>
+
+<file path=customXml/item1.xml><?xml version="1.0" encoding="utf-8"?>
+<b:Sources xmlns:b="http://schemas.openxmlformats.org/officeDocument/2006/bibliography" xmlns="http://schemas.openxmlformats.org/officeDocument/2006/bibliography" SelectedStyle="/APASixthEditionOfficeOnline.xsl" StyleName="APA" Version="6"/>
+</file>
+
+<file path=customXml/itemProps1.xml><?xml version="1.0" encoding="utf-8"?>
+<ds:datastoreItem xmlns:ds="http://schemas.openxmlformats.org/officeDocument/2006/customXml" ds:itemID="{665324E1-2572-DC41-9041-94F1159F5ECE}">
+  <ds:schemaRefs>
+    <ds:schemaRef ds:uri="http://schemas.openxmlformats.org/officeDocument/2006/bibliography"/>
+  </ds:schemaRefs>
+</ds:datastoreItem>
 </file>
--- a/Курс 3/Математические основы ИИ/Лабораторные/02. Симплексный метод решения задач линейного программирования/Вариант 6.docx
+++ b/Курс 3/Математические основы ИИ/Лабораторные/02. Симплексный метод решения задач линейного программирования/Вариант 6.docx
@@ -2867,7 +2867,6 @@
             <w:r>
               <w:rPr>
                 <w:rFonts w:cs="Times New Roman"/>
-                <w:sz w:val="28"/>
                 <w:lang w:val="en-US"/>
               </w:rPr>
               <w:t>БР/</w:t>
@@ -2876,7 +2875,6 @@
               <w:rPr>
                 <w:rFonts w:cs="Times New Roman"/>
                 <w:noProof/>
-                <w:sz w:val="28"/>
                 <w:lang w:eastAsia="ru-RU"/>
               </w:rPr>
               <w:drawing>
@@ -6233,7 +6231,6 @@
                 <m:r>
                   <w:rPr>
                     <w:rFonts w:ascii="Cambria Math" w:hAnsi="Cambria Math" w:cs="Times New Roman"/>
-                    <w:sz w:val="28"/>
                     <w:lang w:val="en-US"/>
                   </w:rPr>
                   <m:t>БР/</m:t>
@@ -6243,7 +6240,6 @@
                     <w:rFonts w:ascii="Cambria Math" w:hAnsi="Cambria Math" w:cs="Times New Roman"/>
                     <w:i/>
                     <w:noProof/>
-                    <w:sz w:val="28"/>
                     <w:lang w:eastAsia="ru-RU"/>
                   </w:rPr>
                   <w:drawing>
@@ -8948,7 +8944,6 @@
                 <m:r>
                   <w:rPr>
                     <w:rFonts w:ascii="Cambria Math" w:hAnsi="Cambria Math" w:cs="Times New Roman"/>
-                    <w:sz w:val="28"/>
                     <w:lang w:val="en-US"/>
                   </w:rPr>
                   <m:t>БР/</m:t>
@@ -8958,7 +8953,6 @@
                     <w:rFonts w:ascii="Cambria Math" w:hAnsi="Cambria Math" w:cs="Times New Roman"/>
                     <w:i/>
                     <w:noProof/>
-                    <w:sz w:val="28"/>
                     <w:lang w:eastAsia="ru-RU"/>
                   </w:rPr>
                   <w:drawing>
@@ -9238,14 +9232,7 @@
                     <w:rFonts w:ascii="Cambria Math" w:eastAsia="Times New Roman" w:hAnsi="Cambria Math" w:cs="Times New Roman"/>
                     <w:lang w:val="en-US"/>
                   </w:rPr>
-                  <m:t>1</m:t>
-                </m:r>
-                <m:r>
-                  <w:rPr>
-                    <w:rFonts w:ascii="Cambria Math" w:eastAsia="Times New Roman" w:hAnsi="Cambria Math" w:cs="Times New Roman"/>
-                    <w:lang w:val="en-US"/>
-                  </w:rPr>
-                  <m:t>/3</m:t>
+                  <m:t>1/3</m:t>
                 </m:r>
               </m:oMath>
             </m:oMathPara>
@@ -9409,17 +9396,11 @@
             <w:pPr>
               <w:pStyle w:val="ae"/>
               <w:jc w:val="center"/>
-            </w:pPr>
-            <m:oMathPara>
-              <m:oMath>
-                <m:r>
-                  <w:rPr>
-                    <w:rFonts w:ascii="Cambria Math" w:hAnsi="Cambria Math"/>
-                  </w:rPr>
-                  <m:t>1</m:t>
-                </m:r>
-              </m:oMath>
-            </m:oMathPara>
+              <w:rPr>
+                <w:i/>
+                <w:lang w:val="en-US"/>
+              </w:rPr>
+            </w:pPr>
           </w:p>
         </w:tc>
         <w:tc>
@@ -9431,17 +9412,11 @@
             <w:pPr>
               <w:pStyle w:val="ae"/>
               <w:jc w:val="center"/>
-            </w:pPr>
-            <m:oMathPara>
-              <m:oMath>
-                <m:r>
-                  <w:rPr>
-                    <w:rFonts w:ascii="Cambria Math" w:hAnsi="Cambria Math"/>
-                  </w:rPr>
-                  <m:t>4</m:t>
-                </m:r>
-              </m:oMath>
-            </m:oMathPara>
+              <w:rPr>
+                <w:i/>
+                <w:lang w:val="en-US"/>
+              </w:rPr>
+            </w:pPr>
           </w:p>
         </w:tc>
         <w:tc>
@@ -9453,17 +9428,11 @@
             <w:pPr>
               <w:pStyle w:val="ae"/>
               <w:jc w:val="center"/>
-            </w:pPr>
-            <m:oMathPara>
-              <m:oMath>
-                <m:r>
-                  <w:rPr>
-                    <w:rFonts w:ascii="Cambria Math" w:hAnsi="Cambria Math"/>
-                  </w:rPr>
-                  <m:t>0</m:t>
-                </m:r>
-              </m:oMath>
-            </m:oMathPara>
+              <w:rPr>
+                <w:i/>
+                <w:lang w:val="en-US"/>
+              </w:rPr>
+            </w:pPr>
           </w:p>
         </w:tc>
         <w:tc>
@@ -9479,17 +9448,6 @@
                 <w:lang w:val="en-US"/>
               </w:rPr>
             </w:pPr>
-            <m:oMathPara>
-              <m:oMath>
-                <m:r>
-                  <w:rPr>
-                    <w:rFonts w:ascii="Cambria Math" w:eastAsia="Calibri" w:hAnsi="Cambria Math" w:cs="Times New Roman"/>
-                    <w:lang w:val="en-US"/>
-                  </w:rPr>
-                  <m:t>0</m:t>
-                </m:r>
-              </m:oMath>
-            </m:oMathPara>
           </w:p>
         </w:tc>
         <w:tc>
@@ -9506,17 +9464,6 @@
                 <w:lang w:val="en-US"/>
               </w:rPr>
             </w:pPr>
-            <m:oMathPara>
-              <m:oMath>
-                <m:r>
-                  <w:rPr>
-                    <w:rFonts w:ascii="Cambria Math" w:hAnsi="Cambria Math"/>
-                    <w:lang w:val="en-US"/>
-                  </w:rPr>
-                  <m:t>1</m:t>
-                </m:r>
-              </m:oMath>
-            </m:oMathPara>
           </w:p>
         </w:tc>
         <w:tc>
@@ -9619,17 +9566,6 @@
                 <w:i/>
               </w:rPr>
             </w:pPr>
-            <m:oMathPara>
-              <m:oMath>
-                <m:r>
-                  <w:rPr>
-                    <w:rFonts w:ascii="Cambria Math" w:hAnsi="Cambria Math"/>
-                    <w:lang w:val="en-US"/>
-                  </w:rPr>
-                  <m:t>-4</m:t>
-                </m:r>
-              </m:oMath>
-            </m:oMathPara>
           </w:p>
         </w:tc>
         <w:tc>
@@ -9649,17 +9585,6 @@
                 <w:lang w:val="en-US"/>
               </w:rPr>
             </w:pPr>
-            <m:oMathPara>
-              <m:oMath>
-                <m:r>
-                  <w:rPr>
-                    <w:rFonts w:ascii="Cambria Math" w:hAnsi="Cambria Math"/>
-                    <w:lang w:val="en-US"/>
-                  </w:rPr>
-                  <m:t>6</m:t>
-                </m:r>
-              </m:oMath>
-            </m:oMathPara>
           </w:p>
         </w:tc>
         <w:tc>
@@ -9675,17 +9600,6 @@
                 <w:i/>
               </w:rPr>
             </w:pPr>
-            <m:oMathPara>
-              <m:oMath>
-                <m:r>
-                  <w:rPr>
-                    <w:rFonts w:ascii="Cambria Math" w:hAnsi="Cambria Math"/>
-                    <w:lang w:val="en-US"/>
-                  </w:rPr>
-                  <m:t>-2</m:t>
-                </m:r>
-              </m:oMath>
-            </m:oMathPara>
           </w:p>
         </w:tc>
         <w:tc>
@@ -9701,17 +9615,6 @@
                 <w:lang w:val="en-US"/>
               </w:rPr>
             </w:pPr>
-            <m:oMathPara>
-              <m:oMath>
-                <m:r>
-                  <w:rPr>
-                    <w:rFonts w:ascii="Cambria Math" w:eastAsia="Calibri" w:hAnsi="Cambria Math" w:cs="Times New Roman"/>
-                    <w:lang w:val="en-US"/>
-                  </w:rPr>
-                  <m:t>-M</m:t>
-                </m:r>
-              </m:oMath>
-            </m:oMathPara>
           </w:p>
         </w:tc>
         <w:tc>
@@ -9728,16 +9631,6 @@
                 <w:lang w:val="en-US"/>
               </w:rPr>
             </w:pPr>
-            <m:oMathPara>
-              <m:oMath>
-                <m:r>
-                  <w:rPr>
-                    <w:rFonts w:ascii="Cambria Math" w:hAnsi="Cambria Math"/>
-                  </w:rPr>
-                  <m:t>0</m:t>
-                </m:r>
-              </m:oMath>
-            </m:oMathPara>
           </w:p>
         </w:tc>
         <w:tc>
@@ -9866,17 +9759,6 @@
                 <w:i/>
               </w:rPr>
             </w:pPr>
-            <m:oMathPara>
-              <m:oMath>
-                <m:r>
-                  <w:rPr>
-                    <w:rFonts w:ascii="Cambria Math" w:hAnsi="Cambria Math"/>
-                    <w:lang w:val="en-US"/>
-                  </w:rPr>
-                  <m:t>-7</m:t>
-                </m:r>
-              </m:oMath>
-            </m:oMathPara>
           </w:p>
         </w:tc>
         <w:tc>
@@ -9891,17 +9773,11 @@
             <w:pPr>
               <w:pStyle w:val="ae"/>
               <w:jc w:val="center"/>
-            </w:pPr>
-            <m:oMathPara>
-              <m:oMath>
-                <m:r>
-                  <w:rPr>
-                    <w:rFonts w:ascii="Cambria Math" w:hAnsi="Cambria Math"/>
-                  </w:rPr>
-                  <m:t>4</m:t>
-                </m:r>
-              </m:oMath>
-            </m:oMathPara>
+              <w:rPr>
+                <w:i/>
+                <w:lang w:val="en-US"/>
+              </w:rPr>
+            </w:pPr>
           </w:p>
         </w:tc>
         <w:tc>
@@ -9917,17 +9793,6 @@
                 <w:i/>
               </w:rPr>
             </w:pPr>
-            <m:oMathPara>
-              <m:oMath>
-                <m:r>
-                  <w:rPr>
-                    <w:rFonts w:ascii="Cambria Math" w:hAnsi="Cambria Math"/>
-                    <w:lang w:val="en-US"/>
-                  </w:rPr>
-                  <m:t>-2</m:t>
-                </m:r>
-              </m:oMath>
-            </m:oMathPara>
           </w:p>
         </w:tc>
         <w:tc>
@@ -9943,17 +9808,6 @@
                 <w:lang w:val="en-US"/>
               </w:rPr>
             </w:pPr>
-            <m:oMathPara>
-              <m:oMath>
-                <m:r>
-                  <w:rPr>
-                    <w:rFonts w:ascii="Cambria Math" w:eastAsia="Calibri" w:hAnsi="Cambria Math" w:cs="Times New Roman"/>
-                    <w:lang w:val="en-US"/>
-                  </w:rPr>
-                  <m:t>0</m:t>
-                </m:r>
-              </m:oMath>
-            </m:oMathPara>
           </w:p>
         </w:tc>
         <w:tc>
@@ -9969,17 +9823,6 @@
                 <w:lang w:val="en-US"/>
               </w:rPr>
             </w:pPr>
-            <m:oMathPara>
-              <m:oMath>
-                <m:r>
-                  <w:rPr>
-                    <w:rFonts w:ascii="Cambria Math" w:hAnsi="Cambria Math"/>
-                    <w:lang w:val="en-US"/>
-                  </w:rPr>
-                  <m:t>0</m:t>
-                </m:r>
-              </m:oMath>
-            </m:oMathPara>
           </w:p>
         </w:tc>
         <w:tc>
@@ -10033,6 +9876,14 @@
         </w:tc>
       </w:tr>
     </w:tbl>
+    <w:p>
+      <w:pPr>
+        <w:rPr>
+          <w:rFonts w:eastAsiaTheme="minorEastAsia"/>
+          <w:lang w:val="en-US"/>
+        </w:rPr>
+      </w:pPr>
+    </w:p>
     <w:p>
       <w:pPr>
         <w:rPr>
@@ -11026,7 +10877,6 @@
                 <m:r>
                   <w:rPr>
                     <w:rFonts w:ascii="Cambria Math" w:hAnsi="Cambria Math" w:cs="Times New Roman"/>
-                    <w:sz w:val="28"/>
                     <w:lang w:val="en-US"/>
                   </w:rPr>
                   <m:t>БР/</m:t>
@@ -11036,7 +10886,6 @@
                     <w:rFonts w:ascii="Cambria Math" w:hAnsi="Cambria Math" w:cs="Times New Roman"/>
                     <w:i/>
                     <w:noProof/>
-                    <w:sz w:val="28"/>
                     <w:lang w:eastAsia="ru-RU"/>
                   </w:rPr>
                   <w:drawing>
@@ -11297,14 +11146,7 @@
                     <w:rFonts w:ascii="Cambria Math" w:eastAsia="Times New Roman" w:hAnsi="Cambria Math" w:cs="Times New Roman"/>
                     <w:lang w:val="en-US"/>
                   </w:rPr>
-                  <m:t>1</m:t>
-                </m:r>
-                <m:r>
-                  <w:rPr>
-                    <w:rFonts w:ascii="Cambria Math" w:eastAsia="Times New Roman" w:hAnsi="Cambria Math" w:cs="Times New Roman"/>
-                    <w:lang w:val="en-US"/>
-                  </w:rPr>
-                  <m:t>/3</m:t>
+                  <m:t>1/3</m:t>
                 </m:r>
               </m:oMath>
             </m:oMathPara>
@@ -11436,6 +11278,10 @@
             <w:pPr>
               <w:pStyle w:val="ae"/>
               <w:jc w:val="center"/>
+              <w:rPr>
+                <w:i/>
+                <w:lang w:val="en-US"/>
+              </w:rPr>
             </w:pPr>
             <m:oMathPara>
               <m:oMath>
@@ -13417,14 +13263,6 @@
     </w:p>
     <w:p>
       <w:pPr>
-        <w:rPr>
-          <w:rFonts w:eastAsiaTheme="minorEastAsia"/>
-          <w:lang w:val="en-US"/>
-        </w:rPr>
-      </w:pPr>
-    </w:p>
-    <w:p>
-      <w:pPr>
         <w:ind w:firstLine="0"/>
         <w:rPr>
           <w:rFonts w:eastAsiaTheme="minorEastAsia"/>
@@ -14039,7 +13877,6 @@
                 <m:r>
                   <w:rPr>
                     <w:rFonts w:ascii="Cambria Math" w:hAnsi="Cambria Math" w:cs="Times New Roman"/>
-                    <w:sz w:val="28"/>
                     <w:lang w:val="en-US"/>
                   </w:rPr>
                   <m:t>БР/</m:t>
@@ -14049,7 +13886,6 @@
                     <w:rFonts w:ascii="Cambria Math" w:hAnsi="Cambria Math" w:cs="Times New Roman"/>
                     <w:i/>
                     <w:noProof/>
-                    <w:sz w:val="28"/>
                     <w:lang w:eastAsia="ru-RU"/>
                   </w:rPr>
                   <w:drawing>
@@ -14311,14 +14147,7 @@
                     <w:rFonts w:ascii="Cambria Math" w:eastAsia="Times New Roman" w:hAnsi="Cambria Math" w:cs="Times New Roman"/>
                     <w:lang w:val="en-US"/>
                   </w:rPr>
-                  <m:t>1</m:t>
-                </m:r>
-                <m:r>
-                  <w:rPr>
-                    <w:rFonts w:ascii="Cambria Math" w:eastAsia="Times New Roman" w:hAnsi="Cambria Math" w:cs="Times New Roman"/>
-                    <w:lang w:val="en-US"/>
-                  </w:rPr>
-                  <m:t>/3</m:t>
+                  <m:t>1/3</m:t>
                 </m:r>
               </m:oMath>
             </m:oMathPara>
@@ -15732,7 +15561,7 @@
         <w:rPr>
           <w:rFonts w:eastAsiaTheme="minorEastAsia"/>
           <w:iCs/>
-          <w:lang w:val="en-US"/>
+          <w:lang w:val="ru-RU"/>
         </w:rPr>
       </w:pPr>
       <m:oMathPara>
@@ -16123,24 +15952,26 @@
     <w:tbl>
       <w:tblPr>
         <w:tblStyle w:val="ad"/>
-        <w:tblW w:w="0" w:type="auto"/>
+        <w:tblW w:w="10632" w:type="dxa"/>
+        <w:tblInd w:w="-993" w:type="dxa"/>
+        <w:tblLayout w:type="fixed"/>
         <w:tblLook w:val="04A0" w:firstRow="1" w:lastRow="0" w:firstColumn="1" w:lastColumn="0" w:noHBand="0" w:noVBand="1"/>
       </w:tblPr>
       <w:tblGrid>
-        <w:gridCol w:w="1041"/>
-        <w:gridCol w:w="1043"/>
-        <w:gridCol w:w="1037"/>
-        <w:gridCol w:w="1274"/>
-        <w:gridCol w:w="902"/>
-        <w:gridCol w:w="1082"/>
-        <w:gridCol w:w="1276"/>
-        <w:gridCol w:w="876"/>
-        <w:gridCol w:w="1102"/>
+        <w:gridCol w:w="567"/>
+        <w:gridCol w:w="568"/>
+        <w:gridCol w:w="567"/>
+        <w:gridCol w:w="1701"/>
+        <w:gridCol w:w="1418"/>
+        <w:gridCol w:w="1701"/>
+        <w:gridCol w:w="1701"/>
+        <w:gridCol w:w="1417"/>
+        <w:gridCol w:w="992"/>
       </w:tblGrid>
       <w:tr>
         <w:tc>
           <w:tcPr>
-            <w:tcW w:w="1041" w:type="dxa"/>
+            <w:tcW w:w="567" w:type="dxa"/>
             <w:tcBorders>
               <w:top w:val="nil"/>
               <w:left w:val="nil"/>
@@ -16158,7 +15989,7 @@
         </w:tc>
         <w:tc>
           <w:tcPr>
-            <w:tcW w:w="1043" w:type="dxa"/>
+            <w:tcW w:w="568" w:type="dxa"/>
             <w:tcBorders>
               <w:top w:val="nil"/>
               <w:left w:val="nil"/>
@@ -16176,7 +16007,7 @@
         </w:tc>
         <w:tc>
           <w:tcPr>
-            <w:tcW w:w="1037" w:type="dxa"/>
+            <w:tcW w:w="567" w:type="dxa"/>
             <w:tcBorders>
               <w:top w:val="nil"/>
               <w:left w:val="nil"/>
@@ -16194,7 +16025,7 @@
         </w:tc>
         <w:tc>
           <w:tcPr>
-            <w:tcW w:w="1274" w:type="dxa"/>
+            <w:tcW w:w="1701" w:type="dxa"/>
             <w:tcBorders>
               <w:left w:val="single" w:sz="4" w:space="0" w:color="auto"/>
             </w:tcBorders>
@@ -16223,7 +16054,7 @@
         </w:tc>
         <w:tc>
           <w:tcPr>
-            <w:tcW w:w="902" w:type="dxa"/>
+            <w:tcW w:w="1418" w:type="dxa"/>
             <w:vAlign w:val="center"/>
           </w:tcPr>
           <w:p>
@@ -16249,7 +16080,7 @@
         </w:tc>
         <w:tc>
           <w:tcPr>
-            <w:tcW w:w="1082" w:type="dxa"/>
+            <w:tcW w:w="1701" w:type="dxa"/>
             <w:vAlign w:val="center"/>
           </w:tcPr>
           <w:p>
@@ -16275,7 +16106,7 @@
         </w:tc>
         <w:tc>
           <w:tcPr>
-            <w:tcW w:w="1276" w:type="dxa"/>
+            <w:tcW w:w="1701" w:type="dxa"/>
           </w:tcPr>
           <w:p>
             <w:pPr>
@@ -16301,7 +16132,7 @@
         </w:tc>
         <w:tc>
           <w:tcPr>
-            <w:tcW w:w="876" w:type="dxa"/>
+            <w:tcW w:w="1417" w:type="dxa"/>
             <w:vAlign w:val="center"/>
           </w:tcPr>
           <w:p>
@@ -16323,7 +16154,7 @@
         </w:tc>
         <w:tc>
           <w:tcPr>
-            <w:tcW w:w="1102" w:type="dxa"/>
+            <w:tcW w:w="992" w:type="dxa"/>
             <w:vAlign w:val="center"/>
           </w:tcPr>
           <w:p>
@@ -16373,7 +16204,7 @@
         </w:trPr>
         <w:tc>
           <w:tcPr>
-            <w:tcW w:w="1041" w:type="dxa"/>
+            <w:tcW w:w="567" w:type="dxa"/>
             <w:tcBorders>
               <w:top w:val="single" w:sz="4" w:space="0" w:color="auto"/>
             </w:tcBorders>
@@ -16424,7 +16255,7 @@
         </w:tc>
         <w:tc>
           <w:tcPr>
-            <w:tcW w:w="1043" w:type="dxa"/>
+            <w:tcW w:w="568" w:type="dxa"/>
             <w:tcBorders>
               <w:top w:val="single" w:sz="4" w:space="0" w:color="auto"/>
             </w:tcBorders>
@@ -16449,7 +16280,7 @@
         </w:tc>
         <w:tc>
           <w:tcPr>
-            <w:tcW w:w="1037" w:type="dxa"/>
+            <w:tcW w:w="567" w:type="dxa"/>
             <w:tcBorders>
               <w:top w:val="single" w:sz="4" w:space="0" w:color="auto"/>
             </w:tcBorders>
@@ -16474,7 +16305,7 @@
         </w:tc>
         <w:tc>
           <w:tcPr>
-            <w:tcW w:w="1274" w:type="dxa"/>
+            <w:tcW w:w="1701" w:type="dxa"/>
             <w:vAlign w:val="center"/>
           </w:tcPr>
           <w:p>
@@ -16523,7 +16354,7 @@
         </w:tc>
         <w:tc>
           <w:tcPr>
-            <w:tcW w:w="902" w:type="dxa"/>
+            <w:tcW w:w="1418" w:type="dxa"/>
             <w:vAlign w:val="center"/>
           </w:tcPr>
           <w:p>
@@ -16568,7 +16399,7 @@
         </w:tc>
         <w:tc>
           <w:tcPr>
-            <w:tcW w:w="1082" w:type="dxa"/>
+            <w:tcW w:w="1701" w:type="dxa"/>
             <w:vAlign w:val="center"/>
           </w:tcPr>
           <w:p>
@@ -16617,7 +16448,7 @@
         </w:tc>
         <w:tc>
           <w:tcPr>
-            <w:tcW w:w="1276" w:type="dxa"/>
+            <w:tcW w:w="1701" w:type="dxa"/>
           </w:tcPr>
           <w:p>
             <w:pPr>
@@ -16665,7 +16496,7 @@
         </w:tc>
         <w:tc>
           <w:tcPr>
-            <w:tcW w:w="876" w:type="dxa"/>
+            <w:tcW w:w="1417" w:type="dxa"/>
             <w:vAlign w:val="center"/>
           </w:tcPr>
           <w:p>
@@ -16713,7 +16544,7 @@
         </w:tc>
         <w:tc>
           <w:tcPr>
-            <w:tcW w:w="1102" w:type="dxa"/>
+            <w:tcW w:w="992" w:type="dxa"/>
             <w:vAlign w:val="center"/>
           </w:tcPr>
           <w:p>
@@ -16726,7 +16557,6 @@
                 <m:r>
                   <w:rPr>
                     <w:rFonts w:ascii="Cambria Math" w:hAnsi="Cambria Math" w:cs="Times New Roman"/>
-                    <w:sz w:val="28"/>
                     <w:lang w:val="en-US"/>
                   </w:rPr>
                   <m:t>БР/</m:t>
@@ -16736,7 +16566,6 @@
                     <w:rFonts w:ascii="Cambria Math" w:hAnsi="Cambria Math" w:cs="Times New Roman"/>
                     <w:i/>
                     <w:noProof/>
-                    <w:sz w:val="28"/>
                     <w:lang w:eastAsia="ru-RU"/>
                   </w:rPr>
                   <w:drawing>
@@ -16784,7 +16613,7 @@
         </w:trPr>
         <w:tc>
           <w:tcPr>
-            <w:tcW w:w="1041" w:type="dxa"/>
+            <w:tcW w:w="567" w:type="dxa"/>
             <w:tcBorders>
               <w:bottom w:val="single" w:sz="4" w:space="0" w:color="auto"/>
             </w:tcBorders>
@@ -16812,7 +16641,7 @@
         </w:tc>
         <w:tc>
           <w:tcPr>
-            <w:tcW w:w="1043" w:type="dxa"/>
+            <w:tcW w:w="568" w:type="dxa"/>
             <w:tcBorders>
               <w:bottom w:val="single" w:sz="4" w:space="0" w:color="auto"/>
             </w:tcBorders>
@@ -16857,7 +16686,7 @@
         </w:tc>
         <w:tc>
           <w:tcPr>
-            <w:tcW w:w="1037" w:type="dxa"/>
+            <w:tcW w:w="567" w:type="dxa"/>
             <w:tcBorders>
               <w:bottom w:val="single" w:sz="4" w:space="0" w:color="auto"/>
             </w:tcBorders>
@@ -16887,7 +16716,7 @@
         </w:tc>
         <w:tc>
           <w:tcPr>
-            <w:tcW w:w="1274" w:type="dxa"/>
+            <w:tcW w:w="1701" w:type="dxa"/>
             <w:vAlign w:val="center"/>
           </w:tcPr>
           <w:p>
@@ -16901,26 +16730,150 @@
             </w:pPr>
             <m:oMathPara>
               <m:oMath>
-                <m:r>
-                  <w:rPr>
-                    <w:rFonts w:ascii="Cambria Math" w:hAnsi="Cambria Math"/>
-                  </w:rPr>
-                  <m:t>-2/</m:t>
-                </m:r>
                 <m:r>
                   <w:rPr>
                     <w:rFonts w:ascii="Cambria Math" w:hAnsi="Cambria Math"/>
                     <w:lang w:val="en-US"/>
                   </w:rPr>
-                  <m:t>3</m:t>
+                  <m:t>-</m:t>
                 </m:r>
-              </m:oMath>
-            </m:oMathPara>
-          </w:p>
-        </w:tc>
-        <w:tc>
-          <w:tcPr>
-            <w:tcW w:w="902" w:type="dxa"/>
+                <m:f>
+                  <m:fPr>
+                    <m:ctrlPr>
+                      <w:rPr>
+                        <w:rFonts w:ascii="Cambria Math" w:hAnsi="Cambria Math"/>
+                        <w:i/>
+                        <w:lang w:val="en-US"/>
+                      </w:rPr>
+                    </m:ctrlPr>
+                  </m:fPr>
+                  <m:num>
+                    <m:r>
+                      <w:rPr>
+                        <w:rFonts w:ascii="Cambria Math" w:hAnsi="Cambria Math"/>
+                        <w:lang w:val="en-US"/>
+                      </w:rPr>
+                      <m:t>2</m:t>
+                    </m:r>
+                  </m:num>
+                  <m:den>
+                    <m:r>
+                      <w:rPr>
+                        <w:rFonts w:ascii="Cambria Math" w:hAnsi="Cambria Math"/>
+                        <w:lang w:val="en-US"/>
+                      </w:rPr>
+                      <m:t>3</m:t>
+                    </m:r>
+                  </m:den>
+                </m:f>
+                <m:r>
+                  <w:rPr>
+                    <w:rFonts w:ascii="Cambria Math" w:hAnsi="Cambria Math"/>
+                    <w:lang w:val="en-US"/>
+                  </w:rPr>
+                  <m:t>-</m:t>
+                </m:r>
+                <m:f>
+                  <m:fPr>
+                    <m:ctrlPr>
+                      <w:rPr>
+                        <w:rFonts w:ascii="Cambria Math" w:hAnsi="Cambria Math"/>
+                        <w:i/>
+                        <w:lang w:val="en-US"/>
+                      </w:rPr>
+                    </m:ctrlPr>
+                  </m:fPr>
+                  <m:num>
+                    <m:f>
+                      <m:fPr>
+                        <m:ctrlPr>
+                          <w:rPr>
+                            <w:rFonts w:ascii="Cambria Math" w:hAnsi="Cambria Math"/>
+                            <w:i/>
+                            <w:lang w:val="en-US"/>
+                          </w:rPr>
+                        </m:ctrlPr>
+                      </m:fPr>
+                      <m:num>
+                        <m:r>
+                          <w:rPr>
+                            <w:rFonts w:ascii="Cambria Math" w:hAnsi="Cambria Math"/>
+                            <w:lang w:val="en-US"/>
+                          </w:rPr>
+                          <m:t>-1</m:t>
+                        </m:r>
+                      </m:num>
+                      <m:den>
+                        <m:r>
+                          <w:rPr>
+                            <w:rFonts w:ascii="Cambria Math" w:hAnsi="Cambria Math"/>
+                            <w:lang w:val="en-US"/>
+                          </w:rPr>
+                          <m:t>3</m:t>
+                        </m:r>
+                      </m:den>
+                    </m:f>
+                    <m:r>
+                      <w:rPr>
+                        <w:rFonts w:ascii="Cambria Math" w:hAnsi="Cambria Math"/>
+                        <w:lang w:val="en-US"/>
+                      </w:rPr>
+                      <m:t>*</m:t>
+                    </m:r>
+                    <m:f>
+                      <m:fPr>
+                        <m:ctrlPr>
+                          <w:rPr>
+                            <w:rFonts w:ascii="Cambria Math" w:hAnsi="Cambria Math"/>
+                            <w:i/>
+                            <w:lang w:val="en-US"/>
+                          </w:rPr>
+                        </m:ctrlPr>
+                      </m:fPr>
+                      <m:num>
+                        <m:r>
+                          <w:rPr>
+                            <w:rFonts w:ascii="Cambria Math" w:hAnsi="Cambria Math"/>
+                            <w:lang w:val="en-US"/>
+                          </w:rPr>
+                          <m:t>11</m:t>
+                        </m:r>
+                      </m:num>
+                      <m:den>
+                        <m:r>
+                          <w:rPr>
+                            <w:rFonts w:ascii="Cambria Math" w:hAnsi="Cambria Math"/>
+                            <w:lang w:val="en-US"/>
+                          </w:rPr>
+                          <m:t>3</m:t>
+                        </m:r>
+                      </m:den>
+                    </m:f>
+                  </m:num>
+                  <m:den>
+                    <m:r>
+                      <w:rPr>
+                        <w:rFonts w:ascii="Cambria Math" w:hAnsi="Cambria Math"/>
+                        <w:lang w:val="en-US"/>
+                      </w:rPr>
+                      <m:t xml:space="preserve">4/ </m:t>
+                    </m:r>
+                    <m:r>
+                      <w:rPr>
+                        <w:rFonts w:ascii="Cambria Math" w:hAnsi="Cambria Math"/>
+                        <w:lang w:val="en-US"/>
+                      </w:rPr>
+                      <m:t>3</m:t>
+                    </m:r>
+                  </m:den>
+                </m:f>
+              </m:oMath>
+            </m:oMathPara>
+          </w:p>
+        </w:tc>
+        <w:tc>
+          <w:tcPr>
+            <w:tcW w:w="1418" w:type="dxa"/>
             <w:vAlign w:val="center"/>
           </w:tcPr>
           <w:p>
@@ -16941,13 +16894,85 @@
                   </w:rPr>
                   <m:t>1</m:t>
                 </m:r>
-              </m:oMath>
-            </m:oMathPara>
-          </w:p>
-        </w:tc>
-        <w:tc>
-          <w:tcPr>
-            <w:tcW w:w="1082" w:type="dxa"/>
+                <m:r>
+                  <w:rPr>
+                    <w:rFonts w:ascii="Cambria Math" w:hAnsi="Cambria Math"/>
+                    <w:lang w:val="en-US"/>
+                  </w:rPr>
+                  <m:t>-</m:t>
+                </m:r>
+                <m:f>
+                  <m:fPr>
+                    <m:ctrlPr>
+                      <w:rPr>
+                        <w:rFonts w:ascii="Cambria Math" w:hAnsi="Cambria Math"/>
+                        <w:i/>
+                        <w:lang w:val="en-US"/>
+                      </w:rPr>
+                    </m:ctrlPr>
+                  </m:fPr>
+                  <m:num>
+                    <m:r>
+                      <w:rPr>
+                        <w:rFonts w:ascii="Cambria Math" w:hAnsi="Cambria Math"/>
+                        <w:lang w:val="en-US"/>
+                      </w:rPr>
+                      <m:t>-</m:t>
+                    </m:r>
+                    <m:f>
+                      <m:fPr>
+                        <m:ctrlPr>
+                          <w:rPr>
+                            <w:rFonts w:ascii="Cambria Math" w:hAnsi="Cambria Math"/>
+                            <w:i/>
+                            <w:lang w:val="en-US"/>
+                          </w:rPr>
+                        </m:ctrlPr>
+                      </m:fPr>
+                      <m:num>
+                        <m:r>
+                          <w:rPr>
+                            <w:rFonts w:ascii="Cambria Math" w:hAnsi="Cambria Math"/>
+                            <w:lang w:val="en-US"/>
+                          </w:rPr>
+                          <m:t>1</m:t>
+                        </m:r>
+                      </m:num>
+                      <m:den>
+                        <m:r>
+                          <w:rPr>
+                            <w:rFonts w:ascii="Cambria Math" w:hAnsi="Cambria Math"/>
+                            <w:lang w:val="en-US"/>
+                          </w:rPr>
+                          <m:t>3</m:t>
+                        </m:r>
+                      </m:den>
+                    </m:f>
+                    <m:r>
+                      <w:rPr>
+                        <w:rFonts w:ascii="Cambria Math" w:hAnsi="Cambria Math"/>
+                        <w:lang w:val="en-US"/>
+                      </w:rPr>
+                      <m:t>*0</m:t>
+                    </m:r>
+                  </m:num>
+                  <m:den>
+                    <m:r>
+                      <w:rPr>
+                        <w:rFonts w:ascii="Cambria Math" w:hAnsi="Cambria Math"/>
+                        <w:lang w:val="en-US"/>
+                      </w:rPr>
+                      <m:t>4/3</m:t>
+                    </m:r>
+                  </m:den>
+                </m:f>
+              </m:oMath>
+            </m:oMathPara>
+          </w:p>
+        </w:tc>
+        <w:tc>
+          <w:tcPr>
+            <w:tcW w:w="1701" w:type="dxa"/>
             <w:vAlign w:val="center"/>
           </w:tcPr>
           <w:p>
@@ -16959,33 +16984,145 @@
                 <w:lang w:val="en-US"/>
               </w:rPr>
             </w:pPr>
-            <w:r>
-              <w:rPr>
-                <w:rFonts w:eastAsiaTheme="minorEastAsia"/>
-                <w:lang w:val="en-US"/>
-              </w:rPr>
-              <w:t>-</w:t>
-            </w:r>
-            <m:oMath>
-              <m:r>
-                <w:rPr>
-                  <w:rFonts w:ascii="Cambria Math" w:hAnsi="Cambria Math"/>
-                </w:rPr>
-                <m:t>1/</m:t>
-              </m:r>
-              <m:r>
-                <w:rPr>
-                  <w:rFonts w:ascii="Cambria Math" w:hAnsi="Cambria Math"/>
-                  <w:lang w:val="en-US"/>
-                </w:rPr>
-                <m:t>3</m:t>
-              </m:r>
-            </m:oMath>
-          </w:p>
-        </w:tc>
-        <w:tc>
-          <w:tcPr>
-            <w:tcW w:w="1276" w:type="dxa"/>
+            <m:oMathPara>
+              <m:oMath>
+                <m:r>
+                  <w:rPr>
+                    <w:rFonts w:ascii="Cambria Math" w:hAnsi="Cambria Math"/>
+                    <w:lang w:val="en-US"/>
+                  </w:rPr>
+                  <m:t>-</m:t>
+                </m:r>
+                <m:f>
+                  <m:fPr>
+                    <m:ctrlPr>
+                      <w:rPr>
+                        <w:rFonts w:ascii="Cambria Math" w:hAnsi="Cambria Math"/>
+                        <w:i/>
+                        <w:lang w:val="en-US"/>
+                      </w:rPr>
+                    </m:ctrlPr>
+                  </m:fPr>
+                  <m:num>
+                    <m:r>
+                      <w:rPr>
+                        <w:rFonts w:ascii="Cambria Math" w:hAnsi="Cambria Math"/>
+                        <w:lang w:val="en-US"/>
+                      </w:rPr>
+                      <m:t>1</m:t>
+                    </m:r>
+                  </m:num>
+                  <m:den>
+                    <m:r>
+                      <w:rPr>
+                        <w:rFonts w:ascii="Cambria Math" w:hAnsi="Cambria Math"/>
+                        <w:lang w:val="en-US"/>
+                      </w:rPr>
+                      <m:t>3</m:t>
+                    </m:r>
+                  </m:den>
+                </m:f>
+                <m:r>
+                  <w:rPr>
+                    <w:rFonts w:ascii="Cambria Math" w:hAnsi="Cambria Math"/>
+                    <w:lang w:val="en-US"/>
+                  </w:rPr>
+                  <m:t>-</m:t>
+                </m:r>
+                <m:f>
+                  <m:fPr>
+                    <m:ctrlPr>
+                      <w:rPr>
+                        <w:rFonts w:ascii="Cambria Math" w:hAnsi="Cambria Math"/>
+                        <w:i/>
+                        <w:lang w:val="en-US"/>
+                      </w:rPr>
+                    </m:ctrlPr>
+                  </m:fPr>
+                  <m:num>
+                    <m:f>
+                      <m:fPr>
+                        <m:ctrlPr>
+                          <w:rPr>
+                            <w:rFonts w:ascii="Cambria Math" w:hAnsi="Cambria Math"/>
+                            <w:i/>
+                            <w:lang w:val="en-US"/>
+                          </w:rPr>
+                        </m:ctrlPr>
+                      </m:fPr>
+                      <m:num>
+                        <m:r>
+                          <w:rPr>
+                            <w:rFonts w:ascii="Cambria Math" w:hAnsi="Cambria Math"/>
+                            <w:lang w:val="en-US"/>
+                          </w:rPr>
+                          <m:t>4</m:t>
+                        </m:r>
+                      </m:num>
+                      <m:den>
+                        <m:r>
+                          <w:rPr>
+                            <w:rFonts w:ascii="Cambria Math" w:hAnsi="Cambria Math"/>
+                            <w:lang w:val="en-US"/>
+                          </w:rPr>
+                          <m:t>3</m:t>
+                        </m:r>
+                      </m:den>
+                    </m:f>
+                    <m:r>
+                      <w:rPr>
+                        <w:rFonts w:ascii="Cambria Math" w:hAnsi="Cambria Math"/>
+                        <w:lang w:val="en-US"/>
+                      </w:rPr>
+                      <m:t>*-</m:t>
+                    </m:r>
+                    <m:f>
+                      <m:fPr>
+                        <m:ctrlPr>
+                          <w:rPr>
+                            <w:rFonts w:ascii="Cambria Math" w:hAnsi="Cambria Math"/>
+                            <w:i/>
+                            <w:lang w:val="en-US"/>
+                          </w:rPr>
+                        </m:ctrlPr>
+                      </m:fPr>
+                      <m:num>
+                        <m:r>
+                          <w:rPr>
+                            <w:rFonts w:ascii="Cambria Math" w:hAnsi="Cambria Math"/>
+                            <w:lang w:val="en-US"/>
+                          </w:rPr>
+                          <m:t>1</m:t>
+                        </m:r>
+                      </m:num>
+                      <m:den>
+                        <m:r>
+                          <w:rPr>
+                            <w:rFonts w:ascii="Cambria Math" w:hAnsi="Cambria Math"/>
+                            <w:lang w:val="en-US"/>
+                          </w:rPr>
+                          <m:t>3</m:t>
+                        </m:r>
+                      </m:den>
+                    </m:f>
+                  </m:num>
+                  <m:den>
+                    <m:r>
+                      <w:rPr>
+                        <w:rFonts w:ascii="Cambria Math" w:hAnsi="Cambria Math"/>
+                        <w:lang w:val="en-US"/>
+                      </w:rPr>
+                      <m:t>4/3</m:t>
+                    </m:r>
+                  </m:den>
+                </m:f>
+              </m:oMath>
+            </m:oMathPara>
+          </w:p>
+        </w:tc>
+        <w:tc>
+          <w:tcPr>
+            <w:tcW w:w="1701" w:type="dxa"/>
           </w:tcPr>
           <w:p>
             <w:pPr>
@@ -16998,27 +17135,143 @@
             </w:pPr>
             <m:oMathPara>
               <m:oMath>
+                <m:f>
+                  <m:fPr>
+                    <m:ctrlPr>
+                      <w:rPr>
+                        <w:rFonts w:ascii="Cambria Math" w:eastAsia="Times New Roman" w:hAnsi="Cambria Math" w:cs="Times New Roman"/>
+                        <w:i/>
+                        <w:lang w:val="en-US"/>
+                      </w:rPr>
+                    </m:ctrlPr>
+                  </m:fPr>
+                  <m:num>
+                    <m:r>
+                      <w:rPr>
+                        <w:rFonts w:ascii="Cambria Math" w:eastAsia="Times New Roman" w:hAnsi="Cambria Math" w:cs="Times New Roman"/>
+                        <w:lang w:val="en-US"/>
+                      </w:rPr>
+                      <m:t>1</m:t>
+                    </m:r>
+                  </m:num>
+                  <m:den>
+                    <m:r>
+                      <w:rPr>
+                        <w:rFonts w:ascii="Cambria Math" w:eastAsia="Times New Roman" w:hAnsi="Cambria Math" w:cs="Times New Roman"/>
+                        <w:lang w:val="en-US"/>
+                      </w:rPr>
+                      <m:t>3</m:t>
+                    </m:r>
+                  </m:den>
+                </m:f>
                 <m:r>
                   <w:rPr>
                     <w:rFonts w:ascii="Cambria Math" w:eastAsia="Times New Roman" w:hAnsi="Cambria Math" w:cs="Times New Roman"/>
                     <w:lang w:val="en-US"/>
                   </w:rPr>
-                  <m:t>1</m:t>
+                  <m:t>-</m:t>
                 </m:r>
-                <m:r>
-                  <w:rPr>
-                    <w:rFonts w:ascii="Cambria Math" w:eastAsia="Times New Roman" w:hAnsi="Cambria Math" w:cs="Times New Roman"/>
-                    <w:lang w:val="en-US"/>
-                  </w:rPr>
-                  <m:t>/3</m:t>
-                </m:r>
-              </m:oMath>
-            </m:oMathPara>
-          </w:p>
-        </w:tc>
-        <w:tc>
-          <w:tcPr>
-            <w:tcW w:w="876" w:type="dxa"/>
+                <m:f>
+                  <m:fPr>
+                    <m:ctrlPr>
+                      <w:rPr>
+                        <w:rFonts w:ascii="Cambria Math" w:eastAsia="Times New Roman" w:hAnsi="Cambria Math" w:cs="Times New Roman"/>
+                        <w:i/>
+                        <w:lang w:val="en-US"/>
+                      </w:rPr>
+                    </m:ctrlPr>
+                  </m:fPr>
+                  <m:num>
+                    <m:r>
+                      <w:rPr>
+                        <w:rFonts w:ascii="Cambria Math" w:eastAsia="Times New Roman" w:hAnsi="Cambria Math" w:cs="Times New Roman"/>
+                        <w:lang w:val="en-US"/>
+                      </w:rPr>
+                      <m:t>-</m:t>
+                    </m:r>
+                    <m:f>
+                      <m:fPr>
+                        <m:ctrlPr>
+                          <w:rPr>
+                            <w:rFonts w:ascii="Cambria Math" w:eastAsia="Times New Roman" w:hAnsi="Cambria Math" w:cs="Times New Roman"/>
+                            <w:i/>
+                            <w:lang w:val="en-US"/>
+                          </w:rPr>
+                        </m:ctrlPr>
+                      </m:fPr>
+                      <m:num>
+                        <m:r>
+                          <w:rPr>
+                            <w:rFonts w:ascii="Cambria Math" w:eastAsia="Times New Roman" w:hAnsi="Cambria Math" w:cs="Times New Roman"/>
+                            <w:lang w:val="en-US"/>
+                          </w:rPr>
+                          <m:t>1</m:t>
+                        </m:r>
+                      </m:num>
+                      <m:den>
+                        <m:r>
+                          <w:rPr>
+                            <w:rFonts w:ascii="Cambria Math" w:eastAsia="Times New Roman" w:hAnsi="Cambria Math" w:cs="Times New Roman"/>
+                            <w:lang w:val="en-US"/>
+                          </w:rPr>
+                          <m:t>3</m:t>
+                        </m:r>
+                      </m:den>
+                    </m:f>
+                    <m:r>
+                      <w:rPr>
+                        <w:rFonts w:ascii="Cambria Math" w:eastAsia="Times New Roman" w:hAnsi="Cambria Math" w:cs="Times New Roman"/>
+                        <w:lang w:val="en-US"/>
+                      </w:rPr>
+                      <m:t>*-</m:t>
+                    </m:r>
+                    <m:f>
+                      <m:fPr>
+                        <m:ctrlPr>
+                          <w:rPr>
+                            <w:rFonts w:ascii="Cambria Math" w:eastAsia="Times New Roman" w:hAnsi="Cambria Math" w:cs="Times New Roman"/>
+                            <w:i/>
+                            <w:lang w:val="en-US"/>
+                          </w:rPr>
+                        </m:ctrlPr>
+                      </m:fPr>
+                      <m:num>
+                        <m:r>
+                          <w:rPr>
+                            <w:rFonts w:ascii="Cambria Math" w:eastAsia="Times New Roman" w:hAnsi="Cambria Math" w:cs="Times New Roman"/>
+                            <w:lang w:val="en-US"/>
+                          </w:rPr>
+                          <m:t>4</m:t>
+                        </m:r>
+                      </m:num>
+                      <m:den>
+                        <m:r>
+                          <w:rPr>
+                            <w:rFonts w:ascii="Cambria Math" w:eastAsia="Times New Roman" w:hAnsi="Cambria Math" w:cs="Times New Roman"/>
+                            <w:lang w:val="en-US"/>
+                          </w:rPr>
+                          <m:t>3</m:t>
+                        </m:r>
+                      </m:den>
+                    </m:f>
+                  </m:num>
+                  <m:den>
+                    <m:r>
+                      <w:rPr>
+                        <w:rFonts w:ascii="Cambria Math" w:eastAsia="Times New Roman" w:hAnsi="Cambria Math" w:cs="Times New Roman"/>
+                        <w:lang w:val="en-US"/>
+                      </w:rPr>
+                      <m:t>4/3</m:t>
+                    </m:r>
+                  </m:den>
+                </m:f>
+              </m:oMath>
+            </m:oMathPara>
+          </w:p>
+        </w:tc>
+        <w:tc>
+          <w:tcPr>
+            <w:tcW w:w="1417" w:type="dxa"/>
             <w:vAlign w:val="center"/>
           </w:tcPr>
           <w:p>
@@ -17039,13 +17292,85 @@
                   </w:rPr>
                   <m:t>0</m:t>
                 </m:r>
-              </m:oMath>
-            </m:oMathPara>
-          </w:p>
-        </w:tc>
-        <w:tc>
-          <w:tcPr>
-            <w:tcW w:w="1102" w:type="dxa"/>
+                <m:r>
+                  <w:rPr>
+                    <w:rFonts w:ascii="Cambria Math" w:hAnsi="Cambria Math"/>
+                    <w:lang w:val="en-US"/>
+                  </w:rPr>
+                  <m:t>-</m:t>
+                </m:r>
+                <m:f>
+                  <m:fPr>
+                    <m:ctrlPr>
+                      <w:rPr>
+                        <w:rFonts w:ascii="Cambria Math" w:hAnsi="Cambria Math"/>
+                        <w:i/>
+                        <w:lang w:val="en-US"/>
+                      </w:rPr>
+                    </m:ctrlPr>
+                  </m:fPr>
+                  <m:num>
+                    <m:f>
+                      <m:fPr>
+                        <m:ctrlPr>
+                          <w:rPr>
+                            <w:rFonts w:ascii="Cambria Math" w:hAnsi="Cambria Math"/>
+                            <w:i/>
+                            <w:lang w:val="en-US"/>
+                          </w:rPr>
+                        </m:ctrlPr>
+                      </m:fPr>
+                      <m:num>
+                        <m:r>
+                          <w:rPr>
+                            <w:rFonts w:ascii="Cambria Math" w:hAnsi="Cambria Math"/>
+                            <w:lang w:val="en-US"/>
+                          </w:rPr>
+                          <m:t>-</m:t>
+                        </m:r>
+                        <m:r>
+                          <w:rPr>
+                            <w:rFonts w:ascii="Cambria Math" w:hAnsi="Cambria Math"/>
+                            <w:lang w:val="en-US"/>
+                          </w:rPr>
+                          <m:t>1</m:t>
+                        </m:r>
+                      </m:num>
+                      <m:den>
+                        <m:r>
+                          <w:rPr>
+                            <w:rFonts w:ascii="Cambria Math" w:hAnsi="Cambria Math"/>
+                            <w:lang w:val="en-US"/>
+                          </w:rPr>
+                          <m:t>3</m:t>
+                        </m:r>
+                      </m:den>
+                    </m:f>
+                    <m:r>
+                      <w:rPr>
+                        <w:rFonts w:ascii="Cambria Math" w:hAnsi="Cambria Math"/>
+                        <w:lang w:val="en-US"/>
+                      </w:rPr>
+                      <m:t>*1</m:t>
+                    </m:r>
+                  </m:num>
+                  <m:den>
+                    <m:r>
+                      <w:rPr>
+                        <w:rFonts w:ascii="Cambria Math" w:hAnsi="Cambria Math"/>
+                        <w:lang w:val="en-US"/>
+                      </w:rPr>
+                      <m:t>4/3</m:t>
+                    </m:r>
+                  </m:den>
+                </m:f>
+              </m:oMath>
+            </m:oMathPara>
+          </w:p>
+        </w:tc>
+        <w:tc>
+          <w:tcPr>
+            <w:tcW w:w="992" w:type="dxa"/>
             <w:vAlign w:val="center"/>
           </w:tcPr>
           <w:p>
@@ -17062,7 +17387,7 @@
       <w:tr>
         <w:tc>
           <w:tcPr>
-            <w:tcW w:w="1041" w:type="dxa"/>
+            <w:tcW w:w="567" w:type="dxa"/>
             <w:tcBorders>
               <w:bottom w:val="single" w:sz="4" w:space="0" w:color="auto"/>
             </w:tcBorders>
@@ -17087,7 +17412,7 @@
         </w:tc>
         <w:tc>
           <w:tcPr>
-            <w:tcW w:w="1043" w:type="dxa"/>
+            <w:tcW w:w="568" w:type="dxa"/>
             <w:tcBorders>
               <w:bottom w:val="single" w:sz="4" w:space="0" w:color="auto"/>
             </w:tcBorders>
@@ -17132,7 +17457,7 @@
         </w:tc>
         <w:tc>
           <w:tcPr>
-            <w:tcW w:w="1037" w:type="dxa"/>
+            <w:tcW w:w="567" w:type="dxa"/>
             <w:tcBorders>
               <w:bottom w:val="single" w:sz="4" w:space="0" w:color="auto"/>
             </w:tcBorders>
@@ -17162,7 +17487,7 @@
         </w:tc>
         <w:tc>
           <w:tcPr>
-            <w:tcW w:w="1274" w:type="dxa"/>
+            <w:tcW w:w="1701" w:type="dxa"/>
             <w:tcBorders>
               <w:bottom w:val="single" w:sz="4" w:space="0" w:color="auto"/>
             </w:tcBorders>
@@ -17179,26 +17504,2081 @@
             </w:pPr>
             <m:oMathPara>
               <m:oMath>
-                <m:r>
-                  <w:rPr>
-                    <w:rFonts w:ascii="Cambria Math" w:hAnsi="Cambria Math"/>
-                  </w:rPr>
-                  <m:t>11/</m:t>
-                </m:r>
+                <m:f>
+                  <m:fPr>
+                    <m:ctrlPr>
+                      <w:rPr>
+                        <w:rFonts w:ascii="Cambria Math" w:hAnsi="Cambria Math"/>
+                        <w:i/>
+                        <w:lang w:val="en-US"/>
+                      </w:rPr>
+                    </m:ctrlPr>
+                  </m:fPr>
+                  <m:num>
+                    <m:r>
+                      <w:rPr>
+                        <w:rFonts w:ascii="Cambria Math" w:hAnsi="Cambria Math"/>
+                        <w:lang w:val="en-US"/>
+                      </w:rPr>
+                      <m:t>11</m:t>
+                    </m:r>
+                  </m:num>
+                  <m:den>
+                    <m:r>
+                      <w:rPr>
+                        <w:rFonts w:ascii="Cambria Math" w:hAnsi="Cambria Math"/>
+                        <w:lang w:val="en-US"/>
+                      </w:rPr>
+                      <m:t>3</m:t>
+                    </m:r>
+                  </m:den>
+                </m:f>
                 <m:r>
                   <w:rPr>
                     <w:rFonts w:ascii="Cambria Math" w:hAnsi="Cambria Math"/>
                     <w:lang w:val="en-US"/>
                   </w:rPr>
-                  <m:t>3</m:t>
+                  <m:t>/</m:t>
                 </m:r>
-              </m:oMath>
-            </m:oMathPara>
-          </w:p>
-        </w:tc>
-        <w:tc>
-          <w:tcPr>
-            <w:tcW w:w="902" w:type="dxa"/>
+                <m:f>
+                  <m:fPr>
+                    <m:ctrlPr>
+                      <w:rPr>
+                        <w:rFonts w:ascii="Cambria Math" w:hAnsi="Cambria Math"/>
+                        <w:i/>
+                        <w:lang w:val="en-US"/>
+                      </w:rPr>
+                    </m:ctrlPr>
+                  </m:fPr>
+                  <m:num>
+                    <m:r>
+                      <w:rPr>
+                        <w:rFonts w:ascii="Cambria Math" w:hAnsi="Cambria Math"/>
+                        <w:lang w:val="en-US"/>
+                      </w:rPr>
+                      <m:t>4</m:t>
+                    </m:r>
+                  </m:num>
+                  <m:den>
+                    <m:r>
+                      <w:rPr>
+                        <w:rFonts w:ascii="Cambria Math" w:hAnsi="Cambria Math"/>
+                        <w:lang w:val="en-US"/>
+                      </w:rPr>
+                      <m:t>3</m:t>
+                    </m:r>
+                  </m:den>
+                </m:f>
+              </m:oMath>
+            </m:oMathPara>
+          </w:p>
+        </w:tc>
+        <w:tc>
+          <w:tcPr>
+            <w:tcW w:w="1418" w:type="dxa"/>
+            <w:vAlign w:val="center"/>
+          </w:tcPr>
+          <w:p>
+            <w:pPr>
+              <w:pStyle w:val="ae"/>
+              <w:jc w:val="center"/>
+              <w:rPr>
+                <w:lang w:val="en-US"/>
+              </w:rPr>
+            </w:pPr>
+            <m:oMath>
+              <m:r>
+                <w:rPr>
+                  <w:rFonts w:ascii="Cambria Math" w:hAnsi="Cambria Math"/>
+                </w:rPr>
+                <m:t>0</m:t>
+              </m:r>
+              <m:r>
+                <w:rPr>
+                  <w:rFonts w:ascii="Cambria Math" w:hAnsi="Cambria Math"/>
+                </w:rPr>
+                <m:t>/</m:t>
+              </m:r>
+              <m:f>
+                <m:fPr>
+                  <m:ctrlPr>
+                    <w:rPr>
+                      <w:rFonts w:ascii="Cambria Math" w:hAnsi="Cambria Math"/>
+                      <w:i/>
+                      <w:lang w:val="en-US"/>
+                    </w:rPr>
+                  </m:ctrlPr>
+                </m:fPr>
+                <m:num>
+                  <m:r>
+                    <w:rPr>
+                      <w:rFonts w:ascii="Cambria Math" w:hAnsi="Cambria Math"/>
+                      <w:lang w:val="en-US"/>
+                    </w:rPr>
+                    <m:t>4</m:t>
+                  </m:r>
+                  <m:ctrlPr>
+                    <w:rPr>
+                      <w:rFonts w:ascii="Cambria Math" w:hAnsi="Cambria Math"/>
+                      <w:i/>
+                    </w:rPr>
+                  </m:ctrlPr>
+                </m:num>
+                <m:den>
+                  <m:r>
+                    <w:rPr>
+                      <w:rFonts w:ascii="Cambria Math" w:hAnsi="Cambria Math"/>
+                      <w:lang w:val="en-US"/>
+                    </w:rPr>
+                    <m:t>3</m:t>
+                  </m:r>
+                </m:den>
+              </m:f>
+            </m:oMath>
+            <w:r>
+              <w:rPr>
+                <w:rFonts w:eastAsiaTheme="minorEastAsia"/>
+                <w:lang w:val="en-US"/>
+              </w:rPr>
+              <w:t xml:space="preserve"> </w:t>
+            </w:r>
+          </w:p>
+        </w:tc>
+        <w:tc>
+          <w:tcPr>
+            <w:tcW w:w="1701" w:type="dxa"/>
+            <w:vAlign w:val="center"/>
+          </w:tcPr>
+          <w:p>
+            <w:pPr>
+              <w:pStyle w:val="ae"/>
+              <w:jc w:val="center"/>
+              <w:rPr>
+                <w:lang w:val="en-US"/>
+              </w:rPr>
+            </w:pPr>
+            <m:oMathPara>
+              <m:oMath>
+                <m:f>
+                  <m:fPr>
+                    <m:ctrlPr>
+                      <w:rPr>
+                        <w:rFonts w:ascii="Cambria Math" w:hAnsi="Cambria Math"/>
+                        <w:i/>
+                        <w:lang w:val="en-US"/>
+                      </w:rPr>
+                    </m:ctrlPr>
+                  </m:fPr>
+                  <m:num>
+                    <m:r>
+                      <w:rPr>
+                        <w:rFonts w:ascii="Cambria Math" w:hAnsi="Cambria Math"/>
+                        <w:lang w:val="en-US"/>
+                      </w:rPr>
+                      <m:t>4</m:t>
+                    </m:r>
+                  </m:num>
+                  <m:den>
+                    <m:r>
+                      <w:rPr>
+                        <w:rFonts w:ascii="Cambria Math" w:hAnsi="Cambria Math"/>
+                        <w:lang w:val="en-US"/>
+                      </w:rPr>
+                      <m:t>3</m:t>
+                    </m:r>
+                  </m:den>
+                </m:f>
+                <m:r>
+                  <w:rPr>
+                    <w:rFonts w:ascii="Cambria Math" w:hAnsi="Cambria Math"/>
+                    <w:lang w:val="en-US"/>
+                  </w:rPr>
+                  <m:t>/</m:t>
+                </m:r>
+                <m:f>
+                  <m:fPr>
+                    <m:ctrlPr>
+                      <w:rPr>
+                        <w:rFonts w:ascii="Cambria Math" w:hAnsi="Cambria Math"/>
+                        <w:i/>
+                        <w:lang w:val="en-US"/>
+                      </w:rPr>
+                    </m:ctrlPr>
+                  </m:fPr>
+                  <m:num>
+                    <m:r>
+                      <w:rPr>
+                        <w:rFonts w:ascii="Cambria Math" w:hAnsi="Cambria Math"/>
+                        <w:lang w:val="en-US"/>
+                      </w:rPr>
+                      <m:t>4</m:t>
+                    </m:r>
+                  </m:num>
+                  <m:den>
+                    <m:r>
+                      <w:rPr>
+                        <w:rFonts w:ascii="Cambria Math" w:hAnsi="Cambria Math"/>
+                        <w:lang w:val="en-US"/>
+                      </w:rPr>
+                      <m:t>3</m:t>
+                    </m:r>
+                  </m:den>
+                </m:f>
+              </m:oMath>
+            </m:oMathPara>
+          </w:p>
+        </w:tc>
+        <w:tc>
+          <w:tcPr>
+            <w:tcW w:w="1701" w:type="dxa"/>
+          </w:tcPr>
+          <w:p>
+            <w:pPr>
+              <w:pStyle w:val="ae"/>
+              <w:jc w:val="center"/>
+              <w:rPr>
+                <w:rFonts w:eastAsia="Calibri" w:cs="Times New Roman"/>
+                <w:lang w:val="en-US"/>
+              </w:rPr>
+            </w:pPr>
+            <m:oMathPara>
+              <m:oMath>
+                <m:r>
+                  <w:rPr>
+                    <w:rFonts w:ascii="Cambria Math" w:eastAsia="Calibri" w:hAnsi="Cambria Math" w:cs="Times New Roman"/>
+                    <w:lang w:val="en-US"/>
+                  </w:rPr>
+                  <m:t>-</m:t>
+                </m:r>
+                <m:f>
+                  <m:fPr>
+                    <m:ctrlPr>
+                      <w:rPr>
+                        <w:rFonts w:ascii="Cambria Math" w:eastAsia="Calibri" w:hAnsi="Cambria Math" w:cs="Times New Roman"/>
+                        <w:i/>
+                        <w:lang w:val="en-US"/>
+                      </w:rPr>
+                    </m:ctrlPr>
+                  </m:fPr>
+                  <m:num>
+                    <m:r>
+                      <w:rPr>
+                        <w:rFonts w:ascii="Cambria Math" w:eastAsia="Calibri" w:hAnsi="Cambria Math" w:cs="Times New Roman"/>
+                        <w:lang w:val="en-US"/>
+                      </w:rPr>
+                      <m:t>4</m:t>
+                    </m:r>
+                  </m:num>
+                  <m:den>
+                    <m:r>
+                      <w:rPr>
+                        <w:rFonts w:ascii="Cambria Math" w:eastAsia="Calibri" w:hAnsi="Cambria Math" w:cs="Times New Roman"/>
+                        <w:lang w:val="en-US"/>
+                      </w:rPr>
+                      <m:t>3</m:t>
+                    </m:r>
+                  </m:den>
+                </m:f>
+                <m:r>
+                  <w:rPr>
+                    <w:rFonts w:ascii="Cambria Math" w:eastAsia="Calibri" w:hAnsi="Cambria Math" w:cs="Times New Roman"/>
+                    <w:lang w:val="en-US"/>
+                  </w:rPr>
+                  <m:t>/</m:t>
+                </m:r>
+                <m:f>
+                  <m:fPr>
+                    <m:ctrlPr>
+                      <w:rPr>
+                        <w:rFonts w:ascii="Cambria Math" w:eastAsia="Calibri" w:hAnsi="Cambria Math" w:cs="Times New Roman"/>
+                        <w:i/>
+                        <w:lang w:val="en-US"/>
+                      </w:rPr>
+                    </m:ctrlPr>
+                  </m:fPr>
+                  <m:num>
+                    <m:r>
+                      <w:rPr>
+                        <w:rFonts w:ascii="Cambria Math" w:eastAsia="Calibri" w:hAnsi="Cambria Math" w:cs="Times New Roman"/>
+                        <w:lang w:val="en-US"/>
+                      </w:rPr>
+                      <m:t>4</m:t>
+                    </m:r>
+                  </m:num>
+                  <m:den>
+                    <m:r>
+                      <w:rPr>
+                        <w:rFonts w:ascii="Cambria Math" w:eastAsia="Calibri" w:hAnsi="Cambria Math" w:cs="Times New Roman"/>
+                        <w:lang w:val="en-US"/>
+                      </w:rPr>
+                      <m:t>3</m:t>
+                    </m:r>
+                  </m:den>
+                </m:f>
+              </m:oMath>
+            </m:oMathPara>
+          </w:p>
+        </w:tc>
+        <w:tc>
+          <w:tcPr>
+            <w:tcW w:w="1417" w:type="dxa"/>
+            <w:vAlign w:val="center"/>
+          </w:tcPr>
+          <w:p>
+            <w:pPr>
+              <w:pStyle w:val="ae"/>
+              <w:jc w:val="center"/>
+              <w:rPr>
+                <w:i/>
+                <w:lang w:val="en-US"/>
+              </w:rPr>
+            </w:pPr>
+            <m:oMathPara>
+              <m:oMath>
+                <m:r>
+                  <w:rPr>
+                    <w:rFonts w:ascii="Cambria Math" w:hAnsi="Cambria Math"/>
+                    <w:lang w:val="en-US"/>
+                  </w:rPr>
+                  <m:t>1/</m:t>
+                </m:r>
+                <m:f>
+                  <m:fPr>
+                    <m:ctrlPr>
+                      <w:rPr>
+                        <w:rFonts w:ascii="Cambria Math" w:hAnsi="Cambria Math"/>
+                        <w:i/>
+                        <w:lang w:val="en-US"/>
+                      </w:rPr>
+                    </m:ctrlPr>
+                  </m:fPr>
+                  <m:num>
+                    <m:r>
+                      <w:rPr>
+                        <w:rFonts w:ascii="Cambria Math" w:hAnsi="Cambria Math"/>
+                        <w:lang w:val="en-US"/>
+                      </w:rPr>
+                      <m:t>4</m:t>
+                    </m:r>
+                  </m:num>
+                  <m:den>
+                    <m:r>
+                      <w:rPr>
+                        <w:rFonts w:ascii="Cambria Math" w:hAnsi="Cambria Math"/>
+                        <w:lang w:val="en-US"/>
+                      </w:rPr>
+                      <m:t>3</m:t>
+                    </m:r>
+                  </m:den>
+                </m:f>
+              </m:oMath>
+            </m:oMathPara>
+          </w:p>
+        </w:tc>
+        <w:tc>
+          <w:tcPr>
+            <w:tcW w:w="992" w:type="dxa"/>
+            <w:vAlign w:val="center"/>
+          </w:tcPr>
+          <w:p>
+            <w:pPr>
+              <w:pStyle w:val="ae"/>
+              <w:jc w:val="center"/>
+              <w:rPr>
+                <w:iCs/>
+                <w:lang w:val="en-US"/>
+              </w:rPr>
+            </w:pPr>
+          </w:p>
+        </w:tc>
+      </w:tr>
+      <w:tr>
+        <w:tc>
+          <w:tcPr>
+            <w:tcW w:w="567" w:type="dxa"/>
+            <w:tcBorders>
+              <w:top w:val="single" w:sz="4" w:space="0" w:color="auto"/>
+              <w:left w:val="nil"/>
+              <w:bottom w:val="nil"/>
+              <w:right w:val="nil"/>
+            </w:tcBorders>
+            <w:vAlign w:val="center"/>
+          </w:tcPr>
+          <w:p>
+            <w:pPr>
+              <w:pStyle w:val="ae"/>
+              <w:jc w:val="center"/>
+              <w:rPr>
+                <w:rFonts w:eastAsia="Calibri" w:cs="Times New Roman"/>
+              </w:rPr>
+            </w:pPr>
+          </w:p>
+        </w:tc>
+        <w:tc>
+          <w:tcPr>
+            <w:tcW w:w="568" w:type="dxa"/>
+            <w:tcBorders>
+              <w:top w:val="single" w:sz="4" w:space="0" w:color="auto"/>
+              <w:left w:val="nil"/>
+              <w:bottom w:val="nil"/>
+              <w:right w:val="nil"/>
+            </w:tcBorders>
+            <w:vAlign w:val="center"/>
+          </w:tcPr>
+          <w:p>
+            <w:pPr>
+              <w:pStyle w:val="ae"/>
+              <w:jc w:val="center"/>
+              <w:rPr>
+                <w:rFonts w:eastAsia="Calibri" w:cs="Times New Roman"/>
+              </w:rPr>
+            </w:pPr>
+          </w:p>
+        </w:tc>
+        <w:tc>
+          <w:tcPr>
+            <w:tcW w:w="567" w:type="dxa"/>
+            <w:tcBorders>
+              <w:top w:val="single" w:sz="4" w:space="0" w:color="auto"/>
+              <w:left w:val="nil"/>
+              <w:bottom w:val="nil"/>
+              <w:right w:val="single" w:sz="4" w:space="0" w:color="auto"/>
+            </w:tcBorders>
+            <w:vAlign w:val="center"/>
+          </w:tcPr>
+          <w:p>
+            <w:pPr>
+              <w:pStyle w:val="ae"/>
+              <w:jc w:val="center"/>
+              <w:rPr>
+                <w:rFonts w:eastAsia="Calibri" w:cs="Times New Roman"/>
+              </w:rPr>
+            </w:pPr>
+          </w:p>
+        </w:tc>
+        <w:tc>
+          <w:tcPr>
+            <w:tcW w:w="1701" w:type="dxa"/>
+            <w:tcBorders>
+              <w:top w:val="single" w:sz="4" w:space="0" w:color="auto"/>
+              <w:left w:val="single" w:sz="4" w:space="0" w:color="auto"/>
+              <w:bottom w:val="single" w:sz="4" w:space="0" w:color="auto"/>
+              <w:right w:val="single" w:sz="4" w:space="0" w:color="auto"/>
+            </w:tcBorders>
+            <w:vAlign w:val="center"/>
+          </w:tcPr>
+          <w:p>
+            <w:pPr>
+              <w:pStyle w:val="ae"/>
+              <w:jc w:val="center"/>
+              <w:rPr>
+                <w:i/>
+              </w:rPr>
+            </w:pPr>
+          </w:p>
+        </w:tc>
+        <w:tc>
+          <w:tcPr>
+            <w:tcW w:w="1418" w:type="dxa"/>
+            <w:tcBorders>
+              <w:left w:val="single" w:sz="4" w:space="0" w:color="auto"/>
+            </w:tcBorders>
+            <w:vAlign w:val="center"/>
+          </w:tcPr>
+          <w:p>
+            <w:pPr>
+              <w:pStyle w:val="ae"/>
+              <w:jc w:val="center"/>
+              <w:rPr>
+                <w:i/>
+              </w:rPr>
+            </w:pPr>
+          </w:p>
+        </w:tc>
+        <w:tc>
+          <w:tcPr>
+            <w:tcW w:w="1701" w:type="dxa"/>
+            <w:vAlign w:val="center"/>
+          </w:tcPr>
+          <w:p>
+            <w:pPr>
+              <w:pStyle w:val="ae"/>
+              <w:jc w:val="center"/>
+              <w:rPr>
+                <w:i/>
+              </w:rPr>
+            </w:pPr>
+          </w:p>
+        </w:tc>
+        <w:tc>
+          <w:tcPr>
+            <w:tcW w:w="1701" w:type="dxa"/>
+          </w:tcPr>
+          <w:p>
+            <w:pPr>
+              <w:pStyle w:val="ae"/>
+              <w:jc w:val="center"/>
+              <w:rPr>
+                <w:rFonts w:eastAsia="Calibri" w:cs="Times New Roman"/>
+                <w:i/>
+              </w:rPr>
+            </w:pPr>
+          </w:p>
+        </w:tc>
+        <w:tc>
+          <w:tcPr>
+            <w:tcW w:w="1417" w:type="dxa"/>
+            <w:vAlign w:val="center"/>
+          </w:tcPr>
+          <w:p>
+            <w:pPr>
+              <w:pStyle w:val="ae"/>
+              <w:jc w:val="center"/>
+              <w:rPr>
+                <w:i/>
+                <w:lang w:val="en-US"/>
+              </w:rPr>
+            </w:pPr>
+          </w:p>
+        </w:tc>
+        <w:tc>
+          <w:tcPr>
+            <w:tcW w:w="992" w:type="dxa"/>
+            <w:vAlign w:val="center"/>
+          </w:tcPr>
+          <w:p>
+            <w:pPr>
+              <w:pStyle w:val="ae"/>
+              <w:jc w:val="center"/>
+            </w:pPr>
+            <m:oMathPara>
+              <m:oMath>
+                <m:sSub>
+                  <m:sSubPr>
+                    <m:ctrlPr>
+                      <w:rPr>
+                        <w:rFonts w:ascii="Cambria Math" w:hAnsi="Cambria Math"/>
+                        <w:i/>
+                      </w:rPr>
+                    </m:ctrlPr>
+                  </m:sSubPr>
+                  <m:e>
+                    <m:r>
+                      <w:rPr>
+                        <w:rFonts w:ascii="Cambria Math" w:hAnsi="Cambria Math"/>
+                      </w:rPr>
+                      <m:t>z</m:t>
+                    </m:r>
+                  </m:e>
+                  <m:sub>
+                    <m:r>
+                      <w:rPr>
+                        <w:rFonts w:ascii="Cambria Math" w:hAnsi="Cambria Math"/>
+                      </w:rPr>
+                      <m:t>j</m:t>
+                    </m:r>
+                  </m:sub>
+                </m:sSub>
+              </m:oMath>
+            </m:oMathPara>
+          </w:p>
+        </w:tc>
+      </w:tr>
+      <w:tr>
+        <w:tc>
+          <w:tcPr>
+            <w:tcW w:w="567" w:type="dxa"/>
+            <w:tcBorders>
+              <w:top w:val="nil"/>
+              <w:left w:val="nil"/>
+              <w:bottom w:val="nil"/>
+              <w:right w:val="nil"/>
+            </w:tcBorders>
+            <w:vAlign w:val="center"/>
+          </w:tcPr>
+          <w:p>
+            <w:pPr>
+              <w:pStyle w:val="ae"/>
+              <w:jc w:val="center"/>
+              <w:rPr>
+                <w:rFonts w:eastAsia="Calibri" w:cs="Times New Roman"/>
+              </w:rPr>
+            </w:pPr>
+          </w:p>
+        </w:tc>
+        <w:tc>
+          <w:tcPr>
+            <w:tcW w:w="568" w:type="dxa"/>
+            <w:tcBorders>
+              <w:top w:val="nil"/>
+              <w:left w:val="nil"/>
+              <w:bottom w:val="nil"/>
+              <w:right w:val="nil"/>
+            </w:tcBorders>
+            <w:vAlign w:val="center"/>
+          </w:tcPr>
+          <w:p>
+            <w:pPr>
+              <w:pStyle w:val="ae"/>
+              <w:jc w:val="center"/>
+              <w:rPr>
+                <w:rFonts w:eastAsia="Calibri" w:cs="Times New Roman"/>
+              </w:rPr>
+            </w:pPr>
+          </w:p>
+        </w:tc>
+        <w:tc>
+          <w:tcPr>
+            <w:tcW w:w="567" w:type="dxa"/>
+            <w:tcBorders>
+              <w:top w:val="nil"/>
+              <w:left w:val="nil"/>
+              <w:bottom w:val="nil"/>
+              <w:right w:val="single" w:sz="4" w:space="0" w:color="auto"/>
+            </w:tcBorders>
+            <w:vAlign w:val="center"/>
+          </w:tcPr>
+          <w:p>
+            <w:pPr>
+              <w:pStyle w:val="ae"/>
+              <w:jc w:val="center"/>
+              <w:rPr>
+                <w:rFonts w:eastAsia="Calibri" w:cs="Times New Roman"/>
+              </w:rPr>
+            </w:pPr>
+          </w:p>
+        </w:tc>
+        <w:tc>
+          <w:tcPr>
+            <w:tcW w:w="1701" w:type="dxa"/>
+            <w:tcBorders>
+              <w:top w:val="single" w:sz="4" w:space="0" w:color="auto"/>
+              <w:left w:val="single" w:sz="4" w:space="0" w:color="auto"/>
+              <w:bottom w:val="single" w:sz="4" w:space="0" w:color="auto"/>
+              <w:right w:val="single" w:sz="4" w:space="0" w:color="auto"/>
+            </w:tcBorders>
+            <w:vAlign w:val="center"/>
+          </w:tcPr>
+          <w:p>
+            <w:pPr>
+              <w:pStyle w:val="ae"/>
+              <w:jc w:val="center"/>
+              <w:rPr>
+                <w:i/>
+              </w:rPr>
+            </w:pPr>
+          </w:p>
+        </w:tc>
+        <w:tc>
+          <w:tcPr>
+            <w:tcW w:w="1418" w:type="dxa"/>
+            <w:tcBorders>
+              <w:left w:val="single" w:sz="4" w:space="0" w:color="auto"/>
+            </w:tcBorders>
+            <w:vAlign w:val="center"/>
+          </w:tcPr>
+          <w:p>
+            <w:pPr>
+              <w:pStyle w:val="ae"/>
+              <w:jc w:val="center"/>
+            </w:pPr>
+          </w:p>
+        </w:tc>
+        <w:tc>
+          <w:tcPr>
+            <w:tcW w:w="1701" w:type="dxa"/>
+            <w:vAlign w:val="center"/>
+          </w:tcPr>
+          <w:p>
+            <w:pPr>
+              <w:pStyle w:val="ae"/>
+              <w:jc w:val="center"/>
+              <w:rPr>
+                <w:i/>
+              </w:rPr>
+            </w:pPr>
+          </w:p>
+        </w:tc>
+        <w:tc>
+          <w:tcPr>
+            <w:tcW w:w="1701" w:type="dxa"/>
+          </w:tcPr>
+          <w:p>
+            <w:pPr>
+              <w:pStyle w:val="ae"/>
+              <w:jc w:val="center"/>
+              <w:rPr>
+                <w:rFonts w:eastAsia="Calibri" w:cs="Times New Roman"/>
+                <w:i/>
+              </w:rPr>
+            </w:pPr>
+          </w:p>
+        </w:tc>
+        <w:tc>
+          <w:tcPr>
+            <w:tcW w:w="1417" w:type="dxa"/>
+            <w:vAlign w:val="center"/>
+          </w:tcPr>
+          <w:p>
+            <w:pPr>
+              <w:pStyle w:val="ae"/>
+              <w:jc w:val="center"/>
+              <w:rPr>
+                <w:i/>
+              </w:rPr>
+            </w:pPr>
+          </w:p>
+        </w:tc>
+        <w:tc>
+          <w:tcPr>
+            <w:tcW w:w="992" w:type="dxa"/>
+            <w:vAlign w:val="center"/>
+          </w:tcPr>
+          <w:p>
+            <w:pPr>
+              <w:pStyle w:val="ae"/>
+              <w:jc w:val="center"/>
+              <w:rPr>
+                <w:i/>
+                <w:lang w:val="en-US"/>
+              </w:rPr>
+            </w:pPr>
+            <m:oMathPara>
+              <m:oMath>
+                <m:sSub>
+                  <m:sSubPr>
+                    <m:ctrlPr>
+                      <w:rPr>
+                        <w:rFonts w:ascii="Cambria Math" w:hAnsi="Cambria Math"/>
+                        <w:i/>
+                        <w:lang w:val="en-US"/>
+                      </w:rPr>
+                    </m:ctrlPr>
+                  </m:sSubPr>
+                  <m:e>
+                    <m:r>
+                      <w:rPr>
+                        <w:rFonts w:ascii="Cambria Math" w:hAnsi="Cambria Math"/>
+                        <w:lang w:val="en-US"/>
+                      </w:rPr>
+                      <m:t>∆</m:t>
+                    </m:r>
+                  </m:e>
+                  <m:sub>
+                    <m:r>
+                      <w:rPr>
+                        <w:rFonts w:ascii="Cambria Math" w:hAnsi="Cambria Math"/>
+                        <w:lang w:val="en-US"/>
+                      </w:rPr>
+                      <m:t>j</m:t>
+                    </m:r>
+                  </m:sub>
+                </m:sSub>
+              </m:oMath>
+            </m:oMathPara>
+          </w:p>
+        </w:tc>
+      </w:tr>
+    </w:tbl>
+    <w:p>
+      <w:pPr>
+        <w:rPr>
+          <w:rFonts w:eastAsiaTheme="minorEastAsia"/>
+          <w:lang w:val="en-US"/>
+        </w:rPr>
+      </w:pPr>
+    </w:p>
+    <w:p>
+      <w:pPr>
+        <w:rPr>
+          <w:rFonts w:eastAsiaTheme="minorEastAsia"/>
+          <w:iCs/>
+          <w:lang w:val="ru-RU"/>
+        </w:rPr>
+      </w:pPr>
+      <w:r>
+        <w:rPr>
+          <w:rFonts w:eastAsiaTheme="minorEastAsia"/>
+          <w:iCs/>
+          <w:lang w:val="ru-RU"/>
+        </w:rPr>
+        <w:t>Перерасчёт оценок:</w:t>
+      </w:r>
+    </w:p>
+    <w:p>
+      <w:pPr>
+        <w:rPr>
+          <w:rFonts w:eastAsiaTheme="minorEastAsia"/>
+          <w:iCs/>
+          <w:lang w:val="en-US"/>
+        </w:rPr>
+      </w:pPr>
+      <m:oMathPara>
+        <m:oMath>
+          <m:sSub>
+            <m:sSubPr>
+              <m:ctrlPr>
+                <w:rPr>
+                  <w:rFonts w:ascii="Cambria Math" w:eastAsiaTheme="minorEastAsia" w:hAnsi="Cambria Math"/>
+                  <w:i/>
+                  <w:iCs/>
+                  <w:lang w:val="en-US"/>
+                </w:rPr>
+              </m:ctrlPr>
+            </m:sSubPr>
+            <m:e>
+              <m:r>
+                <w:rPr>
+                  <w:rFonts w:ascii="Cambria Math" w:eastAsiaTheme="minorEastAsia" w:hAnsi="Cambria Math"/>
+                  <w:lang w:val="ru-RU"/>
+                </w:rPr>
+                <m:t>z</m:t>
+              </m:r>
+              <m:ctrlPr>
+                <w:rPr>
+                  <w:rFonts w:ascii="Cambria Math" w:eastAsiaTheme="minorEastAsia" w:hAnsi="Cambria Math"/>
+                  <w:i/>
+                  <w:iCs/>
+                  <w:lang w:val="ru-RU"/>
+                </w:rPr>
+              </m:ctrlPr>
+            </m:e>
+            <m:sub>
+              <m:r>
+                <w:rPr>
+                  <w:rFonts w:ascii="Cambria Math" w:eastAsiaTheme="minorEastAsia" w:hAnsi="Cambria Math"/>
+                  <w:lang w:val="en-US"/>
+                </w:rPr>
+                <m:t>1</m:t>
+              </m:r>
+            </m:sub>
+          </m:sSub>
+          <m:r>
+            <w:rPr>
+              <w:rFonts w:ascii="Cambria Math" w:eastAsiaTheme="minorEastAsia" w:hAnsi="Cambria Math"/>
+              <w:lang w:val="en-US"/>
+            </w:rPr>
+            <m:t>=</m:t>
+          </m:r>
+          <m:r>
+            <w:rPr>
+              <w:rFonts w:ascii="Cambria Math" w:eastAsiaTheme="minorEastAsia" w:hAnsi="Cambria Math"/>
+              <w:lang w:val="en-US"/>
+            </w:rPr>
+            <m:t>16*</m:t>
+          </m:r>
+          <m:f>
+            <m:fPr>
+              <m:ctrlPr>
+                <w:rPr>
+                  <w:rFonts w:ascii="Cambria Math" w:eastAsiaTheme="minorEastAsia" w:hAnsi="Cambria Math"/>
+                  <w:i/>
+                  <w:lang w:val="en-US"/>
+                </w:rPr>
+              </m:ctrlPr>
+            </m:fPr>
+            <m:num>
+              <m:r>
+                <w:rPr>
+                  <w:rFonts w:ascii="Cambria Math" w:eastAsiaTheme="minorEastAsia" w:hAnsi="Cambria Math"/>
+                  <w:lang w:val="en-US"/>
+                </w:rPr>
+                <m:t>1</m:t>
+              </m:r>
+            </m:num>
+            <m:den>
+              <m:r>
+                <w:rPr>
+                  <w:rFonts w:ascii="Cambria Math" w:eastAsiaTheme="minorEastAsia" w:hAnsi="Cambria Math"/>
+                  <w:lang w:val="en-US"/>
+                </w:rPr>
+                <m:t>4</m:t>
+              </m:r>
+            </m:den>
+          </m:f>
+          <m:r>
+            <w:rPr>
+              <w:rFonts w:ascii="Cambria Math" w:eastAsiaTheme="minorEastAsia" w:hAnsi="Cambria Math"/>
+              <w:lang w:val="en-US"/>
+            </w:rPr>
+            <m:t>+48*</m:t>
+          </m:r>
+          <m:f>
+            <m:fPr>
+              <m:ctrlPr>
+                <w:rPr>
+                  <w:rFonts w:ascii="Cambria Math" w:eastAsiaTheme="minorEastAsia" w:hAnsi="Cambria Math"/>
+                  <w:i/>
+                  <w:lang w:val="en-US"/>
+                </w:rPr>
+              </m:ctrlPr>
+            </m:fPr>
+            <m:num>
+              <m:r>
+                <w:rPr>
+                  <w:rFonts w:ascii="Cambria Math" w:eastAsiaTheme="minorEastAsia" w:hAnsi="Cambria Math"/>
+                  <w:lang w:val="en-US"/>
+                </w:rPr>
+                <m:t>11</m:t>
+              </m:r>
+            </m:num>
+            <m:den>
+              <m:r>
+                <w:rPr>
+                  <w:rFonts w:ascii="Cambria Math" w:eastAsiaTheme="minorEastAsia" w:hAnsi="Cambria Math"/>
+                  <w:lang w:val="en-US"/>
+                </w:rPr>
+                <m:t>4</m:t>
+              </m:r>
+            </m:den>
+          </m:f>
+          <m:r>
+            <w:rPr>
+              <w:rFonts w:ascii="Cambria Math" w:eastAsiaTheme="minorEastAsia" w:hAnsi="Cambria Math"/>
+              <w:lang w:val="en-US"/>
+            </w:rPr>
+            <m:t>=</m:t>
+          </m:r>
+          <m:r>
+            <w:rPr>
+              <w:rFonts w:ascii="Cambria Math" w:eastAsiaTheme="minorEastAsia" w:hAnsi="Cambria Math"/>
+              <w:lang w:val="en-US"/>
+            </w:rPr>
+            <m:t>4+</m:t>
+          </m:r>
+          <m:r>
+            <w:rPr>
+              <w:rFonts w:ascii="Cambria Math" w:eastAsiaTheme="minorEastAsia" w:hAnsi="Cambria Math"/>
+              <w:lang w:val="en-US"/>
+            </w:rPr>
+            <m:t>132=136</m:t>
+          </m:r>
+        </m:oMath>
+      </m:oMathPara>
+    </w:p>
+    <w:p>
+      <w:pPr>
+        <w:rPr>
+          <w:rFonts w:eastAsiaTheme="minorEastAsia"/>
+          <w:iCs/>
+          <w:lang w:val="en-US"/>
+        </w:rPr>
+      </w:pPr>
+      <m:oMathPara>
+        <m:oMath>
+          <m:sSub>
+            <m:sSubPr>
+              <m:ctrlPr>
+                <w:rPr>
+                  <w:rFonts w:ascii="Cambria Math" w:eastAsiaTheme="minorEastAsia" w:hAnsi="Cambria Math"/>
+                  <w:i/>
+                  <w:iCs/>
+                  <w:lang w:val="en-US"/>
+                </w:rPr>
+              </m:ctrlPr>
+            </m:sSubPr>
+            <m:e>
+              <m:r>
+                <w:rPr>
+                  <w:rFonts w:ascii="Cambria Math" w:eastAsiaTheme="minorEastAsia" w:hAnsi="Cambria Math"/>
+                  <w:lang w:val="en-US"/>
+                </w:rPr>
+                <m:t>z</m:t>
+              </m:r>
+            </m:e>
+            <m:sub>
+              <m:r>
+                <w:rPr>
+                  <w:rFonts w:ascii="Cambria Math" w:eastAsiaTheme="minorEastAsia" w:hAnsi="Cambria Math"/>
+                  <w:lang w:val="en-US"/>
+                </w:rPr>
+                <m:t>2</m:t>
+              </m:r>
+            </m:sub>
+          </m:sSub>
+          <m:r>
+            <w:rPr>
+              <w:rFonts w:ascii="Cambria Math" w:eastAsiaTheme="minorEastAsia" w:hAnsi="Cambria Math"/>
+              <w:lang w:val="en-US"/>
+            </w:rPr>
+            <m:t>=</m:t>
+          </m:r>
+          <m:r>
+            <w:rPr>
+              <w:rFonts w:ascii="Cambria Math" w:eastAsiaTheme="minorEastAsia" w:hAnsi="Cambria Math"/>
+              <w:lang w:val="en-US"/>
+            </w:rPr>
+            <m:t>16</m:t>
+          </m:r>
+          <m:r>
+            <w:rPr>
+              <w:rFonts w:ascii="Cambria Math" w:eastAsiaTheme="minorEastAsia" w:hAnsi="Cambria Math"/>
+              <w:lang w:val="en-US"/>
+            </w:rPr>
+            <m:t>*1+</m:t>
+          </m:r>
+          <m:r>
+            <w:rPr>
+              <w:rFonts w:ascii="Cambria Math" w:eastAsiaTheme="minorEastAsia" w:hAnsi="Cambria Math"/>
+              <w:lang w:val="en-US"/>
+            </w:rPr>
+            <m:t>48</m:t>
+          </m:r>
+          <m:r>
+            <w:rPr>
+              <w:rFonts w:ascii="Cambria Math" w:eastAsiaTheme="minorEastAsia" w:hAnsi="Cambria Math"/>
+              <w:lang w:val="en-US"/>
+            </w:rPr>
+            <m:t>*0=</m:t>
+          </m:r>
+          <m:r>
+            <w:rPr>
+              <w:rFonts w:ascii="Cambria Math" w:eastAsiaTheme="minorEastAsia" w:hAnsi="Cambria Math"/>
+              <w:lang w:val="en-US"/>
+            </w:rPr>
+            <m:t>16</m:t>
+          </m:r>
+        </m:oMath>
+      </m:oMathPara>
+    </w:p>
+    <w:p>
+      <w:pPr>
+        <w:rPr>
+          <w:rFonts w:eastAsiaTheme="minorEastAsia"/>
+          <w:iCs/>
+          <w:lang w:val="en-US"/>
+        </w:rPr>
+      </w:pPr>
+      <m:oMathPara>
+        <m:oMath>
+          <m:sSub>
+            <m:sSubPr>
+              <m:ctrlPr>
+                <w:rPr>
+                  <w:rFonts w:ascii="Cambria Math" w:eastAsiaTheme="minorEastAsia" w:hAnsi="Cambria Math"/>
+                  <w:i/>
+                  <w:iCs/>
+                  <w:lang w:val="en-US"/>
+                </w:rPr>
+              </m:ctrlPr>
+            </m:sSubPr>
+            <m:e>
+              <m:r>
+                <w:rPr>
+                  <w:rFonts w:ascii="Cambria Math" w:eastAsiaTheme="minorEastAsia" w:hAnsi="Cambria Math"/>
+                  <w:lang w:val="en-US"/>
+                </w:rPr>
+                <m:t>z</m:t>
+              </m:r>
+            </m:e>
+            <m:sub>
+              <m:r>
+                <w:rPr>
+                  <w:rFonts w:ascii="Cambria Math" w:eastAsiaTheme="minorEastAsia" w:hAnsi="Cambria Math"/>
+                  <w:lang w:val="en-US"/>
+                </w:rPr>
+                <m:t>3</m:t>
+              </m:r>
+            </m:sub>
+          </m:sSub>
+          <m:r>
+            <w:rPr>
+              <w:rFonts w:ascii="Cambria Math" w:eastAsiaTheme="minorEastAsia" w:hAnsi="Cambria Math"/>
+              <w:lang w:val="en-US"/>
+            </w:rPr>
+            <m:t>=</m:t>
+          </m:r>
+          <m:r>
+            <w:rPr>
+              <w:rFonts w:ascii="Cambria Math" w:eastAsiaTheme="minorEastAsia" w:hAnsi="Cambria Math"/>
+              <w:lang w:val="en-US"/>
+            </w:rPr>
+            <m:t>16</m:t>
+          </m:r>
+          <m:r>
+            <w:rPr>
+              <w:rFonts w:ascii="Cambria Math" w:eastAsiaTheme="minorEastAsia" w:hAnsi="Cambria Math"/>
+              <w:lang w:val="en-US"/>
+            </w:rPr>
+            <m:t>*</m:t>
+          </m:r>
+          <m:r>
+            <w:rPr>
+              <w:rFonts w:ascii="Cambria Math" w:eastAsiaTheme="minorEastAsia" w:hAnsi="Cambria Math"/>
+              <w:lang w:val="en-US"/>
+            </w:rPr>
+            <m:t>0</m:t>
+          </m:r>
+          <m:r>
+            <w:rPr>
+              <w:rFonts w:ascii="Cambria Math" w:eastAsiaTheme="minorEastAsia" w:hAnsi="Cambria Math"/>
+              <w:lang w:val="en-US"/>
+            </w:rPr>
+            <m:t>+</m:t>
+          </m:r>
+          <m:r>
+            <w:rPr>
+              <w:rFonts w:ascii="Cambria Math" w:eastAsiaTheme="minorEastAsia" w:hAnsi="Cambria Math"/>
+              <w:lang w:val="en-US"/>
+            </w:rPr>
+            <m:t>48</m:t>
+          </m:r>
+          <m:r>
+            <w:rPr>
+              <w:rFonts w:ascii="Cambria Math" w:eastAsiaTheme="minorEastAsia" w:hAnsi="Cambria Math"/>
+              <w:lang w:val="en-US"/>
+            </w:rPr>
+            <m:t>*</m:t>
+          </m:r>
+          <m:r>
+            <w:rPr>
+              <w:rFonts w:ascii="Cambria Math" w:eastAsiaTheme="minorEastAsia" w:hAnsi="Cambria Math"/>
+              <w:lang w:val="en-US"/>
+            </w:rPr>
+            <m:t>1</m:t>
+          </m:r>
+          <m:r>
+            <w:rPr>
+              <w:rFonts w:ascii="Cambria Math" w:eastAsiaTheme="minorEastAsia" w:hAnsi="Cambria Math"/>
+              <w:lang w:val="en-US"/>
+            </w:rPr>
+            <m:t>=</m:t>
+          </m:r>
+          <m:r>
+            <w:rPr>
+              <w:rFonts w:ascii="Cambria Math" w:eastAsiaTheme="minorEastAsia" w:hAnsi="Cambria Math"/>
+              <w:lang w:val="en-US"/>
+            </w:rPr>
+            <m:t>48</m:t>
+          </m:r>
+        </m:oMath>
+      </m:oMathPara>
+    </w:p>
+    <w:p>
+      <w:pPr>
+        <w:rPr>
+          <w:rFonts w:eastAsiaTheme="minorEastAsia"/>
+          <w:iCs/>
+          <w:lang w:val="en-US"/>
+        </w:rPr>
+      </w:pPr>
+      <m:oMathPara>
+        <m:oMath>
+          <m:sSub>
+            <m:sSubPr>
+              <m:ctrlPr>
+                <w:rPr>
+                  <w:rFonts w:ascii="Cambria Math" w:eastAsiaTheme="minorEastAsia" w:hAnsi="Cambria Math"/>
+                  <w:i/>
+                  <w:iCs/>
+                  <w:lang w:val="en-US"/>
+                </w:rPr>
+              </m:ctrlPr>
+            </m:sSubPr>
+            <m:e>
+              <m:r>
+                <w:rPr>
+                  <w:rFonts w:ascii="Cambria Math" w:eastAsiaTheme="minorEastAsia" w:hAnsi="Cambria Math"/>
+                  <w:lang w:val="en-US"/>
+                </w:rPr>
+                <m:t>z</m:t>
+              </m:r>
+            </m:e>
+            <m:sub>
+              <m:r>
+                <w:rPr>
+                  <w:rFonts w:ascii="Cambria Math" w:eastAsiaTheme="minorEastAsia" w:hAnsi="Cambria Math"/>
+                  <w:lang w:val="en-US"/>
+                </w:rPr>
+                <m:t>4</m:t>
+              </m:r>
+            </m:sub>
+          </m:sSub>
+          <m:r>
+            <w:rPr>
+              <w:rFonts w:ascii="Cambria Math" w:eastAsiaTheme="minorEastAsia" w:hAnsi="Cambria Math"/>
+              <w:lang w:val="en-US"/>
+            </w:rPr>
+            <m:t>=</m:t>
+          </m:r>
+          <m:r>
+            <w:rPr>
+              <w:rFonts w:ascii="Cambria Math" w:eastAsiaTheme="minorEastAsia" w:hAnsi="Cambria Math"/>
+              <w:lang w:val="en-US"/>
+            </w:rPr>
+            <m:t>16</m:t>
+          </m:r>
+          <m:r>
+            <w:rPr>
+              <w:rFonts w:ascii="Cambria Math" w:eastAsiaTheme="minorEastAsia" w:hAnsi="Cambria Math"/>
+              <w:lang w:val="en-US"/>
+            </w:rPr>
+            <m:t>*</m:t>
+          </m:r>
+          <m:r>
+            <w:rPr>
+              <w:rFonts w:ascii="Cambria Math" w:eastAsiaTheme="minorEastAsia" w:hAnsi="Cambria Math"/>
+              <w:lang w:val="en-US"/>
+            </w:rPr>
+            <m:t>0</m:t>
+          </m:r>
+          <m:r>
+            <w:rPr>
+              <w:rFonts w:ascii="Cambria Math" w:eastAsiaTheme="minorEastAsia" w:hAnsi="Cambria Math"/>
+              <w:lang w:val="en-US"/>
+            </w:rPr>
+            <m:t>+</m:t>
+          </m:r>
+          <m:r>
+            <w:rPr>
+              <w:rFonts w:ascii="Cambria Math" w:eastAsiaTheme="minorEastAsia" w:hAnsi="Cambria Math"/>
+              <w:lang w:val="en-US"/>
+            </w:rPr>
+            <m:t>48</m:t>
+          </m:r>
+          <m:r>
+            <w:rPr>
+              <w:rFonts w:ascii="Cambria Math" w:eastAsiaTheme="minorEastAsia" w:hAnsi="Cambria Math"/>
+              <w:lang w:val="en-US"/>
+            </w:rPr>
+            <m:t>*</m:t>
+          </m:r>
+          <m:r>
+            <w:rPr>
+              <w:rFonts w:ascii="Cambria Math" w:eastAsiaTheme="minorEastAsia" w:hAnsi="Cambria Math"/>
+              <w:lang w:val="en-US"/>
+            </w:rPr>
+            <m:t>-1</m:t>
+          </m:r>
+          <m:r>
+            <w:rPr>
+              <w:rFonts w:ascii="Cambria Math" w:eastAsiaTheme="minorEastAsia" w:hAnsi="Cambria Math"/>
+              <w:lang w:val="en-US"/>
+            </w:rPr>
+            <m:t>=</m:t>
+          </m:r>
+          <m:r>
+            <w:rPr>
+              <w:rFonts w:ascii="Cambria Math" w:eastAsiaTheme="minorEastAsia" w:hAnsi="Cambria Math"/>
+              <w:lang w:val="en-US"/>
+            </w:rPr>
+            <m:t>-48</m:t>
+          </m:r>
+        </m:oMath>
+      </m:oMathPara>
+    </w:p>
+    <w:p>
+      <w:pPr>
+        <w:rPr>
+          <w:rFonts w:eastAsiaTheme="minorEastAsia"/>
+          <w:i/>
+          <w:iCs/>
+          <w:lang w:val="ru-RU"/>
+        </w:rPr>
+      </w:pPr>
+      <m:oMathPara>
+        <m:oMath>
+          <m:sSub>
+            <m:sSubPr>
+              <m:ctrlPr>
+                <w:rPr>
+                  <w:rFonts w:ascii="Cambria Math" w:eastAsiaTheme="minorEastAsia" w:hAnsi="Cambria Math"/>
+                  <w:i/>
+                  <w:iCs/>
+                  <w:lang w:val="en-US"/>
+                </w:rPr>
+              </m:ctrlPr>
+            </m:sSubPr>
+            <m:e>
+              <m:r>
+                <w:rPr>
+                  <w:rFonts w:ascii="Cambria Math" w:eastAsiaTheme="minorEastAsia" w:hAnsi="Cambria Math"/>
+                  <w:lang w:val="en-US"/>
+                </w:rPr>
+                <m:t>z</m:t>
+              </m:r>
+            </m:e>
+            <m:sub>
+              <m:r>
+                <w:rPr>
+                  <w:rFonts w:ascii="Cambria Math" w:eastAsiaTheme="minorEastAsia" w:hAnsi="Cambria Math"/>
+                  <w:lang w:val="en-US"/>
+                </w:rPr>
+                <m:t>5</m:t>
+              </m:r>
+            </m:sub>
+          </m:sSub>
+          <m:r>
+            <w:rPr>
+              <w:rFonts w:ascii="Cambria Math" w:eastAsiaTheme="minorEastAsia" w:hAnsi="Cambria Math"/>
+              <w:lang w:val="en-US"/>
+            </w:rPr>
+            <m:t>=</m:t>
+          </m:r>
+          <m:r>
+            <w:rPr>
+              <w:rFonts w:ascii="Cambria Math" w:eastAsiaTheme="minorEastAsia" w:hAnsi="Cambria Math"/>
+              <w:lang w:val="en-US"/>
+            </w:rPr>
+            <m:t>16</m:t>
+          </m:r>
+          <m:r>
+            <w:rPr>
+              <w:rFonts w:ascii="Cambria Math" w:eastAsiaTheme="minorEastAsia" w:hAnsi="Cambria Math"/>
+              <w:lang w:val="en-US"/>
+            </w:rPr>
+            <m:t>*</m:t>
+          </m:r>
+          <m:f>
+            <m:fPr>
+              <m:ctrlPr>
+                <w:rPr>
+                  <w:rFonts w:ascii="Cambria Math" w:eastAsiaTheme="minorEastAsia" w:hAnsi="Cambria Math"/>
+                  <w:i/>
+                  <w:lang w:val="en-US"/>
+                </w:rPr>
+              </m:ctrlPr>
+            </m:fPr>
+            <m:num>
+              <m:r>
+                <w:rPr>
+                  <w:rFonts w:ascii="Cambria Math" w:eastAsiaTheme="minorEastAsia" w:hAnsi="Cambria Math"/>
+                  <w:lang w:val="en-US"/>
+                </w:rPr>
+                <m:t>1</m:t>
+              </m:r>
+            </m:num>
+            <m:den>
+              <m:r>
+                <w:rPr>
+                  <w:rFonts w:ascii="Cambria Math" w:eastAsiaTheme="minorEastAsia" w:hAnsi="Cambria Math"/>
+                  <w:lang w:val="en-US"/>
+                </w:rPr>
+                <m:t>4</m:t>
+              </m:r>
+            </m:den>
+          </m:f>
+          <m:r>
+            <w:rPr>
+              <w:rFonts w:ascii="Cambria Math" w:eastAsiaTheme="minorEastAsia" w:hAnsi="Cambria Math"/>
+              <w:lang w:val="en-US"/>
+            </w:rPr>
+            <m:t>+</m:t>
+          </m:r>
+          <m:r>
+            <w:rPr>
+              <w:rFonts w:ascii="Cambria Math" w:eastAsiaTheme="minorEastAsia" w:hAnsi="Cambria Math"/>
+              <w:lang w:val="en-US"/>
+            </w:rPr>
+            <m:t>48*</m:t>
+          </m:r>
+          <m:f>
+            <m:fPr>
+              <m:ctrlPr>
+                <w:rPr>
+                  <w:rFonts w:ascii="Cambria Math" w:eastAsiaTheme="minorEastAsia" w:hAnsi="Cambria Math"/>
+                  <w:i/>
+                  <w:lang w:val="en-US"/>
+                </w:rPr>
+              </m:ctrlPr>
+            </m:fPr>
+            <m:num>
+              <m:r>
+                <w:rPr>
+                  <w:rFonts w:ascii="Cambria Math" w:eastAsiaTheme="minorEastAsia" w:hAnsi="Cambria Math"/>
+                  <w:lang w:val="en-US"/>
+                </w:rPr>
+                <m:t>3</m:t>
+              </m:r>
+            </m:num>
+            <m:den>
+              <m:r>
+                <w:rPr>
+                  <w:rFonts w:ascii="Cambria Math" w:eastAsiaTheme="minorEastAsia" w:hAnsi="Cambria Math"/>
+                  <w:lang w:val="en-US"/>
+                </w:rPr>
+                <m:t>4</m:t>
+              </m:r>
+            </m:den>
+          </m:f>
+          <m:r>
+            <w:rPr>
+              <w:rFonts w:ascii="Cambria Math" w:eastAsiaTheme="minorEastAsia" w:hAnsi="Cambria Math"/>
+              <w:lang w:val="en-US"/>
+            </w:rPr>
+            <m:t>=</m:t>
+          </m:r>
+          <m:r>
+            <w:rPr>
+              <w:rFonts w:ascii="Cambria Math" w:eastAsiaTheme="minorEastAsia" w:hAnsi="Cambria Math"/>
+              <w:lang w:val="en-US"/>
+            </w:rPr>
+            <m:t>4+132=1</m:t>
+          </m:r>
+          <m:r>
+            <w:rPr>
+              <w:rFonts w:ascii="Cambria Math" w:eastAsiaTheme="minorEastAsia" w:hAnsi="Cambria Math"/>
+              <w:lang w:val="en-US"/>
+            </w:rPr>
+            <m:t>3</m:t>
+          </m:r>
+          <m:r>
+            <w:rPr>
+              <w:rFonts w:ascii="Cambria Math" w:eastAsiaTheme="minorEastAsia" w:hAnsi="Cambria Math"/>
+              <w:lang w:val="ru-RU"/>
+            </w:rPr>
+            <m:t>6</m:t>
+          </m:r>
+        </m:oMath>
+      </m:oMathPara>
+    </w:p>
+    <w:p>
+      <w:pPr>
+        <w:ind w:firstLine="0"/>
+        <w:rPr>
+          <w:rFonts w:eastAsiaTheme="minorEastAsia"/>
+          <w:iCs/>
+          <w:lang w:val="en-US"/>
+        </w:rPr>
+      </w:pPr>
+    </w:p>
+    <w:p>
+      <w:pPr>
+        <w:rPr>
+          <w:rFonts w:eastAsiaTheme="minorEastAsia"/>
+          <w:iCs/>
+          <w:lang w:val="en-US"/>
+        </w:rPr>
+      </w:pPr>
+      <m:oMathPara>
+        <m:oMath>
+          <m:sSub>
+            <m:sSubPr>
+              <m:ctrlPr>
+                <w:rPr>
+                  <w:rFonts w:ascii="Cambria Math" w:eastAsiaTheme="minorEastAsia" w:hAnsi="Cambria Math"/>
+                  <w:i/>
+                  <w:iCs/>
+                  <w:lang w:val="en-US"/>
+                </w:rPr>
+              </m:ctrlPr>
+            </m:sSubPr>
+            <m:e>
+              <m:r>
+                <w:rPr>
+                  <w:rFonts w:ascii="Cambria Math" w:eastAsiaTheme="minorEastAsia" w:hAnsi="Cambria Math"/>
+                  <w:lang w:val="en-US"/>
+                </w:rPr>
+                <m:t>∆</m:t>
+              </m:r>
+            </m:e>
+            <m:sub>
+              <m:r>
+                <w:rPr>
+                  <w:rFonts w:ascii="Cambria Math" w:eastAsiaTheme="minorEastAsia" w:hAnsi="Cambria Math"/>
+                  <w:lang w:val="en-US"/>
+                </w:rPr>
+                <m:t>1</m:t>
+              </m:r>
+            </m:sub>
+          </m:sSub>
+          <m:r>
+            <w:rPr>
+              <w:rFonts w:ascii="Cambria Math" w:eastAsiaTheme="minorEastAsia" w:hAnsi="Cambria Math"/>
+              <w:lang w:val="en-US"/>
+            </w:rPr>
+            <m:t>=</m:t>
+          </m:r>
+          <m:r>
+            <w:rPr>
+              <w:rFonts w:ascii="Cambria Math" w:eastAsiaTheme="minorEastAsia" w:hAnsi="Cambria Math"/>
+              <w:lang w:val="en-US"/>
+            </w:rPr>
+            <m:t>136</m:t>
+          </m:r>
+          <m:r>
+            <w:rPr>
+              <w:rFonts w:ascii="Cambria Math" w:eastAsiaTheme="minorEastAsia" w:hAnsi="Cambria Math"/>
+              <w:lang w:val="en-US"/>
+            </w:rPr>
+            <m:t xml:space="preserve"> -</m:t>
+          </m:r>
+          <m:d>
+            <m:dPr>
+              <m:ctrlPr>
+                <w:rPr>
+                  <w:rFonts w:ascii="Cambria Math" w:eastAsiaTheme="minorEastAsia" w:hAnsi="Cambria Math"/>
+                  <w:i/>
+                  <w:iCs/>
+                  <w:lang w:val="en-US"/>
+                </w:rPr>
+              </m:ctrlPr>
+            </m:dPr>
+            <m:e>
+              <m:r>
+                <w:rPr>
+                  <w:rFonts w:ascii="Cambria Math" w:eastAsiaTheme="minorEastAsia" w:hAnsi="Cambria Math"/>
+                  <w:lang w:val="en-US"/>
+                </w:rPr>
+                <m:t>-3</m:t>
+              </m:r>
+            </m:e>
+          </m:d>
+          <m:r>
+            <w:rPr>
+              <w:rFonts w:ascii="Cambria Math" w:eastAsiaTheme="minorEastAsia" w:hAnsi="Cambria Math"/>
+              <w:lang w:val="en-US"/>
+            </w:rPr>
+            <m:t>=</m:t>
+          </m:r>
+          <m:r>
+            <w:rPr>
+              <w:rFonts w:ascii="Cambria Math" w:eastAsiaTheme="minorEastAsia" w:hAnsi="Cambria Math"/>
+              <w:lang w:val="en-US"/>
+            </w:rPr>
+            <m:t>139</m:t>
+          </m:r>
+        </m:oMath>
+      </m:oMathPara>
+    </w:p>
+    <w:p>
+      <w:pPr>
+        <w:rPr>
+          <w:rFonts w:eastAsiaTheme="minorEastAsia"/>
+          <w:iCs/>
+          <w:lang w:val="en-US"/>
+        </w:rPr>
+      </w:pPr>
+      <m:oMathPara>
+        <m:oMath>
+          <m:sSub>
+            <m:sSubPr>
+              <m:ctrlPr>
+                <w:rPr>
+                  <w:rFonts w:ascii="Cambria Math" w:eastAsiaTheme="minorEastAsia" w:hAnsi="Cambria Math"/>
+                  <w:i/>
+                  <w:iCs/>
+                  <w:lang w:val="en-US"/>
+                </w:rPr>
+              </m:ctrlPr>
+            </m:sSubPr>
+            <m:e>
+              <m:r>
+                <w:rPr>
+                  <w:rFonts w:ascii="Cambria Math" w:eastAsiaTheme="minorEastAsia" w:hAnsi="Cambria Math"/>
+                  <w:lang w:val="en-US"/>
+                </w:rPr>
+                <m:t>∆</m:t>
+              </m:r>
+            </m:e>
+            <m:sub>
+              <m:r>
+                <w:rPr>
+                  <w:rFonts w:ascii="Cambria Math" w:eastAsiaTheme="minorEastAsia" w:hAnsi="Cambria Math"/>
+                  <w:lang w:val="en-US"/>
+                </w:rPr>
+                <m:t>2</m:t>
+              </m:r>
+            </m:sub>
+          </m:sSub>
+          <m:r>
+            <w:rPr>
+              <w:rFonts w:ascii="Cambria Math" w:eastAsiaTheme="minorEastAsia" w:hAnsi="Cambria Math"/>
+              <w:lang w:val="en-US"/>
+            </w:rPr>
+            <m:t>=</m:t>
+          </m:r>
+          <m:r>
+            <w:rPr>
+              <w:rFonts w:ascii="Cambria Math" w:eastAsiaTheme="minorEastAsia" w:hAnsi="Cambria Math"/>
+              <w:lang w:val="en-US"/>
+            </w:rPr>
+            <m:t>16</m:t>
+          </m:r>
+          <m:r>
+            <w:rPr>
+              <w:rFonts w:ascii="Cambria Math" w:eastAsiaTheme="minorEastAsia" w:hAnsi="Cambria Math"/>
+              <w:lang w:val="en-US"/>
+            </w:rPr>
+            <m:t>-2=</m:t>
+          </m:r>
+          <m:r>
+            <w:rPr>
+              <w:rFonts w:ascii="Cambria Math" w:eastAsiaTheme="minorEastAsia" w:hAnsi="Cambria Math"/>
+              <w:lang w:val="en-US"/>
+            </w:rPr>
+            <m:t>14</m:t>
+          </m:r>
+        </m:oMath>
+      </m:oMathPara>
+    </w:p>
+    <w:p>
+      <w:pPr>
+        <w:rPr>
+          <w:rFonts w:eastAsiaTheme="minorEastAsia"/>
+          <w:iCs/>
+          <w:lang w:val="en-US"/>
+        </w:rPr>
+      </w:pPr>
+      <m:oMathPara>
+        <m:oMath>
+          <m:sSub>
+            <m:sSubPr>
+              <m:ctrlPr>
+                <w:rPr>
+                  <w:rFonts w:ascii="Cambria Math" w:eastAsiaTheme="minorEastAsia" w:hAnsi="Cambria Math"/>
+                  <w:i/>
+                  <w:iCs/>
+                  <w:lang w:val="en-US"/>
+                </w:rPr>
+              </m:ctrlPr>
+            </m:sSubPr>
+            <m:e>
+              <m:r>
+                <w:rPr>
+                  <w:rFonts w:ascii="Cambria Math" w:eastAsiaTheme="minorEastAsia" w:hAnsi="Cambria Math"/>
+                  <w:lang w:val="en-US"/>
+                </w:rPr>
+                <m:t>∆</m:t>
+              </m:r>
+            </m:e>
+            <m:sub>
+              <m:r>
+                <w:rPr>
+                  <w:rFonts w:ascii="Cambria Math" w:eastAsiaTheme="minorEastAsia" w:hAnsi="Cambria Math"/>
+                  <w:lang w:val="en-US"/>
+                </w:rPr>
+                <m:t>3</m:t>
+              </m:r>
+            </m:sub>
+          </m:sSub>
+          <m:r>
+            <w:rPr>
+              <w:rFonts w:ascii="Cambria Math" w:eastAsiaTheme="minorEastAsia" w:hAnsi="Cambria Math"/>
+              <w:lang w:val="en-US"/>
+            </w:rPr>
+            <m:t>=</m:t>
+          </m:r>
+          <m:r>
+            <w:rPr>
+              <w:rFonts w:ascii="Cambria Math" w:eastAsiaTheme="minorEastAsia" w:hAnsi="Cambria Math"/>
+              <w:lang w:val="en-US"/>
+            </w:rPr>
+            <m:t>48</m:t>
+          </m:r>
+          <m:r>
+            <w:rPr>
+              <w:rFonts w:ascii="Cambria Math" w:eastAsiaTheme="minorEastAsia" w:hAnsi="Cambria Math"/>
+              <w:lang w:val="en-US"/>
+            </w:rPr>
+            <m:t>-0=</m:t>
+          </m:r>
+          <m:r>
+            <w:rPr>
+              <w:rFonts w:ascii="Cambria Math" w:eastAsiaTheme="minorEastAsia" w:hAnsi="Cambria Math"/>
+              <w:lang w:val="en-US"/>
+            </w:rPr>
+            <m:t>48</m:t>
+          </m:r>
+        </m:oMath>
+      </m:oMathPara>
+    </w:p>
+    <w:p>
+      <w:pPr>
+        <w:rPr>
+          <w:rFonts w:eastAsiaTheme="minorEastAsia"/>
+          <w:iCs/>
+          <w:lang w:val="en-US"/>
+        </w:rPr>
+      </w:pPr>
+      <m:oMathPara>
+        <m:oMath>
+          <m:sSub>
+            <m:sSubPr>
+              <m:ctrlPr>
+                <w:rPr>
+                  <w:rFonts w:ascii="Cambria Math" w:eastAsiaTheme="minorEastAsia" w:hAnsi="Cambria Math"/>
+                  <w:i/>
+                  <w:iCs/>
+                  <w:lang w:val="en-US"/>
+                </w:rPr>
+              </m:ctrlPr>
+            </m:sSubPr>
+            <m:e>
+              <m:r>
+                <w:rPr>
+                  <w:rFonts w:ascii="Cambria Math" w:eastAsiaTheme="minorEastAsia" w:hAnsi="Cambria Math"/>
+                  <w:lang w:val="en-US"/>
+                </w:rPr>
+                <m:t>∆</m:t>
+              </m:r>
+            </m:e>
+            <m:sub>
+              <m:r>
+                <w:rPr>
+                  <w:rFonts w:ascii="Cambria Math" w:eastAsiaTheme="minorEastAsia" w:hAnsi="Cambria Math"/>
+                  <w:lang w:val="en-US"/>
+                </w:rPr>
+                <m:t>4</m:t>
+              </m:r>
+            </m:sub>
+          </m:sSub>
+          <m:r>
+            <w:rPr>
+              <w:rFonts w:ascii="Cambria Math" w:eastAsiaTheme="minorEastAsia" w:hAnsi="Cambria Math"/>
+              <w:lang w:val="en-US"/>
+            </w:rPr>
+            <m:t>=</m:t>
+          </m:r>
+          <m:r>
+            <w:rPr>
+              <w:rFonts w:ascii="Cambria Math" w:eastAsiaTheme="minorEastAsia" w:hAnsi="Cambria Math"/>
+              <w:lang w:val="en-US"/>
+            </w:rPr>
+            <m:t>-48</m:t>
+          </m:r>
+          <m:r>
+            <w:rPr>
+              <w:rFonts w:ascii="Cambria Math" w:eastAsiaTheme="minorEastAsia" w:hAnsi="Cambria Math"/>
+              <w:lang w:val="en-US"/>
+            </w:rPr>
+            <m:t>-</m:t>
+          </m:r>
+          <m:d>
+            <m:dPr>
+              <m:ctrlPr>
+                <w:rPr>
+                  <w:rFonts w:ascii="Cambria Math" w:eastAsiaTheme="minorEastAsia" w:hAnsi="Cambria Math"/>
+                  <w:i/>
+                  <w:lang w:val="en-US"/>
+                </w:rPr>
+              </m:ctrlPr>
+            </m:dPr>
+            <m:e>
+              <m:r>
+                <w:rPr>
+                  <w:rFonts w:ascii="Cambria Math" w:eastAsiaTheme="minorEastAsia" w:hAnsi="Cambria Math"/>
+                  <w:lang w:val="en-US"/>
+                </w:rPr>
+                <m:t>-M</m:t>
+              </m:r>
+            </m:e>
+          </m:d>
+          <m:r>
+            <w:rPr>
+              <w:rFonts w:ascii="Cambria Math" w:eastAsiaTheme="minorEastAsia" w:hAnsi="Cambria Math"/>
+              <w:lang w:val="en-US"/>
+            </w:rPr>
+            <m:t>=</m:t>
+          </m:r>
+          <m:r>
+            <w:rPr>
+              <w:rFonts w:ascii="Cambria Math" w:eastAsiaTheme="minorEastAsia" w:hAnsi="Cambria Math"/>
+              <w:lang w:val="en-US"/>
+            </w:rPr>
+            <m:t>-48</m:t>
+          </m:r>
+          <m:r>
+            <w:rPr>
+              <w:rFonts w:ascii="Cambria Math" w:eastAsiaTheme="minorEastAsia" w:hAnsi="Cambria Math"/>
+              <w:lang w:val="en-US"/>
+            </w:rPr>
+            <m:t>+M</m:t>
+          </m:r>
+        </m:oMath>
+      </m:oMathPara>
+    </w:p>
+    <w:p>
+      <w:pPr>
+        <w:rPr>
+          <w:rFonts w:eastAsiaTheme="minorEastAsia"/>
+          <w:i/>
+          <w:lang w:val="ru-RU"/>
+        </w:rPr>
+      </w:pPr>
+      <m:oMathPara>
+        <m:oMath>
+          <m:sSub>
+            <m:sSubPr>
+              <m:ctrlPr>
+                <w:rPr>
+                  <w:rFonts w:ascii="Cambria Math" w:eastAsiaTheme="minorEastAsia" w:hAnsi="Cambria Math"/>
+                  <w:i/>
+                  <w:iCs/>
+                  <w:lang w:val="en-US"/>
+                </w:rPr>
+              </m:ctrlPr>
+            </m:sSubPr>
+            <m:e>
+              <m:r>
+                <w:rPr>
+                  <w:rFonts w:ascii="Cambria Math" w:eastAsiaTheme="minorEastAsia" w:hAnsi="Cambria Math"/>
+                  <w:lang w:val="en-US"/>
+                </w:rPr>
+                <m:t>∆</m:t>
+              </m:r>
+            </m:e>
+            <m:sub>
+              <m:r>
+                <w:rPr>
+                  <w:rFonts w:ascii="Cambria Math" w:eastAsiaTheme="minorEastAsia" w:hAnsi="Cambria Math"/>
+                  <w:lang w:val="en-US"/>
+                </w:rPr>
+                <m:t>5</m:t>
+              </m:r>
+            </m:sub>
+          </m:sSub>
+          <m:r>
+            <w:rPr>
+              <w:rFonts w:ascii="Cambria Math" w:eastAsiaTheme="minorEastAsia" w:hAnsi="Cambria Math"/>
+              <w:lang w:val="en-US"/>
+            </w:rPr>
+            <m:t>=</m:t>
+          </m:r>
+          <m:r>
+            <w:rPr>
+              <w:rFonts w:ascii="Cambria Math" w:eastAsiaTheme="minorEastAsia" w:hAnsi="Cambria Math"/>
+              <w:lang w:val="en-US"/>
+            </w:rPr>
+            <m:t>1</m:t>
+          </m:r>
+          <m:r>
+            <w:rPr>
+              <w:rFonts w:ascii="Cambria Math" w:eastAsiaTheme="minorEastAsia" w:hAnsi="Cambria Math"/>
+              <w:lang w:val="en-US"/>
+            </w:rPr>
+            <m:t>3</m:t>
+          </m:r>
+          <m:r>
+            <w:rPr>
+              <w:rFonts w:ascii="Cambria Math" w:eastAsiaTheme="minorEastAsia" w:hAnsi="Cambria Math"/>
+              <w:lang w:val="ru-RU"/>
+            </w:rPr>
+            <m:t>6</m:t>
+          </m:r>
+          <m:r>
+            <w:rPr>
+              <w:rFonts w:ascii="Cambria Math" w:eastAsiaTheme="minorEastAsia" w:hAnsi="Cambria Math"/>
+              <w:lang w:val="en-US"/>
+            </w:rPr>
+            <m:t>-0=</m:t>
+          </m:r>
+          <m:r>
+            <w:rPr>
+              <w:rFonts w:ascii="Cambria Math" w:eastAsiaTheme="minorEastAsia" w:hAnsi="Cambria Math"/>
+              <w:lang w:val="en-US"/>
+            </w:rPr>
+            <m:t>1</m:t>
+          </m:r>
+          <m:r>
+            <w:rPr>
+              <w:rFonts w:ascii="Cambria Math" w:eastAsiaTheme="minorEastAsia" w:hAnsi="Cambria Math"/>
+              <w:lang w:val="en-US"/>
+            </w:rPr>
+            <m:t>3</m:t>
+          </m:r>
+          <m:r>
+            <w:rPr>
+              <w:rFonts w:ascii="Cambria Math" w:eastAsiaTheme="minorEastAsia" w:hAnsi="Cambria Math"/>
+              <w:lang w:val="ru-RU"/>
+            </w:rPr>
+            <m:t>6</m:t>
+          </m:r>
+        </m:oMath>
+      </m:oMathPara>
+    </w:p>
+    <w:p>
+      <w:pPr>
+        <w:rPr>
+          <w:rFonts w:eastAsiaTheme="minorEastAsia"/>
+          <w:lang w:val="ru-RU"/>
+        </w:rPr>
+      </w:pPr>
+    </w:p>
+    <w:tbl>
+      <w:tblPr>
+        <w:tblStyle w:val="ad"/>
+        <w:tblW w:w="10207" w:type="dxa"/>
+        <w:tblInd w:w="-568" w:type="dxa"/>
+        <w:tblLook w:val="04A0" w:firstRow="1" w:lastRow="0" w:firstColumn="1" w:lastColumn="0" w:noHBand="0" w:noVBand="1"/>
+      </w:tblPr>
+      <w:tblGrid>
+        <w:gridCol w:w="1135"/>
+        <w:gridCol w:w="1134"/>
+        <w:gridCol w:w="1134"/>
+        <w:gridCol w:w="1276"/>
+        <w:gridCol w:w="1134"/>
+        <w:gridCol w:w="1134"/>
+        <w:gridCol w:w="1276"/>
+        <w:gridCol w:w="992"/>
+        <w:gridCol w:w="992"/>
+      </w:tblGrid>
+      <w:tr>
+        <w:tc>
+          <w:tcPr>
+            <w:tcW w:w="1135" w:type="dxa"/>
+            <w:tcBorders>
+              <w:top w:val="nil"/>
+              <w:left w:val="nil"/>
+              <w:bottom w:val="single" w:sz="4" w:space="0" w:color="auto"/>
+              <w:right w:val="nil"/>
+            </w:tcBorders>
+            <w:vAlign w:val="center"/>
+          </w:tcPr>
+          <w:p>
+            <w:pPr>
+              <w:pStyle w:val="ae"/>
+              <w:jc w:val="center"/>
+            </w:pPr>
+          </w:p>
+        </w:tc>
+        <w:tc>
+          <w:tcPr>
+            <w:tcW w:w="1134" w:type="dxa"/>
+            <w:tcBorders>
+              <w:top w:val="nil"/>
+              <w:left w:val="nil"/>
+              <w:bottom w:val="single" w:sz="4" w:space="0" w:color="auto"/>
+              <w:right w:val="nil"/>
+            </w:tcBorders>
+            <w:vAlign w:val="center"/>
+          </w:tcPr>
+          <w:p>
+            <w:pPr>
+              <w:pStyle w:val="ae"/>
+              <w:jc w:val="center"/>
+            </w:pPr>
+          </w:p>
+        </w:tc>
+        <w:tc>
+          <w:tcPr>
+            <w:tcW w:w="1134" w:type="dxa"/>
+            <w:tcBorders>
+              <w:top w:val="nil"/>
+              <w:left w:val="nil"/>
+              <w:bottom w:val="single" w:sz="4" w:space="0" w:color="auto"/>
+              <w:right w:val="single" w:sz="4" w:space="0" w:color="auto"/>
+            </w:tcBorders>
+            <w:vAlign w:val="center"/>
+          </w:tcPr>
+          <w:p>
+            <w:pPr>
+              <w:pStyle w:val="ae"/>
+              <w:jc w:val="center"/>
+            </w:pPr>
+          </w:p>
+        </w:tc>
+        <w:tc>
+          <w:tcPr>
+            <w:tcW w:w="1276" w:type="dxa"/>
+            <w:tcBorders>
+              <w:left w:val="single" w:sz="4" w:space="0" w:color="auto"/>
+            </w:tcBorders>
+            <w:vAlign w:val="center"/>
+          </w:tcPr>
+          <w:p>
+            <w:pPr>
+              <w:pStyle w:val="ae"/>
+              <w:jc w:val="center"/>
+              <w:rPr>
+                <w:lang w:val="en-US"/>
+              </w:rPr>
+            </w:pPr>
+            <m:oMathPara>
+              <m:oMath>
+                <m:r>
+                  <w:rPr>
+                    <w:rFonts w:ascii="Cambria Math" w:hAnsi="Cambria Math"/>
+                    <w:lang w:val="en-US"/>
+                  </w:rPr>
+                  <m:t>-3</m:t>
+                </m:r>
+              </m:oMath>
+            </m:oMathPara>
+          </w:p>
+        </w:tc>
+        <w:tc>
+          <w:tcPr>
+            <w:tcW w:w="1134" w:type="dxa"/>
+            <w:vAlign w:val="center"/>
+          </w:tcPr>
+          <w:p>
+            <w:pPr>
+              <w:pStyle w:val="ae"/>
+              <w:jc w:val="center"/>
+              <w:rPr>
+                <w:lang w:val="en-US"/>
+              </w:rPr>
+            </w:pPr>
+            <m:oMathPara>
+              <m:oMath>
+                <m:r>
+                  <w:rPr>
+                    <w:rFonts w:ascii="Cambria Math" w:hAnsi="Cambria Math"/>
+                    <w:lang w:val="en-US"/>
+                  </w:rPr>
+                  <m:t>2</m:t>
+                </m:r>
+              </m:oMath>
+            </m:oMathPara>
+          </w:p>
+        </w:tc>
+        <w:tc>
+          <w:tcPr>
+            <w:tcW w:w="1134" w:type="dxa"/>
+            <w:vAlign w:val="center"/>
+          </w:tcPr>
+          <w:p>
+            <w:pPr>
+              <w:pStyle w:val="ae"/>
+              <w:jc w:val="center"/>
+              <w:rPr>
+                <w:lang w:val="en-US"/>
+              </w:rPr>
+            </w:pPr>
+            <m:oMathPara>
+              <m:oMath>
+                <m:r>
+                  <w:rPr>
+                    <w:rFonts w:ascii="Cambria Math" w:hAnsi="Cambria Math"/>
+                    <w:lang w:val="en-US"/>
+                  </w:rPr>
+                  <m:t>0</m:t>
+                </m:r>
+              </m:oMath>
+            </m:oMathPara>
+          </w:p>
+        </w:tc>
+        <w:tc>
+          <w:tcPr>
+            <w:tcW w:w="1276" w:type="dxa"/>
+            <w:vAlign w:val="center"/>
+          </w:tcPr>
+          <w:p>
+            <w:pPr>
+              <w:pStyle w:val="ae"/>
+              <w:jc w:val="center"/>
+              <w:rPr>
+                <w:rFonts w:eastAsia="Calibri" w:cs="Times New Roman"/>
+                <w:lang w:val="en-US"/>
+              </w:rPr>
+            </w:pPr>
+            <m:oMathPara>
+              <m:oMath>
+                <m:r>
+                  <w:rPr>
+                    <w:rFonts w:ascii="Cambria Math" w:eastAsia="Calibri" w:hAnsi="Cambria Math" w:cs="Times New Roman"/>
+                    <w:lang w:val="en-US"/>
+                  </w:rPr>
+                  <m:t>-M</m:t>
+                </m:r>
+              </m:oMath>
+            </m:oMathPara>
+          </w:p>
+        </w:tc>
+        <w:tc>
+          <w:tcPr>
+            <w:tcW w:w="992" w:type="dxa"/>
             <w:vAlign w:val="center"/>
           </w:tcPr>
           <w:p>
@@ -17220,14 +19600,551 @@
         </w:tc>
         <w:tc>
           <w:tcPr>
-            <w:tcW w:w="1082" w:type="dxa"/>
-            <w:vAlign w:val="center"/>
-          </w:tcPr>
-          <w:p>
-            <w:pPr>
-              <w:pStyle w:val="ae"/>
-              <w:jc w:val="center"/>
-              <w:rPr>
+            <w:tcW w:w="992" w:type="dxa"/>
+            <w:vAlign w:val="center"/>
+          </w:tcPr>
+          <w:p>
+            <w:pPr>
+              <w:pStyle w:val="ae"/>
+              <w:jc w:val="center"/>
+              <w:rPr>
+                <w:rFonts w:eastAsiaTheme="minorEastAsia"/>
+              </w:rPr>
+            </w:pPr>
+            <m:oMathPara>
+              <m:oMath>
+                <m:sSub>
+                  <m:sSubPr>
+                    <m:ctrlPr>
+                      <w:rPr>
+                        <w:rFonts w:ascii="Cambria Math" w:hAnsi="Cambria Math"/>
+                        <w:i/>
+                      </w:rPr>
+                    </m:ctrlPr>
+                  </m:sSubPr>
+                  <m:e>
+                    <m:r>
+                      <w:rPr>
+                        <w:rFonts w:ascii="Cambria Math" w:hAnsi="Cambria Math"/>
+                      </w:rPr>
+                      <m:t>c</m:t>
+                    </m:r>
+                  </m:e>
+                  <m:sub>
+                    <m:r>
+                      <w:rPr>
+                        <w:rFonts w:ascii="Cambria Math" w:hAnsi="Cambria Math"/>
+                      </w:rPr>
+                      <m:t>j</m:t>
+                    </m:r>
+                  </m:sub>
+                </m:sSub>
+              </m:oMath>
+            </m:oMathPara>
+          </w:p>
+        </w:tc>
+      </w:tr>
+      <w:tr>
+        <w:trPr>
+          <w:trHeight w:val="387"/>
+        </w:trPr>
+        <w:tc>
+          <w:tcPr>
+            <w:tcW w:w="1135" w:type="dxa"/>
+            <w:tcBorders>
+              <w:top w:val="single" w:sz="4" w:space="0" w:color="auto"/>
+            </w:tcBorders>
+            <w:vAlign w:val="center"/>
+          </w:tcPr>
+          <w:p>
+            <w:pPr>
+              <w:pStyle w:val="ae"/>
+              <w:jc w:val="center"/>
+              <w:rPr>
+                <w:lang w:val="en-US"/>
+              </w:rPr>
+            </w:pPr>
+            <m:oMathPara>
+              <m:oMath>
+                <m:sSub>
+                  <m:sSubPr>
+                    <m:ctrlPr>
+                      <w:rPr>
+                        <w:rFonts w:ascii="Cambria Math" w:hAnsi="Cambria Math"/>
+                        <w:i/>
+                        <w:lang w:val="en-US"/>
+                      </w:rPr>
+                    </m:ctrlPr>
+                  </m:sSubPr>
+                  <m:e>
+                    <m:r>
+                      <w:rPr>
+                        <w:rFonts w:ascii="Cambria Math" w:hAnsi="Cambria Math"/>
+                        <w:lang w:val="en-US"/>
+                      </w:rPr>
+                      <m:t>c</m:t>
+                    </m:r>
+                  </m:e>
+                  <m:sub>
+                    <m:r>
+                      <w:rPr>
+                        <w:rFonts w:ascii="Cambria Math" w:hAnsi="Cambria Math"/>
+                        <w:lang w:val="en-US"/>
+                      </w:rPr>
+                      <m:t>iB</m:t>
+                    </m:r>
+                  </m:sub>
+                </m:sSub>
+              </m:oMath>
+            </m:oMathPara>
+          </w:p>
+        </w:tc>
+        <w:tc>
+          <w:tcPr>
+            <w:tcW w:w="1134" w:type="dxa"/>
+            <w:tcBorders>
+              <w:top w:val="single" w:sz="4" w:space="0" w:color="auto"/>
+            </w:tcBorders>
+            <w:vAlign w:val="center"/>
+          </w:tcPr>
+          <w:p>
+            <w:pPr>
+              <w:pStyle w:val="ae"/>
+              <w:jc w:val="center"/>
+            </w:pPr>
+            <m:oMathPara>
+              <m:oMath>
+                <m:r>
+                  <w:rPr>
+                    <w:rFonts w:ascii="Cambria Math" w:hAnsi="Cambria Math"/>
+                  </w:rPr>
+                  <m:t>БП</m:t>
+                </m:r>
+              </m:oMath>
+            </m:oMathPara>
+          </w:p>
+        </w:tc>
+        <w:tc>
+          <w:tcPr>
+            <w:tcW w:w="1134" w:type="dxa"/>
+            <w:tcBorders>
+              <w:top w:val="single" w:sz="4" w:space="0" w:color="auto"/>
+            </w:tcBorders>
+            <w:vAlign w:val="center"/>
+          </w:tcPr>
+          <w:p>
+            <w:pPr>
+              <w:pStyle w:val="ae"/>
+              <w:jc w:val="center"/>
+            </w:pPr>
+            <m:oMathPara>
+              <m:oMath>
+                <m:r>
+                  <w:rPr>
+                    <w:rFonts w:ascii="Cambria Math" w:hAnsi="Cambria Math"/>
+                  </w:rPr>
+                  <m:t>БР</m:t>
+                </m:r>
+              </m:oMath>
+            </m:oMathPara>
+          </w:p>
+        </w:tc>
+        <w:tc>
+          <w:tcPr>
+            <w:tcW w:w="1276" w:type="dxa"/>
+            <w:vAlign w:val="center"/>
+          </w:tcPr>
+          <w:p>
+            <w:pPr>
+              <w:pStyle w:val="ae"/>
+              <w:jc w:val="center"/>
+              <w:rPr>
+                <w:rFonts w:eastAsiaTheme="minorEastAsia"/>
+                <w:lang w:val="en-US"/>
+              </w:rPr>
+            </w:pPr>
+            <m:oMathPara>
+              <m:oMath>
+                <m:sSub>
+                  <m:sSubPr>
+                    <m:ctrlPr>
+                      <w:rPr>
+                        <w:rFonts w:ascii="Cambria Math" w:hAnsi="Cambria Math"/>
+                        <w:i/>
+                        <w:lang w:val="en-US"/>
+                      </w:rPr>
+                    </m:ctrlPr>
+                  </m:sSubPr>
+                  <m:e>
+                    <m:r>
+                      <w:rPr>
+                        <w:rFonts w:ascii="Cambria Math" w:hAnsi="Cambria Math"/>
+                        <w:lang w:val="en-US"/>
+                      </w:rPr>
+                      <m:t>x</m:t>
+                    </m:r>
+                  </m:e>
+                  <m:sub>
+                    <m:r>
+                      <w:rPr>
+                        <w:rFonts w:ascii="Cambria Math" w:hAnsi="Cambria Math"/>
+                        <w:lang w:val="en-US"/>
+                      </w:rPr>
+                      <m:t>1</m:t>
+                    </m:r>
+                  </m:sub>
+                </m:sSub>
+              </m:oMath>
+            </m:oMathPara>
+          </w:p>
+        </w:tc>
+        <w:tc>
+          <w:tcPr>
+            <w:tcW w:w="1134" w:type="dxa"/>
+            <w:vAlign w:val="center"/>
+          </w:tcPr>
+          <w:p>
+            <w:pPr>
+              <w:pStyle w:val="ae"/>
+              <w:jc w:val="center"/>
+              <w:rPr>
+                <w:rFonts w:eastAsiaTheme="minorEastAsia"/>
+              </w:rPr>
+            </w:pPr>
+            <m:oMathPara>
+              <m:oMath>
+                <m:sSub>
+                  <m:sSubPr>
+                    <m:ctrlPr>
+                      <w:rPr>
+                        <w:rFonts w:ascii="Cambria Math" w:hAnsi="Cambria Math"/>
+                        <w:i/>
+                      </w:rPr>
+                    </m:ctrlPr>
+                  </m:sSubPr>
+                  <m:e>
+                    <m:r>
+                      <w:rPr>
+                        <w:rFonts w:ascii="Cambria Math" w:hAnsi="Cambria Math"/>
+                      </w:rPr>
+                      <m:t>x</m:t>
+                    </m:r>
+                  </m:e>
+                  <m:sub>
+                    <m:r>
+                      <w:rPr>
+                        <w:rFonts w:ascii="Cambria Math" w:hAnsi="Cambria Math"/>
+                      </w:rPr>
+                      <m:t>2</m:t>
+                    </m:r>
+                  </m:sub>
+                </m:sSub>
+              </m:oMath>
+            </m:oMathPara>
+          </w:p>
+        </w:tc>
+        <w:tc>
+          <w:tcPr>
+            <w:tcW w:w="1134" w:type="dxa"/>
+            <w:vAlign w:val="center"/>
+          </w:tcPr>
+          <w:p>
+            <w:pPr>
+              <w:pStyle w:val="ae"/>
+              <w:jc w:val="center"/>
+              <w:rPr>
+                <w:rFonts w:eastAsiaTheme="minorEastAsia"/>
+                <w:lang w:val="en-US"/>
+              </w:rPr>
+            </w:pPr>
+            <m:oMathPara>
+              <m:oMath>
+                <m:sSub>
+                  <m:sSubPr>
+                    <m:ctrlPr>
+                      <w:rPr>
+                        <w:rFonts w:ascii="Cambria Math" w:hAnsi="Cambria Math"/>
+                        <w:i/>
+                        <w:lang w:val="en-US"/>
+                      </w:rPr>
+                    </m:ctrlPr>
+                  </m:sSubPr>
+                  <m:e>
+                    <m:r>
+                      <w:rPr>
+                        <w:rFonts w:ascii="Cambria Math" w:hAnsi="Cambria Math"/>
+                        <w:lang w:val="en-US"/>
+                      </w:rPr>
+                      <m:t>x</m:t>
+                    </m:r>
+                  </m:e>
+                  <m:sub>
+                    <m:r>
+                      <w:rPr>
+                        <w:rFonts w:ascii="Cambria Math" w:hAnsi="Cambria Math"/>
+                        <w:lang w:val="en-US"/>
+                      </w:rPr>
+                      <m:t>3</m:t>
+                    </m:r>
+                  </m:sub>
+                </m:sSub>
+              </m:oMath>
+            </m:oMathPara>
+          </w:p>
+        </w:tc>
+        <w:tc>
+          <w:tcPr>
+            <w:tcW w:w="1276" w:type="dxa"/>
+            <w:vAlign w:val="center"/>
+          </w:tcPr>
+          <w:p>
+            <w:pPr>
+              <w:pStyle w:val="ae"/>
+              <w:jc w:val="center"/>
+              <w:rPr>
+                <w:rFonts w:ascii="Calibri" w:eastAsia="Times New Roman" w:hAnsi="Calibri" w:cs="Times New Roman"/>
+                <w:lang w:val="en-US"/>
+              </w:rPr>
+            </w:pPr>
+            <m:oMathPara>
+              <m:oMath>
+                <m:sSub>
+                  <m:sSubPr>
+                    <m:ctrlPr>
+                      <w:rPr>
+                        <w:rFonts w:ascii="Cambria Math" w:eastAsia="Times New Roman" w:hAnsi="Cambria Math" w:cs="Times New Roman"/>
+                        <w:i/>
+                        <w:lang w:val="en-US"/>
+                      </w:rPr>
+                    </m:ctrlPr>
+                  </m:sSubPr>
+                  <m:e>
+                    <m:r>
+                      <w:rPr>
+                        <w:rFonts w:ascii="Cambria Math" w:eastAsia="Times New Roman" w:hAnsi="Cambria Math" w:cs="Times New Roman"/>
+                        <w:lang w:val="en-US"/>
+                      </w:rPr>
+                      <m:t>x</m:t>
+                    </m:r>
+                  </m:e>
+                  <m:sub>
+                    <m:r>
+                      <w:rPr>
+                        <w:rFonts w:ascii="Cambria Math" w:eastAsia="Times New Roman" w:hAnsi="Cambria Math" w:cs="Times New Roman"/>
+                        <w:lang w:val="en-US"/>
+                      </w:rPr>
+                      <m:t>4</m:t>
+                    </m:r>
+                  </m:sub>
+                </m:sSub>
+              </m:oMath>
+            </m:oMathPara>
+          </w:p>
+        </w:tc>
+        <w:tc>
+          <w:tcPr>
+            <w:tcW w:w="992" w:type="dxa"/>
+            <w:vAlign w:val="center"/>
+          </w:tcPr>
+          <w:p>
+            <w:pPr>
+              <w:pStyle w:val="ae"/>
+              <w:jc w:val="center"/>
+              <w:rPr>
+                <w:lang w:val="en-US"/>
+              </w:rPr>
+            </w:pPr>
+            <m:oMathPara>
+              <m:oMath>
+                <m:sSub>
+                  <m:sSubPr>
+                    <m:ctrlPr>
+                      <w:rPr>
+                        <w:rFonts w:ascii="Cambria Math" w:hAnsi="Cambria Math"/>
+                        <w:i/>
+                        <w:lang w:val="en-US"/>
+                      </w:rPr>
+                    </m:ctrlPr>
+                  </m:sSubPr>
+                  <m:e>
+                    <m:r>
+                      <w:rPr>
+                        <w:rFonts w:ascii="Cambria Math" w:hAnsi="Cambria Math"/>
+                        <w:lang w:val="en-US"/>
+                      </w:rPr>
+                      <m:t>x</m:t>
+                    </m:r>
+                  </m:e>
+                  <m:sub>
+                    <m:r>
+                      <w:rPr>
+                        <w:rFonts w:ascii="Cambria Math" w:hAnsi="Cambria Math"/>
+                        <w:lang w:val="en-US"/>
+                      </w:rPr>
+                      <m:t>5</m:t>
+                    </m:r>
+                  </m:sub>
+                </m:sSub>
+              </m:oMath>
+            </m:oMathPara>
+          </w:p>
+        </w:tc>
+        <w:tc>
+          <w:tcPr>
+            <w:tcW w:w="992" w:type="dxa"/>
+            <w:vAlign w:val="center"/>
+          </w:tcPr>
+          <w:p>
+            <w:pPr>
+              <w:pStyle w:val="ae"/>
+              <w:jc w:val="center"/>
+            </w:pPr>
+            <m:oMathPara>
+              <m:oMath>
+                <m:r>
+                  <w:rPr>
+                    <w:rFonts w:ascii="Cambria Math" w:hAnsi="Cambria Math" w:cs="Times New Roman"/>
+                    <w:lang w:val="en-US"/>
+                  </w:rPr>
+                  <m:t>БР/</m:t>
+                </m:r>
+                <m:r>
+                  <w:rPr>
+                    <w:rFonts w:ascii="Cambria Math" w:hAnsi="Cambria Math" w:cs="Times New Roman"/>
+                    <w:i/>
+                    <w:noProof/>
+                    <w:lang w:eastAsia="ru-RU"/>
+                  </w:rPr>
+                  <w:drawing>
+                    <wp:inline distT="0" distB="0" distL="0" distR="0" wp14:anchorId="15D08157" wp14:editId="7AFEA71E">
+                      <wp:extent cx="228600" cy="170688"/>
+                      <wp:effectExtent l="0" t="0" r="0" b="0"/>
+                      <wp:docPr id="1999977343" name="Picture 11189" descr="Изображение выглядит как черный, темнота&#10;&#10;Содержимое, созданное искусственным интеллектом, может быть неверным."/>
+                      <wp:cNvGraphicFramePr/>
+                      <a:graphic xmlns:a="http://schemas.openxmlformats.org/drawingml/2006/main">
+                        <a:graphicData uri="http://schemas.openxmlformats.org/drawingml/2006/picture">
+                          <pic:pic xmlns:pic="http://schemas.openxmlformats.org/drawingml/2006/picture">
+                            <pic:nvPicPr>
+                              <pic:cNvPr id="683086839" name="Picture 11189" descr="Изображение выглядит как черный, темнота&#10;&#10;Содержимое, созданное искусственным интеллектом, может быть неверным."/>
+                              <pic:cNvPicPr/>
+                            </pic:nvPicPr>
+                            <pic:blipFill>
+                              <a:blip r:embed="rId6" cstate="print"/>
+                              <a:stretch>
+                                <a:fillRect/>
+                              </a:stretch>
+                            </pic:blipFill>
+                            <pic:spPr>
+                              <a:xfrm>
+                                <a:off x="0" y="0"/>
+                                <a:ext cx="228600" cy="170688"/>
+                              </a:xfrm>
+                              <a:prstGeom prst="rect">
+                                <a:avLst/>
+                              </a:prstGeom>
+                            </pic:spPr>
+                          </pic:pic>
+                        </a:graphicData>
+                      </a:graphic>
+                    </wp:inline>
+                  </w:drawing>
+                </m:r>
+              </m:oMath>
+            </m:oMathPara>
+          </w:p>
+        </w:tc>
+      </w:tr>
+      <w:tr>
+        <w:trPr>
+          <w:trHeight w:val="193"/>
+        </w:trPr>
+        <w:tc>
+          <w:tcPr>
+            <w:tcW w:w="1135" w:type="dxa"/>
+            <w:tcBorders>
+              <w:bottom w:val="single" w:sz="4" w:space="0" w:color="auto"/>
+            </w:tcBorders>
+            <w:vAlign w:val="center"/>
+          </w:tcPr>
+          <w:p>
+            <w:pPr>
+              <w:pStyle w:val="ae"/>
+              <w:jc w:val="center"/>
+              <w:rPr>
+                <w:i/>
+              </w:rPr>
+            </w:pPr>
+            <m:oMathPara>
+              <m:oMath>
+                <m:r>
+                  <w:rPr>
+                    <w:rFonts w:ascii="Cambria Math" w:hAnsi="Cambria Math"/>
+                  </w:rPr>
+                  <m:t>2</m:t>
+                </m:r>
+              </m:oMath>
+            </m:oMathPara>
+          </w:p>
+        </w:tc>
+        <w:tc>
+          <w:tcPr>
+            <w:tcW w:w="1134" w:type="dxa"/>
+            <w:tcBorders>
+              <w:bottom w:val="single" w:sz="4" w:space="0" w:color="auto"/>
+            </w:tcBorders>
+            <w:vAlign w:val="center"/>
+          </w:tcPr>
+          <w:p>
+            <w:pPr>
+              <w:pStyle w:val="ae"/>
+              <w:jc w:val="center"/>
+            </w:pPr>
+            <m:oMathPara>
+              <m:oMath>
+                <m:sSub>
+                  <m:sSubPr>
+                    <m:ctrlPr>
+                      <w:rPr>
+                        <w:rFonts w:ascii="Cambria Math" w:hAnsi="Cambria Math"/>
+                        <w:i/>
+                      </w:rPr>
+                    </m:ctrlPr>
+                  </m:sSubPr>
+                  <m:e>
+                    <m:r>
+                      <w:rPr>
+                        <w:rFonts w:ascii="Cambria Math" w:hAnsi="Cambria Math"/>
+                      </w:rPr>
+                      <m:t>x</m:t>
+                    </m:r>
+                  </m:e>
+                  <m:sub>
+                    <m:r>
+                      <w:rPr>
+                        <w:rFonts w:ascii="Cambria Math" w:hAnsi="Cambria Math"/>
+                      </w:rPr>
+                      <m:t>2</m:t>
+                    </m:r>
+                  </m:sub>
+                </m:sSub>
+              </m:oMath>
+            </m:oMathPara>
+          </w:p>
+        </w:tc>
+        <w:tc>
+          <w:tcPr>
+            <w:tcW w:w="1134" w:type="dxa"/>
+            <w:tcBorders>
+              <w:bottom w:val="single" w:sz="4" w:space="0" w:color="auto"/>
+            </w:tcBorders>
+            <w:vAlign w:val="center"/>
+          </w:tcPr>
+          <w:p>
+            <w:pPr>
+              <w:pStyle w:val="ae"/>
+              <w:jc w:val="center"/>
+              <w:rPr>
+                <w:i/>
                 <w:lang w:val="en-US"/>
               </w:rPr>
             </w:pPr>
@@ -17238,7 +20155,7 @@
                     <w:rFonts w:ascii="Cambria Math" w:hAnsi="Cambria Math"/>
                     <w:lang w:val="en-US"/>
                   </w:rPr>
-                  <m:t>4/3</m:t>
+                  <m:t>16</m:t>
                 </m:r>
               </m:oMath>
             </m:oMathPara>
@@ -17247,32 +20164,55 @@
         <w:tc>
           <w:tcPr>
             <w:tcW w:w="1276" w:type="dxa"/>
-          </w:tcPr>
-          <w:p>
-            <w:pPr>
-              <w:pStyle w:val="ae"/>
-              <w:jc w:val="center"/>
-              <w:rPr>
-                <w:rFonts w:eastAsia="Calibri" w:cs="Times New Roman"/>
-                <w:lang w:val="en-US"/>
-              </w:rPr>
-            </w:pPr>
-            <m:oMathPara>
-              <m:oMath>
-                <m:r>
-                  <w:rPr>
-                    <w:rFonts w:ascii="Cambria Math" w:eastAsia="Calibri" w:hAnsi="Cambria Math" w:cs="Times New Roman"/>
-                    <w:lang w:val="en-US"/>
-                  </w:rPr>
-                  <m:t>-4/3</m:t>
-                </m:r>
-              </m:oMath>
-            </m:oMathPara>
-          </w:p>
-        </w:tc>
-        <w:tc>
-          <w:tcPr>
-            <w:tcW w:w="876" w:type="dxa"/>
+            <w:vAlign w:val="center"/>
+          </w:tcPr>
+          <w:p>
+            <w:pPr>
+              <w:pStyle w:val="ae"/>
+              <w:jc w:val="center"/>
+              <w:rPr>
+                <w:i/>
+                <w:lang w:val="en-US"/>
+              </w:rPr>
+            </w:pPr>
+            <m:oMathPara>
+              <m:oMath>
+                <m:f>
+                  <m:fPr>
+                    <m:ctrlPr>
+                      <w:rPr>
+                        <w:rFonts w:ascii="Cambria Math" w:hAnsi="Cambria Math"/>
+                        <w:i/>
+                        <w:lang w:val="en-US"/>
+                      </w:rPr>
+                    </m:ctrlPr>
+                  </m:fPr>
+                  <m:num>
+                    <m:r>
+                      <w:rPr>
+                        <w:rFonts w:ascii="Cambria Math" w:hAnsi="Cambria Math"/>
+                        <w:lang w:val="en-US"/>
+                      </w:rPr>
+                      <m:t>1</m:t>
+                    </m:r>
+                  </m:num>
+                  <m:den>
+                    <m:r>
+                      <w:rPr>
+                        <w:rFonts w:ascii="Cambria Math" w:hAnsi="Cambria Math"/>
+                        <w:lang w:val="en-US"/>
+                      </w:rPr>
+                      <m:t>4</m:t>
+                    </m:r>
+                  </m:den>
+                </m:f>
+              </m:oMath>
+            </m:oMathPara>
+          </w:p>
+        </w:tc>
+        <w:tc>
+          <w:tcPr>
+            <w:tcW w:w="1134" w:type="dxa"/>
             <w:vAlign w:val="center"/>
           </w:tcPr>
           <w:p>
@@ -17299,15 +20239,117 @@
         </w:tc>
         <w:tc>
           <w:tcPr>
-            <w:tcW w:w="1102" w:type="dxa"/>
-            <w:vAlign w:val="center"/>
-          </w:tcPr>
-          <w:p>
-            <w:pPr>
-              <w:pStyle w:val="ae"/>
-              <w:jc w:val="center"/>
-              <w:rPr>
-                <w:iCs/>
+            <w:tcW w:w="1134" w:type="dxa"/>
+            <w:vAlign w:val="center"/>
+          </w:tcPr>
+          <w:p>
+            <w:pPr>
+              <w:pStyle w:val="ae"/>
+              <w:jc w:val="center"/>
+              <w:rPr>
+                <w:i/>
+                <w:lang w:val="en-US"/>
+              </w:rPr>
+            </w:pPr>
+            <m:oMathPara>
+              <m:oMath>
+                <m:r>
+                  <w:rPr>
+                    <w:rFonts w:ascii="Cambria Math" w:hAnsi="Cambria Math"/>
+                    <w:lang w:val="en-US"/>
+                  </w:rPr>
+                  <m:t>0</m:t>
+                </m:r>
+              </m:oMath>
+            </m:oMathPara>
+          </w:p>
+        </w:tc>
+        <w:tc>
+          <w:tcPr>
+            <w:tcW w:w="1276" w:type="dxa"/>
+            <w:vAlign w:val="center"/>
+          </w:tcPr>
+          <w:p>
+            <w:pPr>
+              <w:pStyle w:val="ae"/>
+              <w:jc w:val="center"/>
+              <w:rPr>
+                <w:rFonts w:ascii="Calibri" w:eastAsia="Times New Roman" w:hAnsi="Calibri" w:cs="Times New Roman"/>
+                <w:lang w:val="en-US"/>
+              </w:rPr>
+            </w:pPr>
+            <m:oMathPara>
+              <m:oMath>
+                <m:r>
+                  <w:rPr>
+                    <w:rFonts w:ascii="Cambria Math" w:eastAsia="Times New Roman" w:hAnsi="Cambria Math" w:cs="Times New Roman"/>
+                    <w:lang w:val="en-US"/>
+                  </w:rPr>
+                  <m:t>0</m:t>
+                </m:r>
+              </m:oMath>
+            </m:oMathPara>
+          </w:p>
+        </w:tc>
+        <w:tc>
+          <w:tcPr>
+            <w:tcW w:w="992" w:type="dxa"/>
+            <w:vAlign w:val="center"/>
+          </w:tcPr>
+          <w:p>
+            <w:pPr>
+              <w:pStyle w:val="ae"/>
+              <w:jc w:val="center"/>
+              <w:rPr>
+                <w:i/>
+                <w:lang w:val="en-US"/>
+              </w:rPr>
+            </w:pPr>
+            <m:oMathPara>
+              <m:oMath>
+                <m:f>
+                  <m:fPr>
+                    <m:ctrlPr>
+                      <w:rPr>
+                        <w:rFonts w:ascii="Cambria Math" w:hAnsi="Cambria Math"/>
+                        <w:i/>
+                        <w:lang w:val="en-US"/>
+                      </w:rPr>
+                    </m:ctrlPr>
+                  </m:fPr>
+                  <m:num>
+                    <m:r>
+                      <w:rPr>
+                        <w:rFonts w:ascii="Cambria Math" w:hAnsi="Cambria Math"/>
+                        <w:lang w:val="en-US"/>
+                      </w:rPr>
+                      <m:t>1</m:t>
+                    </m:r>
+                  </m:num>
+                  <m:den>
+                    <m:r>
+                      <w:rPr>
+                        <w:rFonts w:ascii="Cambria Math" w:hAnsi="Cambria Math"/>
+                        <w:lang w:val="en-US"/>
+                      </w:rPr>
+                      <m:t>4</m:t>
+                    </m:r>
+                  </m:den>
+                </m:f>
+              </m:oMath>
+            </m:oMathPara>
+          </w:p>
+        </w:tc>
+        <w:tc>
+          <w:tcPr>
+            <w:tcW w:w="992" w:type="dxa"/>
+            <w:vAlign w:val="center"/>
+          </w:tcPr>
+          <w:p>
+            <w:pPr>
+              <w:pStyle w:val="ae"/>
+              <w:jc w:val="center"/>
+              <w:rPr>
                 <w:lang w:val="en-US"/>
               </w:rPr>
             </w:pPr>
@@ -17317,7 +20359,306 @@
       <w:tr>
         <w:tc>
           <w:tcPr>
-            <w:tcW w:w="1041" w:type="dxa"/>
+            <w:tcW w:w="1135" w:type="dxa"/>
+            <w:tcBorders>
+              <w:bottom w:val="single" w:sz="4" w:space="0" w:color="auto"/>
+            </w:tcBorders>
+            <w:vAlign w:val="center"/>
+          </w:tcPr>
+          <w:p>
+            <w:pPr>
+              <w:pStyle w:val="ae"/>
+              <w:jc w:val="center"/>
+            </w:pPr>
+            <m:oMathPara>
+              <m:oMath>
+                <m:r>
+                  <w:rPr>
+                    <w:rFonts w:ascii="Cambria Math" w:hAnsi="Cambria Math"/>
+                  </w:rPr>
+                  <m:t>0</m:t>
+                </m:r>
+              </m:oMath>
+            </m:oMathPara>
+          </w:p>
+        </w:tc>
+        <w:tc>
+          <w:tcPr>
+            <w:tcW w:w="1134" w:type="dxa"/>
+            <w:tcBorders>
+              <w:bottom w:val="single" w:sz="4" w:space="0" w:color="auto"/>
+            </w:tcBorders>
+            <w:vAlign w:val="center"/>
+          </w:tcPr>
+          <w:p>
+            <w:pPr>
+              <w:pStyle w:val="ae"/>
+              <w:jc w:val="center"/>
+            </w:pPr>
+            <m:oMathPara>
+              <m:oMath>
+                <m:sSub>
+                  <m:sSubPr>
+                    <m:ctrlPr>
+                      <w:rPr>
+                        <w:rFonts w:ascii="Cambria Math" w:hAnsi="Cambria Math"/>
+                        <w:i/>
+                      </w:rPr>
+                    </m:ctrlPr>
+                  </m:sSubPr>
+                  <m:e>
+                    <m:r>
+                      <w:rPr>
+                        <w:rFonts w:ascii="Cambria Math" w:hAnsi="Cambria Math"/>
+                      </w:rPr>
+                      <m:t>x</m:t>
+                    </m:r>
+                  </m:e>
+                  <m:sub>
+                    <m:r>
+                      <w:rPr>
+                        <w:rFonts w:ascii="Cambria Math" w:hAnsi="Cambria Math"/>
+                      </w:rPr>
+                      <m:t>3</m:t>
+                    </m:r>
+                  </m:sub>
+                </m:sSub>
+              </m:oMath>
+            </m:oMathPara>
+          </w:p>
+        </w:tc>
+        <w:tc>
+          <w:tcPr>
+            <w:tcW w:w="1134" w:type="dxa"/>
+            <w:tcBorders>
+              <w:bottom w:val="single" w:sz="4" w:space="0" w:color="auto"/>
+            </w:tcBorders>
+            <w:vAlign w:val="center"/>
+          </w:tcPr>
+          <w:p>
+            <w:pPr>
+              <w:pStyle w:val="ae"/>
+              <w:jc w:val="center"/>
+              <w:rPr>
+                <w:i/>
+                <w:lang w:val="en-US"/>
+              </w:rPr>
+            </w:pPr>
+            <m:oMathPara>
+              <m:oMath>
+                <m:r>
+                  <w:rPr>
+                    <w:rFonts w:ascii="Cambria Math" w:hAnsi="Cambria Math"/>
+                    <w:lang w:val="en-US"/>
+                  </w:rPr>
+                  <m:t>48</m:t>
+                </m:r>
+              </m:oMath>
+            </m:oMathPara>
+          </w:p>
+        </w:tc>
+        <w:tc>
+          <w:tcPr>
+            <w:tcW w:w="1276" w:type="dxa"/>
+            <w:tcBorders>
+              <w:bottom w:val="single" w:sz="4" w:space="0" w:color="auto"/>
+            </w:tcBorders>
+            <w:vAlign w:val="center"/>
+          </w:tcPr>
+          <w:p>
+            <w:pPr>
+              <w:pStyle w:val="ae"/>
+              <w:jc w:val="center"/>
+              <w:rPr>
+                <w:i/>
+                <w:lang w:val="en-US"/>
+              </w:rPr>
+            </w:pPr>
+            <m:oMathPara>
+              <m:oMath>
+                <m:f>
+                  <m:fPr>
+                    <m:ctrlPr>
+                      <w:rPr>
+                        <w:rFonts w:ascii="Cambria Math" w:hAnsi="Cambria Math"/>
+                        <w:i/>
+                        <w:lang w:val="en-US"/>
+                      </w:rPr>
+                    </m:ctrlPr>
+                  </m:fPr>
+                  <m:num>
+                    <m:r>
+                      <w:rPr>
+                        <w:rFonts w:ascii="Cambria Math" w:hAnsi="Cambria Math"/>
+                        <w:lang w:val="en-US"/>
+                      </w:rPr>
+                      <m:t>11</m:t>
+                    </m:r>
+                  </m:num>
+                  <m:den>
+                    <m:r>
+                      <w:rPr>
+                        <w:rFonts w:ascii="Cambria Math" w:hAnsi="Cambria Math"/>
+                        <w:lang w:val="en-US"/>
+                      </w:rPr>
+                      <m:t>4</m:t>
+                    </m:r>
+                  </m:den>
+                </m:f>
+              </m:oMath>
+            </m:oMathPara>
+          </w:p>
+        </w:tc>
+        <w:tc>
+          <w:tcPr>
+            <w:tcW w:w="1134" w:type="dxa"/>
+            <w:vAlign w:val="center"/>
+          </w:tcPr>
+          <w:p>
+            <w:pPr>
+              <w:pStyle w:val="ae"/>
+              <w:jc w:val="center"/>
+              <w:rPr>
+                <w:lang w:val="en-US"/>
+              </w:rPr>
+            </w:pPr>
+            <m:oMathPara>
+              <m:oMath>
+                <m:r>
+                  <w:rPr>
+                    <w:rFonts w:ascii="Cambria Math" w:hAnsi="Cambria Math"/>
+                  </w:rPr>
+                  <m:t>0</m:t>
+                </m:r>
+              </m:oMath>
+            </m:oMathPara>
+          </w:p>
+        </w:tc>
+        <w:tc>
+          <w:tcPr>
+            <w:tcW w:w="1134" w:type="dxa"/>
+            <w:vAlign w:val="center"/>
+          </w:tcPr>
+          <w:p>
+            <w:pPr>
+              <w:pStyle w:val="ae"/>
+              <w:jc w:val="center"/>
+              <w:rPr>
+                <w:lang w:val="en-US"/>
+              </w:rPr>
+            </w:pPr>
+            <w:r>
+              <w:rPr>
+                <w:lang w:val="en-US"/>
+              </w:rPr>
+              <w:t>1</w:t>
+            </w:r>
+          </w:p>
+        </w:tc>
+        <w:tc>
+          <w:tcPr>
+            <w:tcW w:w="1276" w:type="dxa"/>
+            <w:vAlign w:val="center"/>
+          </w:tcPr>
+          <w:p>
+            <w:pPr>
+              <w:pStyle w:val="ae"/>
+              <w:jc w:val="center"/>
+              <w:rPr>
+                <w:rFonts w:eastAsia="Calibri" w:cs="Times New Roman"/>
+                <w:lang w:val="en-US"/>
+              </w:rPr>
+            </w:pPr>
+            <m:oMathPara>
+              <m:oMath>
+                <m:r>
+                  <w:rPr>
+                    <w:rFonts w:ascii="Cambria Math" w:eastAsia="Calibri" w:hAnsi="Cambria Math" w:cs="Times New Roman"/>
+                    <w:lang w:val="en-US"/>
+                  </w:rPr>
+                  <m:t>-</m:t>
+                </m:r>
+                <m:r>
+                  <w:rPr>
+                    <w:rFonts w:ascii="Cambria Math" w:eastAsia="Calibri" w:hAnsi="Cambria Math" w:cs="Times New Roman"/>
+                    <w:lang w:val="en-US"/>
+                  </w:rPr>
+                  <m:t>1</m:t>
+                </m:r>
+              </m:oMath>
+            </m:oMathPara>
+          </w:p>
+        </w:tc>
+        <w:tc>
+          <w:tcPr>
+            <w:tcW w:w="992" w:type="dxa"/>
+            <w:vAlign w:val="center"/>
+          </w:tcPr>
+          <w:p>
+            <w:pPr>
+              <w:pStyle w:val="ae"/>
+              <w:jc w:val="center"/>
+              <w:rPr>
+                <w:i/>
+                <w:lang w:val="en-US"/>
+              </w:rPr>
+            </w:pPr>
+            <m:oMathPara>
+              <m:oMath>
+                <m:f>
+                  <m:fPr>
+                    <m:ctrlPr>
+                      <w:rPr>
+                        <w:rFonts w:ascii="Cambria Math" w:hAnsi="Cambria Math"/>
+                        <w:i/>
+                        <w:lang w:val="en-US"/>
+                      </w:rPr>
+                    </m:ctrlPr>
+                  </m:fPr>
+                  <m:num>
+                    <m:r>
+                      <w:rPr>
+                        <w:rFonts w:ascii="Cambria Math" w:hAnsi="Cambria Math"/>
+                        <w:lang w:val="en-US"/>
+                      </w:rPr>
+                      <m:t>3</m:t>
+                    </m:r>
+                  </m:num>
+                  <m:den>
+                    <m:r>
+                      <w:rPr>
+                        <w:rFonts w:ascii="Cambria Math" w:hAnsi="Cambria Math"/>
+                        <w:lang w:val="en-US"/>
+                      </w:rPr>
+                      <m:t>4</m:t>
+                    </m:r>
+                  </m:den>
+                </m:f>
+              </m:oMath>
+            </m:oMathPara>
+          </w:p>
+        </w:tc>
+        <w:tc>
+          <w:tcPr>
+            <w:tcW w:w="992" w:type="dxa"/>
+            <w:vAlign w:val="center"/>
+          </w:tcPr>
+          <w:p>
+            <w:pPr>
+              <w:pStyle w:val="ae"/>
+              <w:jc w:val="center"/>
+              <w:rPr>
+                <w:iCs/>
+                <w:lang w:val="en-US"/>
+              </w:rPr>
+            </w:pPr>
+          </w:p>
+        </w:tc>
+      </w:tr>
+      <w:tr>
+        <w:tc>
+          <w:tcPr>
+            <w:tcW w:w="1135" w:type="dxa"/>
             <w:tcBorders>
               <w:top w:val="single" w:sz="4" w:space="0" w:color="auto"/>
               <w:left w:val="nil"/>
@@ -17338,7 +20679,7 @@
         </w:tc>
         <w:tc>
           <w:tcPr>
-            <w:tcW w:w="1043" w:type="dxa"/>
+            <w:tcW w:w="1134" w:type="dxa"/>
             <w:tcBorders>
               <w:top w:val="single" w:sz="4" w:space="0" w:color="auto"/>
               <w:left w:val="nil"/>
@@ -17359,7 +20700,7 @@
         </w:tc>
         <w:tc>
           <w:tcPr>
-            <w:tcW w:w="1037" w:type="dxa"/>
+            <w:tcW w:w="1134" w:type="dxa"/>
             <w:tcBorders>
               <w:top w:val="single" w:sz="4" w:space="0" w:color="auto"/>
               <w:left w:val="nil"/>
@@ -17380,7 +20721,7 @@
         </w:tc>
         <w:tc>
           <w:tcPr>
-            <w:tcW w:w="1274" w:type="dxa"/>
+            <w:tcW w:w="1276" w:type="dxa"/>
             <w:tcBorders>
               <w:top w:val="single" w:sz="4" w:space="0" w:color="auto"/>
               <w:left w:val="single" w:sz="4" w:space="0" w:color="auto"/>
@@ -17395,13 +20736,25 @@
               <w:jc w:val="center"/>
               <w:rPr>
                 <w:i/>
-              </w:rPr>
-            </w:pPr>
-          </w:p>
-        </w:tc>
-        <w:tc>
-          <w:tcPr>
-            <w:tcW w:w="902" w:type="dxa"/>
+                <w:iCs/>
+                <w:lang w:val="en-US"/>
+              </w:rPr>
+            </w:pPr>
+            <m:oMathPara>
+              <m:oMath>
+                <m:r>
+                  <w:rPr>
+                    <w:rFonts w:ascii="Cambria Math" w:hAnsi="Cambria Math"/>
+                  </w:rPr>
+                  <m:t>136</m:t>
+                </m:r>
+              </m:oMath>
+            </m:oMathPara>
+          </w:p>
+        </w:tc>
+        <w:tc>
+          <w:tcPr>
+            <w:tcW w:w="1134" w:type="dxa"/>
             <w:tcBorders>
               <w:left w:val="single" w:sz="4" w:space="0" w:color="auto"/>
             </w:tcBorders>
@@ -17413,13 +20766,25 @@
               <w:jc w:val="center"/>
               <w:rPr>
                 <w:i/>
-              </w:rPr>
-            </w:pPr>
-          </w:p>
-        </w:tc>
-        <w:tc>
-          <w:tcPr>
-            <w:tcW w:w="1082" w:type="dxa"/>
+                <w:iCs/>
+                <w:lang w:val="en-US"/>
+              </w:rPr>
+            </w:pPr>
+            <m:oMathPara>
+              <m:oMath>
+                <m:r>
+                  <w:rPr>
+                    <w:rFonts w:ascii="Cambria Math" w:hAnsi="Cambria Math"/>
+                  </w:rPr>
+                  <m:t>16</m:t>
+                </m:r>
+              </m:oMath>
+            </m:oMathPara>
+          </w:p>
+        </w:tc>
+        <w:tc>
+          <w:tcPr>
+            <w:tcW w:w="1134" w:type="dxa"/>
             <w:vAlign w:val="center"/>
           </w:tcPr>
           <w:p>
@@ -17428,13 +20793,26 @@
               <w:jc w:val="center"/>
               <w:rPr>
                 <w:i/>
-              </w:rPr>
-            </w:pPr>
+                <w:iCs/>
+                <w:lang w:val="en-US"/>
+              </w:rPr>
+            </w:pPr>
+            <m:oMathPara>
+              <m:oMath>
+                <m:r>
+                  <w:rPr>
+                    <w:rFonts w:ascii="Cambria Math" w:hAnsi="Cambria Math"/>
+                  </w:rPr>
+                  <m:t>48</m:t>
+                </m:r>
+              </m:oMath>
+            </m:oMathPara>
           </w:p>
         </w:tc>
         <w:tc>
           <w:tcPr>
             <w:tcW w:w="1276" w:type="dxa"/>
+            <w:vAlign w:val="center"/>
           </w:tcPr>
           <w:p>
             <w:pPr>
@@ -17443,13 +20821,25 @@
               <w:rPr>
                 <w:rFonts w:eastAsia="Calibri" w:cs="Times New Roman"/>
                 <w:i/>
-              </w:rPr>
-            </w:pPr>
-          </w:p>
-        </w:tc>
-        <w:tc>
-          <w:tcPr>
-            <w:tcW w:w="876" w:type="dxa"/>
+                <w:iCs/>
+                <w:lang w:val="en-US"/>
+              </w:rPr>
+            </w:pPr>
+            <m:oMathPara>
+              <m:oMath>
+                <m:r>
+                  <w:rPr>
+                    <w:rFonts w:ascii="Cambria Math" w:eastAsia="Calibri" w:hAnsi="Cambria Math" w:cs="Times New Roman"/>
+                  </w:rPr>
+                  <m:t>-48</m:t>
+                </m:r>
+              </m:oMath>
+            </m:oMathPara>
+          </w:p>
+        </w:tc>
+        <w:tc>
+          <w:tcPr>
+            <w:tcW w:w="992" w:type="dxa"/>
             <w:vAlign w:val="center"/>
           </w:tcPr>
           <w:p>
@@ -17458,14 +20848,32 @@
               <w:jc w:val="center"/>
               <w:rPr>
                 <w:i/>
-                <w:lang w:val="en-US"/>
-              </w:rPr>
-            </w:pPr>
-          </w:p>
-        </w:tc>
-        <w:tc>
-          <w:tcPr>
-            <w:tcW w:w="1102" w:type="dxa"/>
+                <w:iCs/>
+              </w:rPr>
+            </w:pPr>
+            <m:oMathPara>
+              <m:oMath>
+                <m:r>
+                  <w:rPr>
+                    <w:rFonts w:ascii="Cambria Math" w:hAnsi="Cambria Math"/>
+                    <w:lang w:val="en-US"/>
+                  </w:rPr>
+                  <m:t>1</m:t>
+                </m:r>
+                <m:r>
+                  <w:rPr>
+                    <w:rFonts w:ascii="Cambria Math" w:hAnsi="Cambria Math"/>
+                    <w:lang w:val="en-US"/>
+                  </w:rPr>
+                  <m:t>36</m:t>
+                </m:r>
+              </m:oMath>
+            </m:oMathPara>
+          </w:p>
+        </w:tc>
+        <w:tc>
+          <w:tcPr>
+            <w:tcW w:w="992" w:type="dxa"/>
             <w:vAlign w:val="center"/>
           </w:tcPr>
           <w:p>
@@ -17509,7 +20917,7 @@
       <w:tr>
         <w:tc>
           <w:tcPr>
-            <w:tcW w:w="1041" w:type="dxa"/>
+            <w:tcW w:w="1135" w:type="dxa"/>
             <w:tcBorders>
               <w:top w:val="nil"/>
               <w:left w:val="nil"/>
@@ -17530,7 +20938,7 @@
         </w:tc>
         <w:tc>
           <w:tcPr>
-            <w:tcW w:w="1043" w:type="dxa"/>
+            <w:tcW w:w="1134" w:type="dxa"/>
             <w:tcBorders>
               <w:top w:val="nil"/>
               <w:left w:val="nil"/>
@@ -17551,7 +20959,7 @@
         </w:tc>
         <w:tc>
           <w:tcPr>
-            <w:tcW w:w="1037" w:type="dxa"/>
+            <w:tcW w:w="1134" w:type="dxa"/>
             <w:tcBorders>
               <w:top w:val="nil"/>
               <w:left w:val="nil"/>
@@ -17572,7 +20980,7 @@
         </w:tc>
         <w:tc>
           <w:tcPr>
-            <w:tcW w:w="1274" w:type="dxa"/>
+            <w:tcW w:w="1276" w:type="dxa"/>
             <w:tcBorders>
               <w:top w:val="single" w:sz="4" w:space="0" w:color="auto"/>
               <w:left w:val="single" w:sz="4" w:space="0" w:color="auto"/>
@@ -17587,13 +20995,25 @@
               <w:jc w:val="center"/>
               <w:rPr>
                 <w:i/>
-              </w:rPr>
-            </w:pPr>
-          </w:p>
-        </w:tc>
-        <w:tc>
-          <w:tcPr>
-            <w:tcW w:w="902" w:type="dxa"/>
+                <w:iCs/>
+                <w:lang w:val="en-US"/>
+              </w:rPr>
+            </w:pPr>
+            <m:oMathPara>
+              <m:oMath>
+                <m:r>
+                  <w:rPr>
+                    <w:rFonts w:ascii="Cambria Math" w:hAnsi="Cambria Math"/>
+                  </w:rPr>
+                  <m:t>139</m:t>
+                </m:r>
+              </m:oMath>
+            </m:oMathPara>
+          </w:p>
+        </w:tc>
+        <w:tc>
+          <w:tcPr>
+            <w:tcW w:w="1134" w:type="dxa"/>
             <w:tcBorders>
               <w:left w:val="single" w:sz="4" w:space="0" w:color="auto"/>
             </w:tcBorders>
@@ -17603,27 +21023,55 @@
             <w:pPr>
               <w:pStyle w:val="ae"/>
               <w:jc w:val="center"/>
-            </w:pPr>
-          </w:p>
-        </w:tc>
-        <w:tc>
-          <w:tcPr>
-            <w:tcW w:w="1082" w:type="dxa"/>
-            <w:vAlign w:val="center"/>
-          </w:tcPr>
-          <w:p>
-            <w:pPr>
-              <w:pStyle w:val="ae"/>
-              <w:jc w:val="center"/>
               <w:rPr>
                 <w:i/>
-              </w:rPr>
-            </w:pPr>
+                <w:iCs/>
+                <w:lang w:val="en-US"/>
+              </w:rPr>
+            </w:pPr>
+            <m:oMathPara>
+              <m:oMath>
+                <m:r>
+                  <w:rPr>
+                    <w:rFonts w:ascii="Cambria Math" w:hAnsi="Cambria Math"/>
+                  </w:rPr>
+                  <m:t>14</m:t>
+                </m:r>
+              </m:oMath>
+            </m:oMathPara>
+          </w:p>
+        </w:tc>
+        <w:tc>
+          <w:tcPr>
+            <w:tcW w:w="1134" w:type="dxa"/>
+            <w:vAlign w:val="center"/>
+          </w:tcPr>
+          <w:p>
+            <w:pPr>
+              <w:pStyle w:val="ae"/>
+              <w:jc w:val="center"/>
+              <w:rPr>
+                <w:i/>
+                <w:iCs/>
+                <w:lang w:val="en-US"/>
+              </w:rPr>
+            </w:pPr>
+            <m:oMathPara>
+              <m:oMath>
+                <m:r>
+                  <w:rPr>
+                    <w:rFonts w:ascii="Cambria Math" w:hAnsi="Cambria Math"/>
+                  </w:rPr>
+                  <m:t>48</m:t>
+                </m:r>
+              </m:oMath>
+            </m:oMathPara>
           </w:p>
         </w:tc>
         <w:tc>
           <w:tcPr>
             <w:tcW w:w="1276" w:type="dxa"/>
+            <w:vAlign w:val="center"/>
           </w:tcPr>
           <w:p>
             <w:pPr>
@@ -17632,13 +21080,32 @@
               <w:rPr>
                 <w:rFonts w:eastAsia="Calibri" w:cs="Times New Roman"/>
                 <w:i/>
-              </w:rPr>
-            </w:pPr>
-          </w:p>
-        </w:tc>
-        <w:tc>
-          <w:tcPr>
-            <w:tcW w:w="876" w:type="dxa"/>
+                <w:iCs/>
+                <w:lang w:val="en-US"/>
+              </w:rPr>
+            </w:pPr>
+            <m:oMathPara>
+              <m:oMath>
+                <m:r>
+                  <w:rPr>
+                    <w:rFonts w:ascii="Cambria Math" w:eastAsia="Calibri" w:hAnsi="Cambria Math" w:cs="Times New Roman"/>
+                  </w:rPr>
+                  <m:t>-48+</m:t>
+                </m:r>
+                <m:r>
+                  <w:rPr>
+                    <w:rFonts w:ascii="Cambria Math" w:eastAsia="Calibri" w:hAnsi="Cambria Math" w:cs="Times New Roman"/>
+                    <w:lang w:val="en-US"/>
+                  </w:rPr>
+                  <m:t>M</m:t>
+                </m:r>
+              </m:oMath>
+            </m:oMathPara>
+          </w:p>
+        </w:tc>
+        <w:tc>
+          <w:tcPr>
+            <w:tcW w:w="992" w:type="dxa"/>
             <w:vAlign w:val="center"/>
           </w:tcPr>
           <w:p>
@@ -17647,13 +21114,30 @@
               <w:jc w:val="center"/>
               <w:rPr>
                 <w:i/>
-              </w:rPr>
-            </w:pPr>
-          </w:p>
-        </w:tc>
-        <w:tc>
-          <w:tcPr>
-            <w:tcW w:w="1102" w:type="dxa"/>
+                <w:iCs/>
+              </w:rPr>
+            </w:pPr>
+            <m:oMathPara>
+              <m:oMath>
+                <m:r>
+                  <w:rPr>
+                    <w:rFonts w:ascii="Cambria Math" w:hAnsi="Cambria Math"/>
+                  </w:rPr>
+                  <m:t>1</m:t>
+                </m:r>
+                <m:r>
+                  <w:rPr>
+                    <w:rFonts w:ascii="Cambria Math" w:hAnsi="Cambria Math"/>
+                  </w:rPr>
+                  <m:t>36</m:t>
+                </m:r>
+              </m:oMath>
+            </m:oMathPara>
+          </w:p>
+        </w:tc>
+        <w:tc>
+          <w:tcPr>
+            <w:tcW w:w="992" w:type="dxa"/>
             <w:vAlign w:val="center"/>
           </w:tcPr>
           <w:p>
@@ -17706,9 +21190,188 @@
       <w:pPr>
         <w:rPr>
           <w:rFonts w:eastAsiaTheme="minorEastAsia"/>
+          <w:lang w:val="en-US"/>
+        </w:rPr>
+      </w:pPr>
+    </w:p>
+    <w:p>
+      <w:pPr>
+        <w:rPr>
+          <w:rFonts w:eastAsiaTheme="minorEastAsia"/>
+          <w:lang w:val="en-US"/>
+        </w:rPr>
+      </w:pPr>
+      <w:r>
+        <w:rPr>
+          <w:rFonts w:eastAsiaTheme="minorEastAsia"/>
           <w:lang w:val="ru-RU"/>
         </w:rPr>
+        <w:t>Все оценки положительные, а значит найдено оптимальное решение.</w:t>
+      </w:r>
+    </w:p>
+    <w:p>
+      <w:pPr>
+        <w:rPr>
+          <w:rFonts w:eastAsiaTheme="minorEastAsia"/>
+          <w:lang w:val="en-US"/>
+        </w:rPr>
       </w:pPr>
+      <m:oMathPara>
+        <m:oMath>
+          <m:sSub>
+            <m:sSubPr>
+              <m:ctrlPr>
+                <w:rPr>
+                  <w:rFonts w:ascii="Cambria Math" w:eastAsiaTheme="minorEastAsia" w:hAnsi="Cambria Math"/>
+                  <w:i/>
+                  <w:lang w:val="en-US"/>
+                </w:rPr>
+              </m:ctrlPr>
+            </m:sSubPr>
+            <m:e>
+              <m:r>
+                <w:rPr>
+                  <w:rFonts w:ascii="Cambria Math" w:eastAsiaTheme="minorEastAsia" w:hAnsi="Cambria Math"/>
+                  <w:lang w:val="en-US"/>
+                </w:rPr>
+                <m:t>x</m:t>
+              </m:r>
+            </m:e>
+            <m:sub>
+              <m:r>
+                <w:rPr>
+                  <w:rFonts w:ascii="Cambria Math" w:eastAsiaTheme="minorEastAsia" w:hAnsi="Cambria Math"/>
+                  <w:lang w:val="en-US"/>
+                </w:rPr>
+                <m:t>1</m:t>
+              </m:r>
+            </m:sub>
+          </m:sSub>
+          <m:r>
+            <w:rPr>
+              <w:rFonts w:ascii="Cambria Math" w:eastAsiaTheme="minorEastAsia" w:hAnsi="Cambria Math"/>
+              <w:lang w:val="en-US"/>
+            </w:rPr>
+            <m:t>=</m:t>
+          </m:r>
+          <m:r>
+            <w:rPr>
+              <w:rFonts w:ascii="Cambria Math" w:eastAsiaTheme="minorEastAsia" w:hAnsi="Cambria Math"/>
+              <w:lang w:val="en-US"/>
+            </w:rPr>
+            <m:t>0</m:t>
+          </m:r>
+        </m:oMath>
+      </m:oMathPara>
+    </w:p>
+    <w:p>
+      <w:pPr>
+        <w:rPr>
+          <w:rFonts w:eastAsiaTheme="minorEastAsia"/>
+          <w:lang w:val="en-US"/>
+        </w:rPr>
+      </w:pPr>
+      <m:oMathPara>
+        <m:oMath>
+          <m:sSub>
+            <m:sSubPr>
+              <m:ctrlPr>
+                <w:rPr>
+                  <w:rFonts w:ascii="Cambria Math" w:eastAsiaTheme="minorEastAsia" w:hAnsi="Cambria Math"/>
+                  <w:i/>
+                  <w:lang w:val="en-US"/>
+                </w:rPr>
+              </m:ctrlPr>
+            </m:sSubPr>
+            <m:e>
+              <m:r>
+                <w:rPr>
+                  <w:rFonts w:ascii="Cambria Math" w:eastAsiaTheme="minorEastAsia" w:hAnsi="Cambria Math"/>
+                  <w:lang w:val="en-US"/>
+                </w:rPr>
+                <m:t>x</m:t>
+              </m:r>
+            </m:e>
+            <m:sub>
+              <m:r>
+                <w:rPr>
+                  <w:rFonts w:ascii="Cambria Math" w:eastAsiaTheme="minorEastAsia" w:hAnsi="Cambria Math"/>
+                  <w:lang w:val="en-US"/>
+                </w:rPr>
+                <m:t>2</m:t>
+              </m:r>
+            </m:sub>
+          </m:sSub>
+          <m:r>
+            <w:rPr>
+              <w:rFonts w:ascii="Cambria Math" w:eastAsiaTheme="minorEastAsia" w:hAnsi="Cambria Math"/>
+              <w:lang w:val="en-US"/>
+            </w:rPr>
+            <m:t>=</m:t>
+          </m:r>
+          <m:r>
+            <w:rPr>
+              <w:rFonts w:ascii="Cambria Math" w:eastAsiaTheme="minorEastAsia" w:hAnsi="Cambria Math"/>
+              <w:lang w:val="en-US"/>
+            </w:rPr>
+            <m:t>16</m:t>
+          </m:r>
+        </m:oMath>
+      </m:oMathPara>
+    </w:p>
+    <w:p>
+      <w:pPr>
+        <w:rPr>
+          <w:rFonts w:eastAsiaTheme="minorEastAsia"/>
+          <w:lang w:val="en-US"/>
+        </w:rPr>
+      </w:pPr>
+      <m:oMathPara>
+        <m:oMath>
+          <m:r>
+            <m:rPr>
+              <m:sty m:val="p"/>
+            </m:rPr>
+            <w:rPr>
+              <w:rFonts w:ascii="Cambria Math" w:eastAsiaTheme="minorEastAsia" w:hAnsi="Cambria Math"/>
+              <w:lang w:val="en-US"/>
+            </w:rPr>
+            <m:t>f</m:t>
+          </m:r>
+          <m:d>
+            <m:dPr>
+              <m:ctrlPr>
+                <w:rPr>
+                  <w:rFonts w:ascii="Cambria Math" w:eastAsiaTheme="minorEastAsia" w:hAnsi="Cambria Math"/>
+                  <w:lang w:val="en-US"/>
+                </w:rPr>
+              </m:ctrlPr>
+            </m:dPr>
+            <m:e>
+              <m:r>
+                <m:rPr>
+                  <m:sty m:val="p"/>
+                </m:rPr>
+                <w:rPr>
+                  <w:rFonts w:ascii="Cambria Math" w:eastAsiaTheme="minorEastAsia" w:hAnsi="Cambria Math"/>
+                  <w:lang w:val="en-US"/>
+                </w:rPr>
+                <m:t>x</m:t>
+              </m:r>
+            </m:e>
+          </m:d>
+          <m:r>
+            <m:rPr>
+              <m:sty m:val="p"/>
+            </m:rPr>
+            <w:rPr>
+              <w:rFonts w:ascii="Cambria Math" w:eastAsiaTheme="minorEastAsia" w:hAnsi="Cambria Math"/>
+              <w:lang w:val="en-US"/>
+            </w:rPr>
+            <m:t>=-3*0+2*16=32</m:t>
+          </m:r>
+        </m:oMath>
+      </m:oMathPara>
     </w:p>
     <w:sectPr>
       <w:pgSz w:w="11906" w:h="16838"/>
@@ -19237,7 +22900,7 @@
 </file>
 
 <file path=customXml/itemProps1.xml><?xml version="1.0" encoding="utf-8"?>
-<ds:datastoreItem xmlns:ds="http://schemas.openxmlformats.org/officeDocument/2006/customXml" ds:itemID="{665324E1-2572-DC41-9041-94F1159F5ECE}">
+<ds:datastoreItem xmlns:ds="http://schemas.openxmlformats.org/officeDocument/2006/customXml" ds:itemID="{69D2A6F4-A3E6-8944-8586-57CE8CA122AA}">
   <ds:schemaRefs>
     <ds:schemaRef ds:uri="http://schemas.openxmlformats.org/officeDocument/2006/bibliography"/>
   </ds:schemaRefs>

--- a/Курс 3/Математические основы ИИ/Лабораторные/02. Симплексный метод решения задач линейного программирования/Вариант 6.docx
+++ b/Курс 3/Математические основы ИИ/Лабораторные/02. Симплексный метод решения задач линейного программирования/Вариант 6.docx
@@ -1,6 +1,6 @@
 
 <file path=word/document.xml><?xml version="1.0" encoding="utf-8"?>
-<w:document xmlns:wpc="http://schemas.microsoft.com/office/word/2010/wordprocessingCanvas" xmlns:cx="http://schemas.microsoft.com/office/drawing/2014/chartex" xmlns:cx1="http://schemas.microsoft.com/office/drawing/2015/9/8/chartex" xmlns:cx2="http://schemas.microsoft.com/office/drawing/2015/10/21/chartex" xmlns:cx3="http://schemas.microsoft.com/office/drawing/2016/5/9/chartex" xmlns:cx4="http://schemas.microsoft.com/office/drawing/2016/5/10/chartex" xmlns:cx5="http://schemas.microsoft.com/office/drawing/2016/5/11/chartex" xmlns:cx6="http://schemas.microsoft.com/office/drawing/2016/5/12/chartex" xmlns:cx7="http://schemas.microsoft.com/office/drawing/2016/5/13/chartex" xmlns:cx8="http://schemas.microsoft.com/office/drawing/2016/5/14/chartex" xmlns:mc="http://schemas.openxmlformats.org/markup-compatibility/2006" xmlns:aink="http://schemas.microsoft.com/office/drawing/2016/ink" xmlns:am3d="http://schemas.microsoft.com/office/drawing/2017/model3d" xmlns:o="urn:schemas-microsoft-com:office:office" xmlns:oel="http://schemas.microsoft.com/office/2019/extlst" xmlns:r="http://schemas.openxmlformats.org/officeDocument/2006/relationships" xmlns:m="http://schemas.openxmlformats.org/officeDocument/2006/math" xmlns:v="urn:schemas-microsoft-com:vml" xmlns:wp14="http://schemas.microsoft.com/office/word/2010/wordprocessingDrawing" xmlns:wp="http://schemas.openxmlformats.org/drawingml/2006/wordprocessingDrawing" xmlns:w10="urn:schemas-microsoft-com:office:word" xmlns:w="http://schemas.openxmlformats.org/wordprocessingml/2006/main" xmlns:w14="http://schemas.microsoft.com/office/word/2010/wordml" xmlns:w15="http://schemas.microsoft.com/office/word/2012/wordml" xmlns:w16cex="http://schemas.microsoft.com/office/word/2018/wordml/cex" xmlns:w16cid="http://schemas.microsoft.com/office/word/2016/wordml/cid" xmlns:w16="http://schemas.microsoft.com/office/word/2018/wordml" xmlns:w16du="http://schemas.microsoft.com/office/word/2023/wordml/word16du" xmlns:w16sdtdh="http://schemas.microsoft.com/office/word/2020/wordml/sdtdatahash" xmlns:w16sdtfl="http://schemas.microsoft.com/office/word/2024/wordml/sdtformatlock" xmlns:w16se="http://schemas.microsoft.com/office/word/2015/wordml/symex" xmlns:wpg="http://schemas.microsoft.com/office/word/2010/wordprocessingGroup" xmlns:wpi="http://schemas.microsoft.com/office/word/2010/wordprocessingInk" xmlns:wne="http://schemas.microsoft.com/office/word/2006/wordml" xmlns:wps="http://schemas.microsoft.com/office/word/2010/wordprocessingShape" mc:Ignorable="w14 w15 w16se w16cid w16 w16cex w16sdtdh w16sdtfl w16du wp14">
+<w:document xmlns:wpc="http://schemas.microsoft.com/office/word/2010/wordprocessingCanvas" xmlns:cx="http://schemas.microsoft.com/office/drawing/2014/chartex" xmlns:mc="http://schemas.openxmlformats.org/markup-compatibility/2006" xmlns:o="urn:schemas-microsoft-com:office:office" xmlns:r="http://schemas.openxmlformats.org/officeDocument/2006/relationships" xmlns:m="http://schemas.openxmlformats.org/officeDocument/2006/math" xmlns:v="urn:schemas-microsoft-com:vml" xmlns:wp14="http://schemas.microsoft.com/office/word/2010/wordprocessingDrawing" xmlns:wp="http://schemas.openxmlformats.org/drawingml/2006/wordprocessingDrawing" xmlns:w10="urn:schemas-microsoft-com:office:word" xmlns:w="http://schemas.openxmlformats.org/wordprocessingml/2006/main" xmlns:w14="http://schemas.microsoft.com/office/word/2010/wordml" xmlns:w15="http://schemas.microsoft.com/office/word/2012/wordml" xmlns:w16se="http://schemas.microsoft.com/office/word/2015/wordml/symex" xmlns:wpg="http://schemas.microsoft.com/office/word/2010/wordprocessingGroup" xmlns:wpi="http://schemas.microsoft.com/office/word/2010/wordprocessingInk" xmlns:wne="http://schemas.microsoft.com/office/word/2006/wordml" xmlns:wps="http://schemas.microsoft.com/office/word/2010/wordprocessingShape" mc:Ignorable="w14 w15 w16se wp14">
   <w:body>
     <w:p>
       <w:pPr>
@@ -7443,14 +7443,7 @@
             <w:rFonts w:ascii="Cambria Math" w:hAnsi="Cambria Math"/>
             <w:lang w:val="ru-RU"/>
           </w:rPr>
-          <m:t>-</m:t>
-        </m:r>
-        <m:r>
-          <w:rPr>
-            <w:rFonts w:ascii="Cambria Math" w:hAnsi="Cambria Math"/>
-            <w:lang w:val="ru-RU"/>
-          </w:rPr>
-          <m:t>2</m:t>
+          <m:t>-2</m:t>
         </m:r>
       </m:oMath>
       <w:r>
@@ -7897,7 +7890,7 @@
       <w:pPr>
         <w:rPr>
           <w:rFonts w:eastAsiaTheme="minorEastAsia"/>
-          <w:lang w:val="en-US"/>
+          <w:lang w:val="ru-RU"/>
         </w:rPr>
       </w:pPr>
       <w:r>
@@ -7905,351 +7898,30 @@
           <w:rFonts w:eastAsiaTheme="minorEastAsia"/>
           <w:lang w:val="ru-RU"/>
         </w:rPr>
-        <w:t>Теперь необходимо перерассчитать таблицу.</w:t>
+        <w:t xml:space="preserve">Теперь необходимо </w:t>
+      </w:r>
+      <w:proofErr w:type="spellStart"/>
+      <w:r>
+        <w:rPr>
+          <w:rFonts w:eastAsiaTheme="minorEastAsia"/>
+          <w:lang w:val="ru-RU"/>
+        </w:rPr>
+        <w:t>перерассчитать</w:t>
+      </w:r>
+      <w:proofErr w:type="spellEnd"/>
+      <w:r>
+        <w:rPr>
+          <w:rFonts w:eastAsiaTheme="minorEastAsia"/>
+          <w:lang w:val="ru-RU"/>
+        </w:rPr>
+        <w:t xml:space="preserve"> таблицу.</w:t>
       </w:r>
     </w:p>
     <w:p>
       <w:pPr>
-        <w:pStyle w:val="a7"/>
-        <w:ind w:left="1145" w:firstLine="0"/>
         <w:rPr>
           <w:rFonts w:eastAsiaTheme="minorEastAsia"/>
-          <w:iCs/>
-          <w:lang w:val="en-US"/>
-        </w:rPr>
-      </w:pPr>
-      <m:oMathPara>
-        <m:oMath>
-          <m:d>
-            <m:dPr>
-              <m:begChr m:val="{"/>
-              <m:endChr m:val=""/>
-              <m:ctrlPr>
-                <w:rPr>
-                  <w:rFonts w:ascii="Cambria Math" w:eastAsiaTheme="minorEastAsia" w:hAnsi="Cambria Math"/>
-                  <w:i/>
-                  <w:iCs/>
-                  <w:lang w:val="ru-RU"/>
-                </w:rPr>
-              </m:ctrlPr>
-            </m:dPr>
-            <m:e>
-              <m:eqArr>
-                <m:eqArrPr>
-                  <m:ctrlPr>
-                    <w:rPr>
-                      <w:rFonts w:ascii="Cambria Math" w:eastAsiaTheme="minorEastAsia" w:hAnsi="Cambria Math"/>
-                      <w:i/>
-                      <w:iCs/>
-                      <w:lang w:val="ru-RU"/>
-                    </w:rPr>
-                  </m:ctrlPr>
-                </m:eqArrPr>
-                <m:e>
-                  <m:r>
-                    <w:rPr>
-                      <w:rFonts w:ascii="Cambria Math" w:eastAsiaTheme="minorEastAsia" w:hAnsi="Cambria Math"/>
-                      <w:lang w:val="ru-RU"/>
-                    </w:rPr>
-                    <m:t>-</m:t>
-                  </m:r>
-                  <m:r>
-                    <w:rPr>
-                      <w:rFonts w:ascii="Cambria Math" w:eastAsiaTheme="minorEastAsia" w:hAnsi="Cambria Math"/>
-                      <w:lang w:val="en-US"/>
-                    </w:rPr>
-                    <m:t>2*0+3</m:t>
-                  </m:r>
-                  <m:sSub>
-                    <m:sSubPr>
-                      <m:ctrlPr>
-                        <w:rPr>
-                          <w:rFonts w:ascii="Cambria Math" w:eastAsiaTheme="minorEastAsia" w:hAnsi="Cambria Math"/>
-                          <w:i/>
-                          <w:iCs/>
-                          <w:lang w:val="en-US"/>
-                        </w:rPr>
-                      </m:ctrlPr>
-                    </m:sSubPr>
-                    <m:e>
-                      <m:r>
-                        <w:rPr>
-                          <w:rFonts w:ascii="Cambria Math" w:eastAsiaTheme="minorEastAsia" w:hAnsi="Cambria Math"/>
-                          <w:lang w:val="en-US"/>
-                        </w:rPr>
-                        <m:t>x</m:t>
-                      </m:r>
-                    </m:e>
-                    <m:sub>
-                      <m:r>
-                        <w:rPr>
-                          <w:rFonts w:ascii="Cambria Math" w:eastAsiaTheme="minorEastAsia" w:hAnsi="Cambria Math"/>
-                          <w:lang w:val="en-US"/>
-                        </w:rPr>
-                        <m:t>2</m:t>
-                      </m:r>
-                    </m:sub>
-                  </m:sSub>
-                  <m:r>
-                    <w:rPr>
-                      <w:rFonts w:ascii="Cambria Math" w:eastAsiaTheme="minorEastAsia" w:hAnsi="Cambria Math"/>
-                      <w:lang w:val="en-US"/>
-                    </w:rPr>
-                    <m:t>-0=6</m:t>
-                  </m:r>
-                </m:e>
-                <m:e>
-                  <m:r>
-                    <w:rPr>
-                      <w:rFonts w:ascii="Cambria Math" w:eastAsiaTheme="minorEastAsia" w:hAnsi="Cambria Math"/>
-                      <w:lang w:val="en-US"/>
-                    </w:rPr>
-                    <m:t>0+4*0+</m:t>
-                  </m:r>
-                  <m:sSub>
-                    <m:sSubPr>
-                      <m:ctrlPr>
-                        <w:rPr>
-                          <w:rFonts w:ascii="Cambria Math" w:eastAsiaTheme="minorEastAsia" w:hAnsi="Cambria Math"/>
-                          <w:i/>
-                          <w:iCs/>
-                          <w:lang w:val="en-US"/>
-                        </w:rPr>
-                      </m:ctrlPr>
-                    </m:sSubPr>
-                    <m:e>
-                      <m:r>
-                        <w:rPr>
-                          <w:rFonts w:ascii="Cambria Math" w:eastAsiaTheme="minorEastAsia" w:hAnsi="Cambria Math"/>
-                          <w:lang w:val="en-US"/>
-                        </w:rPr>
-                        <m:t>x</m:t>
-                      </m:r>
-                    </m:e>
-                    <m:sub>
-                      <m:r>
-                        <w:rPr>
-                          <w:rFonts w:ascii="Cambria Math" w:eastAsiaTheme="minorEastAsia" w:hAnsi="Cambria Math"/>
-                          <w:lang w:val="en-US"/>
-                        </w:rPr>
-                        <m:t>5</m:t>
-                      </m:r>
-                    </m:sub>
-                  </m:sSub>
-                  <m:r>
-                    <w:rPr>
-                      <w:rFonts w:ascii="Cambria Math" w:eastAsiaTheme="minorEastAsia" w:hAnsi="Cambria Math"/>
-                      <w:lang w:val="en-US"/>
-                    </w:rPr>
-                    <m:t>=16</m:t>
-                  </m:r>
-                </m:e>
-                <m:e>
-                  <m:sSub>
-                    <m:sSubPr>
-                      <m:ctrlPr>
-                        <w:rPr>
-                          <w:rFonts w:ascii="Cambria Math" w:eastAsiaTheme="minorEastAsia" w:hAnsi="Cambria Math"/>
-                          <w:i/>
-                          <w:iCs/>
-                          <w:lang w:val="en-US"/>
-                        </w:rPr>
-                      </m:ctrlPr>
-                    </m:sSubPr>
-                    <m:e>
-                      <m:r>
-                        <w:rPr>
-                          <w:rFonts w:ascii="Cambria Math" w:eastAsiaTheme="minorEastAsia" w:hAnsi="Cambria Math"/>
-                          <w:lang w:val="ru-RU"/>
-                        </w:rPr>
-                        <m:t>x</m:t>
-                      </m:r>
-                      <m:ctrlPr>
-                        <w:rPr>
-                          <w:rFonts w:ascii="Cambria Math" w:eastAsiaTheme="minorEastAsia" w:hAnsi="Cambria Math"/>
-                          <w:i/>
-                          <w:iCs/>
-                          <w:lang w:val="ru-RU"/>
-                        </w:rPr>
-                      </m:ctrlPr>
-                    </m:e>
-                    <m:sub>
-                      <m:r>
-                        <w:rPr>
-                          <w:rFonts w:ascii="Cambria Math" w:eastAsiaTheme="minorEastAsia" w:hAnsi="Cambria Math"/>
-                          <w:lang w:val="en-US"/>
-                        </w:rPr>
-                        <m:t>1</m:t>
-                      </m:r>
-                    </m:sub>
-                  </m:sSub>
-                  <m:r>
-                    <w:rPr>
-                      <w:rFonts w:ascii="Cambria Math" w:eastAsiaTheme="minorEastAsia" w:hAnsi="Cambria Math"/>
-                      <w:lang w:val="en-US"/>
-                    </w:rPr>
-                    <m:t>,</m:t>
-                  </m:r>
-                  <m:sSub>
-                    <m:sSubPr>
-                      <m:ctrlPr>
-                        <w:rPr>
-                          <w:rFonts w:ascii="Cambria Math" w:eastAsiaTheme="minorEastAsia" w:hAnsi="Cambria Math"/>
-                          <w:i/>
-                          <w:iCs/>
-                          <w:lang w:val="en-US"/>
-                        </w:rPr>
-                      </m:ctrlPr>
-                    </m:sSubPr>
-                    <m:e>
-                      <m:r>
-                        <w:rPr>
-                          <w:rFonts w:ascii="Cambria Math" w:eastAsiaTheme="minorEastAsia" w:hAnsi="Cambria Math"/>
-                          <w:lang w:val="en-US"/>
-                        </w:rPr>
-                        <m:t>x</m:t>
-                      </m:r>
-                    </m:e>
-                    <m:sub>
-                      <m:r>
-                        <w:rPr>
-                          <w:rFonts w:ascii="Cambria Math" w:eastAsiaTheme="minorEastAsia" w:hAnsi="Cambria Math"/>
-                          <w:lang w:val="en-US"/>
-                        </w:rPr>
-                        <m:t>2</m:t>
-                      </m:r>
-                    </m:sub>
-                  </m:sSub>
-                  <m:r>
-                    <w:rPr>
-                      <w:rFonts w:ascii="Cambria Math" w:eastAsiaTheme="minorEastAsia" w:hAnsi="Cambria Math"/>
-                      <w:lang w:val="en-US"/>
-                    </w:rPr>
-                    <m:t>,</m:t>
-                  </m:r>
-                  <m:sSub>
-                    <m:sSubPr>
-                      <m:ctrlPr>
-                        <w:rPr>
-                          <w:rFonts w:ascii="Cambria Math" w:eastAsiaTheme="minorEastAsia" w:hAnsi="Cambria Math"/>
-                          <w:i/>
-                          <w:iCs/>
-                          <w:lang w:val="en-US"/>
-                        </w:rPr>
-                      </m:ctrlPr>
-                    </m:sSubPr>
-                    <m:e>
-                      <m:r>
-                        <w:rPr>
-                          <w:rFonts w:ascii="Cambria Math" w:eastAsiaTheme="minorEastAsia" w:hAnsi="Cambria Math"/>
-                          <w:lang w:val="en-US"/>
-                        </w:rPr>
-                        <m:t>x</m:t>
-                      </m:r>
-                    </m:e>
-                    <m:sub>
-                      <m:r>
-                        <w:rPr>
-                          <w:rFonts w:ascii="Cambria Math" w:eastAsiaTheme="minorEastAsia" w:hAnsi="Cambria Math"/>
-                          <w:lang w:val="en-US"/>
-                        </w:rPr>
-                        <m:t>3</m:t>
-                      </m:r>
-                    </m:sub>
-                  </m:sSub>
-                  <m:r>
-                    <w:rPr>
-                      <w:rFonts w:ascii="Cambria Math" w:eastAsiaTheme="minorEastAsia" w:hAnsi="Cambria Math"/>
-                      <w:lang w:val="en-US"/>
-                    </w:rPr>
-                    <m:t>,</m:t>
-                  </m:r>
-                  <m:sSub>
-                    <m:sSubPr>
-                      <m:ctrlPr>
-                        <w:rPr>
-                          <w:rFonts w:ascii="Cambria Math" w:eastAsiaTheme="minorEastAsia" w:hAnsi="Cambria Math"/>
-                          <w:i/>
-                          <w:iCs/>
-                          <w:lang w:val="en-US"/>
-                        </w:rPr>
-                      </m:ctrlPr>
-                    </m:sSubPr>
-                    <m:e>
-                      <m:r>
-                        <w:rPr>
-                          <w:rFonts w:ascii="Cambria Math" w:eastAsiaTheme="minorEastAsia" w:hAnsi="Cambria Math"/>
-                          <w:lang w:val="en-US"/>
-                        </w:rPr>
-                        <m:t>x</m:t>
-                      </m:r>
-                    </m:e>
-                    <m:sub>
-                      <m:r>
-                        <w:rPr>
-                          <w:rFonts w:ascii="Cambria Math" w:eastAsiaTheme="minorEastAsia" w:hAnsi="Cambria Math"/>
-                          <w:lang w:val="en-US"/>
-                        </w:rPr>
-                        <m:t>4</m:t>
-                      </m:r>
-                    </m:sub>
-                  </m:sSub>
-                  <m:r>
-                    <w:rPr>
-                      <w:rFonts w:ascii="Cambria Math" w:eastAsiaTheme="minorEastAsia" w:hAnsi="Cambria Math"/>
-                      <w:lang w:val="en-US"/>
-                    </w:rPr>
-                    <m:t>,</m:t>
-                  </m:r>
-                  <m:sSub>
-                    <m:sSubPr>
-                      <m:ctrlPr>
-                        <w:rPr>
-                          <w:rFonts w:ascii="Cambria Math" w:eastAsiaTheme="minorEastAsia" w:hAnsi="Cambria Math"/>
-                          <w:i/>
-                          <w:iCs/>
-                          <w:lang w:val="en-US"/>
-                        </w:rPr>
-                      </m:ctrlPr>
-                    </m:sSubPr>
-                    <m:e>
-                      <m:r>
-                        <w:rPr>
-                          <w:rFonts w:ascii="Cambria Math" w:eastAsiaTheme="minorEastAsia" w:hAnsi="Cambria Math"/>
-                          <w:lang w:val="en-US"/>
-                        </w:rPr>
-                        <m:t>x</m:t>
-                      </m:r>
-                    </m:e>
-                    <m:sub>
-                      <m:r>
-                        <w:rPr>
-                          <w:rFonts w:ascii="Cambria Math" w:eastAsiaTheme="minorEastAsia" w:hAnsi="Cambria Math"/>
-                          <w:lang w:val="en-US"/>
-                        </w:rPr>
-                        <m:t>5</m:t>
-                      </m:r>
-                    </m:sub>
-                  </m:sSub>
-                  <m:r>
-                    <w:rPr>
-                      <w:rFonts w:ascii="Cambria Math" w:eastAsiaTheme="minorEastAsia" w:hAnsi="Cambria Math"/>
-                      <w:lang w:val="en-US"/>
-                    </w:rPr>
-                    <m:t>≥0</m:t>
-                  </m:r>
-                </m:e>
-              </m:eqArr>
-            </m:e>
-          </m:d>
-        </m:oMath>
-      </m:oMathPara>
-    </w:p>
-    <w:p>
-      <w:pPr>
-        <w:rPr>
-          <w:rFonts w:eastAsiaTheme="minorEastAsia"/>
-          <w:lang w:val="en-US"/>
+          <w:lang w:val="ru-RU"/>
         </w:rPr>
       </w:pPr>
       <w:r>
@@ -9083,6 +8755,36 @@
             <w:pPr>
               <w:pStyle w:val="ae"/>
               <w:jc w:val="center"/>
+              <w:rPr>
+                <w:lang w:val="en-US"/>
+              </w:rPr>
+            </w:pPr>
+            <m:oMathPara>
+              <m:oMath>
+                <m:r>
+                  <w:rPr>
+                    <w:rFonts w:ascii="Cambria Math" w:hAnsi="Cambria Math"/>
+                    <w:lang w:val="en-US"/>
+                  </w:rPr>
+                  <m:t>6/3</m:t>
+                </m:r>
+              </m:oMath>
+            </m:oMathPara>
+          </w:p>
+        </w:tc>
+        <w:tc>
+          <w:tcPr>
+            <w:tcW w:w="1044" w:type="dxa"/>
+            <w:vAlign w:val="center"/>
+          </w:tcPr>
+          <w:p>
+            <w:pPr>
+              <w:pStyle w:val="ae"/>
+              <w:jc w:val="center"/>
+              <w:rPr>
+                <w:i/>
+                <w:lang w:val="en-US"/>
+              </w:rPr>
             </w:pPr>
             <m:oMathPara>
               <m:oMath>
@@ -9090,39 +8792,7 @@
                   <w:rPr>
                     <w:rFonts w:ascii="Cambria Math" w:hAnsi="Cambria Math"/>
                   </w:rPr>
-                  <m:t>2</m:t>
-                </m:r>
-              </m:oMath>
-            </m:oMathPara>
-          </w:p>
-        </w:tc>
-        <w:tc>
-          <w:tcPr>
-            <w:tcW w:w="1044" w:type="dxa"/>
-            <w:vAlign w:val="center"/>
-          </w:tcPr>
-          <w:p>
-            <w:pPr>
-              <w:pStyle w:val="ae"/>
-              <w:jc w:val="center"/>
-              <w:rPr>
-                <w:i/>
-                <w:lang w:val="en-US"/>
-              </w:rPr>
-            </w:pPr>
-            <m:oMathPara>
-              <m:oMath>
-                <m:r>
-                  <w:rPr>
-                    <w:rFonts w:ascii="Cambria Math" w:hAnsi="Cambria Math"/>
-                  </w:rPr>
-                  <m:t>-2</m:t>
-                </m:r>
-                <m:r>
-                  <w:rPr>
-                    <w:rFonts w:ascii="Cambria Math" w:hAnsi="Cambria Math"/>
-                  </w:rPr>
-                  <m:t>/</m:t>
+                  <m:t>-2/</m:t>
                 </m:r>
                 <m:r>
                   <w:rPr>
@@ -9194,13 +8864,7 @@
                 <w:rPr>
                   <w:rFonts w:ascii="Cambria Math" w:hAnsi="Cambria Math"/>
                 </w:rPr>
-                <m:t>1</m:t>
-              </m:r>
-              <m:r>
-                <w:rPr>
-                  <w:rFonts w:ascii="Cambria Math" w:hAnsi="Cambria Math"/>
-                </w:rPr>
-                <m:t>/</m:t>
+                <m:t>1/</m:t>
               </m:r>
               <m:r>
                 <w:rPr>
@@ -9259,14 +8923,7 @@
                     <w:rFonts w:ascii="Cambria Math" w:hAnsi="Cambria Math"/>
                     <w:lang w:val="en-US"/>
                   </w:rPr>
-                  <m:t>0</m:t>
-                </m:r>
-                <m:r>
-                  <w:rPr>
-                    <w:rFonts w:ascii="Cambria Math" w:hAnsi="Cambria Math"/>
-                    <w:lang w:val="en-US"/>
-                  </w:rPr>
-                  <m:t>/3</m:t>
+                  <m:t>0/3</m:t>
                 </m:r>
               </m:oMath>
             </m:oMathPara>
@@ -9371,17 +9028,11 @@
             <w:pPr>
               <w:pStyle w:val="ae"/>
               <w:jc w:val="center"/>
-            </w:pPr>
-            <m:oMathPara>
-              <m:oMath>
-                <m:r>
-                  <w:rPr>
-                    <w:rFonts w:ascii="Cambria Math" w:hAnsi="Cambria Math"/>
-                  </w:rPr>
-                  <m:t>16</m:t>
-                </m:r>
-              </m:oMath>
-            </m:oMathPara>
+              <w:rPr>
+                <w:i/>
+                <w:lang w:val="en-US"/>
+              </w:rPr>
+            </w:pPr>
           </w:p>
         </w:tc>
         <w:tc>
@@ -10043,14 +9694,7 @@
                       <w:rFonts w:ascii="Cambria Math" w:eastAsiaTheme="minorEastAsia" w:hAnsi="Cambria Math"/>
                       <w:lang w:val="en-US"/>
                     </w:rPr>
-                    <m:t>*</m:t>
-                  </m:r>
-                  <m:r>
-                    <w:rPr>
-                      <w:rFonts w:ascii="Cambria Math" w:eastAsiaTheme="minorEastAsia" w:hAnsi="Cambria Math"/>
-                      <w:lang w:val="en-US"/>
-                    </w:rPr>
-                    <m:t>a</m:t>
+                    <m:t>*a</m:t>
                   </m:r>
                 </m:e>
                 <m:sub>
@@ -10111,6 +9755,7 @@
           <w:rFonts w:eastAsiaTheme="minorEastAsia"/>
           <w:lang w:val="ru-RU"/>
         </w:rPr>
+        <w:lastRenderedPageBreak/>
         <w:t xml:space="preserve">где, </w:t>
       </w:r>
       <m:oMath>
@@ -10274,13 +9919,14 @@
       <w:tblPr>
         <w:tblStyle w:val="ad"/>
         <w:tblW w:w="0" w:type="auto"/>
+        <w:tblInd w:w="-567" w:type="dxa"/>
         <w:tblLayout w:type="fixed"/>
         <w:tblLook w:val="04A0" w:firstRow="1" w:lastRow="0" w:firstColumn="1" w:lastColumn="0" w:noHBand="0" w:noVBand="1"/>
       </w:tblPr>
       <w:tblGrid>
         <w:gridCol w:w="567"/>
-        <w:gridCol w:w="567"/>
-        <w:gridCol w:w="567"/>
+        <w:gridCol w:w="426"/>
+        <w:gridCol w:w="1275"/>
         <w:gridCol w:w="1418"/>
         <w:gridCol w:w="1134"/>
         <w:gridCol w:w="1417"/>
@@ -10309,7 +9955,7 @@
         </w:tc>
         <w:tc>
           <w:tcPr>
-            <w:tcW w:w="567" w:type="dxa"/>
+            <w:tcW w:w="426" w:type="dxa"/>
             <w:tcBorders>
               <w:top w:val="nil"/>
               <w:left w:val="nil"/>
@@ -10327,7 +9973,7 @@
         </w:tc>
         <w:tc>
           <w:tcPr>
-            <w:tcW w:w="567" w:type="dxa"/>
+            <w:tcW w:w="1275" w:type="dxa"/>
             <w:tcBorders>
               <w:top w:val="nil"/>
               <w:left w:val="nil"/>
@@ -10575,7 +10221,7 @@
         </w:tc>
         <w:tc>
           <w:tcPr>
-            <w:tcW w:w="567" w:type="dxa"/>
+            <w:tcW w:w="426" w:type="dxa"/>
             <w:tcBorders>
               <w:top w:val="single" w:sz="4" w:space="0" w:color="auto"/>
             </w:tcBorders>
@@ -10600,7 +10246,7 @@
         </w:tc>
         <w:tc>
           <w:tcPr>
-            <w:tcW w:w="567" w:type="dxa"/>
+            <w:tcW w:w="1275" w:type="dxa"/>
             <w:tcBorders>
               <w:top w:val="single" w:sz="4" w:space="0" w:color="auto"/>
             </w:tcBorders>
@@ -10961,7 +10607,7 @@
         </w:tc>
         <w:tc>
           <w:tcPr>
-            <w:tcW w:w="567" w:type="dxa"/>
+            <w:tcW w:w="426" w:type="dxa"/>
             <w:tcBorders>
               <w:bottom w:val="single" w:sz="4" w:space="0" w:color="auto"/>
             </w:tcBorders>
@@ -11006,7 +10652,7 @@
         </w:tc>
         <w:tc>
           <w:tcPr>
-            <w:tcW w:w="567" w:type="dxa"/>
+            <w:tcW w:w="1275" w:type="dxa"/>
             <w:tcBorders>
               <w:bottom w:val="single" w:sz="4" w:space="0" w:color="auto"/>
             </w:tcBorders>
@@ -11223,7 +10869,7 @@
         </w:tc>
         <w:tc>
           <w:tcPr>
-            <w:tcW w:w="567" w:type="dxa"/>
+            <w:tcW w:w="426" w:type="dxa"/>
             <w:tcBorders>
               <w:bottom w:val="single" w:sz="4" w:space="0" w:color="auto"/>
             </w:tcBorders>
@@ -11268,7 +10914,7 @@
         </w:tc>
         <w:tc>
           <w:tcPr>
-            <w:tcW w:w="567" w:type="dxa"/>
+            <w:tcW w:w="1275" w:type="dxa"/>
             <w:tcBorders>
               <w:bottom w:val="single" w:sz="4" w:space="0" w:color="auto"/>
             </w:tcBorders>
@@ -11287,10 +10933,40 @@
               <m:oMath>
                 <m:r>
                   <w:rPr>
-                    <w:rFonts w:ascii="Cambria Math" w:hAnsi="Cambria Math"/>
+                    <w:rFonts w:ascii="Cambria Math" w:eastAsiaTheme="minorEastAsia" w:hAnsi="Cambria Math"/>
+                    <w:lang w:val="en-US"/>
                   </w:rPr>
-                  <m:t>16</m:t>
+                  <m:t>16-</m:t>
                 </m:r>
+                <m:f>
+                  <m:fPr>
+                    <m:ctrlPr>
+                      <w:rPr>
+                        <w:rFonts w:ascii="Cambria Math" w:eastAsiaTheme="minorEastAsia" w:hAnsi="Cambria Math"/>
+                        <w:i/>
+                        <w:lang w:val="en-US"/>
+                      </w:rPr>
+                    </m:ctrlPr>
+                  </m:fPr>
+                  <m:num>
+                    <m:r>
+                      <w:rPr>
+                        <w:rFonts w:ascii="Cambria Math" w:eastAsiaTheme="minorEastAsia" w:hAnsi="Cambria Math"/>
+                        <w:lang w:val="en-US"/>
+                      </w:rPr>
+                      <m:t>6*4</m:t>
+                    </m:r>
+                  </m:num>
+                  <m:den>
+                    <m:r>
+                      <w:rPr>
+                        <w:rFonts w:ascii="Cambria Math" w:eastAsiaTheme="minorEastAsia" w:hAnsi="Cambria Math"/>
+                        <w:lang w:val="en-US"/>
+                      </w:rPr>
+                      <m:t>3</m:t>
+                    </m:r>
+                  </m:den>
+                </m:f>
               </m:oMath>
             </m:oMathPara>
           </w:p>
@@ -11429,13 +11105,7 @@
                   <w:rPr>
                     <w:rFonts w:ascii="Cambria Math" w:hAnsi="Cambria Math"/>
                   </w:rPr>
-                  <m:t>0</m:t>
-                </m:r>
-                <m:r>
-                  <w:rPr>
-                    <w:rFonts w:ascii="Cambria Math" w:hAnsi="Cambria Math"/>
-                  </w:rPr>
-                  <m:t>-</m:t>
+                  <m:t>0-</m:t>
                 </m:r>
                 <m:f>
                   <m:fPr>
@@ -11496,14 +11166,7 @@
                     <w:rFonts w:ascii="Cambria Math" w:eastAsia="Calibri" w:hAnsi="Cambria Math" w:cs="Times New Roman"/>
                     <w:lang w:val="en-US"/>
                   </w:rPr>
-                  <m:t>0</m:t>
-                </m:r>
-                <m:r>
-                  <w:rPr>
-                    <w:rFonts w:ascii="Cambria Math" w:eastAsia="Calibri" w:hAnsi="Cambria Math" w:cs="Times New Roman"/>
-                    <w:lang w:val="en-US"/>
-                  </w:rPr>
-                  <m:t>-</m:t>
+                  <m:t>0-</m:t>
                 </m:r>
                 <m:f>
                   <m:fPr>
@@ -11646,7 +11309,7 @@
         </w:tc>
         <w:tc>
           <w:tcPr>
-            <w:tcW w:w="567" w:type="dxa"/>
+            <w:tcW w:w="426" w:type="dxa"/>
             <w:tcBorders>
               <w:top w:val="single" w:sz="4" w:space="0" w:color="auto"/>
               <w:left w:val="nil"/>
@@ -11667,7 +11330,7 @@
         </w:tc>
         <w:tc>
           <w:tcPr>
-            <w:tcW w:w="567" w:type="dxa"/>
+            <w:tcW w:w="1275" w:type="dxa"/>
             <w:tcBorders>
               <w:top w:val="single" w:sz="4" w:space="0" w:color="auto"/>
               <w:left w:val="nil"/>
@@ -11838,7 +11501,7 @@
         </w:tc>
         <w:tc>
           <w:tcPr>
-            <w:tcW w:w="567" w:type="dxa"/>
+            <w:tcW w:w="426" w:type="dxa"/>
             <w:tcBorders>
               <w:top w:val="nil"/>
               <w:left w:val="nil"/>
@@ -11859,7 +11522,7 @@
         </w:tc>
         <w:tc>
           <w:tcPr>
-            <w:tcW w:w="567" w:type="dxa"/>
+            <w:tcW w:w="1275" w:type="dxa"/>
             <w:tcBorders>
               <w:top w:val="nil"/>
               <w:left w:val="nil"/>
@@ -12092,21 +11755,7 @@
               <w:rFonts w:ascii="Cambria Math" w:eastAsiaTheme="minorEastAsia" w:hAnsi="Cambria Math"/>
               <w:lang w:val="en-US"/>
             </w:rPr>
-            <m:t>=</m:t>
-          </m:r>
-          <m:r>
-            <w:rPr>
-              <w:rFonts w:ascii="Cambria Math" w:eastAsiaTheme="minorEastAsia" w:hAnsi="Cambria Math"/>
-              <w:lang w:val="en-US"/>
-            </w:rPr>
-            <m:t>2</m:t>
-          </m:r>
-          <m:r>
-            <w:rPr>
-              <w:rFonts w:ascii="Cambria Math" w:eastAsiaTheme="minorEastAsia" w:hAnsi="Cambria Math"/>
-              <w:lang w:val="en-US"/>
-            </w:rPr>
-            <m:t>*-</m:t>
+            <m:t>=2*-</m:t>
           </m:r>
           <m:f>
             <m:fPr>
@@ -12142,14 +11791,7 @@
               <w:rFonts w:ascii="Cambria Math" w:eastAsiaTheme="minorEastAsia" w:hAnsi="Cambria Math"/>
               <w:lang w:val="en-US"/>
             </w:rPr>
-            <m:t>+0*1</m:t>
-          </m:r>
-          <m:r>
-            <w:rPr>
-              <w:rFonts w:ascii="Cambria Math" w:eastAsiaTheme="minorEastAsia" w:hAnsi="Cambria Math"/>
-              <w:lang w:val="en-US"/>
-            </w:rPr>
-            <m:t>-</m:t>
+            <m:t>+0*1-</m:t>
           </m:r>
           <m:f>
             <m:fPr>
@@ -12185,14 +11827,7 @@
               <w:rFonts w:ascii="Cambria Math" w:eastAsiaTheme="minorEastAsia" w:hAnsi="Cambria Math"/>
               <w:lang w:val="en-US"/>
             </w:rPr>
-            <m:t>=</m:t>
-          </m:r>
-          <m:r>
-            <w:rPr>
-              <w:rFonts w:ascii="Cambria Math" w:eastAsiaTheme="minorEastAsia" w:hAnsi="Cambria Math"/>
-              <w:lang w:val="en-US"/>
-            </w:rPr>
-            <m:t>-1/3</m:t>
+            <m:t>=-1/3</m:t>
           </m:r>
         </m:oMath>
       </m:oMathPara>
@@ -12242,56 +11877,7 @@
               <w:rFonts w:ascii="Cambria Math" w:eastAsiaTheme="minorEastAsia" w:hAnsi="Cambria Math"/>
               <w:lang w:val="en-US"/>
             </w:rPr>
-            <m:t>=</m:t>
-          </m:r>
-          <m:r>
-            <w:rPr>
-              <w:rFonts w:ascii="Cambria Math" w:eastAsiaTheme="minorEastAsia" w:hAnsi="Cambria Math"/>
-              <w:lang w:val="en-US"/>
-            </w:rPr>
-            <m:t>2</m:t>
-          </m:r>
-          <m:r>
-            <w:rPr>
-              <w:rFonts w:ascii="Cambria Math" w:eastAsiaTheme="minorEastAsia" w:hAnsi="Cambria Math"/>
-              <w:lang w:val="en-US"/>
-            </w:rPr>
-            <m:t>*</m:t>
-          </m:r>
-          <m:r>
-            <w:rPr>
-              <w:rFonts w:ascii="Cambria Math" w:eastAsiaTheme="minorEastAsia" w:hAnsi="Cambria Math"/>
-              <w:lang w:val="en-US"/>
-            </w:rPr>
-            <m:t>1</m:t>
-          </m:r>
-          <m:r>
-            <w:rPr>
-              <w:rFonts w:ascii="Cambria Math" w:eastAsiaTheme="minorEastAsia" w:hAnsi="Cambria Math"/>
-              <w:lang w:val="en-US"/>
-            </w:rPr>
-            <m:t>+0*</m:t>
-          </m:r>
-          <m:r>
-            <w:rPr>
-              <w:rFonts w:ascii="Cambria Math" w:eastAsiaTheme="minorEastAsia" w:hAnsi="Cambria Math"/>
-              <w:lang w:val="en-US"/>
-            </w:rPr>
-            <m:t>0</m:t>
-          </m:r>
-          <m:r>
-            <w:rPr>
-              <w:rFonts w:ascii="Cambria Math" w:eastAsiaTheme="minorEastAsia" w:hAnsi="Cambria Math"/>
-              <w:lang w:val="en-US"/>
-            </w:rPr>
-            <m:t>=</m:t>
-          </m:r>
-          <m:r>
-            <w:rPr>
-              <w:rFonts w:ascii="Cambria Math" w:eastAsiaTheme="minorEastAsia" w:hAnsi="Cambria Math"/>
-              <w:lang w:val="en-US"/>
-            </w:rPr>
-            <m:t>2</m:t>
+            <m:t>=2*1+0*0=2</m:t>
           </m:r>
         </m:oMath>
       </m:oMathPara>
@@ -12341,21 +11927,7 @@
               <w:rFonts w:ascii="Cambria Math" w:eastAsiaTheme="minorEastAsia" w:hAnsi="Cambria Math"/>
               <w:lang w:val="en-US"/>
             </w:rPr>
-            <m:t>=</m:t>
-          </m:r>
-          <m:r>
-            <w:rPr>
-              <w:rFonts w:ascii="Cambria Math" w:eastAsiaTheme="minorEastAsia" w:hAnsi="Cambria Math"/>
-              <w:lang w:val="en-US"/>
-            </w:rPr>
-            <m:t>2</m:t>
-          </m:r>
-          <m:r>
-            <w:rPr>
-              <w:rFonts w:ascii="Cambria Math" w:eastAsiaTheme="minorEastAsia" w:hAnsi="Cambria Math"/>
-              <w:lang w:val="en-US"/>
-            </w:rPr>
-            <m:t>*-</m:t>
+            <m:t>=2*-</m:t>
           </m:r>
           <m:f>
             <m:fPr>
@@ -12427,14 +11999,7 @@
               <w:rFonts w:ascii="Cambria Math" w:eastAsiaTheme="minorEastAsia" w:hAnsi="Cambria Math"/>
               <w:lang w:val="en-US"/>
             </w:rPr>
-            <m:t>=</m:t>
-          </m:r>
-          <m:r>
-            <w:rPr>
-              <w:rFonts w:ascii="Cambria Math" w:eastAsiaTheme="minorEastAsia" w:hAnsi="Cambria Math"/>
-              <w:lang w:val="en-US"/>
-            </w:rPr>
-            <m:t>-</m:t>
+            <m:t>=-</m:t>
           </m:r>
           <m:f>
             <m:fPr>
@@ -12513,21 +12078,7 @@
               <w:rFonts w:ascii="Cambria Math" w:eastAsiaTheme="minorEastAsia" w:hAnsi="Cambria Math"/>
               <w:lang w:val="en-US"/>
             </w:rPr>
-            <m:t>=</m:t>
-          </m:r>
-          <m:r>
-            <w:rPr>
-              <w:rFonts w:ascii="Cambria Math" w:eastAsiaTheme="minorEastAsia" w:hAnsi="Cambria Math"/>
-              <w:lang w:val="en-US"/>
-            </w:rPr>
-            <m:t>2</m:t>
-          </m:r>
-          <m:r>
-            <w:rPr>
-              <w:rFonts w:ascii="Cambria Math" w:eastAsiaTheme="minorEastAsia" w:hAnsi="Cambria Math"/>
-              <w:lang w:val="en-US"/>
-            </w:rPr>
-            <m:t>*</m:t>
+            <m:t>=2*</m:t>
           </m:r>
           <m:f>
             <m:fPr>
@@ -12563,14 +12114,7 @@
               <w:rFonts w:ascii="Cambria Math" w:eastAsiaTheme="minorEastAsia" w:hAnsi="Cambria Math"/>
               <w:lang w:val="en-US"/>
             </w:rPr>
-            <m:t>+0*</m:t>
-          </m:r>
-          <m:r>
-            <w:rPr>
-              <w:rFonts w:ascii="Cambria Math" w:eastAsiaTheme="minorEastAsia" w:hAnsi="Cambria Math"/>
-              <w:lang w:val="en-US"/>
-            </w:rPr>
-            <m:t>-</m:t>
+            <m:t>+0*-</m:t>
           </m:r>
           <m:f>
             <m:fPr>
@@ -12685,21 +12229,7 @@
               <w:rFonts w:ascii="Cambria Math" w:eastAsiaTheme="minorEastAsia" w:hAnsi="Cambria Math"/>
               <w:lang w:val="en-US"/>
             </w:rPr>
-            <m:t>=</m:t>
-          </m:r>
-          <m:r>
-            <w:rPr>
-              <w:rFonts w:ascii="Cambria Math" w:eastAsiaTheme="minorEastAsia" w:hAnsi="Cambria Math"/>
-              <w:lang w:val="en-US"/>
-            </w:rPr>
-            <m:t>2</m:t>
-          </m:r>
-          <m:r>
-            <w:rPr>
-              <w:rFonts w:ascii="Cambria Math" w:eastAsiaTheme="minorEastAsia" w:hAnsi="Cambria Math"/>
-              <w:lang w:val="en-US"/>
-            </w:rPr>
-            <m:t>*0+0*1=0</m:t>
+            <m:t>=2*0+0*1=0</m:t>
           </m:r>
         </m:oMath>
       </m:oMathPara>
@@ -12759,14 +12289,7 @@
               <w:rFonts w:ascii="Cambria Math" w:eastAsiaTheme="minorEastAsia" w:hAnsi="Cambria Math"/>
               <w:lang w:val="en-US"/>
             </w:rPr>
-            <m:t>=</m:t>
-          </m:r>
-          <m:r>
-            <w:rPr>
-              <w:rFonts w:ascii="Cambria Math" w:eastAsiaTheme="minorEastAsia" w:hAnsi="Cambria Math"/>
-              <w:lang w:val="en-US"/>
-            </w:rPr>
-            <m:t>-</m:t>
+            <m:t>=-</m:t>
           </m:r>
           <m:f>
             <m:fPr>
@@ -12802,14 +12325,7 @@
               <w:rFonts w:ascii="Cambria Math" w:eastAsiaTheme="minorEastAsia" w:hAnsi="Cambria Math"/>
               <w:lang w:val="en-US"/>
             </w:rPr>
-            <m:t xml:space="preserve"> </m:t>
-          </m:r>
-          <m:r>
-            <w:rPr>
-              <w:rFonts w:ascii="Cambria Math" w:eastAsiaTheme="minorEastAsia" w:hAnsi="Cambria Math"/>
-              <w:lang w:val="en-US"/>
-            </w:rPr>
-            <m:t>-</m:t>
+            <m:t xml:space="preserve"> -</m:t>
           </m:r>
           <m:d>
             <m:dPr>
@@ -12837,14 +12353,7 @@
               <w:rFonts w:ascii="Cambria Math" w:eastAsiaTheme="minorEastAsia" w:hAnsi="Cambria Math"/>
               <w:lang w:val="en-US"/>
             </w:rPr>
-            <m:t>=</m:t>
-          </m:r>
-          <m:r>
-            <w:rPr>
-              <w:rFonts w:ascii="Cambria Math" w:eastAsiaTheme="minorEastAsia" w:hAnsi="Cambria Math"/>
-              <w:lang w:val="en-US"/>
-            </w:rPr>
-            <m:t>-</m:t>
+            <m:t>=-</m:t>
           </m:r>
           <m:f>
             <m:fPr>
@@ -12930,28 +12439,7 @@
               <w:rFonts w:ascii="Cambria Math" w:eastAsiaTheme="minorEastAsia" w:hAnsi="Cambria Math"/>
               <w:lang w:val="en-US"/>
             </w:rPr>
-            <m:t>=</m:t>
-          </m:r>
-          <m:r>
-            <w:rPr>
-              <w:rFonts w:ascii="Cambria Math" w:eastAsiaTheme="minorEastAsia" w:hAnsi="Cambria Math"/>
-              <w:lang w:val="en-US"/>
-            </w:rPr>
-            <m:t>2</m:t>
-          </m:r>
-          <m:r>
-            <w:rPr>
-              <w:rFonts w:ascii="Cambria Math" w:eastAsiaTheme="minorEastAsia" w:hAnsi="Cambria Math"/>
-              <w:lang w:val="en-US"/>
-            </w:rPr>
-            <m:t>-2</m:t>
-          </m:r>
-          <m:r>
-            <w:rPr>
-              <w:rFonts w:ascii="Cambria Math" w:eastAsiaTheme="minorEastAsia" w:hAnsi="Cambria Math"/>
-              <w:lang w:val="en-US"/>
-            </w:rPr>
-            <m:t>=0</m:t>
+            <m:t>=2-2=0</m:t>
           </m:r>
         </m:oMath>
       </m:oMathPara>
@@ -13001,14 +12489,7 @@
               <w:rFonts w:ascii="Cambria Math" w:eastAsiaTheme="minorEastAsia" w:hAnsi="Cambria Math"/>
               <w:lang w:val="en-US"/>
             </w:rPr>
-            <m:t>=</m:t>
-          </m:r>
-          <m:r>
-            <w:rPr>
-              <w:rFonts w:ascii="Cambria Math" w:eastAsiaTheme="minorEastAsia" w:hAnsi="Cambria Math"/>
-              <w:lang w:val="en-US"/>
-            </w:rPr>
-            <m:t>-</m:t>
+            <m:t>=-</m:t>
           </m:r>
           <m:f>
             <m:fPr>
@@ -13044,14 +12525,7 @@
               <w:rFonts w:ascii="Cambria Math" w:eastAsiaTheme="minorEastAsia" w:hAnsi="Cambria Math"/>
               <w:lang w:val="en-US"/>
             </w:rPr>
-            <m:t>-0=</m:t>
-          </m:r>
-          <m:r>
-            <w:rPr>
-              <w:rFonts w:ascii="Cambria Math" w:eastAsiaTheme="minorEastAsia" w:hAnsi="Cambria Math"/>
-              <w:lang w:val="en-US"/>
-            </w:rPr>
-            <m:t>-2/3</m:t>
+            <m:t>-0=-2/3</m:t>
           </m:r>
         </m:oMath>
       </m:oMathPara>
@@ -13155,14 +12629,7 @@
                   <w:rFonts w:ascii="Cambria Math" w:eastAsiaTheme="minorEastAsia" w:hAnsi="Cambria Math"/>
                   <w:lang w:val="en-US"/>
                 </w:rPr>
-                <m:t>-</m:t>
-              </m:r>
-              <m:r>
-                <w:rPr>
-                  <w:rFonts w:ascii="Cambria Math" w:eastAsiaTheme="minorEastAsia" w:hAnsi="Cambria Math"/>
-                  <w:lang w:val="en-US"/>
-                </w:rPr>
-                <m:t>M</m:t>
+                <m:t>-M</m:t>
               </m:r>
             </m:e>
           </m:d>
@@ -13260,6 +12727,26 @@
           </m:r>
         </m:oMath>
       </m:oMathPara>
+    </w:p>
+    <w:p>
+      <w:pPr>
+        <w:ind w:firstLine="0"/>
+        <w:rPr>
+          <w:rFonts w:eastAsiaTheme="minorEastAsia"/>
+          <w:iCs/>
+          <w:lang w:val="en-US"/>
+        </w:rPr>
+      </w:pPr>
+    </w:p>
+    <w:p>
+      <w:pPr>
+        <w:ind w:firstLine="0"/>
+        <w:rPr>
+          <w:rFonts w:eastAsiaTheme="minorEastAsia"/>
+          <w:iCs/>
+          <w:lang w:val="en-US"/>
+        </w:rPr>
+      </w:pPr>
     </w:p>
     <w:p>
       <w:pPr>
@@ -14290,14 +13777,19 @@
             <w:pPr>
               <w:pStyle w:val="ae"/>
               <w:jc w:val="center"/>
+              <w:rPr>
+                <w:i/>
+                <w:lang w:val="en-US"/>
+              </w:rPr>
             </w:pPr>
             <m:oMathPara>
               <m:oMath>
                 <m:r>
                   <w:rPr>
                     <w:rFonts w:ascii="Cambria Math" w:hAnsi="Cambria Math"/>
+                    <w:lang w:val="en-US"/>
                   </w:rPr>
-                  <m:t>16</m:t>
+                  <m:t>8</m:t>
                 </m:r>
               </m:oMath>
             </m:oMathPara>
@@ -14984,7 +14476,7 @@
         <w:rPr>
           <w:rFonts w:eastAsiaTheme="minorEastAsia"/>
           <w:iCs/>
-          <w:lang w:val="en-US"/>
+          <w:lang w:val="ru-RU"/>
         </w:rPr>
       </w:pPr>
       <w:r>
@@ -15135,21 +14627,7 @@
             <w:rFonts w:ascii="Cambria Math" w:hAnsi="Cambria Math"/>
             <w:lang w:val="ru-RU"/>
           </w:rPr>
-          <m:t>=</m:t>
-        </m:r>
-        <m:r>
-          <w:rPr>
-            <w:rFonts w:ascii="Cambria Math" w:hAnsi="Cambria Math"/>
-            <w:lang w:val="ru-RU"/>
-          </w:rPr>
-          <m:t>2</m:t>
-        </m:r>
-        <m:r>
-          <w:rPr>
-            <w:rFonts w:ascii="Cambria Math" w:hAnsi="Cambria Math"/>
-            <w:lang w:val="ru-RU"/>
-          </w:rPr>
-          <m:t>/</m:t>
+          <m:t>=2/</m:t>
         </m:r>
         <m:f>
           <m:fPr>
@@ -15167,14 +14645,7 @@
                 <w:rFonts w:ascii="Cambria Math" w:hAnsi="Cambria Math"/>
                 <w:lang w:val="ru-RU"/>
               </w:rPr>
-              <m:t>-</m:t>
-            </m:r>
-            <m:r>
-              <w:rPr>
-                <w:rFonts w:ascii="Cambria Math" w:hAnsi="Cambria Math"/>
-                <w:lang w:val="ru-RU"/>
-              </w:rPr>
-              <m:t>1</m:t>
+              <m:t>-1</m:t>
             </m:r>
           </m:num>
           <m:den>
@@ -15192,21 +14663,7 @@
             <w:rFonts w:ascii="Cambria Math" w:hAnsi="Cambria Math"/>
             <w:lang w:val="ru-RU"/>
           </w:rPr>
-          <m:t>=</m:t>
-        </m:r>
-        <m:r>
-          <w:rPr>
-            <w:rFonts w:ascii="Cambria Math" w:hAnsi="Cambria Math"/>
-            <w:lang w:val="ru-RU"/>
-          </w:rPr>
-          <m:t>-</m:t>
-        </m:r>
-        <m:r>
-          <w:rPr>
-            <w:rFonts w:ascii="Cambria Math" w:hAnsi="Cambria Math"/>
-            <w:lang w:val="ru-RU"/>
-          </w:rPr>
-          <m:t>1/6</m:t>
+          <m:t>=-1/6</m:t>
         </m:r>
       </m:oMath>
       <w:r>
@@ -15344,21 +14801,14 @@
             <w:rFonts w:ascii="Cambria Math" w:hAnsi="Cambria Math"/>
             <w:lang w:val="ru-RU"/>
           </w:rPr>
-          <m:t>=</m:t>
-        </m:r>
-        <m:r>
-          <w:rPr>
-            <w:rFonts w:ascii="Cambria Math" w:hAnsi="Cambria Math"/>
-            <w:lang w:val="ru-RU"/>
-          </w:rPr>
-          <m:t>1</m:t>
+          <m:t>=8</m:t>
         </m:r>
         <m:r>
           <w:rPr>
             <w:rFonts w:ascii="Cambria Math" w:hAnsi="Cambria Math"/>
             <w:lang w:val="en-US"/>
           </w:rPr>
-          <m:t>6/</m:t>
+          <m:t>/</m:t>
         </m:r>
         <m:f>
           <m:fPr>
@@ -15401,14 +14851,7 @@
             <w:rFonts w:ascii="Cambria Math" w:hAnsi="Cambria Math"/>
             <w:lang w:val="en-US"/>
           </w:rPr>
-          <m:t>1</m:t>
-        </m:r>
-        <m:r>
-          <w:rPr>
-            <w:rFonts w:ascii="Cambria Math" w:hAnsi="Cambria Math"/>
-            <w:lang w:val="ru-RU"/>
-          </w:rPr>
-          <m:t>2</m:t>
+          <m:t>6</m:t>
         </m:r>
         <m:r>
           <w:rPr>
@@ -15437,7 +14880,7 @@
       <w:pPr>
         <w:rPr>
           <w:rFonts w:eastAsiaTheme="minorEastAsia"/>
-          <w:lang w:val="en-US"/>
+          <w:lang w:val="ru-RU"/>
         </w:rPr>
       </w:pPr>
       <w:r>
@@ -15445,7 +14888,14 @@
           <w:rFonts w:eastAsiaTheme="minorEastAsia"/>
           <w:lang w:val="ru-RU"/>
         </w:rPr>
-        <w:t xml:space="preserve">Ведущим элементом становится </w:t>
+        <w:t>Разрешающим</w:t>
+      </w:r>
+      <w:r>
+        <w:rPr>
+          <w:rFonts w:eastAsiaTheme="minorEastAsia"/>
+          <w:lang w:val="ru-RU"/>
+        </w:rPr>
+        <w:t xml:space="preserve"> элементом становится </w:t>
       </w:r>
       <m:oMath>
         <m:r>
@@ -15453,14 +14903,7 @@
             <w:rFonts w:ascii="Cambria Math" w:eastAsiaTheme="minorEastAsia" w:hAnsi="Cambria Math"/>
             <w:lang w:val="ru-RU"/>
           </w:rPr>
-          <m:t>4</m:t>
-        </m:r>
-        <m:r>
-          <w:rPr>
-            <w:rFonts w:ascii="Cambria Math" w:eastAsiaTheme="minorEastAsia" w:hAnsi="Cambria Math"/>
-            <w:lang w:val="ru-RU"/>
-          </w:rPr>
-          <m:t>/3</m:t>
+          <m:t>4/3</m:t>
         </m:r>
       </m:oMath>
       <w:r>
@@ -15468,23 +14911,7 @@
           <w:rFonts w:eastAsiaTheme="minorEastAsia"/>
           <w:lang w:val="ru-RU"/>
         </w:rPr>
-        <w:t>, а сто</w:t>
-      </w:r>
-      <w:proofErr w:type="spellStart"/>
-      <w:r>
-        <w:rPr>
-          <w:rFonts w:eastAsiaTheme="minorEastAsia"/>
-          <w:lang w:val="ru-RU"/>
-        </w:rPr>
-        <w:t>лбец</w:t>
-      </w:r>
-      <w:proofErr w:type="spellEnd"/>
-      <w:r>
-        <w:rPr>
-          <w:rFonts w:eastAsiaTheme="minorEastAsia"/>
-          <w:lang w:val="ru-RU"/>
-        </w:rPr>
-        <w:t xml:space="preserve"> </w:t>
+        <w:t xml:space="preserve">, а столбец </w:t>
       </w:r>
       <m:oMath>
         <m:sSub>
@@ -15554,424 +14981,29 @@
         <w:t>Перерасчёт таблицы:</w:t>
       </w:r>
     </w:p>
-    <w:p>
-      <w:pPr>
-        <w:pStyle w:val="a7"/>
-        <w:ind w:left="1145" w:firstLine="0"/>
-        <w:rPr>
-          <w:rFonts w:eastAsiaTheme="minorEastAsia"/>
-          <w:iCs/>
-          <w:lang w:val="ru-RU"/>
-        </w:rPr>
-      </w:pPr>
-      <m:oMathPara>
-        <m:oMath>
-          <m:d>
-            <m:dPr>
-              <m:begChr m:val="{"/>
-              <m:endChr m:val=""/>
-              <m:ctrlPr>
-                <w:rPr>
-                  <w:rFonts w:ascii="Cambria Math" w:eastAsiaTheme="minorEastAsia" w:hAnsi="Cambria Math"/>
-                  <w:i/>
-                  <w:iCs/>
-                  <w:lang w:val="ru-RU"/>
-                </w:rPr>
-              </m:ctrlPr>
-            </m:dPr>
-            <m:e>
-              <m:eqArr>
-                <m:eqArrPr>
-                  <m:ctrlPr>
-                    <w:rPr>
-                      <w:rFonts w:ascii="Cambria Math" w:eastAsiaTheme="minorEastAsia" w:hAnsi="Cambria Math"/>
-                      <w:i/>
-                      <w:iCs/>
-                      <w:lang w:val="ru-RU"/>
-                    </w:rPr>
-                  </m:ctrlPr>
-                </m:eqArrPr>
-                <m:e>
-                  <m:r>
-                    <w:rPr>
-                      <w:rFonts w:ascii="Cambria Math" w:eastAsiaTheme="minorEastAsia" w:hAnsi="Cambria Math"/>
-                      <w:lang w:val="en-US"/>
-                    </w:rPr>
-                    <m:t>0+3</m:t>
-                  </m:r>
-                  <m:sSub>
-                    <m:sSubPr>
-                      <m:ctrlPr>
-                        <w:rPr>
-                          <w:rFonts w:ascii="Cambria Math" w:eastAsiaTheme="minorEastAsia" w:hAnsi="Cambria Math"/>
-                          <w:i/>
-                          <w:iCs/>
-                          <w:lang w:val="en-US"/>
-                        </w:rPr>
-                      </m:ctrlPr>
-                    </m:sSubPr>
-                    <m:e>
-                      <m:r>
-                        <w:rPr>
-                          <w:rFonts w:ascii="Cambria Math" w:eastAsiaTheme="minorEastAsia" w:hAnsi="Cambria Math"/>
-                          <w:lang w:val="en-US"/>
-                        </w:rPr>
-                        <m:t>x</m:t>
-                      </m:r>
-                    </m:e>
-                    <m:sub>
-                      <m:r>
-                        <w:rPr>
-                          <w:rFonts w:ascii="Cambria Math" w:eastAsiaTheme="minorEastAsia" w:hAnsi="Cambria Math"/>
-                          <w:lang w:val="en-US"/>
-                        </w:rPr>
-                        <m:t>2</m:t>
-                      </m:r>
-                    </m:sub>
-                  </m:sSub>
-                  <m:r>
-                    <w:rPr>
-                      <w:rFonts w:ascii="Cambria Math" w:eastAsiaTheme="minorEastAsia" w:hAnsi="Cambria Math"/>
-                      <w:lang w:val="en-US"/>
-                    </w:rPr>
-                    <m:t>-</m:t>
-                  </m:r>
-                  <m:sSub>
-                    <m:sSubPr>
-                      <m:ctrlPr>
-                        <w:rPr>
-                          <w:rFonts w:ascii="Cambria Math" w:eastAsiaTheme="minorEastAsia" w:hAnsi="Cambria Math"/>
-                          <w:i/>
-                          <w:iCs/>
-                          <w:lang w:val="en-US"/>
-                        </w:rPr>
-                      </m:ctrlPr>
-                    </m:sSubPr>
-                    <m:e>
-                      <m:r>
-                        <w:rPr>
-                          <w:rFonts w:ascii="Cambria Math" w:eastAsiaTheme="minorEastAsia" w:hAnsi="Cambria Math"/>
-                          <w:lang w:val="en-US"/>
-                        </w:rPr>
-                        <m:t>x</m:t>
-                      </m:r>
-                    </m:e>
-                    <m:sub>
-                      <m:r>
-                        <w:rPr>
-                          <w:rFonts w:ascii="Cambria Math" w:eastAsiaTheme="minorEastAsia" w:hAnsi="Cambria Math"/>
-                          <w:lang w:val="en-US"/>
-                        </w:rPr>
-                        <m:t>3</m:t>
-                      </m:r>
-                    </m:sub>
-                  </m:sSub>
-                  <m:r>
-                    <w:rPr>
-                      <w:rFonts w:ascii="Cambria Math" w:eastAsiaTheme="minorEastAsia" w:hAnsi="Cambria Math"/>
-                      <w:lang w:val="en-US"/>
-                    </w:rPr>
-                    <m:t>+0=6</m:t>
-                  </m:r>
-                </m:e>
-                <m:e>
-                  <m:r>
-                    <w:rPr>
-                      <w:rFonts w:ascii="Cambria Math" w:eastAsiaTheme="minorEastAsia" w:hAnsi="Cambria Math"/>
-                      <w:lang w:val="en-US"/>
-                    </w:rPr>
-                    <m:t>0</m:t>
-                  </m:r>
-                  <m:r>
-                    <w:rPr>
-                      <w:rFonts w:ascii="Cambria Math" w:eastAsiaTheme="minorEastAsia" w:hAnsi="Cambria Math"/>
-                      <w:lang w:val="en-US"/>
-                    </w:rPr>
-                    <m:t>+4</m:t>
-                  </m:r>
-                  <m:sSub>
-                    <m:sSubPr>
-                      <m:ctrlPr>
-                        <w:rPr>
-                          <w:rFonts w:ascii="Cambria Math" w:eastAsiaTheme="minorEastAsia" w:hAnsi="Cambria Math"/>
-                          <w:i/>
-                          <w:lang w:val="en-US"/>
-                        </w:rPr>
-                      </m:ctrlPr>
-                    </m:sSubPr>
-                    <m:e>
-                      <m:r>
-                        <w:rPr>
-                          <w:rFonts w:ascii="Cambria Math" w:eastAsiaTheme="minorEastAsia" w:hAnsi="Cambria Math"/>
-                          <w:lang w:val="en-US"/>
-                        </w:rPr>
-                        <m:t>x</m:t>
-                      </m:r>
-                    </m:e>
-                    <m:sub>
-                      <m:r>
-                        <w:rPr>
-                          <w:rFonts w:ascii="Cambria Math" w:eastAsiaTheme="minorEastAsia" w:hAnsi="Cambria Math"/>
-                          <w:lang w:val="en-US"/>
-                        </w:rPr>
-                        <m:t>2</m:t>
-                      </m:r>
-                    </m:sub>
-                  </m:sSub>
-                  <m:r>
-                    <w:rPr>
-                      <w:rFonts w:ascii="Cambria Math" w:eastAsiaTheme="minorEastAsia" w:hAnsi="Cambria Math"/>
-                      <w:lang w:val="en-US"/>
-                    </w:rPr>
-                    <m:t>+</m:t>
-                  </m:r>
-                  <m:r>
-                    <w:rPr>
-                      <w:rFonts w:ascii="Cambria Math" w:eastAsiaTheme="minorEastAsia" w:hAnsi="Cambria Math"/>
-                      <w:lang w:val="en-US"/>
-                    </w:rPr>
-                    <m:t>0</m:t>
-                  </m:r>
-                  <m:r>
-                    <w:rPr>
-                      <w:rFonts w:ascii="Cambria Math" w:eastAsiaTheme="minorEastAsia" w:hAnsi="Cambria Math"/>
-                      <w:lang w:val="en-US"/>
-                    </w:rPr>
-                    <m:t>=16</m:t>
-                  </m:r>
-                </m:e>
-                <m:e>
-                  <m:sSub>
-                    <m:sSubPr>
-                      <m:ctrlPr>
-                        <w:rPr>
-                          <w:rFonts w:ascii="Cambria Math" w:eastAsiaTheme="minorEastAsia" w:hAnsi="Cambria Math"/>
-                          <w:i/>
-                          <w:iCs/>
-                          <w:lang w:val="en-US"/>
-                        </w:rPr>
-                      </m:ctrlPr>
-                    </m:sSubPr>
-                    <m:e>
-                      <m:r>
-                        <w:rPr>
-                          <w:rFonts w:ascii="Cambria Math" w:eastAsiaTheme="minorEastAsia" w:hAnsi="Cambria Math"/>
-                          <w:lang w:val="ru-RU"/>
-                        </w:rPr>
-                        <m:t>x</m:t>
-                      </m:r>
-                      <m:ctrlPr>
-                        <w:rPr>
-                          <w:rFonts w:ascii="Cambria Math" w:eastAsiaTheme="minorEastAsia" w:hAnsi="Cambria Math"/>
-                          <w:i/>
-                          <w:iCs/>
-                          <w:lang w:val="ru-RU"/>
-                        </w:rPr>
-                      </m:ctrlPr>
-                    </m:e>
-                    <m:sub>
-                      <m:r>
-                        <w:rPr>
-                          <w:rFonts w:ascii="Cambria Math" w:eastAsiaTheme="minorEastAsia" w:hAnsi="Cambria Math"/>
-                          <w:lang w:val="en-US"/>
-                        </w:rPr>
-                        <m:t>1</m:t>
-                      </m:r>
-                    </m:sub>
-                  </m:sSub>
-                  <m:r>
-                    <w:rPr>
-                      <w:rFonts w:ascii="Cambria Math" w:eastAsiaTheme="minorEastAsia" w:hAnsi="Cambria Math"/>
-                      <w:lang w:val="en-US"/>
-                    </w:rPr>
-                    <m:t>,</m:t>
-                  </m:r>
-                  <m:sSub>
-                    <m:sSubPr>
-                      <m:ctrlPr>
-                        <w:rPr>
-                          <w:rFonts w:ascii="Cambria Math" w:eastAsiaTheme="minorEastAsia" w:hAnsi="Cambria Math"/>
-                          <w:i/>
-                          <w:iCs/>
-                          <w:lang w:val="en-US"/>
-                        </w:rPr>
-                      </m:ctrlPr>
-                    </m:sSubPr>
-                    <m:e>
-                      <m:r>
-                        <w:rPr>
-                          <w:rFonts w:ascii="Cambria Math" w:eastAsiaTheme="minorEastAsia" w:hAnsi="Cambria Math"/>
-                          <w:lang w:val="en-US"/>
-                        </w:rPr>
-                        <m:t>x</m:t>
-                      </m:r>
-                    </m:e>
-                    <m:sub>
-                      <m:r>
-                        <w:rPr>
-                          <w:rFonts w:ascii="Cambria Math" w:eastAsiaTheme="minorEastAsia" w:hAnsi="Cambria Math"/>
-                          <w:lang w:val="en-US"/>
-                        </w:rPr>
-                        <m:t>2</m:t>
-                      </m:r>
-                    </m:sub>
-                  </m:sSub>
-                  <m:r>
-                    <w:rPr>
-                      <w:rFonts w:ascii="Cambria Math" w:eastAsiaTheme="minorEastAsia" w:hAnsi="Cambria Math"/>
-                      <w:lang w:val="en-US"/>
-                    </w:rPr>
-                    <m:t>,</m:t>
-                  </m:r>
-                  <m:sSub>
-                    <m:sSubPr>
-                      <m:ctrlPr>
-                        <w:rPr>
-                          <w:rFonts w:ascii="Cambria Math" w:eastAsiaTheme="minorEastAsia" w:hAnsi="Cambria Math"/>
-                          <w:i/>
-                          <w:iCs/>
-                          <w:lang w:val="en-US"/>
-                        </w:rPr>
-                      </m:ctrlPr>
-                    </m:sSubPr>
-                    <m:e>
-                      <m:r>
-                        <w:rPr>
-                          <w:rFonts w:ascii="Cambria Math" w:eastAsiaTheme="minorEastAsia" w:hAnsi="Cambria Math"/>
-                          <w:lang w:val="en-US"/>
-                        </w:rPr>
-                        <m:t>x</m:t>
-                      </m:r>
-                    </m:e>
-                    <m:sub>
-                      <m:r>
-                        <w:rPr>
-                          <w:rFonts w:ascii="Cambria Math" w:eastAsiaTheme="minorEastAsia" w:hAnsi="Cambria Math"/>
-                          <w:lang w:val="en-US"/>
-                        </w:rPr>
-                        <m:t>3</m:t>
-                      </m:r>
-                    </m:sub>
-                  </m:sSub>
-                  <m:r>
-                    <w:rPr>
-                      <w:rFonts w:ascii="Cambria Math" w:eastAsiaTheme="minorEastAsia" w:hAnsi="Cambria Math"/>
-                      <w:lang w:val="en-US"/>
-                    </w:rPr>
-                    <m:t>,</m:t>
-                  </m:r>
-                  <m:sSub>
-                    <m:sSubPr>
-                      <m:ctrlPr>
-                        <w:rPr>
-                          <w:rFonts w:ascii="Cambria Math" w:eastAsiaTheme="minorEastAsia" w:hAnsi="Cambria Math"/>
-                          <w:i/>
-                          <w:iCs/>
-                          <w:lang w:val="en-US"/>
-                        </w:rPr>
-                      </m:ctrlPr>
-                    </m:sSubPr>
-                    <m:e>
-                      <m:r>
-                        <w:rPr>
-                          <w:rFonts w:ascii="Cambria Math" w:eastAsiaTheme="minorEastAsia" w:hAnsi="Cambria Math"/>
-                          <w:lang w:val="en-US"/>
-                        </w:rPr>
-                        <m:t>x</m:t>
-                      </m:r>
-                    </m:e>
-                    <m:sub>
-                      <m:r>
-                        <w:rPr>
-                          <w:rFonts w:ascii="Cambria Math" w:eastAsiaTheme="minorEastAsia" w:hAnsi="Cambria Math"/>
-                          <w:lang w:val="en-US"/>
-                        </w:rPr>
-                        <m:t>4</m:t>
-                      </m:r>
-                    </m:sub>
-                  </m:sSub>
-                  <m:r>
-                    <w:rPr>
-                      <w:rFonts w:ascii="Cambria Math" w:eastAsiaTheme="minorEastAsia" w:hAnsi="Cambria Math"/>
-                      <w:lang w:val="en-US"/>
-                    </w:rPr>
-                    <m:t>,</m:t>
-                  </m:r>
-                  <m:sSub>
-                    <m:sSubPr>
-                      <m:ctrlPr>
-                        <w:rPr>
-                          <w:rFonts w:ascii="Cambria Math" w:eastAsiaTheme="minorEastAsia" w:hAnsi="Cambria Math"/>
-                          <w:i/>
-                          <w:iCs/>
-                          <w:lang w:val="en-US"/>
-                        </w:rPr>
-                      </m:ctrlPr>
-                    </m:sSubPr>
-                    <m:e>
-                      <m:r>
-                        <w:rPr>
-                          <w:rFonts w:ascii="Cambria Math" w:eastAsiaTheme="minorEastAsia" w:hAnsi="Cambria Math"/>
-                          <w:lang w:val="en-US"/>
-                        </w:rPr>
-                        <m:t>x</m:t>
-                      </m:r>
-                    </m:e>
-                    <m:sub>
-                      <m:r>
-                        <w:rPr>
-                          <w:rFonts w:ascii="Cambria Math" w:eastAsiaTheme="minorEastAsia" w:hAnsi="Cambria Math"/>
-                          <w:lang w:val="en-US"/>
-                        </w:rPr>
-                        <m:t>5</m:t>
-                      </m:r>
-                    </m:sub>
-                  </m:sSub>
-                  <m:r>
-                    <w:rPr>
-                      <w:rFonts w:ascii="Cambria Math" w:eastAsiaTheme="minorEastAsia" w:hAnsi="Cambria Math"/>
-                      <w:lang w:val="en-US"/>
-                    </w:rPr>
-                    <m:t>≥0</m:t>
-                  </m:r>
-                </m:e>
-              </m:eqArr>
-            </m:e>
-          </m:d>
-        </m:oMath>
-      </m:oMathPara>
-    </w:p>
-    <w:p>
-      <w:pPr>
-        <w:rPr>
-          <w:rFonts w:eastAsiaTheme="minorEastAsia"/>
-          <w:lang w:val="ru-RU"/>
-        </w:rPr>
-      </w:pPr>
-    </w:p>
     <w:tbl>
       <w:tblPr>
         <w:tblStyle w:val="ad"/>
-        <w:tblW w:w="10632" w:type="dxa"/>
+        <w:tblW w:w="10916" w:type="dxa"/>
         <w:tblInd w:w="-993" w:type="dxa"/>
         <w:tblLayout w:type="fixed"/>
         <w:tblLook w:val="04A0" w:firstRow="1" w:lastRow="0" w:firstColumn="1" w:lastColumn="0" w:noHBand="0" w:noVBand="1"/>
       </w:tblPr>
       <w:tblGrid>
-        <w:gridCol w:w="567"/>
-        <w:gridCol w:w="568"/>
-        <w:gridCol w:w="567"/>
+        <w:gridCol w:w="426"/>
+        <w:gridCol w:w="425"/>
+        <w:gridCol w:w="1135"/>
+        <w:gridCol w:w="1701"/>
+        <w:gridCol w:w="1417"/>
+        <w:gridCol w:w="1701"/>
         <w:gridCol w:w="1701"/>
         <w:gridCol w:w="1418"/>
-        <w:gridCol w:w="1701"/>
-        <w:gridCol w:w="1701"/>
-        <w:gridCol w:w="1417"/>
         <w:gridCol w:w="992"/>
       </w:tblGrid>
       <w:tr>
         <w:tc>
           <w:tcPr>
-            <w:tcW w:w="567" w:type="dxa"/>
+            <w:tcW w:w="426" w:type="dxa"/>
             <w:tcBorders>
               <w:top w:val="nil"/>
               <w:left w:val="nil"/>
@@ -15989,7 +15021,7 @@
         </w:tc>
         <w:tc>
           <w:tcPr>
-            <w:tcW w:w="568" w:type="dxa"/>
+            <w:tcW w:w="425" w:type="dxa"/>
             <w:tcBorders>
               <w:top w:val="nil"/>
               <w:left w:val="nil"/>
@@ -16007,7 +15039,7 @@
         </w:tc>
         <w:tc>
           <w:tcPr>
-            <w:tcW w:w="567" w:type="dxa"/>
+            <w:tcW w:w="1135" w:type="dxa"/>
             <w:tcBorders>
               <w:top w:val="nil"/>
               <w:left w:val="nil"/>
@@ -16054,7 +15086,7 @@
         </w:tc>
         <w:tc>
           <w:tcPr>
-            <w:tcW w:w="1418" w:type="dxa"/>
+            <w:tcW w:w="1417" w:type="dxa"/>
             <w:vAlign w:val="center"/>
           </w:tcPr>
           <w:p>
@@ -16132,7 +15164,7 @@
         </w:tc>
         <w:tc>
           <w:tcPr>
-            <w:tcW w:w="1417" w:type="dxa"/>
+            <w:tcW w:w="1418" w:type="dxa"/>
             <w:vAlign w:val="center"/>
           </w:tcPr>
           <w:p>
@@ -16204,7 +15236,7 @@
         </w:trPr>
         <w:tc>
           <w:tcPr>
-            <w:tcW w:w="567" w:type="dxa"/>
+            <w:tcW w:w="426" w:type="dxa"/>
             <w:tcBorders>
               <w:top w:val="single" w:sz="4" w:space="0" w:color="auto"/>
             </w:tcBorders>
@@ -16255,7 +15287,7 @@
         </w:tc>
         <w:tc>
           <w:tcPr>
-            <w:tcW w:w="568" w:type="dxa"/>
+            <w:tcW w:w="425" w:type="dxa"/>
             <w:tcBorders>
               <w:top w:val="single" w:sz="4" w:space="0" w:color="auto"/>
             </w:tcBorders>
@@ -16280,7 +15312,7 @@
         </w:tc>
         <w:tc>
           <w:tcPr>
-            <w:tcW w:w="567" w:type="dxa"/>
+            <w:tcW w:w="1135" w:type="dxa"/>
             <w:tcBorders>
               <w:top w:val="single" w:sz="4" w:space="0" w:color="auto"/>
             </w:tcBorders>
@@ -16354,7 +15386,7 @@
         </w:tc>
         <w:tc>
           <w:tcPr>
-            <w:tcW w:w="1418" w:type="dxa"/>
+            <w:tcW w:w="1417" w:type="dxa"/>
             <w:vAlign w:val="center"/>
           </w:tcPr>
           <w:p>
@@ -16496,7 +15528,7 @@
         </w:tc>
         <w:tc>
           <w:tcPr>
-            <w:tcW w:w="1417" w:type="dxa"/>
+            <w:tcW w:w="1418" w:type="dxa"/>
             <w:vAlign w:val="center"/>
           </w:tcPr>
           <w:p>
@@ -16613,7 +15645,7 @@
         </w:trPr>
         <w:tc>
           <w:tcPr>
-            <w:tcW w:w="567" w:type="dxa"/>
+            <w:tcW w:w="426" w:type="dxa"/>
             <w:tcBorders>
               <w:bottom w:val="single" w:sz="4" w:space="0" w:color="auto"/>
             </w:tcBorders>
@@ -16641,7 +15673,7 @@
         </w:tc>
         <w:tc>
           <w:tcPr>
-            <w:tcW w:w="568" w:type="dxa"/>
+            <w:tcW w:w="425" w:type="dxa"/>
             <w:tcBorders>
               <w:bottom w:val="single" w:sz="4" w:space="0" w:color="auto"/>
             </w:tcBorders>
@@ -16686,7 +15718,7 @@
         </w:tc>
         <w:tc>
           <w:tcPr>
-            <w:tcW w:w="567" w:type="dxa"/>
+            <w:tcW w:w="1135" w:type="dxa"/>
             <w:tcBorders>
               <w:bottom w:val="single" w:sz="4" w:space="0" w:color="auto"/>
             </w:tcBorders>
@@ -16708,8 +15740,66 @@
                     <w:rFonts w:ascii="Cambria Math" w:hAnsi="Cambria Math"/>
                     <w:lang w:val="en-US"/>
                   </w:rPr>
-                  <m:t>16</m:t>
+                  <m:t>2-</m:t>
                 </m:r>
+                <m:f>
+                  <m:fPr>
+                    <m:ctrlPr>
+                      <w:rPr>
+                        <w:rFonts w:ascii="Cambria Math" w:hAnsi="Cambria Math"/>
+                        <w:i/>
+                        <w:lang w:val="en-US"/>
+                      </w:rPr>
+                    </m:ctrlPr>
+                  </m:fPr>
+                  <m:num>
+                    <m:r>
+                      <w:rPr>
+                        <w:rFonts w:ascii="Cambria Math" w:hAnsi="Cambria Math"/>
+                        <w:lang w:val="en-US"/>
+                      </w:rPr>
+                      <m:t>8*-</m:t>
+                    </m:r>
+                    <m:f>
+                      <m:fPr>
+                        <m:ctrlPr>
+                          <w:rPr>
+                            <w:rFonts w:ascii="Cambria Math" w:hAnsi="Cambria Math"/>
+                            <w:i/>
+                            <w:lang w:val="en-US"/>
+                          </w:rPr>
+                        </m:ctrlPr>
+                      </m:fPr>
+                      <m:num>
+                        <m:r>
+                          <w:rPr>
+                            <w:rFonts w:ascii="Cambria Math" w:hAnsi="Cambria Math"/>
+                            <w:lang w:val="en-US"/>
+                          </w:rPr>
+                          <m:t>1</m:t>
+                        </m:r>
+                      </m:num>
+                      <m:den>
+                        <m:r>
+                          <w:rPr>
+                            <w:rFonts w:ascii="Cambria Math" w:hAnsi="Cambria Math"/>
+                            <w:lang w:val="en-US"/>
+                          </w:rPr>
+                          <m:t>3</m:t>
+                        </m:r>
+                      </m:den>
+                    </m:f>
+                  </m:num>
+                  <m:den>
+                    <m:r>
+                      <w:rPr>
+                        <w:rFonts w:ascii="Cambria Math" w:hAnsi="Cambria Math"/>
+                        <w:lang w:val="en-US"/>
+                      </w:rPr>
+                      <m:t>4/3</m:t>
+                    </m:r>
+                  </m:den>
+                </m:f>
               </m:oMath>
             </m:oMathPara>
           </w:p>
@@ -16856,14 +15946,7 @@
                         <w:rFonts w:ascii="Cambria Math" w:hAnsi="Cambria Math"/>
                         <w:lang w:val="en-US"/>
                       </w:rPr>
-                      <m:t xml:space="preserve">4/ </m:t>
-                    </m:r>
-                    <m:r>
-                      <w:rPr>
-                        <w:rFonts w:ascii="Cambria Math" w:hAnsi="Cambria Math"/>
-                        <w:lang w:val="en-US"/>
-                      </w:rPr>
-                      <m:t>3</m:t>
+                      <m:t>4/ 3</m:t>
                     </m:r>
                   </m:den>
                 </m:f>
@@ -16873,7 +15956,7 @@
         </w:tc>
         <w:tc>
           <w:tcPr>
-            <w:tcW w:w="1418" w:type="dxa"/>
+            <w:tcW w:w="1417" w:type="dxa"/>
             <w:vAlign w:val="center"/>
           </w:tcPr>
           <w:p>
@@ -16892,14 +15975,7 @@
                     <w:rFonts w:ascii="Cambria Math" w:hAnsi="Cambria Math"/>
                     <w:lang w:val="en-US"/>
                   </w:rPr>
-                  <m:t>1</m:t>
-                </m:r>
-                <m:r>
-                  <w:rPr>
-                    <w:rFonts w:ascii="Cambria Math" w:hAnsi="Cambria Math"/>
-                    <w:lang w:val="en-US"/>
-                  </w:rPr>
-                  <m:t>-</m:t>
+                  <m:t>1-</m:t>
                 </m:r>
                 <m:f>
                   <m:fPr>
@@ -17271,7 +16347,7 @@
         </w:tc>
         <w:tc>
           <w:tcPr>
-            <w:tcW w:w="1417" w:type="dxa"/>
+            <w:tcW w:w="1418" w:type="dxa"/>
             <w:vAlign w:val="center"/>
           </w:tcPr>
           <w:p>
@@ -17290,14 +16366,7 @@
                     <w:rFonts w:ascii="Cambria Math" w:hAnsi="Cambria Math"/>
                     <w:lang w:val="en-US"/>
                   </w:rPr>
-                  <m:t>0</m:t>
-                </m:r>
-                <m:r>
-                  <w:rPr>
-                    <w:rFonts w:ascii="Cambria Math" w:hAnsi="Cambria Math"/>
-                    <w:lang w:val="en-US"/>
-                  </w:rPr>
-                  <m:t>-</m:t>
+                  <m:t>0-</m:t>
                 </m:r>
                 <m:f>
                   <m:fPr>
@@ -17326,14 +16395,7 @@
                             <w:rFonts w:ascii="Cambria Math" w:hAnsi="Cambria Math"/>
                             <w:lang w:val="en-US"/>
                           </w:rPr>
-                          <m:t>-</m:t>
-                        </m:r>
-                        <m:r>
-                          <w:rPr>
-                            <w:rFonts w:ascii="Cambria Math" w:hAnsi="Cambria Math"/>
-                            <w:lang w:val="en-US"/>
-                          </w:rPr>
-                          <m:t>1</m:t>
+                          <m:t>-1</m:t>
                         </m:r>
                       </m:num>
                       <m:den>
@@ -17387,7 +16449,7 @@
       <w:tr>
         <w:tc>
           <w:tcPr>
-            <w:tcW w:w="567" w:type="dxa"/>
+            <w:tcW w:w="426" w:type="dxa"/>
             <w:tcBorders>
               <w:bottom w:val="single" w:sz="4" w:space="0" w:color="auto"/>
             </w:tcBorders>
@@ -17412,7 +16474,7 @@
         </w:tc>
         <w:tc>
           <w:tcPr>
-            <w:tcW w:w="568" w:type="dxa"/>
+            <w:tcW w:w="425" w:type="dxa"/>
             <w:tcBorders>
               <w:bottom w:val="single" w:sz="4" w:space="0" w:color="auto"/>
             </w:tcBorders>
@@ -17457,7 +16519,7 @@
         </w:tc>
         <w:tc>
           <w:tcPr>
-            <w:tcW w:w="567" w:type="dxa"/>
+            <w:tcW w:w="1135" w:type="dxa"/>
             <w:tcBorders>
               <w:bottom w:val="single" w:sz="4" w:space="0" w:color="auto"/>
             </w:tcBorders>
@@ -17479,8 +16541,37 @@
                     <w:rFonts w:ascii="Cambria Math" w:hAnsi="Cambria Math"/>
                     <w:lang w:val="en-US"/>
                   </w:rPr>
-                  <m:t>48</m:t>
+                  <m:t>8/</m:t>
                 </m:r>
+                <m:f>
+                  <m:fPr>
+                    <m:ctrlPr>
+                      <w:rPr>
+                        <w:rFonts w:ascii="Cambria Math" w:hAnsi="Cambria Math"/>
+                        <w:i/>
+                        <w:lang w:val="en-US"/>
+                      </w:rPr>
+                    </m:ctrlPr>
+                  </m:fPr>
+                  <m:num>
+                    <m:r>
+                      <w:rPr>
+                        <w:rFonts w:ascii="Cambria Math" w:hAnsi="Cambria Math"/>
+                        <w:lang w:val="en-US"/>
+                      </w:rPr>
+                      <m:t>4</m:t>
+                    </m:r>
+                  </m:num>
+                  <m:den>
+                    <m:r>
+                      <w:rPr>
+                        <w:rFonts w:ascii="Cambria Math" w:hAnsi="Cambria Math"/>
+                        <w:lang w:val="en-US"/>
+                      </w:rPr>
+                      <m:t>3</m:t>
+                    </m:r>
+                  </m:den>
+                </m:f>
               </m:oMath>
             </m:oMathPara>
           </w:p>
@@ -17575,7 +16666,7 @@
         </w:tc>
         <w:tc>
           <w:tcPr>
-            <w:tcW w:w="1418" w:type="dxa"/>
+            <w:tcW w:w="1417" w:type="dxa"/>
             <w:vAlign w:val="center"/>
           </w:tcPr>
           <w:p>
@@ -17591,13 +16682,7 @@
                 <w:rPr>
                   <w:rFonts w:ascii="Cambria Math" w:hAnsi="Cambria Math"/>
                 </w:rPr>
-                <m:t>0</m:t>
-              </m:r>
-              <m:r>
-                <w:rPr>
-                  <w:rFonts w:ascii="Cambria Math" w:hAnsi="Cambria Math"/>
-                </w:rPr>
-                <m:t>/</m:t>
+                <m:t>0/</m:t>
               </m:r>
               <m:f>
                 <m:fPr>
@@ -17821,7 +16906,7 @@
         </w:tc>
         <w:tc>
           <w:tcPr>
-            <w:tcW w:w="1417" w:type="dxa"/>
+            <w:tcW w:w="1418" w:type="dxa"/>
             <w:vAlign w:val="center"/>
           </w:tcPr>
           <w:p>
@@ -17895,7 +16980,7 @@
       <w:tr>
         <w:tc>
           <w:tcPr>
-            <w:tcW w:w="567" w:type="dxa"/>
+            <w:tcW w:w="426" w:type="dxa"/>
             <w:tcBorders>
               <w:top w:val="single" w:sz="4" w:space="0" w:color="auto"/>
               <w:left w:val="nil"/>
@@ -17916,7 +17001,7 @@
         </w:tc>
         <w:tc>
           <w:tcPr>
-            <w:tcW w:w="568" w:type="dxa"/>
+            <w:tcW w:w="425" w:type="dxa"/>
             <w:tcBorders>
               <w:top w:val="single" w:sz="4" w:space="0" w:color="auto"/>
               <w:left w:val="nil"/>
@@ -17937,7 +17022,7 @@
         </w:tc>
         <w:tc>
           <w:tcPr>
-            <w:tcW w:w="567" w:type="dxa"/>
+            <w:tcW w:w="1135" w:type="dxa"/>
             <w:tcBorders>
               <w:top w:val="single" w:sz="4" w:space="0" w:color="auto"/>
               <w:left w:val="nil"/>
@@ -17979,7 +17064,7 @@
         </w:tc>
         <w:tc>
           <w:tcPr>
-            <w:tcW w:w="1418" w:type="dxa"/>
+            <w:tcW w:w="1417" w:type="dxa"/>
             <w:tcBorders>
               <w:left w:val="single" w:sz="4" w:space="0" w:color="auto"/>
             </w:tcBorders>
@@ -18027,7 +17112,7 @@
         </w:tc>
         <w:tc>
           <w:tcPr>
-            <w:tcW w:w="1417" w:type="dxa"/>
+            <w:tcW w:w="1418" w:type="dxa"/>
             <w:vAlign w:val="center"/>
           </w:tcPr>
           <w:p>
@@ -18087,7 +17172,7 @@
       <w:tr>
         <w:tc>
           <w:tcPr>
-            <w:tcW w:w="567" w:type="dxa"/>
+            <w:tcW w:w="426" w:type="dxa"/>
             <w:tcBorders>
               <w:top w:val="nil"/>
               <w:left w:val="nil"/>
@@ -18108,7 +17193,7 @@
         </w:tc>
         <w:tc>
           <w:tcPr>
-            <w:tcW w:w="568" w:type="dxa"/>
+            <w:tcW w:w="425" w:type="dxa"/>
             <w:tcBorders>
               <w:top w:val="nil"/>
               <w:left w:val="nil"/>
@@ -18129,7 +17214,7 @@
         </w:tc>
         <w:tc>
           <w:tcPr>
-            <w:tcW w:w="567" w:type="dxa"/>
+            <w:tcW w:w="1135" w:type="dxa"/>
             <w:tcBorders>
               <w:top w:val="nil"/>
               <w:left w:val="nil"/>
@@ -18171,7 +17256,7 @@
         </w:tc>
         <w:tc>
           <w:tcPr>
-            <w:tcW w:w="1418" w:type="dxa"/>
+            <w:tcW w:w="1417" w:type="dxa"/>
             <w:tcBorders>
               <w:left w:val="single" w:sz="4" w:space="0" w:color="auto"/>
             </w:tcBorders>
@@ -18216,7 +17301,7 @@
         </w:tc>
         <w:tc>
           <w:tcPr>
-            <w:tcW w:w="1417" w:type="dxa"/>
+            <w:tcW w:w="1418" w:type="dxa"/>
             <w:vAlign w:val="center"/>
           </w:tcPr>
           <w:p>
@@ -18282,11 +17367,19 @@
     </w:tbl>
     <w:p>
       <w:pPr>
+        <w:ind w:firstLine="0"/>
         <w:rPr>
           <w:rFonts w:eastAsiaTheme="minorEastAsia"/>
           <w:lang w:val="en-US"/>
         </w:rPr>
       </w:pPr>
+      <w:r>
+        <w:rPr>
+          <w:rFonts w:eastAsiaTheme="minorEastAsia"/>
+          <w:lang w:val="en-US"/>
+        </w:rPr>
+        <w:t xml:space="preserve"> </w:t>
+      </w:r>
     </w:p>
     <w:p>
       <w:pPr>
@@ -18365,7 +17458,14 @@
               <w:rFonts w:ascii="Cambria Math" w:eastAsiaTheme="minorEastAsia" w:hAnsi="Cambria Math"/>
               <w:lang w:val="en-US"/>
             </w:rPr>
-            <m:t>16*</m:t>
+            <m:t>2</m:t>
+          </m:r>
+          <m:r>
+            <w:rPr>
+              <w:rFonts w:ascii="Cambria Math" w:eastAsiaTheme="minorEastAsia" w:hAnsi="Cambria Math"/>
+              <w:lang w:val="en-US"/>
+            </w:rPr>
+            <m:t>*</m:t>
           </m:r>
           <m:f>
             <m:fPr>
@@ -18401,7 +17501,21 @@
               <w:rFonts w:ascii="Cambria Math" w:eastAsiaTheme="minorEastAsia" w:hAnsi="Cambria Math"/>
               <w:lang w:val="en-US"/>
             </w:rPr>
-            <m:t>+48*</m:t>
+            <m:t>+</m:t>
+          </m:r>
+          <m:r>
+            <w:rPr>
+              <w:rFonts w:ascii="Cambria Math" w:eastAsiaTheme="minorEastAsia" w:hAnsi="Cambria Math"/>
+              <w:lang w:val="en-US"/>
+            </w:rPr>
+            <m:t>0</m:t>
+          </m:r>
+          <m:r>
+            <w:rPr>
+              <w:rFonts w:ascii="Cambria Math" w:eastAsiaTheme="minorEastAsia" w:hAnsi="Cambria Math"/>
+              <w:lang w:val="en-US"/>
+            </w:rPr>
+            <m:t>*</m:t>
           </m:r>
           <m:f>
             <m:fPr>
@@ -18439,20 +17553,78 @@
             </w:rPr>
             <m:t>=</m:t>
           </m:r>
+          <m:f>
+            <m:fPr>
+              <m:ctrlPr>
+                <w:rPr>
+                  <w:rFonts w:ascii="Cambria Math" w:eastAsiaTheme="minorEastAsia" w:hAnsi="Cambria Math"/>
+                  <w:i/>
+                  <w:lang w:val="en-US"/>
+                </w:rPr>
+              </m:ctrlPr>
+            </m:fPr>
+            <m:num>
+              <m:r>
+                <w:rPr>
+                  <w:rFonts w:ascii="Cambria Math" w:eastAsiaTheme="minorEastAsia" w:hAnsi="Cambria Math"/>
+                  <w:lang w:val="en-US"/>
+                </w:rPr>
+                <m:t>1</m:t>
+              </m:r>
+            </m:num>
+            <m:den>
+              <m:r>
+                <w:rPr>
+                  <w:rFonts w:ascii="Cambria Math" w:eastAsiaTheme="minorEastAsia" w:hAnsi="Cambria Math"/>
+                  <w:lang w:val="en-US"/>
+                </w:rPr>
+                <m:t>2</m:t>
+              </m:r>
+            </m:den>
+          </m:f>
           <m:r>
             <w:rPr>
               <w:rFonts w:ascii="Cambria Math" w:eastAsiaTheme="minorEastAsia" w:hAnsi="Cambria Math"/>
               <w:lang w:val="en-US"/>
             </w:rPr>
-            <m:t>4+</m:t>
+            <m:t>+0</m:t>
           </m:r>
           <m:r>
             <w:rPr>
               <w:rFonts w:ascii="Cambria Math" w:eastAsiaTheme="minorEastAsia" w:hAnsi="Cambria Math"/>
               <w:lang w:val="en-US"/>
             </w:rPr>
-            <m:t>132=136</m:t>
+            <m:t>=</m:t>
           </m:r>
+          <m:f>
+            <m:fPr>
+              <m:ctrlPr>
+                <w:rPr>
+                  <w:rFonts w:ascii="Cambria Math" w:eastAsiaTheme="minorEastAsia" w:hAnsi="Cambria Math"/>
+                  <w:i/>
+                  <w:lang w:val="en-US"/>
+                </w:rPr>
+              </m:ctrlPr>
+            </m:fPr>
+            <m:num>
+              <m:r>
+                <w:rPr>
+                  <w:rFonts w:ascii="Cambria Math" w:eastAsiaTheme="minorEastAsia" w:hAnsi="Cambria Math"/>
+                  <w:lang w:val="en-US"/>
+                </w:rPr>
+                <m:t>1</m:t>
+              </m:r>
+            </m:num>
+            <m:den>
+              <m:r>
+                <w:rPr>
+                  <w:rFonts w:ascii="Cambria Math" w:eastAsiaTheme="minorEastAsia" w:hAnsi="Cambria Math"/>
+                  <w:lang w:val="en-US"/>
+                </w:rPr>
+                <m:t>2</m:t>
+              </m:r>
+            </m:den>
+          </m:f>
         </m:oMath>
       </m:oMathPara>
     </w:p>
@@ -18508,7 +17680,7 @@
               <w:rFonts w:ascii="Cambria Math" w:eastAsiaTheme="minorEastAsia" w:hAnsi="Cambria Math"/>
               <w:lang w:val="en-US"/>
             </w:rPr>
-            <m:t>16</m:t>
+            <m:t>2</m:t>
           </m:r>
           <m:r>
             <w:rPr>
@@ -18522,21 +17694,21 @@
               <w:rFonts w:ascii="Cambria Math" w:eastAsiaTheme="minorEastAsia" w:hAnsi="Cambria Math"/>
               <w:lang w:val="en-US"/>
             </w:rPr>
-            <m:t>48</m:t>
+            <m:t>0</m:t>
           </m:r>
           <m:r>
             <w:rPr>
               <w:rFonts w:ascii="Cambria Math" w:eastAsiaTheme="minorEastAsia" w:hAnsi="Cambria Math"/>
               <w:lang w:val="en-US"/>
             </w:rPr>
-            <m:t>*0=</m:t>
+            <m:t>*</m:t>
           </m:r>
           <m:r>
             <w:rPr>
               <w:rFonts w:ascii="Cambria Math" w:eastAsiaTheme="minorEastAsia" w:hAnsi="Cambria Math"/>
               <w:lang w:val="en-US"/>
             </w:rPr>
-            <m:t>16</m:t>
+            <m:t>0=2+0=2</m:t>
           </m:r>
         </m:oMath>
       </m:oMathPara>
@@ -18593,7 +17765,21 @@
               <w:rFonts w:ascii="Cambria Math" w:eastAsiaTheme="minorEastAsia" w:hAnsi="Cambria Math"/>
               <w:lang w:val="en-US"/>
             </w:rPr>
-            <m:t>16</m:t>
+            <m:t>2</m:t>
+          </m:r>
+          <m:r>
+            <w:rPr>
+              <w:rFonts w:ascii="Cambria Math" w:eastAsiaTheme="minorEastAsia" w:hAnsi="Cambria Math"/>
+              <w:lang w:val="en-US"/>
+            </w:rPr>
+            <m:t>*0+</m:t>
+          </m:r>
+          <m:r>
+            <w:rPr>
+              <w:rFonts w:ascii="Cambria Math" w:eastAsiaTheme="minorEastAsia" w:hAnsi="Cambria Math"/>
+              <w:lang w:val="en-US"/>
+            </w:rPr>
+            <m:t>0</m:t>
           </m:r>
           <m:r>
             <w:rPr>
@@ -18607,49 +17793,7 @@
               <w:rFonts w:ascii="Cambria Math" w:eastAsiaTheme="minorEastAsia" w:hAnsi="Cambria Math"/>
               <w:lang w:val="en-US"/>
             </w:rPr>
-            <m:t>0</m:t>
-          </m:r>
-          <m:r>
-            <w:rPr>
-              <w:rFonts w:ascii="Cambria Math" w:eastAsiaTheme="minorEastAsia" w:hAnsi="Cambria Math"/>
-              <w:lang w:val="en-US"/>
-            </w:rPr>
-            <m:t>+</m:t>
-          </m:r>
-          <m:r>
-            <w:rPr>
-              <w:rFonts w:ascii="Cambria Math" w:eastAsiaTheme="minorEastAsia" w:hAnsi="Cambria Math"/>
-              <w:lang w:val="en-US"/>
-            </w:rPr>
-            <m:t>48</m:t>
-          </m:r>
-          <m:r>
-            <w:rPr>
-              <w:rFonts w:ascii="Cambria Math" w:eastAsiaTheme="minorEastAsia" w:hAnsi="Cambria Math"/>
-              <w:lang w:val="en-US"/>
-            </w:rPr>
-            <m:t>*</m:t>
-          </m:r>
-          <m:r>
-            <w:rPr>
-              <w:rFonts w:ascii="Cambria Math" w:eastAsiaTheme="minorEastAsia" w:hAnsi="Cambria Math"/>
-              <w:lang w:val="en-US"/>
-            </w:rPr>
-            <m:t>1</m:t>
-          </m:r>
-          <m:r>
-            <w:rPr>
-              <w:rFonts w:ascii="Cambria Math" w:eastAsiaTheme="minorEastAsia" w:hAnsi="Cambria Math"/>
-              <w:lang w:val="en-US"/>
-            </w:rPr>
-            <m:t>=</m:t>
-          </m:r>
-          <m:r>
-            <w:rPr>
-              <w:rFonts w:ascii="Cambria Math" w:eastAsiaTheme="minorEastAsia" w:hAnsi="Cambria Math"/>
-              <w:lang w:val="en-US"/>
-            </w:rPr>
-            <m:t>48</m:t>
+            <m:t>1=2+0=2</m:t>
           </m:r>
         </m:oMath>
       </m:oMathPara>
@@ -18706,14 +17850,14 @@
               <w:rFonts w:ascii="Cambria Math" w:eastAsiaTheme="minorEastAsia" w:hAnsi="Cambria Math"/>
               <w:lang w:val="en-US"/>
             </w:rPr>
-            <m:t>16</m:t>
+            <m:t>2</m:t>
           </m:r>
           <m:r>
             <w:rPr>
               <w:rFonts w:ascii="Cambria Math" w:eastAsiaTheme="minorEastAsia" w:hAnsi="Cambria Math"/>
               <w:lang w:val="en-US"/>
             </w:rPr>
-            <m:t>*</m:t>
+            <m:t>*0+</m:t>
           </m:r>
           <m:r>
             <w:rPr>
@@ -18727,42 +17871,14 @@
               <w:rFonts w:ascii="Cambria Math" w:eastAsiaTheme="minorEastAsia" w:hAnsi="Cambria Math"/>
               <w:lang w:val="en-US"/>
             </w:rPr>
-            <m:t>+</m:t>
+            <m:t>*-</m:t>
           </m:r>
           <m:r>
             <w:rPr>
               <w:rFonts w:ascii="Cambria Math" w:eastAsiaTheme="minorEastAsia" w:hAnsi="Cambria Math"/>
               <w:lang w:val="en-US"/>
             </w:rPr>
-            <m:t>48</m:t>
-          </m:r>
-          <m:r>
-            <w:rPr>
-              <w:rFonts w:ascii="Cambria Math" w:eastAsiaTheme="minorEastAsia" w:hAnsi="Cambria Math"/>
-              <w:lang w:val="en-US"/>
-            </w:rPr>
-            <m:t>*</m:t>
-          </m:r>
-          <m:r>
-            <w:rPr>
-              <w:rFonts w:ascii="Cambria Math" w:eastAsiaTheme="minorEastAsia" w:hAnsi="Cambria Math"/>
-              <w:lang w:val="en-US"/>
-            </w:rPr>
-            <m:t>-1</m:t>
-          </m:r>
-          <m:r>
-            <w:rPr>
-              <w:rFonts w:ascii="Cambria Math" w:eastAsiaTheme="minorEastAsia" w:hAnsi="Cambria Math"/>
-              <w:lang w:val="en-US"/>
-            </w:rPr>
-            <m:t>=</m:t>
-          </m:r>
-          <m:r>
-            <w:rPr>
-              <w:rFonts w:ascii="Cambria Math" w:eastAsiaTheme="minorEastAsia" w:hAnsi="Cambria Math"/>
-              <w:lang w:val="en-US"/>
-            </w:rPr>
-            <m:t>-48</m:t>
+            <m:t>1=2+0=2</m:t>
           </m:r>
         </m:oMath>
       </m:oMathPara>
@@ -18820,7 +17936,7 @@
               <w:rFonts w:ascii="Cambria Math" w:eastAsiaTheme="minorEastAsia" w:hAnsi="Cambria Math"/>
               <w:lang w:val="en-US"/>
             </w:rPr>
-            <m:t>16</m:t>
+            <m:t>2</m:t>
           </m:r>
           <m:r>
             <w:rPr>
@@ -18870,7 +17986,14 @@
               <w:rFonts w:ascii="Cambria Math" w:eastAsiaTheme="minorEastAsia" w:hAnsi="Cambria Math"/>
               <w:lang w:val="en-US"/>
             </w:rPr>
-            <m:t>48*</m:t>
+            <m:t>0</m:t>
+          </m:r>
+          <m:r>
+            <w:rPr>
+              <w:rFonts w:ascii="Cambria Math" w:eastAsiaTheme="minorEastAsia" w:hAnsi="Cambria Math"/>
+              <w:lang w:val="en-US"/>
+            </w:rPr>
+            <m:t>*</m:t>
           </m:r>
           <m:f>
             <m:fPr>
@@ -18906,29 +18029,37 @@
               <w:rFonts w:ascii="Cambria Math" w:eastAsiaTheme="minorEastAsia" w:hAnsi="Cambria Math"/>
               <w:lang w:val="en-US"/>
             </w:rPr>
-            <m:t>=</m:t>
+            <m:t>=1/2+0=</m:t>
           </m:r>
-          <m:r>
-            <w:rPr>
-              <w:rFonts w:ascii="Cambria Math" w:eastAsiaTheme="minorEastAsia" w:hAnsi="Cambria Math"/>
-              <w:lang w:val="en-US"/>
-            </w:rPr>
-            <m:t>4+132=1</m:t>
-          </m:r>
-          <m:r>
-            <w:rPr>
-              <w:rFonts w:ascii="Cambria Math" w:eastAsiaTheme="minorEastAsia" w:hAnsi="Cambria Math"/>
-              <w:lang w:val="en-US"/>
-            </w:rPr>
-            <m:t>3</m:t>
-          </m:r>
-          <m:r>
-            <w:rPr>
-              <w:rFonts w:ascii="Cambria Math" w:eastAsiaTheme="minorEastAsia" w:hAnsi="Cambria Math"/>
-              <w:lang w:val="ru-RU"/>
-            </w:rPr>
-            <m:t>6</m:t>
-          </m:r>
+          <m:f>
+            <m:fPr>
+              <m:ctrlPr>
+                <w:rPr>
+                  <w:rFonts w:ascii="Cambria Math" w:eastAsiaTheme="minorEastAsia" w:hAnsi="Cambria Math"/>
+                  <w:i/>
+                  <w:lang w:val="en-US"/>
+                </w:rPr>
+              </m:ctrlPr>
+            </m:fPr>
+            <m:num>
+              <m:r>
+                <w:rPr>
+                  <w:rFonts w:ascii="Cambria Math" w:eastAsiaTheme="minorEastAsia" w:hAnsi="Cambria Math"/>
+                  <w:lang w:val="en-US"/>
+                </w:rPr>
+                <m:t>1</m:t>
+              </m:r>
+            </m:num>
+            <m:den>
+              <m:r>
+                <w:rPr>
+                  <w:rFonts w:ascii="Cambria Math" w:eastAsiaTheme="minorEastAsia" w:hAnsi="Cambria Math"/>
+                  <w:lang w:val="en-US"/>
+                </w:rPr>
+                <m:t>2</m:t>
+              </m:r>
+            </m:den>
+          </m:f>
         </m:oMath>
       </m:oMathPara>
     </w:p>
@@ -18989,13 +18120,35 @@
             </w:rPr>
             <m:t>=</m:t>
           </m:r>
-          <m:r>
-            <w:rPr>
-              <w:rFonts w:ascii="Cambria Math" w:eastAsiaTheme="minorEastAsia" w:hAnsi="Cambria Math"/>
-              <w:lang w:val="en-US"/>
-            </w:rPr>
-            <m:t>136</m:t>
-          </m:r>
+          <m:f>
+            <m:fPr>
+              <m:ctrlPr>
+                <w:rPr>
+                  <w:rFonts w:ascii="Cambria Math" w:eastAsiaTheme="minorEastAsia" w:hAnsi="Cambria Math"/>
+                  <w:i/>
+                  <w:lang w:val="en-US"/>
+                </w:rPr>
+              </m:ctrlPr>
+            </m:fPr>
+            <m:num>
+              <m:r>
+                <w:rPr>
+                  <w:rFonts w:ascii="Cambria Math" w:eastAsiaTheme="minorEastAsia" w:hAnsi="Cambria Math"/>
+                  <w:lang w:val="en-US"/>
+                </w:rPr>
+                <m:t>1</m:t>
+              </m:r>
+            </m:num>
+            <m:den>
+              <m:r>
+                <w:rPr>
+                  <w:rFonts w:ascii="Cambria Math" w:eastAsiaTheme="minorEastAsia" w:hAnsi="Cambria Math"/>
+                  <w:lang w:val="en-US"/>
+                </w:rPr>
+                <m:t>2</m:t>
+              </m:r>
+            </m:den>
+          </m:f>
           <m:r>
             <w:rPr>
               <w:rFonts w:ascii="Cambria Math" w:eastAsiaTheme="minorEastAsia" w:hAnsi="Cambria Math"/>
@@ -19031,13 +18184,35 @@
             </w:rPr>
             <m:t>=</m:t>
           </m:r>
-          <m:r>
-            <w:rPr>
-              <w:rFonts w:ascii="Cambria Math" w:eastAsiaTheme="minorEastAsia" w:hAnsi="Cambria Math"/>
-              <w:lang w:val="en-US"/>
-            </w:rPr>
-            <m:t>139</m:t>
-          </m:r>
+          <m:f>
+            <m:fPr>
+              <m:ctrlPr>
+                <w:rPr>
+                  <w:rFonts w:ascii="Cambria Math" w:eastAsiaTheme="minorEastAsia" w:hAnsi="Cambria Math"/>
+                  <w:i/>
+                  <w:lang w:val="en-US"/>
+                </w:rPr>
+              </m:ctrlPr>
+            </m:fPr>
+            <m:num>
+              <m:r>
+                <w:rPr>
+                  <w:rFonts w:ascii="Cambria Math" w:eastAsiaTheme="minorEastAsia" w:hAnsi="Cambria Math"/>
+                  <w:lang w:val="en-US"/>
+                </w:rPr>
+                <m:t>3</m:t>
+              </m:r>
+            </m:num>
+            <m:den>
+              <m:r>
+                <w:rPr>
+                  <w:rFonts w:ascii="Cambria Math" w:eastAsiaTheme="minorEastAsia" w:hAnsi="Cambria Math"/>
+                  <w:lang w:val="en-US"/>
+                </w:rPr>
+                <m:t>2</m:t>
+              </m:r>
+            </m:den>
+          </m:f>
         </m:oMath>
       </m:oMathPara>
     </w:p>
@@ -19093,7 +18268,7 @@
               <w:rFonts w:ascii="Cambria Math" w:eastAsiaTheme="minorEastAsia" w:hAnsi="Cambria Math"/>
               <w:lang w:val="en-US"/>
             </w:rPr>
-            <m:t>16</m:t>
+            <m:t>2</m:t>
           </m:r>
           <m:r>
             <w:rPr>
@@ -19107,7 +18282,7 @@
               <w:rFonts w:ascii="Cambria Math" w:eastAsiaTheme="minorEastAsia" w:hAnsi="Cambria Math"/>
               <w:lang w:val="en-US"/>
             </w:rPr>
-            <m:t>14</m:t>
+            <m:t>0</m:t>
           </m:r>
         </m:oMath>
       </m:oMathPara>
@@ -19164,7 +18339,7 @@
               <w:rFonts w:ascii="Cambria Math" w:eastAsiaTheme="minorEastAsia" w:hAnsi="Cambria Math"/>
               <w:lang w:val="en-US"/>
             </w:rPr>
-            <m:t>48</m:t>
+            <m:t>2</m:t>
           </m:r>
           <m:r>
             <w:rPr>
@@ -19178,7 +18353,7 @@
               <w:rFonts w:ascii="Cambria Math" w:eastAsiaTheme="minorEastAsia" w:hAnsi="Cambria Math"/>
               <w:lang w:val="en-US"/>
             </w:rPr>
-            <m:t>48</m:t>
+            <m:t>2</m:t>
           </m:r>
         </m:oMath>
       </m:oMathPara>
@@ -19228,14 +18403,7 @@
               <w:rFonts w:ascii="Cambria Math" w:eastAsiaTheme="minorEastAsia" w:hAnsi="Cambria Math"/>
               <w:lang w:val="en-US"/>
             </w:rPr>
-            <m:t>=</m:t>
-          </m:r>
-          <m:r>
-            <w:rPr>
-              <w:rFonts w:ascii="Cambria Math" w:eastAsiaTheme="minorEastAsia" w:hAnsi="Cambria Math"/>
-              <w:lang w:val="en-US"/>
-            </w:rPr>
-            <m:t>-48</m:t>
+            <m:t>=2</m:t>
           </m:r>
           <m:r>
             <w:rPr>
@@ -19269,14 +18437,7 @@
               <w:rFonts w:ascii="Cambria Math" w:eastAsiaTheme="minorEastAsia" w:hAnsi="Cambria Math"/>
               <w:lang w:val="en-US"/>
             </w:rPr>
-            <m:t>=</m:t>
-          </m:r>
-          <m:r>
-            <w:rPr>
-              <w:rFonts w:ascii="Cambria Math" w:eastAsiaTheme="minorEastAsia" w:hAnsi="Cambria Math"/>
-              <w:lang w:val="en-US"/>
-            </w:rPr>
-            <m:t>-48</m:t>
+            <m:t>=2</m:t>
           </m:r>
           <m:r>
             <w:rPr>
@@ -19335,27 +18496,35 @@
             </w:rPr>
             <m:t>=</m:t>
           </m:r>
-          <m:r>
-            <w:rPr>
-              <w:rFonts w:ascii="Cambria Math" w:eastAsiaTheme="minorEastAsia" w:hAnsi="Cambria Math"/>
-              <w:lang w:val="en-US"/>
-            </w:rPr>
-            <m:t>1</m:t>
-          </m:r>
-          <m:r>
-            <w:rPr>
-              <w:rFonts w:ascii="Cambria Math" w:eastAsiaTheme="minorEastAsia" w:hAnsi="Cambria Math"/>
-              <w:lang w:val="en-US"/>
-            </w:rPr>
-            <m:t>3</m:t>
-          </m:r>
-          <m:r>
-            <w:rPr>
-              <w:rFonts w:ascii="Cambria Math" w:eastAsiaTheme="minorEastAsia" w:hAnsi="Cambria Math"/>
-              <w:lang w:val="ru-RU"/>
-            </w:rPr>
-            <m:t>6</m:t>
-          </m:r>
+          <m:f>
+            <m:fPr>
+              <m:ctrlPr>
+                <w:rPr>
+                  <w:rFonts w:ascii="Cambria Math" w:eastAsiaTheme="minorEastAsia" w:hAnsi="Cambria Math"/>
+                  <w:i/>
+                  <w:lang w:val="en-US"/>
+                </w:rPr>
+              </m:ctrlPr>
+            </m:fPr>
+            <m:num>
+              <m:r>
+                <w:rPr>
+                  <w:rFonts w:ascii="Cambria Math" w:eastAsiaTheme="minorEastAsia" w:hAnsi="Cambria Math"/>
+                  <w:lang w:val="en-US"/>
+                </w:rPr>
+                <m:t>1</m:t>
+              </m:r>
+            </m:num>
+            <m:den>
+              <m:r>
+                <w:rPr>
+                  <w:rFonts w:ascii="Cambria Math" w:eastAsiaTheme="minorEastAsia" w:hAnsi="Cambria Math"/>
+                  <w:lang w:val="en-US"/>
+                </w:rPr>
+                <m:t>2</m:t>
+              </m:r>
+            </m:den>
+          </m:f>
           <m:r>
             <w:rPr>
               <w:rFonts w:ascii="Cambria Math" w:eastAsiaTheme="minorEastAsia" w:hAnsi="Cambria Math"/>
@@ -19363,27 +18532,35 @@
             </w:rPr>
             <m:t>-0=</m:t>
           </m:r>
-          <m:r>
-            <w:rPr>
-              <w:rFonts w:ascii="Cambria Math" w:eastAsiaTheme="minorEastAsia" w:hAnsi="Cambria Math"/>
-              <w:lang w:val="en-US"/>
-            </w:rPr>
-            <m:t>1</m:t>
-          </m:r>
-          <m:r>
-            <w:rPr>
-              <w:rFonts w:ascii="Cambria Math" w:eastAsiaTheme="minorEastAsia" w:hAnsi="Cambria Math"/>
-              <w:lang w:val="en-US"/>
-            </w:rPr>
-            <m:t>3</m:t>
-          </m:r>
-          <m:r>
-            <w:rPr>
-              <w:rFonts w:ascii="Cambria Math" w:eastAsiaTheme="minorEastAsia" w:hAnsi="Cambria Math"/>
-              <w:lang w:val="ru-RU"/>
-            </w:rPr>
-            <m:t>6</m:t>
-          </m:r>
+          <m:f>
+            <m:fPr>
+              <m:ctrlPr>
+                <w:rPr>
+                  <w:rFonts w:ascii="Cambria Math" w:eastAsiaTheme="minorEastAsia" w:hAnsi="Cambria Math"/>
+                  <w:i/>
+                  <w:lang w:val="en-US"/>
+                </w:rPr>
+              </m:ctrlPr>
+            </m:fPr>
+            <m:num>
+              <m:r>
+                <w:rPr>
+                  <w:rFonts w:ascii="Cambria Math" w:eastAsiaTheme="minorEastAsia" w:hAnsi="Cambria Math"/>
+                  <w:lang w:val="en-US"/>
+                </w:rPr>
+                <m:t>1</m:t>
+              </m:r>
+            </m:num>
+            <m:den>
+              <m:r>
+                <w:rPr>
+                  <w:rFonts w:ascii="Cambria Math" w:eastAsiaTheme="minorEastAsia" w:hAnsi="Cambria Math"/>
+                  <w:lang w:val="en-US"/>
+                </w:rPr>
+                <m:t>2</m:t>
+              </m:r>
+            </m:den>
+          </m:f>
         </m:oMath>
       </m:oMathPara>
     </w:p>
@@ -20016,7 +19193,7 @@
                     <w:lang w:eastAsia="ru-RU"/>
                   </w:rPr>
                   <w:drawing>
-                    <wp:inline distT="0" distB="0" distL="0" distR="0" wp14:anchorId="15D08157" wp14:editId="7AFEA71E">
+                    <wp:inline distT="0" distB="0" distL="0" distR="0" wp14:anchorId="112A33C5" wp14:editId="1B10D207">
                       <wp:extent cx="228600" cy="170688"/>
                       <wp:effectExtent l="0" t="0" r="0" b="0"/>
                       <wp:docPr id="1999977343" name="Picture 11189" descr="Изображение выглядит как черный, темнота&#10;&#10;Содержимое, созданное искусственным интеллектом, может быть неверным."/>
@@ -20155,7 +19332,7 @@
                     <w:rFonts w:ascii="Cambria Math" w:hAnsi="Cambria Math"/>
                     <w:lang w:val="en-US"/>
                   </w:rPr>
-                  <m:t>16</m:t>
+                  <m:t>4</m:t>
                 </m:r>
               </m:oMath>
             </m:oMathPara>
@@ -20451,7 +19628,7 @@
                     <w:rFonts w:ascii="Cambria Math" w:hAnsi="Cambria Math"/>
                     <w:lang w:val="en-US"/>
                   </w:rPr>
-                  <m:t>48</m:t>
+                  <m:t>6</m:t>
                 </m:r>
               </m:oMath>
             </m:oMathPara>
@@ -20576,14 +19753,7 @@
                     <w:rFonts w:ascii="Cambria Math" w:eastAsia="Calibri" w:hAnsi="Cambria Math" w:cs="Times New Roman"/>
                     <w:lang w:val="en-US"/>
                   </w:rPr>
-                  <m:t>-</m:t>
-                </m:r>
-                <m:r>
-                  <w:rPr>
-                    <w:rFonts w:ascii="Cambria Math" w:eastAsia="Calibri" w:hAnsi="Cambria Math" w:cs="Times New Roman"/>
-                    <w:lang w:val="en-US"/>
-                  </w:rPr>
-                  <m:t>1</m:t>
+                  <m:t>-1</m:t>
                 </m:r>
               </m:oMath>
             </m:oMathPara>
@@ -20746,7 +19916,7 @@
                   <w:rPr>
                     <w:rFonts w:ascii="Cambria Math" w:hAnsi="Cambria Math"/>
                   </w:rPr>
-                  <m:t>136</m:t>
+                  <m:t>1/2</m:t>
                 </m:r>
               </m:oMath>
             </m:oMathPara>
@@ -20776,7 +19946,7 @@
                   <w:rPr>
                     <w:rFonts w:ascii="Cambria Math" w:hAnsi="Cambria Math"/>
                   </w:rPr>
-                  <m:t>16</m:t>
+                  <m:t>2</m:t>
                 </m:r>
               </m:oMath>
             </m:oMathPara>
@@ -20803,7 +19973,7 @@
                   <w:rPr>
                     <w:rFonts w:ascii="Cambria Math" w:hAnsi="Cambria Math"/>
                   </w:rPr>
-                  <m:t>48</m:t>
+                  <m:t>2</m:t>
                 </m:r>
               </m:oMath>
             </m:oMathPara>
@@ -20830,8 +20000,9 @@
                 <m:r>
                   <w:rPr>
                     <w:rFonts w:ascii="Cambria Math" w:eastAsia="Calibri" w:hAnsi="Cambria Math" w:cs="Times New Roman"/>
+                    <w:lang w:val="en-US"/>
                   </w:rPr>
-                  <m:t>-48</m:t>
+                  <m:t>2</m:t>
                 </m:r>
               </m:oMath>
             </m:oMathPara>
@@ -20858,14 +20029,7 @@
                     <w:rFonts w:ascii="Cambria Math" w:hAnsi="Cambria Math"/>
                     <w:lang w:val="en-US"/>
                   </w:rPr>
-                  <m:t>1</m:t>
-                </m:r>
-                <m:r>
-                  <w:rPr>
-                    <w:rFonts w:ascii="Cambria Math" w:hAnsi="Cambria Math"/>
-                    <w:lang w:val="en-US"/>
-                  </w:rPr>
-                  <m:t>36</m:t>
+                  <m:t>1/2</m:t>
                 </m:r>
               </m:oMath>
             </m:oMathPara>
@@ -21005,7 +20169,7 @@
                   <w:rPr>
                     <w:rFonts w:ascii="Cambria Math" w:hAnsi="Cambria Math"/>
                   </w:rPr>
-                  <m:t>139</m:t>
+                  <m:t>3/2</m:t>
                 </m:r>
               </m:oMath>
             </m:oMathPara>
@@ -21035,7 +20199,7 @@
                   <w:rPr>
                     <w:rFonts w:ascii="Cambria Math" w:hAnsi="Cambria Math"/>
                   </w:rPr>
-                  <m:t>14</m:t>
+                  <m:t>0</m:t>
                 </m:r>
               </m:oMath>
             </m:oMathPara>
@@ -21062,7 +20226,7 @@
                   <w:rPr>
                     <w:rFonts w:ascii="Cambria Math" w:hAnsi="Cambria Math"/>
                   </w:rPr>
-                  <m:t>48</m:t>
+                  <m:t>2</m:t>
                 </m:r>
               </m:oMath>
             </m:oMathPara>
@@ -21090,7 +20254,13 @@
                   <w:rPr>
                     <w:rFonts w:ascii="Cambria Math" w:eastAsia="Calibri" w:hAnsi="Cambria Math" w:cs="Times New Roman"/>
                   </w:rPr>
-                  <m:t>-48+</m:t>
+                  <m:t>2</m:t>
+                </m:r>
+                <m:r>
+                  <w:rPr>
+                    <w:rFonts w:ascii="Cambria Math" w:eastAsia="Calibri" w:hAnsi="Cambria Math" w:cs="Times New Roman"/>
+                  </w:rPr>
+                  <m:t>+</m:t>
                 </m:r>
                 <m:r>
                   <w:rPr>
@@ -21123,13 +20293,7 @@
                   <w:rPr>
                     <w:rFonts w:ascii="Cambria Math" w:hAnsi="Cambria Math"/>
                   </w:rPr>
-                  <m:t>1</m:t>
-                </m:r>
-                <m:r>
-                  <w:rPr>
-                    <w:rFonts w:ascii="Cambria Math" w:hAnsi="Cambria Math"/>
-                  </w:rPr>
-                  <m:t>36</m:t>
+                  <m:t>1/2</m:t>
                 </m:r>
               </m:oMath>
             </m:oMathPara>
@@ -21198,7 +20362,7 @@
       <w:pPr>
         <w:rPr>
           <w:rFonts w:eastAsiaTheme="minorEastAsia"/>
-          <w:lang w:val="en-US"/>
+          <w:lang w:val="ru-RU"/>
         </w:rPr>
       </w:pPr>
       <w:r>
@@ -21252,14 +20416,7 @@
               <w:rFonts w:ascii="Cambria Math" w:eastAsiaTheme="minorEastAsia" w:hAnsi="Cambria Math"/>
               <w:lang w:val="en-US"/>
             </w:rPr>
-            <m:t>=</m:t>
-          </m:r>
-          <m:r>
-            <w:rPr>
-              <w:rFonts w:ascii="Cambria Math" w:eastAsiaTheme="minorEastAsia" w:hAnsi="Cambria Math"/>
-              <w:lang w:val="en-US"/>
-            </w:rPr>
-            <m:t>0</m:t>
+            <m:t>=0</m:t>
           </m:r>
         </m:oMath>
       </m:oMathPara>
@@ -21314,7 +20471,7 @@
               <w:rFonts w:ascii="Cambria Math" w:eastAsiaTheme="minorEastAsia" w:hAnsi="Cambria Math"/>
               <w:lang w:val="en-US"/>
             </w:rPr>
-            <m:t>16</m:t>
+            <m:t>4</m:t>
           </m:r>
         </m:oMath>
       </m:oMathPara>
@@ -21368,10 +20525,505 @@
               <w:rFonts w:ascii="Cambria Math" w:eastAsiaTheme="minorEastAsia" w:hAnsi="Cambria Math"/>
               <w:lang w:val="en-US"/>
             </w:rPr>
-            <m:t>=-3*0+2*16=32</m:t>
+            <m:t>=-3*0+2*</m:t>
+          </m:r>
+          <m:r>
+            <m:rPr>
+              <m:sty m:val="p"/>
+            </m:rPr>
+            <w:rPr>
+              <w:rFonts w:ascii="Cambria Math" w:eastAsiaTheme="minorEastAsia" w:hAnsi="Cambria Math"/>
+              <w:lang w:val="en-US"/>
+            </w:rPr>
+            <m:t>4</m:t>
+          </m:r>
+          <m:r>
+            <m:rPr>
+              <m:sty m:val="p"/>
+            </m:rPr>
+            <w:rPr>
+              <w:rFonts w:ascii="Cambria Math" w:eastAsiaTheme="minorEastAsia" w:hAnsi="Cambria Math"/>
+              <w:lang w:val="en-US"/>
+            </w:rPr>
+            <m:t>=</m:t>
+          </m:r>
+          <m:r>
+            <m:rPr>
+              <m:sty m:val="p"/>
+            </m:rPr>
+            <w:rPr>
+              <w:rFonts w:ascii="Cambria Math" w:eastAsiaTheme="minorEastAsia" w:hAnsi="Cambria Math"/>
+              <w:lang w:val="en-US"/>
+            </w:rPr>
+            <m:t>8</m:t>
           </m:r>
         </m:oMath>
       </m:oMathPara>
+    </w:p>
+    <w:p>
+      <w:pPr>
+        <w:ind w:firstLine="0"/>
+        <w:rPr>
+          <w:rFonts w:eastAsiaTheme="minorEastAsia"/>
+          <w:lang w:val="en-US"/>
+        </w:rPr>
+      </w:pPr>
+      <w:r>
+        <w:rPr>
+          <w:rFonts w:eastAsiaTheme="minorEastAsia"/>
+          <w:lang w:val="ru-RU"/>
+        </w:rPr>
+        <w:t xml:space="preserve">Решение в </w:t>
+      </w:r>
+      <w:r>
+        <w:rPr>
+          <w:rFonts w:eastAsiaTheme="minorEastAsia"/>
+          <w:lang w:val="en-US"/>
+        </w:rPr>
+        <w:t>Excel</w:t>
+      </w:r>
+    </w:p>
+    <w:p>
+      <w:pPr>
+        <w:ind w:firstLine="0"/>
+        <w:rPr>
+          <w:rFonts w:eastAsiaTheme="minorEastAsia"/>
+          <w:lang w:val="ru-RU"/>
+        </w:rPr>
+      </w:pPr>
+      <w:r>
+        <w:rPr>
+          <w:rFonts w:eastAsiaTheme="minorEastAsia"/>
+          <w:lang w:val="en-US"/>
+        </w:rPr>
+        <w:drawing>
+          <wp:inline distT="0" distB="0" distL="0" distR="0" wp14:anchorId="2B690048" wp14:editId="6132BF6A">
+            <wp:extent cx="4696480" cy="1629002"/>
+            <wp:effectExtent l="0" t="0" r="8890" b="9525"/>
+            <wp:docPr id="1" name="Рисунок 1"/>
+            <wp:cNvGraphicFramePr>
+              <a:graphicFrameLocks xmlns:a="http://schemas.openxmlformats.org/drawingml/2006/main" noChangeAspect="1"/>
+            </wp:cNvGraphicFramePr>
+            <a:graphic xmlns:a="http://schemas.openxmlformats.org/drawingml/2006/main">
+              <a:graphicData uri="http://schemas.openxmlformats.org/drawingml/2006/picture">
+                <pic:pic xmlns:pic="http://schemas.openxmlformats.org/drawingml/2006/picture">
+                  <pic:nvPicPr>
+                    <pic:cNvPr id="1" name=""/>
+                    <pic:cNvPicPr/>
+                  </pic:nvPicPr>
+                  <pic:blipFill>
+                    <a:blip r:embed="rId7"/>
+                    <a:stretch>
+                      <a:fillRect/>
+                    </a:stretch>
+                  </pic:blipFill>
+                  <pic:spPr>
+                    <a:xfrm>
+                      <a:off x="0" y="0"/>
+                      <a:ext cx="4696480" cy="1629002"/>
+                    </a:xfrm>
+                    <a:prstGeom prst="rect">
+                      <a:avLst/>
+                    </a:prstGeom>
+                  </pic:spPr>
+                </pic:pic>
+              </a:graphicData>
+            </a:graphic>
+          </wp:inline>
+        </w:drawing>
+      </w:r>
+    </w:p>
+    <w:p>
+      <w:pPr>
+        <w:ind w:firstLine="0"/>
+        <w:rPr>
+          <w:rFonts w:eastAsiaTheme="minorEastAsia"/>
+          <w:lang w:val="ru-RU"/>
+        </w:rPr>
+      </w:pPr>
+    </w:p>
+    <w:p>
+      <w:pPr>
+        <w:ind w:firstLine="0"/>
+        <w:rPr>
+          <w:rFonts w:eastAsiaTheme="minorEastAsia"/>
+          <w:lang w:val="ru-RU"/>
+        </w:rPr>
+      </w:pPr>
+    </w:p>
+    <w:p>
+      <w:pPr>
+        <w:ind w:firstLine="0"/>
+        <w:rPr>
+          <w:rFonts w:eastAsiaTheme="minorEastAsia"/>
+          <w:lang w:val="ru-RU"/>
+        </w:rPr>
+      </w:pPr>
+    </w:p>
+    <w:p>
+      <w:pPr>
+        <w:ind w:firstLine="0"/>
+        <w:rPr>
+          <w:rFonts w:eastAsiaTheme="minorEastAsia"/>
+          <w:lang w:val="ru-RU"/>
+        </w:rPr>
+      </w:pPr>
+    </w:p>
+    <w:p>
+      <w:pPr>
+        <w:ind w:firstLine="0"/>
+        <w:rPr>
+          <w:rFonts w:eastAsiaTheme="minorEastAsia"/>
+          <w:lang w:val="ru-RU"/>
+        </w:rPr>
+      </w:pPr>
+      <w:r>
+        <w:rPr>
+          <w:rFonts w:eastAsiaTheme="minorEastAsia"/>
+          <w:lang w:val="ru-RU"/>
+        </w:rPr>
+        <w:lastRenderedPageBreak/>
+        <w:t>График</w:t>
+      </w:r>
+    </w:p>
+    <w:p>
+      <w:pPr>
+        <w:ind w:firstLine="0"/>
+        <w:rPr>
+          <w:rFonts w:eastAsiaTheme="minorEastAsia"/>
+          <w:lang w:val="en-US"/>
+        </w:rPr>
+      </w:pPr>
+      <w:r>
+        <w:rPr>
+          <w:rFonts w:eastAsiaTheme="minorEastAsia"/>
+          <w:lang w:val="en-US"/>
+        </w:rPr>
+        <w:drawing>
+          <wp:inline distT="0" distB="0" distL="0" distR="0" wp14:anchorId="2D59F15C" wp14:editId="006B6960">
+            <wp:extent cx="6119368" cy="3824605"/>
+            <wp:effectExtent l="0" t="0" r="0" b="4445"/>
+            <wp:docPr id="2" name="Рисунок 2"/>
+            <wp:cNvGraphicFramePr>
+              <a:graphicFrameLocks xmlns:a="http://schemas.openxmlformats.org/drawingml/2006/main" noChangeAspect="1"/>
+            </wp:cNvGraphicFramePr>
+            <a:graphic xmlns:a="http://schemas.openxmlformats.org/drawingml/2006/main">
+              <a:graphicData uri="http://schemas.openxmlformats.org/drawingml/2006/picture">
+                <pic:pic xmlns:pic="http://schemas.openxmlformats.org/drawingml/2006/picture">
+                  <pic:nvPicPr>
+                    <pic:cNvPr id="1" name=""/>
+                    <pic:cNvPicPr/>
+                  </pic:nvPicPr>
+                  <pic:blipFill>
+                    <a:blip r:embed="rId8">
+                      <a:extLst>
+                        <a:ext uri="{28A0092B-C50C-407E-A947-70E740481C1C}">
+                          <a14:useLocalDpi xmlns:a14="http://schemas.microsoft.com/office/drawing/2010/main" val="0"/>
+                        </a:ext>
+                      </a:extLst>
+                    </a:blip>
+                    <a:stretch>
+                      <a:fillRect/>
+                    </a:stretch>
+                  </pic:blipFill>
+                  <pic:spPr>
+                    <a:xfrm>
+                      <a:off x="0" y="0"/>
+                      <a:ext cx="6119368" cy="3824605"/>
+                    </a:xfrm>
+                    <a:prstGeom prst="rect">
+                      <a:avLst/>
+                    </a:prstGeom>
+                  </pic:spPr>
+                </pic:pic>
+              </a:graphicData>
+            </a:graphic>
+          </wp:inline>
+        </w:drawing>
+      </w:r>
+    </w:p>
+    <w:p>
+      <w:pPr>
+        <w:ind w:firstLine="0"/>
+        <w:rPr>
+          <w:rFonts w:eastAsiaTheme="minorEastAsia"/>
+          <w:lang w:val="en-US"/>
+        </w:rPr>
+      </w:pPr>
+    </w:p>
+    <w:p>
+      <w:pPr>
+        <w:ind w:firstLine="0"/>
+        <w:rPr>
+          <w:rFonts w:eastAsiaTheme="minorEastAsia"/>
+          <w:lang w:val="ru-RU"/>
+        </w:rPr>
+      </w:pPr>
+      <w:r>
+        <w:rPr>
+          <w:rFonts w:eastAsiaTheme="minorEastAsia"/>
+          <w:lang w:val="ru-RU"/>
+        </w:rPr>
+        <w:t>Контрольные вопросы</w:t>
+      </w:r>
+    </w:p>
+    <w:p>
+      <w:pPr>
+        <w:pStyle w:val="a7"/>
+        <w:numPr>
+          <w:ilvl w:val="0"/>
+          <w:numId w:val="3"/>
+        </w:numPr>
+        <w:rPr>
+          <w:rStyle w:val="fontstyle01"/>
+          <w:rFonts w:eastAsiaTheme="minorEastAsia" w:cstheme="minorBidi"/>
+          <w:color w:val="auto"/>
+          <w:szCs w:val="24"/>
+          <w:lang w:val="ru-RU"/>
+        </w:rPr>
+      </w:pPr>
+      <w:r>
+        <w:rPr>
+          <w:rStyle w:val="fontstyle01"/>
+        </w:rPr>
+        <w:t>Приведите общую постановку задачи и каноническую. Каким образом</w:t>
+      </w:r>
+      <w:r>
+        <w:rPr>
+          <w:color w:val="000000"/>
+          <w:szCs w:val="28"/>
+        </w:rPr>
+        <w:br/>
+      </w:r>
+      <w:r>
+        <w:rPr>
+          <w:rStyle w:val="fontstyle01"/>
+        </w:rPr>
+        <w:t>можно перейти от общей постановки задачи к канонической?</w:t>
+      </w:r>
+    </w:p>
+    <w:p>
+      <w:pPr>
+        <w:shd w:val="clear" w:color="auto" w:fill="FFFFFF"/>
+        <w:spacing w:after="100" w:afterAutospacing="1" w:line="240" w:lineRule="auto"/>
+        <w:ind w:left="720" w:firstLine="0"/>
+        <w:jc w:val="left"/>
+        <w:rPr>
+          <w:color w:val="212529"/>
+          <w:szCs w:val="28"/>
+        </w:rPr>
+      </w:pPr>
+      <w:r>
+        <w:rPr>
+          <w:color w:val="212529"/>
+          <w:szCs w:val="28"/>
+        </w:rPr>
+        <w:t>Каноническая форма получена записью ограничений как равенств и выбором базисных переменных (или введением искусственных переменных / M-подхода). Переход из общей формы возможен через приведение ограничений к равенствам (введение добавочных/искусственных переменных) или через Жордана-Гаусса.</w:t>
+      </w:r>
+    </w:p>
+    <w:p>
+      <w:pPr>
+        <w:pStyle w:val="a7"/>
+        <w:numPr>
+          <w:ilvl w:val="0"/>
+          <w:numId w:val="3"/>
+        </w:numPr>
+        <w:rPr>
+          <w:rFonts w:eastAsiaTheme="minorEastAsia"/>
+          <w:lang w:val="ru-RU"/>
+        </w:rPr>
+      </w:pPr>
+      <w:r>
+        <w:rPr>
+          <w:rStyle w:val="fontstyle01"/>
+        </w:rPr>
+        <w:t>Какие переменные называются базисными, а какие свободными? Какие</w:t>
+      </w:r>
+      <w:r>
+        <w:rPr>
+          <w:color w:val="000000"/>
+          <w:szCs w:val="28"/>
+        </w:rPr>
+        <w:br/>
+      </w:r>
+      <w:r>
+        <w:rPr>
+          <w:rStyle w:val="fontstyle01"/>
+        </w:rPr>
+        <w:t>способы нахождения начального базисного решения существуют?</w:t>
+      </w:r>
+    </w:p>
+    <w:p>
+      <w:pPr>
+        <w:pStyle w:val="a7"/>
+        <w:ind w:firstLine="0"/>
+        <w:rPr>
+          <w:color w:val="212529"/>
+          <w:szCs w:val="28"/>
+        </w:rPr>
+      </w:pPr>
+      <w:r>
+        <w:rPr>
+          <w:color w:val="212529"/>
+          <w:szCs w:val="28"/>
+        </w:rPr>
+        <w:t>Базисными называются переменные, при которых коэффициенты в матрице ограничений образуют единичную матрицу; свободные — остальные переменные. Начальное базисное решение можно получить выбором базиса, обратимостью соответствующей матрицы или применением M-метода (введение искусственных переменных).</w:t>
+      </w:r>
+    </w:p>
+    <w:p>
+      <w:pPr>
+        <w:pStyle w:val="a7"/>
+        <w:ind w:firstLine="0"/>
+        <w:rPr>
+          <w:rFonts w:eastAsiaTheme="minorEastAsia"/>
+          <w:lang w:val="ru-RU"/>
+        </w:rPr>
+      </w:pPr>
+    </w:p>
+    <w:p>
+      <w:pPr>
+        <w:pStyle w:val="a7"/>
+        <w:numPr>
+          <w:ilvl w:val="0"/>
+          <w:numId w:val="3"/>
+        </w:numPr>
+        <w:rPr>
+          <w:rFonts w:eastAsiaTheme="minorEastAsia"/>
+          <w:lang w:val="ru-RU"/>
+        </w:rPr>
+      </w:pPr>
+      <w:r>
+        <w:rPr>
+          <w:rStyle w:val="fontstyle01"/>
+        </w:rPr>
+        <w:lastRenderedPageBreak/>
+        <w:t>На основании каких признаков можно сделать вывод о:</w:t>
+      </w:r>
+    </w:p>
+    <w:p>
+      <w:pPr>
+        <w:pStyle w:val="a7"/>
+        <w:numPr>
+          <w:ilvl w:val="1"/>
+          <w:numId w:val="3"/>
+        </w:numPr>
+        <w:rPr>
+          <w:rFonts w:eastAsiaTheme="minorEastAsia"/>
+          <w:lang w:val="ru-RU"/>
+        </w:rPr>
+      </w:pPr>
+      <w:r>
+        <w:rPr>
+          <w:rStyle w:val="fontstyle01"/>
+        </w:rPr>
+        <w:t>количестве решений задачи линейного программирования;</w:t>
+      </w:r>
+    </w:p>
+    <w:p>
+      <w:pPr>
+        <w:pStyle w:val="a7"/>
+        <w:numPr>
+          <w:ilvl w:val="1"/>
+          <w:numId w:val="3"/>
+        </w:numPr>
+        <w:rPr>
+          <w:rStyle w:val="fontstyle01"/>
+          <w:rFonts w:eastAsiaTheme="minorEastAsia" w:cstheme="minorBidi"/>
+          <w:color w:val="auto"/>
+          <w:szCs w:val="24"/>
+          <w:lang w:val="ru-RU"/>
+        </w:rPr>
+      </w:pPr>
+      <w:r>
+        <w:rPr>
+          <w:rStyle w:val="fontstyle01"/>
+        </w:rPr>
+        <w:t>совместна или нет система ограничений.</w:t>
+      </w:r>
+    </w:p>
+    <w:p>
+      <w:pPr>
+        <w:shd w:val="clear" w:color="auto" w:fill="FFFFFF"/>
+        <w:spacing w:after="100" w:afterAutospacing="1" w:line="240" w:lineRule="auto"/>
+        <w:ind w:left="720" w:firstLine="0"/>
+        <w:jc w:val="left"/>
+        <w:rPr>
+          <w:color w:val="212529"/>
+          <w:szCs w:val="28"/>
+        </w:rPr>
+      </w:pPr>
+      <w:r>
+        <w:rPr>
+          <w:color w:val="212529"/>
+          <w:szCs w:val="28"/>
+        </w:rPr>
+        <w:t>О количестве решений: если в оптимальной таблице есть неосновная переменная с Δ_ = 0, то оптимум может достигаться на множестве (бесконечно много оптимальных решений). Если на некоторых шагах нет допустимого ведущего элемента при вводе переменной, задача неограничена. Если при фазе M-метода искусственные переменные остаются положительными в оптимуме — система ограничений несовместна.</w:t>
+      </w:r>
+    </w:p>
+    <w:p>
+      <w:pPr>
+        <w:pStyle w:val="a7"/>
+        <w:numPr>
+          <w:ilvl w:val="0"/>
+          <w:numId w:val="3"/>
+        </w:numPr>
+        <w:rPr>
+          <w:rStyle w:val="fontstyle01"/>
+          <w:rFonts w:eastAsiaTheme="minorEastAsia" w:cstheme="minorBidi"/>
+          <w:color w:val="auto"/>
+          <w:szCs w:val="24"/>
+          <w:lang w:val="ru-RU"/>
+        </w:rPr>
+      </w:pPr>
+      <w:r>
+        <w:rPr>
+          <w:rStyle w:val="fontstyle01"/>
+        </w:rPr>
+        <w:t>Чем отличается решение задачи о поиске минимума от решения задачи о</w:t>
+      </w:r>
+      <w:r>
+        <w:rPr>
+          <w:color w:val="000000"/>
+          <w:szCs w:val="28"/>
+        </w:rPr>
+        <w:br/>
+      </w:r>
+      <w:r>
+        <w:rPr>
+          <w:rStyle w:val="fontstyle01"/>
+        </w:rPr>
+        <w:t>поиске максимума?</w:t>
+      </w:r>
+      <w:bookmarkStart w:id="0" w:name="_GoBack"/>
+      <w:bookmarkEnd w:id="0"/>
+    </w:p>
+    <w:p>
+      <w:pPr>
+        <w:shd w:val="clear" w:color="auto" w:fill="FFFFFF"/>
+        <w:spacing w:after="100" w:afterAutospacing="1" w:line="240" w:lineRule="auto"/>
+        <w:ind w:left="720" w:firstLine="0"/>
+        <w:jc w:val="left"/>
+        <w:rPr>
+          <w:color w:val="212529"/>
+          <w:szCs w:val="28"/>
+        </w:rPr>
+      </w:pPr>
+      <w:r>
+        <w:rPr>
+          <w:color w:val="212529"/>
+          <w:szCs w:val="28"/>
+        </w:rPr>
+        <w:t>Различие min/max_ в симплексе: при max_ ищем положительные Δ_ для ввода (берём наибольшую положительную); при min ищем отрицательные Δ_ (или, эквивалентно, можем решать max_ для −f).</w:t>
+      </w:r>
+    </w:p>
+    <w:p>
+      <w:pPr>
+        <w:pStyle w:val="a7"/>
+        <w:ind w:firstLine="0"/>
+        <w:rPr>
+          <w:rFonts w:eastAsiaTheme="minorEastAsia"/>
+        </w:rPr>
+      </w:pPr>
     </w:p>
     <w:sectPr>
       <w:pgSz w:w="11906" w:h="16838"/>
@@ -21384,8 +21036,97 @@
 </file>
 
 <file path=word/numbering.xml><?xml version="1.0" encoding="utf-8"?>
-<w:numbering xmlns:wpc="http://schemas.microsoft.com/office/word/2010/wordprocessingCanvas" xmlns:cx="http://schemas.microsoft.com/office/drawing/2014/chartex" xmlns:cx1="http://schemas.microsoft.com/office/drawing/2015/9/8/chartex" xmlns:cx2="http://schemas.microsoft.com/office/drawing/2015/10/21/chartex" xmlns:cx3="http://schemas.microsoft.com/office/drawing/2016/5/9/chartex" xmlns:cx4="http://schemas.microsoft.com/office/drawing/2016/5/10/chartex" xmlns:cx5="http://schemas.microsoft.com/office/drawing/2016/5/11/chartex" xmlns:cx6="http://schemas.microsoft.com/office/drawing/2016/5/12/chartex" xmlns:cx7="http://schemas.microsoft.com/office/drawing/2016/5/13/chartex" xmlns:cx8="http://schemas.microsoft.com/office/drawing/2016/5/14/chartex" xmlns:mc="http://schemas.openxmlformats.org/markup-compatibility/2006" xmlns:aink="http://schemas.microsoft.com/office/drawing/2016/ink" xmlns:am3d="http://schemas.microsoft.com/office/drawing/2017/model3d" xmlns:o="urn:schemas-microsoft-com:office:office" xmlns:oel="http://schemas.microsoft.com/office/2019/extlst" xmlns:r="http://schemas.openxmlformats.org/officeDocument/2006/relationships" xmlns:m="http://schemas.openxmlformats.org/officeDocument/2006/math" xmlns:v="urn:schemas-microsoft-com:vml" xmlns:wp14="http://schemas.microsoft.com/office/word/2010/wordprocessingDrawing" xmlns:wp="http://schemas.openxmlformats.org/drawingml/2006/wordprocessingDrawing" xmlns:w10="urn:schemas-microsoft-com:office:word" xmlns:w="http://schemas.openxmlformats.org/wordprocessingml/2006/main" xmlns:w14="http://schemas.microsoft.com/office/word/2010/wordml" xmlns:w15="http://schemas.microsoft.com/office/word/2012/wordml" xmlns:w16cex="http://schemas.microsoft.com/office/word/2018/wordml/cex" xmlns:w16cid="http://schemas.microsoft.com/office/word/2016/wordml/cid" xmlns:w16="http://schemas.microsoft.com/office/word/2018/wordml" xmlns:w16du="http://schemas.microsoft.com/office/word/2023/wordml/word16du" xmlns:w16sdtdh="http://schemas.microsoft.com/office/word/2020/wordml/sdtdatahash" xmlns:w16sdtfl="http://schemas.microsoft.com/office/word/2024/wordml/sdtformatlock" xmlns:w16se="http://schemas.microsoft.com/office/word/2015/wordml/symex" xmlns:wpg="http://schemas.microsoft.com/office/word/2010/wordprocessingGroup" xmlns:wpi="http://schemas.microsoft.com/office/word/2010/wordprocessingInk" xmlns:wne="http://schemas.microsoft.com/office/word/2006/wordml" xmlns:wps="http://schemas.microsoft.com/office/word/2010/wordprocessingShape" mc:Ignorable="w14 w15 w16se w16cid w16 w16cex w16sdtdh w16sdtfl w16du wp14">
+<w:numbering xmlns:wpc="http://schemas.microsoft.com/office/word/2010/wordprocessingCanvas" xmlns:cx="http://schemas.microsoft.com/office/drawing/2014/chartex" xmlns:mc="http://schemas.openxmlformats.org/markup-compatibility/2006" xmlns:o="urn:schemas-microsoft-com:office:office" xmlns:r="http://schemas.openxmlformats.org/officeDocument/2006/relationships" xmlns:m="http://schemas.openxmlformats.org/officeDocument/2006/math" xmlns:v="urn:schemas-microsoft-com:vml" xmlns:wp14="http://schemas.microsoft.com/office/word/2010/wordprocessingDrawing" xmlns:wp="http://schemas.openxmlformats.org/drawingml/2006/wordprocessingDrawing" xmlns:w10="urn:schemas-microsoft-com:office:word" xmlns:w="http://schemas.openxmlformats.org/wordprocessingml/2006/main" xmlns:w14="http://schemas.microsoft.com/office/word/2010/wordml" xmlns:w15="http://schemas.microsoft.com/office/word/2012/wordml" xmlns:w16se="http://schemas.microsoft.com/office/word/2015/wordml/symex" xmlns:wpg="http://schemas.microsoft.com/office/word/2010/wordprocessingGroup" xmlns:wpi="http://schemas.microsoft.com/office/word/2010/wordprocessingInk" xmlns:wne="http://schemas.microsoft.com/office/word/2006/wordml" xmlns:wps="http://schemas.microsoft.com/office/word/2010/wordprocessingShape" mc:Ignorable="w14 w15 w16se wp14">
   <w:abstractNum w:abstractNumId="0" w15:restartNumberingAfterBreak="0">
+    <w:nsid w:val="009C7D64"/>
+    <w:multiLevelType w:val="hybridMultilevel"/>
+    <w:tmpl w:val="5A12E606"/>
+    <w:lvl w:ilvl="0" w:tplc="0419000F">
+      <w:start w:val="1"/>
+      <w:numFmt w:val="decimal"/>
+      <w:lvlText w:val="%1."/>
+      <w:lvlJc w:val="left"/>
+      <w:pPr>
+        <w:ind w:left="720" w:hanging="360"/>
+      </w:pPr>
+    </w:lvl>
+    <w:lvl w:ilvl="1" w:tplc="04190001">
+      <w:start w:val="1"/>
+      <w:numFmt w:val="bullet"/>
+      <w:lvlText w:val=""/>
+      <w:lvlJc w:val="left"/>
+      <w:pPr>
+        <w:ind w:left="1440" w:hanging="360"/>
+      </w:pPr>
+      <w:rPr>
+        <w:rFonts w:ascii="Symbol" w:hAnsi="Symbol" w:hint="default"/>
+      </w:rPr>
+    </w:lvl>
+    <w:lvl w:ilvl="2" w:tplc="0419001B" w:tentative="1">
+      <w:start w:val="1"/>
+      <w:numFmt w:val="lowerRoman"/>
+      <w:lvlText w:val="%3."/>
+      <w:lvlJc w:val="right"/>
+      <w:pPr>
+        <w:ind w:left="2160" w:hanging="180"/>
+      </w:pPr>
+    </w:lvl>
+    <w:lvl w:ilvl="3" w:tplc="0419000F" w:tentative="1">
+      <w:start w:val="1"/>
+      <w:numFmt w:val="decimal"/>
+      <w:lvlText w:val="%4."/>
+      <w:lvlJc w:val="left"/>
+      <w:pPr>
+        <w:ind w:left="2880" w:hanging="360"/>
+      </w:pPr>
+    </w:lvl>
+    <w:lvl w:ilvl="4" w:tplc="04190019" w:tentative="1">
+      <w:start w:val="1"/>
+      <w:numFmt w:val="lowerLetter"/>
+      <w:lvlText w:val="%5."/>
+      <w:lvlJc w:val="left"/>
+      <w:pPr>
+        <w:ind w:left="3600" w:hanging="360"/>
+      </w:pPr>
+    </w:lvl>
+    <w:lvl w:ilvl="5" w:tplc="0419001B" w:tentative="1">
+      <w:start w:val="1"/>
+      <w:numFmt w:val="lowerRoman"/>
+      <w:lvlText w:val="%6."/>
+      <w:lvlJc w:val="right"/>
+      <w:pPr>
+        <w:ind w:left="4320" w:hanging="180"/>
+      </w:pPr>
+    </w:lvl>
+    <w:lvl w:ilvl="6" w:tplc="0419000F" w:tentative="1">
+      <w:start w:val="1"/>
+      <w:numFmt w:val="decimal"/>
+      <w:lvlText w:val="%7."/>
+      <w:lvlJc w:val="left"/>
+      <w:pPr>
+        <w:ind w:left="5040" w:hanging="360"/>
+      </w:pPr>
+    </w:lvl>
+    <w:lvl w:ilvl="7" w:tplc="04190019" w:tentative="1">
+      <w:start w:val="1"/>
+      <w:numFmt w:val="lowerLetter"/>
+      <w:lvlText w:val="%8."/>
+      <w:lvlJc w:val="left"/>
+      <w:pPr>
+        <w:ind w:left="5760" w:hanging="360"/>
+      </w:pPr>
+    </w:lvl>
+    <w:lvl w:ilvl="8" w:tplc="0419001B" w:tentative="1">
+      <w:start w:val="1"/>
+      <w:numFmt w:val="lowerRoman"/>
+      <w:lvlText w:val="%9."/>
+      <w:lvlJc w:val="right"/>
+      <w:pPr>
+        <w:ind w:left="6480" w:hanging="180"/>
+      </w:pPr>
+    </w:lvl>
+  </w:abstractNum>
+  <w:abstractNum w:abstractNumId="1" w15:restartNumberingAfterBreak="0">
     <w:nsid w:val="01497F06"/>
     <w:multiLevelType w:val="hybridMultilevel"/>
     <w:tmpl w:val="AC223B92"/>
@@ -21498,7 +21239,156 @@
       </w:rPr>
     </w:lvl>
   </w:abstractNum>
-  <w:abstractNum w:abstractNumId="1" w15:restartNumberingAfterBreak="0">
+  <w:abstractNum w:abstractNumId="2" w15:restartNumberingAfterBreak="0">
+    <w:nsid w:val="08DF0440"/>
+    <w:multiLevelType w:val="multilevel"/>
+    <w:tmpl w:val="9412DACC"/>
+    <w:lvl w:ilvl="0">
+      <w:start w:val="1"/>
+      <w:numFmt w:val="bullet"/>
+      <w:lvlText w:val=""/>
+      <w:lvlJc w:val="left"/>
+      <w:pPr>
+        <w:tabs>
+          <w:tab w:val="num" w:pos="720"/>
+        </w:tabs>
+        <w:ind w:left="720" w:hanging="360"/>
+      </w:pPr>
+      <w:rPr>
+        <w:rFonts w:ascii="Symbol" w:hAnsi="Symbol" w:hint="default"/>
+        <w:sz w:val="20"/>
+      </w:rPr>
+    </w:lvl>
+    <w:lvl w:ilvl="1" w:tentative="1">
+      <w:start w:val="1"/>
+      <w:numFmt w:val="bullet"/>
+      <w:lvlText w:val="o"/>
+      <w:lvlJc w:val="left"/>
+      <w:pPr>
+        <w:tabs>
+          <w:tab w:val="num" w:pos="1440"/>
+        </w:tabs>
+        <w:ind w:left="1440" w:hanging="360"/>
+      </w:pPr>
+      <w:rPr>
+        <w:rFonts w:ascii="Courier New" w:hAnsi="Courier New" w:hint="default"/>
+        <w:sz w:val="20"/>
+      </w:rPr>
+    </w:lvl>
+    <w:lvl w:ilvl="2" w:tentative="1">
+      <w:start w:val="1"/>
+      <w:numFmt w:val="bullet"/>
+      <w:lvlText w:val=""/>
+      <w:lvlJc w:val="left"/>
+      <w:pPr>
+        <w:tabs>
+          <w:tab w:val="num" w:pos="2160"/>
+        </w:tabs>
+        <w:ind w:left="2160" w:hanging="360"/>
+      </w:pPr>
+      <w:rPr>
+        <w:rFonts w:ascii="Wingdings" w:hAnsi="Wingdings" w:hint="default"/>
+        <w:sz w:val="20"/>
+      </w:rPr>
+    </w:lvl>
+    <w:lvl w:ilvl="3" w:tentative="1">
+      <w:start w:val="1"/>
+      <w:numFmt w:val="bullet"/>
+      <w:lvlText w:val=""/>
+      <w:lvlJc w:val="left"/>
+      <w:pPr>
+        <w:tabs>
+          <w:tab w:val="num" w:pos="2880"/>
+        </w:tabs>
+        <w:ind w:left="2880" w:hanging="360"/>
+      </w:pPr>
+      <w:rPr>
+        <w:rFonts w:ascii="Wingdings" w:hAnsi="Wingdings" w:hint="default"/>
+        <w:sz w:val="20"/>
+      </w:rPr>
+    </w:lvl>
+    <w:lvl w:ilvl="4" w:tentative="1">
+      <w:start w:val="1"/>
+      <w:numFmt w:val="bullet"/>
+      <w:lvlText w:val=""/>
+      <w:lvlJc w:val="left"/>
+      <w:pPr>
+        <w:tabs>
+          <w:tab w:val="num" w:pos="3600"/>
+        </w:tabs>
+        <w:ind w:left="3600" w:hanging="360"/>
+      </w:pPr>
+      <w:rPr>
+        <w:rFonts w:ascii="Wingdings" w:hAnsi="Wingdings" w:hint="default"/>
+        <w:sz w:val="20"/>
+      </w:rPr>
+    </w:lvl>
+    <w:lvl w:ilvl="5" w:tentative="1">
+      <w:start w:val="1"/>
+      <w:numFmt w:val="bullet"/>
+      <w:lvlText w:val=""/>
+      <w:lvlJc w:val="left"/>
+      <w:pPr>
+        <w:tabs>
+          <w:tab w:val="num" w:pos="4320"/>
+        </w:tabs>
+        <w:ind w:left="4320" w:hanging="360"/>
+      </w:pPr>
+      <w:rPr>
+        <w:rFonts w:ascii="Wingdings" w:hAnsi="Wingdings" w:hint="default"/>
+        <w:sz w:val="20"/>
+      </w:rPr>
+    </w:lvl>
+    <w:lvl w:ilvl="6" w:tentative="1">
+      <w:start w:val="1"/>
+      <w:numFmt w:val="bullet"/>
+      <w:lvlText w:val=""/>
+      <w:lvlJc w:val="left"/>
+      <w:pPr>
+        <w:tabs>
+          <w:tab w:val="num" w:pos="5040"/>
+        </w:tabs>
+        <w:ind w:left="5040" w:hanging="360"/>
+      </w:pPr>
+      <w:rPr>
+        <w:rFonts w:ascii="Wingdings" w:hAnsi="Wingdings" w:hint="default"/>
+        <w:sz w:val="20"/>
+      </w:rPr>
+    </w:lvl>
+    <w:lvl w:ilvl="7" w:tentative="1">
+      <w:start w:val="1"/>
+      <w:numFmt w:val="bullet"/>
+      <w:lvlText w:val=""/>
+      <w:lvlJc w:val="left"/>
+      <w:pPr>
+        <w:tabs>
+          <w:tab w:val="num" w:pos="5760"/>
+        </w:tabs>
+        <w:ind w:left="5760" w:hanging="360"/>
+      </w:pPr>
+      <w:rPr>
+        <w:rFonts w:ascii="Wingdings" w:hAnsi="Wingdings" w:hint="default"/>
+        <w:sz w:val="20"/>
+      </w:rPr>
+    </w:lvl>
+    <w:lvl w:ilvl="8" w:tentative="1">
+      <w:start w:val="1"/>
+      <w:numFmt w:val="bullet"/>
+      <w:lvlText w:val=""/>
+      <w:lvlJc w:val="left"/>
+      <w:pPr>
+        <w:tabs>
+          <w:tab w:val="num" w:pos="6480"/>
+        </w:tabs>
+        <w:ind w:left="6480" w:hanging="360"/>
+      </w:pPr>
+      <w:rPr>
+        <w:rFonts w:ascii="Wingdings" w:hAnsi="Wingdings" w:hint="default"/>
+        <w:sz w:val="20"/>
+      </w:rPr>
+    </w:lvl>
+  </w:abstractNum>
+  <w:abstractNum w:abstractNumId="3" w15:restartNumberingAfterBreak="0">
     <w:nsid w:val="0C845F63"/>
     <w:multiLevelType w:val="hybridMultilevel"/>
     <w:tmpl w:val="55AE5236"/>
@@ -21611,17 +21501,23 @@
       </w:rPr>
     </w:lvl>
   </w:abstractNum>
-  <w:num w:numId="1" w16cid:durableId="985354271">
+  <w:num w:numId="1">
+    <w:abstractNumId w:val="1"/>
+  </w:num>
+  <w:num w:numId="2">
+    <w:abstractNumId w:val="3"/>
+  </w:num>
+  <w:num w:numId="3">
     <w:abstractNumId w:val="0"/>
   </w:num>
-  <w:num w:numId="2" w16cid:durableId="1086075690">
-    <w:abstractNumId w:val="1"/>
+  <w:num w:numId="4">
+    <w:abstractNumId w:val="2"/>
   </w:num>
 </w:numbering>
 </file>
 
 <file path=word/styles.xml><?xml version="1.0" encoding="utf-8"?>
-<w:styles xmlns:mc="http://schemas.openxmlformats.org/markup-compatibility/2006" xmlns:r="http://schemas.openxmlformats.org/officeDocument/2006/relationships" xmlns:w="http://schemas.openxmlformats.org/wordprocessingml/2006/main" xmlns:w14="http://schemas.microsoft.com/office/word/2010/wordml" xmlns:w15="http://schemas.microsoft.com/office/word/2012/wordml" xmlns:w16cex="http://schemas.microsoft.com/office/word/2018/wordml/cex" xmlns:w16cid="http://schemas.microsoft.com/office/word/2016/wordml/cid" xmlns:w16="http://schemas.microsoft.com/office/word/2018/wordml" xmlns:w16du="http://schemas.microsoft.com/office/word/2023/wordml/word16du" xmlns:w16sdtdh="http://schemas.microsoft.com/office/word/2020/wordml/sdtdatahash" xmlns:w16sdtfl="http://schemas.microsoft.com/office/word/2024/wordml/sdtformatlock" xmlns:w16se="http://schemas.microsoft.com/office/word/2015/wordml/symex" mc:Ignorable="w14 w15 w16se w16cid w16 w16cex w16sdtdh w16sdtfl w16du">
+<w:styles xmlns:mc="http://schemas.openxmlformats.org/markup-compatibility/2006" xmlns:r="http://schemas.openxmlformats.org/officeDocument/2006/relationships" xmlns:w="http://schemas.openxmlformats.org/wordprocessingml/2006/main" xmlns:w14="http://schemas.microsoft.com/office/word/2010/wordml" xmlns:w15="http://schemas.microsoft.com/office/word/2012/wordml" xmlns:w16se="http://schemas.microsoft.com/office/word/2015/wordml/symex" mc:Ignorable="w14 w15 w16se">
   <w:docDefaults>
     <w:rPrDefault>
       <w:rPr>
@@ -21629,7 +21525,7 @@
         <w:kern w:val="2"/>
         <w:sz w:val="24"/>
         <w:szCs w:val="24"/>
-        <w:lang w:val="ru-US" w:eastAsia="en-US" w:bidi="ar-SA"/>
+        <w:lang w:eastAsia="en-US" w:bidi="ar-SA"/>
         <w14:ligatures w14:val="standardContextual"/>
       </w:rPr>
     </w:rPrDefault>
@@ -21639,7 +21535,7 @@
       </w:pPr>
     </w:pPrDefault>
   </w:docDefaults>
-  <w:latentStyles w:defLockedState="0" w:defUIPriority="99" w:defSemiHidden="0" w:defUnhideWhenUsed="0" w:defQFormat="0" w:count="376">
+  <w:latentStyles w:defLockedState="0" w:defUIPriority="99" w:defSemiHidden="0" w:defUnhideWhenUsed="0" w:defQFormat="0" w:count="371">
     <w:lsdException w:name="Normal" w:uiPriority="0" w:qFormat="1"/>
     <w:lsdException w:name="heading 1" w:uiPriority="9" w:qFormat="1"/>
     <w:lsdException w:name="heading 2" w:semiHidden="1" w:uiPriority="9" w:unhideWhenUsed="1" w:qFormat="1"/>
@@ -22011,11 +21907,6 @@
     <w:lsdException w:name="List Table 5 Dark Accent 6" w:uiPriority="50"/>
     <w:lsdException w:name="List Table 6 Colorful Accent 6" w:uiPriority="51"/>
     <w:lsdException w:name="List Table 7 Colorful Accent 6" w:uiPriority="52"/>
-    <w:lsdException w:name="Mention" w:semiHidden="1" w:unhideWhenUsed="1"/>
-    <w:lsdException w:name="Smart Hyperlink" w:semiHidden="1" w:unhideWhenUsed="1"/>
-    <w:lsdException w:name="Hashtag" w:semiHidden="1" w:unhideWhenUsed="1"/>
-    <w:lsdException w:name="Unresolved Mention" w:semiHidden="1" w:unhideWhenUsed="1"/>
-    <w:lsdException w:name="Smart Link" w:semiHidden="1" w:unhideWhenUsed="1"/>
   </w:latentStyles>
   <w:style w:type="paragraph" w:default="1" w:styleId="a">
     <w:name w:val="Normal"/>
@@ -22597,6 +22488,21 @@
       <w:lang w:val="ru-RU"/>
     </w:rPr>
   </w:style>
+  <w:style w:type="character" w:customStyle="1" w:styleId="fontstyle01">
+    <w:name w:val="fontstyle01"/>
+    <w:basedOn w:val="a0"/>
+    <w:rsid w:val="00381ABC"/>
+    <w:rPr>
+      <w:rFonts w:ascii="Times New Roman" w:hAnsi="Times New Roman" w:cs="Times New Roman" w:hint="default"/>
+      <w:b w:val="0"/>
+      <w:bCs w:val="0"/>
+      <w:i w:val="0"/>
+      <w:iCs w:val="0"/>
+      <w:color w:val="000000"/>
+      <w:sz w:val="28"/>
+      <w:szCs w:val="28"/>
+    </w:rPr>
+  </w:style>
 </w:styles>
 </file>
 
@@ -22900,7 +22806,7 @@
 </file>
 
 <file path=customXml/itemProps1.xml><?xml version="1.0" encoding="utf-8"?>
-<ds:datastoreItem xmlns:ds="http://schemas.openxmlformats.org/officeDocument/2006/customXml" ds:itemID="{69D2A6F4-A3E6-8944-8586-57CE8CA122AA}">
+<ds:datastoreItem xmlns:ds="http://schemas.openxmlformats.org/officeDocument/2006/customXml" ds:itemID="{90D8EF57-95C9-4F72-8F64-0031BECB8202}">
   <ds:schemaRefs>
     <ds:schemaRef ds:uri="http://schemas.openxmlformats.org/officeDocument/2006/bibliography"/>
   </ds:schemaRefs>
